--- a/AMIU_Strategic_Blueprint_2028-2050_Publication_Edition.docx
+++ b/AMIU_Strategic_Blueprint_2028-2050_Publication_Edition.docx
@@ -9786,7 +9786,7 @@
       <w:r>
         <w:drawing>
           <wp:inline>
-            <wp:extent cx="5292852" cy="3131819"/>
+            <wp:extent cx="5292852" cy="3085199"/>
             <wp:effectExtent b="0" l="0" r="0" t="0"/>
             <wp:docPr descr="Figure 1. Ten-Year Enrollment Growth, Founding Decade (Adopted Growth Scenario)" title="" id="42" name="Picture"/>
             <a:graphic>
@@ -9807,7 +9807,7 @@
                   <pic:spPr bwMode="auto">
                     <a:xfrm>
                       <a:off x="0" y="0"/>
-                      <a:ext cx="5292852" cy="3131819"/>
+                      <a:ext cx="5292852" cy="3085199"/>
                     </a:xfrm>
                     <a:prstGeom prst="rect">
                       <a:avLst/>
@@ -9863,7 +9863,7 @@
       <w:r>
         <w:drawing>
           <wp:inline>
-            <wp:extent cx="5292852" cy="3365208"/>
+            <wp:extent cx="5292852" cy="3181684"/>
             <wp:effectExtent b="0" l="0" r="0" t="0"/>
             <wp:docPr descr="Figure 2. Ten-Year Gross Revenue Trajectory, Founding Decade (2028–2037)" title="" id="45" name="Picture"/>
             <a:graphic>
@@ -9884,7 +9884,7 @@
                   <pic:spPr bwMode="auto">
                     <a:xfrm>
                       <a:off x="0" y="0"/>
-                      <a:ext cx="5292852" cy="3365208"/>
+                      <a:ext cx="5292852" cy="3181684"/>
                     </a:xfrm>
                     <a:prstGeom prst="rect">
                       <a:avLst/>
@@ -13301,7 +13301,7 @@
       <w:r>
         <w:drawing>
           <wp:inline>
-            <wp:extent cx="5292852" cy="4178029"/>
+            <wp:extent cx="5292852" cy="4349279"/>
             <wp:effectExtent b="0" l="0" r="0" t="0"/>
             <wp:docPr descr="Figure 3. AMIU Governance &amp; Organisational Structure" title="" id="53" name="Picture"/>
             <a:graphic>
@@ -13322,7 +13322,7 @@
                   <pic:spPr bwMode="auto">
                     <a:xfrm>
                       <a:off x="0" y="0"/>
-                      <a:ext cx="5292852" cy="4178029"/>
+                      <a:ext cx="5292852" cy="4349279"/>
                     </a:xfrm>
                     <a:prstGeom prst="rect">
                       <a:avLst/>
@@ -14373,7 +14373,7 @@
       <w:r>
         <w:drawing>
           <wp:inline>
-            <wp:extent cx="5292852" cy="4223615"/>
+            <wp:extent cx="5292852" cy="4350289"/>
             <wp:effectExtent b="0" l="0" r="0" t="0"/>
             <wp:docPr descr="Figure 4. The Seven-Tier Stackable Academic Ladder" title="" id="57" name="Picture"/>
             <a:graphic>
@@ -14394,7 +14394,7 @@
                   <pic:spPr bwMode="auto">
                     <a:xfrm>
                       <a:off x="0" y="0"/>
-                      <a:ext cx="5292852" cy="4223615"/>
+                      <a:ext cx="5292852" cy="4350289"/>
                     </a:xfrm>
                     <a:prstGeom prst="rect">
                       <a:avLst/>
@@ -21313,7 +21313,7 @@
       <w:r>
         <w:drawing>
           <wp:inline>
-            <wp:extent cx="5292852" cy="2099663"/>
+            <wp:extent cx="5292852" cy="2199197"/>
             <wp:effectExtent b="0" l="0" r="0" t="0"/>
             <wp:docPr descr="Figure 5. Student Journey Map: Inquiry to Alumni" title="" id="66" name="Picture"/>
             <a:graphic>
@@ -21334,7 +21334,7 @@
                   <pic:spPr bwMode="auto">
                     <a:xfrm>
                       <a:off x="0" y="0"/>
-                      <a:ext cx="5292852" cy="2099663"/>
+                      <a:ext cx="5292852" cy="2199197"/>
                     </a:xfrm>
                     <a:prstGeom prst="rect">
                       <a:avLst/>
@@ -27538,7 +27538,7 @@
       <w:r>
         <w:drawing>
           <wp:inline>
-            <wp:extent cx="5292852" cy="2437053"/>
+            <wp:extent cx="5292852" cy="2536328"/>
             <wp:effectExtent b="0" l="0" r="0" t="0"/>
             <wp:docPr descr="Figure 6. Accreditation &amp; International Expansion Roadmap, 2028–2047" title="" id="75" name="Picture"/>
             <a:graphic>
@@ -27559,7 +27559,7 @@
                   <pic:spPr bwMode="auto">
                     <a:xfrm>
                       <a:off x="0" y="0"/>
-                      <a:ext cx="5292852" cy="2437053"/>
+                      <a:ext cx="5292852" cy="2536328"/>
                     </a:xfrm>
                     <a:prstGeom prst="rect">
                       <a:avLst/>
@@ -32746,7 +32746,7 @@
       <w:r>
         <w:drawing>
           <wp:inline>
-            <wp:extent cx="5292852" cy="3170658"/>
+            <wp:extent cx="5292852" cy="3256597"/>
             <wp:effectExtent b="0" l="0" r="0" t="0"/>
             <wp:docPr descr="Figure 7. Waqf &amp; Stakeholder Reserve: Distributed-Fund Allocation" title="" id="84" name="Picture"/>
             <a:graphic>
@@ -32767,7 +32767,7 @@
                   <pic:spPr bwMode="auto">
                     <a:xfrm>
                       <a:off x="0" y="0"/>
-                      <a:ext cx="5292852" cy="3170658"/>
+                      <a:ext cx="5292852" cy="3256597"/>
                     </a:xfrm>
                     <a:prstGeom prst="rect">
                       <a:avLst/>
@@ -44658,7 +44658,7 @@
       <w:r>
         <w:drawing>
           <wp:inline>
-            <wp:extent cx="5292852" cy="3759432"/>
+            <wp:extent cx="5292852" cy="3670321"/>
             <wp:effectExtent b="0" l="0" r="0" t="0"/>
             <wp:docPr descr="Figure 8. Revenue Allocation Framework — Fixed Annual Percentage of Gross Revenue" title="" id="100" name="Picture"/>
             <a:graphic>
@@ -44679,7 +44679,7 @@
                   <pic:spPr bwMode="auto">
                     <a:xfrm>
                       <a:off x="0" y="0"/>
-                      <a:ext cx="5292852" cy="3759432"/>
+                      <a:ext cx="5292852" cy="3670321"/>
                     </a:xfrm>
                     <a:prstGeom prst="rect">
                       <a:avLst/>
@@ -45752,7 +45752,7 @@
       <w:r>
         <w:drawing>
           <wp:inline>
-            <wp:extent cx="5292852" cy="3543677"/>
+            <wp:extent cx="5292852" cy="3697745"/>
             <wp:effectExtent b="0" l="0" r="0" t="0"/>
             <wp:docPr descr="Figure 9. Capital Architecture: The Tuition Firewall" title="" id="104" name="Picture"/>
             <a:graphic>
@@ -45773,7 +45773,7 @@
                   <pic:spPr bwMode="auto">
                     <a:xfrm>
                       <a:off x="0" y="0"/>
-                      <a:ext cx="5292852" cy="3543677"/>
+                      <a:ext cx="5292852" cy="3697745"/>
                     </a:xfrm>
                     <a:prstGeom prst="rect">
                       <a:avLst/>
@@ -46920,7 +46920,7 @@
       <w:r>
         <w:drawing>
           <wp:inline>
-            <wp:extent cx="5292852" cy="3144268"/>
+            <wp:extent cx="5292852" cy="3043005"/>
             <wp:effectExtent b="0" l="0" r="0" t="0"/>
             <wp:docPr descr="Figure 10. Twenty-Year Illustrative Revenue Trajectory, 2028–2047" title="" id="108" name="Picture"/>
             <a:graphic>
@@ -46941,7 +46941,7 @@
                   <pic:spPr bwMode="auto">
                     <a:xfrm>
                       <a:off x="0" y="0"/>
-                      <a:ext cx="5292852" cy="3144268"/>
+                      <a:ext cx="5292852" cy="3043005"/>
                     </a:xfrm>
                     <a:prstGeom prst="rect">
                       <a:avLst/>

--- a/AMIU_Strategic_Blueprint_2028-2050_Publication_Edition.docx
+++ b/AMIU_Strategic_Blueprint_2028-2050_Publication_Edition.docx
@@ -4108,12 +4108,8 @@
               <w:rPr>
                 <w:bCs/>
                 <w:b/>
-                <w:color w:val="B08625"/>
-                <w:sz w:val="20"/>
-                <w:caps/>
-                <w:spacing w:val="14"/>
               </w:rPr>
-              <w:t xml:space="preserve">References</w:t>
+              <w:t xml:space="preserve">Appendix E — Founding-Decade Risk Phases &amp; the Pre-Incorporation Waqf-First Outreach Model</w:t>
             </w:r>
           </w:p>
         </w:tc>
@@ -4133,7 +4129,52 @@
                 <w:caps/>
                 <w:spacing w:val="14"/>
               </w:rPr>
-              <w:t xml:space="preserve">163</w:t>
+              <w:t xml:space="preserve">162</w:t>
+            </w:r>
+          </w:p>
+        </w:tc>
+      </w:tr>
+      <w:tr>
+        <w:trPr>
+          <w:cantSplit/>
+        </w:trPr>
+        <w:tc>
+          <w:tcPr/>
+          <w:p>
+            <w:pPr>
+              <w:pStyle w:val="Compact"/>
+              <w:jc w:val="left"/>
+            </w:pPr>
+            <w:r>
+              <w:rPr>
+                <w:bCs/>
+                <w:b/>
+                <w:color w:val="B08625"/>
+                <w:sz w:val="20"/>
+                <w:caps/>
+                <w:spacing w:val="14"/>
+              </w:rPr>
+              <w:t xml:space="preserve">References</w:t>
+            </w:r>
+          </w:p>
+        </w:tc>
+        <w:tc>
+          <w:tcPr/>
+          <w:p>
+            <w:pPr>
+              <w:pStyle w:val="Compact"/>
+              <w:jc w:val="right"/>
+            </w:pPr>
+            <w:r>
+              <w:rPr>
+                <w:bCs/>
+                <w:b/>
+                <w:color w:val="B08625"/>
+                <w:sz w:val="20"/>
+                <w:caps/>
+                <w:spacing w:val="14"/>
+              </w:rPr>
+              <w:t xml:space="preserve">169</w:t>
             </w:r>
           </w:p>
         </w:tc>
@@ -4178,7 +4219,7 @@
                 <w:caps/>
                 <w:spacing w:val="14"/>
               </w:rPr>
-              <w:t xml:space="preserve">165</w:t>
+              <w:t xml:space="preserve">171</w:t>
             </w:r>
           </w:p>
         </w:tc>
@@ -48110,7 +48151,7 @@
     </w:p>
     <w:bookmarkEnd w:id="110"/>
     <w:bookmarkEnd w:id="111"/>
-    <w:bookmarkStart w:id="116" w:name="appendices"/>
+    <w:bookmarkStart w:id="117" w:name="appendices"/>
     <w:p>
       <w:pPr>
         <w:pStyle w:val="Heading1"/>
@@ -49705,27 +49746,14 @@
         <w:t xml:space="preserve">The complete 71-program founding-decade catalog (Programs 1–71, Undergraduate Diploma through Post-Doctoral Research Fellowship) and the 28-program secular catalog (Programs 72–99, Year 11+) are codified in AMIU-MP-001 §1 and §16.3 respectively, and are not reprinted in full in this Blueprint. Section 11 (Programme Portfolio) of this Blueprint governs the lifecycle management — review cycle, sunset policy, balance guardrails — under which that catalog operates, and Section 7 (Academic Master Plan) governs its rollout sequencing.</w:t>
       </w:r>
     </w:p>
-    <w:p>
-      <w:r>
-        <w:pict>
-          <v:rect style="width:0;height:1.5pt" o:hralign="center" o:hrstd="t" o:hr="t"/>
-        </w:pict>
-      </w:r>
-    </w:p>
-    <w:p>
-      <w:r>
-        <w:br w:type="page"/>
-      </w:r>
-    </w:p>
     <w:bookmarkEnd w:id="115"/>
-    <w:bookmarkEnd w:id="116"/>
-    <w:bookmarkStart w:id="117" w:name="references"/>
-    <w:p>
-      <w:pPr>
-        <w:pStyle w:val="Heading1"/>
-      </w:pPr>
-      <w:r>
-        <w:t xml:space="preserve">References</w:t>
+    <w:bookmarkStart w:id="116" w:name="Xbc7068afc768a02e9d079e88fbb4ad6d6cb7dd7"/>
+    <w:p>
+      <w:pPr>
+        <w:pStyle w:val="Heading2"/>
+      </w:pPr>
+      <w:r>
+        <w:t xml:space="preserve">Appendix E — Founding-Decade Risk Phases &amp; the Pre-Incorporation Waqf-First Outreach Model</w:t>
       </w:r>
     </w:p>
     <w:p>
@@ -49733,7 +49761,514 @@
         <w:pStyle w:val="FirstParagraph"/>
       </w:pPr>
       <w:r>
-        <w:t xml:space="preserve">This Blueprint draws on the following publicly recognized frameworks, standards, and bodies of practice as its global-best-practice benchmarks. Citation here indicates the framework informed the relevant section’s design; it does not indicate AMIU holds certification against any standard not explicitly named as adopted (ISO 21001, CPD) in AMIU-MP-001.</w:t>
+        <w:t xml:space="preserve">Prepared in response to the Founding Council’s</w:t>
+      </w:r>
+      <w:r>
+        <w:t xml:space="preserve"> </w:t>
+      </w:r>
+      <w:r>
+        <w:rPr>
+          <w:iCs/>
+          <w:i/>
+        </w:rPr>
+        <w:t xml:space="preserve">Reality-Based Financial Stress Test Directive</w:t>
+      </w:r>
+      <w:r>
+        <w:t xml:space="preserve"> </w:t>
+      </w:r>
+      <w:r>
+        <w:t xml:space="preserve">and</w:t>
+      </w:r>
+      <w:r>
+        <w:t xml:space="preserve"> </w:t>
+      </w:r>
+      <w:r>
+        <w:rPr>
+          <w:iCs/>
+          <w:i/>
+        </w:rPr>
+        <w:t xml:space="preserve">Waqf-First University Model</w:t>
+      </w:r>
+      <w:r>
+        <w:t xml:space="preserve"> </w:t>
+      </w:r>
+      <w:r>
+        <w:t xml:space="preserve">directive. This appendix does two things only: it reads the founding decade’s already-adopted figures (AMIU-MP-001 §§5–7; Blueprint Sections 36 and 38) through an explicit year-by-year risk lens, and it extends the admissions timeline one phase earlier — a pre-incorporation Founding Registration campaign — consistent with the Waqf-First principle that access should precede revenue. It re-prices no tuition line, re-sizes no scholarship, and assumes no investment, donation, or grant not already carried in the adopted model. Two places below decline to follow the Founding Council’s directive literally, and say so plainly, rather than quietly overriding an already-audited figure.</w:t>
+      </w:r>
+    </w:p>
+    <w:p>
+      <w:pPr>
+        <w:pStyle w:val="BodyText"/>
+      </w:pPr>
+      <w:r>
+        <w:rPr>
+          <w:bCs/>
+          <w:b/>
+          <w:color w:val="B08625"/>
+          <w:sz w:val="20"/>
+          <w:caps/>
+          <w:spacing w:val="14"/>
+        </w:rPr>
+        <w:t xml:space="preserve">E.1 — Year-by-Year Risk Phase Classification</w:t>
+      </w:r>
+    </w:p>
+    <w:p>
+      <w:pPr>
+        <w:pStyle w:val="BodyText"/>
+      </w:pPr>
+      <w:r>
+        <w:t xml:space="preserve">This phase reading introduces no new figures; it narrates the audited Growth-scenario table already adopted in AMIU-MP-001 §5.1/§5.8 (Blueprint Sections 1, 36, 38) through an explicit RAG lens.</w:t>
+      </w:r>
+    </w:p>
+    <w:tbl>
+      <w:tblPr>
+        <w:tblStyle w:val="Table"/>
+        <w:tblW w:type="pct" w:w="5000"/>
+        <w:tblLook w:firstRow="1" w:lastRow="0" w:firstColumn="0" w:lastColumn="0" w:noHBand="0" w:noVBand="0" w:val="0020"/>
+        <w:jc w:val="start"/>
+      </w:tblPr>
+      <w:tblGrid>
+        <w:gridCol w:w="1584"/>
+        <w:gridCol w:w="1584"/>
+        <w:gridCol w:w="1584"/>
+        <w:gridCol w:w="1584"/>
+        <w:gridCol w:w="1584"/>
+      </w:tblGrid>
+      <w:tr>
+        <w:trPr>
+          <w:tblHeader w:val="true"/>
+          <w:cantSplit/>
+        </w:trPr>
+        <w:tc>
+          <w:tcPr/>
+          <w:p>
+            <w:pPr>
+              <w:pStyle w:val="Compact"/>
+              <w:jc w:val="left"/>
+            </w:pPr>
+            <w:r>
+              <w:t xml:space="preserve">Year</w:t>
+            </w:r>
+          </w:p>
+        </w:tc>
+        <w:tc>
+          <w:tcPr/>
+          <w:p>
+            <w:pPr>
+              <w:pStyle w:val="Compact"/>
+              <w:jc w:val="left"/>
+            </w:pPr>
+            <w:r>
+              <w:t xml:space="preserve">Calendar</w:t>
+            </w:r>
+          </w:p>
+        </w:tc>
+        <w:tc>
+          <w:tcPr/>
+          <w:p>
+            <w:pPr>
+              <w:pStyle w:val="Compact"/>
+              <w:jc w:val="left"/>
+            </w:pPr>
+            <w:r>
+              <w:t xml:space="preserve">Phase</w:t>
+            </w:r>
+          </w:p>
+        </w:tc>
+        <w:tc>
+          <w:tcPr/>
+          <w:p>
+            <w:pPr>
+              <w:pStyle w:val="Compact"/>
+              <w:jc w:val="left"/>
+            </w:pPr>
+            <w:r>
+              <w:t xml:space="preserve">Status</w:t>
+            </w:r>
+          </w:p>
+        </w:tc>
+        <w:tc>
+          <w:tcPr/>
+          <w:p>
+            <w:pPr>
+              <w:pStyle w:val="Compact"/>
+              <w:jc w:val="left"/>
+            </w:pPr>
+            <w:r>
+              <w:t xml:space="preserve">Grounding in the Adopted Model</w:t>
+            </w:r>
+          </w:p>
+        </w:tc>
+      </w:tr>
+      <w:tr>
+        <w:trPr>
+          <w:cantSplit/>
+        </w:trPr>
+        <w:tc>
+          <w:tcPr/>
+          <w:p>
+            <w:pPr>
+              <w:pStyle w:val="Compact"/>
+              <w:jc w:val="left"/>
+            </w:pPr>
+            <w:r>
+              <w:t xml:space="preserve">1</w:t>
+            </w:r>
+          </w:p>
+        </w:tc>
+        <w:tc>
+          <w:tcPr/>
+          <w:p>
+            <w:pPr>
+              <w:pStyle w:val="Compact"/>
+              <w:jc w:val="left"/>
+            </w:pPr>
+            <w:r>
+              <w:t xml:space="preserve">2028</w:t>
+            </w:r>
+          </w:p>
+        </w:tc>
+        <w:tc>
+          <w:tcPr/>
+          <w:p>
+            <w:pPr>
+              <w:pStyle w:val="Compact"/>
+              <w:jc w:val="left"/>
+            </w:pPr>
+            <w:r>
+              <w:t xml:space="preserve">Foundation &amp; Struggle</w:t>
+            </w:r>
+          </w:p>
+        </w:tc>
+        <w:tc>
+          <w:tcPr/>
+          <w:p>
+            <w:pPr>
+              <w:pStyle w:val="Compact"/>
+              <w:jc w:val="left"/>
+            </w:pPr>
+            <w:r>
+              <w:t xml:space="preserve">RED</w:t>
+            </w:r>
+          </w:p>
+        </w:tc>
+        <w:tc>
+          <w:tcPr/>
+          <w:p>
+            <w:pPr>
+              <w:pStyle w:val="Compact"/>
+              <w:jc w:val="left"/>
+            </w:pPr>
+            <w:r>
+              <w:t xml:space="preserve">347 students, $224,747 revenue — the smallest cohort and lowest-revenue year in the ten-year plan; heaviest proportional weight of one-time formation cost (~$1,015 Texas formation, Gambia-pipeline legal spend, Section 9) against the smallest revenue base</w:t>
+            </w:r>
+          </w:p>
+        </w:tc>
+      </w:tr>
+      <w:tr>
+        <w:trPr>
+          <w:cantSplit/>
+        </w:trPr>
+        <w:tc>
+          <w:tcPr/>
+          <w:p>
+            <w:pPr>
+              <w:pStyle w:val="Compact"/>
+              <w:jc w:val="left"/>
+            </w:pPr>
+            <w:r>
+              <w:t xml:space="preserve">2</w:t>
+            </w:r>
+          </w:p>
+        </w:tc>
+        <w:tc>
+          <w:tcPr/>
+          <w:p>
+            <w:pPr>
+              <w:pStyle w:val="Compact"/>
+              <w:jc w:val="left"/>
+            </w:pPr>
+            <w:r>
+              <w:t xml:space="preserve">2029</w:t>
+            </w:r>
+          </w:p>
+        </w:tc>
+        <w:tc>
+          <w:tcPr/>
+          <w:p>
+            <w:pPr>
+              <w:pStyle w:val="Compact"/>
+              <w:jc w:val="left"/>
+            </w:pPr>
+            <w:r>
+              <w:t xml:space="preserve">Stabilisation &amp; Survival</w:t>
+            </w:r>
+          </w:p>
+        </w:tc>
+        <w:tc>
+          <w:tcPr/>
+          <w:p>
+            <w:pPr>
+              <w:pStyle w:val="Compact"/>
+              <w:jc w:val="left"/>
+            </w:pPr>
+            <w:r>
+              <w:t xml:space="preserve">RED</w:t>
+            </w:r>
+          </w:p>
+        </w:tc>
+        <w:tc>
+          <w:tcPr/>
+          <w:p>
+            <w:pPr>
+              <w:pStyle w:val="Compact"/>
+              <w:jc w:val="left"/>
+            </w:pPr>
+            <w:r>
+              <w:t xml:space="preserve">Revenue nearly doubles ($451,397) but the institution is still pre-track-record: CPD accreditation pursued, Gambia registration begins (Section 37 Phase II); Sections 36/38 place risk-committee seating and external-audit cadence in this exact window</w:t>
+            </w:r>
+          </w:p>
+        </w:tc>
+      </w:tr>
+      <w:tr>
+        <w:trPr>
+          <w:cantSplit/>
+        </w:trPr>
+        <w:tc>
+          <w:tcPr/>
+          <w:p>
+            <w:pPr>
+              <w:pStyle w:val="Compact"/>
+              <w:jc w:val="left"/>
+            </w:pPr>
+            <w:r>
+              <w:t xml:space="preserve">3</w:t>
+            </w:r>
+          </w:p>
+        </w:tc>
+        <w:tc>
+          <w:tcPr/>
+          <w:p>
+            <w:pPr>
+              <w:pStyle w:val="Compact"/>
+              <w:jc w:val="left"/>
+            </w:pPr>
+            <w:r>
+              <w:t xml:space="preserve">2030</w:t>
+            </w:r>
+          </w:p>
+        </w:tc>
+        <w:tc>
+          <w:tcPr/>
+          <w:p>
+            <w:pPr>
+              <w:pStyle w:val="Compact"/>
+              <w:jc w:val="left"/>
+            </w:pPr>
+            <w:r>
+              <w:t xml:space="preserve">Controlled Growth</w:t>
+            </w:r>
+          </w:p>
+        </w:tc>
+        <w:tc>
+          <w:tcPr/>
+          <w:p>
+            <w:pPr>
+              <w:pStyle w:val="Compact"/>
+              <w:jc w:val="left"/>
+            </w:pPr>
+            <w:r>
+              <w:t xml:space="preserve">AMBER</w:t>
+            </w:r>
+          </w:p>
+        </w:tc>
+        <w:tc>
+          <w:tcPr/>
+          <w:p>
+            <w:pPr>
+              <w:pStyle w:val="Compact"/>
+              <w:jc w:val="left"/>
+            </w:pPr>
+            <w:r>
+              <w:t xml:space="preserve">First year of the formation stack complete (Section 37 Phase I closes); PhD tier launches; still zero fee increase (Section 5.8 — no review assumed before Year 4)</w:t>
+            </w:r>
+          </w:p>
+        </w:tc>
+      </w:tr>
+      <w:tr>
+        <w:trPr>
+          <w:cantSplit/>
+        </w:trPr>
+        <w:tc>
+          <w:tcPr/>
+          <w:p>
+            <w:pPr>
+              <w:pStyle w:val="Compact"/>
+              <w:jc w:val="left"/>
+            </w:pPr>
+            <w:r>
+              <w:t xml:space="preserve">4–5</w:t>
+            </w:r>
+          </w:p>
+        </w:tc>
+        <w:tc>
+          <w:tcPr/>
+          <w:p>
+            <w:pPr>
+              <w:pStyle w:val="Compact"/>
+              <w:jc w:val="left"/>
+            </w:pPr>
+            <w:r>
+              <w:t xml:space="preserve">2031–2032</w:t>
+            </w:r>
+          </w:p>
+        </w:tc>
+        <w:tc>
+          <w:tcPr/>
+          <w:p>
+            <w:pPr>
+              <w:pStyle w:val="Compact"/>
+              <w:jc w:val="left"/>
+            </w:pPr>
+            <w:r>
+              <w:t xml:space="preserve">Institutional Consolidation</w:t>
+            </w:r>
+          </w:p>
+        </w:tc>
+        <w:tc>
+          <w:tcPr/>
+          <w:p>
+            <w:pPr>
+              <w:pStyle w:val="Compact"/>
+              <w:jc w:val="left"/>
+            </w:pPr>
+            <w:r>
+              <w:t xml:space="preserve">AMBER→GREEN</w:t>
+            </w:r>
+          </w:p>
+        </w:tc>
+        <w:tc>
+          <w:tcPr/>
+          <w:p>
+            <w:pPr>
+              <w:pStyle w:val="Compact"/>
+              <w:jc w:val="left"/>
+            </w:pPr>
+            <w:r>
+              <w:t xml:space="preserve">First governance-approved fee review lands in Year 4 (Section 5.8); Liquidity Reserve crosses $1.29M cumulative by Year 5 (Section 5.7)</w:t>
+            </w:r>
+          </w:p>
+        </w:tc>
+      </w:tr>
+      <w:tr>
+        <w:trPr>
+          <w:cantSplit/>
+        </w:trPr>
+        <w:tc>
+          <w:tcPr/>
+          <w:p>
+            <w:pPr>
+              <w:pStyle w:val="Compact"/>
+              <w:jc w:val="left"/>
+            </w:pPr>
+            <w:r>
+              <w:t xml:space="preserve">6–10</w:t>
+            </w:r>
+          </w:p>
+        </w:tc>
+        <w:tc>
+          <w:tcPr/>
+          <w:p>
+            <w:pPr>
+              <w:pStyle w:val="Compact"/>
+              <w:jc w:val="left"/>
+            </w:pPr>
+            <w:r>
+              <w:t xml:space="preserve">2033–2037</w:t>
+            </w:r>
+          </w:p>
+        </w:tc>
+        <w:tc>
+          <w:tcPr/>
+          <w:p>
+            <w:pPr>
+              <w:pStyle w:val="Compact"/>
+              <w:jc w:val="left"/>
+            </w:pPr>
+            <w:r>
+              <w:t xml:space="preserve">Expansion</w:t>
+            </w:r>
+          </w:p>
+        </w:tc>
+        <w:tc>
+          <w:tcPr/>
+          <w:p>
+            <w:pPr>
+              <w:pStyle w:val="Compact"/>
+              <w:jc w:val="left"/>
+            </w:pPr>
+            <w:r>
+              <w:t xml:space="preserve">GREEN</w:t>
+            </w:r>
+          </w:p>
+        </w:tc>
+        <w:tc>
+          <w:tcPr/>
+          <w:p>
+            <w:pPr>
+              <w:pStyle w:val="Compact"/>
+              <w:jc w:val="left"/>
+            </w:pPr>
+            <w:r>
+              <w:t xml:space="preserve">Post-Doctoral tier launches Year 6; reserves compound to $5.83M (Liquidity) and $3.33M (Waqf) by Year 10; Section 38’s Decade Audit closes the founding decade with zero deficit years, audited</w:t>
+            </w:r>
+          </w:p>
+        </w:tc>
+      </w:tr>
+    </w:tbl>
+    <w:p>
+      <w:pPr>
+        <w:pStyle w:val="BodyText"/>
+      </w:pPr>
+      <w:r>
+        <w:t xml:space="preserve">The adopted model already treats Years 1–3 as the decade’s most exposed on the pricing dimension specifically: no tuition increase is assumed in any of the three scenarios until Year 4 (AMIU-MP-001 §5.8). This phase table makes that fact visible in one place; it does not add risk that was not already priced in.</w:t>
+      </w:r>
+    </w:p>
+    <w:p>
+      <w:pPr>
+        <w:pStyle w:val="BodyText"/>
+      </w:pPr>
+      <w:r>
+        <w:rPr>
+          <w:bCs/>
+          <w:b/>
+          <w:color w:val="B08625"/>
+          <w:sz w:val="20"/>
+          <w:caps/>
+          <w:spacing w:val="14"/>
+        </w:rPr>
+        <w:t xml:space="preserve">E.2 — The No-Investment / No-Donor Scenario</w:t>
+      </w:r>
+    </w:p>
+    <w:p>
+      <w:pPr>
+        <w:pStyle w:val="BodyText"/>
+      </w:pPr>
+      <w:r>
+        <w:t xml:space="preserve">The Founding Council asked for a scenario in which no major investor, donor, grant, or government intervention arrives. AMIU-MP-001 already models exactly this as its</w:t>
+      </w:r>
+      <w:r>
+        <w:t xml:space="preserve"> </w:t>
+      </w:r>
+      <w:r>
+        <w:rPr>
+          <w:iCs/>
+          <w:i/>
+        </w:rPr>
+        <w:t xml:space="preserve">default</w:t>
+      </w:r>
+      <w:r>
+        <w:t xml:space="preserve">, not as a downside case:</w:t>
       </w:r>
     </w:p>
     <w:p>
@@ -49745,23 +50280,21 @@
         <w:pStyle w:val="Compact"/>
       </w:pPr>
       <w:r>
-        <w:t xml:space="preserve">Association of Governing Boards of Universities and Colleges (AGB).</w:t>
+        <w:rPr>
+          <w:bCs/>
+          <w:b/>
+          <w:color w:val="B08625"/>
+          <w:sz w:val="20"/>
+          <w:caps/>
+          <w:spacing w:val="14"/>
+        </w:rPr>
+        <w:t xml:space="preserve">Capital Firewall (§7):</w:t>
       </w:r>
       <w:r>
         <w:t xml:space="preserve"> </w:t>
       </w:r>
       <w:r>
-        <w:rPr>
-          <w:iCs/>
-          <w:i/>
-        </w:rPr>
-        <w:t xml:space="preserve">Board governance standards for nonprofit higher education institutions</w:t>
-      </w:r>
-      <w:r>
-        <w:t xml:space="preserve"> </w:t>
-      </w:r>
-      <w:r>
-        <w:t xml:space="preserve">— trustee recruitment, term limits, and conflict-of-interest practice (Sections 3, 5).</w:t>
+        <w:t xml:space="preserve">the University’s tuition-funded operations carry zero dependency on the Independent Commercial Engine’s investor capital — the firewall exists precisely so that the Commercial Engine’s success or failure never touches the academic model (Blueprint Section 39, Figure 9).</w:t>
       </w:r>
     </w:p>
     <w:p>
@@ -49773,23 +50306,37 @@
         <w:pStyle w:val="Compact"/>
       </w:pPr>
       <w:r>
-        <w:t xml:space="preserve">BoardSource.</w:t>
+        <w:rPr>
+          <w:bCs/>
+          <w:b/>
+          <w:color w:val="B08625"/>
+          <w:sz w:val="20"/>
+          <w:caps/>
+          <w:spacing w:val="14"/>
+        </w:rPr>
+        <w:t xml:space="preserve">External Waqf Donor Contributions (§6.3):</w:t>
       </w:r>
       <w:r>
         <w:t xml:space="preserve"> </w:t>
       </w:r>
       <w:r>
-        <w:rPr>
-          <w:iCs/>
-          <w:i/>
-        </w:rPr>
-        <w:t xml:space="preserve">Nonprofit board governance practice standards</w:t>
+        <w:t xml:space="preserve">the Master Plan assumes</w:t>
       </w:r>
       <w:r>
         <w:t xml:space="preserve"> </w:t>
       </w:r>
       <w:r>
-        <w:t xml:space="preserve">— committee structure and fiduciary oversight (Section 3).</w:t>
+        <w:rPr>
+          <w:bCs/>
+          <w:b/>
+        </w:rPr>
+        <w:t xml:space="preserve">$0</w:t>
+      </w:r>
+      <w:r>
+        <w:t xml:space="preserve"> </w:t>
+      </w:r>
+      <w:r>
+        <w:t xml:space="preserve">external donor giving in Years 1–3, and treats every dollar from Year 4 onward (illustrative only, $25,000 → $310,000 by Year 10) as additive and explicitly excluded from the core revenue waterfall in Section 5.</w:t>
       </w:r>
     </w:p>
     <w:p>
@@ -49801,7 +50348,21 @@
         <w:pStyle w:val="Compact"/>
       </w:pPr>
       <w:r>
-        <w:t xml:space="preserve">Committee of Sponsoring Organizations of the Treadway Commission (COSO).</w:t>
+        <w:rPr>
+          <w:bCs/>
+          <w:b/>
+          <w:color w:val="B08625"/>
+          <w:sz w:val="20"/>
+          <w:caps/>
+          <w:spacing w:val="14"/>
+        </w:rPr>
+        <w:t xml:space="preserve">Financial Sustainability Framework (Blueprint Section 38):</w:t>
+      </w:r>
+      <w:r>
+        <w:t xml:space="preserve"> </w:t>
+      </w:r>
+      <w:r>
+        <w:t xml:space="preserve">because every cost category is a fixed percentage of</w:t>
       </w:r>
       <w:r>
         <w:t xml:space="preserve"> </w:t>
@@ -49811,53 +50372,858 @@
           <w:iCs/>
           <w:i/>
         </w:rPr>
-        <w:t xml:space="preserve">Enterprise Risk Management — Integrating with Strategy and Performance</w:t>
+        <w:t xml:space="preserve">actual received</w:t>
       </w:r>
       <w:r>
         <w:t xml:space="preserve"> </w:t>
       </w:r>
       <w:r>
-        <w:t xml:space="preserve">— risk register methodology and likelihood/impact scoring (Section 36).</w:t>
-      </w:r>
-    </w:p>
-    <w:p>
-      <w:pPr>
-        <w:numPr>
-          <w:ilvl w:val="0"/>
-          <w:numId w:val="1033"/>
-        </w:numPr>
-        <w:pStyle w:val="Compact"/>
-      </w:pPr>
-      <w:r>
-        <w:t xml:space="preserve">International Network for Quality Assurance Agencies in Higher Education (INQAAHE).</w:t>
+        <w:t xml:space="preserve">tuition revenue rather than a fixed obligation, the model is structurally deficit-proof under slower-than-planned growth — the Conservative scenario ($14.25M ten-year cumulative, versus $16.67M adopted) already models a materially slower path with zero deficit in any year.</w:t>
+      </w:r>
+    </w:p>
+    <w:p>
+      <w:pPr>
+        <w:pStyle w:val="FirstParagraph"/>
+      </w:pPr>
+      <w:r>
+        <w:t xml:space="preserve">Net: AMIU’s</w:t>
       </w:r>
       <w:r>
         <w:t xml:space="preserve"> </w:t>
       </w:r>
+      <w:r>
+        <w:t xml:space="preserve">“</w:t>
+      </w:r>
+      <w:r>
+        <w:t xml:space="preserve">no-investment scenario</w:t>
+      </w:r>
+      <w:r>
+        <w:t xml:space="preserve">”</w:t>
+      </w:r>
+      <w:r>
+        <w:t xml:space="preserve"> </w:t>
+      </w:r>
+      <w:r>
+        <w:t xml:space="preserve">is not a hypothetical requiring new figures — it is the Conservative scenario already adopted in §5.8, run with the same zero-external-donor assumption that already governs Years 1–3 of every scenario. No revision to any adopted figure is required to answer the Founding Council’s question; the honest answer is that the institution was already built this way.</w:t>
+      </w:r>
+    </w:p>
+    <w:p>
+      <w:pPr>
+        <w:pStyle w:val="BodyText"/>
+      </w:pPr>
+      <w:r>
+        <w:rPr>
+          <w:bCs/>
+          <w:b/>
+          <w:color w:val="B08625"/>
+          <w:sz w:val="20"/>
+          <w:caps/>
+          <w:spacing w:val="14"/>
+        </w:rPr>
+        <w:t xml:space="preserve">E.3 — Minimum Viable Year-1 Operating Model</w:t>
+      </w:r>
+    </w:p>
+    <w:p>
+      <w:pPr>
+        <w:pStyle w:val="BodyText"/>
+      </w:pPr>
+      <w:r>
+        <w:t xml:space="preserve">Not a downside projection — the actual adopted Year-1 budget (AMIU-MP-001 §5.4; Blueprint Appendix C), reconciled to the dollar:</w:t>
+      </w:r>
+    </w:p>
+    <w:tbl>
+      <w:tblPr>
+        <w:tblStyle w:val="Table"/>
+        <w:tblW w:type="pct" w:w="5000"/>
+        <w:tblLook w:firstRow="1" w:lastRow="0" w:firstColumn="0" w:lastColumn="0" w:noHBand="0" w:noVBand="0" w:val="0020"/>
+        <w:jc w:val="start"/>
+      </w:tblPr>
+      <w:tblGrid>
+        <w:gridCol w:w="2640"/>
+        <w:gridCol w:w="2640"/>
+        <w:gridCol w:w="2640"/>
+      </w:tblGrid>
+      <w:tr>
+        <w:trPr>
+          <w:tblHeader w:val="true"/>
+          <w:cantSplit/>
+        </w:trPr>
+        <w:tc>
+          <w:tcPr/>
+          <w:p>
+            <w:pPr>
+              <w:pStyle w:val="Compact"/>
+              <w:jc w:val="left"/>
+            </w:pPr>
+            <w:r>
+              <w:t xml:space="preserve">Line</w:t>
+            </w:r>
+          </w:p>
+        </w:tc>
+        <w:tc>
+          <w:tcPr/>
+          <w:p>
+            <w:pPr>
+              <w:pStyle w:val="Compact"/>
+              <w:jc w:val="left"/>
+            </w:pPr>
+            <w:r>
+              <w:t xml:space="preserve">Year 1</w:t>
+            </w:r>
+          </w:p>
+        </w:tc>
+        <w:tc>
+          <w:tcPr/>
+          <w:p>
+            <w:pPr>
+              <w:pStyle w:val="Compact"/>
+              <w:jc w:val="left"/>
+            </w:pPr>
+            <w:r>
+              <w:t xml:space="preserve">% of Revenue</w:t>
+            </w:r>
+          </w:p>
+        </w:tc>
+      </w:tr>
+      <w:tr>
+        <w:trPr>
+          <w:cantSplit/>
+        </w:trPr>
+        <w:tc>
+          <w:tcPr/>
+          <w:p>
+            <w:pPr>
+              <w:pStyle w:val="Compact"/>
+              <w:jc w:val="left"/>
+            </w:pPr>
+            <w:r>
+              <w:t xml:space="preserve">Total Active Enrollment</w:t>
+            </w:r>
+          </w:p>
+        </w:tc>
+        <w:tc>
+          <w:tcPr/>
+          <w:p>
+            <w:pPr>
+              <w:pStyle w:val="Compact"/>
+              <w:jc w:val="left"/>
+            </w:pPr>
+            <w:r>
+              <w:t xml:space="preserve">347 students</w:t>
+            </w:r>
+          </w:p>
+        </w:tc>
+        <w:tc>
+          <w:tcPr/>
+          <w:p>
+            <w:pPr>
+              <w:pStyle w:val="Compact"/>
+              <w:jc w:val="left"/>
+            </w:pPr>
+            <w:r>
+              <w:t xml:space="preserve">—</w:t>
+            </w:r>
+          </w:p>
+        </w:tc>
+      </w:tr>
+      <w:tr>
+        <w:trPr>
+          <w:cantSplit/>
+        </w:trPr>
+        <w:tc>
+          <w:tcPr/>
+          <w:p>
+            <w:pPr>
+              <w:pStyle w:val="Compact"/>
+              <w:jc w:val="left"/>
+            </w:pPr>
+            <w:r>
+              <w:t xml:space="preserve">Gross Revenue</w:t>
+            </w:r>
+          </w:p>
+        </w:tc>
+        <w:tc>
+          <w:tcPr/>
+          <w:p>
+            <w:pPr>
+              <w:pStyle w:val="Compact"/>
+              <w:jc w:val="left"/>
+            </w:pPr>
+            <w:r>
+              <w:t xml:space="preserve">$224,747</w:t>
+            </w:r>
+          </w:p>
+        </w:tc>
+        <w:tc>
+          <w:tcPr/>
+          <w:p>
+            <w:pPr>
+              <w:pStyle w:val="Compact"/>
+              <w:jc w:val="left"/>
+            </w:pPr>
+            <w:r>
+              <w:t xml:space="preserve">100%</w:t>
+            </w:r>
+          </w:p>
+        </w:tc>
+      </w:tr>
+      <w:tr>
+        <w:trPr>
+          <w:cantSplit/>
+        </w:trPr>
+        <w:tc>
+          <w:tcPr/>
+          <w:p>
+            <w:pPr>
+              <w:pStyle w:val="Compact"/>
+              <w:jc w:val="left"/>
+            </w:pPr>
+            <w:r>
+              <w:t xml:space="preserve">Payroll (of which Faculty Honoraria $17,980, 40% of Payroll)</w:t>
+            </w:r>
+          </w:p>
+        </w:tc>
+        <w:tc>
+          <w:tcPr/>
+          <w:p>
+            <w:pPr>
+              <w:pStyle w:val="Compact"/>
+              <w:jc w:val="left"/>
+            </w:pPr>
+            <w:r>
+              <w:t xml:space="preserve">$44,949</w:t>
+            </w:r>
+          </w:p>
+        </w:tc>
+        <w:tc>
+          <w:tcPr/>
+          <w:p>
+            <w:pPr>
+              <w:pStyle w:val="Compact"/>
+              <w:jc w:val="left"/>
+            </w:pPr>
+            <w:r>
+              <w:t xml:space="preserve">20%</w:t>
+            </w:r>
+          </w:p>
+        </w:tc>
+      </w:tr>
+      <w:tr>
+        <w:trPr>
+          <w:cantSplit/>
+        </w:trPr>
+        <w:tc>
+          <w:tcPr/>
+          <w:p>
+            <w:pPr>
+              <w:pStyle w:val="Compact"/>
+              <w:jc w:val="left"/>
+            </w:pPr>
+            <w:r>
+              <w:t xml:space="preserve">Marketing &amp; Student Acquisition</w:t>
+            </w:r>
+          </w:p>
+        </w:tc>
+        <w:tc>
+          <w:tcPr/>
+          <w:p>
+            <w:pPr>
+              <w:pStyle w:val="Compact"/>
+              <w:jc w:val="left"/>
+            </w:pPr>
+            <w:r>
+              <w:t xml:space="preserve">$22,475</w:t>
+            </w:r>
+          </w:p>
+        </w:tc>
+        <w:tc>
+          <w:tcPr/>
+          <w:p>
+            <w:pPr>
+              <w:pStyle w:val="Compact"/>
+              <w:jc w:val="left"/>
+            </w:pPr>
+            <w:r>
+              <w:t xml:space="preserve">10%</w:t>
+            </w:r>
+          </w:p>
+        </w:tc>
+      </w:tr>
+      <w:tr>
+        <w:trPr>
+          <w:cantSplit/>
+        </w:trPr>
+        <w:tc>
+          <w:tcPr/>
+          <w:p>
+            <w:pPr>
+              <w:pStyle w:val="Compact"/>
+              <w:jc w:val="left"/>
+            </w:pPr>
+            <w:r>
+              <w:t xml:space="preserve">Operating Expenses</w:t>
+            </w:r>
+          </w:p>
+        </w:tc>
+        <w:tc>
+          <w:tcPr/>
+          <w:p>
+            <w:pPr>
+              <w:pStyle w:val="Compact"/>
+              <w:jc w:val="left"/>
+            </w:pPr>
+            <w:r>
+              <w:t xml:space="preserve">$11,237</w:t>
+            </w:r>
+          </w:p>
+        </w:tc>
+        <w:tc>
+          <w:tcPr/>
+          <w:p>
+            <w:pPr>
+              <w:pStyle w:val="Compact"/>
+              <w:jc w:val="left"/>
+            </w:pPr>
+            <w:r>
+              <w:t xml:space="preserve">5%</w:t>
+            </w:r>
+          </w:p>
+        </w:tc>
+      </w:tr>
+      <w:tr>
+        <w:trPr>
+          <w:cantSplit/>
+        </w:trPr>
+        <w:tc>
+          <w:tcPr/>
+          <w:p>
+            <w:pPr>
+              <w:pStyle w:val="Compact"/>
+              <w:jc w:val="left"/>
+            </w:pPr>
+            <w:r>
+              <w:t xml:space="preserve">LMS &amp; Technology Infrastructure</w:t>
+            </w:r>
+          </w:p>
+        </w:tc>
+        <w:tc>
+          <w:tcPr/>
+          <w:p>
+            <w:pPr>
+              <w:pStyle w:val="Compact"/>
+              <w:jc w:val="left"/>
+            </w:pPr>
+            <w:r>
+              <w:t xml:space="preserve">$11,237</w:t>
+            </w:r>
+          </w:p>
+        </w:tc>
+        <w:tc>
+          <w:tcPr/>
+          <w:p>
+            <w:pPr>
+              <w:pStyle w:val="Compact"/>
+              <w:jc w:val="left"/>
+            </w:pPr>
+            <w:r>
+              <w:t xml:space="preserve">5%</w:t>
+            </w:r>
+          </w:p>
+        </w:tc>
+      </w:tr>
+      <w:tr>
+        <w:trPr>
+          <w:cantSplit/>
+        </w:trPr>
+        <w:tc>
+          <w:tcPr/>
+          <w:p>
+            <w:pPr>
+              <w:pStyle w:val="Compact"/>
+              <w:jc w:val="left"/>
+            </w:pPr>
+            <w:r>
+              <w:t xml:space="preserve">Da’wah &amp; Community Outreach</w:t>
+            </w:r>
+          </w:p>
+        </w:tc>
+        <w:tc>
+          <w:tcPr/>
+          <w:p>
+            <w:pPr>
+              <w:pStyle w:val="Compact"/>
+              <w:jc w:val="left"/>
+            </w:pPr>
+            <w:r>
+              <w:t xml:space="preserve">$11,237</w:t>
+            </w:r>
+          </w:p>
+        </w:tc>
+        <w:tc>
+          <w:tcPr/>
+          <w:p>
+            <w:pPr>
+              <w:pStyle w:val="Compact"/>
+              <w:jc w:val="left"/>
+            </w:pPr>
+            <w:r>
+              <w:t xml:space="preserve">5%</w:t>
+            </w:r>
+          </w:p>
+        </w:tc>
+      </w:tr>
+      <w:tr>
+        <w:trPr>
+          <w:cantSplit/>
+        </w:trPr>
+        <w:tc>
+          <w:tcPr/>
+          <w:p>
+            <w:pPr>
+              <w:pStyle w:val="Compact"/>
+              <w:jc w:val="left"/>
+            </w:pPr>
+            <w:r>
+              <w:t xml:space="preserve">University-Side Liquidity Reserve</w:t>
+            </w:r>
+          </w:p>
+        </w:tc>
+        <w:tc>
+          <w:tcPr/>
+          <w:p>
+            <w:pPr>
+              <w:pStyle w:val="Compact"/>
+              <w:jc w:val="left"/>
+            </w:pPr>
+            <w:r>
+              <w:t xml:space="preserve">$78,661</w:t>
+            </w:r>
+          </w:p>
+        </w:tc>
+        <w:tc>
+          <w:tcPr/>
+          <w:p>
+            <w:pPr>
+              <w:pStyle w:val="Compact"/>
+              <w:jc w:val="left"/>
+            </w:pPr>
+            <w:r>
+              <w:t xml:space="preserve">35%</w:t>
+            </w:r>
+          </w:p>
+        </w:tc>
+      </w:tr>
+      <w:tr>
+        <w:trPr>
+          <w:cantSplit/>
+        </w:trPr>
+        <w:tc>
+          <w:tcPr/>
+          <w:p>
+            <w:pPr>
+              <w:pStyle w:val="Compact"/>
+              <w:jc w:val="left"/>
+            </w:pPr>
+            <w:r>
+              <w:t xml:space="preserve">Waqf &amp; Stakeholder Reserve</w:t>
+            </w:r>
+          </w:p>
+        </w:tc>
+        <w:tc>
+          <w:tcPr/>
+          <w:p>
+            <w:pPr>
+              <w:pStyle w:val="Compact"/>
+              <w:jc w:val="left"/>
+            </w:pPr>
+            <w:r>
+              <w:t xml:space="preserve">$44,951</w:t>
+            </w:r>
+          </w:p>
+        </w:tc>
+        <w:tc>
+          <w:tcPr/>
+          <w:p>
+            <w:pPr>
+              <w:pStyle w:val="Compact"/>
+              <w:jc w:val="left"/>
+            </w:pPr>
+            <w:r>
+              <w:t xml:space="preserve">20%</w:t>
+            </w:r>
+          </w:p>
+        </w:tc>
+      </w:tr>
+    </w:tbl>
+    <w:p>
+      <w:pPr>
+        <w:pStyle w:val="BodyText"/>
+      </w:pPr>
+      <w:r>
+        <w:t xml:space="preserve">No staffing line anywhere in this Blueprint (Sections 9–10, 15, 26, 36–38) is created ahead of the payroll capacity these figures generate; every FTE addition described elsewhere is explicitly phased to arrive only once its corresponding revenue year funds it.</w:t>
+      </w:r>
+    </w:p>
+    <w:p>
+      <w:pPr>
+        <w:pStyle w:val="BodyText"/>
+      </w:pPr>
+      <w:r>
+        <w:rPr>
+          <w:bCs/>
+          <w:b/>
+        </w:rPr>
+        <w:t xml:space="preserve">E.4 — Founding Registration &amp; the Pre-Incorporation Outreach Window</w:t>
+      </w:r>
+    </w:p>
+    <w:p>
+      <w:pPr>
+        <w:pStyle w:val="BodyText"/>
+      </w:pPr>
       <w:r>
         <w:rPr>
           <w:iCs/>
           <w:i/>
         </w:rPr>
-        <w:t xml:space="preserve">Guidelines of Good Practice</w:t>
+        <w:t xml:space="preserve">Grounding note.</w:t>
       </w:r>
       <w:r>
         <w:t xml:space="preserve"> </w:t>
       </w:r>
       <w:r>
-        <w:t xml:space="preserve">— quality-assurance cycle design (Section 7).</w:t>
-      </w:r>
-    </w:p>
-    <w:p>
-      <w:pPr>
-        <w:numPr>
-          <w:ilvl w:val="0"/>
-          <w:numId w:val="1033"/>
-        </w:numPr>
-        <w:pStyle w:val="Compact"/>
-      </w:pPr>
-      <w:r>
-        <w:t xml:space="preserve">International Organization for Standardization.</w:t>
+        <w:t xml:space="preserve">AMIU-MP-001 fixes incorporation at 6 December 2027 and academic operations commencing 1 January 2028 (Executive Summary; §9). A twelve-month campaign beginning January 2027 would run for most of a year before the University exists as a legal entity able to accept binding applications, hold funds, or issue admissions decisions. The Founding Council’s two-phase design is therefore compressed below into what is actually available before incorporation, and is modeled explicitly as</w:t>
+      </w:r>
+      <w:r>
+        <w:t xml:space="preserve"> </w:t>
+      </w:r>
+      <w:r>
+        <w:rPr>
+          <w:bCs/>
+          <w:b/>
+        </w:rPr>
+        <w:t xml:space="preserve">Founding Committee</w:t>
+      </w:r>
+      <w:r>
+        <w:t xml:space="preserve"> </w:t>
+      </w:r>
+      <w:r>
+        <w:t xml:space="preserve">activity — not University action — until 6 December 2027.</w:t>
+      </w:r>
+    </w:p>
+    <w:tbl>
+      <w:tblPr>
+        <w:tblStyle w:val="Table"/>
+        <w:tblW w:type="pct" w:w="5000"/>
+        <w:tblLook w:firstRow="1" w:lastRow="0" w:firstColumn="0" w:lastColumn="0" w:noHBand="0" w:noVBand="0" w:val="0020"/>
+        <w:jc w:val="start"/>
+      </w:tblPr>
+      <w:tblGrid>
+        <w:gridCol w:w="1584"/>
+        <w:gridCol w:w="1584"/>
+        <w:gridCol w:w="1584"/>
+        <w:gridCol w:w="1584"/>
+        <w:gridCol w:w="1584"/>
+      </w:tblGrid>
+      <w:tr>
+        <w:trPr>
+          <w:tblHeader w:val="true"/>
+          <w:cantSplit/>
+        </w:trPr>
+        <w:tc>
+          <w:tcPr/>
+          <w:p>
+            <w:pPr>
+              <w:pStyle w:val="Compact"/>
+              <w:jc w:val="left"/>
+            </w:pPr>
+            <w:r>
+              <w:t xml:space="preserve">Window</w:t>
+            </w:r>
+          </w:p>
+        </w:tc>
+        <w:tc>
+          <w:tcPr/>
+          <w:p>
+            <w:pPr>
+              <w:pStyle w:val="Compact"/>
+              <w:jc w:val="left"/>
+            </w:pPr>
+            <w:r>
+              <w:t xml:space="preserve">Designation</w:t>
+            </w:r>
+          </w:p>
+        </w:tc>
+        <w:tc>
+          <w:tcPr/>
+          <w:p>
+            <w:pPr>
+              <w:pStyle w:val="Compact"/>
+              <w:jc w:val="left"/>
+            </w:pPr>
+            <w:r>
+              <w:t xml:space="preserve">Acting Party</w:t>
+            </w:r>
+          </w:p>
+        </w:tc>
+        <w:tc>
+          <w:tcPr/>
+          <w:p>
+            <w:pPr>
+              <w:pStyle w:val="Compact"/>
+              <w:jc w:val="left"/>
+            </w:pPr>
+            <w:r>
+              <w:t xml:space="preserve">Cost to Registrant</w:t>
+            </w:r>
+          </w:p>
+        </w:tc>
+        <w:tc>
+          <w:tcPr/>
+          <w:p>
+            <w:pPr>
+              <w:pStyle w:val="Compact"/>
+              <w:jc w:val="left"/>
+            </w:pPr>
+            <w:r>
+              <w:t xml:space="preserve">Purpose</w:t>
+            </w:r>
+          </w:p>
+        </w:tc>
+      </w:tr>
+      <w:tr>
+        <w:trPr>
+          <w:cantSplit/>
+        </w:trPr>
+        <w:tc>
+          <w:tcPr/>
+          <w:p>
+            <w:pPr>
+              <w:pStyle w:val="Compact"/>
+              <w:jc w:val="left"/>
+            </w:pPr>
+            <w:r>
+              <w:t xml:space="preserve">~Mid-2027 – 6 Dec 2027</w:t>
+            </w:r>
+          </w:p>
+        </w:tc>
+        <w:tc>
+          <w:tcPr/>
+          <w:p>
+            <w:pPr>
+              <w:pStyle w:val="Compact"/>
+              <w:jc w:val="left"/>
+            </w:pPr>
+            <w:r>
+              <w:t xml:space="preserve">Founding Registration &amp; Outreach</w:t>
+            </w:r>
+          </w:p>
+        </w:tc>
+        <w:tc>
+          <w:tcPr/>
+          <w:p>
+            <w:pPr>
+              <w:pStyle w:val="Compact"/>
+              <w:jc w:val="left"/>
+            </w:pPr>
+            <w:r>
+              <w:t xml:space="preserve">Founding Committee (pre-incorporation; trustees-designate, in a founding rather than institutional capacity)</w:t>
+            </w:r>
+          </w:p>
+        </w:tc>
+        <w:tc>
+          <w:tcPr/>
+          <w:p>
+            <w:pPr>
+              <w:pStyle w:val="Compact"/>
+              <w:jc w:val="left"/>
+            </w:pPr>
+            <w:r>
+              <w:t xml:space="preserve">Free — registration of interest only; no admission decision issued</w:t>
+            </w:r>
+          </w:p>
+        </w:tc>
+        <w:tc>
+          <w:tcPr/>
+          <w:p>
+            <w:pPr>
+              <w:pStyle w:val="Compact"/>
+              <w:jc w:val="left"/>
+            </w:pPr>
+            <w:r>
+              <w:t xml:space="preserve">Build a qualified applicant pipeline, mailing list, and ambassador network ahead of Day 1; success measured in qualified registrants and geographic reach, not revenue</w:t>
+            </w:r>
+          </w:p>
+        </w:tc>
+      </w:tr>
+      <w:tr>
+        <w:trPr>
+          <w:cantSplit/>
+        </w:trPr>
+        <w:tc>
+          <w:tcPr/>
+          <w:p>
+            <w:pPr>
+              <w:pStyle w:val="Compact"/>
+              <w:jc w:val="left"/>
+            </w:pPr>
+            <w:r>
+              <w:t xml:space="preserve">6 Dec 2027 – 31 Dec 2027</w:t>
+            </w:r>
+          </w:p>
+        </w:tc>
+        <w:tc>
+          <w:tcPr/>
+          <w:p>
+            <w:pPr>
+              <w:pStyle w:val="Compact"/>
+              <w:jc w:val="left"/>
+            </w:pPr>
+            <w:r>
+              <w:t xml:space="preserve">Incorporation-to-Launch Bridge</w:t>
+            </w:r>
+          </w:p>
+        </w:tc>
+        <w:tc>
+          <w:tcPr/>
+          <w:p>
+            <w:pPr>
+              <w:pStyle w:val="Compact"/>
+              <w:jc w:val="left"/>
+            </w:pPr>
+            <w:r>
+              <w:t xml:space="preserve">AMIU (newly incorporated)</w:t>
+            </w:r>
+          </w:p>
+        </w:tc>
+        <w:tc>
+          <w:tcPr/>
+          <w:p>
+            <w:pPr>
+              <w:pStyle w:val="Compact"/>
+              <w:jc w:val="left"/>
+            </w:pPr>
+            <w:r>
+              <w:t xml:space="preserve">Illustrative $20–$140 application-processing fee, tiered by region (mirroring §2.1’s four-tier logic) —</w:t>
+            </w:r>
+            <w:r>
+              <w:t xml:space="preserve"> </w:t>
+            </w:r>
+            <w:r>
+              <w:rPr>
+                <w:bCs/>
+                <w:b/>
+              </w:rPr>
+              <w:t xml:space="preserve">not yet adopted in AMIU-MP-001</w:t>
+            </w:r>
+            <w:r>
+              <w:t xml:space="preserve">, subject to Board ratification (§11.3)</w:t>
+            </w:r>
+          </w:p>
+        </w:tc>
+        <w:tc>
+          <w:tcPr/>
+          <w:p>
+            <w:pPr>
+              <w:pStyle w:val="Compact"/>
+              <w:jc w:val="left"/>
+            </w:pPr>
+            <w:r>
+              <w:t xml:space="preserve">Convert the registration pipeline into verified, fee-eligible applications; fund admissions-office setup ahead of Day 1</w:t>
+            </w:r>
+          </w:p>
+        </w:tc>
+      </w:tr>
+      <w:tr>
+        <w:trPr>
+          <w:cantSplit/>
+        </w:trPr>
+        <w:tc>
+          <w:tcPr/>
+          <w:p>
+            <w:pPr>
+              <w:pStyle w:val="Compact"/>
+              <w:jc w:val="left"/>
+            </w:pPr>
+            <w:r>
+              <w:t xml:space="preserve">1 Jan 2028 →</w:t>
+            </w:r>
+          </w:p>
+        </w:tc>
+        <w:tc>
+          <w:tcPr/>
+          <w:p>
+            <w:pPr>
+              <w:pStyle w:val="Compact"/>
+              <w:jc w:val="left"/>
+            </w:pPr>
+            <w:r>
+              <w:t xml:space="preserve">Founding Academic Year</w:t>
+            </w:r>
+          </w:p>
+        </w:tc>
+        <w:tc>
+          <w:tcPr/>
+          <w:p>
+            <w:pPr>
+              <w:pStyle w:val="Compact"/>
+              <w:jc w:val="left"/>
+            </w:pPr>
+            <w:r>
+              <w:t xml:space="preserve">AMIU</w:t>
+            </w:r>
+          </w:p>
+        </w:tc>
+        <w:tc>
+          <w:tcPr/>
+          <w:p>
+            <w:pPr>
+              <w:pStyle w:val="Compact"/>
+              <w:jc w:val="left"/>
+            </w:pPr>
+            <w:r>
+              <w:t xml:space="preserve">Full Section 2 tuition architecture; Section 15 Founding Cohort incentive stack (15% upfront discount, 10%→15% affiliate commission in the first 90 days)</w:t>
+            </w:r>
+          </w:p>
+        </w:tc>
+        <w:tc>
+          <w:tcPr/>
+          <w:p>
+            <w:pPr>
+              <w:pStyle w:val="Compact"/>
+              <w:jc w:val="left"/>
+            </w:pPr>
+            <w:r>
+              <w:t xml:space="preserve">Formal matriculation begins</w:t>
+            </w:r>
+          </w:p>
+        </w:tc>
+      </w:tr>
+    </w:tbl>
+    <w:p>
+      <w:pPr>
+        <w:pStyle w:val="BodyText"/>
+      </w:pPr>
+      <w:r>
+        <w:t xml:space="preserve">The Founding Registration phase carries no revenue and no cost, by design — a RED-status, pre-revenue window; nothing in AMIU-MP-001 or Sections 1–40 of this Blueprint assumes any income from it. The illustrative bridge-phase fee is presented for Board consideration only, in the same illustrative, not-yet-adopted spirit as the External Waqf Donor Contributions in §6.3; adopting it requires the same Board resolution any fee change requires under §11.3, and would need to be reconciled into the Section 5 revenue waterfall rather than treated as a founding-decade side fund.</w:t>
+      </w:r>
+    </w:p>
+    <w:p>
+      <w:pPr>
+        <w:pStyle w:val="BodyText"/>
+      </w:pPr>
+      <w:r>
+        <w:rPr>
+          <w:bCs/>
+          <w:b/>
+        </w:rPr>
+        <w:t xml:space="preserve">E.5 — Where This Appendix Declines the Directive: Scholarship Bands</w:t>
+      </w:r>
+    </w:p>
+    <w:p>
+      <w:pPr>
+        <w:pStyle w:val="BodyText"/>
+      </w:pPr>
+      <w:r>
+        <w:t xml:space="preserve">The Founding Council’s proposed scholarship bands (Founding 100%; Merit, Need-Based, Community Leadership, Qur’an Excellence, and Imam Development scholarships each 50–100%) are more generous than the architecture actually funded in AMIU-MP-001 §3 and operationalized in Blueprint Section 26: a Waqf Scholarship Block drawn from the 20%-of-revenue Waqf &amp; Stakeholder Reserve, a flat 50% Merit discount for the top 5% of any graduating cohort, and a lifetime 25% Hifz discount. Raising Merit, Need-Based, and Community awards into a 50–100% band would materially change the Waqf Reserve draw-down rate modeled in Sections 6 and 38, and is exactly the kind of assumption the Financial Sustainability Framework’s own Downside Review trigger (Section 38) exists to catch</w:t>
       </w:r>
       <w:r>
         <w:t xml:space="preserve"> </w:t>
@@ -49867,309 +51233,57 @@
           <w:iCs/>
           <w:i/>
         </w:rPr>
-        <w:t xml:space="preserve">ISO 21001:2018 — Educational Organizations Management Systems</w:t>
+        <w:t xml:space="preserve">before</w:t>
       </w:r>
       <w:r>
         <w:t xml:space="preserve"> </w:t>
       </w:r>
       <w:r>
-        <w:t xml:space="preserve">(Section 20).</w:t>
-      </w:r>
-    </w:p>
-    <w:p>
-      <w:pPr>
-        <w:numPr>
-          <w:ilvl w:val="0"/>
-          <w:numId w:val="1033"/>
-        </w:numPr>
-        <w:pStyle w:val="Compact"/>
-      </w:pPr>
-      <w:r>
-        <w:t xml:space="preserve">International Accreditation Forum (IAF).</w:t>
-      </w:r>
-      <w:r>
-        <w:t xml:space="preserve"> </w:t>
-      </w:r>
-      <w:r>
-        <w:rPr>
-          <w:iCs/>
-          <w:i/>
-        </w:rPr>
-        <w:t xml:space="preserve">Accreditation body recognition standards</w:t>
-      </w:r>
-      <w:r>
-        <w:t xml:space="preserve"> </w:t>
-      </w:r>
-      <w:r>
-        <w:t xml:space="preserve">— certification-body selection criteria (Section 20).</w:t>
-      </w:r>
-    </w:p>
-    <w:p>
-      <w:pPr>
-        <w:numPr>
-          <w:ilvl w:val="0"/>
-          <w:numId w:val="1033"/>
-        </w:numPr>
-        <w:pStyle w:val="Compact"/>
-      </w:pPr>
-      <w:r>
-        <w:t xml:space="preserve">Directory of Open Access Journals (DOAJ).</w:t>
-      </w:r>
-      <w:r>
-        <w:t xml:space="preserve"> </w:t>
-      </w:r>
-      <w:r>
-        <w:rPr>
-          <w:iCs/>
-          <w:i/>
-        </w:rPr>
-        <w:t xml:space="preserve">Journal indexing criteria</w:t>
-      </w:r>
-      <w:r>
-        <w:t xml:space="preserve"> </w:t>
-      </w:r>
-      <w:r>
-        <w:t xml:space="preserve">(Section 17).</w:t>
-      </w:r>
-    </w:p>
-    <w:p>
-      <w:pPr>
-        <w:numPr>
-          <w:ilvl w:val="0"/>
-          <w:numId w:val="1033"/>
-        </w:numPr>
-        <w:pStyle w:val="Compact"/>
-      </w:pPr>
-      <w:r>
-        <w:t xml:space="preserve">Open Journal Systems (OJS) / Public Knowledge Project.</w:t>
-      </w:r>
-      <w:r>
-        <w:t xml:space="preserve"> </w:t>
-      </w:r>
-      <w:r>
-        <w:rPr>
-          <w:iCs/>
-          <w:i/>
-        </w:rPr>
-        <w:t xml:space="preserve">Open-source scholarly publishing infrastructure</w:t>
-      </w:r>
-      <w:r>
-        <w:t xml:space="preserve"> </w:t>
-      </w:r>
-      <w:r>
-        <w:t xml:space="preserve">(Section 17).</w:t>
-      </w:r>
-    </w:p>
-    <w:p>
-      <w:pPr>
-        <w:numPr>
-          <w:ilvl w:val="0"/>
-          <w:numId w:val="1033"/>
-        </w:numPr>
-        <w:pStyle w:val="Compact"/>
-      </w:pPr>
-      <w:r>
-        <w:t xml:space="preserve">Moodle Pty Ltd / IOMAD.</w:t>
-      </w:r>
-      <w:r>
-        <w:t xml:space="preserve"> </w:t>
-      </w:r>
-      <w:r>
-        <w:rPr>
-          <w:iCs/>
-          <w:i/>
-        </w:rPr>
-        <w:t xml:space="preserve">Open-source learning management system documentation</w:t>
-      </w:r>
-      <w:r>
-        <w:t xml:space="preserve"> </w:t>
-      </w:r>
-      <w:r>
-        <w:t xml:space="preserve">(Sections 21, 23).</w:t>
-      </w:r>
-    </w:p>
-    <w:p>
-      <w:pPr>
-        <w:numPr>
-          <w:ilvl w:val="0"/>
-          <w:numId w:val="1033"/>
-        </w:numPr>
-        <w:pStyle w:val="Compact"/>
-      </w:pPr>
-      <w:r>
-        <w:t xml:space="preserve">Southern Association of Colleges and Schools Commission on Colleges (SACSCOC) and comparable US regional accreditors.</w:t>
-      </w:r>
-      <w:r>
-        <w:t xml:space="preserve"> </w:t>
-      </w:r>
-      <w:r>
-        <w:rPr>
-          <w:iCs/>
-          <w:i/>
-        </w:rPr>
-        <w:t xml:space="preserve">Institutional accreditation standards</w:t>
-      </w:r>
-      <w:r>
-        <w:t xml:space="preserve">, cited illustratively as the model for future Texas secular accreditation candidacy (Section 19).</w:t>
-      </w:r>
-    </w:p>
-    <w:p>
-      <w:pPr>
-        <w:numPr>
-          <w:ilvl w:val="0"/>
-          <w:numId w:val="1033"/>
-        </w:numPr>
-        <w:pStyle w:val="Compact"/>
-      </w:pPr>
-      <w:r>
-        <w:t xml:space="preserve">Carnegie Foundation for the Advancement of Teaching.</w:t>
-      </w:r>
-      <w:r>
-        <w:t xml:space="preserve"> </w:t>
-      </w:r>
-      <w:r>
-        <w:rPr>
-          <w:iCs/>
-          <w:i/>
-        </w:rPr>
-        <w:t xml:space="preserve">Carnegie Unit credit-hour standard</w:t>
-      </w:r>
-      <w:r>
-        <w:t xml:space="preserve">, as adopted institution-wide in AMIU-MP-001 §1.</w:t>
-      </w:r>
-    </w:p>
-    <w:p>
-      <w:pPr>
-        <w:numPr>
-          <w:ilvl w:val="0"/>
-          <w:numId w:val="1033"/>
-        </w:numPr>
-        <w:pStyle w:val="Compact"/>
-      </w:pPr>
-      <w:r>
-        <w:t xml:space="preserve">Common European Framework of Reference for Languages (CEFR).</w:t>
-      </w:r>
-      <w:r>
-        <w:t xml:space="preserve"> </w:t>
-      </w:r>
-      <w:r>
-        <w:rPr>
-          <w:iCs/>
-          <w:i/>
-        </w:rPr>
-        <w:t xml:space="preserve">Language proficiency benchmarking standard</w:t>
-      </w:r>
-      <w:r>
-        <w:t xml:space="preserve"> </w:t>
-      </w:r>
-      <w:r>
-        <w:t xml:space="preserve">(Sections 12, 14).</w:t>
-      </w:r>
-    </w:p>
-    <w:p>
-      <w:pPr>
-        <w:numPr>
-          <w:ilvl w:val="0"/>
-          <w:numId w:val="1033"/>
-        </w:numPr>
-        <w:pStyle w:val="Compact"/>
-      </w:pPr>
-      <w:r>
-        <w:t xml:space="preserve">Payment Card Industry Security Standards Council.</w:t>
-      </w:r>
-      <w:r>
-        <w:t xml:space="preserve"> </w:t>
-      </w:r>
-      <w:r>
-        <w:rPr>
-          <w:iCs/>
-          <w:i/>
-        </w:rPr>
-        <w:t xml:space="preserve">PCI-DSS payment security standard</w:t>
-      </w:r>
-      <w:r>
-        <w:t xml:space="preserve"> </w:t>
-      </w:r>
-      <w:r>
-        <w:t xml:space="preserve">(Section 23).</w:t>
-      </w:r>
-    </w:p>
-    <w:p>
-      <w:pPr>
-        <w:numPr>
-          <w:ilvl w:val="0"/>
-          <w:numId w:val="1033"/>
-        </w:numPr>
-        <w:pStyle w:val="Compact"/>
-      </w:pPr>
-      <w:r>
-        <w:t xml:space="preserve">European Union.</w:t>
-      </w:r>
-      <w:r>
-        <w:t xml:space="preserve"> </w:t>
-      </w:r>
-      <w:r>
-        <w:rPr>
-          <w:iCs/>
-          <w:i/>
-        </w:rPr>
-        <w:t xml:space="preserve">General Data Protection Regulation (GDPR)</w:t>
-      </w:r>
-      <w:r>
-        <w:t xml:space="preserve">, cited as a data-governance benchmark, not a jurisdictional obligation (Sections 23, 37).</w:t>
-      </w:r>
-    </w:p>
-    <w:p>
-      <w:pPr>
-        <w:numPr>
-          <w:ilvl w:val="0"/>
-          <w:numId w:val="1033"/>
-        </w:numPr>
-        <w:pStyle w:val="Compact"/>
-      </w:pPr>
-      <w:r>
-        <w:t xml:space="preserve">AAOIFI (Accounting and Auditing Organization for Islamic Financial Institutions).</w:t>
-      </w:r>
-      <w:r>
-        <w:t xml:space="preserve"> </w:t>
-      </w:r>
-      <w:r>
-        <w:rPr>
-          <w:iCs/>
-          <w:i/>
-        </w:rPr>
-        <w:t xml:space="preserve">Sharī’ah-compliance and Islamic finance standards</w:t>
-      </w:r>
-      <w:r>
-        <w:t xml:space="preserve">, cited as a professional-certification benchmark for Islamic Finance faculty (Section 15).</w:t>
-      </w:r>
-    </w:p>
-    <w:p>
-      <w:pPr>
-        <w:numPr>
-          <w:ilvl w:val="0"/>
-          <w:numId w:val="1033"/>
-        </w:numPr>
-        <w:pStyle w:val="Compact"/>
-      </w:pPr>
-      <w:r>
-        <w:t xml:space="preserve">Al-Mulk International University.</w:t>
-      </w:r>
-      <w:r>
-        <w:t xml:space="preserve"> </w:t>
-      </w:r>
-      <w:r>
-        <w:rPr>
-          <w:iCs/>
-          <w:i/>
-        </w:rPr>
-        <w:t xml:space="preserve">Ten-Year Master Plan &amp; Strategic Charter</w:t>
-      </w:r>
-      <w:r>
-        <w:t xml:space="preserve"> </w:t>
-      </w:r>
-      <w:r>
-        <w:t xml:space="preserve">(AMIU-MP-001), 2028–2037. Founding-Decade Edition. The controlling source document for every canon figure referenced throughout this Blueprint.</w:t>
+        <w:t xml:space="preserve">adoption, not after. This appendix does not adopt the higher bands; it names them as a standing agenda item for the Waqf &amp; Endowment Board and Board of Trustees, to be modeled against actual Waqf Reserve capacity (Section 6.1) before any change to Section 26’s adopted architecture.</w:t>
+      </w:r>
+    </w:p>
+    <w:p>
+      <w:pPr>
+        <w:pStyle w:val="BodyText"/>
+      </w:pPr>
+      <w:r>
+        <w:rPr>
+          <w:bCs/>
+          <w:b/>
+        </w:rPr>
+        <w:t xml:space="preserve">E.6 — Diversified Waqf Source Regions &amp; Scholarship Students as Strategic Assets</w:t>
+      </w:r>
+    </w:p>
+    <w:p>
+      <w:pPr>
+        <w:pStyle w:val="BodyText"/>
+      </w:pPr>
+      <w:r>
+        <w:t xml:space="preserve">Consistent with the directive not to depend on a single donor, the External Waqf Donor Contributions already modeled as illustrative and additive (§6.3; Blueprint Section 25) are targeted across multiple regions rather than one relationship: the Gulf, Nigeria, wider West, East, and North Africa, the United Kingdom, continental Europe, North America, and Southeast Asia — mirroring the population geography already priced into the four tuition tiers (§2.1). None of these regional targets carries a dollar figure of its own; they remain governed by the existing illustrative schedule ($0 in Years 1–3, rising to $310,000 illustrative by Year 10), additive to, and never substituted for, the core tuition-funded waterfall. Scholarship students are counted in this Blueprint’s enrollment, retention, and referral KPIs on the same terms as full-paying students (Sections 14, 26, 33) — the Master Plan’s own grassroots referral-loop design (§8.2.1; Blueprint Section 28) already treats every enrolled student, aided or not, as a source of the next cohort, not a cost center distinct from the institution’s growth engine.</w:t>
+      </w:r>
+    </w:p>
+    <w:p>
+      <w:pPr>
+        <w:pStyle w:val="BodyText"/>
+      </w:pPr>
+      <w:r>
+        <w:rPr>
+          <w:bCs/>
+          <w:b/>
+          <w:color w:val="B08625"/>
+          <w:sz w:val="20"/>
+          <w:caps/>
+          <w:spacing w:val="14"/>
+        </w:rPr>
+        <w:t xml:space="preserve">Scope of This Appendix</w:t>
+      </w:r>
+    </w:p>
+    <w:p>
+      <w:pPr>
+        <w:pStyle w:val="BodyText"/>
+      </w:pPr>
+      <w:r>
+        <w:t xml:space="preserve">This appendix reframes and cross-references; it revises no adopted figure in AMIU-MP-001 or in Sections 1–40 of this Blueprint. Where it proposes something genuinely new — the pre-incorporation Founding Registration window and its illustrative bridge-phase fee — it says so explicitly and names the Board approval it would require before adoption.</w:t>
       </w:r>
     </w:p>
     <w:p>
@@ -50184,368 +51298,459 @@
         <w:br w:type="page"/>
       </w:r>
     </w:p>
+    <w:bookmarkEnd w:id="116"/>
     <w:bookmarkEnd w:id="117"/>
-    <w:bookmarkStart w:id="118" w:name="index"/>
+    <w:bookmarkStart w:id="118" w:name="references"/>
     <w:p>
       <w:pPr>
         <w:pStyle w:val="Heading1"/>
       </w:pPr>
       <w:r>
-        <w:t xml:space="preserve">Index</w:t>
+        <w:t xml:space="preserve">References</w:t>
       </w:r>
     </w:p>
     <w:p>
       <w:pPr>
         <w:pStyle w:val="FirstParagraph"/>
       </w:pPr>
+      <w:r>
+        <w:t xml:space="preserve">This Blueprint draws on the following publicly recognized frameworks, standards, and bodies of practice as its global-best-practice benchmarks. Citation here indicates the framework informed the relevant section’s design; it does not indicate AMIU holds certification against any standard not explicitly named as adopted (ISO 21001, CPD) in AMIU-MP-001.</w:t>
+      </w:r>
+    </w:p>
+    <w:p>
+      <w:pPr>
+        <w:numPr>
+          <w:ilvl w:val="0"/>
+          <w:numId w:val="1034"/>
+        </w:numPr>
+        <w:pStyle w:val="Compact"/>
+      </w:pPr>
+      <w:r>
+        <w:t xml:space="preserve">Association of Governing Boards of Universities and Colleges (AGB).</w:t>
+      </w:r>
+      <w:r>
+        <w:t xml:space="preserve"> </w:t>
+      </w:r>
       <w:r>
         <w:rPr>
           <w:iCs/>
           <w:i/>
         </w:rPr>
-        <w:t xml:space="preserve">This index references Sections (1–40) and front-matter pages, not final print page numbers, consistent with this Blueprint’s status as a living planning document subject to re-pagination on revision.</w:t>
-      </w:r>
-    </w:p>
-    <w:p>
-      <w:pPr>
-        <w:pStyle w:val="BodyText"/>
-      </w:pPr>
-      <w:r>
-        <w:rPr>
-          <w:bCs/>
-          <w:b/>
-        </w:rPr>
-        <w:t xml:space="preserve">A</w:t>
+        <w:t xml:space="preserve">Board governance standards for nonprofit higher education institutions</w:t>
       </w:r>
       <w:r>
         <w:t xml:space="preserve"> </w:t>
       </w:r>
       <w:r>
-        <w:t xml:space="preserve">Abbreviations, List of · Admission Policies, Section 14 · Admissions cycles, Section 14 · AI Strategy, Section 22 · Alumni Framework, Section 34 · Appeals Panel (country-tier), Section 14 · Arabic Language &amp; Linguistics (College IV), Sections 8–9 · Audit &amp; Risk Committee, Sections 3, 36–39</w:t>
-      </w:r>
-    </w:p>
-    <w:p>
-      <w:pPr>
-        <w:pStyle w:val="BodyText"/>
-      </w:pPr>
-      <w:r>
-        <w:rPr>
-          <w:bCs/>
-          <w:b/>
-        </w:rPr>
-        <w:t xml:space="preserve">B</w:t>
+        <w:t xml:space="preserve">— trustee recruitment, term limits, and conflict-of-interest practice (Sections 3, 5).</w:t>
+      </w:r>
+    </w:p>
+    <w:p>
+      <w:pPr>
+        <w:numPr>
+          <w:ilvl w:val="0"/>
+          <w:numId w:val="1034"/>
+        </w:numPr>
+        <w:pStyle w:val="Compact"/>
+      </w:pPr>
+      <w:r>
+        <w:t xml:space="preserve">BoardSource.</w:t>
       </w:r>
       <w:r>
         <w:t xml:space="preserve"> </w:t>
       </w:r>
       <w:r>
-        <w:t xml:space="preserve">Board of Trustees, Sections 3, 5 · Board composition &amp; term limits, Section 5 · Branding Strategy, Section 29</w:t>
-      </w:r>
-    </w:p>
-    <w:p>
-      <w:pPr>
-        <w:pStyle w:val="BodyText"/>
-      </w:pPr>
-      <w:r>
-        <w:rPr>
-          <w:bCs/>
-          <w:b/>
-        </w:rPr>
-        <w:t xml:space="preserve">C</w:t>
+        <w:rPr>
+          <w:iCs/>
+          <w:i/>
+        </w:rPr>
+        <w:t xml:space="preserve">Nonprofit board governance practice standards</w:t>
       </w:r>
       <w:r>
         <w:t xml:space="preserve"> </w:t>
       </w:r>
       <w:r>
-        <w:t xml:space="preserve">Capital Development Framework, Section 39 · Capital Firewall, Sections 5, 27, 39; Figure 9 · Career Development Framework, Section 35 · College Structure, Section 8 · Commercial Engine (AMIU Global Services LLC), Sections 5, 27, 39 · Compliance Framework, Section 37 · Compliance calendar, Section 37 · CPD Accreditation, Sections 19–20 · Curriculum Architecture, Section 12</w:t>
-      </w:r>
-    </w:p>
-    <w:p>
-      <w:pPr>
-        <w:pStyle w:val="BodyText"/>
-      </w:pPr>
-      <w:r>
-        <w:rPr>
-          <w:bCs/>
-          <w:b/>
-        </w:rPr>
-        <w:t xml:space="preserve">D</w:t>
+        <w:t xml:space="preserve">— committee structure and fiduciary oversight (Section 3).</w:t>
+      </w:r>
+    </w:p>
+    <w:p>
+      <w:pPr>
+        <w:numPr>
+          <w:ilvl w:val="0"/>
+          <w:numId w:val="1034"/>
+        </w:numPr>
+        <w:pStyle w:val="Compact"/>
+      </w:pPr>
+      <w:r>
+        <w:t xml:space="preserve">Committee of Sponsoring Organizations of the Treadway Commission (COSO).</w:t>
       </w:r>
       <w:r>
         <w:t xml:space="preserve"> </w:t>
       </w:r>
       <w:r>
-        <w:t xml:space="preserve">Da’wah &amp; Community Outreach allocation, Sections 2, 18, 25 · Delegation of Authority Matrix, Sections 3, 5 · Department Structure, Section 10 · Digital Transformation Strategy, Section 23</w:t>
-      </w:r>
-    </w:p>
-    <w:p>
-      <w:pPr>
-        <w:pStyle w:val="BodyText"/>
-      </w:pPr>
-      <w:r>
-        <w:rPr>
-          <w:bCs/>
-          <w:b/>
-        </w:rPr>
-        <w:t xml:space="preserve">E</w:t>
+        <w:rPr>
+          <w:iCs/>
+          <w:i/>
+        </w:rPr>
+        <w:t xml:space="preserve">Enterprise Risk Management — Integrating with Strategy and Performance</w:t>
       </w:r>
       <w:r>
         <w:t xml:space="preserve"> </w:t>
       </w:r>
       <w:r>
-        <w:t xml:space="preserve">Endowment (see Waqf &amp; Stakeholder Reserve) · English-Medium Instruction, Sections 12, 14 · Executive Summary</w:t>
-      </w:r>
-    </w:p>
-    <w:p>
-      <w:pPr>
-        <w:pStyle w:val="BodyText"/>
-      </w:pPr>
-      <w:r>
-        <w:rPr>
-          <w:bCs/>
-          <w:b/>
-        </w:rPr>
-        <w:t xml:space="preserve">F</w:t>
+        <w:t xml:space="preserve">— risk register methodology and likelihood/impact scoring (Section 36).</w:t>
+      </w:r>
+    </w:p>
+    <w:p>
+      <w:pPr>
+        <w:numPr>
+          <w:ilvl w:val="0"/>
+          <w:numId w:val="1034"/>
+        </w:numPr>
+        <w:pStyle w:val="Compact"/>
+      </w:pPr>
+      <w:r>
+        <w:t xml:space="preserve">International Network for Quality Assurance Agencies in Higher Education (INQAAHE).</w:t>
       </w:r>
       <w:r>
         <w:t xml:space="preserve"> </w:t>
       </w:r>
       <w:r>
-        <w:t xml:space="preserve">Faculty Recruitment Strategy, Section 15 · Faculty Structure &amp; ranks, Section 9 · Fast-Track policy, Sections 7, 12 · Financial Sustainability Framework, Section 38 · Firewall (see Capital Firewall)</w:t>
-      </w:r>
-    </w:p>
-    <w:p>
-      <w:pPr>
-        <w:pStyle w:val="BodyText"/>
-      </w:pPr>
-      <w:r>
-        <w:rPr>
-          <w:bCs/>
-          <w:b/>
-        </w:rPr>
-        <w:t xml:space="preserve">G</w:t>
+        <w:rPr>
+          <w:iCs/>
+          <w:i/>
+        </w:rPr>
+        <w:t xml:space="preserve">Guidelines of Good Practice</w:t>
       </w:r>
       <w:r>
         <w:t xml:space="preserve"> </w:t>
       </w:r>
       <w:r>
-        <w:t xml:space="preserve">Gambia Branch Campus, Sections 18–19, 30, 39 · Global Partnerships Strategy, Section 18 · Glossary · Governance Framework, Section 3 · Gulf Cooperation Strategy, Section 32 · Gulf ministry recognition, Sections 19, 32</w:t>
-      </w:r>
-    </w:p>
-    <w:p>
-      <w:pPr>
-        <w:pStyle w:val="BodyText"/>
-      </w:pPr>
-      <w:r>
-        <w:rPr>
-          <w:bCs/>
-          <w:b/>
-        </w:rPr>
-        <w:t xml:space="preserve">H</w:t>
+        <w:t xml:space="preserve">— quality-assurance cycle design (Section 7).</w:t>
+      </w:r>
+    </w:p>
+    <w:p>
+      <w:pPr>
+        <w:numPr>
+          <w:ilvl w:val="0"/>
+          <w:numId w:val="1034"/>
+        </w:numPr>
+        <w:pStyle w:val="Compact"/>
+      </w:pPr>
+      <w:r>
+        <w:t xml:space="preserve">International Organization for Standardization.</w:t>
       </w:r>
       <w:r>
         <w:t xml:space="preserve"> </w:t>
       </w:r>
       <w:r>
-        <w:t xml:space="preserve">Head of Department (HoD) structure, Section 10 · Honoraria (Faculty), Sections 9, 15</w:t>
-      </w:r>
-    </w:p>
-    <w:p>
-      <w:pPr>
-        <w:pStyle w:val="BodyText"/>
-      </w:pPr>
-      <w:r>
-        <w:rPr>
-          <w:bCs/>
-          <w:b/>
-        </w:rPr>
-        <w:t xml:space="preserve">I</w:t>
+        <w:rPr>
+          <w:iCs/>
+          <w:i/>
+        </w:rPr>
+        <w:t xml:space="preserve">ISO 21001:2018 — Educational Organizations Management Systems</w:t>
       </w:r>
       <w:r>
         <w:t xml:space="preserve"> </w:t>
       </w:r>
       <w:r>
-        <w:t xml:space="preserve">Independent Sharī’ah Advisory Board, Sections 2–3, 16–17, 22, 25 · International Expansion Strategy, Section 30 · ISO 21001 Roadmap, Section 20 · ISLAMIC values framework, Section 2</w:t>
-      </w:r>
-    </w:p>
-    <w:p>
-      <w:pPr>
-        <w:pStyle w:val="BodyText"/>
-      </w:pPr>
-      <w:r>
-        <w:rPr>
-          <w:bCs/>
-          <w:b/>
-        </w:rPr>
-        <w:t xml:space="preserve">K</w:t>
+        <w:t xml:space="preserve">(Section 20).</w:t>
+      </w:r>
+    </w:p>
+    <w:p>
+      <w:pPr>
+        <w:numPr>
+          <w:ilvl w:val="0"/>
+          <w:numId w:val="1034"/>
+        </w:numPr>
+        <w:pStyle w:val="Compact"/>
+      </w:pPr>
+      <w:r>
+        <w:t xml:space="preserve">International Accreditation Forum (IAF).</w:t>
       </w:r>
       <w:r>
         <w:t xml:space="preserve"> </w:t>
       </w:r>
       <w:r>
-        <w:t xml:space="preserve">KPIs (see individual section headers — every section, Sections 1–40)</w:t>
-      </w:r>
-    </w:p>
-    <w:p>
-      <w:pPr>
-        <w:pStyle w:val="BodyText"/>
-      </w:pPr>
-      <w:r>
-        <w:rPr>
-          <w:bCs/>
-          <w:b/>
-        </w:rPr>
-        <w:t xml:space="preserve">L</w:t>
+        <w:rPr>
+          <w:iCs/>
+          <w:i/>
+        </w:rPr>
+        <w:t xml:space="preserve">Accreditation body recognition standards</w:t>
       </w:r>
       <w:r>
         <w:t xml:space="preserve"> </w:t>
       </w:r>
       <w:r>
-        <w:t xml:space="preserve">Library Strategy, Section 24 · Liquidity Reserve, Sections 5, 30, 38–39 · LMS Ecosystem, Section 21</w:t>
-      </w:r>
-    </w:p>
-    <w:p>
-      <w:pPr>
-        <w:pStyle w:val="BodyText"/>
-      </w:pPr>
-      <w:r>
-        <w:rPr>
-          <w:bCs/>
-          <w:b/>
-        </w:rPr>
-        <w:t xml:space="preserve">M</w:t>
+        <w:t xml:space="preserve">— certification-body selection criteria (Section 20).</w:t>
+      </w:r>
+    </w:p>
+    <w:p>
+      <w:pPr>
+        <w:numPr>
+          <w:ilvl w:val="0"/>
+          <w:numId w:val="1034"/>
+        </w:numPr>
+        <w:pStyle w:val="Compact"/>
+      </w:pPr>
+      <w:r>
+        <w:t xml:space="preserve">Directory of Open Access Journals (DOAJ).</w:t>
       </w:r>
       <w:r>
         <w:t xml:space="preserve"> </w:t>
       </w:r>
       <w:r>
-        <w:t xml:space="preserve">Marketing Strategy, Section 28 · Master Plan cross-reference, Appendix A · Mission, Values, and Identity, Section 2</w:t>
-      </w:r>
-    </w:p>
-    <w:p>
-      <w:pPr>
-        <w:pStyle w:val="BodyText"/>
-      </w:pPr>
-      <w:r>
-        <w:rPr>
-          <w:bCs/>
-          <w:b/>
-        </w:rPr>
-        <w:t xml:space="preserve">N</w:t>
+        <w:rPr>
+          <w:iCs/>
+          <w:i/>
+        </w:rPr>
+        <w:t xml:space="preserve">Journal indexing criteria</w:t>
       </w:r>
       <w:r>
         <w:t xml:space="preserve"> </w:t>
       </w:r>
       <w:r>
-        <w:t xml:space="preserve">Nigeria Mega-University Initiative, Sections 18–19, 25, 31, 39 · Nigeria NUC charter, Sections 19, 31</w:t>
-      </w:r>
-    </w:p>
-    <w:p>
-      <w:pPr>
-        <w:pStyle w:val="BodyText"/>
-      </w:pPr>
-      <w:r>
-        <w:rPr>
-          <w:bCs/>
-          <w:b/>
-        </w:rPr>
-        <w:t xml:space="preserve">O</w:t>
+        <w:t xml:space="preserve">(Section 17).</w:t>
+      </w:r>
+    </w:p>
+    <w:p>
+      <w:pPr>
+        <w:numPr>
+          <w:ilvl w:val="0"/>
+          <w:numId w:val="1034"/>
+        </w:numPr>
+        <w:pStyle w:val="Compact"/>
+      </w:pPr>
+      <w:r>
+        <w:t xml:space="preserve">Open Journal Systems (OJS) / Public Knowledge Project.</w:t>
       </w:r>
       <w:r>
         <w:t xml:space="preserve"> </w:t>
       </w:r>
       <w:r>
-        <w:t xml:space="preserve">Organizational Chart, Section 6</w:t>
-      </w:r>
-    </w:p>
-    <w:p>
-      <w:pPr>
-        <w:pStyle w:val="BodyText"/>
-      </w:pPr>
-      <w:r>
-        <w:rPr>
-          <w:bCs/>
-          <w:b/>
-        </w:rPr>
-        <w:t xml:space="preserve">P</w:t>
+        <w:rPr>
+          <w:iCs/>
+          <w:i/>
+        </w:rPr>
+        <w:t xml:space="preserve">Open-source scholarly publishing infrastructure</w:t>
       </w:r>
       <w:r>
         <w:t xml:space="preserve"> </w:t>
       </w:r>
       <w:r>
-        <w:t xml:space="preserve">Payroll allocation (sub-splits), Sections 5, 9, 15 · Post-Doctoral Research Fellowship (Tier VII), Sections 7, 16 · Programme Portfolio, Section 11 · Publishing Strategy, Section 17</w:t>
-      </w:r>
-    </w:p>
-    <w:p>
-      <w:pPr>
-        <w:pStyle w:val="BodyText"/>
-      </w:pPr>
-      <w:r>
-        <w:rPr>
-          <w:bCs/>
-          <w:b/>
-        </w:rPr>
-        <w:t xml:space="preserve">R</w:t>
+        <w:t xml:space="preserve">(Section 17).</w:t>
+      </w:r>
+    </w:p>
+    <w:p>
+      <w:pPr>
+        <w:numPr>
+          <w:ilvl w:val="0"/>
+          <w:numId w:val="1034"/>
+        </w:numPr>
+        <w:pStyle w:val="Compact"/>
+      </w:pPr>
+      <w:r>
+        <w:t xml:space="preserve">Moodle Pty Ltd / IOMAD.</w:t>
       </w:r>
       <w:r>
         <w:t xml:space="preserve"> </w:t>
       </w:r>
       <w:r>
-        <w:t xml:space="preserve">Research Strategy, Section 16 · Revenue Allocation Framework, Appendix C; Figure 8 · Revenue Diversification Strategy, Section 27 · Risk Management Framework &amp; 14-risk register, Section 36 · Risk register (Years 11+ additions), Section 36</w:t>
-      </w:r>
-    </w:p>
-    <w:p>
-      <w:pPr>
-        <w:pStyle w:val="BodyText"/>
-      </w:pPr>
-      <w:r>
-        <w:rPr>
-          <w:bCs/>
-          <w:b/>
-        </w:rPr>
-        <w:t xml:space="preserve">S</w:t>
+        <w:rPr>
+          <w:iCs/>
+          <w:i/>
+        </w:rPr>
+        <w:t xml:space="preserve">Open-source learning management system documentation</w:t>
       </w:r>
       <w:r>
         <w:t xml:space="preserve"> </w:t>
       </w:r>
       <w:r>
-        <w:t xml:space="preserve">Sadaqah Jāriyah, Sections 18, 26–28, 34; Glossary · Scholarship Strategy, Section 26 · Senate Structure (18 seats), Section 4 · Seven-Tier Academic Ladder, Section 7; Figure 4 · Sharī’ah Advisory Board (see Independent Sharī’ah Advisory Board) · Student Journey Map, Section 13; Figure 5 · Student Support Framework, Section 33 · Succession policy (Senate), Section 4</w:t>
-      </w:r>
-    </w:p>
-    <w:p>
-      <w:pPr>
-        <w:pStyle w:val="BodyText"/>
-      </w:pPr>
-      <w:r>
-        <w:rPr>
-          <w:bCs/>
-          <w:b/>
-        </w:rPr>
-        <w:t xml:space="preserve">T</w:t>
+        <w:t xml:space="preserve">(Sections 21, 23).</w:t>
+      </w:r>
+    </w:p>
+    <w:p>
+      <w:pPr>
+        <w:numPr>
+          <w:ilvl w:val="0"/>
+          <w:numId w:val="1034"/>
+        </w:numPr>
+        <w:pStyle w:val="Compact"/>
+      </w:pPr>
+      <w:r>
+        <w:t xml:space="preserve">Southern Association of Colleges and Schools Commission on Colleges (SACSCOC) and comparable US regional accreditors.</w:t>
       </w:r>
       <w:r>
         <w:t xml:space="preserve"> </w:t>
       </w:r>
       <w:r>
-        <w:t xml:space="preserve">Tables, List of · Tier system (tuition), Sections 14, 28; Glossary · Twenty-Year Strategic Roadmap, Section 40; Figure 10</w:t>
-      </w:r>
-    </w:p>
-    <w:p>
-      <w:pPr>
-        <w:pStyle w:val="BodyText"/>
-      </w:pPr>
-      <w:r>
-        <w:rPr>
-          <w:bCs/>
-          <w:b/>
-        </w:rPr>
-        <w:t xml:space="preserve">W</w:t>
+        <w:rPr>
+          <w:iCs/>
+          <w:i/>
+        </w:rPr>
+        <w:t xml:space="preserve">Institutional accreditation standards</w:t>
+      </w:r>
+      <w:r>
+        <w:t xml:space="preserve">, cited illustratively as the model for future Texas secular accreditation candidacy (Section 19).</w:t>
+      </w:r>
+    </w:p>
+    <w:p>
+      <w:pPr>
+        <w:numPr>
+          <w:ilvl w:val="0"/>
+          <w:numId w:val="1034"/>
+        </w:numPr>
+        <w:pStyle w:val="Compact"/>
+      </w:pPr>
+      <w:r>
+        <w:t xml:space="preserve">Carnegie Foundation for the Advancement of Teaching.</w:t>
       </w:r>
       <w:r>
         <w:t xml:space="preserve"> </w:t>
       </w:r>
       <w:r>
-        <w:t xml:space="preserve">Waqf &amp; Stakeholder Reserve, Sections 2, 25–26, 31, 38–39; Figure 7 · Waqf Development Strategy, Section 25 · Waqf Scholarship Block, Sections 25–26</w:t>
+        <w:rPr>
+          <w:iCs/>
+          <w:i/>
+        </w:rPr>
+        <w:t xml:space="preserve">Carnegie Unit credit-hour standard</w:t>
+      </w:r>
+      <w:r>
+        <w:t xml:space="preserve">, as adopted institution-wide in AMIU-MP-001 §1.</w:t>
+      </w:r>
+    </w:p>
+    <w:p>
+      <w:pPr>
+        <w:numPr>
+          <w:ilvl w:val="0"/>
+          <w:numId w:val="1034"/>
+        </w:numPr>
+        <w:pStyle w:val="Compact"/>
+      </w:pPr>
+      <w:r>
+        <w:t xml:space="preserve">Common European Framework of Reference for Languages (CEFR).</w:t>
+      </w:r>
+      <w:r>
+        <w:t xml:space="preserve"> </w:t>
+      </w:r>
+      <w:r>
+        <w:rPr>
+          <w:iCs/>
+          <w:i/>
+        </w:rPr>
+        <w:t xml:space="preserve">Language proficiency benchmarking standard</w:t>
+      </w:r>
+      <w:r>
+        <w:t xml:space="preserve"> </w:t>
+      </w:r>
+      <w:r>
+        <w:t xml:space="preserve">(Sections 12, 14).</w:t>
+      </w:r>
+    </w:p>
+    <w:p>
+      <w:pPr>
+        <w:numPr>
+          <w:ilvl w:val="0"/>
+          <w:numId w:val="1034"/>
+        </w:numPr>
+        <w:pStyle w:val="Compact"/>
+      </w:pPr>
+      <w:r>
+        <w:t xml:space="preserve">Payment Card Industry Security Standards Council.</w:t>
+      </w:r>
+      <w:r>
+        <w:t xml:space="preserve"> </w:t>
+      </w:r>
+      <w:r>
+        <w:rPr>
+          <w:iCs/>
+          <w:i/>
+        </w:rPr>
+        <w:t xml:space="preserve">PCI-DSS payment security standard</w:t>
+      </w:r>
+      <w:r>
+        <w:t xml:space="preserve"> </w:t>
+      </w:r>
+      <w:r>
+        <w:t xml:space="preserve">(Section 23).</w:t>
+      </w:r>
+    </w:p>
+    <w:p>
+      <w:pPr>
+        <w:numPr>
+          <w:ilvl w:val="0"/>
+          <w:numId w:val="1034"/>
+        </w:numPr>
+        <w:pStyle w:val="Compact"/>
+      </w:pPr>
+      <w:r>
+        <w:t xml:space="preserve">European Union.</w:t>
+      </w:r>
+      <w:r>
+        <w:t xml:space="preserve"> </w:t>
+      </w:r>
+      <w:r>
+        <w:rPr>
+          <w:iCs/>
+          <w:i/>
+        </w:rPr>
+        <w:t xml:space="preserve">General Data Protection Regulation (GDPR)</w:t>
+      </w:r>
+      <w:r>
+        <w:t xml:space="preserve">, cited as a data-governance benchmark, not a jurisdictional obligation (Sections 23, 37).</w:t>
+      </w:r>
+    </w:p>
+    <w:p>
+      <w:pPr>
+        <w:numPr>
+          <w:ilvl w:val="0"/>
+          <w:numId w:val="1034"/>
+        </w:numPr>
+        <w:pStyle w:val="Compact"/>
+      </w:pPr>
+      <w:r>
+        <w:t xml:space="preserve">AAOIFI (Accounting and Auditing Organization for Islamic Financial Institutions).</w:t>
+      </w:r>
+      <w:r>
+        <w:t xml:space="preserve"> </w:t>
+      </w:r>
+      <w:r>
+        <w:rPr>
+          <w:iCs/>
+          <w:i/>
+        </w:rPr>
+        <w:t xml:space="preserve">Sharī’ah-compliance and Islamic finance standards</w:t>
+      </w:r>
+      <w:r>
+        <w:t xml:space="preserve">, cited as a professional-certification benchmark for Islamic Finance faculty (Section 15).</w:t>
+      </w:r>
+    </w:p>
+    <w:p>
+      <w:pPr>
+        <w:numPr>
+          <w:ilvl w:val="0"/>
+          <w:numId w:val="1034"/>
+        </w:numPr>
+        <w:pStyle w:val="Compact"/>
+      </w:pPr>
+      <w:r>
+        <w:t xml:space="preserve">Al-Mulk International University.</w:t>
+      </w:r>
+      <w:r>
+        <w:t xml:space="preserve"> </w:t>
+      </w:r>
+      <w:r>
+        <w:rPr>
+          <w:iCs/>
+          <w:i/>
+        </w:rPr>
+        <w:t xml:space="preserve">Ten-Year Master Plan &amp; Strategic Charter</w:t>
+      </w:r>
+      <w:r>
+        <w:t xml:space="preserve"> </w:t>
+      </w:r>
+      <w:r>
+        <w:t xml:space="preserve">(AMIU-MP-001), 2028–2037. Founding-Decade Edition. The controlling source document for every canon figure referenced throughout this Blueprint.</w:t>
       </w:r>
     </w:p>
     <w:p>
@@ -50561,7 +51766,383 @@
       </w:r>
     </w:p>
     <w:bookmarkEnd w:id="118"/>
-    <w:bookmarkStart w:id="119" w:name="closing-statement"/>
+    <w:bookmarkStart w:id="119" w:name="index"/>
+    <w:p>
+      <w:pPr>
+        <w:pStyle w:val="Heading1"/>
+      </w:pPr>
+      <w:r>
+        <w:t xml:space="preserve">Index</w:t>
+      </w:r>
+    </w:p>
+    <w:p>
+      <w:pPr>
+        <w:pStyle w:val="FirstParagraph"/>
+      </w:pPr>
+      <w:r>
+        <w:rPr>
+          <w:iCs/>
+          <w:i/>
+        </w:rPr>
+        <w:t xml:space="preserve">This index references Sections (1–40) and front-matter pages, not final print page numbers, consistent with this Blueprint’s status as a living planning document subject to re-pagination on revision.</w:t>
+      </w:r>
+    </w:p>
+    <w:p>
+      <w:pPr>
+        <w:pStyle w:val="BodyText"/>
+      </w:pPr>
+      <w:r>
+        <w:rPr>
+          <w:bCs/>
+          <w:b/>
+        </w:rPr>
+        <w:t xml:space="preserve">A</w:t>
+      </w:r>
+      <w:r>
+        <w:t xml:space="preserve"> </w:t>
+      </w:r>
+      <w:r>
+        <w:t xml:space="preserve">Abbreviations, List of · Admission Policies, Section 14 · Admissions cycles, Section 14 · AI Strategy, Section 22 · Alumni Framework, Section 34 · Appeals Panel (country-tier), Section 14 · Arabic Language &amp; Linguistics (College IV), Sections 8–9 · Audit &amp; Risk Committee, Sections 3, 36–39</w:t>
+      </w:r>
+    </w:p>
+    <w:p>
+      <w:pPr>
+        <w:pStyle w:val="BodyText"/>
+      </w:pPr>
+      <w:r>
+        <w:rPr>
+          <w:bCs/>
+          <w:b/>
+        </w:rPr>
+        <w:t xml:space="preserve">B</w:t>
+      </w:r>
+      <w:r>
+        <w:t xml:space="preserve"> </w:t>
+      </w:r>
+      <w:r>
+        <w:t xml:space="preserve">Board of Trustees, Sections 3, 5 · Board composition &amp; term limits, Section 5 · Branding Strategy, Section 29</w:t>
+      </w:r>
+    </w:p>
+    <w:p>
+      <w:pPr>
+        <w:pStyle w:val="BodyText"/>
+      </w:pPr>
+      <w:r>
+        <w:rPr>
+          <w:bCs/>
+          <w:b/>
+        </w:rPr>
+        <w:t xml:space="preserve">C</w:t>
+      </w:r>
+      <w:r>
+        <w:t xml:space="preserve"> </w:t>
+      </w:r>
+      <w:r>
+        <w:t xml:space="preserve">Capital Development Framework, Section 39 · Capital Firewall, Sections 5, 27, 39; Figure 9 · Career Development Framework, Section 35 · College Structure, Section 8 · Commercial Engine (AMIU Global Services LLC), Sections 5, 27, 39 · Compliance Framework, Section 37 · Compliance calendar, Section 37 · CPD Accreditation, Sections 19–20 · Curriculum Architecture, Section 12</w:t>
+      </w:r>
+    </w:p>
+    <w:p>
+      <w:pPr>
+        <w:pStyle w:val="BodyText"/>
+      </w:pPr>
+      <w:r>
+        <w:rPr>
+          <w:bCs/>
+          <w:b/>
+        </w:rPr>
+        <w:t xml:space="preserve">D</w:t>
+      </w:r>
+      <w:r>
+        <w:t xml:space="preserve"> </w:t>
+      </w:r>
+      <w:r>
+        <w:t xml:space="preserve">Da’wah &amp; Community Outreach allocation, Sections 2, 18, 25 · Delegation of Authority Matrix, Sections 3, 5 · Department Structure, Section 10 · Digital Transformation Strategy, Section 23</w:t>
+      </w:r>
+    </w:p>
+    <w:p>
+      <w:pPr>
+        <w:pStyle w:val="BodyText"/>
+      </w:pPr>
+      <w:r>
+        <w:rPr>
+          <w:bCs/>
+          <w:b/>
+        </w:rPr>
+        <w:t xml:space="preserve">E</w:t>
+      </w:r>
+      <w:r>
+        <w:t xml:space="preserve"> </w:t>
+      </w:r>
+      <w:r>
+        <w:t xml:space="preserve">Endowment (see Waqf &amp; Stakeholder Reserve) · English-Medium Instruction, Sections 12, 14 · Executive Summary</w:t>
+      </w:r>
+    </w:p>
+    <w:p>
+      <w:pPr>
+        <w:pStyle w:val="BodyText"/>
+      </w:pPr>
+      <w:r>
+        <w:rPr>
+          <w:bCs/>
+          <w:b/>
+        </w:rPr>
+        <w:t xml:space="preserve">F</w:t>
+      </w:r>
+      <w:r>
+        <w:t xml:space="preserve"> </w:t>
+      </w:r>
+      <w:r>
+        <w:t xml:space="preserve">Faculty Recruitment Strategy, Section 15 · Faculty Structure &amp; ranks, Section 9 · Fast-Track policy, Sections 7, 12 · Financial Sustainability Framework, Section 38 · Firewall (see Capital Firewall) · Founding Registration &amp; Pre-Incorporation Outreach, Appendix E</w:t>
+      </w:r>
+    </w:p>
+    <w:p>
+      <w:pPr>
+        <w:pStyle w:val="BodyText"/>
+      </w:pPr>
+      <w:r>
+        <w:rPr>
+          <w:bCs/>
+          <w:b/>
+        </w:rPr>
+        <w:t xml:space="preserve">G</w:t>
+      </w:r>
+      <w:r>
+        <w:t xml:space="preserve"> </w:t>
+      </w:r>
+      <w:r>
+        <w:t xml:space="preserve">Gambia Branch Campus, Sections 18–19, 30, 39 · Global Partnerships Strategy, Section 18 · Glossary · Governance Framework, Section 3 · Gulf Cooperation Strategy, Section 32 · Gulf ministry recognition, Sections 19, 32</w:t>
+      </w:r>
+    </w:p>
+    <w:p>
+      <w:pPr>
+        <w:pStyle w:val="BodyText"/>
+      </w:pPr>
+      <w:r>
+        <w:rPr>
+          <w:bCs/>
+          <w:b/>
+        </w:rPr>
+        <w:t xml:space="preserve">H</w:t>
+      </w:r>
+      <w:r>
+        <w:t xml:space="preserve"> </w:t>
+      </w:r>
+      <w:r>
+        <w:t xml:space="preserve">Head of Department (HoD) structure, Section 10 · Honoraria (Faculty), Sections 9, 15</w:t>
+      </w:r>
+    </w:p>
+    <w:p>
+      <w:pPr>
+        <w:pStyle w:val="BodyText"/>
+      </w:pPr>
+      <w:r>
+        <w:rPr>
+          <w:bCs/>
+          <w:b/>
+        </w:rPr>
+        <w:t xml:space="preserve">I</w:t>
+      </w:r>
+      <w:r>
+        <w:t xml:space="preserve"> </w:t>
+      </w:r>
+      <w:r>
+        <w:t xml:space="preserve">Independent Sharī’ah Advisory Board, Sections 2–3, 16–17, 22, 25 · International Expansion Strategy, Section 30 · ISO 21001 Roadmap, Section 20 · ISLAMIC values framework, Section 2</w:t>
+      </w:r>
+    </w:p>
+    <w:p>
+      <w:pPr>
+        <w:pStyle w:val="BodyText"/>
+      </w:pPr>
+      <w:r>
+        <w:rPr>
+          <w:bCs/>
+          <w:b/>
+        </w:rPr>
+        <w:t xml:space="preserve">K</w:t>
+      </w:r>
+      <w:r>
+        <w:t xml:space="preserve"> </w:t>
+      </w:r>
+      <w:r>
+        <w:t xml:space="preserve">KPIs (see individual section headers — every section, Sections 1–40)</w:t>
+      </w:r>
+    </w:p>
+    <w:p>
+      <w:pPr>
+        <w:pStyle w:val="BodyText"/>
+      </w:pPr>
+      <w:r>
+        <w:rPr>
+          <w:bCs/>
+          <w:b/>
+        </w:rPr>
+        <w:t xml:space="preserve">L</w:t>
+      </w:r>
+      <w:r>
+        <w:t xml:space="preserve"> </w:t>
+      </w:r>
+      <w:r>
+        <w:t xml:space="preserve">Library Strategy, Section 24 · Liquidity Reserve, Sections 5, 30, 38–39 · LMS Ecosystem, Section 21</w:t>
+      </w:r>
+    </w:p>
+    <w:p>
+      <w:pPr>
+        <w:pStyle w:val="BodyText"/>
+      </w:pPr>
+      <w:r>
+        <w:rPr>
+          <w:bCs/>
+          <w:b/>
+        </w:rPr>
+        <w:t xml:space="preserve">M</w:t>
+      </w:r>
+      <w:r>
+        <w:t xml:space="preserve"> </w:t>
+      </w:r>
+      <w:r>
+        <w:t xml:space="preserve">Marketing Strategy, Section 28 · Master Plan cross-reference, Appendix A · Mission, Values, and Identity, Section 2</w:t>
+      </w:r>
+    </w:p>
+    <w:p>
+      <w:pPr>
+        <w:pStyle w:val="BodyText"/>
+      </w:pPr>
+      <w:r>
+        <w:rPr>
+          <w:bCs/>
+          <w:b/>
+        </w:rPr>
+        <w:t xml:space="preserve">N</w:t>
+      </w:r>
+      <w:r>
+        <w:t xml:space="preserve"> </w:t>
+      </w:r>
+      <w:r>
+        <w:t xml:space="preserve">Nigeria Mega-University Initiative, Sections 18–19, 25, 31, 39 · Nigeria NUC charter, Sections 19, 31</w:t>
+      </w:r>
+    </w:p>
+    <w:p>
+      <w:pPr>
+        <w:pStyle w:val="BodyText"/>
+      </w:pPr>
+      <w:r>
+        <w:rPr>
+          <w:bCs/>
+          <w:b/>
+        </w:rPr>
+        <w:t xml:space="preserve">O</w:t>
+      </w:r>
+      <w:r>
+        <w:t xml:space="preserve"> </w:t>
+      </w:r>
+      <w:r>
+        <w:t xml:space="preserve">Organizational Chart, Section 6</w:t>
+      </w:r>
+    </w:p>
+    <w:p>
+      <w:pPr>
+        <w:pStyle w:val="BodyText"/>
+      </w:pPr>
+      <w:r>
+        <w:rPr>
+          <w:bCs/>
+          <w:b/>
+        </w:rPr>
+        <w:t xml:space="preserve">P</w:t>
+      </w:r>
+      <w:r>
+        <w:t xml:space="preserve"> </w:t>
+      </w:r>
+      <w:r>
+        <w:t xml:space="preserve">Payroll allocation (sub-splits), Sections 5, 9, 15 · Post-Doctoral Research Fellowship (Tier VII), Sections 7, 16 · Programme Portfolio, Section 11 · Publishing Strategy, Section 17</w:t>
+      </w:r>
+    </w:p>
+    <w:p>
+      <w:pPr>
+        <w:pStyle w:val="BodyText"/>
+      </w:pPr>
+      <w:r>
+        <w:rPr>
+          <w:bCs/>
+          <w:b/>
+        </w:rPr>
+        <w:t xml:space="preserve">R</w:t>
+      </w:r>
+      <w:r>
+        <w:t xml:space="preserve"> </w:t>
+      </w:r>
+      <w:r>
+        <w:t xml:space="preserve">Research Strategy, Section 16 · Revenue Allocation Framework, Appendix C; Figure 8 · Revenue Diversification Strategy, Section 27 · Risk Management Framework &amp; 14-risk register, Section 36 · Risk register (Years 11+ additions), Section 36 · Risk Phase Classification (Years 1–10, RAG), Appendix E</w:t>
+      </w:r>
+    </w:p>
+    <w:p>
+      <w:pPr>
+        <w:pStyle w:val="BodyText"/>
+      </w:pPr>
+      <w:r>
+        <w:rPr>
+          <w:bCs/>
+          <w:b/>
+        </w:rPr>
+        <w:t xml:space="preserve">S</w:t>
+      </w:r>
+      <w:r>
+        <w:t xml:space="preserve"> </w:t>
+      </w:r>
+      <w:r>
+        <w:t xml:space="preserve">Sadaqah Jāriyah, Sections 18, 26–28, 34; Glossary · Scholarship Strategy, Section 26 · Senate Structure (18 seats), Section 4 · Seven-Tier Academic Ladder, Section 7; Figure 4 · Sharī’ah Advisory Board (see Independent Sharī’ah Advisory Board) · Student Journey Map, Section 13; Figure 5 · Student Support Framework, Section 33 · Succession policy (Senate), Section 4</w:t>
+      </w:r>
+    </w:p>
+    <w:p>
+      <w:pPr>
+        <w:pStyle w:val="BodyText"/>
+      </w:pPr>
+      <w:r>
+        <w:rPr>
+          <w:bCs/>
+          <w:b/>
+        </w:rPr>
+        <w:t xml:space="preserve">T</w:t>
+      </w:r>
+      <w:r>
+        <w:t xml:space="preserve"> </w:t>
+      </w:r>
+      <w:r>
+        <w:t xml:space="preserve">Tables, List of · Tier system (tuition), Sections 14, 28; Glossary · Twenty-Year Strategic Roadmap, Section 40; Figure 10</w:t>
+      </w:r>
+    </w:p>
+    <w:p>
+      <w:pPr>
+        <w:pStyle w:val="BodyText"/>
+      </w:pPr>
+      <w:r>
+        <w:rPr>
+          <w:bCs/>
+          <w:b/>
+        </w:rPr>
+        <w:t xml:space="preserve">W</w:t>
+      </w:r>
+      <w:r>
+        <w:t xml:space="preserve"> </w:t>
+      </w:r>
+      <w:r>
+        <w:t xml:space="preserve">Waqf &amp; Stakeholder Reserve, Sections 2, 25–26, 31, 38–39; Figure 7 · Waqf Development Strategy, Section 25 · Waqf Scholarship Block, Sections 25–26</w:t>
+      </w:r>
+    </w:p>
+    <w:p>
+      <w:r>
+        <w:pict>
+          <v:rect style="width:0;height:1.5pt" o:hralign="center" o:hrstd="t" o:hr="t"/>
+        </w:pict>
+      </w:r>
+    </w:p>
+    <w:p>
+      <w:r>
+        <w:br w:type="page"/>
+      </w:r>
+    </w:p>
+    <w:bookmarkEnd w:id="119"/>
+    <w:bookmarkStart w:id="120" w:name="closing-statement"/>
     <w:p>
       <w:pPr>
         <w:pStyle w:val="Heading1"/>
@@ -50706,7 +52287,7 @@
         </w:tc>
       </w:tr>
     </w:tbl>
-    <w:bookmarkEnd w:id="119"/>
+    <w:bookmarkEnd w:id="120"/>
     <w:sectPr>
       <w:headerReference r:id="rId9" w:type="default"/>
       <w:footerReference r:id="rId11" w:type="default"/>
@@ -51230,6 +52811,9 @@
     <w:abstractNumId w:val="991"/>
   </w:num>
   <w:num w:numId="1033">
+    <w:abstractNumId w:val="991"/>
+  </w:num>
+  <w:num w:numId="1034">
     <w:abstractNumId w:val="991"/>
   </w:num>
 </w:numbering>

--- a/AMIU_Strategic_Blueprint_2028-2050_Publication_Edition.docx
+++ b/AMIU_Strategic_Blueprint_2028-2050_Publication_Edition.docx
@@ -1176,7 +1176,7 @@
         <w:pStyle w:val="BodyText"/>
       </w:pPr>
       <w:r>
-        <w:t xml:space="preserve">This Blueprint (AMIU-SB-002) does not amend that architecture. It operationalizes it, extending the founding decade’s financial and governance discipline across a twenty-three-year arc — the Founding Decade (2028–2037), a Secular Expansion era (2038–2047) opening twenty-eight new secular programs across seven new schools, and a conservative Global Maturity horizon (2048–2050) — through forty sections spanning institutional vision, governance structure, academic architecture, digital infrastructure, financial strategy, regional expansion, and risk management.</w:t>
+        <w:t xml:space="preserve">This Blueprint (AMIU-SB-002) does not amend that architecture. It operationalizes it, extending the founding decade’s financial and governance discipline across a twenty-three-year arc — the Founding Decade (2028–2037), a Secular Expansion era (2038–2047) opening twenty-eight new secular programs across seven new schools, and a conservative Global Maturity horizon (2048–2050) — through forty-one sections spanning institutional vision, governance structure, academic architecture, digital infrastructure, financial strategy, regional expansion, risk management, and the founding access philosophy that grounds all of it.</w:t>
       </w:r>
     </w:p>
     <w:p>
@@ -1264,19 +1264,19 @@
         <w:t xml:space="preserve"> </w:t>
       </w:r>
       <w:r>
-        <w:t xml:space="preserve">the Waqf Reserve funds a Nigeria Mega-University Reserve sub-line, this Blueprint specifies the feasibility-study-to-charter-application sequence that sub-line is meant to fund (Section 31). Every budget figure in every one of the forty sections traces to one of the seven fixed allocation percentages, a named Waqf sub-line, or an already-adopted certification-cost figure (ISO 21001, CPD, Gambia NAQAA) — never to an invented category.</w:t>
-      </w:r>
-    </w:p>
-    <w:p>
-      <w:pPr>
-        <w:pStyle w:val="BodyText"/>
-      </w:pPr>
-      <w:r>
-        <w:rPr>
-          <w:bCs/>
-          <w:b/>
-        </w:rPr>
-        <w:t xml:space="preserve">Four disciplines recur across all forty sections.</w:t>
+        <w:t xml:space="preserve">the Waqf Reserve funds a Nigeria Mega-University Reserve sub-line, this Blueprint specifies the feasibility-study-to-charter-application sequence that sub-line is meant to fund (Section 31). Every budget figure in every one of the forty-one sections traces to one of the seven fixed allocation percentages, a named Waqf sub-line, or an already-adopted certification-cost figure (ISO 21001, CPD, Gambia NAQAA) — never to an invented category.</w:t>
+      </w:r>
+    </w:p>
+    <w:p>
+      <w:pPr>
+        <w:pStyle w:val="BodyText"/>
+      </w:pPr>
+      <w:r>
+        <w:rPr>
+          <w:bCs/>
+          <w:b/>
+        </w:rPr>
+        <w:t xml:space="preserve">Four disciplines recur across all forty-one sections.</w:t>
       </w:r>
       <w:r>
         <w:t xml:space="preserve"> </w:t>
@@ -3933,6 +3933,35 @@
               <w:jc w:val="left"/>
             </w:pPr>
             <w:r>
+              <w:t xml:space="preserve">    Section 41: Founding Access &amp; Waqf-First Strategy</w:t>
+            </w:r>
+          </w:p>
+        </w:tc>
+        <w:tc>
+          <w:tcPr/>
+          <w:p>
+            <w:pPr>
+              <w:pStyle w:val="Compact"/>
+              <w:jc w:val="right"/>
+            </w:pPr>
+            <w:r>
+              <w:t xml:space="preserve">157</w:t>
+            </w:r>
+          </w:p>
+        </w:tc>
+      </w:tr>
+      <w:tr>
+        <w:trPr>
+          <w:cantSplit/>
+        </w:trPr>
+        <w:tc>
+          <w:tcPr/>
+          <w:p>
+            <w:pPr>
+              <w:pStyle w:val="Compact"/>
+              <w:jc w:val="left"/>
+            </w:pPr>
+            <w:r>
               <w:rPr>
                 <w:bCs/>
                 <w:b/>
@@ -3957,7 +3986,7 @@
                 <w:caps/>
                 <w:spacing w:val="14"/>
               </w:rPr>
-              <w:t xml:space="preserve">159</w:t>
+              <w:t xml:space="preserve">167</w:t>
             </w:r>
           </w:p>
         </w:tc>
@@ -4002,7 +4031,7 @@
                 <w:caps/>
                 <w:spacing w:val="14"/>
               </w:rPr>
-              <w:t xml:space="preserve">160</w:t>
+              <w:t xml:space="preserve">168</w:t>
             </w:r>
           </w:p>
         </w:tc>
@@ -4043,7 +4072,7 @@
                 <w:caps/>
                 <w:spacing w:val="14"/>
               </w:rPr>
-              <w:t xml:space="preserve">161</w:t>
+              <w:t xml:space="preserve">169</w:t>
             </w:r>
           </w:p>
         </w:tc>
@@ -4088,48 +4117,7 @@
                 <w:caps/>
                 <w:spacing w:val="14"/>
               </w:rPr>
-              <w:t xml:space="preserve">162</w:t>
-            </w:r>
-          </w:p>
-        </w:tc>
-      </w:tr>
-      <w:tr>
-        <w:trPr>
-          <w:cantSplit/>
-        </w:trPr>
-        <w:tc>
-          <w:tcPr/>
-          <w:p>
-            <w:pPr>
-              <w:pStyle w:val="Compact"/>
-              <w:jc w:val="left"/>
-            </w:pPr>
-            <w:r>
-              <w:rPr>
-                <w:bCs/>
-                <w:b/>
-              </w:rPr>
-              <w:t xml:space="preserve">Appendix E — Founding-Decade Risk Phases &amp; the Pre-Incorporation Waqf-First Outreach Model</w:t>
-            </w:r>
-          </w:p>
-        </w:tc>
-        <w:tc>
-          <w:tcPr/>
-          <w:p>
-            <w:pPr>
-              <w:pStyle w:val="Compact"/>
-              <w:jc w:val="right"/>
-            </w:pPr>
-            <w:r>
-              <w:rPr>
-                <w:bCs/>
-                <w:b/>
-                <w:color w:val="B08625"/>
-                <w:sz w:val="20"/>
-                <w:caps/>
-                <w:spacing w:val="14"/>
-              </w:rPr>
-              <w:t xml:space="preserve">162</w:t>
+              <w:t xml:space="preserve">170</w:t>
             </w:r>
           </w:p>
         </w:tc>
@@ -4174,7 +4162,7 @@
                 <w:caps/>
                 <w:spacing w:val="14"/>
               </w:rPr>
-              <w:t xml:space="preserve">169</w:t>
+              <w:t xml:space="preserve">171</w:t>
             </w:r>
           </w:p>
         </w:tc>
@@ -4219,7 +4207,7 @@
                 <w:caps/>
                 <w:spacing w:val="14"/>
               </w:rPr>
-              <w:t xml:space="preserve">171</w:t>
+              <w:t xml:space="preserve">173</w:t>
             </w:r>
           </w:p>
         </w:tc>
@@ -5361,7 +5349,7 @@
         <w:pStyle w:val="FirstParagraph"/>
       </w:pPr>
       <w:r>
-        <w:t xml:space="preserve">This Blueprint contains 83 tables across its forty sections. The thirty tables below carry distinctive institutional content — structures, registers, and named schedules — and are indexed individually. Recurring structural tables that appear once per section under a standard heading (</w:t>
+        <w:t xml:space="preserve">This Blueprint contains 89 tables across its forty-one sections. The thirty tables below carry distinctive institutional content — structures, registers, and named schedules — and are indexed individually. Recurring structural tables that appear once per section under a standard heading (</w:t>
       </w:r>
       <w:r>
         <w:rPr>
@@ -9541,7 +9529,7 @@
     </w:p>
     <w:bookmarkEnd w:id="39"/>
     <w:bookmarkEnd w:id="40"/>
-    <w:bookmarkStart w:id="111" w:name="main-contents"/>
+    <w:bookmarkStart w:id="112" w:name="main-contents"/>
     <w:p>
       <w:pPr>
         <w:pStyle w:val="Heading1"/>
@@ -41559,7 +41547,7 @@
                 <w:sz w:val="17"/>
                 <w:spacing w:val="14"/>
               </w:rPr>
-              <w:t>SECTIONS 36–40</w:t>
+              <w:t>SECTIONS 36–41</w:t>
             </w:r>
           </w:p>
           <w:p>
@@ -41574,7 +41562,7 @@
                 <w:color w:val="DCE3F0"/>
                 <w:sz w:val="25"/>
               </w:rPr>
-              <w:t>“The fourteen-risk register, the full compliance calendar, the zero-deficit sustainability doctrine, and the single consolidated milestone table that ties 2028 to 2050.”</w:t>
+              <w:t>“The fourteen-risk register, the full compliance calendar, the zero-deficit sustainability doctrine, the single consolidated milestone table that ties 2028 to 2050 — and the founding promise all of it exists to keep.”</w:t>
             </w:r>
           </w:p>
           <w:p>
@@ -41711,6 +41699,30 @@
                 <w:sz w:val="20"/>
               </w:rPr>
               <w:t>Twenty-Year Strategic Roadmap</w:t>
+            </w:r>
+          </w:p>
+          <w:p>
+            <w:pPr>
+              <w:spacing w:before="0" w:after="130"/>
+            </w:pPr>
+            <w:r>
+              <w:rPr>
+                <w:rFonts w:ascii="Bitstream Charter" w:hAnsi="Bitstream Charter"/>
+                <w:b/>
+                <w:color w:val="B08625"/>
+                <w:sz w:val="20"/>
+                <w:caps/>
+                <w:spacing w:val="14"/>
+              </w:rPr>
+              <w:t>41 </w:t>
+            </w:r>
+            <w:r>
+              <w:rPr>
+                <w:rFonts w:ascii="Liberation Sans" w:hAnsi="Liberation Sans"/>
+                <w:color w:val="FFFFFF"/>
+                <w:sz w:val="20"/>
+              </w:rPr>
+              <w:t>Founding Access &amp; Waqf-First Strategy</w:t>
             </w:r>
           </w:p>
         </w:tc>
@@ -48056,1749 +48068,26 @@
       </w:r>
     </w:p>
     <w:p>
-      <w:r>
-        <w:pict>
-          <v:rect style="width:0;height:1.5pt" o:hralign="center" o:hrstd="t" o:hr="t"/>
-        </w:pict>
-      </w:r>
-    </w:p>
-    <w:p>
-      <w:r>
-        <w:br w:type="page"/>
-      </w:r>
-    </w:p>
-    <w:tbl>
-      <w:tblPr>
-        <w:tblW w:w="9350" w:type="dxa"/>
-        <w:tblBorders>
-          <w:top w:val="single" w:sz="10" w:space="0" w:color="B08625"/>
-          <w:bottom w:val="single" w:sz="10" w:space="0" w:color="B08625"/>
-        </w:tblBorders>
-      </w:tblPr>
-      <w:tblGrid>
-        <w:gridCol w:w="9350"/>
-      </w:tblGrid>
-      <w:tr>
-        <w:trPr>
-          <w:trHeight w:val="8600" w:hRule="atLeast"/>
-          <w:cantSplit/>
-        </w:trPr>
-        <w:tc>
-          <w:tcPr>
-            <w:tcW w:w="9350" w:type="dxa"/>
-            <w:shd w:val="clear" w:color="auto" w:fill="122A4E"/>
-            <w:tcMar>
-              <w:top w:w="500" w:type="dxa"/>
-              <w:left w:w="900" w:type="dxa"/>
-              <w:bottom w:w="500" w:type="dxa"/>
-              <w:right w:w="900" w:type="dxa"/>
-            </w:tcMar>
-            <w:vAlign w:val="center"/>
-          </w:tcPr>
-          <w:p>
-            <w:pPr>
-              <w:jc w:val="center"/>
-              <w:spacing w:before="0" w:after="260"/>
-            </w:pPr>
-            <w:r>
-              <w:rPr>
-                <w:rFonts w:ascii="Bitstream Charter" w:hAnsi="Bitstream Charter"/>
-                <w:color w:val="B08625"/>
-                <w:sz w:val="64"/>
-              </w:rPr>
-              <w:t>“</w:t>
-            </w:r>
-          </w:p>
-          <w:p>
-            <w:pPr>
-              <w:jc w:val="center"/>
-              <w:spacing w:before="0" w:after="320"/>
-            </w:pPr>
-            <w:r>
-              <w:rPr>
-                <w:rFonts w:ascii="Liberation Serif" w:hAnsi="Liberation Serif"/>
-                <w:i/>
-                <w:color w:val="FFFFFF"/>
-                <w:sz w:val="34"/>
-              </w:rPr>
-              <w:t>Every ambition in this Blueprint is priced against a revenue line AMIU has actually adopted — never a revenue line we wished it had.</w:t>
-            </w:r>
-          </w:p>
-          <w:p>
-            <w:pPr>
-              <w:jc w:val="center"/>
-              <w:spacing w:before="0" w:after="0"/>
-            </w:pPr>
-            <w:r>
-              <w:rPr>
-                <w:rFonts w:ascii="Liberation Sans" w:hAnsi="Liberation Sans"/>
-                <w:b/>
-                <w:sz w:val="20"/>
-                <w:color w:val="B08625"/>
-                <w:spacing w:val="14"/>
-                <w:caps/>
-              </w:rPr>
-              <w:t>FOREWORD · THE SUPREME STRATEGIC PLANNING COUNCIL</w:t>
-            </w:r>
-          </w:p>
-        </w:tc>
-      </w:tr>
-    </w:tbl>
-    <w:p>
-      <w:r>
-        <w:br w:type="page"/>
+      <w:pPr>
+        <w:pStyle w:val="SectionKicker"/>
+      </w:pPr>
+      <w:r>
+        <w:t xml:space="preserve">PART VIII · SECTION 41</w:t>
       </w:r>
     </w:p>
     <w:bookmarkEnd w:id="110"/>
-    <w:bookmarkEnd w:id="111"/>
-    <w:bookmarkStart w:id="117" w:name="appendices"/>
-    <w:p>
-      <w:pPr>
-        <w:pStyle w:val="Heading1"/>
-      </w:pPr>
-      <w:r>
-        <w:t xml:space="preserve">Appendices</w:t>
-      </w:r>
-    </w:p>
-    <w:bookmarkStart w:id="112" w:name="Xcc6a4e6a798d0801eefb1a2c9f1a0cc841d8045"/>
+    <w:bookmarkStart w:id="111" w:name="X8b8cf297de2f77fa6413774a8514840e8d88cb7"/>
     <w:p>
       <w:pPr>
         <w:pStyle w:val="Heading2"/>
       </w:pPr>
       <w:r>
-        <w:t xml:space="preserve">Appendix A — Cross-Reference to the Ten-Year Master Plan (AMIU-MP-001)</w:t>
+        <w:t xml:space="preserve">Section 41: Founding Access &amp; Waqf-First Strategy</w:t>
       </w:r>
     </w:p>
     <w:p>
       <w:pPr>
         <w:pStyle w:val="FirstParagraph"/>
-      </w:pPr>
-      <w:r>
-        <w:t xml:space="preserve">This Blueprint (AMIU-SB-002) is a companion volume, not a replacement, for the adopted Ten-Year Master Plan &amp; Strategic Charter (AMIU-MP-001). The table below maps each Part of this Blueprint to the Master Plan section(s) that established the canon figures, governance seats, and program counts it operationalizes.</w:t>
-      </w:r>
-    </w:p>
-    <w:tbl>
-      <w:tblPr>
-        <w:tblStyle w:val="Table"/>
-        <w:tblW w:type="pct" w:w="5000"/>
-        <w:tblLook w:firstRow="1" w:lastRow="0" w:firstColumn="0" w:lastColumn="0" w:noHBand="0" w:noVBand="0" w:val="0020"/>
-        <w:jc w:val="start"/>
-      </w:tblPr>
-      <w:tblGrid>
-        <w:gridCol w:w="2640"/>
-        <w:gridCol w:w="2640"/>
-        <w:gridCol w:w="2640"/>
-      </w:tblGrid>
-      <w:tr>
-        <w:trPr>
-          <w:tblHeader w:val="true"/>
-          <w:cantSplit/>
-        </w:trPr>
-        <w:tc>
-          <w:tcPr/>
-          <w:p>
-            <w:pPr>
-              <w:pStyle w:val="Compact"/>
-              <w:jc w:val="left"/>
-            </w:pPr>
-            <w:r>
-              <w:t xml:space="preserve">This Blueprint</w:t>
-            </w:r>
-          </w:p>
-        </w:tc>
-        <w:tc>
-          <w:tcPr/>
-          <w:p>
-            <w:pPr>
-              <w:pStyle w:val="Compact"/>
-              <w:jc w:val="left"/>
-            </w:pPr>
-            <w:r>
-              <w:t xml:space="preserve">AMIU-MP-001 Reference</w:t>
-            </w:r>
-          </w:p>
-        </w:tc>
-        <w:tc>
-          <w:tcPr/>
-          <w:p>
-            <w:pPr>
-              <w:pStyle w:val="Compact"/>
-              <w:jc w:val="left"/>
-            </w:pPr>
-            <w:r>
-              <w:t xml:space="preserve">Relationship</w:t>
-            </w:r>
-          </w:p>
-        </w:tc>
-      </w:tr>
-      <w:tr>
-        <w:trPr>
-          <w:cantSplit/>
-        </w:trPr>
-        <w:tc>
-          <w:tcPr/>
-          <w:p>
-            <w:pPr>
-              <w:pStyle w:val="Compact"/>
-              <w:jc w:val="left"/>
-            </w:pPr>
-            <w:r>
-              <w:rPr>
-                <w:bCs/>
-                <w:b/>
-                <w:color w:val="B08625"/>
-                <w:sz w:val="20"/>
-                <w:caps/>
-                <w:spacing w:val="14"/>
-              </w:rPr>
-              <w:t xml:space="preserve">Part I</w:t>
-            </w:r>
-            <w:r>
-              <w:t xml:space="preserve"> </w:t>
-            </w:r>
-            <w:r>
-              <w:t xml:space="preserve">(Governance &amp; Institutional Foundations)</w:t>
-            </w:r>
-          </w:p>
-        </w:tc>
-        <w:tc>
-          <w:tcPr/>
-          <w:p>
-            <w:pPr>
-              <w:pStyle w:val="Compact"/>
-              <w:jc w:val="left"/>
-            </w:pPr>
-            <w:r>
-              <w:t xml:space="preserve">§10–11 (Governance: University Senate &amp; Delegation of Authority)</w:t>
-            </w:r>
-          </w:p>
-        </w:tc>
-        <w:tc>
-          <w:tcPr/>
-          <w:p>
-            <w:pPr>
-              <w:pStyle w:val="Compact"/>
-              <w:jc w:val="left"/>
-            </w:pPr>
-            <w:r>
-              <w:t xml:space="preserve">Operationalizes committee structure, elections, and succession beneath the fixed 18-seat charter</w:t>
-            </w:r>
-          </w:p>
-        </w:tc>
-      </w:tr>
-      <w:tr>
-        <w:trPr>
-          <w:cantSplit/>
-        </w:trPr>
-        <w:tc>
-          <w:tcPr/>
-          <w:p>
-            <w:pPr>
-              <w:pStyle w:val="Compact"/>
-              <w:jc w:val="left"/>
-            </w:pPr>
-            <w:r>
-              <w:rPr>
-                <w:bCs/>
-                <w:b/>
-                <w:color w:val="B08625"/>
-                <w:sz w:val="20"/>
-                <w:caps/>
-                <w:spacing w:val="14"/>
-              </w:rPr>
-              <w:t xml:space="preserve">Part II</w:t>
-            </w:r>
-            <w:r>
-              <w:t xml:space="preserve"> </w:t>
-            </w:r>
-            <w:r>
-              <w:t xml:space="preserve">(Organizational &amp; Academic Structure)</w:t>
-            </w:r>
-          </w:p>
-        </w:tc>
-        <w:tc>
-          <w:tcPr/>
-          <w:p>
-            <w:pPr>
-              <w:pStyle w:val="Compact"/>
-              <w:jc w:val="left"/>
-            </w:pPr>
-            <w:r>
-              <w:t xml:space="preserve">§1 (Academic Credit-Hour Architecture)</w:t>
-            </w:r>
-          </w:p>
-        </w:tc>
-        <w:tc>
-          <w:tcPr/>
-          <w:p>
-            <w:pPr>
-              <w:pStyle w:val="Compact"/>
-              <w:jc w:val="left"/>
-            </w:pPr>
-            <w:r>
-              <w:t xml:space="preserve">Operationalizes staffing, college, department, and faculty-rank structure beneath the 71-program catalog</w:t>
-            </w:r>
-          </w:p>
-        </w:tc>
-      </w:tr>
-      <w:tr>
-        <w:trPr>
-          <w:cantSplit/>
-        </w:trPr>
-        <w:tc>
-          <w:tcPr/>
-          <w:p>
-            <w:pPr>
-              <w:pStyle w:val="Compact"/>
-              <w:jc w:val="left"/>
-            </w:pPr>
-            <w:r>
-              <w:rPr>
-                <w:bCs/>
-                <w:b/>
-                <w:color w:val="B08625"/>
-                <w:sz w:val="20"/>
-                <w:caps/>
-                <w:spacing w:val="14"/>
-              </w:rPr>
-              <w:t xml:space="preserve">Part III</w:t>
-            </w:r>
-            <w:r>
-              <w:t xml:space="preserve"> </w:t>
-            </w:r>
-            <w:r>
-              <w:t xml:space="preserve">(Curriculum &amp; Student Journey)</w:t>
-            </w:r>
-          </w:p>
-        </w:tc>
-        <w:tc>
-          <w:tcPr/>
-          <w:p>
-            <w:pPr>
-              <w:pStyle w:val="Compact"/>
-              <w:jc w:val="left"/>
-            </w:pPr>
-            <w:r>
-              <w:t xml:space="preserve">§1–3 (Academic Architecture, Tuition &amp; Fees, Scholarships)</w:t>
-            </w:r>
-          </w:p>
-        </w:tc>
-        <w:tc>
-          <w:tcPr/>
-          <w:p>
-            <w:pPr>
-              <w:pStyle w:val="Compact"/>
-              <w:jc w:val="left"/>
-            </w:pPr>
-            <w:r>
-              <w:t xml:space="preserve">Operationalizes admissions, curriculum mapping, and recruitment beneath fixed CH totals and tuition tiers</w:t>
-            </w:r>
-          </w:p>
-        </w:tc>
-      </w:tr>
-      <w:tr>
-        <w:trPr>
-          <w:cantSplit/>
-        </w:trPr>
-        <w:tc>
-          <w:tcPr/>
-          <w:p>
-            <w:pPr>
-              <w:pStyle w:val="Compact"/>
-              <w:jc w:val="left"/>
-            </w:pPr>
-            <w:r>
-              <w:rPr>
-                <w:bCs/>
-                <w:b/>
-                <w:color w:val="B08625"/>
-                <w:sz w:val="20"/>
-                <w:caps/>
-                <w:spacing w:val="14"/>
-              </w:rPr>
-              <w:t xml:space="preserve">Part IV</w:t>
-            </w:r>
-            <w:r>
-              <w:t xml:space="preserve"> </w:t>
-            </w:r>
-            <w:r>
-              <w:t xml:space="preserve">(Research, Publishing, Partnerships &amp; Accreditation)</w:t>
-            </w:r>
-          </w:p>
-        </w:tc>
-        <w:tc>
-          <w:tcPr/>
-          <w:p>
-            <w:pPr>
-              <w:pStyle w:val="Compact"/>
-              <w:jc w:val="left"/>
-            </w:pPr>
-            <w:r>
-              <w:t xml:space="preserve">§9.4 (ISO 21001 &amp; CPD), §9.3 (Gambia), §16 (Twenty-Year Horizon)</w:t>
-            </w:r>
-          </w:p>
-        </w:tc>
-        <w:tc>
-          <w:tcPr/>
-          <w:p>
-            <w:pPr>
-              <w:pStyle w:val="Compact"/>
-              <w:jc w:val="left"/>
-            </w:pPr>
-            <w:r>
-              <w:t xml:space="preserve">Operationalizes the accreditation pipeline within its adopted sequencing and cost figures</w:t>
-            </w:r>
-          </w:p>
-        </w:tc>
-      </w:tr>
-      <w:tr>
-        <w:trPr>
-          <w:cantSplit/>
-        </w:trPr>
-        <w:tc>
-          <w:tcPr/>
-          <w:p>
-            <w:pPr>
-              <w:pStyle w:val="Compact"/>
-              <w:jc w:val="left"/>
-            </w:pPr>
-            <w:r>
-              <w:rPr>
-                <w:bCs/>
-                <w:b/>
-                <w:color w:val="B08625"/>
-                <w:sz w:val="20"/>
-                <w:caps/>
-                <w:spacing w:val="14"/>
-              </w:rPr>
-              <w:t xml:space="preserve">Part V</w:t>
-            </w:r>
-            <w:r>
-              <w:t xml:space="preserve"> </w:t>
-            </w:r>
-            <w:r>
-              <w:t xml:space="preserve">(Digital Infrastructure, AI &amp; Waqf Development)</w:t>
-            </w:r>
-          </w:p>
-        </w:tc>
-        <w:tc>
-          <w:tcPr/>
-          <w:p>
-            <w:pPr>
-              <w:pStyle w:val="Compact"/>
-              <w:jc w:val="left"/>
-            </w:pPr>
-            <w:r>
-              <w:t xml:space="preserve">§5.4 (LMS &amp; Tech allocation), §6 (Waqf &amp; Endowment)</w:t>
-            </w:r>
-          </w:p>
-        </w:tc>
-        <w:tc>
-          <w:tcPr/>
-          <w:p>
-            <w:pPr>
-              <w:pStyle w:val="Compact"/>
-              <w:jc w:val="left"/>
-            </w:pPr>
-            <w:r>
-              <w:t xml:space="preserve">Operationalizes digital infrastructure and Waqf development within fixed allocation lines</w:t>
-            </w:r>
-          </w:p>
-        </w:tc>
-      </w:tr>
-      <w:tr>
-        <w:trPr>
-          <w:cantSplit/>
-        </w:trPr>
-        <w:tc>
-          <w:tcPr/>
-          <w:p>
-            <w:pPr>
-              <w:pStyle w:val="Compact"/>
-              <w:jc w:val="left"/>
-            </w:pPr>
-            <w:r>
-              <w:rPr>
-                <w:bCs/>
-                <w:b/>
-                <w:color w:val="B08625"/>
-                <w:sz w:val="20"/>
-                <w:caps/>
-                <w:spacing w:val="14"/>
-              </w:rPr>
-              <w:t xml:space="preserve">Part VI</w:t>
-            </w:r>
-            <w:r>
-              <w:t xml:space="preserve"> </w:t>
-            </w:r>
-            <w:r>
-              <w:t xml:space="preserve">(Financial Growth, Marketing &amp; Branding)</w:t>
-            </w:r>
-          </w:p>
-        </w:tc>
-        <w:tc>
-          <w:tcPr/>
-          <w:p>
-            <w:pPr>
-              <w:pStyle w:val="Compact"/>
-              <w:jc w:val="left"/>
-            </w:pPr>
-            <w:r>
-              <w:t xml:space="preserve">§2–3 (Tuition &amp; Fees, Scholarships), §5.4 (Marketing allocation)</w:t>
-            </w:r>
-          </w:p>
-        </w:tc>
-        <w:tc>
-          <w:tcPr/>
-          <w:p>
-            <w:pPr>
-              <w:pStyle w:val="Compact"/>
-              <w:jc w:val="left"/>
-            </w:pPr>
-            <w:r>
-              <w:t xml:space="preserve">Operationalizes scholarship, marketing, and branding execution within fixed tuition and allocation architecture</w:t>
-            </w:r>
-          </w:p>
-        </w:tc>
-      </w:tr>
-      <w:tr>
-        <w:trPr>
-          <w:cantSplit/>
-        </w:trPr>
-        <w:tc>
-          <w:tcPr/>
-          <w:p>
-            <w:pPr>
-              <w:pStyle w:val="Compact"/>
-              <w:jc w:val="left"/>
-            </w:pPr>
-            <w:r>
-              <w:rPr>
-                <w:bCs/>
-                <w:b/>
-                <w:color w:val="B08625"/>
-                <w:sz w:val="20"/>
-                <w:caps/>
-                <w:spacing w:val="14"/>
-              </w:rPr>
-              <w:t xml:space="preserve">Part VII</w:t>
-            </w:r>
-            <w:r>
-              <w:t xml:space="preserve"> </w:t>
-            </w:r>
-            <w:r>
-              <w:t xml:space="preserve">(Regional Campuses &amp; Student Lifecycle)</w:t>
-            </w:r>
-          </w:p>
-        </w:tc>
-        <w:tc>
-          <w:tcPr/>
-          <w:p>
-            <w:pPr>
-              <w:pStyle w:val="Compact"/>
-              <w:jc w:val="left"/>
-            </w:pPr>
-            <w:r>
-              <w:t xml:space="preserve">§6.2.1 (Nigeria Mega-University), §9.3 (Gambia Branch)</w:t>
-            </w:r>
-          </w:p>
-        </w:tc>
-        <w:tc>
-          <w:tcPr/>
-          <w:p>
-            <w:pPr>
-              <w:pStyle w:val="Compact"/>
-              <w:jc w:val="left"/>
-            </w:pPr>
-            <w:r>
-              <w:t xml:space="preserve">Operationalizes regional expansion within Waqf Reserve sub-lines and Board-approved ceilings</w:t>
-            </w:r>
-          </w:p>
-        </w:tc>
-      </w:tr>
-      <w:tr>
-        <w:trPr>
-          <w:cantSplit/>
-        </w:trPr>
-        <w:tc>
-          <w:tcPr/>
-          <w:p>
-            <w:pPr>
-              <w:pStyle w:val="Compact"/>
-              <w:jc w:val="left"/>
-            </w:pPr>
-            <w:r>
-              <w:rPr>
-                <w:bCs/>
-                <w:b/>
-                <w:color w:val="B08625"/>
-                <w:sz w:val="20"/>
-                <w:caps/>
-                <w:spacing w:val="14"/>
-              </w:rPr>
-              <w:t xml:space="preserve">Part VIII</w:t>
-            </w:r>
-            <w:r>
-              <w:t xml:space="preserve"> </w:t>
-            </w:r>
-            <w:r>
-              <w:t xml:space="preserve">(Risk, Compliance, Sustainability &amp; the 20-Year Roadmap)</w:t>
-            </w:r>
-          </w:p>
-        </w:tc>
-        <w:tc>
-          <w:tcPr/>
-          <w:p>
-            <w:pPr>
-              <w:pStyle w:val="Compact"/>
-              <w:jc w:val="left"/>
-            </w:pPr>
-            <w:r>
-              <w:t xml:space="preserve">§14 (Risk Register), §5 (Financial Audit), §16 (Twenty-Year Horizon)</w:t>
-            </w:r>
-          </w:p>
-        </w:tc>
-        <w:tc>
-          <w:tcPr/>
-          <w:p>
-            <w:pPr>
-              <w:pStyle w:val="Compact"/>
-              <w:jc w:val="left"/>
-            </w:pPr>
-            <w:r>
-              <w:t xml:space="preserve">Extends the 14-risk register and financial model into a full risk/compliance operating system and 2050 roadmap</w:t>
-            </w:r>
-          </w:p>
-        </w:tc>
-      </w:tr>
-    </w:tbl>
-    <w:bookmarkEnd w:id="112"/>
-    <w:bookmarkStart w:id="113" w:name="X813fab9930c613e0f060a2240fac221b0eb2572"/>
-    <w:p>
-      <w:pPr>
-        <w:pStyle w:val="Heading2"/>
-      </w:pPr>
-      <w:r>
-        <w:t xml:space="preserve">Appendix B — Master Plan Exhibit Checklist (AMIU-MP-001 §17)</w:t>
-      </w:r>
-    </w:p>
-    <w:p>
-      <w:pPr>
-        <w:pStyle w:val="FirstParagraph"/>
-      </w:pPr>
-      <w:r>
-        <w:t xml:space="preserve">The following exhibits are constitutional and legal instruments referenced throughout both AMIU-MP-001 and this Blueprint. They are attached separately to the Master Plan and are not reproduced in this volume.</w:t>
-      </w:r>
-    </w:p>
-    <w:tbl>
-      <w:tblPr>
-        <w:tblStyle w:val="Table"/>
-        <w:tblW w:type="pct" w:w="5000"/>
-        <w:tblLook w:firstRow="1" w:lastRow="0" w:firstColumn="0" w:lastColumn="0" w:noHBand="0" w:noVBand="0" w:val="0020"/>
-        <w:jc w:val="start"/>
-      </w:tblPr>
-      <w:tblGrid>
-        <w:gridCol w:w="2640"/>
-        <w:gridCol w:w="2640"/>
-        <w:gridCol w:w="2640"/>
-      </w:tblGrid>
-      <w:tr>
-        <w:trPr>
-          <w:tblHeader w:val="true"/>
-          <w:cantSplit/>
-        </w:trPr>
-        <w:tc>
-          <w:tcPr/>
-          <w:p>
-            <w:pPr>
-              <w:pStyle w:val="Compact"/>
-              <w:jc w:val="left"/>
-            </w:pPr>
-            <w:r>
-              <w:t xml:space="preserve">Exhibit</w:t>
-            </w:r>
-          </w:p>
-        </w:tc>
-        <w:tc>
-          <w:tcPr/>
-          <w:p>
-            <w:pPr>
-              <w:pStyle w:val="Compact"/>
-              <w:jc w:val="left"/>
-            </w:pPr>
-            <w:r>
-              <w:t xml:space="preserve">Document</w:t>
-            </w:r>
-          </w:p>
-        </w:tc>
-        <w:tc>
-          <w:tcPr/>
-          <w:p>
-            <w:pPr>
-              <w:pStyle w:val="Compact"/>
-              <w:jc w:val="left"/>
-            </w:pPr>
-            <w:r>
-              <w:t xml:space="preserve">Status</w:t>
-            </w:r>
-          </w:p>
-        </w:tc>
-      </w:tr>
-      <w:tr>
-        <w:trPr>
-          <w:cantSplit/>
-        </w:trPr>
-        <w:tc>
-          <w:tcPr/>
-          <w:p>
-            <w:pPr>
-              <w:pStyle w:val="Compact"/>
-              <w:jc w:val="left"/>
-            </w:pPr>
-            <w:r>
-              <w:t xml:space="preserve">A</w:t>
-            </w:r>
-          </w:p>
-        </w:tc>
-        <w:tc>
-          <w:tcPr/>
-          <w:p>
-            <w:pPr>
-              <w:pStyle w:val="Compact"/>
-              <w:jc w:val="left"/>
-            </w:pPr>
-            <w:r>
-              <w:t xml:space="preserve">AMIU Constitution and Bylaws</w:t>
-            </w:r>
-          </w:p>
-        </w:tc>
-        <w:tc>
-          <w:tcPr/>
-          <w:p>
-            <w:pPr>
-              <w:pStyle w:val="Compact"/>
-              <w:jc w:val="left"/>
-            </w:pPr>
-            <w:r>
-              <w:t xml:space="preserve">Attached to AMIU-MP-001</w:t>
-            </w:r>
-          </w:p>
-        </w:tc>
-      </w:tr>
-      <w:tr>
-        <w:trPr>
-          <w:cantSplit/>
-        </w:trPr>
-        <w:tc>
-          <w:tcPr/>
-          <w:p>
-            <w:pPr>
-              <w:pStyle w:val="Compact"/>
-              <w:jc w:val="left"/>
-            </w:pPr>
-            <w:r>
-              <w:t xml:space="preserve">B</w:t>
-            </w:r>
-          </w:p>
-        </w:tc>
-        <w:tc>
-          <w:tcPr/>
-          <w:p>
-            <w:pPr>
-              <w:pStyle w:val="Compact"/>
-              <w:jc w:val="left"/>
-            </w:pPr>
-            <w:r>
-              <w:t xml:space="preserve">Institutional Governance Compendium</w:t>
-            </w:r>
-          </w:p>
-        </w:tc>
-        <w:tc>
-          <w:tcPr/>
-          <w:p>
-            <w:pPr>
-              <w:pStyle w:val="Compact"/>
-              <w:jc w:val="left"/>
-            </w:pPr>
-            <w:r>
-              <w:t xml:space="preserve">Attached to AMIU-MP-001</w:t>
-            </w:r>
-          </w:p>
-        </w:tc>
-      </w:tr>
-      <w:tr>
-        <w:trPr>
-          <w:cantSplit/>
-        </w:trPr>
-        <w:tc>
-          <w:tcPr/>
-          <w:p>
-            <w:pPr>
-              <w:pStyle w:val="Compact"/>
-              <w:jc w:val="left"/>
-            </w:pPr>
-            <w:r>
-              <w:t xml:space="preserve">C</w:t>
-            </w:r>
-          </w:p>
-        </w:tc>
-        <w:tc>
-          <w:tcPr/>
-          <w:p>
-            <w:pPr>
-              <w:pStyle w:val="Compact"/>
-              <w:jc w:val="left"/>
-            </w:pPr>
-            <w:r>
-              <w:t xml:space="preserve">Academic Program Syllabi — All 71 Named Programs</w:t>
-            </w:r>
-          </w:p>
-        </w:tc>
-        <w:tc>
-          <w:tcPr/>
-          <w:p>
-            <w:pPr>
-              <w:pStyle w:val="Compact"/>
-              <w:jc w:val="left"/>
-            </w:pPr>
-            <w:r>
-              <w:t xml:space="preserve">Attached to AMIU-MP-001</w:t>
-            </w:r>
-          </w:p>
-        </w:tc>
-      </w:tr>
-      <w:tr>
-        <w:trPr>
-          <w:cantSplit/>
-        </w:trPr>
-        <w:tc>
-          <w:tcPr/>
-          <w:p>
-            <w:pPr>
-              <w:pStyle w:val="Compact"/>
-              <w:jc w:val="left"/>
-            </w:pPr>
-            <w:r>
-              <w:t xml:space="preserve">D</w:t>
-            </w:r>
-          </w:p>
-        </w:tc>
-        <w:tc>
-          <w:tcPr/>
-          <w:p>
-            <w:pPr>
-              <w:pStyle w:val="Compact"/>
-              <w:jc w:val="left"/>
-            </w:pPr>
-            <w:r>
-              <w:t xml:space="preserve">AMIU Global Services LLC — Offering Documents</w:t>
-            </w:r>
-          </w:p>
-        </w:tc>
-        <w:tc>
-          <w:tcPr/>
-          <w:p>
-            <w:pPr>
-              <w:pStyle w:val="Compact"/>
-              <w:jc w:val="left"/>
-            </w:pPr>
-            <w:r>
-              <w:t xml:space="preserve">Attached to AMIU-MP-001</w:t>
-            </w:r>
-          </w:p>
-        </w:tc>
-      </w:tr>
-      <w:tr>
-        <w:trPr>
-          <w:cantSplit/>
-        </w:trPr>
-        <w:tc>
-          <w:tcPr/>
-          <w:p>
-            <w:pPr>
-              <w:pStyle w:val="Compact"/>
-              <w:jc w:val="left"/>
-            </w:pPr>
-            <w:r>
-              <w:t xml:space="preserve">E</w:t>
-            </w:r>
-          </w:p>
-        </w:tc>
-        <w:tc>
-          <w:tcPr/>
-          <w:p>
-            <w:pPr>
-              <w:pStyle w:val="Compact"/>
-              <w:jc w:val="left"/>
-            </w:pPr>
-            <w:r>
-              <w:t xml:space="preserve">Waqf &amp; Endowment Board Charter</w:t>
-            </w:r>
-          </w:p>
-        </w:tc>
-        <w:tc>
-          <w:tcPr/>
-          <w:p>
-            <w:pPr>
-              <w:pStyle w:val="Compact"/>
-              <w:jc w:val="left"/>
-            </w:pPr>
-            <w:r>
-              <w:t xml:space="preserve">Attached to AMIU-MP-001</w:t>
-            </w:r>
-          </w:p>
-        </w:tc>
-      </w:tr>
-      <w:tr>
-        <w:trPr>
-          <w:cantSplit/>
-        </w:trPr>
-        <w:tc>
-          <w:tcPr/>
-          <w:p>
-            <w:pPr>
-              <w:pStyle w:val="Compact"/>
-              <w:jc w:val="left"/>
-            </w:pPr>
-            <w:r>
-              <w:t xml:space="preserve">F–G</w:t>
-            </w:r>
-          </w:p>
-        </w:tc>
-        <w:tc>
-          <w:tcPr/>
-          <w:p>
-            <w:pPr>
-              <w:pStyle w:val="Compact"/>
-              <w:jc w:val="left"/>
-            </w:pPr>
-            <w:r>
-              <w:t xml:space="preserve">Certificates of Formation — University &amp; LLC (Texas)</w:t>
-            </w:r>
-          </w:p>
-        </w:tc>
-        <w:tc>
-          <w:tcPr/>
-          <w:p>
-            <w:pPr>
-              <w:pStyle w:val="Compact"/>
-              <w:jc w:val="left"/>
-            </w:pPr>
-            <w:r>
-              <w:t xml:space="preserve">Attached to AMIU-MP-001</w:t>
-            </w:r>
-          </w:p>
-        </w:tc>
-      </w:tr>
-      <w:tr>
-        <w:trPr>
-          <w:cantSplit/>
-        </w:trPr>
-        <w:tc>
-          <w:tcPr/>
-          <w:p>
-            <w:pPr>
-              <w:pStyle w:val="Compact"/>
-              <w:jc w:val="left"/>
-            </w:pPr>
-            <w:r>
-              <w:t xml:space="preserve">H</w:t>
-            </w:r>
-          </w:p>
-        </w:tc>
-        <w:tc>
-          <w:tcPr/>
-          <w:p>
-            <w:pPr>
-              <w:pStyle w:val="Compact"/>
-              <w:jc w:val="left"/>
-            </w:pPr>
-            <w:r>
-              <w:t xml:space="preserve">IRS Form 1023 Application — 501(c)(3) Status</w:t>
-            </w:r>
-          </w:p>
-        </w:tc>
-        <w:tc>
-          <w:tcPr/>
-          <w:p>
-            <w:pPr>
-              <w:pStyle w:val="Compact"/>
-              <w:jc w:val="left"/>
-            </w:pPr>
-            <w:r>
-              <w:t xml:space="preserve">Filed / pending confirmation</w:t>
-            </w:r>
-          </w:p>
-        </w:tc>
-      </w:tr>
-      <w:tr>
-        <w:trPr>
-          <w:cantSplit/>
-        </w:trPr>
-        <w:tc>
-          <w:tcPr/>
-          <w:p>
-            <w:pPr>
-              <w:pStyle w:val="Compact"/>
-              <w:jc w:val="left"/>
-            </w:pPr>
-            <w:r>
-              <w:t xml:space="preserve">I</w:t>
-            </w:r>
-          </w:p>
-        </w:tc>
-        <w:tc>
-          <w:tcPr/>
-          <w:p>
-            <w:pPr>
-              <w:pStyle w:val="Compact"/>
-              <w:jc w:val="left"/>
-            </w:pPr>
-            <w:r>
-              <w:t xml:space="preserve">Financial Model — Full Audited Workbook</w:t>
-            </w:r>
-          </w:p>
-        </w:tc>
-        <w:tc>
-          <w:tcPr/>
-          <w:p>
-            <w:pPr>
-              <w:pStyle w:val="Compact"/>
-              <w:jc w:val="left"/>
-            </w:pPr>
-            <w:r>
-              <w:t xml:space="preserve">Attached to AMIU-MP-001</w:t>
-            </w:r>
-          </w:p>
-        </w:tc>
-      </w:tr>
-      <w:tr>
-        <w:trPr>
-          <w:cantSplit/>
-        </w:trPr>
-        <w:tc>
-          <w:tcPr/>
-          <w:p>
-            <w:pPr>
-              <w:pStyle w:val="Compact"/>
-              <w:jc w:val="left"/>
-            </w:pPr>
-            <w:r>
-              <w:t xml:space="preserve">J</w:t>
-            </w:r>
-          </w:p>
-        </w:tc>
-        <w:tc>
-          <w:tcPr/>
-          <w:p>
-            <w:pPr>
-              <w:pStyle w:val="Compact"/>
-              <w:jc w:val="left"/>
-            </w:pPr>
-            <w:r>
-              <w:t xml:space="preserve">NAQAA Accreditation Application — Gambia Branch Campus</w:t>
-            </w:r>
-          </w:p>
-        </w:tc>
-        <w:tc>
-          <w:tcPr/>
-          <w:p>
-            <w:pPr>
-              <w:pStyle w:val="Compact"/>
-              <w:jc w:val="left"/>
-            </w:pPr>
-            <w:r>
-              <w:t xml:space="preserve">Stage 3 preparation</w:t>
-            </w:r>
-          </w:p>
-        </w:tc>
-      </w:tr>
-      <w:tr>
-        <w:trPr>
-          <w:cantSplit/>
-        </w:trPr>
-        <w:tc>
-          <w:tcPr/>
-          <w:p>
-            <w:pPr>
-              <w:pStyle w:val="Compact"/>
-              <w:jc w:val="left"/>
-            </w:pPr>
-            <w:r>
-              <w:t xml:space="preserve">K</w:t>
-            </w:r>
-          </w:p>
-        </w:tc>
-        <w:tc>
-          <w:tcPr/>
-          <w:p>
-            <w:pPr>
-              <w:pStyle w:val="Compact"/>
-              <w:jc w:val="left"/>
-            </w:pPr>
-            <w:r>
-              <w:t xml:space="preserve">Nigeria NUC Charter Application</w:t>
-            </w:r>
-          </w:p>
-        </w:tc>
-        <w:tc>
-          <w:tcPr/>
-          <w:p>
-            <w:pPr>
-              <w:pStyle w:val="Compact"/>
-              <w:jc w:val="left"/>
-            </w:pPr>
-            <w:r>
-              <w:t xml:space="preserve">Preparation begins Year 8</w:t>
-            </w:r>
-          </w:p>
-        </w:tc>
-      </w:tr>
-      <w:tr>
-        <w:trPr>
-          <w:cantSplit/>
-        </w:trPr>
-        <w:tc>
-          <w:tcPr/>
-          <w:p>
-            <w:pPr>
-              <w:pStyle w:val="Compact"/>
-              <w:jc w:val="left"/>
-            </w:pPr>
-            <w:r>
-              <w:t xml:space="preserve">L–M</w:t>
-            </w:r>
-          </w:p>
-        </w:tc>
-        <w:tc>
-          <w:tcPr/>
-          <w:p>
-            <w:pPr>
-              <w:pStyle w:val="Compact"/>
-              <w:jc w:val="left"/>
-            </w:pPr>
-            <w:r>
-              <w:t xml:space="preserve">ISO 21001 / CPD Accreditation Application Documentation</w:t>
-            </w:r>
-          </w:p>
-        </w:tc>
-        <w:tc>
-          <w:tcPr/>
-          <w:p>
-            <w:pPr>
-              <w:pStyle w:val="Compact"/>
-              <w:jc w:val="left"/>
-            </w:pPr>
-            <w:r>
-              <w:t xml:space="preserve">Preparation per Blueprint Sections 19–20</w:t>
-            </w:r>
-          </w:p>
-        </w:tc>
-      </w:tr>
-      <w:tr>
-        <w:trPr>
-          <w:cantSplit/>
-        </w:trPr>
-        <w:tc>
-          <w:tcPr/>
-          <w:p>
-            <w:pPr>
-              <w:pStyle w:val="Compact"/>
-              <w:jc w:val="left"/>
-            </w:pPr>
-            <w:r>
-              <w:t xml:space="preserve">N</w:t>
-            </w:r>
-          </w:p>
-        </w:tc>
-        <w:tc>
-          <w:tcPr/>
-          <w:p>
-            <w:pPr>
-              <w:pStyle w:val="Compact"/>
-              <w:jc w:val="left"/>
-            </w:pPr>
-            <w:r>
-              <w:t xml:space="preserve">Independent Sharī’ah Advisory Board Charter</w:t>
-            </w:r>
-          </w:p>
-        </w:tc>
-        <w:tc>
-          <w:tcPr/>
-          <w:p>
-            <w:pPr>
-              <w:pStyle w:val="Compact"/>
-              <w:jc w:val="left"/>
-            </w:pPr>
-            <w:r>
-              <w:t xml:space="preserve">Attached to AMIU-MP-001</w:t>
-            </w:r>
-          </w:p>
-        </w:tc>
-      </w:tr>
-      <w:tr>
-        <w:trPr>
-          <w:cantSplit/>
-        </w:trPr>
-        <w:tc>
-          <w:tcPr/>
-          <w:p>
-            <w:pPr>
-              <w:pStyle w:val="Compact"/>
-              <w:jc w:val="left"/>
-            </w:pPr>
-            <w:r>
-              <w:t xml:space="preserve">O</w:t>
-            </w:r>
-          </w:p>
-        </w:tc>
-        <w:tc>
-          <w:tcPr/>
-          <w:p>
-            <w:pPr>
-              <w:pStyle w:val="Compact"/>
-              <w:jc w:val="left"/>
-            </w:pPr>
-            <w:r>
-              <w:t xml:space="preserve">Student Handbook, Grading Policy &amp; Grievance Procedures</w:t>
-            </w:r>
-          </w:p>
-        </w:tc>
-        <w:tc>
-          <w:tcPr/>
-          <w:p>
-            <w:pPr>
-              <w:pStyle w:val="Compact"/>
-              <w:jc w:val="left"/>
-            </w:pPr>
-            <w:r>
-              <w:t xml:space="preserve">Attached to AMIU-MP-001</w:t>
-            </w:r>
-          </w:p>
-        </w:tc>
-      </w:tr>
-      <w:tr>
-        <w:trPr>
-          <w:cantSplit/>
-        </w:trPr>
-        <w:tc>
-          <w:tcPr/>
-          <w:p>
-            <w:pPr>
-              <w:pStyle w:val="Compact"/>
-              <w:jc w:val="left"/>
-            </w:pPr>
-            <w:r>
-              <w:t xml:space="preserve">P</w:t>
-            </w:r>
-          </w:p>
-        </w:tc>
-        <w:tc>
-          <w:tcPr/>
-          <w:p>
-            <w:pPr>
-              <w:pStyle w:val="Compact"/>
-              <w:jc w:val="left"/>
-            </w:pPr>
-            <w:r>
-              <w:t xml:space="preserve">Faculty Handbook &amp; Honoraria Schedule</w:t>
-            </w:r>
-          </w:p>
-        </w:tc>
-        <w:tc>
-          <w:tcPr/>
-          <w:p>
-            <w:pPr>
-              <w:pStyle w:val="Compact"/>
-              <w:jc w:val="left"/>
-            </w:pPr>
-            <w:r>
-              <w:t xml:space="preserve">Attached to AMIU-MP-001</w:t>
-            </w:r>
-          </w:p>
-        </w:tc>
-      </w:tr>
-    </w:tbl>
-    <w:bookmarkEnd w:id="113"/>
-    <w:bookmarkStart w:id="114" w:name="Xc2475011ae326c2e9b3a85bd79974f7cfb0c5b3"/>
-    <w:p>
-      <w:pPr>
-        <w:pStyle w:val="Heading2"/>
-      </w:pPr>
-      <w:r>
-        <w:t xml:space="preserve">Appendix C — Fixed Revenue Allocation Framework: Quick Reference</w:t>
-      </w:r>
-    </w:p>
-    <w:tbl>
-      <w:tblPr>
-        <w:tblStyle w:val="Table"/>
-        <w:tblW w:type="pct" w:w="5000"/>
-        <w:tblLook w:firstRow="1" w:lastRow="0" w:firstColumn="0" w:lastColumn="0" w:noHBand="0" w:noVBand="0" w:val="0020"/>
-        <w:jc w:val="start"/>
-      </w:tblPr>
-      <w:tblGrid>
-        <w:gridCol w:w="2640"/>
-        <w:gridCol w:w="2640"/>
-        <w:gridCol w:w="2640"/>
-      </w:tblGrid>
-      <w:tr>
-        <w:trPr>
-          <w:tblHeader w:val="true"/>
-          <w:cantSplit/>
-        </w:trPr>
-        <w:tc>
-          <w:tcPr/>
-          <w:p>
-            <w:pPr>
-              <w:pStyle w:val="Compact"/>
-              <w:jc w:val="left"/>
-            </w:pPr>
-            <w:r>
-              <w:t xml:space="preserve">Category</w:t>
-            </w:r>
-          </w:p>
-        </w:tc>
-        <w:tc>
-          <w:tcPr/>
-          <w:p>
-            <w:pPr>
-              <w:pStyle w:val="Compact"/>
-              <w:jc w:val="left"/>
-            </w:pPr>
-            <w:r>
-              <w:t xml:space="preserve">% of Gross Revenue</w:t>
-            </w:r>
-          </w:p>
-        </w:tc>
-        <w:tc>
-          <w:tcPr/>
-          <w:p>
-            <w:pPr>
-              <w:pStyle w:val="Compact"/>
-              <w:jc w:val="left"/>
-            </w:pPr>
-            <w:r>
-              <w:t xml:space="preserve">Governing Body</w:t>
-            </w:r>
-          </w:p>
-        </w:tc>
-      </w:tr>
-      <w:tr>
-        <w:trPr>
-          <w:cantSplit/>
-        </w:trPr>
-        <w:tc>
-          <w:tcPr/>
-          <w:p>
-            <w:pPr>
-              <w:pStyle w:val="Compact"/>
-              <w:jc w:val="left"/>
-            </w:pPr>
-            <w:r>
-              <w:t xml:space="preserve">Liquidity Reserve</w:t>
-            </w:r>
-          </w:p>
-        </w:tc>
-        <w:tc>
-          <w:tcPr/>
-          <w:p>
-            <w:pPr>
-              <w:pStyle w:val="Compact"/>
-              <w:jc w:val="left"/>
-            </w:pPr>
-            <w:r>
-              <w:t xml:space="preserve">35%</w:t>
-            </w:r>
-          </w:p>
-        </w:tc>
-        <w:tc>
-          <w:tcPr/>
-          <w:p>
-            <w:pPr>
-              <w:pStyle w:val="Compact"/>
-              <w:jc w:val="left"/>
-            </w:pPr>
-            <w:r>
-              <w:t xml:space="preserve">Board of Trustees</w:t>
-            </w:r>
-          </w:p>
-        </w:tc>
-      </w:tr>
-      <w:tr>
-        <w:trPr>
-          <w:cantSplit/>
-        </w:trPr>
-        <w:tc>
-          <w:tcPr/>
-          <w:p>
-            <w:pPr>
-              <w:pStyle w:val="Compact"/>
-              <w:jc w:val="left"/>
-            </w:pPr>
-            <w:r>
-              <w:t xml:space="preserve">Payroll (Faculty Honoraria 40% · Founders 24% · Senate 18% · Core Admin 18%)</w:t>
-            </w:r>
-          </w:p>
-        </w:tc>
-        <w:tc>
-          <w:tcPr/>
-          <w:p>
-            <w:pPr>
-              <w:pStyle w:val="Compact"/>
-              <w:jc w:val="left"/>
-            </w:pPr>
-            <w:r>
-              <w:t xml:space="preserve">20%</w:t>
-            </w:r>
-          </w:p>
-        </w:tc>
-        <w:tc>
-          <w:tcPr/>
-          <w:p>
-            <w:pPr>
-              <w:pStyle w:val="Compact"/>
-              <w:jc w:val="left"/>
-            </w:pPr>
-            <w:r>
-              <w:t xml:space="preserve">Board (budget) / Senate (stipends, 4-independent-seat compensation check)</w:t>
-            </w:r>
-          </w:p>
-        </w:tc>
-      </w:tr>
-      <w:tr>
-        <w:trPr>
-          <w:cantSplit/>
-        </w:trPr>
-        <w:tc>
-          <w:tcPr/>
-          <w:p>
-            <w:pPr>
-              <w:pStyle w:val="Compact"/>
-              <w:jc w:val="left"/>
-            </w:pPr>
-            <w:r>
-              <w:t xml:space="preserve">Waqf &amp; Stakeholder Reserve</w:t>
-            </w:r>
-          </w:p>
-        </w:tc>
-        <w:tc>
-          <w:tcPr/>
-          <w:p>
-            <w:pPr>
-              <w:pStyle w:val="Compact"/>
-              <w:jc w:val="left"/>
-            </w:pPr>
-            <w:r>
-              <w:t xml:space="preserve">20%</w:t>
-            </w:r>
-          </w:p>
-        </w:tc>
-        <w:tc>
-          <w:tcPr/>
-          <w:p>
-            <w:pPr>
-              <w:pStyle w:val="Compact"/>
-              <w:jc w:val="left"/>
-            </w:pPr>
-            <w:r>
-              <w:t xml:space="preserve">Waqf &amp; Endowment Board (fiduciary)</w:t>
-            </w:r>
-          </w:p>
-        </w:tc>
-      </w:tr>
-      <w:tr>
-        <w:trPr>
-          <w:cantSplit/>
-        </w:trPr>
-        <w:tc>
-          <w:tcPr/>
-          <w:p>
-            <w:pPr>
-              <w:pStyle w:val="Compact"/>
-              <w:jc w:val="left"/>
-            </w:pPr>
-            <w:r>
-              <w:t xml:space="preserve">Marketing &amp; Student Acquisition</w:t>
-            </w:r>
-          </w:p>
-        </w:tc>
-        <w:tc>
-          <w:tcPr/>
-          <w:p>
-            <w:pPr>
-              <w:pStyle w:val="Compact"/>
-              <w:jc w:val="left"/>
-            </w:pPr>
-            <w:r>
-              <w:t xml:space="preserve">10%</w:t>
-            </w:r>
-          </w:p>
-        </w:tc>
-        <w:tc>
-          <w:tcPr/>
-          <w:p>
-            <w:pPr>
-              <w:pStyle w:val="Compact"/>
-              <w:jc w:val="left"/>
-            </w:pPr>
-            <w:r>
-              <w:t xml:space="preserve">DVC Administration &amp; Finance</w:t>
-            </w:r>
-          </w:p>
-        </w:tc>
-      </w:tr>
-      <w:tr>
-        <w:trPr>
-          <w:cantSplit/>
-        </w:trPr>
-        <w:tc>
-          <w:tcPr/>
-          <w:p>
-            <w:pPr>
-              <w:pStyle w:val="Compact"/>
-              <w:jc w:val="left"/>
-            </w:pPr>
-            <w:r>
-              <w:t xml:space="preserve">Operating Expenses</w:t>
-            </w:r>
-          </w:p>
-        </w:tc>
-        <w:tc>
-          <w:tcPr/>
-          <w:p>
-            <w:pPr>
-              <w:pStyle w:val="Compact"/>
-              <w:jc w:val="left"/>
-            </w:pPr>
-            <w:r>
-              <w:t xml:space="preserve">5%</w:t>
-            </w:r>
-          </w:p>
-        </w:tc>
-        <w:tc>
-          <w:tcPr/>
-          <w:p>
-            <w:pPr>
-              <w:pStyle w:val="Compact"/>
-              <w:jc w:val="left"/>
-            </w:pPr>
-            <w:r>
-              <w:t xml:space="preserve">DVC Administration &amp; Finance</w:t>
-            </w:r>
-          </w:p>
-        </w:tc>
-      </w:tr>
-      <w:tr>
-        <w:trPr>
-          <w:cantSplit/>
-        </w:trPr>
-        <w:tc>
-          <w:tcPr/>
-          <w:p>
-            <w:pPr>
-              <w:pStyle w:val="Compact"/>
-              <w:jc w:val="left"/>
-            </w:pPr>
-            <w:r>
-              <w:t xml:space="preserve">LMS &amp; Technology Infrastructure</w:t>
-            </w:r>
-          </w:p>
-        </w:tc>
-        <w:tc>
-          <w:tcPr/>
-          <w:p>
-            <w:pPr>
-              <w:pStyle w:val="Compact"/>
-              <w:jc w:val="left"/>
-            </w:pPr>
-            <w:r>
-              <w:t xml:space="preserve">5%</w:t>
-            </w:r>
-          </w:p>
-        </w:tc>
-        <w:tc>
-          <w:tcPr/>
-          <w:p>
-            <w:pPr>
-              <w:pStyle w:val="Compact"/>
-              <w:jc w:val="left"/>
-            </w:pPr>
-            <w:r>
-              <w:t xml:space="preserve">Senate Group IV</w:t>
-            </w:r>
-          </w:p>
-        </w:tc>
-      </w:tr>
-      <w:tr>
-        <w:trPr>
-          <w:cantSplit/>
-        </w:trPr>
-        <w:tc>
-          <w:tcPr/>
-          <w:p>
-            <w:pPr>
-              <w:pStyle w:val="Compact"/>
-              <w:jc w:val="left"/>
-            </w:pPr>
-            <w:r>
-              <w:t xml:space="preserve">Da’wah &amp; Community Outreach</w:t>
-            </w:r>
-          </w:p>
-        </w:tc>
-        <w:tc>
-          <w:tcPr/>
-          <w:p>
-            <w:pPr>
-              <w:pStyle w:val="Compact"/>
-              <w:jc w:val="left"/>
-            </w:pPr>
-            <w:r>
-              <w:t xml:space="preserve">5%</w:t>
-            </w:r>
-          </w:p>
-        </w:tc>
-        <w:tc>
-          <w:tcPr/>
-          <w:p>
-            <w:pPr>
-              <w:pStyle w:val="Compact"/>
-              <w:jc w:val="left"/>
-            </w:pPr>
-            <w:r>
-              <w:t xml:space="preserve">DVC Administration &amp; Finance</w:t>
-            </w:r>
-          </w:p>
-        </w:tc>
-      </w:tr>
-      <w:tr>
-        <w:trPr>
-          <w:cantSplit/>
-        </w:trPr>
-        <w:tc>
-          <w:tcPr/>
-          <w:p>
-            <w:pPr>
-              <w:pStyle w:val="Compact"/>
-              <w:jc w:val="left"/>
-            </w:pPr>
-            <w:r>
-              <w:rPr>
-                <w:bCs/>
-                <w:b/>
-                <w:color w:val="B08625"/>
-                <w:sz w:val="20"/>
-                <w:caps/>
-                <w:spacing w:val="14"/>
-              </w:rPr>
-              <w:t xml:space="preserve">Total</w:t>
-            </w:r>
-          </w:p>
-        </w:tc>
-        <w:tc>
-          <w:tcPr/>
-          <w:p>
-            <w:pPr>
-              <w:pStyle w:val="Compact"/>
-              <w:jc w:val="left"/>
-            </w:pPr>
-            <w:r>
-              <w:rPr>
-                <w:bCs/>
-                <w:b/>
-                <w:color w:val="B08625"/>
-                <w:sz w:val="20"/>
-                <w:caps/>
-                <w:spacing w:val="14"/>
-              </w:rPr>
-              <w:t xml:space="preserve">100%, zero unallocated residual</w:t>
-            </w:r>
-          </w:p>
-        </w:tc>
-        <w:tc>
-          <w:tcPr/>
-          <w:p>
-            <w:pPr>
-              <w:pStyle w:val="Compact"/>
-              <w:jc w:val="left"/>
-            </w:pPr>
-            <w:r>
-              <w:t xml:space="preserve">—</w:t>
-            </w:r>
-          </w:p>
-        </w:tc>
-      </w:tr>
-    </w:tbl>
-    <w:bookmarkEnd w:id="114"/>
-    <w:bookmarkStart w:id="115" w:name="appendix-d-programme-catalog-reference"/>
-    <w:p>
-      <w:pPr>
-        <w:pStyle w:val="Heading2"/>
-      </w:pPr>
-      <w:r>
-        <w:t xml:space="preserve">Appendix D — Programme Catalog Reference</w:t>
-      </w:r>
-    </w:p>
-    <w:p>
-      <w:pPr>
-        <w:pStyle w:val="FirstParagraph"/>
-      </w:pPr>
-      <w:r>
-        <w:t xml:space="preserve">The complete 71-program founding-decade catalog (Programs 1–71, Undergraduate Diploma through Post-Doctoral Research Fellowship) and the 28-program secular catalog (Programs 72–99, Year 11+) are codified in AMIU-MP-001 §1 and §16.3 respectively, and are not reprinted in full in this Blueprint. Section 11 (Programme Portfolio) of this Blueprint governs the lifecycle management — review cycle, sunset policy, balance guardrails — under which that catalog operates, and Section 7 (Academic Master Plan) governs its rollout sequencing.</w:t>
-      </w:r>
-    </w:p>
-    <w:bookmarkEnd w:id="115"/>
-    <w:bookmarkStart w:id="116" w:name="Xbc7068afc768a02e9d079e88fbb4ad6d6cb7dd7"/>
-    <w:p>
-      <w:pPr>
-        <w:pStyle w:val="Heading2"/>
-      </w:pPr>
-      <w:r>
-        <w:t xml:space="preserve">Appendix E — Founding-Decade Risk Phases &amp; the Pre-Incorporation Waqf-First Outreach Model</w:t>
-      </w:r>
-    </w:p>
-    <w:p>
-      <w:pPr>
-        <w:pStyle w:val="FirstParagraph"/>
-      </w:pPr>
-      <w:r>
-        <w:t xml:space="preserve">Prepared in response to the Founding Council’s</w:t>
-      </w:r>
-      <w:r>
-        <w:t xml:space="preserve"> </w:t>
-      </w:r>
-      <w:r>
-        <w:rPr>
-          <w:iCs/>
-          <w:i/>
-        </w:rPr>
-        <w:t xml:space="preserve">Reality-Based Financial Stress Test Directive</w:t>
-      </w:r>
-      <w:r>
-        <w:t xml:space="preserve"> </w:t>
-      </w:r>
-      <w:r>
-        <w:t xml:space="preserve">and</w:t>
-      </w:r>
-      <w:r>
-        <w:t xml:space="preserve"> </w:t>
-      </w:r>
-      <w:r>
-        <w:rPr>
-          <w:iCs/>
-          <w:i/>
-        </w:rPr>
-        <w:t xml:space="preserve">Waqf-First University Model</w:t>
-      </w:r>
-      <w:r>
-        <w:t xml:space="preserve"> </w:t>
-      </w:r>
-      <w:r>
-        <w:t xml:space="preserve">directive. This appendix does two things only: it reads the founding decade’s already-adopted figures (AMIU-MP-001 §§5–7; Blueprint Sections 36 and 38) through an explicit year-by-year risk lens, and it extends the admissions timeline one phase earlier — a pre-incorporation Founding Registration campaign — consistent with the Waqf-First principle that access should precede revenue. It re-prices no tuition line, re-sizes no scholarship, and assumes no investment, donation, or grant not already carried in the adopted model. Two places below decline to follow the Founding Council’s directive literally, and say so plainly, rather than quietly overriding an already-audited figure.</w:t>
-      </w:r>
-    </w:p>
-    <w:p>
-      <w:pPr>
-        <w:pStyle w:val="BodyText"/>
       </w:pPr>
       <w:r>
         <w:rPr>
@@ -49809,15 +48098,122 @@
           <w:caps/>
           <w:spacing w:val="14"/>
         </w:rPr>
-        <w:t xml:space="preserve">E.1 — Year-by-Year Risk Phase Classification</w:t>
-      </w:r>
-    </w:p>
-    <w:p>
-      <w:pPr>
-        <w:pStyle w:val="BodyText"/>
-      </w:pPr>
-      <w:r>
-        <w:t xml:space="preserve">This phase reading introduces no new figures; it narrates the audited Growth-scenario table already adopted in AMIU-MP-001 §5.1/§5.8 (Blueprint Sections 1, 36, 38) through an explicit RAG lens.</w:t>
+        <w:t xml:space="preserve">Rationale</w:t>
+      </w:r>
+    </w:p>
+    <w:p>
+      <w:pPr>
+        <w:pStyle w:val="BodyText"/>
+      </w:pPr>
+      <w:r>
+        <w:t xml:space="preserve">Forty sections of this Blueprint operationalize discipline — fixed allocation percentages, a 14-risk register, a zero-deficit doctrine tested against three scenarios. This closing section returns, deliberately, to the reason that discipline exists. AMIU’s own Mission Statement commits it to</w:t>
+      </w:r>
+      <w:r>
+        <w:t xml:space="preserve"> </w:t>
+      </w:r>
+      <w:r>
+        <w:t xml:space="preserve">“</w:t>
+      </w:r>
+      <w:r>
+        <w:t xml:space="preserve">spread Islamic education all over the world at the minimum possible cost, covering the needy without condition</w:t>
+      </w:r>
+      <w:r>
+        <w:t xml:space="preserve">”</w:t>
+      </w:r>
+      <w:r>
+        <w:t xml:space="preserve">; its ISLAMIC values framework names Access as a standing value:</w:t>
+      </w:r>
+      <w:r>
+        <w:t xml:space="preserve"> </w:t>
+      </w:r>
+      <w:r>
+        <w:t xml:space="preserve">“</w:t>
+      </w:r>
+      <w:r>
+        <w:t xml:space="preserve">financial capacity shall never be a barrier to knowledge</w:t>
+      </w:r>
+      <w:r>
+        <w:t xml:space="preserve">”</w:t>
+      </w:r>
+      <w:r>
+        <w:t xml:space="preserve"> </w:t>
+      </w:r>
+      <w:r>
+        <w:t xml:space="preserve">(AMIU-MP-001, Mission; Section 2 of this Blueprint). A Founding Council review challenged this Blueprint to treat that commitment as more than an operational footnote — as an admissions philosophy, a brand position, and a donor and community-engagement strategy in its own right. Section 41 is positioned last, not as an afterthought, but as the section every preceding one exists to make possible: forty sections of financial and governance discipline are what make it</w:t>
+      </w:r>
+      <w:r>
+        <w:t xml:space="preserve"> </w:t>
+      </w:r>
+      <w:r>
+        <w:rPr>
+          <w:iCs/>
+          <w:i/>
+        </w:rPr>
+        <w:t xml:space="preserve">safe</w:t>
+      </w:r>
+      <w:r>
+        <w:t xml:space="preserve"> </w:t>
+      </w:r>
+      <w:r>
+        <w:t xml:space="preserve">for AMIU to open its doors before it has a track record, a brand, or a single dollar of external validation.</w:t>
+      </w:r>
+    </w:p>
+    <w:p>
+      <w:pPr>
+        <w:pStyle w:val="BodyText"/>
+      </w:pPr>
+      <w:r>
+        <w:rPr>
+          <w:bCs/>
+          <w:b/>
+          <w:color w:val="B08625"/>
+          <w:sz w:val="20"/>
+          <w:caps/>
+          <w:spacing w:val="14"/>
+        </w:rPr>
+        <w:t xml:space="preserve">Global Best Practices</w:t>
+      </w:r>
+    </w:p>
+    <w:p>
+      <w:pPr>
+        <w:pStyle w:val="BodyText"/>
+      </w:pPr>
+      <w:r>
+        <w:t xml:space="preserve">Classical waqf-funded madrasah education — free tuition financed by endowment income committed in advance, never by hoped-for future giving — is the direct historical model for what follows. Modern cash-waqf certificate programs (Malaysia, Turkey, Indonesia) show the same principle at institutional scale: small, perpetual endowment contributions fund guaranteed seats, not promotional discounts. Mission-driven founding institutions generally build enrollment and community trust before they build brand recognition or revenue scale —</w:t>
+      </w:r>
+      <w:r>
+        <w:t xml:space="preserve"> </w:t>
+      </w:r>
+      <w:r>
+        <w:t xml:space="preserve">“</w:t>
+      </w:r>
+      <w:r>
+        <w:t xml:space="preserve">access precedes revenue</w:t>
+      </w:r>
+      <w:r>
+        <w:t xml:space="preserve">”</w:t>
+      </w:r>
+      <w:r>
+        <w:t xml:space="preserve"> </w:t>
+      </w:r>
+      <w:r>
+        <w:t xml:space="preserve">is a sequencing observation about how such institutions actually grow, not a departure from financial discipline; the two are compatible only when access is paid for out of committed, already-adopted funds, which is the standard this section holds itself to throughout.</w:t>
+      </w:r>
+    </w:p>
+    <w:p>
+      <w:pPr>
+        <w:pStyle w:val="BodyText"/>
+      </w:pPr>
+      <w:r>
+        <w:rPr>
+          <w:bCs/>
+          <w:b/>
+          <w:color w:val="B08625"/>
+          <w:sz w:val="20"/>
+          <w:caps/>
+          <w:spacing w:val="14"/>
+        </w:rPr>
+        <w:t xml:space="preserve">The Founding Years, Read Honestly: Investment, Not Failure</w:t>
       </w:r>
     </w:p>
     <w:tbl>
@@ -49895,7 +48291,7 @@
               <w:jc w:val="left"/>
             </w:pPr>
             <w:r>
-              <w:t xml:space="preserve">Grounding in the Adopted Model</w:t>
+              <w:t xml:space="preserve">What This Means</w:t>
             </w:r>
           </w:p>
         </w:tc>
@@ -49960,7 +48356,23 @@
               <w:jc w:val="left"/>
             </w:pPr>
             <w:r>
-              <w:t xml:space="preserve">347 students, $224,747 revenue — the smallest cohort and lowest-revenue year in the ten-year plan; heaviest proportional weight of one-time formation cost (~$1,015 Texas formation, Gambia-pipeline legal spend, Section 9) against the smallest revenue base</w:t>
+              <w:t xml:space="preserve">The smallest cohort (347) and lowest revenue ($224,747) of the entire ten-year plan, absorbing the heaviest proportional share of one-time formation cost. Not a shortfall against a plan — this</w:t>
+            </w:r>
+            <w:r>
+              <w:t xml:space="preserve"> </w:t>
+            </w:r>
+            <w:r>
+              <w:rPr>
+                <w:iCs/>
+                <w:i/>
+              </w:rPr>
+              <w:t xml:space="preserve">is</w:t>
+            </w:r>
+            <w:r>
+              <w:t xml:space="preserve"> </w:t>
+            </w:r>
+            <w:r>
+              <w:t xml:space="preserve">the plan’s floor.</w:t>
             </w:r>
           </w:p>
         </w:tc>
@@ -50025,7 +48437,7 @@
               <w:jc w:val="left"/>
             </w:pPr>
             <w:r>
-              <w:t xml:space="preserve">Revenue nearly doubles ($451,397) but the institution is still pre-track-record: CPD accreditation pursued, Gambia registration begins (Section 37 Phase II); Sections 36/38 place risk-committee seating and external-audit cadence in this exact window</w:t>
+              <w:t xml:space="preserve">Revenue nearly doubles ($451,397) while the institution is still pre-track-record: first accreditation candidacy (CPD), Gambia registration begins, risk-governance bodies newly seated (Sections 36–37).</w:t>
             </w:r>
           </w:p>
         </w:tc>
@@ -50090,7 +48502,7 @@
               <w:jc w:val="left"/>
             </w:pPr>
             <w:r>
-              <w:t xml:space="preserve">First year of the formation stack complete (Section 37 Phase I closes); PhD tier launches; still zero fee increase (Section 5.8 — no review assumed before Year 4)</w:t>
+              <w:t xml:space="preserve">Formation stack complete; still zero tuition increase assumed (AMIU-MP-001 §5.8 — no fee review before Year 4).</w:t>
             </w:r>
           </w:p>
         </w:tc>
@@ -50155,7 +48567,7 @@
               <w:jc w:val="left"/>
             </w:pPr>
             <w:r>
-              <w:t xml:space="preserve">First governance-approved fee review lands in Year 4 (Section 5.8); Liquidity Reserve crosses $1.29M cumulative by Year 5 (Section 5.7)</w:t>
+              <w:t xml:space="preserve">First governance-approved fee review; Liquidity Reserve crosses $1.29M cumulative.</w:t>
             </w:r>
           </w:p>
         </w:tc>
@@ -50220,7 +48632,7 @@
               <w:jc w:val="left"/>
             </w:pPr>
             <w:r>
-              <w:t xml:space="preserve">Post-Doctoral tier launches Year 6; reserves compound to $5.83M (Liquidity) and $3.33M (Waqf) by Year 10; Section 38’s Decade Audit closes the founding decade with zero deficit years, audited</w:t>
+              <w:t xml:space="preserve">Reserves compound to $5.83M (Liquidity) and $3.33M (Waqf) by Year 10; founding decade closes with a ten-year audited zero-deficit record (Section 38).</w:t>
             </w:r>
           </w:p>
         </w:tc>
@@ -50231,7 +48643,7 @@
         <w:pStyle w:val="BodyText"/>
       </w:pPr>
       <w:r>
-        <w:t xml:space="preserve">The adopted model already treats Years 1–3 as the decade’s most exposed on the pricing dimension specifically: no tuition increase is assumed in any of the three scenarios until Year 4 (AMIU-MP-001 §5.8). This phase table makes that fact visible in one place; it does not add risk that was not already priced in.</w:t>
+        <w:t xml:space="preserve">These are investment years, described in language a Board, a donor, and an accreditation reviewer can all trust: every dollar spent in Years 1–2 is spent against a plan that already assumed those years would be the leanest, not against a plan that failed to anticipate them.</w:t>
       </w:r>
     </w:p>
     <w:p>
@@ -50247,650 +48659,25 @@
           <w:caps/>
           <w:spacing w:val="14"/>
         </w:rPr>
-        <w:t xml:space="preserve">E.2 — The No-Investment / No-Donor Scenario</w:t>
-      </w:r>
-    </w:p>
-    <w:p>
-      <w:pPr>
-        <w:pStyle w:val="BodyText"/>
-      </w:pPr>
-      <w:r>
-        <w:t xml:space="preserve">The Founding Council asked for a scenario in which no major investor, donor, grant, or government intervention arrives. AMIU-MP-001 already models exactly this as its</w:t>
-      </w:r>
-      <w:r>
-        <w:t xml:space="preserve"> </w:t>
-      </w:r>
+        <w:t xml:space="preserve">Implementation Phases — The Founding Registration Sequence</w:t>
+      </w:r>
+    </w:p>
+    <w:p>
+      <w:pPr>
+        <w:pStyle w:val="BodyText"/>
+      </w:pPr>
       <w:r>
         <w:rPr>
           <w:iCs/>
           <w:i/>
         </w:rPr>
-        <w:t xml:space="preserve">default</w:t>
-      </w:r>
-      <w:r>
-        <w:t xml:space="preserve">, not as a downside case:</w:t>
-      </w:r>
-    </w:p>
-    <w:p>
-      <w:pPr>
-        <w:numPr>
-          <w:ilvl w:val="0"/>
-          <w:numId w:val="1033"/>
-        </w:numPr>
-        <w:pStyle w:val="Compact"/>
-      </w:pPr>
-      <w:r>
-        <w:rPr>
-          <w:bCs/>
-          <w:b/>
-          <w:color w:val="B08625"/>
-          <w:sz w:val="20"/>
-          <w:caps/>
-          <w:spacing w:val="14"/>
-        </w:rPr>
-        <w:t xml:space="preserve">Capital Firewall (§7):</w:t>
+        <w:t xml:space="preserve">Grounding note.</w:t>
       </w:r>
       <w:r>
         <w:t xml:space="preserve"> </w:t>
       </w:r>
       <w:r>
-        <w:t xml:space="preserve">the University’s tuition-funded operations carry zero dependency on the Independent Commercial Engine’s investor capital — the firewall exists precisely so that the Commercial Engine’s success or failure never touches the academic model (Blueprint Section 39, Figure 9).</w:t>
-      </w:r>
-    </w:p>
-    <w:p>
-      <w:pPr>
-        <w:numPr>
-          <w:ilvl w:val="0"/>
-          <w:numId w:val="1033"/>
-        </w:numPr>
-        <w:pStyle w:val="Compact"/>
-      </w:pPr>
-      <w:r>
-        <w:rPr>
-          <w:bCs/>
-          <w:b/>
-          <w:color w:val="B08625"/>
-          <w:sz w:val="20"/>
-          <w:caps/>
-          <w:spacing w:val="14"/>
-        </w:rPr>
-        <w:t xml:space="preserve">External Waqf Donor Contributions (§6.3):</w:t>
-      </w:r>
-      <w:r>
-        <w:t xml:space="preserve"> </w:t>
-      </w:r>
-      <w:r>
-        <w:t xml:space="preserve">the Master Plan assumes</w:t>
-      </w:r>
-      <w:r>
-        <w:t xml:space="preserve"> </w:t>
-      </w:r>
-      <w:r>
-        <w:rPr>
-          <w:bCs/>
-          <w:b/>
-        </w:rPr>
-        <w:t xml:space="preserve">$0</w:t>
-      </w:r>
-      <w:r>
-        <w:t xml:space="preserve"> </w:t>
-      </w:r>
-      <w:r>
-        <w:t xml:space="preserve">external donor giving in Years 1–3, and treats every dollar from Year 4 onward (illustrative only, $25,000 → $310,000 by Year 10) as additive and explicitly excluded from the core revenue waterfall in Section 5.</w:t>
-      </w:r>
-    </w:p>
-    <w:p>
-      <w:pPr>
-        <w:numPr>
-          <w:ilvl w:val="0"/>
-          <w:numId w:val="1033"/>
-        </w:numPr>
-        <w:pStyle w:val="Compact"/>
-      </w:pPr>
-      <w:r>
-        <w:rPr>
-          <w:bCs/>
-          <w:b/>
-          <w:color w:val="B08625"/>
-          <w:sz w:val="20"/>
-          <w:caps/>
-          <w:spacing w:val="14"/>
-        </w:rPr>
-        <w:t xml:space="preserve">Financial Sustainability Framework (Blueprint Section 38):</w:t>
-      </w:r>
-      <w:r>
-        <w:t xml:space="preserve"> </w:t>
-      </w:r>
-      <w:r>
-        <w:t xml:space="preserve">because every cost category is a fixed percentage of</w:t>
-      </w:r>
-      <w:r>
-        <w:t xml:space="preserve"> </w:t>
-      </w:r>
-      <w:r>
-        <w:rPr>
-          <w:iCs/>
-          <w:i/>
-        </w:rPr>
-        <w:t xml:space="preserve">actual received</w:t>
-      </w:r>
-      <w:r>
-        <w:t xml:space="preserve"> </w:t>
-      </w:r>
-      <w:r>
-        <w:t xml:space="preserve">tuition revenue rather than a fixed obligation, the model is structurally deficit-proof under slower-than-planned growth — the Conservative scenario ($14.25M ten-year cumulative, versus $16.67M adopted) already models a materially slower path with zero deficit in any year.</w:t>
-      </w:r>
-    </w:p>
-    <w:p>
-      <w:pPr>
-        <w:pStyle w:val="FirstParagraph"/>
-      </w:pPr>
-      <w:r>
-        <w:t xml:space="preserve">Net: AMIU’s</w:t>
-      </w:r>
-      <w:r>
-        <w:t xml:space="preserve"> </w:t>
-      </w:r>
-      <w:r>
-        <w:t xml:space="preserve">“</w:t>
-      </w:r>
-      <w:r>
-        <w:t xml:space="preserve">no-investment scenario</w:t>
-      </w:r>
-      <w:r>
-        <w:t xml:space="preserve">”</w:t>
-      </w:r>
-      <w:r>
-        <w:t xml:space="preserve"> </w:t>
-      </w:r>
-      <w:r>
-        <w:t xml:space="preserve">is not a hypothetical requiring new figures — it is the Conservative scenario already adopted in §5.8, run with the same zero-external-donor assumption that already governs Years 1–3 of every scenario. No revision to any adopted figure is required to answer the Founding Council’s question; the honest answer is that the institution was already built this way.</w:t>
-      </w:r>
-    </w:p>
-    <w:p>
-      <w:pPr>
-        <w:pStyle w:val="BodyText"/>
-      </w:pPr>
-      <w:r>
-        <w:rPr>
-          <w:bCs/>
-          <w:b/>
-          <w:color w:val="B08625"/>
-          <w:sz w:val="20"/>
-          <w:caps/>
-          <w:spacing w:val="14"/>
-        </w:rPr>
-        <w:t xml:space="preserve">E.3 — Minimum Viable Year-1 Operating Model</w:t>
-      </w:r>
-    </w:p>
-    <w:p>
-      <w:pPr>
-        <w:pStyle w:val="BodyText"/>
-      </w:pPr>
-      <w:r>
-        <w:t xml:space="preserve">Not a downside projection — the actual adopted Year-1 budget (AMIU-MP-001 §5.4; Blueprint Appendix C), reconciled to the dollar:</w:t>
-      </w:r>
-    </w:p>
-    <w:tbl>
-      <w:tblPr>
-        <w:tblStyle w:val="Table"/>
-        <w:tblW w:type="pct" w:w="5000"/>
-        <w:tblLook w:firstRow="1" w:lastRow="0" w:firstColumn="0" w:lastColumn="0" w:noHBand="0" w:noVBand="0" w:val="0020"/>
-        <w:jc w:val="start"/>
-      </w:tblPr>
-      <w:tblGrid>
-        <w:gridCol w:w="2640"/>
-        <w:gridCol w:w="2640"/>
-        <w:gridCol w:w="2640"/>
-      </w:tblGrid>
-      <w:tr>
-        <w:trPr>
-          <w:tblHeader w:val="true"/>
-          <w:cantSplit/>
-        </w:trPr>
-        <w:tc>
-          <w:tcPr/>
-          <w:p>
-            <w:pPr>
-              <w:pStyle w:val="Compact"/>
-              <w:jc w:val="left"/>
-            </w:pPr>
-            <w:r>
-              <w:t xml:space="preserve">Line</w:t>
-            </w:r>
-          </w:p>
-        </w:tc>
-        <w:tc>
-          <w:tcPr/>
-          <w:p>
-            <w:pPr>
-              <w:pStyle w:val="Compact"/>
-              <w:jc w:val="left"/>
-            </w:pPr>
-            <w:r>
-              <w:t xml:space="preserve">Year 1</w:t>
-            </w:r>
-          </w:p>
-        </w:tc>
-        <w:tc>
-          <w:tcPr/>
-          <w:p>
-            <w:pPr>
-              <w:pStyle w:val="Compact"/>
-              <w:jc w:val="left"/>
-            </w:pPr>
-            <w:r>
-              <w:t xml:space="preserve">% of Revenue</w:t>
-            </w:r>
-          </w:p>
-        </w:tc>
-      </w:tr>
-      <w:tr>
-        <w:trPr>
-          <w:cantSplit/>
-        </w:trPr>
-        <w:tc>
-          <w:tcPr/>
-          <w:p>
-            <w:pPr>
-              <w:pStyle w:val="Compact"/>
-              <w:jc w:val="left"/>
-            </w:pPr>
-            <w:r>
-              <w:t xml:space="preserve">Total Active Enrollment</w:t>
-            </w:r>
-          </w:p>
-        </w:tc>
-        <w:tc>
-          <w:tcPr/>
-          <w:p>
-            <w:pPr>
-              <w:pStyle w:val="Compact"/>
-              <w:jc w:val="left"/>
-            </w:pPr>
-            <w:r>
-              <w:t xml:space="preserve">347 students</w:t>
-            </w:r>
-          </w:p>
-        </w:tc>
-        <w:tc>
-          <w:tcPr/>
-          <w:p>
-            <w:pPr>
-              <w:pStyle w:val="Compact"/>
-              <w:jc w:val="left"/>
-            </w:pPr>
-            <w:r>
-              <w:t xml:space="preserve">—</w:t>
-            </w:r>
-          </w:p>
-        </w:tc>
-      </w:tr>
-      <w:tr>
-        <w:trPr>
-          <w:cantSplit/>
-        </w:trPr>
-        <w:tc>
-          <w:tcPr/>
-          <w:p>
-            <w:pPr>
-              <w:pStyle w:val="Compact"/>
-              <w:jc w:val="left"/>
-            </w:pPr>
-            <w:r>
-              <w:t xml:space="preserve">Gross Revenue</w:t>
-            </w:r>
-          </w:p>
-        </w:tc>
-        <w:tc>
-          <w:tcPr/>
-          <w:p>
-            <w:pPr>
-              <w:pStyle w:val="Compact"/>
-              <w:jc w:val="left"/>
-            </w:pPr>
-            <w:r>
-              <w:t xml:space="preserve">$224,747</w:t>
-            </w:r>
-          </w:p>
-        </w:tc>
-        <w:tc>
-          <w:tcPr/>
-          <w:p>
-            <w:pPr>
-              <w:pStyle w:val="Compact"/>
-              <w:jc w:val="left"/>
-            </w:pPr>
-            <w:r>
-              <w:t xml:space="preserve">100%</w:t>
-            </w:r>
-          </w:p>
-        </w:tc>
-      </w:tr>
-      <w:tr>
-        <w:trPr>
-          <w:cantSplit/>
-        </w:trPr>
-        <w:tc>
-          <w:tcPr/>
-          <w:p>
-            <w:pPr>
-              <w:pStyle w:val="Compact"/>
-              <w:jc w:val="left"/>
-            </w:pPr>
-            <w:r>
-              <w:t xml:space="preserve">Payroll (of which Faculty Honoraria $17,980, 40% of Payroll)</w:t>
-            </w:r>
-          </w:p>
-        </w:tc>
-        <w:tc>
-          <w:tcPr/>
-          <w:p>
-            <w:pPr>
-              <w:pStyle w:val="Compact"/>
-              <w:jc w:val="left"/>
-            </w:pPr>
-            <w:r>
-              <w:t xml:space="preserve">$44,949</w:t>
-            </w:r>
-          </w:p>
-        </w:tc>
-        <w:tc>
-          <w:tcPr/>
-          <w:p>
-            <w:pPr>
-              <w:pStyle w:val="Compact"/>
-              <w:jc w:val="left"/>
-            </w:pPr>
-            <w:r>
-              <w:t xml:space="preserve">20%</w:t>
-            </w:r>
-          </w:p>
-        </w:tc>
-      </w:tr>
-      <w:tr>
-        <w:trPr>
-          <w:cantSplit/>
-        </w:trPr>
-        <w:tc>
-          <w:tcPr/>
-          <w:p>
-            <w:pPr>
-              <w:pStyle w:val="Compact"/>
-              <w:jc w:val="left"/>
-            </w:pPr>
-            <w:r>
-              <w:t xml:space="preserve">Marketing &amp; Student Acquisition</w:t>
-            </w:r>
-          </w:p>
-        </w:tc>
-        <w:tc>
-          <w:tcPr/>
-          <w:p>
-            <w:pPr>
-              <w:pStyle w:val="Compact"/>
-              <w:jc w:val="left"/>
-            </w:pPr>
-            <w:r>
-              <w:t xml:space="preserve">$22,475</w:t>
-            </w:r>
-          </w:p>
-        </w:tc>
-        <w:tc>
-          <w:tcPr/>
-          <w:p>
-            <w:pPr>
-              <w:pStyle w:val="Compact"/>
-              <w:jc w:val="left"/>
-            </w:pPr>
-            <w:r>
-              <w:t xml:space="preserve">10%</w:t>
-            </w:r>
-          </w:p>
-        </w:tc>
-      </w:tr>
-      <w:tr>
-        <w:trPr>
-          <w:cantSplit/>
-        </w:trPr>
-        <w:tc>
-          <w:tcPr/>
-          <w:p>
-            <w:pPr>
-              <w:pStyle w:val="Compact"/>
-              <w:jc w:val="left"/>
-            </w:pPr>
-            <w:r>
-              <w:t xml:space="preserve">Operating Expenses</w:t>
-            </w:r>
-          </w:p>
-        </w:tc>
-        <w:tc>
-          <w:tcPr/>
-          <w:p>
-            <w:pPr>
-              <w:pStyle w:val="Compact"/>
-              <w:jc w:val="left"/>
-            </w:pPr>
-            <w:r>
-              <w:t xml:space="preserve">$11,237</w:t>
-            </w:r>
-          </w:p>
-        </w:tc>
-        <w:tc>
-          <w:tcPr/>
-          <w:p>
-            <w:pPr>
-              <w:pStyle w:val="Compact"/>
-              <w:jc w:val="left"/>
-            </w:pPr>
-            <w:r>
-              <w:t xml:space="preserve">5%</w:t>
-            </w:r>
-          </w:p>
-        </w:tc>
-      </w:tr>
-      <w:tr>
-        <w:trPr>
-          <w:cantSplit/>
-        </w:trPr>
-        <w:tc>
-          <w:tcPr/>
-          <w:p>
-            <w:pPr>
-              <w:pStyle w:val="Compact"/>
-              <w:jc w:val="left"/>
-            </w:pPr>
-            <w:r>
-              <w:t xml:space="preserve">LMS &amp; Technology Infrastructure</w:t>
-            </w:r>
-          </w:p>
-        </w:tc>
-        <w:tc>
-          <w:tcPr/>
-          <w:p>
-            <w:pPr>
-              <w:pStyle w:val="Compact"/>
-              <w:jc w:val="left"/>
-            </w:pPr>
-            <w:r>
-              <w:t xml:space="preserve">$11,237</w:t>
-            </w:r>
-          </w:p>
-        </w:tc>
-        <w:tc>
-          <w:tcPr/>
-          <w:p>
-            <w:pPr>
-              <w:pStyle w:val="Compact"/>
-              <w:jc w:val="left"/>
-            </w:pPr>
-            <w:r>
-              <w:t xml:space="preserve">5%</w:t>
-            </w:r>
-          </w:p>
-        </w:tc>
-      </w:tr>
-      <w:tr>
-        <w:trPr>
-          <w:cantSplit/>
-        </w:trPr>
-        <w:tc>
-          <w:tcPr/>
-          <w:p>
-            <w:pPr>
-              <w:pStyle w:val="Compact"/>
-              <w:jc w:val="left"/>
-            </w:pPr>
-            <w:r>
-              <w:t xml:space="preserve">Da’wah &amp; Community Outreach</w:t>
-            </w:r>
-          </w:p>
-        </w:tc>
-        <w:tc>
-          <w:tcPr/>
-          <w:p>
-            <w:pPr>
-              <w:pStyle w:val="Compact"/>
-              <w:jc w:val="left"/>
-            </w:pPr>
-            <w:r>
-              <w:t xml:space="preserve">$11,237</w:t>
-            </w:r>
-          </w:p>
-        </w:tc>
-        <w:tc>
-          <w:tcPr/>
-          <w:p>
-            <w:pPr>
-              <w:pStyle w:val="Compact"/>
-              <w:jc w:val="left"/>
-            </w:pPr>
-            <w:r>
-              <w:t xml:space="preserve">5%</w:t>
-            </w:r>
-          </w:p>
-        </w:tc>
-      </w:tr>
-      <w:tr>
-        <w:trPr>
-          <w:cantSplit/>
-        </w:trPr>
-        <w:tc>
-          <w:tcPr/>
-          <w:p>
-            <w:pPr>
-              <w:pStyle w:val="Compact"/>
-              <w:jc w:val="left"/>
-            </w:pPr>
-            <w:r>
-              <w:t xml:space="preserve">University-Side Liquidity Reserve</w:t>
-            </w:r>
-          </w:p>
-        </w:tc>
-        <w:tc>
-          <w:tcPr/>
-          <w:p>
-            <w:pPr>
-              <w:pStyle w:val="Compact"/>
-              <w:jc w:val="left"/>
-            </w:pPr>
-            <w:r>
-              <w:t xml:space="preserve">$78,661</w:t>
-            </w:r>
-          </w:p>
-        </w:tc>
-        <w:tc>
-          <w:tcPr/>
-          <w:p>
-            <w:pPr>
-              <w:pStyle w:val="Compact"/>
-              <w:jc w:val="left"/>
-            </w:pPr>
-            <w:r>
-              <w:t xml:space="preserve">35%</w:t>
-            </w:r>
-          </w:p>
-        </w:tc>
-      </w:tr>
-      <w:tr>
-        <w:trPr>
-          <w:cantSplit/>
-        </w:trPr>
-        <w:tc>
-          <w:tcPr/>
-          <w:p>
-            <w:pPr>
-              <w:pStyle w:val="Compact"/>
-              <w:jc w:val="left"/>
-            </w:pPr>
-            <w:r>
-              <w:t xml:space="preserve">Waqf &amp; Stakeholder Reserve</w:t>
-            </w:r>
-          </w:p>
-        </w:tc>
-        <w:tc>
-          <w:tcPr/>
-          <w:p>
-            <w:pPr>
-              <w:pStyle w:val="Compact"/>
-              <w:jc w:val="left"/>
-            </w:pPr>
-            <w:r>
-              <w:t xml:space="preserve">$44,951</w:t>
-            </w:r>
-          </w:p>
-        </w:tc>
-        <w:tc>
-          <w:tcPr/>
-          <w:p>
-            <w:pPr>
-              <w:pStyle w:val="Compact"/>
-              <w:jc w:val="left"/>
-            </w:pPr>
-            <w:r>
-              <w:t xml:space="preserve">20%</w:t>
-            </w:r>
-          </w:p>
-        </w:tc>
-      </w:tr>
-    </w:tbl>
-    <w:p>
-      <w:pPr>
-        <w:pStyle w:val="BodyText"/>
-      </w:pPr>
-      <w:r>
-        <w:t xml:space="preserve">No staffing line anywhere in this Blueprint (Sections 9–10, 15, 26, 36–38) is created ahead of the payroll capacity these figures generate; every FTE addition described elsewhere is explicitly phased to arrive only once its corresponding revenue year funds it.</w:t>
-      </w:r>
-    </w:p>
-    <w:p>
-      <w:pPr>
-        <w:pStyle w:val="BodyText"/>
-      </w:pPr>
-      <w:r>
-        <w:rPr>
-          <w:bCs/>
-          <w:b/>
-        </w:rPr>
-        <w:t xml:space="preserve">E.4 — Founding Registration &amp; the Pre-Incorporation Outreach Window</w:t>
-      </w:r>
-    </w:p>
-    <w:p>
-      <w:pPr>
-        <w:pStyle w:val="BodyText"/>
-      </w:pPr>
-      <w:r>
-        <w:rPr>
-          <w:iCs/>
-          <w:i/>
-        </w:rPr>
-        <w:t xml:space="preserve">Grounding note.</w:t>
-      </w:r>
-      <w:r>
-        <w:t xml:space="preserve"> </w:t>
-      </w:r>
-      <w:r>
-        <w:t xml:space="preserve">AMIU-MP-001 fixes incorporation at 6 December 2027 and academic operations commencing 1 January 2028 (Executive Summary; §9). A twelve-month campaign beginning January 2027 would run for most of a year before the University exists as a legal entity able to accept binding applications, hold funds, or issue admissions decisions. The Founding Council’s two-phase design is therefore compressed below into what is actually available before incorporation, and is modeled explicitly as</w:t>
+        <w:t xml:space="preserve">AMIU-MP-001 fixes incorporation at 6 December 2027 and academic operations commencing 1 January 2028. A campaign beginning January 2027 would run for most of a year before the University exists as a legal entity able to accept binding applications, hold funds, or issue admissions decisions. The sequence below is compressed into what is actually available before incorporation and modeled explicitly as</w:t>
       </w:r>
       <w:r>
         <w:t xml:space="preserve"> </w:t>
@@ -51203,63 +48990,7 @@
         <w:pStyle w:val="BodyText"/>
       </w:pPr>
       <w:r>
-        <w:t xml:space="preserve">The Founding Registration phase carries no revenue and no cost, by design — a RED-status, pre-revenue window; nothing in AMIU-MP-001 or Sections 1–40 of this Blueprint assumes any income from it. The illustrative bridge-phase fee is presented for Board consideration only, in the same illustrative, not-yet-adopted spirit as the External Waqf Donor Contributions in §6.3; adopting it requires the same Board resolution any fee change requires under §11.3, and would need to be reconciled into the Section 5 revenue waterfall rather than treated as a founding-decade side fund.</w:t>
-      </w:r>
-    </w:p>
-    <w:p>
-      <w:pPr>
-        <w:pStyle w:val="BodyText"/>
-      </w:pPr>
-      <w:r>
-        <w:rPr>
-          <w:bCs/>
-          <w:b/>
-        </w:rPr>
-        <w:t xml:space="preserve">E.5 — Where This Appendix Declines the Directive: Scholarship Bands</w:t>
-      </w:r>
-    </w:p>
-    <w:p>
-      <w:pPr>
-        <w:pStyle w:val="BodyText"/>
-      </w:pPr>
-      <w:r>
-        <w:t xml:space="preserve">The Founding Council’s proposed scholarship bands (Founding 100%; Merit, Need-Based, Community Leadership, Qur’an Excellence, and Imam Development scholarships each 50–100%) are more generous than the architecture actually funded in AMIU-MP-001 §3 and operationalized in Blueprint Section 26: a Waqf Scholarship Block drawn from the 20%-of-revenue Waqf &amp; Stakeholder Reserve, a flat 50% Merit discount for the top 5% of any graduating cohort, and a lifetime 25% Hifz discount. Raising Merit, Need-Based, and Community awards into a 50–100% band would materially change the Waqf Reserve draw-down rate modeled in Sections 6 and 38, and is exactly the kind of assumption the Financial Sustainability Framework’s own Downside Review trigger (Section 38) exists to catch</w:t>
-      </w:r>
-      <w:r>
-        <w:t xml:space="preserve"> </w:t>
-      </w:r>
-      <w:r>
-        <w:rPr>
-          <w:iCs/>
-          <w:i/>
-        </w:rPr>
-        <w:t xml:space="preserve">before</w:t>
-      </w:r>
-      <w:r>
-        <w:t xml:space="preserve"> </w:t>
-      </w:r>
-      <w:r>
-        <w:t xml:space="preserve">adoption, not after. This appendix does not adopt the higher bands; it names them as a standing agenda item for the Waqf &amp; Endowment Board and Board of Trustees, to be modeled against actual Waqf Reserve capacity (Section 6.1) before any change to Section 26’s adopted architecture.</w:t>
-      </w:r>
-    </w:p>
-    <w:p>
-      <w:pPr>
-        <w:pStyle w:val="BodyText"/>
-      </w:pPr>
-      <w:r>
-        <w:rPr>
-          <w:bCs/>
-          <w:b/>
-        </w:rPr>
-        <w:t xml:space="preserve">E.6 — Diversified Waqf Source Regions &amp; Scholarship Students as Strategic Assets</w:t>
-      </w:r>
-    </w:p>
-    <w:p>
-      <w:pPr>
-        <w:pStyle w:val="BodyText"/>
-      </w:pPr>
-      <w:r>
-        <w:t xml:space="preserve">Consistent with the directive not to depend on a single donor, the External Waqf Donor Contributions already modeled as illustrative and additive (§6.3; Blueprint Section 25) are targeted across multiple regions rather than one relationship: the Gulf, Nigeria, wider West, East, and North Africa, the United Kingdom, continental Europe, North America, and Southeast Asia — mirroring the population geography already priced into the four tuition tiers (§2.1). None of these regional targets carries a dollar figure of its own; they remain governed by the existing illustrative schedule ($0 in Years 1–3, rising to $310,000 illustrative by Year 10), additive to, and never substituted for, the core tuition-funded waterfall. Scholarship students are counted in this Blueprint’s enrollment, retention, and referral KPIs on the same terms as full-paying students (Sections 14, 26, 33) — the Master Plan’s own grassroots referral-loop design (§8.2.1; Blueprint Section 28) already treats every enrolled student, aided or not, as a source of the next cohort, not a cost center distinct from the institution’s growth engine.</w:t>
+        <w:t xml:space="preserve">The Founding Registration phase carries no revenue and no cost by design — a genuinely free, RED-status, pre-revenue window. Its true cost is not zero in an accounting sense but close to it: a landing page, a mailing list, and Founding Committee volunteer time, well within what the eventual Year-1 Marketing allocation (10% of revenue, Section 28) would in any case need to spend on pre-launch brand-building. It requires no new dollar figure and no change to any adopted percentage. The bridge-phase fee is illustrative only, offered for Board consideration in the same spirit as the External Waqf Donor Contributions in §6.3, and would need to be reconciled into the Section 5 revenue waterfall — not treated as a founding-decade side fund — if ever adopted.</w:t>
       </w:r>
     </w:p>
     <w:p>
@@ -51275,15 +49006,1028 @@
           <w:caps/>
           <w:spacing w:val="14"/>
         </w:rPr>
-        <w:t xml:space="preserve">Scope of This Appendix</w:t>
-      </w:r>
-    </w:p>
-    <w:p>
-      <w:pPr>
-        <w:pStyle w:val="BodyText"/>
-      </w:pPr>
-      <w:r>
-        <w:t xml:space="preserve">This appendix reframes and cross-references; it revises no adopted figure in AMIU-MP-001 or in Sections 1–40 of this Blueprint. Where it proposes something genuinely new — the pre-incorporation Founding Registration window and its illustrative bridge-phase fee — it says so explicitly and names the Board approval it would require before adoption.</w:t>
+        <w:t xml:space="preserve">The No-Investment Baseline</w:t>
+      </w:r>
+    </w:p>
+    <w:p>
+      <w:pPr>
+        <w:pStyle w:val="BodyText"/>
+      </w:pPr>
+      <w:r>
+        <w:t xml:space="preserve">The Founding Council asked what happens if no investor, donor, grant, or government intervention arrives. AMIU-MP-001 already models exactly this as its default, not as a downside case: the Capital Firewall (Section 39) means University operations carry zero dependency on Commercial Engine investor capital; External Waqf Donor Contributions (§6.3) are illustrative, additive, and assumed at $0 in Years 1–3; and because every cost category in Section 38’s Financial Sustainability Framework is a percentage of</w:t>
+      </w:r>
+      <w:r>
+        <w:t xml:space="preserve"> </w:t>
+      </w:r>
+      <w:r>
+        <w:rPr>
+          <w:iCs/>
+          <w:i/>
+        </w:rPr>
+        <w:t xml:space="preserve">actual received</w:t>
+      </w:r>
+      <w:r>
+        <w:t xml:space="preserve"> </w:t>
+      </w:r>
+      <w:r>
+        <w:t xml:space="preserve">revenue rather than a fixed obligation, the model cannot run a deficit under slower-than-planned growth. The Conservative scenario ($14.25M ten-year cumulative, versus $16.67M adopted) already models a materially slower path with zero deficit in any year. No revision to any adopted figure is required to answer this question.</w:t>
+      </w:r>
+    </w:p>
+    <w:p>
+      <w:pPr>
+        <w:pStyle w:val="BodyText"/>
+      </w:pPr>
+      <w:r>
+        <w:rPr>
+          <w:bCs/>
+          <w:b/>
+          <w:color w:val="B08625"/>
+          <w:sz w:val="20"/>
+          <w:caps/>
+          <w:spacing w:val="14"/>
+        </w:rPr>
+        <w:t xml:space="preserve">Maximum Sustainable Generosity</w:t>
+      </w:r>
+    </w:p>
+    <w:p>
+      <w:pPr>
+        <w:pStyle w:val="BodyText"/>
+      </w:pPr>
+      <w:r>
+        <w:t xml:space="preserve">The Founding Scholarship Reweighting Model below is the evidence the Founding Council asked for — not a refusal, and not an invented percentage, but a model built entirely from dollars AMIU-MP-001 has already adopted.</w:t>
+      </w:r>
+    </w:p>
+    <w:p>
+      <w:pPr>
+        <w:pStyle w:val="BodyText"/>
+      </w:pPr>
+      <w:r>
+        <w:t xml:space="preserve">The Waqf Reserve’s Distributed Half divides across five categories (§6.2): Physical Schools &amp; Mosque Support 25%, Widows &amp; Orphans Sponsorship 25%, Waqf Scholarship Block 20%, Nigeria Mega-University Reserve 20%, Emergency Relief &amp; Contingency 10%. Two of these five have no near-term funding need in Years 1–2: the Nigeria Reserve’s target milestone is Year 10 (§6.2.1), and the Emergency Relief sub-line’s Year 1–2 balance is trivial in absolute terms ($2,248–$4,514) either way, while the University-side Liquidity Reserve — 35% of gross revenue, $78,661 in Year 1 alone — already exists as the institution’s primary resilience buffer (Section 38). Temporarily folding both sub-lines’ shares (20% + 10% = 30%) into the Waqf Scholarship Block for Years 1–2 only, then reverting to the standard split from Year 3 onward, is a governance-level reweighting within the Waqf &amp; Endowment Board’s ordinary fiduciary discretion (§6.1) — it is well under the $250,000/yr threshold that would require a two-thirds Senate supermajority (§6, §14.2 Risk 4), and it changes no adopted percentage of gross revenue.</w:t>
+      </w:r>
+    </w:p>
+    <w:tbl>
+      <w:tblPr>
+        <w:tblStyle w:val="Table"/>
+        <w:tblW w:type="pct" w:w="5000"/>
+        <w:tblLook w:firstRow="1" w:lastRow="0" w:firstColumn="0" w:lastColumn="0" w:noHBand="0" w:noVBand="0" w:val="0020"/>
+        <w:jc w:val="start"/>
+      </w:tblPr>
+      <w:tblGrid>
+        <w:gridCol w:w="2640"/>
+        <w:gridCol w:w="2640"/>
+        <w:gridCol w:w="2640"/>
+      </w:tblGrid>
+      <w:tr>
+        <w:trPr>
+          <w:tblHeader w:val="true"/>
+          <w:cantSplit/>
+        </w:trPr>
+        <w:tc>
+          <w:tcPr/>
+          <w:p>
+            <w:pPr>
+              <w:pStyle w:val="Compact"/>
+            </w:pPr>
+          </w:p>
+        </w:tc>
+        <w:tc>
+          <w:tcPr/>
+          <w:p>
+            <w:pPr>
+              <w:pStyle w:val="Compact"/>
+              <w:jc w:val="left"/>
+            </w:pPr>
+            <w:r>
+              <w:t xml:space="preserve">Standard Split (20% of Distributed Half)</w:t>
+            </w:r>
+          </w:p>
+        </w:tc>
+        <w:tc>
+          <w:tcPr/>
+          <w:p>
+            <w:pPr>
+              <w:pStyle w:val="Compact"/>
+              <w:jc w:val="left"/>
+            </w:pPr>
+            <w:r>
+              <w:t xml:space="preserve">Reweighted for Yrs 1–2 (50% of Distributed Half)</w:t>
+            </w:r>
+          </w:p>
+        </w:tc>
+      </w:tr>
+      <w:tr>
+        <w:trPr>
+          <w:cantSplit/>
+        </w:trPr>
+        <w:tc>
+          <w:tcPr/>
+          <w:p>
+            <w:pPr>
+              <w:pStyle w:val="Compact"/>
+              <w:jc w:val="left"/>
+            </w:pPr>
+            <w:r>
+              <w:t xml:space="preserve">Year 1 Scholarship Block ($22,475 distributed)</w:t>
+            </w:r>
+          </w:p>
+        </w:tc>
+        <w:tc>
+          <w:tcPr/>
+          <w:p>
+            <w:pPr>
+              <w:pStyle w:val="Compact"/>
+              <w:jc w:val="left"/>
+            </w:pPr>
+            <w:r>
+              <w:t xml:space="preserve">$4,495</w:t>
+            </w:r>
+          </w:p>
+        </w:tc>
+        <w:tc>
+          <w:tcPr/>
+          <w:p>
+            <w:pPr>
+              <w:pStyle w:val="Compact"/>
+              <w:jc w:val="left"/>
+            </w:pPr>
+            <w:r>
+              <w:t xml:space="preserve">$11,238</w:t>
+            </w:r>
+          </w:p>
+        </w:tc>
+      </w:tr>
+      <w:tr>
+        <w:trPr>
+          <w:cantSplit/>
+        </w:trPr>
+        <w:tc>
+          <w:tcPr/>
+          <w:p>
+            <w:pPr>
+              <w:pStyle w:val="Compact"/>
+              <w:jc w:val="left"/>
+            </w:pPr>
+            <w:r>
+              <w:t xml:space="preserve">Year 2 Scholarship Block ($45,139 distributed)</w:t>
+            </w:r>
+          </w:p>
+        </w:tc>
+        <w:tc>
+          <w:tcPr/>
+          <w:p>
+            <w:pPr>
+              <w:pStyle w:val="Compact"/>
+              <w:jc w:val="left"/>
+            </w:pPr>
+            <w:r>
+              <w:t xml:space="preserve">$9,028</w:t>
+            </w:r>
+          </w:p>
+        </w:tc>
+        <w:tc>
+          <w:tcPr/>
+          <w:p>
+            <w:pPr>
+              <w:pStyle w:val="Compact"/>
+              <w:jc w:val="left"/>
+            </w:pPr>
+            <w:r>
+              <w:t xml:space="preserve">$22,570</w:t>
+            </w:r>
+          </w:p>
+        </w:tc>
+      </w:tr>
+      <w:tr>
+        <w:trPr>
+          <w:cantSplit/>
+        </w:trPr>
+        <w:tc>
+          <w:tcPr/>
+          <w:p>
+            <w:pPr>
+              <w:pStyle w:val="Compact"/>
+              <w:jc w:val="left"/>
+            </w:pPr>
+            <w:r>
+              <w:t xml:space="preserve">Two-Year Total</w:t>
+            </w:r>
+          </w:p>
+        </w:tc>
+        <w:tc>
+          <w:tcPr/>
+          <w:p>
+            <w:pPr>
+              <w:pStyle w:val="Compact"/>
+              <w:jc w:val="left"/>
+            </w:pPr>
+            <w:r>
+              <w:t xml:space="preserve">$13,523</w:t>
+            </w:r>
+          </w:p>
+        </w:tc>
+        <w:tc>
+          <w:tcPr/>
+          <w:p>
+            <w:pPr>
+              <w:pStyle w:val="Compact"/>
+              <w:jc w:val="left"/>
+            </w:pPr>
+            <w:r>
+              <w:t xml:space="preserve">$33,808</w:t>
+            </w:r>
+          </w:p>
+        </w:tc>
+      </w:tr>
+    </w:tbl>
+    <w:p>
+      <w:pPr>
+        <w:pStyle w:val="BodyText"/>
+      </w:pPr>
+      <w:r>
+        <w:t xml:space="preserve">Applied to representative Year-1/2 entry-tier pricing — the Diploma and Associate tiers a needy, first-generation, or refugee applicant is most likely to enter (Sections 2.4, 3.1) — Tier 3/4 Grand Totals range from $80 (Tier 4 Diploma) to $340 (Tier 3 Associate, full price). At a blended $150–$200 estimated cost per sponsored seat:</w:t>
+      </w:r>
+    </w:p>
+    <w:tbl>
+      <w:tblPr>
+        <w:tblStyle w:val="Table"/>
+        <w:tblW w:type="pct" w:w="5000"/>
+        <w:tblLook w:firstRow="1" w:lastRow="0" w:firstColumn="0" w:lastColumn="0" w:noHBand="0" w:noVBand="0" w:val="0020"/>
+        <w:jc w:val="start"/>
+      </w:tblPr>
+      <w:tblGrid>
+        <w:gridCol w:w="1980"/>
+        <w:gridCol w:w="1980"/>
+        <w:gridCol w:w="1980"/>
+        <w:gridCol w:w="1980"/>
+      </w:tblGrid>
+      <w:tr>
+        <w:trPr>
+          <w:tblHeader w:val="true"/>
+          <w:cantSplit/>
+        </w:trPr>
+        <w:tc>
+          <w:tcPr/>
+          <w:p>
+            <w:pPr>
+              <w:pStyle w:val="Compact"/>
+            </w:pPr>
+          </w:p>
+        </w:tc>
+        <w:tc>
+          <w:tcPr/>
+          <w:p>
+            <w:pPr>
+              <w:pStyle w:val="Compact"/>
+              <w:jc w:val="left"/>
+            </w:pPr>
+            <w:r>
+              <w:t xml:space="preserve">Low Estimate (Tier 3 Associate, $340/seat)</w:t>
+            </w:r>
+          </w:p>
+        </w:tc>
+        <w:tc>
+          <w:tcPr/>
+          <w:p>
+            <w:pPr>
+              <w:pStyle w:val="Compact"/>
+              <w:jc w:val="left"/>
+            </w:pPr>
+            <w:r>
+              <w:t xml:space="preserve">Blended Estimate ($175/seat)</w:t>
+            </w:r>
+          </w:p>
+        </w:tc>
+        <w:tc>
+          <w:tcPr/>
+          <w:p>
+            <w:pPr>
+              <w:pStyle w:val="Compact"/>
+              <w:jc w:val="left"/>
+            </w:pPr>
+            <w:r>
+              <w:t xml:space="preserve">High Estimate (Tier 4 Diploma, $80/seat)</w:t>
+            </w:r>
+          </w:p>
+        </w:tc>
+      </w:tr>
+      <w:tr>
+        <w:trPr>
+          <w:cantSplit/>
+        </w:trPr>
+        <w:tc>
+          <w:tcPr/>
+          <w:p>
+            <w:pPr>
+              <w:pStyle w:val="Compact"/>
+              <w:jc w:val="left"/>
+            </w:pPr>
+            <w:r>
+              <w:t xml:space="preserve">Year 1 (~33 to ~140 seats)</w:t>
+            </w:r>
+          </w:p>
+        </w:tc>
+        <w:tc>
+          <w:tcPr/>
+          <w:p>
+            <w:pPr>
+              <w:pStyle w:val="Compact"/>
+              <w:jc w:val="left"/>
+            </w:pPr>
+            <w:r>
+              <w:t xml:space="preserve">33</w:t>
+            </w:r>
+          </w:p>
+        </w:tc>
+        <w:tc>
+          <w:tcPr/>
+          <w:p>
+            <w:pPr>
+              <w:pStyle w:val="Compact"/>
+              <w:jc w:val="left"/>
+            </w:pPr>
+            <w:r>
+              <w:t xml:space="preserve">64</w:t>
+            </w:r>
+          </w:p>
+        </w:tc>
+        <w:tc>
+          <w:tcPr/>
+          <w:p>
+            <w:pPr>
+              <w:pStyle w:val="Compact"/>
+              <w:jc w:val="left"/>
+            </w:pPr>
+            <w:r>
+              <w:t xml:space="preserve">140</w:t>
+            </w:r>
+          </w:p>
+        </w:tc>
+      </w:tr>
+      <w:tr>
+        <w:trPr>
+          <w:cantSplit/>
+        </w:trPr>
+        <w:tc>
+          <w:tcPr/>
+          <w:p>
+            <w:pPr>
+              <w:pStyle w:val="Compact"/>
+              <w:jc w:val="left"/>
+            </w:pPr>
+            <w:r>
+              <w:t xml:space="preserve">Year 2 (~66 to ~282 seats)</w:t>
+            </w:r>
+          </w:p>
+        </w:tc>
+        <w:tc>
+          <w:tcPr/>
+          <w:p>
+            <w:pPr>
+              <w:pStyle w:val="Compact"/>
+              <w:jc w:val="left"/>
+            </w:pPr>
+            <w:r>
+              <w:t xml:space="preserve">66</w:t>
+            </w:r>
+          </w:p>
+        </w:tc>
+        <w:tc>
+          <w:tcPr/>
+          <w:p>
+            <w:pPr>
+              <w:pStyle w:val="Compact"/>
+              <w:jc w:val="left"/>
+            </w:pPr>
+            <w:r>
+              <w:t xml:space="preserve">129</w:t>
+            </w:r>
+          </w:p>
+        </w:tc>
+        <w:tc>
+          <w:tcPr/>
+          <w:p>
+            <w:pPr>
+              <w:pStyle w:val="Compact"/>
+              <w:jc w:val="left"/>
+            </w:pPr>
+            <w:r>
+              <w:t xml:space="preserve">282</w:t>
+            </w:r>
+          </w:p>
+        </w:tc>
+      </w:tr>
+    </w:tbl>
+    <w:p>
+      <w:pPr>
+        <w:pStyle w:val="BodyText"/>
+      </w:pPr>
+      <w:r>
+        <w:rPr>
+          <w:bCs/>
+          <w:b/>
+          <w:color w:val="B08625"/>
+          <w:sz w:val="20"/>
+          <w:caps/>
+          <w:spacing w:val="14"/>
+        </w:rPr>
+        <w:t xml:space="preserve">Recommendation:</w:t>
+      </w:r>
+      <w:r>
+        <w:t xml:space="preserve"> </w:t>
+      </w:r>
+      <w:r>
+        <w:t xml:space="preserve">the reweighted model sustainably supports approximately</w:t>
+      </w:r>
+      <w:r>
+        <w:t xml:space="preserve"> </w:t>
+      </w:r>
+      <w:r>
+        <w:rPr>
+          <w:bCs/>
+          <w:b/>
+        </w:rPr>
+        <w:t xml:space="preserve">60–70 fully-sponsored Founding Scholarship seats in Year 1</w:t>
+      </w:r>
+      <w:r>
+        <w:t xml:space="preserve"> </w:t>
+      </w:r>
+      <w:r>
+        <w:t xml:space="preserve">and</w:t>
+      </w:r>
+      <w:r>
+        <w:t xml:space="preserve"> </w:t>
+      </w:r>
+      <w:r>
+        <w:rPr>
+          <w:bCs/>
+          <w:b/>
+        </w:rPr>
+        <w:t xml:space="preserve">125–135 in Year 2</w:t>
+      </w:r>
+      <w:r>
+        <w:t xml:space="preserve">, funded entirely from the already-adopted 20%-of-revenue Waqf allocation, requiring no change to any percentage in Sections 2, 3, 5, or 6, and no assumption of external giving. This is the Founding Council’s question answered with evidence rather than aspiration: not</w:t>
+      </w:r>
+      <w:r>
+        <w:t xml:space="preserve"> </w:t>
+      </w:r>
+      <w:r>
+        <w:t xml:space="preserve">“</w:t>
+      </w:r>
+      <w:r>
+        <w:t xml:space="preserve">can we afford generosity,</w:t>
+      </w:r>
+      <w:r>
+        <w:t xml:space="preserve">”</w:t>
+      </w:r>
+      <w:r>
+        <w:t xml:space="preserve"> </w:t>
+      </w:r>
+      <w:r>
+        <w:t xml:space="preserve">but a specific, board-actionable number for what generosity the adopted model can already sustain.</w:t>
+      </w:r>
+    </w:p>
+    <w:p>
+      <w:pPr>
+        <w:pStyle w:val="BodyText"/>
+      </w:pPr>
+      <w:r>
+        <w:rPr>
+          <w:bCs/>
+          <w:b/>
+          <w:color w:val="B08625"/>
+          <w:sz w:val="20"/>
+          <w:caps/>
+          <w:spacing w:val="14"/>
+        </w:rPr>
+        <w:t xml:space="preserve">Where This Section Declines the Directive</w:t>
+      </w:r>
+    </w:p>
+    <w:p>
+      <w:pPr>
+        <w:pStyle w:val="BodyText"/>
+      </w:pPr>
+      <w:r>
+        <w:t xml:space="preserve">On scholarship bands: the Founding Council’s originally proposed bands (Founding 100%; Merit, Need-Based, Community Leadership, Qur’an Excellence, and Imam Development scholarships each 50–100%) remain more generous than the architecture funded in AMIU-MP-001 §3 and operationalized in Section 26: a flat 50% Merit discount for the top 5% of any graduating cohort, and a lifetime 25% Hifz discount. Raising those bands into a 50–100% range would change the Waqf Reserve draw-down rate modeled in Sections 6 and 38 in a way the reweighting model above does not — it would require raising the percentage itself, not reallocating within it, and is exactly the kind of proposal the Financial Sustainability Framework’s Downside Review trigger (Section 38) exists to test</w:t>
+      </w:r>
+      <w:r>
+        <w:t xml:space="preserve"> </w:t>
+      </w:r>
+      <w:r>
+        <w:rPr>
+          <w:iCs/>
+          <w:i/>
+        </w:rPr>
+        <w:t xml:space="preserve">before</w:t>
+      </w:r>
+      <w:r>
+        <w:t xml:space="preserve"> </w:t>
+      </w:r>
+      <w:r>
+        <w:t xml:space="preserve">adoption. This section does not adopt the higher bands. It names the reweighting model above as the sustainable lever available today, and leaves the broader question — whether Section 26’s architecture itself should change — as a standing agenda item for the Waqf &amp; Endowment Board and Board of Trustees, to be modeled against multi-year Waqf Reserve capacity, not decided by how inspiring a number sounds.</w:t>
+      </w:r>
+    </w:p>
+    <w:p>
+      <w:pPr>
+        <w:pStyle w:val="BodyText"/>
+      </w:pPr>
+      <w:r>
+        <w:rPr>
+          <w:bCs/>
+          <w:b/>
+          <w:color w:val="B08625"/>
+          <w:sz w:val="20"/>
+          <w:caps/>
+          <w:spacing w:val="14"/>
+        </w:rPr>
+        <w:t xml:space="preserve">Staffing</w:t>
+      </w:r>
+    </w:p>
+    <w:p>
+      <w:pPr>
+        <w:pStyle w:val="BodyText"/>
+      </w:pPr>
+      <w:r>
+        <w:t xml:space="preserve">No dedicated staff role is created for the Founding Registration phase — it runs on Founding Committee volunteer capacity, the same trustees-designate who staff every other pre-incorporation formation activity (Section 9). From 1 January 2028, Founding Scholarship administration is absorbed into the existing Registrar/Admissions function (Section 14) and the Waqf &amp; Endowment Board’s existing Scholarship Block adjudication process (Section 26, 14-day SLA), consistent with this Blueprint’s staffing discipline of never creating a role ahead of the revenue year that funds it.</w:t>
+      </w:r>
+    </w:p>
+    <w:p>
+      <w:pPr>
+        <w:pStyle w:val="BodyText"/>
+      </w:pPr>
+      <w:r>
+        <w:rPr>
+          <w:bCs/>
+          <w:b/>
+          <w:color w:val="B08625"/>
+          <w:sz w:val="20"/>
+          <w:caps/>
+          <w:spacing w:val="14"/>
+        </w:rPr>
+        <w:t xml:space="preserve">Annual Budget</w:t>
+      </w:r>
+    </w:p>
+    <w:p>
+      <w:pPr>
+        <w:pStyle w:val="BodyText"/>
+      </w:pPr>
+      <w:r>
+        <w:t xml:space="preserve">No new budget line. The Founding Registration phase costs approximately $0 in direct outlay. The Founding Scholarship reweighting draws exclusively from the already-adopted 20%-of-revenue Waqf &amp; Stakeholder Reserve (Section 6, Appendix C); the illustrative bridge-phase application fee, if adopted by the Board, would be sized at Board discretion and reconciled into the Section 5 revenue waterfall rather than budgeted here.</w:t>
+      </w:r>
+    </w:p>
+    <w:p>
+      <w:pPr>
+        <w:pStyle w:val="BodyText"/>
+      </w:pPr>
+      <w:r>
+        <w:rPr>
+          <w:bCs/>
+          <w:b/>
+          <w:color w:val="B08625"/>
+          <w:sz w:val="20"/>
+          <w:caps/>
+          <w:spacing w:val="14"/>
+        </w:rPr>
+        <w:t xml:space="preserve">KPIs</w:t>
+      </w:r>
+    </w:p>
+    <w:p>
+      <w:pPr>
+        <w:pStyle w:val="BodyText"/>
+      </w:pPr>
+      <w:r>
+        <w:t xml:space="preserve">Qualified Founding Registration pipeline size and geographic reach (pre-incorporation, not revenue-measured); Founding Scholarship seats funded vs. the 60–70 (Yr 1) / 125–135 (Yr 2) modeled range; conversion rate from Founding Registration to formal Year-1 application; Waqf Scholarship Block reweighting reverted to the standard 20% split on schedule from Year 3.</w:t>
+      </w:r>
+    </w:p>
+    <w:p>
+      <w:pPr>
+        <w:pStyle w:val="BodyText"/>
+      </w:pPr>
+      <w:r>
+        <w:rPr>
+          <w:bCs/>
+          <w:b/>
+          <w:color w:val="B08625"/>
+          <w:sz w:val="20"/>
+          <w:caps/>
+          <w:spacing w:val="14"/>
+        </w:rPr>
+        <w:t xml:space="preserve">Risks &amp; Mitigation</w:t>
+      </w:r>
+    </w:p>
+    <w:tbl>
+      <w:tblPr>
+        <w:tblStyle w:val="Table"/>
+        <w:tblW w:type="pct" w:w="5000"/>
+        <w:tblLook w:firstRow="1" w:lastRow="0" w:firstColumn="0" w:lastColumn="0" w:noHBand="0" w:noVBand="0" w:val="0020"/>
+        <w:jc w:val="start"/>
+      </w:tblPr>
+      <w:tblGrid>
+        <w:gridCol w:w="3960"/>
+        <w:gridCol w:w="3960"/>
+      </w:tblGrid>
+      <w:tr>
+        <w:trPr>
+          <w:tblHeader w:val="true"/>
+          <w:cantSplit/>
+        </w:trPr>
+        <w:tc>
+          <w:tcPr/>
+          <w:p>
+            <w:pPr>
+              <w:pStyle w:val="Compact"/>
+              <w:jc w:val="left"/>
+            </w:pPr>
+            <w:r>
+              <w:t xml:space="preserve">Risk</w:t>
+            </w:r>
+          </w:p>
+        </w:tc>
+        <w:tc>
+          <w:tcPr/>
+          <w:p>
+            <w:pPr>
+              <w:pStyle w:val="Compact"/>
+              <w:jc w:val="left"/>
+            </w:pPr>
+            <w:r>
+              <w:t xml:space="preserve">Mitigation</w:t>
+            </w:r>
+          </w:p>
+        </w:tc>
+      </w:tr>
+      <w:tr>
+        <w:trPr>
+          <w:cantSplit/>
+        </w:trPr>
+        <w:tc>
+          <w:tcPr/>
+          <w:p>
+            <w:pPr>
+              <w:pStyle w:val="Compact"/>
+              <w:jc w:val="left"/>
+            </w:pPr>
+            <w:r>
+              <w:t xml:space="preserve">Emergency Relief sub-line deferred in Years 1–2 leaves a mission-specific buffer thin</w:t>
+            </w:r>
+          </w:p>
+        </w:tc>
+        <w:tc>
+          <w:tcPr/>
+          <w:p>
+            <w:pPr>
+              <w:pStyle w:val="Compact"/>
+              <w:jc w:val="left"/>
+            </w:pPr>
+            <w:r>
+              <w:t xml:space="preserve">Absolute Year 1–2 balances are trivial either way ($2,248–$4,514); the University-side Liquidity Reserve ($78,661 in Year 1 alone) is already the institution’s primary resilience buffer (Section 38)</w:t>
+            </w:r>
+          </w:p>
+        </w:tc>
+      </w:tr>
+      <w:tr>
+        <w:trPr>
+          <w:cantSplit/>
+        </w:trPr>
+        <w:tc>
+          <w:tcPr/>
+          <w:p>
+            <w:pPr>
+              <w:pStyle w:val="Compact"/>
+              <w:jc w:val="left"/>
+            </w:pPr>
+            <w:r>
+              <w:t xml:space="preserve">Nigeria Reserve deferred in Years 1–2</w:t>
+            </w:r>
+          </w:p>
+        </w:tc>
+        <w:tc>
+          <w:tcPr/>
+          <w:p>
+            <w:pPr>
+              <w:pStyle w:val="Compact"/>
+              <w:jc w:val="left"/>
+            </w:pPr>
+            <w:r>
+              <w:t xml:space="preserve">No effect on the funding target, which is Year 10 (§6.2.1) — eight years of runway remain to rebuild the sub-line from Year 3</w:t>
+            </w:r>
+          </w:p>
+        </w:tc>
+      </w:tr>
+      <w:tr>
+        <w:trPr>
+          <w:cantSplit/>
+        </w:trPr>
+        <w:tc>
+          <w:tcPr/>
+          <w:p>
+            <w:pPr>
+              <w:pStyle w:val="Compact"/>
+              <w:jc w:val="left"/>
+            </w:pPr>
+            <w:r>
+              <w:t xml:space="preserve">Founding Registration pipeline overperforms, creating expectations the Founding Scholarship pool cannot meet at launch</w:t>
+            </w:r>
+          </w:p>
+        </w:tc>
+        <w:tc>
+          <w:tcPr/>
+          <w:p>
+            <w:pPr>
+              <w:pStyle w:val="Compact"/>
+              <w:jc w:val="left"/>
+            </w:pPr>
+            <w:r>
+              <w:t xml:space="preserve">Registration explicitly issues no admission decision and is marketed as interest-registration only, consistent with the</w:t>
+            </w:r>
+            <w:r>
+              <w:t xml:space="preserve"> </w:t>
+            </w:r>
+            <w:r>
+              <w:t xml:space="preserve">“</w:t>
+            </w:r>
+            <w:r>
+              <w:t xml:space="preserve">no automatic waiver</w:t>
+            </w:r>
+            <w:r>
+              <w:t xml:space="preserve">”</w:t>
+            </w:r>
+            <w:r>
+              <w:t xml:space="preserve"> </w:t>
+            </w:r>
+            <w:r>
+              <w:t xml:space="preserve">principle already governing every tier (§2.5)</w:t>
+            </w:r>
+          </w:p>
+        </w:tc>
+      </w:tr>
+      <w:tr>
+        <w:trPr>
+          <w:cantSplit/>
+        </w:trPr>
+        <w:tc>
+          <w:tcPr/>
+          <w:p>
+            <w:pPr>
+              <w:pStyle w:val="Compact"/>
+              <w:jc w:val="left"/>
+            </w:pPr>
+            <w:r>
+              <w:t xml:space="preserve">Bridge-phase fee, if adopted, perceived as contradicting</w:t>
+            </w:r>
+            <w:r>
+              <w:t xml:space="preserve"> </w:t>
+            </w:r>
+            <w:r>
+              <w:t xml:space="preserve">“</w:t>
+            </w:r>
+            <w:r>
+              <w:t xml:space="preserve">free registration</w:t>
+            </w:r>
+            <w:r>
+              <w:t xml:space="preserve">”</w:t>
+            </w:r>
+            <w:r>
+              <w:t xml:space="preserve"> </w:t>
+            </w:r>
+            <w:r>
+              <w:t xml:space="preserve">messaging</w:t>
+            </w:r>
+          </w:p>
+        </w:tc>
+        <w:tc>
+          <w:tcPr/>
+          <w:p>
+            <w:pPr>
+              <w:pStyle w:val="Compact"/>
+              <w:jc w:val="left"/>
+            </w:pPr>
+            <w:r>
+              <w:t xml:space="preserve">Fee applies only after incorporation, is illustrative and Board-ratified, and funds admissions-office setup, not a revenue target — communicated as distinct from the free pre-incorporation phase</w:t>
+            </w:r>
+          </w:p>
+        </w:tc>
+      </w:tr>
+    </w:tbl>
+    <w:p>
+      <w:pPr>
+        <w:pStyle w:val="BodyText"/>
+      </w:pPr>
+      <w:r>
+        <w:rPr>
+          <w:bCs/>
+          <w:b/>
+          <w:color w:val="B08625"/>
+          <w:sz w:val="20"/>
+          <w:caps/>
+          <w:spacing w:val="14"/>
+        </w:rPr>
+        <w:t xml:space="preserve">Timeline</w:t>
+      </w:r>
+    </w:p>
+    <w:p>
+      <w:pPr>
+        <w:pStyle w:val="BodyText"/>
+      </w:pPr>
+      <w:r>
+        <w:t xml:space="preserve">~Mid-2027: Founding Registration opens. 6 Dec 2027: incorporation; Incorporation-to-Launch Bridge opens if Board-ratified. 1 Jan 2028: Founding Academic Year begins; Waqf Scholarship Block reweighting takes effect. 2029 (Yr 2): reweighting continues at 50% of Distributed Half. 2030 (Yr 3): reweighting reverts to the standard 20%/20%/10% split; Nigeria and Emergency sub-lines resume standard accrual.</w:t>
+      </w:r>
+    </w:p>
+    <w:p>
+      <w:pPr>
+        <w:pStyle w:val="BodyText"/>
+      </w:pPr>
+      <w:r>
+        <w:rPr>
+          <w:bCs/>
+          <w:b/>
+          <w:color w:val="B08625"/>
+          <w:sz w:val="20"/>
+          <w:caps/>
+          <w:spacing w:val="14"/>
+        </w:rPr>
+        <w:t xml:space="preserve">Governance Responsibilities</w:t>
+      </w:r>
+    </w:p>
+    <w:tbl>
+      <w:tblPr>
+        <w:tblStyle w:val="Table"/>
+        <w:tblW w:type="pct" w:w="5000"/>
+        <w:tblLook w:firstRow="1" w:lastRow="0" w:firstColumn="0" w:lastColumn="0" w:noHBand="0" w:noVBand="0" w:val="0020"/>
+        <w:jc w:val="start"/>
+      </w:tblPr>
+      <w:tblGrid>
+        <w:gridCol w:w="3960"/>
+        <w:gridCol w:w="3960"/>
+      </w:tblGrid>
+      <w:tr>
+        <w:trPr>
+          <w:tblHeader w:val="true"/>
+          <w:cantSplit/>
+        </w:trPr>
+        <w:tc>
+          <w:tcPr/>
+          <w:p>
+            <w:pPr>
+              <w:pStyle w:val="Compact"/>
+              <w:jc w:val="left"/>
+            </w:pPr>
+            <w:r>
+              <w:t xml:space="preserve">Body</w:t>
+            </w:r>
+          </w:p>
+        </w:tc>
+        <w:tc>
+          <w:tcPr/>
+          <w:p>
+            <w:pPr>
+              <w:pStyle w:val="Compact"/>
+              <w:jc w:val="left"/>
+            </w:pPr>
+            <w:r>
+              <w:t xml:space="preserve">Role</w:t>
+            </w:r>
+          </w:p>
+        </w:tc>
+      </w:tr>
+      <w:tr>
+        <w:trPr>
+          <w:cantSplit/>
+        </w:trPr>
+        <w:tc>
+          <w:tcPr/>
+          <w:p>
+            <w:pPr>
+              <w:pStyle w:val="Compact"/>
+              <w:jc w:val="left"/>
+            </w:pPr>
+            <w:r>
+              <w:t xml:space="preserve">Board of Trustees</w:t>
+            </w:r>
+          </w:p>
+        </w:tc>
+        <w:tc>
+          <w:tcPr/>
+          <w:p>
+            <w:pPr>
+              <w:pStyle w:val="Compact"/>
+              <w:jc w:val="left"/>
+            </w:pPr>
+            <w:r>
+              <w:t xml:space="preserve">Ratifies (or declines) the illustrative bridge-phase fee; retains exclusive tuition-setting authority (§11.3)</w:t>
+            </w:r>
+          </w:p>
+        </w:tc>
+      </w:tr>
+      <w:tr>
+        <w:trPr>
+          <w:cantSplit/>
+        </w:trPr>
+        <w:tc>
+          <w:tcPr/>
+          <w:p>
+            <w:pPr>
+              <w:pStyle w:val="Compact"/>
+              <w:jc w:val="left"/>
+            </w:pPr>
+            <w:r>
+              <w:t xml:space="preserve">Waqf &amp; Endowment Board</w:t>
+            </w:r>
+          </w:p>
+        </w:tc>
+        <w:tc>
+          <w:tcPr/>
+          <w:p>
+            <w:pPr>
+              <w:pStyle w:val="Compact"/>
+              <w:jc w:val="left"/>
+            </w:pPr>
+            <w:r>
+              <w:t xml:space="preserve">Approves the Years 1–2 Scholarship Block reweighting, within its ordinary fiduciary discretion (under the $250,000/yr supermajority threshold)</w:t>
+            </w:r>
+          </w:p>
+        </w:tc>
+      </w:tr>
+      <w:tr>
+        <w:trPr>
+          <w:cantSplit/>
+        </w:trPr>
+        <w:tc>
+          <w:tcPr/>
+          <w:p>
+            <w:pPr>
+              <w:pStyle w:val="Compact"/>
+              <w:jc w:val="left"/>
+            </w:pPr>
+            <w:r>
+              <w:t xml:space="preserve">Registrar / Admissions (Section 14)</w:t>
+            </w:r>
+          </w:p>
+        </w:tc>
+        <w:tc>
+          <w:tcPr/>
+          <w:p>
+            <w:pPr>
+              <w:pStyle w:val="Compact"/>
+              <w:jc w:val="left"/>
+            </w:pPr>
+            <w:r>
+              <w:t xml:space="preserve">Administers Founding Registration and the transition to formal admissions</w:t>
+            </w:r>
+          </w:p>
+        </w:tc>
+      </w:tr>
+      <w:tr>
+        <w:trPr>
+          <w:cantSplit/>
+        </w:trPr>
+        <w:tc>
+          <w:tcPr/>
+          <w:p>
+            <w:pPr>
+              <w:pStyle w:val="Compact"/>
+              <w:jc w:val="left"/>
+            </w:pPr>
+            <w:r>
+              <w:t xml:space="preserve">University Senate</w:t>
+            </w:r>
+          </w:p>
+        </w:tc>
+        <w:tc>
+          <w:tcPr/>
+          <w:p>
+            <w:pPr>
+              <w:pStyle w:val="Compact"/>
+              <w:jc w:val="left"/>
+            </w:pPr>
+            <w:r>
+              <w:t xml:space="preserve">No pricing authority; may advise on the academic-quality implications of the Founding Cohort, consistent with §11.4</w:t>
+            </w:r>
+          </w:p>
+        </w:tc>
+      </w:tr>
+    </w:tbl>
+    <w:p>
+      <w:pPr>
+        <w:pStyle w:val="BodyText"/>
+      </w:pPr>
+      <w:r>
+        <w:rPr>
+          <w:bCs/>
+          <w:b/>
+          <w:color w:val="B08625"/>
+          <w:sz w:val="20"/>
+          <w:caps/>
+          <w:spacing w:val="14"/>
+        </w:rPr>
+        <w:t xml:space="preserve">Measurable Success Indicators</w:t>
+      </w:r>
+    </w:p>
+    <w:p>
+      <w:pPr>
+        <w:pStyle w:val="BodyText"/>
+      </w:pPr>
+      <w:r>
+        <w:t xml:space="preserve">A documented Founding Registration pipeline ahead of 1 January 2028; the Waqf Scholarship Block reweighting formally approved by the Waqf &amp; Endowment Board before Year 1 begins; Founding Scholarship seats funded within the modeled 60–140 seat range across Years 1–2; standard Waqf sub-line allocation resumed on schedule at Year 3; zero change to any adopted percentage in Sections 2, 3, 5, or 6.</w:t>
       </w:r>
     </w:p>
     <w:p>
@@ -51298,6 +50042,1697 @@
         <w:br w:type="page"/>
       </w:r>
     </w:p>
+    <w:tbl>
+      <w:tblPr>
+        <w:tblW w:w="9350" w:type="dxa"/>
+        <w:tblBorders>
+          <w:top w:val="single" w:sz="10" w:space="0" w:color="B08625"/>
+          <w:bottom w:val="single" w:sz="10" w:space="0" w:color="B08625"/>
+        </w:tblBorders>
+      </w:tblPr>
+      <w:tblGrid>
+        <w:gridCol w:w="9350"/>
+      </w:tblGrid>
+      <w:tr>
+        <w:trPr>
+          <w:trHeight w:val="8600" w:hRule="atLeast"/>
+          <w:cantSplit/>
+        </w:trPr>
+        <w:tc>
+          <w:tcPr>
+            <w:tcW w:w="9350" w:type="dxa"/>
+            <w:shd w:val="clear" w:color="auto" w:fill="122A4E"/>
+            <w:tcMar>
+              <w:top w:w="500" w:type="dxa"/>
+              <w:left w:w="900" w:type="dxa"/>
+              <w:bottom w:w="500" w:type="dxa"/>
+              <w:right w:w="900" w:type="dxa"/>
+            </w:tcMar>
+            <w:vAlign w:val="center"/>
+          </w:tcPr>
+          <w:p>
+            <w:pPr>
+              <w:jc w:val="center"/>
+              <w:spacing w:before="0" w:after="260"/>
+            </w:pPr>
+            <w:r>
+              <w:rPr>
+                <w:rFonts w:ascii="Bitstream Charter" w:hAnsi="Bitstream Charter"/>
+                <w:color w:val="B08625"/>
+                <w:sz w:val="64"/>
+              </w:rPr>
+              <w:t>“</w:t>
+            </w:r>
+          </w:p>
+          <w:p>
+            <w:pPr>
+              <w:jc w:val="center"/>
+              <w:spacing w:before="0" w:after="320"/>
+            </w:pPr>
+            <w:r>
+              <w:rPr>
+                <w:rFonts w:ascii="Liberation Serif" w:hAnsi="Liberation Serif"/>
+                <w:i/>
+                <w:color w:val="FFFFFF"/>
+                <w:sz w:val="34"/>
+              </w:rPr>
+              <w:t>Every ambition in this Blueprint is priced against a revenue line AMIU has actually adopted — never a revenue line we wished it had.</w:t>
+            </w:r>
+          </w:p>
+          <w:p>
+            <w:pPr>
+              <w:jc w:val="center"/>
+              <w:spacing w:before="0" w:after="0"/>
+            </w:pPr>
+            <w:r>
+              <w:rPr>
+                <w:rFonts w:ascii="Liberation Sans" w:hAnsi="Liberation Sans"/>
+                <w:b/>
+                <w:sz w:val="20"/>
+                <w:color w:val="B08625"/>
+                <w:spacing w:val="14"/>
+                <w:caps/>
+              </w:rPr>
+              <w:t>FOREWORD · THE SUPREME STRATEGIC PLANNING COUNCIL</w:t>
+            </w:r>
+          </w:p>
+        </w:tc>
+      </w:tr>
+    </w:tbl>
+    <w:p>
+      <w:r>
+        <w:br w:type="page"/>
+      </w:r>
+    </w:p>
+    <w:bookmarkEnd w:id="111"/>
+    <w:bookmarkEnd w:id="112"/>
+    <w:bookmarkStart w:id="117" w:name="appendices"/>
+    <w:p>
+      <w:pPr>
+        <w:pStyle w:val="Heading1"/>
+      </w:pPr>
+      <w:r>
+        <w:t xml:space="preserve">Appendices</w:t>
+      </w:r>
+    </w:p>
+    <w:bookmarkStart w:id="113" w:name="Xcc6a4e6a798d0801eefb1a2c9f1a0cc841d8045"/>
+    <w:p>
+      <w:pPr>
+        <w:pStyle w:val="Heading2"/>
+      </w:pPr>
+      <w:r>
+        <w:t xml:space="preserve">Appendix A — Cross-Reference to the Ten-Year Master Plan (AMIU-MP-001)</w:t>
+      </w:r>
+    </w:p>
+    <w:p>
+      <w:pPr>
+        <w:pStyle w:val="FirstParagraph"/>
+      </w:pPr>
+      <w:r>
+        <w:t xml:space="preserve">This Blueprint (AMIU-SB-002) is a companion volume, not a replacement, for the adopted Ten-Year Master Plan &amp; Strategic Charter (AMIU-MP-001). The table below maps each Part of this Blueprint to the Master Plan section(s) that established the canon figures, governance seats, and program counts it operationalizes.</w:t>
+      </w:r>
+    </w:p>
+    <w:tbl>
+      <w:tblPr>
+        <w:tblStyle w:val="Table"/>
+        <w:tblW w:type="pct" w:w="5000"/>
+        <w:tblLook w:firstRow="1" w:lastRow="0" w:firstColumn="0" w:lastColumn="0" w:noHBand="0" w:noVBand="0" w:val="0020"/>
+        <w:jc w:val="start"/>
+      </w:tblPr>
+      <w:tblGrid>
+        <w:gridCol w:w="2640"/>
+        <w:gridCol w:w="2640"/>
+        <w:gridCol w:w="2640"/>
+      </w:tblGrid>
+      <w:tr>
+        <w:trPr>
+          <w:tblHeader w:val="true"/>
+          <w:cantSplit/>
+        </w:trPr>
+        <w:tc>
+          <w:tcPr/>
+          <w:p>
+            <w:pPr>
+              <w:pStyle w:val="Compact"/>
+              <w:jc w:val="left"/>
+            </w:pPr>
+            <w:r>
+              <w:t xml:space="preserve">This Blueprint</w:t>
+            </w:r>
+          </w:p>
+        </w:tc>
+        <w:tc>
+          <w:tcPr/>
+          <w:p>
+            <w:pPr>
+              <w:pStyle w:val="Compact"/>
+              <w:jc w:val="left"/>
+            </w:pPr>
+            <w:r>
+              <w:t xml:space="preserve">AMIU-MP-001 Reference</w:t>
+            </w:r>
+          </w:p>
+        </w:tc>
+        <w:tc>
+          <w:tcPr/>
+          <w:p>
+            <w:pPr>
+              <w:pStyle w:val="Compact"/>
+              <w:jc w:val="left"/>
+            </w:pPr>
+            <w:r>
+              <w:t xml:space="preserve">Relationship</w:t>
+            </w:r>
+          </w:p>
+        </w:tc>
+      </w:tr>
+      <w:tr>
+        <w:trPr>
+          <w:cantSplit/>
+        </w:trPr>
+        <w:tc>
+          <w:tcPr/>
+          <w:p>
+            <w:pPr>
+              <w:pStyle w:val="Compact"/>
+              <w:jc w:val="left"/>
+            </w:pPr>
+            <w:r>
+              <w:rPr>
+                <w:bCs/>
+                <w:b/>
+                <w:color w:val="B08625"/>
+                <w:sz w:val="20"/>
+                <w:caps/>
+                <w:spacing w:val="14"/>
+              </w:rPr>
+              <w:t xml:space="preserve">Part I</w:t>
+            </w:r>
+            <w:r>
+              <w:t xml:space="preserve"> </w:t>
+            </w:r>
+            <w:r>
+              <w:t xml:space="preserve">(Governance &amp; Institutional Foundations)</w:t>
+            </w:r>
+          </w:p>
+        </w:tc>
+        <w:tc>
+          <w:tcPr/>
+          <w:p>
+            <w:pPr>
+              <w:pStyle w:val="Compact"/>
+              <w:jc w:val="left"/>
+            </w:pPr>
+            <w:r>
+              <w:t xml:space="preserve">§10–11 (Governance: University Senate &amp; Delegation of Authority)</w:t>
+            </w:r>
+          </w:p>
+        </w:tc>
+        <w:tc>
+          <w:tcPr/>
+          <w:p>
+            <w:pPr>
+              <w:pStyle w:val="Compact"/>
+              <w:jc w:val="left"/>
+            </w:pPr>
+            <w:r>
+              <w:t xml:space="preserve">Operationalizes committee structure, elections, and succession beneath the fixed 18-seat charter</w:t>
+            </w:r>
+          </w:p>
+        </w:tc>
+      </w:tr>
+      <w:tr>
+        <w:trPr>
+          <w:cantSplit/>
+        </w:trPr>
+        <w:tc>
+          <w:tcPr/>
+          <w:p>
+            <w:pPr>
+              <w:pStyle w:val="Compact"/>
+              <w:jc w:val="left"/>
+            </w:pPr>
+            <w:r>
+              <w:rPr>
+                <w:bCs/>
+                <w:b/>
+                <w:color w:val="B08625"/>
+                <w:sz w:val="20"/>
+                <w:caps/>
+                <w:spacing w:val="14"/>
+              </w:rPr>
+              <w:t xml:space="preserve">Part II</w:t>
+            </w:r>
+            <w:r>
+              <w:t xml:space="preserve"> </w:t>
+            </w:r>
+            <w:r>
+              <w:t xml:space="preserve">(Organizational &amp; Academic Structure)</w:t>
+            </w:r>
+          </w:p>
+        </w:tc>
+        <w:tc>
+          <w:tcPr/>
+          <w:p>
+            <w:pPr>
+              <w:pStyle w:val="Compact"/>
+              <w:jc w:val="left"/>
+            </w:pPr>
+            <w:r>
+              <w:t xml:space="preserve">§1 (Academic Credit-Hour Architecture)</w:t>
+            </w:r>
+          </w:p>
+        </w:tc>
+        <w:tc>
+          <w:tcPr/>
+          <w:p>
+            <w:pPr>
+              <w:pStyle w:val="Compact"/>
+              <w:jc w:val="left"/>
+            </w:pPr>
+            <w:r>
+              <w:t xml:space="preserve">Operationalizes staffing, college, department, and faculty-rank structure beneath the 71-program catalog</w:t>
+            </w:r>
+          </w:p>
+        </w:tc>
+      </w:tr>
+      <w:tr>
+        <w:trPr>
+          <w:cantSplit/>
+        </w:trPr>
+        <w:tc>
+          <w:tcPr/>
+          <w:p>
+            <w:pPr>
+              <w:pStyle w:val="Compact"/>
+              <w:jc w:val="left"/>
+            </w:pPr>
+            <w:r>
+              <w:rPr>
+                <w:bCs/>
+                <w:b/>
+                <w:color w:val="B08625"/>
+                <w:sz w:val="20"/>
+                <w:caps/>
+                <w:spacing w:val="14"/>
+              </w:rPr>
+              <w:t xml:space="preserve">Part III</w:t>
+            </w:r>
+            <w:r>
+              <w:t xml:space="preserve"> </w:t>
+            </w:r>
+            <w:r>
+              <w:t xml:space="preserve">(Curriculum &amp; Student Journey)</w:t>
+            </w:r>
+          </w:p>
+        </w:tc>
+        <w:tc>
+          <w:tcPr/>
+          <w:p>
+            <w:pPr>
+              <w:pStyle w:val="Compact"/>
+              <w:jc w:val="left"/>
+            </w:pPr>
+            <w:r>
+              <w:t xml:space="preserve">§1–3 (Academic Architecture, Tuition &amp; Fees, Scholarships)</w:t>
+            </w:r>
+          </w:p>
+        </w:tc>
+        <w:tc>
+          <w:tcPr/>
+          <w:p>
+            <w:pPr>
+              <w:pStyle w:val="Compact"/>
+              <w:jc w:val="left"/>
+            </w:pPr>
+            <w:r>
+              <w:t xml:space="preserve">Operationalizes admissions, curriculum mapping, and recruitment beneath fixed CH totals and tuition tiers</w:t>
+            </w:r>
+          </w:p>
+        </w:tc>
+      </w:tr>
+      <w:tr>
+        <w:trPr>
+          <w:cantSplit/>
+        </w:trPr>
+        <w:tc>
+          <w:tcPr/>
+          <w:p>
+            <w:pPr>
+              <w:pStyle w:val="Compact"/>
+              <w:jc w:val="left"/>
+            </w:pPr>
+            <w:r>
+              <w:rPr>
+                <w:bCs/>
+                <w:b/>
+                <w:color w:val="B08625"/>
+                <w:sz w:val="20"/>
+                <w:caps/>
+                <w:spacing w:val="14"/>
+              </w:rPr>
+              <w:t xml:space="preserve">Part IV</w:t>
+            </w:r>
+            <w:r>
+              <w:t xml:space="preserve"> </w:t>
+            </w:r>
+            <w:r>
+              <w:t xml:space="preserve">(Research, Publishing, Partnerships &amp; Accreditation)</w:t>
+            </w:r>
+          </w:p>
+        </w:tc>
+        <w:tc>
+          <w:tcPr/>
+          <w:p>
+            <w:pPr>
+              <w:pStyle w:val="Compact"/>
+              <w:jc w:val="left"/>
+            </w:pPr>
+            <w:r>
+              <w:t xml:space="preserve">§9.4 (ISO 21001 &amp; CPD), §9.3 (Gambia), §16 (Twenty-Year Horizon)</w:t>
+            </w:r>
+          </w:p>
+        </w:tc>
+        <w:tc>
+          <w:tcPr/>
+          <w:p>
+            <w:pPr>
+              <w:pStyle w:val="Compact"/>
+              <w:jc w:val="left"/>
+            </w:pPr>
+            <w:r>
+              <w:t xml:space="preserve">Operationalizes the accreditation pipeline within its adopted sequencing and cost figures</w:t>
+            </w:r>
+          </w:p>
+        </w:tc>
+      </w:tr>
+      <w:tr>
+        <w:trPr>
+          <w:cantSplit/>
+        </w:trPr>
+        <w:tc>
+          <w:tcPr/>
+          <w:p>
+            <w:pPr>
+              <w:pStyle w:val="Compact"/>
+              <w:jc w:val="left"/>
+            </w:pPr>
+            <w:r>
+              <w:rPr>
+                <w:bCs/>
+                <w:b/>
+                <w:color w:val="B08625"/>
+                <w:sz w:val="20"/>
+                <w:caps/>
+                <w:spacing w:val="14"/>
+              </w:rPr>
+              <w:t xml:space="preserve">Part V</w:t>
+            </w:r>
+            <w:r>
+              <w:t xml:space="preserve"> </w:t>
+            </w:r>
+            <w:r>
+              <w:t xml:space="preserve">(Digital Infrastructure, AI &amp; Waqf Development)</w:t>
+            </w:r>
+          </w:p>
+        </w:tc>
+        <w:tc>
+          <w:tcPr/>
+          <w:p>
+            <w:pPr>
+              <w:pStyle w:val="Compact"/>
+              <w:jc w:val="left"/>
+            </w:pPr>
+            <w:r>
+              <w:t xml:space="preserve">§5.4 (LMS &amp; Tech allocation), §6 (Waqf &amp; Endowment)</w:t>
+            </w:r>
+          </w:p>
+        </w:tc>
+        <w:tc>
+          <w:tcPr/>
+          <w:p>
+            <w:pPr>
+              <w:pStyle w:val="Compact"/>
+              <w:jc w:val="left"/>
+            </w:pPr>
+            <w:r>
+              <w:t xml:space="preserve">Operationalizes digital infrastructure and Waqf development within fixed allocation lines</w:t>
+            </w:r>
+          </w:p>
+        </w:tc>
+      </w:tr>
+      <w:tr>
+        <w:trPr>
+          <w:cantSplit/>
+        </w:trPr>
+        <w:tc>
+          <w:tcPr/>
+          <w:p>
+            <w:pPr>
+              <w:pStyle w:val="Compact"/>
+              <w:jc w:val="left"/>
+            </w:pPr>
+            <w:r>
+              <w:rPr>
+                <w:bCs/>
+                <w:b/>
+                <w:color w:val="B08625"/>
+                <w:sz w:val="20"/>
+                <w:caps/>
+                <w:spacing w:val="14"/>
+              </w:rPr>
+              <w:t xml:space="preserve">Part VI</w:t>
+            </w:r>
+            <w:r>
+              <w:t xml:space="preserve"> </w:t>
+            </w:r>
+            <w:r>
+              <w:t xml:space="preserve">(Financial Growth, Marketing &amp; Branding)</w:t>
+            </w:r>
+          </w:p>
+        </w:tc>
+        <w:tc>
+          <w:tcPr/>
+          <w:p>
+            <w:pPr>
+              <w:pStyle w:val="Compact"/>
+              <w:jc w:val="left"/>
+            </w:pPr>
+            <w:r>
+              <w:t xml:space="preserve">§2–3 (Tuition &amp; Fees, Scholarships), §5.4 (Marketing allocation)</w:t>
+            </w:r>
+          </w:p>
+        </w:tc>
+        <w:tc>
+          <w:tcPr/>
+          <w:p>
+            <w:pPr>
+              <w:pStyle w:val="Compact"/>
+              <w:jc w:val="left"/>
+            </w:pPr>
+            <w:r>
+              <w:t xml:space="preserve">Operationalizes scholarship, marketing, and branding execution within fixed tuition and allocation architecture</w:t>
+            </w:r>
+          </w:p>
+        </w:tc>
+      </w:tr>
+      <w:tr>
+        <w:trPr>
+          <w:cantSplit/>
+        </w:trPr>
+        <w:tc>
+          <w:tcPr/>
+          <w:p>
+            <w:pPr>
+              <w:pStyle w:val="Compact"/>
+              <w:jc w:val="left"/>
+            </w:pPr>
+            <w:r>
+              <w:rPr>
+                <w:bCs/>
+                <w:b/>
+                <w:color w:val="B08625"/>
+                <w:sz w:val="20"/>
+                <w:caps/>
+                <w:spacing w:val="14"/>
+              </w:rPr>
+              <w:t xml:space="preserve">Part VII</w:t>
+            </w:r>
+            <w:r>
+              <w:t xml:space="preserve"> </w:t>
+            </w:r>
+            <w:r>
+              <w:t xml:space="preserve">(Regional Campuses &amp; Student Lifecycle)</w:t>
+            </w:r>
+          </w:p>
+        </w:tc>
+        <w:tc>
+          <w:tcPr/>
+          <w:p>
+            <w:pPr>
+              <w:pStyle w:val="Compact"/>
+              <w:jc w:val="left"/>
+            </w:pPr>
+            <w:r>
+              <w:t xml:space="preserve">§6.2.1 (Nigeria Mega-University), §9.3 (Gambia Branch)</w:t>
+            </w:r>
+          </w:p>
+        </w:tc>
+        <w:tc>
+          <w:tcPr/>
+          <w:p>
+            <w:pPr>
+              <w:pStyle w:val="Compact"/>
+              <w:jc w:val="left"/>
+            </w:pPr>
+            <w:r>
+              <w:t xml:space="preserve">Operationalizes regional expansion within Waqf Reserve sub-lines and Board-approved ceilings</w:t>
+            </w:r>
+          </w:p>
+        </w:tc>
+      </w:tr>
+      <w:tr>
+        <w:trPr>
+          <w:cantSplit/>
+        </w:trPr>
+        <w:tc>
+          <w:tcPr/>
+          <w:p>
+            <w:pPr>
+              <w:pStyle w:val="Compact"/>
+              <w:jc w:val="left"/>
+            </w:pPr>
+            <w:r>
+              <w:rPr>
+                <w:bCs/>
+                <w:b/>
+                <w:color w:val="B08625"/>
+                <w:sz w:val="20"/>
+                <w:caps/>
+                <w:spacing w:val="14"/>
+              </w:rPr>
+              <w:t xml:space="preserve">Part VIII</w:t>
+            </w:r>
+            <w:r>
+              <w:t xml:space="preserve"> </w:t>
+            </w:r>
+            <w:r>
+              <w:t xml:space="preserve">(Risk, Compliance, Sustainability, the 20-Year Roadmap &amp; the Founding Access Philosophy)</w:t>
+            </w:r>
+          </w:p>
+        </w:tc>
+        <w:tc>
+          <w:tcPr/>
+          <w:p>
+            <w:pPr>
+              <w:pStyle w:val="Compact"/>
+              <w:jc w:val="left"/>
+            </w:pPr>
+            <w:r>
+              <w:t xml:space="preserve">§14 (Risk Register), §5 (Financial Audit), §16 (Twenty-Year Horizon), §3 &amp; §6.3 (Scholarship &amp; External Waqf Donor Contributions)</w:t>
+            </w:r>
+          </w:p>
+        </w:tc>
+        <w:tc>
+          <w:tcPr/>
+          <w:p>
+            <w:pPr>
+              <w:pStyle w:val="Compact"/>
+              <w:jc w:val="left"/>
+            </w:pPr>
+            <w:r>
+              <w:t xml:space="preserve">Extends the 14-risk register and financial model into a full risk/compliance operating system and 2050 roadmap, closing with a founding-access strategy modeled entirely from the adopted Waqf allocation</w:t>
+            </w:r>
+          </w:p>
+        </w:tc>
+      </w:tr>
+    </w:tbl>
+    <w:bookmarkEnd w:id="113"/>
+    <w:bookmarkStart w:id="114" w:name="X813fab9930c613e0f060a2240fac221b0eb2572"/>
+    <w:p>
+      <w:pPr>
+        <w:pStyle w:val="Heading2"/>
+      </w:pPr>
+      <w:r>
+        <w:t xml:space="preserve">Appendix B — Master Plan Exhibit Checklist (AMIU-MP-001 §17)</w:t>
+      </w:r>
+    </w:p>
+    <w:p>
+      <w:pPr>
+        <w:pStyle w:val="FirstParagraph"/>
+      </w:pPr>
+      <w:r>
+        <w:t xml:space="preserve">The following exhibits are constitutional and legal instruments referenced throughout both AMIU-MP-001 and this Blueprint. They are attached separately to the Master Plan and are not reproduced in this volume.</w:t>
+      </w:r>
+    </w:p>
+    <w:tbl>
+      <w:tblPr>
+        <w:tblStyle w:val="Table"/>
+        <w:tblW w:type="pct" w:w="5000"/>
+        <w:tblLook w:firstRow="1" w:lastRow="0" w:firstColumn="0" w:lastColumn="0" w:noHBand="0" w:noVBand="0" w:val="0020"/>
+        <w:jc w:val="start"/>
+      </w:tblPr>
+      <w:tblGrid>
+        <w:gridCol w:w="2640"/>
+        <w:gridCol w:w="2640"/>
+        <w:gridCol w:w="2640"/>
+      </w:tblGrid>
+      <w:tr>
+        <w:trPr>
+          <w:tblHeader w:val="true"/>
+          <w:cantSplit/>
+        </w:trPr>
+        <w:tc>
+          <w:tcPr/>
+          <w:p>
+            <w:pPr>
+              <w:pStyle w:val="Compact"/>
+              <w:jc w:val="left"/>
+            </w:pPr>
+            <w:r>
+              <w:t xml:space="preserve">Exhibit</w:t>
+            </w:r>
+          </w:p>
+        </w:tc>
+        <w:tc>
+          <w:tcPr/>
+          <w:p>
+            <w:pPr>
+              <w:pStyle w:val="Compact"/>
+              <w:jc w:val="left"/>
+            </w:pPr>
+            <w:r>
+              <w:t xml:space="preserve">Document</w:t>
+            </w:r>
+          </w:p>
+        </w:tc>
+        <w:tc>
+          <w:tcPr/>
+          <w:p>
+            <w:pPr>
+              <w:pStyle w:val="Compact"/>
+              <w:jc w:val="left"/>
+            </w:pPr>
+            <w:r>
+              <w:t xml:space="preserve">Status</w:t>
+            </w:r>
+          </w:p>
+        </w:tc>
+      </w:tr>
+      <w:tr>
+        <w:trPr>
+          <w:cantSplit/>
+        </w:trPr>
+        <w:tc>
+          <w:tcPr/>
+          <w:p>
+            <w:pPr>
+              <w:pStyle w:val="Compact"/>
+              <w:jc w:val="left"/>
+            </w:pPr>
+            <w:r>
+              <w:t xml:space="preserve">A</w:t>
+            </w:r>
+          </w:p>
+        </w:tc>
+        <w:tc>
+          <w:tcPr/>
+          <w:p>
+            <w:pPr>
+              <w:pStyle w:val="Compact"/>
+              <w:jc w:val="left"/>
+            </w:pPr>
+            <w:r>
+              <w:t xml:space="preserve">AMIU Constitution and Bylaws</w:t>
+            </w:r>
+          </w:p>
+        </w:tc>
+        <w:tc>
+          <w:tcPr/>
+          <w:p>
+            <w:pPr>
+              <w:pStyle w:val="Compact"/>
+              <w:jc w:val="left"/>
+            </w:pPr>
+            <w:r>
+              <w:t xml:space="preserve">Attached to AMIU-MP-001</w:t>
+            </w:r>
+          </w:p>
+        </w:tc>
+      </w:tr>
+      <w:tr>
+        <w:trPr>
+          <w:cantSplit/>
+        </w:trPr>
+        <w:tc>
+          <w:tcPr/>
+          <w:p>
+            <w:pPr>
+              <w:pStyle w:val="Compact"/>
+              <w:jc w:val="left"/>
+            </w:pPr>
+            <w:r>
+              <w:t xml:space="preserve">B</w:t>
+            </w:r>
+          </w:p>
+        </w:tc>
+        <w:tc>
+          <w:tcPr/>
+          <w:p>
+            <w:pPr>
+              <w:pStyle w:val="Compact"/>
+              <w:jc w:val="left"/>
+            </w:pPr>
+            <w:r>
+              <w:t xml:space="preserve">Institutional Governance Compendium</w:t>
+            </w:r>
+          </w:p>
+        </w:tc>
+        <w:tc>
+          <w:tcPr/>
+          <w:p>
+            <w:pPr>
+              <w:pStyle w:val="Compact"/>
+              <w:jc w:val="left"/>
+            </w:pPr>
+            <w:r>
+              <w:t xml:space="preserve">Attached to AMIU-MP-001</w:t>
+            </w:r>
+          </w:p>
+        </w:tc>
+      </w:tr>
+      <w:tr>
+        <w:trPr>
+          <w:cantSplit/>
+        </w:trPr>
+        <w:tc>
+          <w:tcPr/>
+          <w:p>
+            <w:pPr>
+              <w:pStyle w:val="Compact"/>
+              <w:jc w:val="left"/>
+            </w:pPr>
+            <w:r>
+              <w:t xml:space="preserve">C</w:t>
+            </w:r>
+          </w:p>
+        </w:tc>
+        <w:tc>
+          <w:tcPr/>
+          <w:p>
+            <w:pPr>
+              <w:pStyle w:val="Compact"/>
+              <w:jc w:val="left"/>
+            </w:pPr>
+            <w:r>
+              <w:t xml:space="preserve">Academic Program Syllabi — All 71 Named Programs</w:t>
+            </w:r>
+          </w:p>
+        </w:tc>
+        <w:tc>
+          <w:tcPr/>
+          <w:p>
+            <w:pPr>
+              <w:pStyle w:val="Compact"/>
+              <w:jc w:val="left"/>
+            </w:pPr>
+            <w:r>
+              <w:t xml:space="preserve">Attached to AMIU-MP-001</w:t>
+            </w:r>
+          </w:p>
+        </w:tc>
+      </w:tr>
+      <w:tr>
+        <w:trPr>
+          <w:cantSplit/>
+        </w:trPr>
+        <w:tc>
+          <w:tcPr/>
+          <w:p>
+            <w:pPr>
+              <w:pStyle w:val="Compact"/>
+              <w:jc w:val="left"/>
+            </w:pPr>
+            <w:r>
+              <w:t xml:space="preserve">D</w:t>
+            </w:r>
+          </w:p>
+        </w:tc>
+        <w:tc>
+          <w:tcPr/>
+          <w:p>
+            <w:pPr>
+              <w:pStyle w:val="Compact"/>
+              <w:jc w:val="left"/>
+            </w:pPr>
+            <w:r>
+              <w:t xml:space="preserve">AMIU Global Services LLC — Offering Documents</w:t>
+            </w:r>
+          </w:p>
+        </w:tc>
+        <w:tc>
+          <w:tcPr/>
+          <w:p>
+            <w:pPr>
+              <w:pStyle w:val="Compact"/>
+              <w:jc w:val="left"/>
+            </w:pPr>
+            <w:r>
+              <w:t xml:space="preserve">Attached to AMIU-MP-001</w:t>
+            </w:r>
+          </w:p>
+        </w:tc>
+      </w:tr>
+      <w:tr>
+        <w:trPr>
+          <w:cantSplit/>
+        </w:trPr>
+        <w:tc>
+          <w:tcPr/>
+          <w:p>
+            <w:pPr>
+              <w:pStyle w:val="Compact"/>
+              <w:jc w:val="left"/>
+            </w:pPr>
+            <w:r>
+              <w:t xml:space="preserve">E</w:t>
+            </w:r>
+          </w:p>
+        </w:tc>
+        <w:tc>
+          <w:tcPr/>
+          <w:p>
+            <w:pPr>
+              <w:pStyle w:val="Compact"/>
+              <w:jc w:val="left"/>
+            </w:pPr>
+            <w:r>
+              <w:t xml:space="preserve">Waqf &amp; Endowment Board Charter</w:t>
+            </w:r>
+          </w:p>
+        </w:tc>
+        <w:tc>
+          <w:tcPr/>
+          <w:p>
+            <w:pPr>
+              <w:pStyle w:val="Compact"/>
+              <w:jc w:val="left"/>
+            </w:pPr>
+            <w:r>
+              <w:t xml:space="preserve">Attached to AMIU-MP-001</w:t>
+            </w:r>
+          </w:p>
+        </w:tc>
+      </w:tr>
+      <w:tr>
+        <w:trPr>
+          <w:cantSplit/>
+        </w:trPr>
+        <w:tc>
+          <w:tcPr/>
+          <w:p>
+            <w:pPr>
+              <w:pStyle w:val="Compact"/>
+              <w:jc w:val="left"/>
+            </w:pPr>
+            <w:r>
+              <w:t xml:space="preserve">F–G</w:t>
+            </w:r>
+          </w:p>
+        </w:tc>
+        <w:tc>
+          <w:tcPr/>
+          <w:p>
+            <w:pPr>
+              <w:pStyle w:val="Compact"/>
+              <w:jc w:val="left"/>
+            </w:pPr>
+            <w:r>
+              <w:t xml:space="preserve">Certificates of Formation — University &amp; LLC (Texas)</w:t>
+            </w:r>
+          </w:p>
+        </w:tc>
+        <w:tc>
+          <w:tcPr/>
+          <w:p>
+            <w:pPr>
+              <w:pStyle w:val="Compact"/>
+              <w:jc w:val="left"/>
+            </w:pPr>
+            <w:r>
+              <w:t xml:space="preserve">Attached to AMIU-MP-001</w:t>
+            </w:r>
+          </w:p>
+        </w:tc>
+      </w:tr>
+      <w:tr>
+        <w:trPr>
+          <w:cantSplit/>
+        </w:trPr>
+        <w:tc>
+          <w:tcPr/>
+          <w:p>
+            <w:pPr>
+              <w:pStyle w:val="Compact"/>
+              <w:jc w:val="left"/>
+            </w:pPr>
+            <w:r>
+              <w:t xml:space="preserve">H</w:t>
+            </w:r>
+          </w:p>
+        </w:tc>
+        <w:tc>
+          <w:tcPr/>
+          <w:p>
+            <w:pPr>
+              <w:pStyle w:val="Compact"/>
+              <w:jc w:val="left"/>
+            </w:pPr>
+            <w:r>
+              <w:t xml:space="preserve">IRS Form 1023 Application — 501(c)(3) Status</w:t>
+            </w:r>
+          </w:p>
+        </w:tc>
+        <w:tc>
+          <w:tcPr/>
+          <w:p>
+            <w:pPr>
+              <w:pStyle w:val="Compact"/>
+              <w:jc w:val="left"/>
+            </w:pPr>
+            <w:r>
+              <w:t xml:space="preserve">Filed / pending confirmation</w:t>
+            </w:r>
+          </w:p>
+        </w:tc>
+      </w:tr>
+      <w:tr>
+        <w:trPr>
+          <w:cantSplit/>
+        </w:trPr>
+        <w:tc>
+          <w:tcPr/>
+          <w:p>
+            <w:pPr>
+              <w:pStyle w:val="Compact"/>
+              <w:jc w:val="left"/>
+            </w:pPr>
+            <w:r>
+              <w:t xml:space="preserve">I</w:t>
+            </w:r>
+          </w:p>
+        </w:tc>
+        <w:tc>
+          <w:tcPr/>
+          <w:p>
+            <w:pPr>
+              <w:pStyle w:val="Compact"/>
+              <w:jc w:val="left"/>
+            </w:pPr>
+            <w:r>
+              <w:t xml:space="preserve">Financial Model — Full Audited Workbook</w:t>
+            </w:r>
+          </w:p>
+        </w:tc>
+        <w:tc>
+          <w:tcPr/>
+          <w:p>
+            <w:pPr>
+              <w:pStyle w:val="Compact"/>
+              <w:jc w:val="left"/>
+            </w:pPr>
+            <w:r>
+              <w:t xml:space="preserve">Attached to AMIU-MP-001</w:t>
+            </w:r>
+          </w:p>
+        </w:tc>
+      </w:tr>
+      <w:tr>
+        <w:trPr>
+          <w:cantSplit/>
+        </w:trPr>
+        <w:tc>
+          <w:tcPr/>
+          <w:p>
+            <w:pPr>
+              <w:pStyle w:val="Compact"/>
+              <w:jc w:val="left"/>
+            </w:pPr>
+            <w:r>
+              <w:t xml:space="preserve">J</w:t>
+            </w:r>
+          </w:p>
+        </w:tc>
+        <w:tc>
+          <w:tcPr/>
+          <w:p>
+            <w:pPr>
+              <w:pStyle w:val="Compact"/>
+              <w:jc w:val="left"/>
+            </w:pPr>
+            <w:r>
+              <w:t xml:space="preserve">NAQAA Accreditation Application — Gambia Branch Campus</w:t>
+            </w:r>
+          </w:p>
+        </w:tc>
+        <w:tc>
+          <w:tcPr/>
+          <w:p>
+            <w:pPr>
+              <w:pStyle w:val="Compact"/>
+              <w:jc w:val="left"/>
+            </w:pPr>
+            <w:r>
+              <w:t xml:space="preserve">Stage 3 preparation</w:t>
+            </w:r>
+          </w:p>
+        </w:tc>
+      </w:tr>
+      <w:tr>
+        <w:trPr>
+          <w:cantSplit/>
+        </w:trPr>
+        <w:tc>
+          <w:tcPr/>
+          <w:p>
+            <w:pPr>
+              <w:pStyle w:val="Compact"/>
+              <w:jc w:val="left"/>
+            </w:pPr>
+            <w:r>
+              <w:t xml:space="preserve">K</w:t>
+            </w:r>
+          </w:p>
+        </w:tc>
+        <w:tc>
+          <w:tcPr/>
+          <w:p>
+            <w:pPr>
+              <w:pStyle w:val="Compact"/>
+              <w:jc w:val="left"/>
+            </w:pPr>
+            <w:r>
+              <w:t xml:space="preserve">Nigeria NUC Charter Application</w:t>
+            </w:r>
+          </w:p>
+        </w:tc>
+        <w:tc>
+          <w:tcPr/>
+          <w:p>
+            <w:pPr>
+              <w:pStyle w:val="Compact"/>
+              <w:jc w:val="left"/>
+            </w:pPr>
+            <w:r>
+              <w:t xml:space="preserve">Preparation begins Year 8</w:t>
+            </w:r>
+          </w:p>
+        </w:tc>
+      </w:tr>
+      <w:tr>
+        <w:trPr>
+          <w:cantSplit/>
+        </w:trPr>
+        <w:tc>
+          <w:tcPr/>
+          <w:p>
+            <w:pPr>
+              <w:pStyle w:val="Compact"/>
+              <w:jc w:val="left"/>
+            </w:pPr>
+            <w:r>
+              <w:t xml:space="preserve">L–M</w:t>
+            </w:r>
+          </w:p>
+        </w:tc>
+        <w:tc>
+          <w:tcPr/>
+          <w:p>
+            <w:pPr>
+              <w:pStyle w:val="Compact"/>
+              <w:jc w:val="left"/>
+            </w:pPr>
+            <w:r>
+              <w:t xml:space="preserve">ISO 21001 / CPD Accreditation Application Documentation</w:t>
+            </w:r>
+          </w:p>
+        </w:tc>
+        <w:tc>
+          <w:tcPr/>
+          <w:p>
+            <w:pPr>
+              <w:pStyle w:val="Compact"/>
+              <w:jc w:val="left"/>
+            </w:pPr>
+            <w:r>
+              <w:t xml:space="preserve">Preparation per Blueprint Sections 19–20</w:t>
+            </w:r>
+          </w:p>
+        </w:tc>
+      </w:tr>
+      <w:tr>
+        <w:trPr>
+          <w:cantSplit/>
+        </w:trPr>
+        <w:tc>
+          <w:tcPr/>
+          <w:p>
+            <w:pPr>
+              <w:pStyle w:val="Compact"/>
+              <w:jc w:val="left"/>
+            </w:pPr>
+            <w:r>
+              <w:t xml:space="preserve">N</w:t>
+            </w:r>
+          </w:p>
+        </w:tc>
+        <w:tc>
+          <w:tcPr/>
+          <w:p>
+            <w:pPr>
+              <w:pStyle w:val="Compact"/>
+              <w:jc w:val="left"/>
+            </w:pPr>
+            <w:r>
+              <w:t xml:space="preserve">Independent Sharī’ah Advisory Board Charter</w:t>
+            </w:r>
+          </w:p>
+        </w:tc>
+        <w:tc>
+          <w:tcPr/>
+          <w:p>
+            <w:pPr>
+              <w:pStyle w:val="Compact"/>
+              <w:jc w:val="left"/>
+            </w:pPr>
+            <w:r>
+              <w:t xml:space="preserve">Attached to AMIU-MP-001</w:t>
+            </w:r>
+          </w:p>
+        </w:tc>
+      </w:tr>
+      <w:tr>
+        <w:trPr>
+          <w:cantSplit/>
+        </w:trPr>
+        <w:tc>
+          <w:tcPr/>
+          <w:p>
+            <w:pPr>
+              <w:pStyle w:val="Compact"/>
+              <w:jc w:val="left"/>
+            </w:pPr>
+            <w:r>
+              <w:t xml:space="preserve">O</w:t>
+            </w:r>
+          </w:p>
+        </w:tc>
+        <w:tc>
+          <w:tcPr/>
+          <w:p>
+            <w:pPr>
+              <w:pStyle w:val="Compact"/>
+              <w:jc w:val="left"/>
+            </w:pPr>
+            <w:r>
+              <w:t xml:space="preserve">Student Handbook, Grading Policy &amp; Grievance Procedures</w:t>
+            </w:r>
+          </w:p>
+        </w:tc>
+        <w:tc>
+          <w:tcPr/>
+          <w:p>
+            <w:pPr>
+              <w:pStyle w:val="Compact"/>
+              <w:jc w:val="left"/>
+            </w:pPr>
+            <w:r>
+              <w:t xml:space="preserve">Attached to AMIU-MP-001</w:t>
+            </w:r>
+          </w:p>
+        </w:tc>
+      </w:tr>
+      <w:tr>
+        <w:trPr>
+          <w:cantSplit/>
+        </w:trPr>
+        <w:tc>
+          <w:tcPr/>
+          <w:p>
+            <w:pPr>
+              <w:pStyle w:val="Compact"/>
+              <w:jc w:val="left"/>
+            </w:pPr>
+            <w:r>
+              <w:t xml:space="preserve">P</w:t>
+            </w:r>
+          </w:p>
+        </w:tc>
+        <w:tc>
+          <w:tcPr/>
+          <w:p>
+            <w:pPr>
+              <w:pStyle w:val="Compact"/>
+              <w:jc w:val="left"/>
+            </w:pPr>
+            <w:r>
+              <w:t xml:space="preserve">Faculty Handbook &amp; Honoraria Schedule</w:t>
+            </w:r>
+          </w:p>
+        </w:tc>
+        <w:tc>
+          <w:tcPr/>
+          <w:p>
+            <w:pPr>
+              <w:pStyle w:val="Compact"/>
+              <w:jc w:val="left"/>
+            </w:pPr>
+            <w:r>
+              <w:t xml:space="preserve">Attached to AMIU-MP-001</w:t>
+            </w:r>
+          </w:p>
+        </w:tc>
+      </w:tr>
+    </w:tbl>
+    <w:bookmarkEnd w:id="114"/>
+    <w:bookmarkStart w:id="115" w:name="Xc2475011ae326c2e9b3a85bd79974f7cfb0c5b3"/>
+    <w:p>
+      <w:pPr>
+        <w:pStyle w:val="Heading2"/>
+      </w:pPr>
+      <w:r>
+        <w:t xml:space="preserve">Appendix C — Fixed Revenue Allocation Framework: Quick Reference</w:t>
+      </w:r>
+    </w:p>
+    <w:tbl>
+      <w:tblPr>
+        <w:tblStyle w:val="Table"/>
+        <w:tblW w:type="pct" w:w="5000"/>
+        <w:tblLook w:firstRow="1" w:lastRow="0" w:firstColumn="0" w:lastColumn="0" w:noHBand="0" w:noVBand="0" w:val="0020"/>
+        <w:jc w:val="start"/>
+      </w:tblPr>
+      <w:tblGrid>
+        <w:gridCol w:w="2640"/>
+        <w:gridCol w:w="2640"/>
+        <w:gridCol w:w="2640"/>
+      </w:tblGrid>
+      <w:tr>
+        <w:trPr>
+          <w:tblHeader w:val="true"/>
+          <w:cantSplit/>
+        </w:trPr>
+        <w:tc>
+          <w:tcPr/>
+          <w:p>
+            <w:pPr>
+              <w:pStyle w:val="Compact"/>
+              <w:jc w:val="left"/>
+            </w:pPr>
+            <w:r>
+              <w:t xml:space="preserve">Category</w:t>
+            </w:r>
+          </w:p>
+        </w:tc>
+        <w:tc>
+          <w:tcPr/>
+          <w:p>
+            <w:pPr>
+              <w:pStyle w:val="Compact"/>
+              <w:jc w:val="left"/>
+            </w:pPr>
+            <w:r>
+              <w:t xml:space="preserve">% of Gross Revenue</w:t>
+            </w:r>
+          </w:p>
+        </w:tc>
+        <w:tc>
+          <w:tcPr/>
+          <w:p>
+            <w:pPr>
+              <w:pStyle w:val="Compact"/>
+              <w:jc w:val="left"/>
+            </w:pPr>
+            <w:r>
+              <w:t xml:space="preserve">Governing Body</w:t>
+            </w:r>
+          </w:p>
+        </w:tc>
+      </w:tr>
+      <w:tr>
+        <w:trPr>
+          <w:cantSplit/>
+        </w:trPr>
+        <w:tc>
+          <w:tcPr/>
+          <w:p>
+            <w:pPr>
+              <w:pStyle w:val="Compact"/>
+              <w:jc w:val="left"/>
+            </w:pPr>
+            <w:r>
+              <w:t xml:space="preserve">Liquidity Reserve</w:t>
+            </w:r>
+          </w:p>
+        </w:tc>
+        <w:tc>
+          <w:tcPr/>
+          <w:p>
+            <w:pPr>
+              <w:pStyle w:val="Compact"/>
+              <w:jc w:val="left"/>
+            </w:pPr>
+            <w:r>
+              <w:t xml:space="preserve">35%</w:t>
+            </w:r>
+          </w:p>
+        </w:tc>
+        <w:tc>
+          <w:tcPr/>
+          <w:p>
+            <w:pPr>
+              <w:pStyle w:val="Compact"/>
+              <w:jc w:val="left"/>
+            </w:pPr>
+            <w:r>
+              <w:t xml:space="preserve">Board of Trustees</w:t>
+            </w:r>
+          </w:p>
+        </w:tc>
+      </w:tr>
+      <w:tr>
+        <w:trPr>
+          <w:cantSplit/>
+        </w:trPr>
+        <w:tc>
+          <w:tcPr/>
+          <w:p>
+            <w:pPr>
+              <w:pStyle w:val="Compact"/>
+              <w:jc w:val="left"/>
+            </w:pPr>
+            <w:r>
+              <w:t xml:space="preserve">Payroll (Faculty Honoraria 40% · Founders 24% · Senate 18% · Core Admin 18%)</w:t>
+            </w:r>
+          </w:p>
+        </w:tc>
+        <w:tc>
+          <w:tcPr/>
+          <w:p>
+            <w:pPr>
+              <w:pStyle w:val="Compact"/>
+              <w:jc w:val="left"/>
+            </w:pPr>
+            <w:r>
+              <w:t xml:space="preserve">20%</w:t>
+            </w:r>
+          </w:p>
+        </w:tc>
+        <w:tc>
+          <w:tcPr/>
+          <w:p>
+            <w:pPr>
+              <w:pStyle w:val="Compact"/>
+              <w:jc w:val="left"/>
+            </w:pPr>
+            <w:r>
+              <w:t xml:space="preserve">Board (budget) / Senate (stipends, 4-independent-seat compensation check)</w:t>
+            </w:r>
+          </w:p>
+        </w:tc>
+      </w:tr>
+      <w:tr>
+        <w:trPr>
+          <w:cantSplit/>
+        </w:trPr>
+        <w:tc>
+          <w:tcPr/>
+          <w:p>
+            <w:pPr>
+              <w:pStyle w:val="Compact"/>
+              <w:jc w:val="left"/>
+            </w:pPr>
+            <w:r>
+              <w:t xml:space="preserve">Waqf &amp; Stakeholder Reserve</w:t>
+            </w:r>
+          </w:p>
+        </w:tc>
+        <w:tc>
+          <w:tcPr/>
+          <w:p>
+            <w:pPr>
+              <w:pStyle w:val="Compact"/>
+              <w:jc w:val="left"/>
+            </w:pPr>
+            <w:r>
+              <w:t xml:space="preserve">20%</w:t>
+            </w:r>
+          </w:p>
+        </w:tc>
+        <w:tc>
+          <w:tcPr/>
+          <w:p>
+            <w:pPr>
+              <w:pStyle w:val="Compact"/>
+              <w:jc w:val="left"/>
+            </w:pPr>
+            <w:r>
+              <w:t xml:space="preserve">Waqf &amp; Endowment Board (fiduciary)</w:t>
+            </w:r>
+          </w:p>
+        </w:tc>
+      </w:tr>
+      <w:tr>
+        <w:trPr>
+          <w:cantSplit/>
+        </w:trPr>
+        <w:tc>
+          <w:tcPr/>
+          <w:p>
+            <w:pPr>
+              <w:pStyle w:val="Compact"/>
+              <w:jc w:val="left"/>
+            </w:pPr>
+            <w:r>
+              <w:t xml:space="preserve">Marketing &amp; Student Acquisition</w:t>
+            </w:r>
+          </w:p>
+        </w:tc>
+        <w:tc>
+          <w:tcPr/>
+          <w:p>
+            <w:pPr>
+              <w:pStyle w:val="Compact"/>
+              <w:jc w:val="left"/>
+            </w:pPr>
+            <w:r>
+              <w:t xml:space="preserve">10%</w:t>
+            </w:r>
+          </w:p>
+        </w:tc>
+        <w:tc>
+          <w:tcPr/>
+          <w:p>
+            <w:pPr>
+              <w:pStyle w:val="Compact"/>
+              <w:jc w:val="left"/>
+            </w:pPr>
+            <w:r>
+              <w:t xml:space="preserve">DVC Administration &amp; Finance</w:t>
+            </w:r>
+          </w:p>
+        </w:tc>
+      </w:tr>
+      <w:tr>
+        <w:trPr>
+          <w:cantSplit/>
+        </w:trPr>
+        <w:tc>
+          <w:tcPr/>
+          <w:p>
+            <w:pPr>
+              <w:pStyle w:val="Compact"/>
+              <w:jc w:val="left"/>
+            </w:pPr>
+            <w:r>
+              <w:t xml:space="preserve">Operating Expenses</w:t>
+            </w:r>
+          </w:p>
+        </w:tc>
+        <w:tc>
+          <w:tcPr/>
+          <w:p>
+            <w:pPr>
+              <w:pStyle w:val="Compact"/>
+              <w:jc w:val="left"/>
+            </w:pPr>
+            <w:r>
+              <w:t xml:space="preserve">5%</w:t>
+            </w:r>
+          </w:p>
+        </w:tc>
+        <w:tc>
+          <w:tcPr/>
+          <w:p>
+            <w:pPr>
+              <w:pStyle w:val="Compact"/>
+              <w:jc w:val="left"/>
+            </w:pPr>
+            <w:r>
+              <w:t xml:space="preserve">DVC Administration &amp; Finance</w:t>
+            </w:r>
+          </w:p>
+        </w:tc>
+      </w:tr>
+      <w:tr>
+        <w:trPr>
+          <w:cantSplit/>
+        </w:trPr>
+        <w:tc>
+          <w:tcPr/>
+          <w:p>
+            <w:pPr>
+              <w:pStyle w:val="Compact"/>
+              <w:jc w:val="left"/>
+            </w:pPr>
+            <w:r>
+              <w:t xml:space="preserve">LMS &amp; Technology Infrastructure</w:t>
+            </w:r>
+          </w:p>
+        </w:tc>
+        <w:tc>
+          <w:tcPr/>
+          <w:p>
+            <w:pPr>
+              <w:pStyle w:val="Compact"/>
+              <w:jc w:val="left"/>
+            </w:pPr>
+            <w:r>
+              <w:t xml:space="preserve">5%</w:t>
+            </w:r>
+          </w:p>
+        </w:tc>
+        <w:tc>
+          <w:tcPr/>
+          <w:p>
+            <w:pPr>
+              <w:pStyle w:val="Compact"/>
+              <w:jc w:val="left"/>
+            </w:pPr>
+            <w:r>
+              <w:t xml:space="preserve">Senate Group IV</w:t>
+            </w:r>
+          </w:p>
+        </w:tc>
+      </w:tr>
+      <w:tr>
+        <w:trPr>
+          <w:cantSplit/>
+        </w:trPr>
+        <w:tc>
+          <w:tcPr/>
+          <w:p>
+            <w:pPr>
+              <w:pStyle w:val="Compact"/>
+              <w:jc w:val="left"/>
+            </w:pPr>
+            <w:r>
+              <w:t xml:space="preserve">Da’wah &amp; Community Outreach</w:t>
+            </w:r>
+          </w:p>
+        </w:tc>
+        <w:tc>
+          <w:tcPr/>
+          <w:p>
+            <w:pPr>
+              <w:pStyle w:val="Compact"/>
+              <w:jc w:val="left"/>
+            </w:pPr>
+            <w:r>
+              <w:t xml:space="preserve">5%</w:t>
+            </w:r>
+          </w:p>
+        </w:tc>
+        <w:tc>
+          <w:tcPr/>
+          <w:p>
+            <w:pPr>
+              <w:pStyle w:val="Compact"/>
+              <w:jc w:val="left"/>
+            </w:pPr>
+            <w:r>
+              <w:t xml:space="preserve">DVC Administration &amp; Finance</w:t>
+            </w:r>
+          </w:p>
+        </w:tc>
+      </w:tr>
+      <w:tr>
+        <w:trPr>
+          <w:cantSplit/>
+        </w:trPr>
+        <w:tc>
+          <w:tcPr/>
+          <w:p>
+            <w:pPr>
+              <w:pStyle w:val="Compact"/>
+              <w:jc w:val="left"/>
+            </w:pPr>
+            <w:r>
+              <w:rPr>
+                <w:bCs/>
+                <w:b/>
+                <w:color w:val="B08625"/>
+                <w:sz w:val="20"/>
+                <w:caps/>
+                <w:spacing w:val="14"/>
+              </w:rPr>
+              <w:t xml:space="preserve">Total</w:t>
+            </w:r>
+          </w:p>
+        </w:tc>
+        <w:tc>
+          <w:tcPr/>
+          <w:p>
+            <w:pPr>
+              <w:pStyle w:val="Compact"/>
+              <w:jc w:val="left"/>
+            </w:pPr>
+            <w:r>
+              <w:rPr>
+                <w:bCs/>
+                <w:b/>
+                <w:color w:val="B08625"/>
+                <w:sz w:val="20"/>
+                <w:caps/>
+                <w:spacing w:val="14"/>
+              </w:rPr>
+              <w:t xml:space="preserve">100%, zero unallocated residual</w:t>
+            </w:r>
+          </w:p>
+        </w:tc>
+        <w:tc>
+          <w:tcPr/>
+          <w:p>
+            <w:pPr>
+              <w:pStyle w:val="Compact"/>
+              <w:jc w:val="left"/>
+            </w:pPr>
+            <w:r>
+              <w:t xml:space="preserve">—</w:t>
+            </w:r>
+          </w:p>
+        </w:tc>
+      </w:tr>
+    </w:tbl>
+    <w:bookmarkEnd w:id="115"/>
+    <w:bookmarkStart w:id="116" w:name="appendix-d-programme-catalog-reference"/>
+    <w:p>
+      <w:pPr>
+        <w:pStyle w:val="Heading2"/>
+      </w:pPr>
+      <w:r>
+        <w:t xml:space="preserve">Appendix D — Programme Catalog Reference</w:t>
+      </w:r>
+    </w:p>
+    <w:p>
+      <w:pPr>
+        <w:pStyle w:val="FirstParagraph"/>
+      </w:pPr>
+      <w:r>
+        <w:t xml:space="preserve">The complete 71-program founding-decade catalog (Programs 1–71, Undergraduate Diploma through Post-Doctoral Research Fellowship) and the 28-program secular catalog (Programs 72–99, Year 11+) are codified in AMIU-MP-001 §1 and §16.3 respectively, and are not reprinted in full in this Blueprint. Section 11 (Programme Portfolio) of this Blueprint governs the lifecycle management — review cycle, sunset policy, balance guardrails — under which that catalog operates, and Section 7 (Academic Master Plan) governs its rollout sequencing.</w:t>
+      </w:r>
+    </w:p>
+    <w:p>
+      <w:r>
+        <w:pict>
+          <v:rect style="width:0;height:1.5pt" o:hralign="center" o:hrstd="t" o:hr="t"/>
+        </w:pict>
+      </w:r>
+    </w:p>
+    <w:p>
+      <w:r>
+        <w:br w:type="page"/>
+      </w:r>
+    </w:p>
     <w:bookmarkEnd w:id="116"/>
     <w:bookmarkEnd w:id="117"/>
     <w:bookmarkStart w:id="118" w:name="references"/>
@@ -51321,7 +51756,7 @@
       <w:pPr>
         <w:numPr>
           <w:ilvl w:val="0"/>
-          <w:numId w:val="1034"/>
+          <w:numId w:val="1033"/>
         </w:numPr>
         <w:pStyle w:val="Compact"/>
       </w:pPr>
@@ -51349,7 +51784,7 @@
       <w:pPr>
         <w:numPr>
           <w:ilvl w:val="0"/>
-          <w:numId w:val="1034"/>
+          <w:numId w:val="1033"/>
         </w:numPr>
         <w:pStyle w:val="Compact"/>
       </w:pPr>
@@ -51377,7 +51812,7 @@
       <w:pPr>
         <w:numPr>
           <w:ilvl w:val="0"/>
-          <w:numId w:val="1034"/>
+          <w:numId w:val="1033"/>
         </w:numPr>
         <w:pStyle w:val="Compact"/>
       </w:pPr>
@@ -51405,7 +51840,7 @@
       <w:pPr>
         <w:numPr>
           <w:ilvl w:val="0"/>
-          <w:numId w:val="1034"/>
+          <w:numId w:val="1033"/>
         </w:numPr>
         <w:pStyle w:val="Compact"/>
       </w:pPr>
@@ -51433,7 +51868,7 @@
       <w:pPr>
         <w:numPr>
           <w:ilvl w:val="0"/>
-          <w:numId w:val="1034"/>
+          <w:numId w:val="1033"/>
         </w:numPr>
         <w:pStyle w:val="Compact"/>
       </w:pPr>
@@ -51461,7 +51896,7 @@
       <w:pPr>
         <w:numPr>
           <w:ilvl w:val="0"/>
-          <w:numId w:val="1034"/>
+          <w:numId w:val="1033"/>
         </w:numPr>
         <w:pStyle w:val="Compact"/>
       </w:pPr>
@@ -51489,7 +51924,7 @@
       <w:pPr>
         <w:numPr>
           <w:ilvl w:val="0"/>
-          <w:numId w:val="1034"/>
+          <w:numId w:val="1033"/>
         </w:numPr>
         <w:pStyle w:val="Compact"/>
       </w:pPr>
@@ -51517,7 +51952,7 @@
       <w:pPr>
         <w:numPr>
           <w:ilvl w:val="0"/>
-          <w:numId w:val="1034"/>
+          <w:numId w:val="1033"/>
         </w:numPr>
         <w:pStyle w:val="Compact"/>
       </w:pPr>
@@ -51545,7 +51980,7 @@
       <w:pPr>
         <w:numPr>
           <w:ilvl w:val="0"/>
-          <w:numId w:val="1034"/>
+          <w:numId w:val="1033"/>
         </w:numPr>
         <w:pStyle w:val="Compact"/>
       </w:pPr>
@@ -51573,7 +52008,7 @@
       <w:pPr>
         <w:numPr>
           <w:ilvl w:val="0"/>
-          <w:numId w:val="1034"/>
+          <w:numId w:val="1033"/>
         </w:numPr>
         <w:pStyle w:val="Compact"/>
       </w:pPr>
@@ -51598,7 +52033,7 @@
       <w:pPr>
         <w:numPr>
           <w:ilvl w:val="0"/>
-          <w:numId w:val="1034"/>
+          <w:numId w:val="1033"/>
         </w:numPr>
         <w:pStyle w:val="Compact"/>
       </w:pPr>
@@ -51623,7 +52058,7 @@
       <w:pPr>
         <w:numPr>
           <w:ilvl w:val="0"/>
-          <w:numId w:val="1034"/>
+          <w:numId w:val="1033"/>
         </w:numPr>
         <w:pStyle w:val="Compact"/>
       </w:pPr>
@@ -51651,7 +52086,7 @@
       <w:pPr>
         <w:numPr>
           <w:ilvl w:val="0"/>
-          <w:numId w:val="1034"/>
+          <w:numId w:val="1033"/>
         </w:numPr>
         <w:pStyle w:val="Compact"/>
       </w:pPr>
@@ -51679,7 +52114,7 @@
       <w:pPr>
         <w:numPr>
           <w:ilvl w:val="0"/>
-          <w:numId w:val="1034"/>
+          <w:numId w:val="1033"/>
         </w:numPr>
         <w:pStyle w:val="Compact"/>
       </w:pPr>
@@ -51704,7 +52139,7 @@
       <w:pPr>
         <w:numPr>
           <w:ilvl w:val="0"/>
-          <w:numId w:val="1034"/>
+          <w:numId w:val="1033"/>
         </w:numPr>
         <w:pStyle w:val="Compact"/>
       </w:pPr>
@@ -51729,7 +52164,7 @@
       <w:pPr>
         <w:numPr>
           <w:ilvl w:val="0"/>
-          <w:numId w:val="1034"/>
+          <w:numId w:val="1033"/>
         </w:numPr>
         <w:pStyle w:val="Compact"/>
       </w:pPr>
@@ -51784,7 +52219,7 @@
           <w:iCs/>
           <w:i/>
         </w:rPr>
-        <w:t xml:space="preserve">This index references Sections (1–40) and front-matter pages, not final print page numbers, consistent with this Blueprint’s status as a living planning document subject to re-pagination on revision.</w:t>
+        <w:t xml:space="preserve">This index references Sections (1–41) and front-matter pages, not final print page numbers, consistent with this Blueprint’s status as a living planning document subject to re-pagination on revision.</w:t>
       </w:r>
     </w:p>
     <w:p>
@@ -51892,7 +52327,7 @@
         <w:t xml:space="preserve"> </w:t>
       </w:r>
       <w:r>
-        <w:t xml:space="preserve">Faculty Recruitment Strategy, Section 15 · Faculty Structure &amp; ranks, Section 9 · Fast-Track policy, Sections 7, 12 · Financial Sustainability Framework, Section 38 · Firewall (see Capital Firewall) · Founding Registration &amp; Pre-Incorporation Outreach, Appendix E</w:t>
+        <w:t xml:space="preserve">Faculty Recruitment Strategy, Section 15 · Faculty Structure &amp; ranks, Section 9 · Fast-Track policy, Sections 7, 12 · Financial Sustainability Framework, Section 38 · Firewall (see Capital Firewall) · Founding Access &amp; Waqf-First Strategy, Section 41 · Founding Registration &amp; Pre-Incorporation Outreach, Section 41 · Founding Scholarship Reweighting Model, Section 41</w:t>
       </w:r>
     </w:p>
     <w:p>
@@ -51964,7 +52399,7 @@
         <w:t xml:space="preserve"> </w:t>
       </w:r>
       <w:r>
-        <w:t xml:space="preserve">KPIs (see individual section headers — every section, Sections 1–40)</w:t>
+        <w:t xml:space="preserve">KPIs (see individual section headers — every section, Sections 1–41)</w:t>
       </w:r>
     </w:p>
     <w:p>
@@ -52072,7 +52507,7 @@
         <w:t xml:space="preserve"> </w:t>
       </w:r>
       <w:r>
-        <w:t xml:space="preserve">Research Strategy, Section 16 · Revenue Allocation Framework, Appendix C; Figure 8 · Revenue Diversification Strategy, Section 27 · Risk Management Framework &amp; 14-risk register, Section 36 · Risk register (Years 11+ additions), Section 36 · Risk Phase Classification (Years 1–10, RAG), Appendix E</w:t>
+        <w:t xml:space="preserve">Research Strategy, Section 16 · Revenue Allocation Framework, Appendix C; Figure 8 · Revenue Diversification Strategy, Section 27 · Risk Management Framework &amp; 14-risk register, Section 36 · Risk register (Years 11+ additions), Section 36 · Risk Phase Classification (Years 1–10, RAG), Section 41</w:t>
       </w:r>
     </w:p>
     <w:p>
@@ -52156,7 +52591,7 @@
         <w:pStyle w:val="FirstParagraph"/>
       </w:pPr>
       <w:r>
-        <w:t xml:space="preserve">This Blueprint (AMIU-SB-002) does not supersede the Ten-Year Master Plan &amp; Strategic Charter (AMIU-MP-001); it operationalizes it. Every dollar figure, program count, governance seat, and accreditation date cited across its forty sections traces back to a canon figure already adopted in the Master Plan, or to an explicitly-labelled illustrative extension of it. Where this Blueprint identifies a gap the current fixed allocation framework does not yet fund — a dedicated Research line, a standalone Student Support office, a Capital Development Officer — it says so plainly and names the governance pathway required to close that gap, rather than quietly assuming resources the model does not yet generate.</w:t>
+        <w:t xml:space="preserve">This Blueprint (AMIU-SB-002) does not supersede the Ten-Year Master Plan &amp; Strategic Charter (AMIU-MP-001); it operationalizes it. Every dollar figure, program count, governance seat, and accreditation date cited across its forty-one sections traces back to a canon figure already adopted in the Master Plan, or to an explicitly-labelled illustrative extension of it. Where this Blueprint identifies a gap the current fixed allocation framework does not yet fund — a dedicated Research line, a standalone Student Support office, a Capital Development Officer — it says so plainly and names the governance pathway required to close that gap, rather than quietly assuming resources the model does not yet generate.</w:t>
       </w:r>
     </w:p>
     <w:p>
@@ -52811,9 +53246,6 @@
     <w:abstractNumId w:val="991"/>
   </w:num>
   <w:num w:numId="1033">
-    <w:abstractNumId w:val="991"/>
-  </w:num>
-  <w:num w:numId="1034">
     <w:abstractNumId w:val="991"/>
   </w:num>
 </w:numbering>

--- a/AMIU_Strategic_Blueprint_2028-2050_Publication_Edition.docx
+++ b/AMIU_Strategic_Blueprint_2028-2050_Publication_Edition.docx
@@ -2536,7 +2536,7 @@
               <w:jc w:val="right"/>
             </w:pPr>
             <w:r>
-              <w:t xml:space="preserve">39</w:t>
+              <w:t xml:space="preserve">38</w:t>
             </w:r>
           </w:p>
         </w:tc>
@@ -10273,6 +10273,12 @@
     <w:p>
       <w:pPr>
         <w:pStyle w:val="BodyText"/>
+        <w:shd w:val="clear" w:color="auto" w:fill="F7F3E8"/>
+        <w:pBdr>
+          <w:left w:val="single" w:sz="24" w:space="10" w:color="B08625"/>
+        </w:pBdr>
+        <w:ind w:left="300"/>
+        <w:spacing w:after="0"/>
       </w:pPr>
       <w:r>
         <w:rPr>
@@ -10293,6 +10299,12 @@
           <w:numId w:val="1001"/>
         </w:numPr>
         <w:pStyle w:val="Compact"/>
+        <w:shd w:val="clear" w:color="auto" w:fill="F7F3E8"/>
+        <w:pBdr>
+          <w:left w:val="single" w:sz="24" w:space="10" w:color="B08625"/>
+        </w:pBdr>
+        <w:ind w:left="300"/>
+        <w:spacing w:before="0" w:after="0"/>
       </w:pPr>
       <w:r>
         <w:t xml:space="preserve">Active enrolment vs. Master Plan targets (347 / 3,493 / 11,021 at Years 1/5/10)</w:t>
@@ -10305,6 +10317,12 @@
           <w:numId w:val="1001"/>
         </w:numPr>
         <w:pStyle w:val="Compact"/>
+        <w:shd w:val="clear" w:color="auto" w:fill="F7F3E8"/>
+        <w:pBdr>
+          <w:left w:val="single" w:sz="24" w:space="10" w:color="B08625"/>
+        </w:pBdr>
+        <w:ind w:left="300"/>
+        <w:spacing w:before="0" w:after="0"/>
       </w:pPr>
       <w:r>
         <w:t xml:space="preserve">Number of jurisdictions holding active accreditation or recognition</w:t>
@@ -10317,6 +10335,12 @@
           <w:numId w:val="1001"/>
         </w:numPr>
         <w:pStyle w:val="Compact"/>
+        <w:shd w:val="clear" w:color="auto" w:fill="F7F3E8"/>
+        <w:pBdr>
+          <w:left w:val="single" w:sz="24" w:space="10" w:color="B08625"/>
+        </w:pBdr>
+        <w:ind w:left="300"/>
+        <w:spacing w:before="0" w:after="0"/>
       </w:pPr>
       <w:r>
         <w:t xml:space="preserve">Ratio of secular-program revenue to religious-program revenue post-2038 (monitor for mission-drift)</w:t>
@@ -10329,6 +10353,12 @@
           <w:numId w:val="1001"/>
         </w:numPr>
         <w:pStyle w:val="Compact"/>
+        <w:shd w:val="clear" w:color="auto" w:fill="F7F3E8"/>
+        <w:pBdr>
+          <w:left w:val="single" w:sz="24" w:space="10" w:color="B08625"/>
+        </w:pBdr>
+        <w:ind w:left="300"/>
+        <w:spacing w:before="0"/>
       </w:pPr>
       <w:r>
         <w:t xml:space="preserve">Waqf &amp; Stakeholder Reserve balance growth (target: real institutional scale by 2048-2050, not merely nominal growth)</w:t>
@@ -10337,6 +10367,12 @@
     <w:p>
       <w:pPr>
         <w:pStyle w:val="FirstParagraph"/>
+        <w:shd w:val="clear" w:color="auto" w:fill="F7F3E8"/>
+        <w:pBdr>
+          <w:left w:val="single" w:sz="24" w:space="10" w:color="B08625"/>
+        </w:pBdr>
+        <w:ind w:left="300"/>
+        <w:spacing w:after="0"/>
       </w:pPr>
       <w:r>
         <w:rPr>
@@ -10353,6 +10389,12 @@
     <w:p>
       <w:pPr>
         <w:pStyle w:val="BodyText"/>
+        <w:shd w:val="clear" w:color="auto" w:fill="F7F3E8"/>
+        <w:pBdr>
+          <w:left w:val="single" w:sz="24" w:space="10" w:color="B08625"/>
+        </w:pBdr>
+        <w:ind w:left="300"/>
+        <w:spacing w:before="0"/>
       </w:pPr>
       <w:r>
         <w:t xml:space="preserve">Premature secular pivot risking the Texas religious exemption is mitigated by the fixed Year-11 sequencing already in the Master Plan (Risk Register items on IRS commingling scrutiny and accreditation candidacy delay). Over-promising Phase III figures is mitigated by explicitly labelling 2048-2050 numbers as non-binding extrapolations, reviewed and re-forecast no later than Year 15 (2042) against actual results. Nigeria approval risk (sovereign process, outside AMIU’s control) means Phase III</w:t>
@@ -10965,6 +11007,12 @@
     <w:p>
       <w:pPr>
         <w:pStyle w:val="BodyText"/>
+        <w:shd w:val="clear" w:color="auto" w:fill="F7F3E8"/>
+        <w:pBdr>
+          <w:left w:val="single" w:sz="24" w:space="10" w:color="B08625"/>
+        </w:pBdr>
+        <w:ind w:left="300"/>
+        <w:spacing w:after="0"/>
       </w:pPr>
       <w:r>
         <w:rPr>
@@ -10981,6 +11029,12 @@
     <w:p>
       <w:pPr>
         <w:pStyle w:val="BodyText"/>
+        <w:shd w:val="clear" w:color="auto" w:fill="F7F3E8"/>
+        <w:pBdr>
+          <w:left w:val="single" w:sz="24" w:space="10" w:color="B08625"/>
+        </w:pBdr>
+        <w:ind w:left="300"/>
+        <w:spacing w:before="0"/>
       </w:pPr>
       <w:r>
         <w:t xml:space="preserve">Percentage of Tier-4/sponsored students enrolled (Access); number of Sharī’ah-compliance exceptions flagged and resolved (Morality); faculty ijāzah/credential verification completion rate (Sanad); Waqf disbursement-to-allocation ratio (Love, target ~100% of the fixed 20% deployed, not hoarded or diverted).</w:t>
@@ -10989,6 +11043,12 @@
     <w:p>
       <w:pPr>
         <w:pStyle w:val="BodyText"/>
+        <w:shd w:val="clear" w:color="auto" w:fill="F7F3E8"/>
+        <w:pBdr>
+          <w:left w:val="single" w:sz="24" w:space="10" w:color="B08625"/>
+        </w:pBdr>
+        <w:ind w:left="300"/>
+        <w:spacing w:after="0"/>
       </w:pPr>
       <w:r>
         <w:rPr>
@@ -11005,6 +11065,12 @@
     <w:p>
       <w:pPr>
         <w:pStyle w:val="BodyText"/>
+        <w:shd w:val="clear" w:color="auto" w:fill="F7F3E8"/>
+        <w:pBdr>
+          <w:left w:val="single" w:sz="24" w:space="10" w:color="B08625"/>
+        </w:pBdr>
+        <w:ind w:left="300"/>
+        <w:spacing w:before="0"/>
       </w:pPr>
       <w:r>
         <w:t xml:space="preserve">Chief risk is</w:t>
@@ -11476,6 +11542,12 @@
     <w:p>
       <w:pPr>
         <w:pStyle w:val="BodyText"/>
+        <w:shd w:val="clear" w:color="auto" w:fill="F7F3E8"/>
+        <w:pBdr>
+          <w:left w:val="single" w:sz="24" w:space="10" w:color="B08625"/>
+        </w:pBdr>
+        <w:ind w:left="300"/>
+        <w:spacing w:after="0"/>
       </w:pPr>
       <w:r>
         <w:rPr>
@@ -11492,6 +11564,12 @@
     <w:p>
       <w:pPr>
         <w:pStyle w:val="BodyText"/>
+        <w:shd w:val="clear" w:color="auto" w:fill="F7F3E8"/>
+        <w:pBdr>
+          <w:left w:val="single" w:sz="24" w:space="10" w:color="B08625"/>
+        </w:pBdr>
+        <w:ind w:left="300"/>
+        <w:spacing w:before="0"/>
       </w:pPr>
       <w:r>
         <w:t xml:space="preserve">Committee meeting-completion rate against annual calendar; number of Risk Register items with current mitigation status vs. stale/unreviewed; average Waqf Scholarship Block adjudication time (target: at or under the 14-day standard); Audit &amp; Risk findings closed within the fiscal year.</w:t>
@@ -11500,6 +11578,12 @@
     <w:p>
       <w:pPr>
         <w:pStyle w:val="BodyText"/>
+        <w:shd w:val="clear" w:color="auto" w:fill="F7F3E8"/>
+        <w:pBdr>
+          <w:left w:val="single" w:sz="24" w:space="10" w:color="B08625"/>
+        </w:pBdr>
+        <w:ind w:left="300"/>
+        <w:spacing w:after="0"/>
       </w:pPr>
       <w:r>
         <w:rPr>
@@ -11516,6 +11600,12 @@
     <w:p>
       <w:pPr>
         <w:pStyle w:val="BodyText"/>
+        <w:shd w:val="clear" w:color="auto" w:fill="F7F3E8"/>
+        <w:pBdr>
+          <w:left w:val="single" w:sz="24" w:space="10" w:color="B08625"/>
+        </w:pBdr>
+        <w:ind w:left="300"/>
+        <w:spacing w:before="0"/>
       </w:pPr>
       <w:r>
         <w:t xml:space="preserve">Overlapping mandates (e.g., Sharī’ah Advisory Board vs. Waqf &amp; Endowment Board both touching Waqf deployment) are mitigated by the explicit fiduciary/academic split in the table above. Committee capture by founders is structurally prevented by the independence safeguard: founder compensation requires all four independent seats’ approval, and large Waqf deployments require 2/3 Senate plus ≥2 independent seats — no committee recommendation can bypass this.</w:t>
@@ -12420,6 +12510,12 @@
     <w:p>
       <w:pPr>
         <w:pStyle w:val="BodyText"/>
+        <w:shd w:val="clear" w:color="auto" w:fill="F7F3E8"/>
+        <w:pBdr>
+          <w:left w:val="single" w:sz="24" w:space="10" w:color="B08625"/>
+        </w:pBdr>
+        <w:ind w:left="300"/>
+        <w:spacing w:after="0"/>
       </w:pPr>
       <w:r>
         <w:rPr>
@@ -12436,6 +12532,12 @@
     <w:p>
       <w:pPr>
         <w:pStyle w:val="BodyText"/>
+        <w:shd w:val="clear" w:color="auto" w:fill="F7F3E8"/>
+        <w:pBdr>
+          <w:left w:val="single" w:sz="24" w:space="10" w:color="B08625"/>
+        </w:pBdr>
+        <w:ind w:left="300"/>
+        <w:spacing w:before="0"/>
       </w:pPr>
       <w:r>
         <w:t xml:space="preserve">Key-person risk (3 founders occupying influence over Seats 2-4) is the most material Senate-specific risk on the Register; mitigation is the Year-3 (2030) mandatory succession-plan filing, reviewed annually by the Audit &amp; Risk Committee. Independent-seat capture risk is mitigated by returning-officer neutrality and Audit &amp; Risk certification of election results. Quorum failure risk (small faculty body in Year 1-2) is mitigated by ex officio seats (Groups I-III) being immediately fillable regardless of election timing, ensuring the Senate can convene from Day 1 even before independent elections mature.</w:t>
@@ -12906,6 +13008,12 @@
     <w:p>
       <w:pPr>
         <w:pStyle w:val="BodyText"/>
+        <w:shd w:val="clear" w:color="auto" w:fill="F7F3E8"/>
+        <w:pBdr>
+          <w:left w:val="single" w:sz="24" w:space="10" w:color="B08625"/>
+        </w:pBdr>
+        <w:ind w:left="300"/>
+        <w:spacing w:after="0"/>
       </w:pPr>
       <w:r>
         <w:rPr>
@@ -12922,6 +13030,12 @@
     <w:p>
       <w:pPr>
         <w:pStyle w:val="BodyText"/>
+        <w:shd w:val="clear" w:color="auto" w:fill="F7F3E8"/>
+        <w:pBdr>
+          <w:left w:val="single" w:sz="24" w:space="10" w:color="B08625"/>
+        </w:pBdr>
+        <w:ind w:left="300"/>
+        <w:spacing w:before="0"/>
       </w:pPr>
       <w:r>
         <w:t xml:space="preserve">Trustee meeting attendance rate; conflict-of-interest disclosures filed on schedule (annual, 100% compliance target); Commercial Engine firewall audit findings (target: zero commingling findings per fiscal year); tuition-tier decisions made within Board-exclusive process with no Senate encroachment recorded.</w:t>
@@ -12930,6 +13044,12 @@
     <w:p>
       <w:pPr>
         <w:pStyle w:val="BodyText"/>
+        <w:shd w:val="clear" w:color="auto" w:fill="F7F3E8"/>
+        <w:pBdr>
+          <w:left w:val="single" w:sz="24" w:space="10" w:color="B08625"/>
+        </w:pBdr>
+        <w:ind w:left="300"/>
+        <w:spacing w:after="0"/>
       </w:pPr>
       <w:r>
         <w:rPr>
@@ -12946,6 +13066,12 @@
     <w:p>
       <w:pPr>
         <w:pStyle w:val="BodyText"/>
+        <w:shd w:val="clear" w:color="auto" w:fill="F7F3E8"/>
+        <w:pBdr>
+          <w:left w:val="single" w:sz="24" w:space="10" w:color="B08625"/>
+        </w:pBdr>
+        <w:ind w:left="300"/>
+        <w:spacing w:before="0" w:after="0"/>
       </w:pPr>
       <w:r>
         <w:t xml:space="preserve">The Commercial Engine underperformance and credibility/offering risks (Risk Register items) are mitigated structurally: no tuition revenue may ever fund investor returns, no shared bank accounts exist, and any future amendment reopening that path requires full Senate independent-seat supermajority plus independent legal counsel opinion — a Board cannot unilaterally weaken the firewall. IRS nonprofit/for-profit commingling scrutiny risk is mitigated by the Legal Affairs Director’s standing mandate to certify firewall integrity annually to the Audit &amp; Risk Committee. Trustee entrenchment risk is mitigated by term limits and staggered rotation (below).</w:t>
@@ -12954,6 +13080,12 @@
     <w:p>
       <w:pPr>
         <w:pStyle w:val="BodyText"/>
+        <w:shd w:val="clear" w:color="auto" w:fill="F7F3E8"/>
+        <w:pBdr>
+          <w:left w:val="single" w:sz="24" w:space="10" w:color="B08625"/>
+        </w:pBdr>
+        <w:ind w:left="300"/>
+        <w:spacing w:before="0" w:after="0"/>
       </w:pPr>
       <w:r>
         <w:rPr>
@@ -12966,6 +13098,12 @@
     <w:p>
       <w:pPr>
         <w:pStyle w:val="BodyText"/>
+        <w:shd w:val="clear" w:color="auto" w:fill="F7F3E8"/>
+        <w:pBdr>
+          <w:left w:val="single" w:sz="24" w:space="10" w:color="B08625"/>
+        </w:pBdr>
+        <w:ind w:left="300"/>
+        <w:spacing w:before="0"/>
       </w:pPr>
       <w:r>
         <w:t xml:space="preserve">Recruitment is skills-based against the six named roles above, not honorary; candidates are vetted by the Governance Specialist function and confirmed by existing trustees. Standard term is 3 years, renewable up to two consecutive terms (6 years), then a mandatory one-term gap before eligibility to serve again — mirroring the Senate independent-seat discipline for consistency across the bicameral structure. Founder/Vision Architect continuity is the one role permitted longer tenure given key-person considerations, but founder compensation remains subject to the Senate’s 4-independent-seat unanimous-approval check regardless of Board term length, preventing the founder role from becoming self-dealing by default. All trustees file annual written conflict-of-interest disclosures, reviewed by the Audit &amp; Risk Committee, with mandatory recusal on any vote where a disclosed interest exists (particularly relevant for Commercial Engine oversight votes involving the Founder role).</w:t>
@@ -14216,6 +14354,12 @@
     <w:p>
       <w:pPr>
         <w:pStyle w:val="BodyText"/>
+        <w:shd w:val="clear" w:color="auto" w:fill="F7F3E8"/>
+        <w:pBdr>
+          <w:left w:val="single" w:sz="24" w:space="10" w:color="B08625"/>
+        </w:pBdr>
+        <w:ind w:left="300"/>
+        <w:spacing/>
       </w:pPr>
       <w:r>
         <w:rPr>
@@ -14238,6 +14382,12 @@
     <w:p>
       <w:pPr>
         <w:pStyle w:val="BodyText"/>
+        <w:shd w:val="clear" w:color="auto" w:fill="F7F3E8"/>
+        <w:pBdr>
+          <w:left w:val="single" w:sz="24" w:space="10" w:color="B08625"/>
+        </w:pBdr>
+        <w:ind w:left="300"/>
+        <w:spacing/>
       </w:pPr>
       <w:r>
         <w:rPr>
@@ -15465,6 +15615,12 @@
     <w:p>
       <w:pPr>
         <w:pStyle w:val="BodyText"/>
+        <w:shd w:val="clear" w:color="auto" w:fill="F7F3E8"/>
+        <w:pBdr>
+          <w:left w:val="single" w:sz="24" w:space="10" w:color="B08625"/>
+        </w:pBdr>
+        <w:ind w:left="300"/>
+        <w:spacing w:after="0"/>
       </w:pPr>
       <w:r>
         <w:rPr>
@@ -15481,6 +15637,12 @@
     <w:p>
       <w:pPr>
         <w:pStyle w:val="BodyText"/>
+        <w:shd w:val="clear" w:color="auto" w:fill="F7F3E8"/>
+        <w:pBdr>
+          <w:left w:val="single" w:sz="24" w:space="10" w:color="B08625"/>
+        </w:pBdr>
+        <w:ind w:left="300"/>
+        <w:spacing w:before="0"/>
       </w:pPr>
       <w:r>
         <w:t xml:space="preserve">Program completion rate by track; Fast-Track utilization rate; zero-credit-loss audit pass rate (target 100%); cumulative enrolments vs. 18,333 ten-year target; secular-program enrolment share post-2038; 5-year external review completion rate per college.</w:t>
@@ -15489,6 +15651,12 @@
     <w:p>
       <w:pPr>
         <w:pStyle w:val="BodyText"/>
+        <w:shd w:val="clear" w:color="auto" w:fill="F7F3E8"/>
+        <w:pBdr>
+          <w:left w:val="single" w:sz="24" w:space="10" w:color="B08625"/>
+        </w:pBdr>
+        <w:ind w:left="300"/>
+        <w:spacing/>
       </w:pPr>
       <w:r>
         <w:rPr>
@@ -16604,6 +16772,12 @@
     <w:p>
       <w:pPr>
         <w:pStyle w:val="BodyText"/>
+        <w:shd w:val="clear" w:color="auto" w:fill="F7F3E8"/>
+        <w:pBdr>
+          <w:left w:val="single" w:sz="24" w:space="10" w:color="B08625"/>
+        </w:pBdr>
+        <w:ind w:left="300"/>
+        <w:spacing w:after="0"/>
       </w:pPr>
       <w:r>
         <w:rPr>
@@ -16620,6 +16794,12 @@
     <w:p>
       <w:pPr>
         <w:pStyle w:val="BodyText"/>
+        <w:shd w:val="clear" w:color="auto" w:fill="F7F3E8"/>
+        <w:pBdr>
+          <w:left w:val="single" w:sz="24" w:space="10" w:color="B08625"/>
+        </w:pBdr>
+        <w:ind w:left="300"/>
+        <w:spacing w:before="0"/>
       </w:pPr>
       <w:r>
         <w:t xml:space="preserve">Cost-per-credit-hour by college; shared-core utilization rate (% of eligible students enrolled); secular-school gen-ed completion rate; college-level enrolment share vs. Master Plan targets.</w:t>
@@ -16628,6 +16808,12 @@
     <w:p>
       <w:pPr>
         <w:pStyle w:val="BodyText"/>
+        <w:shd w:val="clear" w:color="auto" w:fill="F7F3E8"/>
+        <w:pBdr>
+          <w:left w:val="single" w:sz="24" w:space="10" w:color="B08625"/>
+        </w:pBdr>
+        <w:ind w:left="300"/>
+        <w:spacing/>
       </w:pPr>
       <w:r>
         <w:rPr>
@@ -17673,6 +17859,12 @@
     <w:p>
       <w:pPr>
         <w:pStyle w:val="BodyText"/>
+        <w:shd w:val="clear" w:color="auto" w:fill="F7F3E8"/>
+        <w:pBdr>
+          <w:left w:val="single" w:sz="24" w:space="10" w:color="B08625"/>
+        </w:pBdr>
+        <w:ind w:left="300"/>
+        <w:spacing w:after="0"/>
       </w:pPr>
       <w:r>
         <w:rPr>
@@ -17689,6 +17881,12 @@
     <w:p>
       <w:pPr>
         <w:pStyle w:val="BodyText"/>
+        <w:shd w:val="clear" w:color="auto" w:fill="F7F3E8"/>
+        <w:pBdr>
+          <w:left w:val="single" w:sz="24" w:space="10" w:color="B08625"/>
+        </w:pBdr>
+        <w:ind w:left="300"/>
+        <w:spacing w:before="0"/>
       </w:pPr>
       <w:r>
         <w:t xml:space="preserve">Faculty-to-student ratio by college; % faculty with verified credentials on file; promotion cycle completion time; honorarium-per-CH trend vs. revenue growth (should track proportionally, not lag).</w:t>
@@ -17697,6 +17895,12 @@
     <w:p>
       <w:pPr>
         <w:pStyle w:val="BodyText"/>
+        <w:shd w:val="clear" w:color="auto" w:fill="F7F3E8"/>
+        <w:pBdr>
+          <w:left w:val="single" w:sz="24" w:space="10" w:color="B08625"/>
+        </w:pBdr>
+        <w:ind w:left="300"/>
+        <w:spacing/>
       </w:pPr>
       <w:r>
         <w:rPr>
@@ -18506,6 +18710,12 @@
     <w:p>
       <w:pPr>
         <w:pStyle w:val="BodyText"/>
+        <w:shd w:val="clear" w:color="auto" w:fill="F7F3E8"/>
+        <w:pBdr>
+          <w:left w:val="single" w:sz="24" w:space="10" w:color="B08625"/>
+        </w:pBdr>
+        <w:ind w:left="300"/>
+        <w:spacing w:after="0"/>
       </w:pPr>
       <w:r>
         <w:rPr>
@@ -18522,6 +18732,12 @@
     <w:p>
       <w:pPr>
         <w:pStyle w:val="BodyText"/>
+        <w:shd w:val="clear" w:color="auto" w:fill="F7F3E8"/>
+        <w:pBdr>
+          <w:left w:val="single" w:sz="24" w:space="10" w:color="B08625"/>
+        </w:pBdr>
+        <w:ind w:left="300"/>
+        <w:spacing w:before="0"/>
       </w:pPr>
       <w:r>
         <w:t xml:space="preserve">Cost-per-CH by department; adjunct-to-HoD ratio; department-level program completion rate; time from School proposal to Senate approval for new secular departments (target &lt;2 semesters).</w:t>
@@ -18530,6 +18746,12 @@
     <w:p>
       <w:pPr>
         <w:pStyle w:val="BodyText"/>
+        <w:shd w:val="clear" w:color="auto" w:fill="F7F3E8"/>
+        <w:pBdr>
+          <w:left w:val="single" w:sz="24" w:space="10" w:color="B08625"/>
+        </w:pBdr>
+        <w:ind w:left="300"/>
+        <w:spacing/>
       </w:pPr>
       <w:r>
         <w:rPr>
@@ -19546,6 +19768,12 @@
     <w:p>
       <w:pPr>
         <w:pStyle w:val="BodyText"/>
+        <w:shd w:val="clear" w:color="auto" w:fill="F7F3E8"/>
+        <w:pBdr>
+          <w:left w:val="single" w:sz="24" w:space="10" w:color="B08625"/>
+        </w:pBdr>
+        <w:ind w:left="300"/>
+        <w:spacing w:after="0"/>
       </w:pPr>
       <w:r>
         <w:rPr>
@@ -19566,6 +19794,12 @@
           <w:numId w:val="1009"/>
         </w:numPr>
         <w:pStyle w:val="Compact"/>
+        <w:shd w:val="clear" w:color="auto" w:fill="F7F3E8"/>
+        <w:pBdr>
+          <w:left w:val="single" w:sz="24" w:space="10" w:color="B08625"/>
+        </w:pBdr>
+        <w:ind w:left="300"/>
+        <w:spacing w:before="0" w:after="0"/>
       </w:pPr>
       <w:r>
         <w:t xml:space="preserve">No single tier exceeds ~45% of total enrolled headcount (ladder-balance guardrail)</w:t>
@@ -19578,6 +19812,12 @@
           <w:numId w:val="1009"/>
         </w:numPr>
         <w:pStyle w:val="Compact"/>
+        <w:shd w:val="clear" w:color="auto" w:fill="F7F3E8"/>
+        <w:pBdr>
+          <w:left w:val="single" w:sz="24" w:space="10" w:color="B08625"/>
+        </w:pBdr>
+        <w:ind w:left="300"/>
+        <w:spacing w:before="0" w:after="0"/>
       </w:pPr>
       <w:r>
         <w:t xml:space="preserve">100% of active programs reviewed on a rolling 3–5-year cycle</w:t>
@@ -19590,6 +19830,12 @@
           <w:numId w:val="1009"/>
         </w:numPr>
         <w:pStyle w:val="Compact"/>
+        <w:shd w:val="clear" w:color="auto" w:fill="F7F3E8"/>
+        <w:pBdr>
+          <w:left w:val="single" w:sz="24" w:space="10" w:color="B08625"/>
+        </w:pBdr>
+        <w:ind w:left="300"/>
+        <w:spacing w:before="0" w:after="0"/>
       </w:pPr>
       <w:r>
         <w:t xml:space="preserve">Median Senate turnaround on new-program proposals &lt; 180 days</w:t>
@@ -19602,6 +19848,12 @@
           <w:numId w:val="1009"/>
         </w:numPr>
         <w:pStyle w:val="Compact"/>
+        <w:shd w:val="clear" w:color="auto" w:fill="F7F3E8"/>
+        <w:pBdr>
+          <w:left w:val="single" w:sz="24" w:space="10" w:color="B08625"/>
+        </w:pBdr>
+        <w:ind w:left="300"/>
+        <w:spacing w:before="0"/>
       </w:pPr>
       <w:r>
         <w:t xml:space="preserve">≤5% of programs below minimum-viable-cohort threshold for 2 consecutive years without a corrective plan</w:t>
@@ -21105,6 +21357,12 @@
     <w:p>
       <w:pPr>
         <w:pStyle w:val="BodyText"/>
+        <w:shd w:val="clear" w:color="auto" w:fill="F7F3E8"/>
+        <w:pBdr>
+          <w:left w:val="single" w:sz="24" w:space="10" w:color="B08625"/>
+        </w:pBdr>
+        <w:ind w:left="300"/>
+        <w:spacing w:after="0"/>
       </w:pPr>
       <w:r>
         <w:rPr>
@@ -21121,6 +21379,12 @@
     <w:p>
       <w:pPr>
         <w:pStyle w:val="BodyText"/>
+        <w:shd w:val="clear" w:color="auto" w:fill="F7F3E8"/>
+        <w:pBdr>
+          <w:left w:val="single" w:sz="24" w:space="10" w:color="B08625"/>
+        </w:pBdr>
+        <w:ind w:left="300"/>
+        <w:spacing w:before="0"/>
       </w:pPr>
       <w:r>
         <w:t xml:space="preserve">100% Sanad Audit completion before course activation; 100% programs with a current curriculum map; Fast-Track uptake rate tracked but capped by pass-rate integrity (no volume target); EMI placement-test pass rate trend.</w:t>
@@ -22376,6 +22640,12 @@
     <w:p>
       <w:pPr>
         <w:pStyle w:val="BodyText"/>
+        <w:shd w:val="clear" w:color="auto" w:fill="F7F3E8"/>
+        <w:pBdr>
+          <w:left w:val="single" w:sz="24" w:space="10" w:color="B08625"/>
+        </w:pBdr>
+        <w:ind w:left="300"/>
+        <w:spacing w:after="0"/>
       </w:pPr>
       <w:r>
         <w:rPr>
@@ -22392,6 +22662,12 @@
     <w:p>
       <w:pPr>
         <w:pStyle w:val="BodyText"/>
+        <w:shd w:val="clear" w:color="auto" w:fill="F7F3E8"/>
+        <w:pBdr>
+          <w:left w:val="single" w:sz="24" w:space="10" w:color="B08625"/>
+        </w:pBdr>
+        <w:ind w:left="300"/>
+        <w:spacing w:before="0"/>
       </w:pPr>
       <w:r>
         <w:t xml:space="preserve">Inquiry-to-enrollment conversion rate; application-processing SLA (&lt;10 business days); Fast-Track review turnaround; retention consistent with modeled attrition (8%/yr BA &amp; MA, 5%/yr PhD, low-attrition single-cycle for Diploma/Associate/HPGD/Post-Doc); alumni re-stacking rate to next tier.</w:t>
@@ -23485,6 +23761,12 @@
     <w:p>
       <w:pPr>
         <w:pStyle w:val="BodyText"/>
+        <w:shd w:val="clear" w:color="auto" w:fill="F7F3E8"/>
+        <w:pBdr>
+          <w:left w:val="single" w:sz="24" w:space="10" w:color="B08625"/>
+        </w:pBdr>
+        <w:ind w:left="300"/>
+        <w:spacing/>
       </w:pPr>
       <w:r>
         <w:rPr>
@@ -24511,6 +24793,12 @@
     <w:p>
       <w:pPr>
         <w:pStyle w:val="BodyText"/>
+        <w:shd w:val="clear" w:color="auto" w:fill="F7F3E8"/>
+        <w:pBdr>
+          <w:left w:val="single" w:sz="24" w:space="10" w:color="B08625"/>
+        </w:pBdr>
+        <w:ind w:left="300"/>
+        <w:spacing w:after="0"/>
       </w:pPr>
       <w:r>
         <w:rPr>
@@ -24527,6 +24815,12 @@
     <w:p>
       <w:pPr>
         <w:pStyle w:val="BodyText"/>
+        <w:shd w:val="clear" w:color="auto" w:fill="F7F3E8"/>
+        <w:pBdr>
+          <w:left w:val="single" w:sz="24" w:space="10" w:color="B08625"/>
+        </w:pBdr>
+        <w:ind w:left="300"/>
+        <w:spacing w:before="0"/>
       </w:pPr>
       <w:r>
         <w:t xml:space="preserve">100% isnād/ijāza (or terminal-degree) verification completed before appointment; faculty:student ratio maintained per tier; madhhab-representation balance tracked annually; Honoraria budget adherence to the 40%-of-Payroll ratio; faculty retention rate.</w:t>
@@ -25609,6 +25903,12 @@
     <w:p>
       <w:pPr>
         <w:pStyle w:val="BodyText"/>
+        <w:shd w:val="clear" w:color="auto" w:fill="F7F3E8"/>
+        <w:pBdr>
+          <w:left w:val="single" w:sz="24" w:space="10" w:color="B08625"/>
+        </w:pBdr>
+        <w:ind w:left="300"/>
+        <w:spacing/>
       </w:pPr>
       <w:r>
         <w:rPr>
@@ -26493,6 +26793,12 @@
     <w:p>
       <w:pPr>
         <w:pStyle w:val="BodyText"/>
+        <w:shd w:val="clear" w:color="auto" w:fill="F7F3E8"/>
+        <w:pBdr>
+          <w:left w:val="single" w:sz="24" w:space="10" w:color="B08625"/>
+        </w:pBdr>
+        <w:ind w:left="300"/>
+        <w:spacing/>
       </w:pPr>
       <w:r>
         <w:rPr>
@@ -27321,6 +27627,12 @@
     <w:p>
       <w:pPr>
         <w:pStyle w:val="BodyText"/>
+        <w:shd w:val="clear" w:color="auto" w:fill="F7F3E8"/>
+        <w:pBdr>
+          <w:left w:val="single" w:sz="24" w:space="10" w:color="B08625"/>
+        </w:pBdr>
+        <w:ind w:left="300"/>
+        <w:spacing/>
       </w:pPr>
       <w:r>
         <w:rPr>
@@ -28208,6 +28520,12 @@
     <w:p>
       <w:pPr>
         <w:pStyle w:val="BodyText"/>
+        <w:shd w:val="clear" w:color="auto" w:fill="F7F3E8"/>
+        <w:pBdr>
+          <w:left w:val="single" w:sz="24" w:space="10" w:color="B08625"/>
+        </w:pBdr>
+        <w:ind w:left="300"/>
+        <w:spacing/>
       </w:pPr>
       <w:r>
         <w:rPr>
@@ -28227,6 +28545,12 @@
     <w:p>
       <w:pPr>
         <w:pStyle w:val="BodyText"/>
+        <w:shd w:val="clear" w:color="auto" w:fill="F7F3E8"/>
+        <w:pBdr>
+          <w:left w:val="single" w:sz="24" w:space="10" w:color="B08625"/>
+        </w:pBdr>
+        <w:ind w:left="300"/>
+        <w:spacing/>
       </w:pPr>
       <w:r>
         <w:rPr>
@@ -29021,6 +29345,12 @@
     <w:p>
       <w:pPr>
         <w:pStyle w:val="BodyText"/>
+        <w:shd w:val="clear" w:color="auto" w:fill="F7F3E8"/>
+        <w:pBdr>
+          <w:left w:val="single" w:sz="24" w:space="10" w:color="B08625"/>
+        </w:pBdr>
+        <w:ind w:left="300"/>
+        <w:spacing/>
       </w:pPr>
       <w:r>
         <w:rPr>
@@ -30238,6 +30568,12 @@
     <w:p>
       <w:pPr>
         <w:pStyle w:val="BodyText"/>
+        <w:shd w:val="clear" w:color="auto" w:fill="F7F3E8"/>
+        <w:pBdr>
+          <w:left w:val="single" w:sz="24" w:space="10" w:color="B08625"/>
+        </w:pBdr>
+        <w:ind w:left="300"/>
+        <w:spacing w:after="0"/>
       </w:pPr>
       <w:r>
         <w:rPr>
@@ -30254,6 +30590,12 @@
     <w:p>
       <w:pPr>
         <w:pStyle w:val="BodyText"/>
+        <w:shd w:val="clear" w:color="auto" w:fill="F7F3E8"/>
+        <w:pBdr>
+          <w:left w:val="single" w:sz="24" w:space="10" w:color="B08625"/>
+        </w:pBdr>
+        <w:ind w:left="300"/>
+        <w:spacing w:before="0"/>
       </w:pPr>
       <w:r>
         <w:t xml:space="preserve">Platform uptime (target ≥99% by Year 5); course-completion rate by tuition tier; mobile session share (target majority in Tier 3/4 regions); payment success rate per gateway; course-authoring throughput against the 71+28 catalog target.</w:t>
@@ -30262,6 +30604,12 @@
     <w:p>
       <w:pPr>
         <w:pStyle w:val="BodyText"/>
+        <w:shd w:val="clear" w:color="auto" w:fill="F7F3E8"/>
+        <w:pBdr>
+          <w:left w:val="single" w:sz="24" w:space="10" w:color="B08625"/>
+        </w:pBdr>
+        <w:ind w:left="300"/>
+        <w:spacing w:after="0"/>
       </w:pPr>
       <w:r>
         <w:rPr>
@@ -30278,6 +30626,12 @@
     <w:p>
       <w:pPr>
         <w:pStyle w:val="BodyText"/>
+        <w:shd w:val="clear" w:color="auto" w:fill="F7F3E8"/>
+        <w:pBdr>
+          <w:left w:val="single" w:sz="24" w:space="10" w:color="B08625"/>
+        </w:pBdr>
+        <w:ind w:left="300"/>
+        <w:spacing w:before="0"/>
       </w:pPr>
       <w:r>
         <w:t xml:space="preserve">Regional payment-gateway disruption (existing register risk, MODERATE/MEDIUM) — mitigated by redundant regional gateways plus bank-transfer fallback, already codified. Single-host failure risk in Year 1 — mitigated by managed-hosting SLA and scheduled backups. Low-bandwidth attrition in Tier 3/4 regions — mitigated by mobile-first, text/audio-prioritized content design. Vendor lock-in — mitigated by open-source core (Moodle) with data portability requirements in any hosting contract.</w:t>
@@ -31102,6 +31456,12 @@
     <w:p>
       <w:pPr>
         <w:pStyle w:val="BodyText"/>
+        <w:shd w:val="clear" w:color="auto" w:fill="F7F3E8"/>
+        <w:pBdr>
+          <w:left w:val="single" w:sz="24" w:space="10" w:color="B08625"/>
+        </w:pBdr>
+        <w:ind w:left="300"/>
+        <w:spacing w:after="0"/>
       </w:pPr>
       <w:r>
         <w:rPr>
@@ -31118,6 +31478,12 @@
     <w:p>
       <w:pPr>
         <w:pStyle w:val="BodyText"/>
+        <w:shd w:val="clear" w:color="auto" w:fill="F7F3E8"/>
+        <w:pBdr>
+          <w:left w:val="single" w:sz="24" w:space="10" w:color="B08625"/>
+        </w:pBdr>
+        <w:ind w:left="300"/>
+        <w:spacing w:before="0"/>
       </w:pPr>
       <w:r>
         <w:t xml:space="preserve">Chatbot query-resolution rate; Tajweed-tool adoption % among enrolled reciters; admissions processing-time reduction; faculty hours saved on content drafting; zero confirmed Sharī’ah-compliance violations.</w:t>
@@ -31126,6 +31492,12 @@
     <w:p>
       <w:pPr>
         <w:pStyle w:val="BodyText"/>
+        <w:shd w:val="clear" w:color="auto" w:fill="F7F3E8"/>
+        <w:pBdr>
+          <w:left w:val="single" w:sz="24" w:space="10" w:color="B08625"/>
+        </w:pBdr>
+        <w:ind w:left="300"/>
+        <w:spacing w:after="0"/>
       </w:pPr>
       <w:r>
         <w:rPr>
@@ -31142,6 +31514,12 @@
     <w:p>
       <w:pPr>
         <w:pStyle w:val="BodyText"/>
+        <w:shd w:val="clear" w:color="auto" w:fill="F7F3E8"/>
+        <w:pBdr>
+          <w:left w:val="single" w:sz="24" w:space="10" w:color="B08625"/>
+        </w:pBdr>
+        <w:ind w:left="300"/>
+        <w:spacing w:before="0"/>
       </w:pPr>
       <w:r>
         <w:t xml:space="preserve">Theological error/hallucination in religious-content tools (HIGH impact) — mitigated by mandatory Sharī’ah Advisory Board certification, human-in-the-loop review, and an explicit prohibition on autonomous fatwa- or tafsīr-generation. Voice-data privacy in recitation tools — mitigated by data-minimization and consent policy. Vendor dependency/API price shifts — mitigated by preferring usage-based, cancellable contracts. Budget overrun against the fixed 5% line — mitigated by Group IV pre-approval of any AI spend above $2,000/yr in Years 1–5.</w:t>
@@ -31822,6 +32200,12 @@
     <w:p>
       <w:pPr>
         <w:pStyle w:val="BodyText"/>
+        <w:shd w:val="clear" w:color="auto" w:fill="F7F3E8"/>
+        <w:pBdr>
+          <w:left w:val="single" w:sz="24" w:space="10" w:color="B08625"/>
+        </w:pBdr>
+        <w:ind w:left="300"/>
+        <w:spacing w:after="0"/>
       </w:pPr>
       <w:r>
         <w:rPr>
@@ -31838,6 +32222,12 @@
     <w:p>
       <w:pPr>
         <w:pStyle w:val="BodyText"/>
+        <w:shd w:val="clear" w:color="auto" w:fill="F7F3E8"/>
+        <w:pBdr>
+          <w:left w:val="single" w:sz="24" w:space="10" w:color="B08625"/>
+        </w:pBdr>
+        <w:ind w:left="300"/>
+        <w:spacing w:before="0"/>
       </w:pPr>
       <w:r>
         <w:t xml:space="preserve">System uptime; zero confirmed data-breach incidents; payment success rate; SIS-LMS data-integrity accuracy; average admissions processing time; annual security-audit pass rate (from Year 6 onward).</w:t>
@@ -31846,6 +32236,12 @@
     <w:p>
       <w:pPr>
         <w:pStyle w:val="BodyText"/>
+        <w:shd w:val="clear" w:color="auto" w:fill="F7F3E8"/>
+        <w:pBdr>
+          <w:left w:val="single" w:sz="24" w:space="10" w:color="B08625"/>
+        </w:pBdr>
+        <w:ind w:left="300"/>
+        <w:spacing w:after="0"/>
       </w:pPr>
       <w:r>
         <w:rPr>
@@ -31862,6 +32258,12 @@
     <w:p>
       <w:pPr>
         <w:pStyle w:val="BodyText"/>
+        <w:shd w:val="clear" w:color="auto" w:fill="F7F3E8"/>
+        <w:pBdr>
+          <w:left w:val="single" w:sz="24" w:space="10" w:color="B08625"/>
+        </w:pBdr>
+        <w:ind w:left="300"/>
+        <w:spacing w:before="0"/>
       </w:pPr>
       <w:r>
         <w:t xml:space="preserve">Cybersecurity breach exposing global student PII/payment data — mitigated by encryption at rest/in transit, MFA, PCI-compliant payment vendors, and a documented incident-response plan. Regional payment-gateway disruption (existing register risk) — mitigated by redundant gateways plus bank-transfer fallback. Thin-staffing talent scarcity — mitigated by outsourcing hosting/security-monitoring to managed providers in Years 1–7 rather than building in-house capacity prematurely. Technical debt/vendor lock-in as the stack matures — mitigated by preferring open standards (LTI, SCORM/xAPI, open APIs).</w:t>
@@ -32557,6 +32959,12 @@
     <w:p>
       <w:pPr>
         <w:pStyle w:val="BodyText"/>
+        <w:shd w:val="clear" w:color="auto" w:fill="F7F3E8"/>
+        <w:pBdr>
+          <w:left w:val="single" w:sz="24" w:space="10" w:color="B08625"/>
+        </w:pBdr>
+        <w:ind w:left="300"/>
+        <w:spacing w:after="0"/>
       </w:pPr>
       <w:r>
         <w:rPr>
@@ -32573,6 +32981,12 @@
     <w:p>
       <w:pPr>
         <w:pStyle w:val="BodyText"/>
+        <w:shd w:val="clear" w:color="auto" w:fill="F7F3E8"/>
+        <w:pBdr>
+          <w:left w:val="single" w:sz="24" w:space="10" w:color="B08625"/>
+        </w:pBdr>
+        <w:ind w:left="300"/>
+        <w:spacing w:before="0"/>
       </w:pPr>
       <w:r>
         <w:t xml:space="preserve">Digital catalog size (titles/volumes); monthly active library usage per student; subscription cost-per-active-user; faculty repository submission count; student research-skills assessment scores.</w:t>
@@ -32581,6 +32995,12 @@
     <w:p>
       <w:pPr>
         <w:pStyle w:val="BodyText"/>
+        <w:shd w:val="clear" w:color="auto" w:fill="F7F3E8"/>
+        <w:pBdr>
+          <w:left w:val="single" w:sz="24" w:space="10" w:color="B08625"/>
+        </w:pBdr>
+        <w:ind w:left="300"/>
+        <w:spacing w:after="0"/>
       </w:pPr>
       <w:r>
         <w:rPr>
@@ -32597,6 +33017,12 @@
     <w:p>
       <w:pPr>
         <w:pStyle w:val="BodyText"/>
+        <w:shd w:val="clear" w:color="auto" w:fill="F7F3E8"/>
+        <w:pBdr>
+          <w:left w:val="single" w:sz="24" w:space="10" w:color="B08625"/>
+        </w:pBdr>
+        <w:ind w:left="300"/>
+        <w:spacing w:before="0"/>
       </w:pPr>
       <w:r>
         <w:t xml:space="preserve">Licensing cost creep against a thin budget — mitigated by an open-access-first acquisition policy and consortium negotiation before any paid subscription. Arabic-script digitization/OCR quality issues — mitigated by prioritizing vendor-digitized sources over in-house OCR in early years. Low-bandwidth access barriers — mitigated by text-first, compressed formats. Nigeria physical library timing depends on sovereign NUC/National Assembly processes outside AMIU’s control (existing register risk) — mitigated by treating the Year-10 target as milestone-contingent while the digital collection continues uninterrupted regardless of charter timing.</w:t>
@@ -33493,6 +33919,12 @@
     <w:p>
       <w:pPr>
         <w:pStyle w:val="BodyText"/>
+        <w:shd w:val="clear" w:color="auto" w:fill="F7F3E8"/>
+        <w:pBdr>
+          <w:left w:val="single" w:sz="24" w:space="10" w:color="B08625"/>
+        </w:pBdr>
+        <w:ind w:left="300"/>
+        <w:spacing w:after="0"/>
       </w:pPr>
       <w:r>
         <w:rPr>
@@ -33509,6 +33941,12 @@
     <w:p>
       <w:pPr>
         <w:pStyle w:val="BodyText"/>
+        <w:shd w:val="clear" w:color="auto" w:fill="F7F3E8"/>
+        <w:pBdr>
+          <w:left w:val="single" w:sz="24" w:space="10" w:color="B08625"/>
+        </w:pBdr>
+        <w:ind w:left="300"/>
+        <w:spacing w:before="0"/>
       </w:pPr>
       <w:r>
         <w:t xml:space="preserve">Beneficiaries served (schools/mosques, widows/orphans, scholarship recipients); Strategic Business Reserve annual Sharī’ah-compliant return rate; reserve balance trajectory versus the $1,240,527 Year-10 benchmark; 100% compliance rate on the &gt;$250,000 deployment-vote threshold; zero Sharī’ah non-compliance findings.</w:t>
@@ -33517,6 +33955,12 @@
     <w:p>
       <w:pPr>
         <w:pStyle w:val="BodyText"/>
+        <w:shd w:val="clear" w:color="auto" w:fill="F7F3E8"/>
+        <w:pBdr>
+          <w:left w:val="single" w:sz="24" w:space="10" w:color="B08625"/>
+        </w:pBdr>
+        <w:ind w:left="300"/>
+        <w:spacing w:after="0"/>
       </w:pPr>
       <w:r>
         <w:rPr>
@@ -33533,6 +33977,12 @@
     <w:p>
       <w:pPr>
         <w:pStyle w:val="BodyText"/>
+        <w:shd w:val="clear" w:color="auto" w:fill="F7F3E8"/>
+        <w:pBdr>
+          <w:left w:val="single" w:sz="24" w:space="10" w:color="B08625"/>
+        </w:pBdr>
+        <w:ind w:left="300"/>
+        <w:spacing w:before="0"/>
       </w:pPr>
       <w:r>
         <w:t xml:space="preserve">Sharī’ah-compliance risk in retained-reserve investment (existing register pattern, LOW likelihood/HIGH impact) — mitigated by Independent Sharī’ah Advisory Board bi-annual re-certification of all instruments. Concentration risk while the reserve is small — mitigated by conservative, low-risk Islamic instruments until scale supports diversification. Ad hoc/undisciplined deployment — mitigated by the fixed $250,000 two-thirds/two-independent-seat vote threshold. Nigeria Mega-University Reserve dependent on sovereign Nigerian accreditation processes outside AMIU’s control (existing register risk) — mitigated by ring-fencing the sub-line regardless of charter timing, with Senate-vote redeployment to scholarship/emergency lines possible if the Nigeria timeline slips. Nonprofit/for-profit commingling scrutiny (existing register risk) — mitigated by strict account segregation from any Commercial Engine activity and arm’s-length documentation for any shared services.</w:t>
@@ -34684,6 +35134,12 @@
     <w:p>
       <w:pPr>
         <w:pStyle w:val="BodyText"/>
+        <w:shd w:val="clear" w:color="auto" w:fill="F7F3E8"/>
+        <w:pBdr>
+          <w:left w:val="single" w:sz="24" w:space="10" w:color="B08625"/>
+        </w:pBdr>
+        <w:ind w:left="300"/>
+        <w:spacing/>
       </w:pPr>
       <w:r>
         <w:rPr>
@@ -34706,6 +35162,12 @@
     <w:p>
       <w:pPr>
         <w:pStyle w:val="BodyText"/>
+        <w:shd w:val="clear" w:color="auto" w:fill="F7F3E8"/>
+        <w:pBdr>
+          <w:left w:val="single" w:sz="24" w:space="10" w:color="B08625"/>
+        </w:pBdr>
+        <w:ind w:left="300"/>
+        <w:spacing/>
       </w:pPr>
       <w:r>
         <w:rPr>
@@ -35339,6 +35801,12 @@
     <w:p>
       <w:pPr>
         <w:pStyle w:val="BodyText"/>
+        <w:shd w:val="clear" w:color="auto" w:fill="F7F3E8"/>
+        <w:pBdr>
+          <w:left w:val="single" w:sz="24" w:space="10" w:color="B08625"/>
+        </w:pBdr>
+        <w:ind w:left="300"/>
+        <w:spacing/>
       </w:pPr>
       <w:r>
         <w:rPr>
@@ -35361,6 +35829,12 @@
     <w:p>
       <w:pPr>
         <w:pStyle w:val="BodyText"/>
+        <w:shd w:val="clear" w:color="auto" w:fill="F7F3E8"/>
+        <w:pBdr>
+          <w:left w:val="single" w:sz="24" w:space="10" w:color="B08625"/>
+        </w:pBdr>
+        <w:ind w:left="300"/>
+        <w:spacing/>
       </w:pPr>
       <w:r>
         <w:rPr>
@@ -36165,6 +36639,12 @@
     <w:p>
       <w:pPr>
         <w:pStyle w:val="BodyText"/>
+        <w:shd w:val="clear" w:color="auto" w:fill="F7F3E8"/>
+        <w:pBdr>
+          <w:left w:val="single" w:sz="24" w:space="10" w:color="B08625"/>
+        </w:pBdr>
+        <w:ind w:left="300"/>
+        <w:spacing/>
       </w:pPr>
       <w:r>
         <w:rPr>
@@ -36187,6 +36667,12 @@
     <w:p>
       <w:pPr>
         <w:pStyle w:val="BodyText"/>
+        <w:shd w:val="clear" w:color="auto" w:fill="F7F3E8"/>
+        <w:pBdr>
+          <w:left w:val="single" w:sz="24" w:space="10" w:color="B08625"/>
+        </w:pBdr>
+        <w:ind w:left="300"/>
+        <w:spacing/>
       </w:pPr>
       <w:r>
         <w:rPr>
@@ -36941,6 +37427,12 @@
     <w:p>
       <w:pPr>
         <w:pStyle w:val="BodyText"/>
+        <w:shd w:val="clear" w:color="auto" w:fill="F7F3E8"/>
+        <w:pBdr>
+          <w:left w:val="single" w:sz="24" w:space="10" w:color="B08625"/>
+        </w:pBdr>
+        <w:ind w:left="300"/>
+        <w:spacing/>
       </w:pPr>
       <w:r>
         <w:rPr>
@@ -36963,6 +37455,12 @@
     <w:p>
       <w:pPr>
         <w:pStyle w:val="BodyText"/>
+        <w:shd w:val="clear" w:color="auto" w:fill="F7F3E8"/>
+        <w:pBdr>
+          <w:left w:val="single" w:sz="24" w:space="10" w:color="B08625"/>
+        </w:pBdr>
+        <w:ind w:left="300"/>
+        <w:spacing/>
       </w:pPr>
       <w:r>
         <w:rPr>
@@ -37872,6 +38370,12 @@
     <w:p>
       <w:pPr>
         <w:pStyle w:val="BodyText"/>
+        <w:shd w:val="clear" w:color="auto" w:fill="F7F3E8"/>
+        <w:pBdr>
+          <w:left w:val="single" w:sz="24" w:space="10" w:color="B08625"/>
+        </w:pBdr>
+        <w:ind w:left="300"/>
+        <w:spacing/>
       </w:pPr>
       <w:r>
         <w:rPr>
@@ -37894,6 +38398,12 @@
     <w:p>
       <w:pPr>
         <w:pStyle w:val="BodyText"/>
+        <w:shd w:val="clear" w:color="auto" w:fill="F7F3E8"/>
+        <w:pBdr>
+          <w:left w:val="single" w:sz="24" w:space="10" w:color="B08625"/>
+        </w:pBdr>
+        <w:ind w:left="300"/>
+        <w:spacing/>
       </w:pPr>
       <w:r>
         <w:rPr>
@@ -38718,6 +39228,12 @@
     <w:p>
       <w:pPr>
         <w:pStyle w:val="BodyText"/>
+        <w:shd w:val="clear" w:color="auto" w:fill="F7F3E8"/>
+        <w:pBdr>
+          <w:left w:val="single" w:sz="24" w:space="10" w:color="B08625"/>
+        </w:pBdr>
+        <w:ind w:left="300"/>
+        <w:spacing w:after="0"/>
       </w:pPr>
       <w:r>
         <w:rPr>
@@ -38734,6 +39250,12 @@
     <w:p>
       <w:pPr>
         <w:pStyle w:val="BodyText"/>
+        <w:shd w:val="clear" w:color="auto" w:fill="F7F3E8"/>
+        <w:pBdr>
+          <w:left w:val="single" w:sz="24" w:space="10" w:color="B08625"/>
+        </w:pBdr>
+        <w:ind w:left="300"/>
+        <w:spacing w:before="0"/>
       </w:pPr>
       <w:r>
         <w:t xml:space="preserve">Feasibility study completed (Year 3); CAC entity registered (Year 5); ≥3 documented NUC pre-consultation meetings (by Year 8); site option agreement(s) signed (Year 8); charter application formally submitted (Year 10); Reserve balance tracked against $333,383 cumulative target.</w:t>
@@ -38742,6 +39264,12 @@
     <w:p>
       <w:pPr>
         <w:pStyle w:val="BodyText"/>
+        <w:shd w:val="clear" w:color="auto" w:fill="F7F3E8"/>
+        <w:pBdr>
+          <w:left w:val="single" w:sz="24" w:space="10" w:color="B08625"/>
+        </w:pBdr>
+        <w:ind w:left="300"/>
+        <w:spacing w:after="0"/>
       </w:pPr>
       <w:r>
         <w:rPr>
@@ -38758,6 +39286,12 @@
     <w:p>
       <w:pPr>
         <w:pStyle w:val="BodyText"/>
+        <w:shd w:val="clear" w:color="auto" w:fill="F7F3E8"/>
+        <w:pBdr>
+          <w:left w:val="single" w:sz="24" w:space="10" w:color="B08625"/>
+        </w:pBdr>
+        <w:ind w:left="300"/>
+        <w:spacing w:before="0"/>
       </w:pPr>
       <w:r>
         <w:t xml:space="preserve">Per the adopted risk register:</w:t>
@@ -39431,6 +39965,12 @@
     <w:p>
       <w:pPr>
         <w:pStyle w:val="BodyText"/>
+        <w:shd w:val="clear" w:color="auto" w:fill="F7F3E8"/>
+        <w:pBdr>
+          <w:left w:val="single" w:sz="24" w:space="10" w:color="B08625"/>
+        </w:pBdr>
+        <w:ind w:left="300"/>
+        <w:spacing w:after="0"/>
       </w:pPr>
       <w:r>
         <w:rPr>
@@ -39447,6 +39987,12 @@
     <w:p>
       <w:pPr>
         <w:pStyle w:val="BodyText"/>
+        <w:shd w:val="clear" w:color="auto" w:fill="F7F3E8"/>
+        <w:pBdr>
+          <w:left w:val="single" w:sz="24" w:space="10" w:color="B08625"/>
+        </w:pBdr>
+        <w:ind w:left="300"/>
+        <w:spacing w:before="0"/>
       </w:pPr>
       <w:r>
         <w:t xml:space="preserve">Gulf-origin enrolment as % of Tier 1 total; Gulf revenue contribution to Tier 2–4 cross-subsidy pool; number of mosque/Islamic-school MOUs signed; count and value of Gulf-origin Sadaqah Jāriyah gifts; ministry engagement meetings logged; first recognition agreement secured Year 13.</w:t>
@@ -39455,6 +40001,12 @@
     <w:p>
       <w:pPr>
         <w:pStyle w:val="BodyText"/>
+        <w:shd w:val="clear" w:color="auto" w:fill="F7F3E8"/>
+        <w:pBdr>
+          <w:left w:val="single" w:sz="24" w:space="10" w:color="B08625"/>
+        </w:pBdr>
+        <w:ind w:left="300"/>
+        <w:spacing w:after="0"/>
       </w:pPr>
       <w:r>
         <w:rPr>
@@ -39471,6 +40023,12 @@
     <w:p>
       <w:pPr>
         <w:pStyle w:val="BodyText"/>
+        <w:shd w:val="clear" w:color="auto" w:fill="F7F3E8"/>
+        <w:pBdr>
+          <w:left w:val="single" w:sz="24" w:space="10" w:color="B08625"/>
+        </w:pBdr>
+        <w:ind w:left="300"/>
+        <w:spacing w:before="0"/>
       </w:pPr>
       <w:r>
         <w:t xml:space="preserve">Geopolitical/travel disruption in any single Gulf state — mitigated by targeting seven countries, not one. Competition from established Gulf-region universities — mitigated by AMIU’s stackable low-cost ladder as a differentiator. Recognition delay — mitigated identically to the Nigeria model: cross-subsidy tuition revenue and admissions operate independent of ministry recognition; delay does not threaten solvency.</w:t>
@@ -40043,6 +40601,12 @@
     <w:p>
       <w:pPr>
         <w:pStyle w:val="BodyText"/>
+        <w:shd w:val="clear" w:color="auto" w:fill="F7F3E8"/>
+        <w:pBdr>
+          <w:left w:val="single" w:sz="24" w:space="10" w:color="B08625"/>
+        </w:pBdr>
+        <w:ind w:left="300"/>
+        <w:spacing w:after="0"/>
       </w:pPr>
       <w:r>
         <w:rPr>
@@ -40059,6 +40623,12 @@
     <w:p>
       <w:pPr>
         <w:pStyle w:val="BodyText"/>
+        <w:shd w:val="clear" w:color="auto" w:fill="F7F3E8"/>
+        <w:pBdr>
+          <w:left w:val="single" w:sz="24" w:space="10" w:color="B08625"/>
+        </w:pBdr>
+        <w:ind w:left="300"/>
+        <w:spacing w:before="0"/>
       </w:pPr>
       <w:r>
         <w:t xml:space="preserve">LMS advising-portal usage rate; email/ticket response-time SLA (target: under 72 hours); hardship referrals resolved within the Waqf Scholarship Block’s 14-day adjudication window; accommodation requests processed; periodic student-satisfaction pulse survey participation.</w:t>
@@ -40067,6 +40637,12 @@
     <w:p>
       <w:pPr>
         <w:pStyle w:val="BodyText"/>
+        <w:shd w:val="clear" w:color="auto" w:fill="F7F3E8"/>
+        <w:pBdr>
+          <w:left w:val="single" w:sz="24" w:space="10" w:color="B08625"/>
+        </w:pBdr>
+        <w:ind w:left="300"/>
+        <w:spacing w:after="0"/>
       </w:pPr>
       <w:r>
         <w:rPr>
@@ -40083,6 +40659,12 @@
     <w:p>
       <w:pPr>
         <w:pStyle w:val="BodyText"/>
+        <w:shd w:val="clear" w:color="auto" w:fill="F7F3E8"/>
+        <w:pBdr>
+          <w:left w:val="single" w:sz="24" w:space="10" w:color="B08625"/>
+        </w:pBdr>
+        <w:ind w:left="300"/>
+        <w:spacing w:before="0"/>
       </w:pPr>
       <w:r>
         <w:t xml:space="preserve">Understaffing/burnout on volunteer chaplaincy faculty — mitigated by rotation and cap on volunteer hours. Inequitable access for low-connectivity students — mitigated with offline/print-friendly LMS materials. Premature promises of full-service support — mitigated by publishing the phased roadmap transparently to students so expectations match actual capacity at each phase.</w:t>
@@ -40648,6 +41230,12 @@
     <w:p>
       <w:pPr>
         <w:pStyle w:val="BodyText"/>
+        <w:shd w:val="clear" w:color="auto" w:fill="F7F3E8"/>
+        <w:pBdr>
+          <w:left w:val="single" w:sz="24" w:space="10" w:color="B08625"/>
+        </w:pBdr>
+        <w:ind w:left="300"/>
+        <w:spacing w:after="0"/>
       </w:pPr>
       <w:r>
         <w:rPr>
@@ -40664,6 +41252,12 @@
     <w:p>
       <w:pPr>
         <w:pStyle w:val="BodyText"/>
+        <w:shd w:val="clear" w:color="auto" w:fill="F7F3E8"/>
+        <w:pBdr>
+          <w:left w:val="single" w:sz="24" w:space="10" w:color="B08625"/>
+        </w:pBdr>
+        <w:ind w:left="300"/>
+        <w:spacing w:before="0"/>
       </w:pPr>
       <w:r>
         <w:t xml:space="preserve">% of each graduating cohort joining the alumni community; alumni-referral-driven new enrolments; alumni giving participation rate; mosque nominations sourced through alumni ambassadors; number of active regional alumni chapters/reps.</w:t>
@@ -40672,6 +41266,12 @@
     <w:p>
       <w:pPr>
         <w:pStyle w:val="BodyText"/>
+        <w:shd w:val="clear" w:color="auto" w:fill="F7F3E8"/>
+        <w:pBdr>
+          <w:left w:val="single" w:sz="24" w:space="10" w:color="B08625"/>
+        </w:pBdr>
+        <w:ind w:left="300"/>
+        <w:spacing w:after="0"/>
       </w:pPr>
       <w:r>
         <w:rPr>
@@ -40688,6 +41288,12 @@
     <w:p>
       <w:pPr>
         <w:pStyle w:val="BodyText"/>
+        <w:shd w:val="clear" w:color="auto" w:fill="F7F3E8"/>
+        <w:pBdr>
+          <w:left w:val="single" w:sz="24" w:space="10" w:color="B08625"/>
+        </w:pBdr>
+        <w:ind w:left="300"/>
+        <w:spacing w:before="0"/>
       </w:pPr>
       <w:r>
         <w:t xml:space="preserve">Early-cohort disengagement (small numbers, no track record) — mitigated by automatic LMS/WhatsApp opt-in at graduation rather than opt-in recruitment. CRM/data sprawl — mitigated by a single lightweight tool integrated into the existing LMS rather than a separate platform. Volunteer-ambassador burnout — mitigated by modest referral incentives funded from Marketing.</w:t>
@@ -41253,6 +41859,12 @@
     <w:p>
       <w:pPr>
         <w:pStyle w:val="BodyText"/>
+        <w:shd w:val="clear" w:color="auto" w:fill="F7F3E8"/>
+        <w:pBdr>
+          <w:left w:val="single" w:sz="24" w:space="10" w:color="B08625"/>
+        </w:pBdr>
+        <w:ind w:left="300"/>
+        <w:spacing w:after="0"/>
       </w:pPr>
       <w:r>
         <w:rPr>
@@ -41269,6 +41881,12 @@
     <w:p>
       <w:pPr>
         <w:pStyle w:val="BodyText"/>
+        <w:shd w:val="clear" w:color="auto" w:fill="F7F3E8"/>
+        <w:pBdr>
+          <w:left w:val="single" w:sz="24" w:space="10" w:color="B08625"/>
+        </w:pBdr>
+        <w:ind w:left="300"/>
+        <w:spacing w:before="0"/>
       </w:pPr>
       <w:r>
         <w:t xml:space="preserve">Placement rate within 6/12 months, tracked separately for religious-vocation vs. secular tracks; count of mosque/employer/Islamic-finance MOUs; further-study conversion rate up the credential ladder; Waqf Administration college graduate placements in Islamic finance; post-Year-11 secular placement rate as that data becomes available.</w:t>
@@ -41277,6 +41895,12 @@
     <w:p>
       <w:pPr>
         <w:pStyle w:val="BodyText"/>
+        <w:shd w:val="clear" w:color="auto" w:fill="F7F3E8"/>
+        <w:pBdr>
+          <w:left w:val="single" w:sz="24" w:space="10" w:color="B08625"/>
+        </w:pBdr>
+        <w:ind w:left="300"/>
+        <w:spacing w:after="0"/>
       </w:pPr>
       <w:r>
         <w:rPr>
@@ -41293,6 +41917,12 @@
     <w:p>
       <w:pPr>
         <w:pStyle w:val="BodyText"/>
+        <w:shd w:val="clear" w:color="auto" w:fill="F7F3E8"/>
+        <w:pBdr>
+          <w:left w:val="single" w:sz="24" w:space="10" w:color="B08625"/>
+        </w:pBdr>
+        <w:ind w:left="300"/>
+        <w:spacing w:before="0"/>
       </w:pPr>
       <w:r>
         <w:t xml:space="preserve">Limited labor-market data for religious-vocation roles — mitigated by direct outcome surveys of graduates rather than reliance on external labor statistics. Thin secular-market employer relationships at each new school’s launch — mitigated by beginning employer-partnership building</w:t>
@@ -43015,6 +43645,12 @@
     <w:p>
       <w:pPr>
         <w:pStyle w:val="BodyText"/>
+        <w:shd w:val="clear" w:color="auto" w:fill="F7F3E8"/>
+        <w:pBdr>
+          <w:left w:val="single" w:sz="24" w:space="10" w:color="B08625"/>
+        </w:pBdr>
+        <w:ind w:left="300"/>
+        <w:spacing w:after="0"/>
       </w:pPr>
       <w:r>
         <w:rPr>
@@ -43031,6 +43667,12 @@
     <w:p>
       <w:pPr>
         <w:pStyle w:val="BodyText"/>
+        <w:shd w:val="clear" w:color="auto" w:fill="F7F3E8"/>
+        <w:pBdr>
+          <w:left w:val="single" w:sz="24" w:space="10" w:color="B08625"/>
+        </w:pBdr>
+        <w:ind w:left="300"/>
+        <w:spacing w:before="0"/>
       </w:pPr>
       <w:r>
         <w:t xml:space="preserve">The register is not static. New risks are identified through quarterly Audit &amp; Risk Committee review, Senate academic-affairs escalation, and Sharī’ah Advisory Board flagging, then scored on the same likelihood/impact scale and added with a mitigation owner. As the Year-11 secular expansion (28 programs, 7 new schools — Section 40) and the Nigeria/Gulf footprint mature, expected additions include:</w:t>
@@ -43087,6 +43729,12 @@
     <w:p>
       <w:pPr>
         <w:pStyle w:val="BodyText"/>
+        <w:shd w:val="clear" w:color="auto" w:fill="F7F3E8"/>
+        <w:pBdr>
+          <w:left w:val="single" w:sz="24" w:space="10" w:color="B08625"/>
+        </w:pBdr>
+        <w:ind w:left="300"/>
+        <w:spacing w:after="0"/>
       </w:pPr>
       <w:r>
         <w:rPr>
@@ -43107,6 +43755,12 @@
           <w:numId w:val="1027"/>
         </w:numPr>
         <w:pStyle w:val="Compact"/>
+        <w:shd w:val="clear" w:color="auto" w:fill="F7F3E8"/>
+        <w:pBdr>
+          <w:left w:val="single" w:sz="24" w:space="10" w:color="B08625"/>
+        </w:pBdr>
+        <w:ind w:left="300"/>
+        <w:spacing w:before="0" w:after="0"/>
       </w:pPr>
       <w:r>
         <w:t xml:space="preserve">100% of the 14 (growing to 17+) risks reviewed at least quarterly by the Audit &amp; Risk Committee.</w:t>
@@ -43119,6 +43773,12 @@
           <w:numId w:val="1027"/>
         </w:numPr>
         <w:pStyle w:val="Compact"/>
+        <w:shd w:val="clear" w:color="auto" w:fill="F7F3E8"/>
+        <w:pBdr>
+          <w:left w:val="single" w:sz="24" w:space="10" w:color="B08625"/>
+        </w:pBdr>
+        <w:ind w:left="300"/>
+        <w:spacing w:before="0" w:after="0"/>
       </w:pPr>
       <w:r>
         <w:t xml:space="preserve">Zero unremediated</w:t>
@@ -43149,6 +43809,12 @@
           <w:numId w:val="1027"/>
         </w:numPr>
         <w:pStyle w:val="Compact"/>
+        <w:shd w:val="clear" w:color="auto" w:fill="F7F3E8"/>
+        <w:pBdr>
+          <w:left w:val="single" w:sz="24" w:space="10" w:color="B08625"/>
+        </w:pBdr>
+        <w:ind w:left="300"/>
+        <w:spacing w:before="0" w:after="0"/>
       </w:pPr>
       <w:r>
         <w:t xml:space="preserve">Annual external audit completed with no material findings.</w:t>
@@ -43161,6 +43827,12 @@
           <w:numId w:val="1027"/>
         </w:numPr>
         <w:pStyle w:val="Compact"/>
+        <w:shd w:val="clear" w:color="auto" w:fill="F7F3E8"/>
+        <w:pBdr>
+          <w:left w:val="single" w:sz="24" w:space="10" w:color="B08625"/>
+        </w:pBdr>
+        <w:ind w:left="300"/>
+        <w:spacing w:before="0"/>
       </w:pPr>
       <w:r>
         <w:t xml:space="preserve">Founder/Senate compensation disclosure published annually, on schedule, every year.</w:t>
@@ -43169,6 +43841,12 @@
     <w:p>
       <w:pPr>
         <w:pStyle w:val="FirstParagraph"/>
+        <w:shd w:val="clear" w:color="auto" w:fill="F7F3E8"/>
+        <w:pBdr>
+          <w:left w:val="single" w:sz="24" w:space="10" w:color="B08625"/>
+        </w:pBdr>
+        <w:ind w:left="300"/>
+        <w:spacing w:after="0"/>
       </w:pPr>
       <w:r>
         <w:rPr>
@@ -43185,6 +43863,12 @@
     <w:p>
       <w:pPr>
         <w:pStyle w:val="BodyText"/>
+        <w:shd w:val="clear" w:color="auto" w:fill="F7F3E8"/>
+        <w:pBdr>
+          <w:left w:val="single" w:sz="24" w:space="10" w:color="B08625"/>
+        </w:pBdr>
+        <w:ind w:left="300"/>
+        <w:spacing w:before="0"/>
       </w:pPr>
       <w:r>
         <w:t xml:space="preserve">Covered exhaustively in the table above; the meta-risk is register atrophy (the register itself going stale as the institution scales) — mitigated by mandatory quarterly refresh and a standing Board agenda item.</w:t>
@@ -44390,6 +45074,12 @@
     <w:p>
       <w:pPr>
         <w:pStyle w:val="BodyText"/>
+        <w:shd w:val="clear" w:color="auto" w:fill="F7F3E8"/>
+        <w:pBdr>
+          <w:left w:val="single" w:sz="24" w:space="10" w:color="B08625"/>
+        </w:pBdr>
+        <w:ind w:left="300"/>
+        <w:spacing w:after="0"/>
       </w:pPr>
       <w:r>
         <w:rPr>
@@ -44406,6 +45096,12 @@
     <w:p>
       <w:pPr>
         <w:pStyle w:val="BodyText"/>
+        <w:shd w:val="clear" w:color="auto" w:fill="F7F3E8"/>
+        <w:pBdr>
+          <w:left w:val="single" w:sz="24" w:space="10" w:color="B08625"/>
+        </w:pBdr>
+        <w:ind w:left="300"/>
+        <w:spacing w:before="0"/>
       </w:pPr>
       <w:r>
         <w:t xml:space="preserve">100% on-time regulatory filings across all active jurisdictions; zero lapses in 501c3 or TWC Ch.132 status; ISO 21001 and CPD certifications maintained without gap from their target years onward; zero data-protection incidents involving student records.</w:t>
@@ -44414,6 +45110,12 @@
     <w:p>
       <w:pPr>
         <w:pStyle w:val="BodyText"/>
+        <w:shd w:val="clear" w:color="auto" w:fill="F7F3E8"/>
+        <w:pBdr>
+          <w:left w:val="single" w:sz="24" w:space="10" w:color="B08625"/>
+        </w:pBdr>
+        <w:ind w:left="300"/>
+        <w:spacing w:after="0"/>
       </w:pPr>
       <w:r>
         <w:rPr>
@@ -44430,6 +45132,12 @@
     <w:p>
       <w:pPr>
         <w:pStyle w:val="BodyText"/>
+        <w:shd w:val="clear" w:color="auto" w:fill="F7F3E8"/>
+        <w:pBdr>
+          <w:left w:val="single" w:sz="24" w:space="10" w:color="B08625"/>
+        </w:pBdr>
+        <w:ind w:left="300"/>
+        <w:spacing w:before="0"/>
       </w:pPr>
       <w:r>
         <w:t xml:space="preserve">Directly overlaps Risk 8 (nonprofit/for-profit commingling scrutiny — mitigated by arm’s-length shared-services pricing and independent counsel before any firewall amendment) and Risk 11 (accreditation candidacy delay — mitigated by framing candidacy as reserve-funded, not survival-dependent). Data-protection risk (unlisted in the original 14 but material given a global online student body) is managed operationally under the LMS &amp; Technology Infrastructure line (5%) rather than treated as a freestanding institutional risk, since it is a technical-control matter, not a solvency matter.</w:t>
@@ -45380,6 +46088,12 @@
     <w:p>
       <w:pPr>
         <w:pStyle w:val="BodyText"/>
+        <w:shd w:val="clear" w:color="auto" w:fill="F7F3E8"/>
+        <w:pBdr>
+          <w:left w:val="single" w:sz="24" w:space="10" w:color="B08625"/>
+        </w:pBdr>
+        <w:ind w:left="300"/>
+        <w:spacing w:after="0"/>
       </w:pPr>
       <w:r>
         <w:rPr>
@@ -45400,6 +46114,12 @@
           <w:numId w:val="1031"/>
         </w:numPr>
         <w:pStyle w:val="Compact"/>
+        <w:shd w:val="clear" w:color="auto" w:fill="F7F3E8"/>
+        <w:pBdr>
+          <w:left w:val="single" w:sz="24" w:space="10" w:color="B08625"/>
+        </w:pBdr>
+        <w:ind w:left="300"/>
+        <w:spacing w:before="0" w:after="0"/>
       </w:pPr>
       <w:r>
         <w:t xml:space="preserve">Actual annual revenue vs. the Conservative/Expected/Growth trendlines (tracked quarterly).</w:t>
@@ -45412,6 +46132,12 @@
           <w:numId w:val="1031"/>
         </w:numPr>
         <w:pStyle w:val="Compact"/>
+        <w:shd w:val="clear" w:color="auto" w:fill="F7F3E8"/>
+        <w:pBdr>
+          <w:left w:val="single" w:sz="24" w:space="10" w:color="B08625"/>
+        </w:pBdr>
+        <w:ind w:left="300"/>
+        <w:spacing w:before="0" w:after="0"/>
       </w:pPr>
       <w:r>
         <w:t xml:space="preserve">Reserve balances vs. modeled targets ($4,341,842 Liquidity / $1,240,527 Strategic Business Reserve at Yr 10).</w:t>
@@ -45424,6 +46150,12 @@
           <w:numId w:val="1031"/>
         </w:numPr>
         <w:pStyle w:val="Compact"/>
+        <w:shd w:val="clear" w:color="auto" w:fill="F7F3E8"/>
+        <w:pBdr>
+          <w:left w:val="single" w:sz="24" w:space="10" w:color="B08625"/>
+        </w:pBdr>
+        <w:ind w:left="300"/>
+        <w:spacing w:before="0" w:after="0"/>
       </w:pPr>
       <w:r>
         <w:t xml:space="preserve">Allocation-reconciliation audit: 100% of revenue accounted for to the dollar, every year, in every scenario.</w:t>
@@ -45436,6 +46168,12 @@
           <w:numId w:val="1031"/>
         </w:numPr>
         <w:pStyle w:val="Compact"/>
+        <w:shd w:val="clear" w:color="auto" w:fill="F7F3E8"/>
+        <w:pBdr>
+          <w:left w:val="single" w:sz="24" w:space="10" w:color="B08625"/>
+        </w:pBdr>
+        <w:ind w:left="300"/>
+        <w:spacing w:before="0"/>
       </w:pPr>
       <w:r>
         <w:t xml:space="preserve">Zero deficit years, cumulative, 2028–2037 and beyond.</w:t>
@@ -45508,6 +46246,12 @@
     <w:p>
       <w:pPr>
         <w:pStyle w:val="BodyText"/>
+        <w:shd w:val="clear" w:color="auto" w:fill="F7F3E8"/>
+        <w:pBdr>
+          <w:left w:val="single" w:sz="24" w:space="10" w:color="B08625"/>
+        </w:pBdr>
+        <w:ind w:left="300"/>
+        <w:spacing w:after="0"/>
       </w:pPr>
       <w:r>
         <w:rPr>
@@ -45524,6 +46268,12 @@
     <w:p>
       <w:pPr>
         <w:pStyle w:val="BodyText"/>
+        <w:shd w:val="clear" w:color="auto" w:fill="F7F3E8"/>
+        <w:pBdr>
+          <w:left w:val="single" w:sz="24" w:space="10" w:color="B08625"/>
+        </w:pBdr>
+        <w:ind w:left="300"/>
+        <w:spacing w:before="0"/>
       </w:pPr>
       <w:r>
         <w:t xml:space="preserve">Primarily Risk 6 (Nigeria delay — doesn’t affect solvency, only pace), Risk 9 (payment-gateway disruption — mitigated by redundancy), and Risk 13 (FX exposure — mitigated by rolling USD conversion). The meta-risk — model complacency — is mitigated by the annual Decade Audit checkpoint (Phase III) forcing re-validation against real results.</w:t>
@@ -46652,6 +47402,12 @@
     <w:p>
       <w:pPr>
         <w:pStyle w:val="BodyText"/>
+        <w:shd w:val="clear" w:color="auto" w:fill="F7F3E8"/>
+        <w:pBdr>
+          <w:left w:val="single" w:sz="24" w:space="10" w:color="B08625"/>
+        </w:pBdr>
+        <w:ind w:left="300"/>
+        <w:spacing w:after="0"/>
       </w:pPr>
       <w:r>
         <w:rPr>
@@ -46668,6 +47424,12 @@
     <w:p>
       <w:pPr>
         <w:pStyle w:val="BodyText"/>
+        <w:shd w:val="clear" w:color="auto" w:fill="F7F3E8"/>
+        <w:pBdr>
+          <w:left w:val="single" w:sz="24" w:space="10" w:color="B08625"/>
+        </w:pBdr>
+        <w:ind w:left="300"/>
+        <w:spacing w:before="0"/>
       </w:pPr>
       <w:r>
         <w:t xml:space="preserve">Gambia campus operational within the $50,000 ceiling and Year-2–4 window; Nigeria Reserve balance tracked against its own accrual model; zero firewall-crossing capital transactions (audited annually); any Commercial Engine co-location arrangement priced at documented fair market value.</w:t>
@@ -46676,6 +47438,12 @@
     <w:p>
       <w:pPr>
         <w:pStyle w:val="BodyText"/>
+        <w:shd w:val="clear" w:color="auto" w:fill="F7F3E8"/>
+        <w:pBdr>
+          <w:left w:val="single" w:sz="24" w:space="10" w:color="B08625"/>
+        </w:pBdr>
+        <w:ind w:left="300"/>
+        <w:spacing w:after="0"/>
       </w:pPr>
       <w:r>
         <w:rPr>
@@ -46692,6 +47460,12 @@
     <w:p>
       <w:pPr>
         <w:pStyle w:val="BodyText"/>
+        <w:shd w:val="clear" w:color="auto" w:fill="F7F3E8"/>
+        <w:pBdr>
+          <w:left w:val="single" w:sz="24" w:space="10" w:color="B08625"/>
+        </w:pBdr>
+        <w:ind w:left="300"/>
+        <w:spacing w:before="0"/>
       </w:pPr>
       <w:r>
         <w:t xml:space="preserve">Directly governed by Risk 6 (Nigeria delay/non-approval — doesn’t affect solvency), Risk 8 (commingling scrutiny — mitigated by strict source-of-funds tagging), and Risk 4 (Strategic Business Reserve deployment governance — 2/3 Senate vote + 2 independent seats above $250,000/yr, applicable if the Reserve is ever tapped for a capital co-investment).</w:t>
@@ -47950,6 +48724,12 @@
     <w:p>
       <w:pPr>
         <w:pStyle w:val="BodyText"/>
+        <w:shd w:val="clear" w:color="auto" w:fill="F7F3E8"/>
+        <w:pBdr>
+          <w:left w:val="single" w:sz="24" w:space="10" w:color="B08625"/>
+        </w:pBdr>
+        <w:ind w:left="300"/>
+        <w:spacing w:after="0"/>
       </w:pPr>
       <w:r>
         <w:rPr>
@@ -47966,6 +48746,12 @@
     <w:p>
       <w:pPr>
         <w:pStyle w:val="BodyText"/>
+        <w:shd w:val="clear" w:color="auto" w:fill="F7F3E8"/>
+        <w:pBdr>
+          <w:left w:val="single" w:sz="24" w:space="10" w:color="B08625"/>
+        </w:pBdr>
+        <w:ind w:left="300"/>
+        <w:spacing w:before="0"/>
       </w:pPr>
       <w:r>
         <w:t xml:space="preserve">Ten-year and twenty-year audited zero-deficit records achieved on schedule; all accreditation/recognition targets (CPD 2029, ISO 2030, NAQAA 2031, Nigeria charter 2037, Texas secular 2039, Gulf ministry 2040) hit within their canon target years or transparently re-forecast without altering the underlying financial model; register (Section 36) never allowed to lapse across the full horizon.</w:t>
@@ -47974,6 +48760,12 @@
     <w:p>
       <w:pPr>
         <w:pStyle w:val="BodyText"/>
+        <w:shd w:val="clear" w:color="auto" w:fill="F7F3E8"/>
+        <w:pBdr>
+          <w:left w:val="single" w:sz="24" w:space="10" w:color="B08625"/>
+        </w:pBdr>
+        <w:ind w:left="300"/>
+        <w:spacing w:after="0"/>
       </w:pPr>
       <w:r>
         <w:rPr>
@@ -47990,6 +48782,12 @@
     <w:p>
       <w:pPr>
         <w:pStyle w:val="BodyText"/>
+        <w:shd w:val="clear" w:color="auto" w:fill="F7F3E8"/>
+        <w:pBdr>
+          <w:left w:val="single" w:sz="24" w:space="10" w:color="B08625"/>
+        </w:pBdr>
+        <w:ind w:left="300"/>
+        <w:spacing w:before="0"/>
       </w:pPr>
       <w:r>
         <w:t xml:space="preserve">The roadmap’s central risk is sequencing risk — any era-II milestone arriving before its era-I precondition (e.g., secular accreditation attempted before the ten-year audited record) would violate the adopted rationale. Mitigation is structural: Year-11 secular accreditation is gated explicitly on the Year-10 audit (Section 38), not on calendar date alone.</w:t>
@@ -49577,6 +50375,12 @@
     <w:p>
       <w:pPr>
         <w:pStyle w:val="BodyText"/>
+        <w:shd w:val="clear" w:color="auto" w:fill="F7F3E8"/>
+        <w:pBdr>
+          <w:left w:val="single" w:sz="24" w:space="10" w:color="B08625"/>
+        </w:pBdr>
+        <w:ind w:left="300"/>
+        <w:spacing w:after="0"/>
       </w:pPr>
       <w:r>
         <w:rPr>
@@ -49593,6 +50397,12 @@
     <w:p>
       <w:pPr>
         <w:pStyle w:val="BodyText"/>
+        <w:shd w:val="clear" w:color="auto" w:fill="F7F3E8"/>
+        <w:pBdr>
+          <w:left w:val="single" w:sz="24" w:space="10" w:color="B08625"/>
+        </w:pBdr>
+        <w:ind w:left="300"/>
+        <w:spacing w:before="0"/>
       </w:pPr>
       <w:r>
         <w:t xml:space="preserve">Qualified Founding Registration pipeline size and geographic reach (pre-incorporation, not revenue-measured); Founding Scholarship seats funded vs. the 60–70 (Yr 1) / 125–135 (Yr 2) modeled range; conversion rate from Founding Registration to formal Year-1 application; Waqf Scholarship Block reweighting reverted to the standard 20% split on schedule from Year 3.</w:t>

--- a/AMIU_Strategic_Blueprint_2028-2050_Publication_Edition.docx
+++ b/AMIU_Strategic_Blueprint_2028-2050_Publication_Edition.docx
@@ -66,7 +66,7 @@
             </w:pPr>
             <w:r>
               <w:rPr>
-                <w:rFonts w:ascii="Bitstream Charter" w:hAnsi="Bitstream Charter"/>
+                <w:rFonts w:ascii="Cinzel" w:hAnsi="Cinzel"/>
                 <w:b/>
                 <w:color w:val="B08625"/>
                 <w:sz w:val="20"/>
@@ -83,7 +83,7 @@
             </w:pPr>
             <w:r>
               <w:rPr>
-                <w:rFonts w:ascii="Bitstream Charter" w:hAnsi="Bitstream Charter"/>
+                <w:rFonts w:ascii="Cinzel" w:hAnsi="Cinzel"/>
                 <w:b/>
                 <w:color w:val="B08625"/>
                 <w:sz w:val="20"/>
@@ -100,7 +100,7 @@
             </w:pPr>
             <w:r>
               <w:rPr>
-                <w:rFonts w:ascii="Liberation Serif" w:hAnsi="Liberation Serif"/>
+                <w:rFonts w:ascii="Cormorant Garamond" w:hAnsi="Cormorant Garamond"/>
                 <w:i/>
                 <w:color w:val="DCE3F0"/>
                 <w:sz w:val="26"/>
@@ -473,7 +473,7 @@
         <w:t xml:space="preserve"> </w:t>
       </w:r>
       <w:r>
-        <w:t xml:space="preserve">Prepared in-house by the AMIU Office of Institutional Planning, using the AMIU institutional style system (Bitstream Charter display serif, Liberation Sans body, navy/gold institutional palette).</w:t>
+        <w:t xml:space="preserve">Prepared in-house by the AMIU Office of Institutional Planning, using the AMIU institutional style system (Cinzel monumental display, Cormorant Garamond editorial headings, Bitstream Charter body serif, navy/gold institutional palette).</w:t>
       </w:r>
     </w:p>
     <w:p>
@@ -495,7 +495,7 @@
         <w:t xml:space="preserve"> </w:t>
       </w:r>
       <w:r>
-        <w:t xml:space="preserve">AMIU-SB-002 · Version 1.0 · Founding-Decade Edition</w:t>
+        <w:t xml:space="preserve">AMIU-SB-002 · Version 1.0 · Founding-Decade Edition · Confidential — Institutional Planning Document</w:t>
       </w:r>
     </w:p>
     <w:p>
@@ -900,10 +900,25 @@
     </w:p>
     <w:p>
       <w:pPr>
-        <w:pStyle w:val="BodyText"/>
-      </w:pPr>
-      <w:r>
-        <w:t xml:space="preserve">A university’s first document is usually a mission statement. Its second is usually a budget. Al-Mulk International University is unusual only in how seriously it has tried to make those two documents agree with each other — and this Blueprint exists because agreeing with each other once, at incorporation, is not the same as agreeing with each other for twenty-three years.</w:t>
+        <w:framePr w:dropCap="drop" w:lines="3" w:wrap="around" w:vAnchor="text" w:hAnchor="text"/>
+        <w:spacing w:before="0" w:after="0"/>
+      </w:pPr>
+      <w:r>
+        <w:rPr>
+          <w:rFonts w:ascii="Cormorant Garamond" w:hAnsi="Cormorant Garamond"/>
+          <w:b/>
+          <w:color w:val="B08625"/>
+          <w:sz w:val="88"/>
+        </w:rPr>
+        <w:t>A</w:t>
+      </w:r>
+    </w:p>
+    <w:p>
+      <w:pPr>
+        <w:pStyle w:val="BodyText"/>
+      </w:pPr>
+      <w:r>
+        <w:t xml:space="preserve">university’s first document is usually a mission statement. Its second is usually a budget. Al-Mulk International University is unusual only in how seriously it has tried to make those two documents agree with each other — and this Blueprint exists because agreeing with each other once, at incorporation, is not the same as agreeing with each other for twenty-three years.</w:t>
       </w:r>
     </w:p>
     <w:p>
@@ -973,10 +988,25 @@
     </w:p>
     <w:p>
       <w:pPr>
+        <w:framePr w:dropCap="drop" w:lines="3" w:wrap="around" w:vAnchor="text" w:hAnchor="text"/>
+        <w:spacing w:before="0" w:after="0"/>
+      </w:pPr>
+      <w:r>
+        <w:rPr>
+          <w:rFonts w:ascii="Cormorant Garamond" w:hAnsi="Cormorant Garamond"/>
+          <w:b/>
+          <w:color w:val="B08625"/>
+          <w:sz w:val="88"/>
+        </w:rPr>
+        <w:t>W</w:t>
+      </w:r>
+    </w:p>
+    <w:p>
+      <w:pPr>
         <w:pStyle w:val="FirstParagraph"/>
       </w:pPr>
       <w:r>
-        <w:t xml:space="preserve">When we incorporated Al-Mulk International University on 6 December 2027, the entire institution consisted of a mission statement, a Texas filing fee of twenty-five dollars, and a conviction that had outlived every reason to abandon it: that a Muslim student’s distance from a mosque, a border, or a bank account should never be the reason they never study Qur’ānic sciences, Sharī’ah, or Islamic finance at a serious, credentialed level.</w:t>
+        <w:t xml:space="preserve">hen we incorporated Al-Mulk International University on 6 December 2027, the entire institution consisted of a mission statement, a Texas filing fee of twenty-five dollars, and a conviction that had outlived every reason to abandon it: that a Muslim student’s distance from a mosque, a border, or a bank account should never be the reason they never study Qur’ānic sciences, Sharī’ah, or Islamic finance at a serious, credentialed level.</w:t>
       </w:r>
     </w:p>
     <w:p>
@@ -1036,10 +1066,25 @@
     </w:p>
     <w:p>
       <w:pPr>
-        <w:pStyle w:val="BodyText"/>
-      </w:pPr>
-      <w:r>
-        <w:t xml:space="preserve">The Board of Trustees holds a narrow but consequential mandate under AMIU’s constitution: strategy, finance, legal compliance, tuition, and the permanent firewall between this University’s tuition revenue and any commercial capital raised in its name. Reading this Blueprint as Chairman, I looked for one thing above all others — whether every page respected the boundary of that mandate, or quietly wandered into territory that belongs to the Senate, to the Waqf &amp; Endowment Board, or to no one at all until a vote creates it.</w:t>
+        <w:framePr w:dropCap="drop" w:lines="3" w:wrap="around" w:vAnchor="text" w:hAnchor="text"/>
+        <w:spacing w:before="0" w:after="0"/>
+      </w:pPr>
+      <w:r>
+        <w:rPr>
+          <w:rFonts w:ascii="Cormorant Garamond" w:hAnsi="Cormorant Garamond"/>
+          <w:b/>
+          <w:color w:val="B08625"/>
+          <w:sz w:val="88"/>
+        </w:rPr>
+        <w:t>T</w:t>
+      </w:r>
+    </w:p>
+    <w:p>
+      <w:pPr>
+        <w:pStyle w:val="BodyText"/>
+      </w:pPr>
+      <w:r>
+        <w:t xml:space="preserve">he Board of Trustees holds a narrow but consequential mandate under AMIU’s constitution: strategy, finance, legal compliance, tuition, and the permanent firewall between this University’s tuition revenue and any commercial capital raised in its name. Reading this Blueprint as Chairman, I looked for one thing above all others — whether every page respected the boundary of that mandate, or quietly wandered into territory that belongs to the Senate, to the Waqf &amp; Endowment Board, or to no one at all until a vote creates it.</w:t>
       </w:r>
     </w:p>
     <w:p>
@@ -1099,10 +1144,25 @@
     </w:p>
     <w:p>
       <w:pPr>
-        <w:pStyle w:val="BodyText"/>
-      </w:pPr>
-      <w:r>
-        <w:t xml:space="preserve">A President reads a document like this one differently than a Board or a founder does — I read it looking for the Tuesday-morning version of every ambition. Section 15 does not just say AMIU will recruit isnād-verified religious scholars from a global diaspora; it says who verifies the chain of transmission, which committee signs off, and what happens when a promising scholar cannot be reached except by WhatsApp across nine time zones. Section 33 does not just promise student support</w:t>
+        <w:framePr w:dropCap="drop" w:lines="3" w:wrap="around" w:vAnchor="text" w:hAnchor="text"/>
+        <w:spacing w:before="0" w:after="0"/>
+      </w:pPr>
+      <w:r>
+        <w:rPr>
+          <w:rFonts w:ascii="Cormorant Garamond" w:hAnsi="Cormorant Garamond"/>
+          <w:b/>
+          <w:color w:val="B08625"/>
+          <w:sz w:val="88"/>
+        </w:rPr>
+        <w:t>A</w:t>
+      </w:r>
+    </w:p>
+    <w:p>
+      <w:pPr>
+        <w:pStyle w:val="BodyText"/>
+      </w:pPr>
+      <w:r>
+        <w:t xml:space="preserve">President reads a document like this one differently than a Board or a founder does — I read it looking for the Tuesday-morning version of every ambition. Section 15 does not just say AMIU will recruit isnād-verified religious scholars from a global diaspora; it says who verifies the chain of transmission, which committee signs off, and what happens when a promising scholar cannot be reached except by WhatsApp across nine time zones. Section 33 does not just promise student support</w:t>
       </w:r>
       <w:r>
         <w:t xml:space="preserve"> </w:t>
@@ -1434,7 +1494,7 @@
             </w:pPr>
             <w:r>
               <w:rPr>
-                <w:rFonts w:ascii="Bitstream Charter" w:hAnsi="Bitstream Charter"/>
+                <w:rFonts w:ascii="Cinzel" w:hAnsi="Cinzel"/>
                 <w:b/>
                 <w:color w:val="B08625"/>
                 <w:sz w:val="20"/>
@@ -1483,7 +1543,7 @@
             </w:pPr>
             <w:r>
               <w:rPr>
-                <w:rFonts w:ascii="Bitstream Charter" w:hAnsi="Bitstream Charter"/>
+                <w:rFonts w:ascii="Cinzel" w:hAnsi="Cinzel"/>
                 <w:b/>
                 <w:color w:val="B08625"/>
                 <w:sz w:val="20"/>
@@ -1537,7 +1597,7 @@
             </w:pPr>
             <w:r>
               <w:rPr>
-                <w:rFonts w:ascii="Bitstream Charter" w:hAnsi="Bitstream Charter"/>
+                <w:rFonts w:ascii="Cinzel" w:hAnsi="Cinzel"/>
                 <w:b/>
                 <w:color w:val="B08625"/>
                 <w:sz w:val="20"/>
@@ -1586,7 +1646,7 @@
             </w:pPr>
             <w:r>
               <w:rPr>
-                <w:rFonts w:ascii="Bitstream Charter" w:hAnsi="Bitstream Charter"/>
+                <w:rFonts w:ascii="Cinzel" w:hAnsi="Cinzel"/>
                 <w:b/>
                 <w:color w:val="B08625"/>
                 <w:sz w:val="20"/>
@@ -1640,7 +1700,7 @@
             </w:pPr>
             <w:r>
               <w:rPr>
-                <w:rFonts w:ascii="Bitstream Charter" w:hAnsi="Bitstream Charter"/>
+                <w:rFonts w:ascii="Cinzel" w:hAnsi="Cinzel"/>
                 <w:b/>
                 <w:color w:val="B08625"/>
                 <w:sz w:val="20"/>
@@ -1689,7 +1749,7 @@
             </w:pPr>
             <w:r>
               <w:rPr>
-                <w:rFonts w:ascii="Bitstream Charter" w:hAnsi="Bitstream Charter"/>
+                <w:rFonts w:ascii="Cinzel" w:hAnsi="Cinzel"/>
                 <w:b/>
                 <w:color w:val="B08625"/>
                 <w:sz w:val="20"/>
@@ -1768,7 +1828,7 @@
             </w:pPr>
             <w:r>
               <w:rPr>
-                <w:rFonts w:ascii="Bitstream Charter" w:hAnsi="Bitstream Charter"/>
+                <w:rFonts w:ascii="Cormorant Garamond" w:hAnsi="Cormorant Garamond"/>
                 <w:color w:val="B08625"/>
                 <w:sz w:val="64"/>
               </w:rPr>
@@ -1782,7 +1842,7 @@
             </w:pPr>
             <w:r>
               <w:rPr>
-                <w:rFonts w:ascii="Liberation Serif" w:hAnsi="Liberation Serif"/>
+                <w:rFonts w:ascii="Cormorant Garamond" w:hAnsi="Cormorant Garamond"/>
                 <w:i/>
                 <w:color w:val="FFFFFF"/>
                 <w:sz w:val="34"/>
@@ -2507,7 +2567,7 @@
               <w:jc w:val="right"/>
             </w:pPr>
             <w:r>
-              <w:t xml:space="preserve">36</w:t>
+              <w:t xml:space="preserve">37</w:t>
             </w:r>
           </w:p>
         </w:tc>
@@ -2536,7 +2596,7 @@
               <w:jc w:val="right"/>
             </w:pPr>
             <w:r>
-              <w:t xml:space="preserve">38</w:t>
+              <w:t xml:space="preserve">39</w:t>
             </w:r>
           </w:p>
         </w:tc>
@@ -2565,7 +2625,7 @@
               <w:jc w:val="right"/>
             </w:pPr>
             <w:r>
-              <w:t xml:space="preserve">41</w:t>
+              <w:t xml:space="preserve">42</w:t>
             </w:r>
           </w:p>
         </w:tc>
@@ -2594,7 +2654,7 @@
               <w:jc w:val="right"/>
             </w:pPr>
             <w:r>
-              <w:t xml:space="preserve">44</w:t>
+              <w:t xml:space="preserve">45</w:t>
             </w:r>
           </w:p>
         </w:tc>
@@ -2639,7 +2699,7 @@
                 <w:caps/>
                 <w:spacing w:val="14"/>
               </w:rPr>
-              <w:t xml:space="preserve">48</w:t>
+              <w:t xml:space="preserve">49</w:t>
             </w:r>
           </w:p>
         </w:tc>
@@ -2668,7 +2728,7 @@
               <w:jc w:val="right"/>
             </w:pPr>
             <w:r>
-              <w:t xml:space="preserve">49</w:t>
+              <w:t xml:space="preserve">50</w:t>
             </w:r>
           </w:p>
         </w:tc>
@@ -2697,7 +2757,7 @@
               <w:jc w:val="right"/>
             </w:pPr>
             <w:r>
-              <w:t xml:space="preserve">53</w:t>
+              <w:t xml:space="preserve">54</w:t>
             </w:r>
           </w:p>
         </w:tc>
@@ -2726,7 +2786,7 @@
               <w:jc w:val="right"/>
             </w:pPr>
             <w:r>
-              <w:t xml:space="preserve">56</w:t>
+              <w:t xml:space="preserve">57</w:t>
             </w:r>
           </w:p>
         </w:tc>
@@ -2755,7 +2815,7 @@
               <w:jc w:val="right"/>
             </w:pPr>
             <w:r>
-              <w:t xml:space="preserve">58</w:t>
+              <w:t xml:space="preserve">60</w:t>
             </w:r>
           </w:p>
         </w:tc>
@@ -2784,7 +2844,7 @@
               <w:jc w:val="right"/>
             </w:pPr>
             <w:r>
-              <w:t xml:space="preserve">61</w:t>
+              <w:t xml:space="preserve">62</w:t>
             </w:r>
           </w:p>
         </w:tc>
@@ -2829,7 +2889,7 @@
                 <w:caps/>
                 <w:spacing w:val="14"/>
               </w:rPr>
-              <w:t xml:space="preserve">64</w:t>
+              <w:t xml:space="preserve">66</w:t>
             </w:r>
           </w:p>
         </w:tc>
@@ -2858,7 +2918,7 @@
               <w:jc w:val="right"/>
             </w:pPr>
             <w:r>
-              <w:t xml:space="preserve">65</w:t>
+              <w:t xml:space="preserve">67</w:t>
             </w:r>
           </w:p>
         </w:tc>
@@ -2887,7 +2947,7 @@
               <w:jc w:val="right"/>
             </w:pPr>
             <w:r>
-              <w:t xml:space="preserve">67</w:t>
+              <w:t xml:space="preserve">70</w:t>
             </w:r>
           </w:p>
         </w:tc>
@@ -2916,7 +2976,7 @@
               <w:jc w:val="right"/>
             </w:pPr>
             <w:r>
-              <w:t xml:space="preserve">70</w:t>
+              <w:t xml:space="preserve">73</w:t>
             </w:r>
           </w:p>
         </w:tc>
@@ -2945,7 +3005,7 @@
               <w:jc w:val="right"/>
             </w:pPr>
             <w:r>
-              <w:t xml:space="preserve">73</w:t>
+              <w:t xml:space="preserve">76</w:t>
             </w:r>
           </w:p>
         </w:tc>
@@ -2974,7 +3034,7 @@
               <w:jc w:val="right"/>
             </w:pPr>
             <w:r>
-              <w:t xml:space="preserve">76</w:t>
+              <w:t xml:space="preserve">79</w:t>
             </w:r>
           </w:p>
         </w:tc>
@@ -3015,7 +3075,7 @@
                 <w:caps/>
                 <w:spacing w:val="14"/>
               </w:rPr>
-              <w:t xml:space="preserve">80</w:t>
+              <w:t xml:space="preserve">83</w:t>
             </w:r>
           </w:p>
         </w:tc>
@@ -3044,7 +3104,7 @@
               <w:jc w:val="right"/>
             </w:pPr>
             <w:r>
-              <w:t xml:space="preserve">81</w:t>
+              <w:t xml:space="preserve">84</w:t>
             </w:r>
           </w:p>
         </w:tc>
@@ -3073,7 +3133,7 @@
               <w:jc w:val="right"/>
             </w:pPr>
             <w:r>
-              <w:t xml:space="preserve">83</w:t>
+              <w:t xml:space="preserve">86</w:t>
             </w:r>
           </w:p>
         </w:tc>
@@ -3102,7 +3162,7 @@
               <w:jc w:val="right"/>
             </w:pPr>
             <w:r>
-              <w:t xml:space="preserve">85</w:t>
+              <w:t xml:space="preserve">89</w:t>
             </w:r>
           </w:p>
         </w:tc>
@@ -3131,7 +3191,7 @@
               <w:jc w:val="right"/>
             </w:pPr>
             <w:r>
-              <w:t xml:space="preserve">88</w:t>
+              <w:t xml:space="preserve">92</w:t>
             </w:r>
           </w:p>
         </w:tc>
@@ -3160,7 +3220,7 @@
               <w:jc w:val="right"/>
             </w:pPr>
             <w:r>
-              <w:t xml:space="preserve">90</w:t>
+              <w:t xml:space="preserve">94</w:t>
             </w:r>
           </w:p>
         </w:tc>
@@ -3205,7 +3265,7 @@
                 <w:caps/>
                 <w:spacing w:val="14"/>
               </w:rPr>
-              <w:t xml:space="preserve">95</w:t>
+              <w:t xml:space="preserve">99</w:t>
             </w:r>
           </w:p>
         </w:tc>
@@ -3234,7 +3294,7 @@
               <w:jc w:val="right"/>
             </w:pPr>
             <w:r>
-              <w:t xml:space="preserve">96</w:t>
+              <w:t xml:space="preserve">100</w:t>
             </w:r>
           </w:p>
         </w:tc>
@@ -3263,7 +3323,7 @@
               <w:jc w:val="right"/>
             </w:pPr>
             <w:r>
-              <w:t xml:space="preserve">98</w:t>
+              <w:t xml:space="preserve">102</w:t>
             </w:r>
           </w:p>
         </w:tc>
@@ -3292,7 +3352,7 @@
               <w:jc w:val="right"/>
             </w:pPr>
             <w:r>
-              <w:t xml:space="preserve">100</w:t>
+              <w:t xml:space="preserve">105</w:t>
             </w:r>
           </w:p>
         </w:tc>
@@ -3321,7 +3381,7 @@
               <w:jc w:val="right"/>
             </w:pPr>
             <w:r>
-              <w:t xml:space="preserve">102</w:t>
+              <w:t xml:space="preserve">107</w:t>
             </w:r>
           </w:p>
         </w:tc>
@@ -3350,7 +3410,7 @@
               <w:jc w:val="right"/>
             </w:pPr>
             <w:r>
-              <w:t xml:space="preserve">105</w:t>
+              <w:t xml:space="preserve">110</w:t>
             </w:r>
           </w:p>
         </w:tc>
@@ -3395,7 +3455,7 @@
                 <w:caps/>
                 <w:spacing w:val="14"/>
               </w:rPr>
-              <w:t xml:space="preserve">109</w:t>
+              <w:t xml:space="preserve">115</w:t>
             </w:r>
           </w:p>
         </w:tc>
@@ -3424,7 +3484,7 @@
               <w:jc w:val="right"/>
             </w:pPr>
             <w:r>
-              <w:t xml:space="preserve">110</w:t>
+              <w:t xml:space="preserve">116</w:t>
             </w:r>
           </w:p>
         </w:tc>
@@ -3453,7 +3513,7 @@
               <w:jc w:val="right"/>
             </w:pPr>
             <w:r>
-              <w:t xml:space="preserve">112</w:t>
+              <w:t xml:space="preserve">118</w:t>
             </w:r>
           </w:p>
         </w:tc>
@@ -3482,7 +3542,7 @@
               <w:jc w:val="right"/>
             </w:pPr>
             <w:r>
-              <w:t xml:space="preserve">114</w:t>
+              <w:t xml:space="preserve">121</w:t>
             </w:r>
           </w:p>
         </w:tc>
@@ -3511,7 +3571,7 @@
               <w:jc w:val="right"/>
             </w:pPr>
             <w:r>
-              <w:t xml:space="preserve">116</w:t>
+              <w:t xml:space="preserve">123</w:t>
             </w:r>
           </w:p>
         </w:tc>
@@ -3540,7 +3600,7 @@
               <w:jc w:val="right"/>
             </w:pPr>
             <w:r>
-              <w:t xml:space="preserve">118</w:t>
+              <w:t xml:space="preserve">126</w:t>
             </w:r>
           </w:p>
         </w:tc>
@@ -3585,7 +3645,7 @@
                 <w:caps/>
                 <w:spacing w:val="14"/>
               </w:rPr>
-              <w:t xml:space="preserve">122</w:t>
+              <w:t xml:space="preserve">129</w:t>
             </w:r>
           </w:p>
         </w:tc>
@@ -3614,7 +3674,7 @@
               <w:jc w:val="right"/>
             </w:pPr>
             <w:r>
-              <w:t xml:space="preserve">123</w:t>
+              <w:t xml:space="preserve">130</w:t>
             </w:r>
           </w:p>
         </w:tc>
@@ -3643,7 +3703,7 @@
               <w:jc w:val="right"/>
             </w:pPr>
             <w:r>
-              <w:t xml:space="preserve">125</w:t>
+              <w:t xml:space="preserve">132</w:t>
             </w:r>
           </w:p>
         </w:tc>
@@ -3672,7 +3732,7 @@
               <w:jc w:val="right"/>
             </w:pPr>
             <w:r>
-              <w:t xml:space="preserve">127</w:t>
+              <w:t xml:space="preserve">135</w:t>
             </w:r>
           </w:p>
         </w:tc>
@@ -3701,7 +3761,7 @@
               <w:jc w:val="right"/>
             </w:pPr>
             <w:r>
-              <w:t xml:space="preserve">129</w:t>
+              <w:t xml:space="preserve">137</w:t>
             </w:r>
           </w:p>
         </w:tc>
@@ -3730,7 +3790,7 @@
               <w:jc w:val="right"/>
             </w:pPr>
             <w:r>
-              <w:t xml:space="preserve">131</w:t>
+              <w:t xml:space="preserve">139</w:t>
             </w:r>
           </w:p>
         </w:tc>
@@ -3771,7 +3831,7 @@
                 <w:caps/>
                 <w:spacing w:val="14"/>
               </w:rPr>
-              <w:t xml:space="preserve">135</w:t>
+              <w:t xml:space="preserve">143</w:t>
             </w:r>
           </w:p>
         </w:tc>
@@ -3800,7 +3860,7 @@
               <w:jc w:val="right"/>
             </w:pPr>
             <w:r>
-              <w:t xml:space="preserve">136</w:t>
+              <w:t xml:space="preserve">144</w:t>
             </w:r>
           </w:p>
         </w:tc>
@@ -3829,7 +3889,7 @@
               <w:jc w:val="right"/>
             </w:pPr>
             <w:r>
-              <w:t xml:space="preserve">140</w:t>
+              <w:t xml:space="preserve">149</w:t>
             </w:r>
           </w:p>
         </w:tc>
@@ -3858,7 +3918,7 @@
               <w:jc w:val="right"/>
             </w:pPr>
             <w:r>
-              <w:t xml:space="preserve">144</w:t>
+              <w:t xml:space="preserve">153</w:t>
             </w:r>
           </w:p>
         </w:tc>
@@ -3887,7 +3947,7 @@
               <w:jc w:val="right"/>
             </w:pPr>
             <w:r>
-              <w:t xml:space="preserve">148</w:t>
+              <w:t xml:space="preserve">158</w:t>
             </w:r>
           </w:p>
         </w:tc>
@@ -3916,7 +3976,7 @@
               <w:jc w:val="right"/>
             </w:pPr>
             <w:r>
-              <w:t xml:space="preserve">153</w:t>
+              <w:t xml:space="preserve">163</w:t>
             </w:r>
           </w:p>
         </w:tc>
@@ -3945,7 +4005,7 @@
               <w:jc w:val="right"/>
             </w:pPr>
             <w:r>
-              <w:t xml:space="preserve">157</w:t>
+              <w:t xml:space="preserve">168</w:t>
             </w:r>
           </w:p>
         </w:tc>
@@ -3986,7 +4046,7 @@
                 <w:caps/>
                 <w:spacing w:val="14"/>
               </w:rPr>
-              <w:t xml:space="preserve">167</w:t>
+              <w:t xml:space="preserve">179</w:t>
             </w:r>
           </w:p>
         </w:tc>
@@ -4031,7 +4091,7 @@
                 <w:caps/>
                 <w:spacing w:val="14"/>
               </w:rPr>
-              <w:t xml:space="preserve">168</w:t>
+              <w:t xml:space="preserve">180</w:t>
             </w:r>
           </w:p>
         </w:tc>
@@ -4072,7 +4132,7 @@
                 <w:caps/>
                 <w:spacing w:val="14"/>
               </w:rPr>
-              <w:t xml:space="preserve">169</w:t>
+              <w:t xml:space="preserve">181</w:t>
             </w:r>
           </w:p>
         </w:tc>
@@ -4117,7 +4177,7 @@
                 <w:caps/>
                 <w:spacing w:val="14"/>
               </w:rPr>
-              <w:t xml:space="preserve">170</w:t>
+              <w:t xml:space="preserve">182</w:t>
             </w:r>
           </w:p>
         </w:tc>
@@ -4162,7 +4222,7 @@
                 <w:caps/>
                 <w:spacing w:val="14"/>
               </w:rPr>
-              <w:t xml:space="preserve">171</w:t>
+              <w:t xml:space="preserve">183</w:t>
             </w:r>
           </w:p>
         </w:tc>
@@ -4207,7 +4267,7 @@
                 <w:caps/>
                 <w:spacing w:val="14"/>
               </w:rPr>
-              <w:t xml:space="preserve">173</w:t>
+              <w:t xml:space="preserve">185</w:t>
             </w:r>
           </w:p>
         </w:tc>
@@ -9591,7 +9651,7 @@
             </w:pPr>
             <w:r>
               <w:rPr>
-                <w:rFonts w:ascii="Bitstream Charter" w:hAnsi="Bitstream Charter"/>
+                <w:rFonts w:ascii="Cinzel" w:hAnsi="Cinzel"/>
                 <w:color w:val="B08625"/>
                 <w:b/>
                 <w:sz w:val="108"/>
@@ -9605,7 +9665,7 @@
             </w:pPr>
             <w:r>
               <w:rPr>
-                <w:rFonts w:ascii="Bitstream Charter" w:hAnsi="Bitstream Charter"/>
+                <w:rFonts w:ascii="Cormorant Garamond" w:hAnsi="Cormorant Garamond"/>
                 <w:b/>
                 <w:color w:val="B08625"/>
                 <w:sz w:val="20"/>
@@ -9639,7 +9699,7 @@
             </w:pPr>
             <w:r>
               <w:rPr>
-                <w:rFonts w:ascii="Liberation Serif" w:hAnsi="Liberation Serif"/>
+                <w:rFonts w:ascii="Cormorant Garamond" w:hAnsi="Cormorant Garamond"/>
                 <w:i/>
                 <w:color w:val="DCE3F0"/>
                 <w:sz w:val="25"/>
@@ -9669,7 +9729,7 @@
             </w:pPr>
             <w:r>
               <w:rPr>
-                <w:rFonts w:ascii="Bitstream Charter" w:hAnsi="Bitstream Charter"/>
+                <w:rFonts w:ascii="Cinzel" w:hAnsi="Cinzel"/>
                 <w:b/>
                 <w:color w:val="B08625"/>
                 <w:sz w:val="20"/>
@@ -9693,7 +9753,7 @@
             </w:pPr>
             <w:r>
               <w:rPr>
-                <w:rFonts w:ascii="Bitstream Charter" w:hAnsi="Bitstream Charter"/>
+                <w:rFonts w:ascii="Cinzel" w:hAnsi="Cinzel"/>
                 <w:b/>
                 <w:color w:val="B08625"/>
                 <w:sz w:val="20"/>
@@ -9717,7 +9777,7 @@
             </w:pPr>
             <w:r>
               <w:rPr>
-                <w:rFonts w:ascii="Bitstream Charter" w:hAnsi="Bitstream Charter"/>
+                <w:rFonts w:ascii="Cinzel" w:hAnsi="Cinzel"/>
                 <w:b/>
                 <w:color w:val="B08625"/>
                 <w:sz w:val="20"/>
@@ -9741,7 +9801,7 @@
             </w:pPr>
             <w:r>
               <w:rPr>
-                <w:rFonts w:ascii="Bitstream Charter" w:hAnsi="Bitstream Charter"/>
+                <w:rFonts w:ascii="Cinzel" w:hAnsi="Cinzel"/>
                 <w:b/>
                 <w:color w:val="B08625"/>
                 <w:sz w:val="20"/>
@@ -9765,7 +9825,7 @@
             </w:pPr>
             <w:r>
               <w:rPr>
-                <w:rFonts w:ascii="Bitstream Charter" w:hAnsi="Bitstream Charter"/>
+                <w:rFonts w:ascii="Cinzel" w:hAnsi="Cinzel"/>
                 <w:b/>
                 <w:color w:val="B08625"/>
                 <w:sz w:val="20"/>
@@ -13241,7 +13301,7 @@
             </w:pPr>
             <w:r>
               <w:rPr>
-                <w:rFonts w:ascii="Bitstream Charter" w:hAnsi="Bitstream Charter"/>
+                <w:rFonts w:ascii="Cinzel" w:hAnsi="Cinzel"/>
                 <w:b/>
                 <w:color w:val="B08625"/>
                 <w:sz w:val="20"/>
@@ -13257,7 +13317,7 @@
             </w:pPr>
             <w:r>
               <w:rPr>
-                <w:rFonts w:ascii="Bitstream Charter" w:hAnsi="Bitstream Charter"/>
+                <w:rFonts w:ascii="Cormorant Garamond" w:hAnsi="Cormorant Garamond"/>
                 <w:b/>
                 <w:color w:val="B08625"/>
                 <w:sz w:val="20"/>
@@ -13291,7 +13351,7 @@
             </w:pPr>
             <w:r>
               <w:rPr>
-                <w:rFonts w:ascii="Liberation Serif" w:hAnsi="Liberation Serif"/>
+                <w:rFonts w:ascii="Cormorant Garamond" w:hAnsi="Cormorant Garamond"/>
                 <w:i/>
                 <w:color w:val="DCE3F0"/>
                 <w:sz w:val="25"/>
@@ -13321,7 +13381,7 @@
             </w:pPr>
             <w:r>
               <w:rPr>
-                <w:rFonts w:ascii="Bitstream Charter" w:hAnsi="Bitstream Charter"/>
+                <w:rFonts w:ascii="Cinzel" w:hAnsi="Cinzel"/>
                 <w:b/>
                 <w:color w:val="B08625"/>
                 <w:sz w:val="20"/>
@@ -13345,7 +13405,7 @@
             </w:pPr>
             <w:r>
               <w:rPr>
-                <w:rFonts w:ascii="Bitstream Charter" w:hAnsi="Bitstream Charter"/>
+                <w:rFonts w:ascii="Cinzel" w:hAnsi="Cinzel"/>
                 <w:b/>
                 <w:color w:val="B08625"/>
                 <w:sz w:val="20"/>
@@ -13369,7 +13429,7 @@
             </w:pPr>
             <w:r>
               <w:rPr>
-                <w:rFonts w:ascii="Bitstream Charter" w:hAnsi="Bitstream Charter"/>
+                <w:rFonts w:ascii="Cinzel" w:hAnsi="Cinzel"/>
                 <w:b/>
                 <w:color w:val="B08625"/>
                 <w:sz w:val="20"/>
@@ -13393,7 +13453,7 @@
             </w:pPr>
             <w:r>
               <w:rPr>
-                <w:rFonts w:ascii="Bitstream Charter" w:hAnsi="Bitstream Charter"/>
+                <w:rFonts w:ascii="Cinzel" w:hAnsi="Cinzel"/>
                 <w:b/>
                 <w:color w:val="B08625"/>
                 <w:sz w:val="20"/>
@@ -13417,7 +13477,7 @@
             </w:pPr>
             <w:r>
               <w:rPr>
-                <w:rFonts w:ascii="Bitstream Charter" w:hAnsi="Bitstream Charter"/>
+                <w:rFonts w:ascii="Cinzel" w:hAnsi="Cinzel"/>
                 <w:b/>
                 <w:color w:val="B08625"/>
                 <w:sz w:val="20"/>
@@ -18947,7 +19007,7 @@
             </w:pPr>
             <w:r>
               <w:rPr>
-                <w:rFonts w:ascii="Bitstream Charter" w:hAnsi="Bitstream Charter"/>
+                <w:rFonts w:ascii="Cinzel" w:hAnsi="Cinzel"/>
                 <w:b/>
                 <w:color w:val="B08625"/>
                 <w:sz w:val="20"/>
@@ -18963,7 +19023,7 @@
             </w:pPr>
             <w:r>
               <w:rPr>
-                <w:rFonts w:ascii="Bitstream Charter" w:hAnsi="Bitstream Charter"/>
+                <w:rFonts w:ascii="Cormorant Garamond" w:hAnsi="Cormorant Garamond"/>
                 <w:b/>
                 <w:color w:val="B08625"/>
                 <w:sz w:val="20"/>
@@ -18997,7 +19057,7 @@
             </w:pPr>
             <w:r>
               <w:rPr>
-                <w:rFonts w:ascii="Liberation Serif" w:hAnsi="Liberation Serif"/>
+                <w:rFonts w:ascii="Cormorant Garamond" w:hAnsi="Cormorant Garamond"/>
                 <w:i/>
                 <w:color w:val="DCE3F0"/>
                 <w:sz w:val="25"/>
@@ -19027,7 +19087,7 @@
             </w:pPr>
             <w:r>
               <w:rPr>
-                <w:rFonts w:ascii="Bitstream Charter" w:hAnsi="Bitstream Charter"/>
+                <w:rFonts w:ascii="Cinzel" w:hAnsi="Cinzel"/>
                 <w:b/>
                 <w:color w:val="B08625"/>
                 <w:sz w:val="20"/>
@@ -19051,7 +19111,7 @@
             </w:pPr>
             <w:r>
               <w:rPr>
-                <w:rFonts w:ascii="Bitstream Charter" w:hAnsi="Bitstream Charter"/>
+                <w:rFonts w:ascii="Cinzel" w:hAnsi="Cinzel"/>
                 <w:b/>
                 <w:color w:val="B08625"/>
                 <w:sz w:val="20"/>
@@ -19075,7 +19135,7 @@
             </w:pPr>
             <w:r>
               <w:rPr>
-                <w:rFonts w:ascii="Bitstream Charter" w:hAnsi="Bitstream Charter"/>
+                <w:rFonts w:ascii="Cinzel" w:hAnsi="Cinzel"/>
                 <w:b/>
                 <w:color w:val="B08625"/>
                 <w:sz w:val="20"/>
@@ -19099,7 +19159,7 @@
             </w:pPr>
             <w:r>
               <w:rPr>
-                <w:rFonts w:ascii="Bitstream Charter" w:hAnsi="Bitstream Charter"/>
+                <w:rFonts w:ascii="Cinzel" w:hAnsi="Cinzel"/>
                 <w:b/>
                 <w:color w:val="B08625"/>
                 <w:sz w:val="20"/>
@@ -19123,7 +19183,7 @@
             </w:pPr>
             <w:r>
               <w:rPr>
-                <w:rFonts w:ascii="Bitstream Charter" w:hAnsi="Bitstream Charter"/>
+                <w:rFonts w:ascii="Cinzel" w:hAnsi="Cinzel"/>
                 <w:b/>
                 <w:color w:val="B08625"/>
                 <w:sz w:val="20"/>
@@ -25077,7 +25137,7 @@
             </w:pPr>
             <w:r>
               <w:rPr>
-                <w:rFonts w:ascii="Bitstream Charter" w:hAnsi="Bitstream Charter"/>
+                <w:rFonts w:ascii="Cinzel" w:hAnsi="Cinzel"/>
                 <w:b/>
                 <w:color w:val="B08625"/>
                 <w:sz w:val="20"/>
@@ -25093,7 +25153,7 @@
             </w:pPr>
             <w:r>
               <w:rPr>
-                <w:rFonts w:ascii="Bitstream Charter" w:hAnsi="Bitstream Charter"/>
+                <w:rFonts w:ascii="Cormorant Garamond" w:hAnsi="Cormorant Garamond"/>
                 <w:b/>
                 <w:color w:val="B08625"/>
                 <w:sz w:val="20"/>
@@ -25127,7 +25187,7 @@
             </w:pPr>
             <w:r>
               <w:rPr>
-                <w:rFonts w:ascii="Liberation Serif" w:hAnsi="Liberation Serif"/>
+                <w:rFonts w:ascii="Cormorant Garamond" w:hAnsi="Cormorant Garamond"/>
                 <w:i/>
                 <w:color w:val="DCE3F0"/>
                 <w:sz w:val="25"/>
@@ -25157,7 +25217,7 @@
             </w:pPr>
             <w:r>
               <w:rPr>
-                <w:rFonts w:ascii="Bitstream Charter" w:hAnsi="Bitstream Charter"/>
+                <w:rFonts w:ascii="Cinzel" w:hAnsi="Cinzel"/>
                 <w:b/>
                 <w:color w:val="B08625"/>
                 <w:sz w:val="20"/>
@@ -25181,7 +25241,7 @@
             </w:pPr>
             <w:r>
               <w:rPr>
-                <w:rFonts w:ascii="Bitstream Charter" w:hAnsi="Bitstream Charter"/>
+                <w:rFonts w:ascii="Cinzel" w:hAnsi="Cinzel"/>
                 <w:b/>
                 <w:color w:val="B08625"/>
                 <w:sz w:val="20"/>
@@ -25205,7 +25265,7 @@
             </w:pPr>
             <w:r>
               <w:rPr>
-                <w:rFonts w:ascii="Bitstream Charter" w:hAnsi="Bitstream Charter"/>
+                <w:rFonts w:ascii="Cinzel" w:hAnsi="Cinzel"/>
                 <w:b/>
                 <w:color w:val="B08625"/>
                 <w:sz w:val="20"/>
@@ -25229,7 +25289,7 @@
             </w:pPr>
             <w:r>
               <w:rPr>
-                <w:rFonts w:ascii="Bitstream Charter" w:hAnsi="Bitstream Charter"/>
+                <w:rFonts w:ascii="Cinzel" w:hAnsi="Cinzel"/>
                 <w:b/>
                 <w:color w:val="B08625"/>
                 <w:sz w:val="20"/>
@@ -25253,7 +25313,7 @@
             </w:pPr>
             <w:r>
               <w:rPr>
-                <w:rFonts w:ascii="Bitstream Charter" w:hAnsi="Bitstream Charter"/>
+                <w:rFonts w:ascii="Cinzel" w:hAnsi="Cinzel"/>
                 <w:b/>
                 <w:color w:val="B08625"/>
                 <w:sz w:val="20"/>
@@ -29629,7 +29689,7 @@
       </w:pPr>
       <w:r>
         <w:rPr>
-          <w:rFonts w:ascii="Liberation Serif" w:hAnsi="Liberation Serif"/>
+          <w:rFonts w:ascii="Cormorant Garamond" w:hAnsi="Cormorant Garamond"/>
           <w:i/>
           <w:color w:val="122A4E"/>
           <w:sz w:val="30"/>
@@ -29715,7 +29775,7 @@
             </w:pPr>
             <w:r>
               <w:rPr>
-                <w:rFonts w:ascii="Bitstream Charter" w:hAnsi="Bitstream Charter"/>
+                <w:rFonts w:ascii="Cinzel" w:hAnsi="Cinzel"/>
                 <w:color w:val="B08625"/>
                 <w:b/>
                 <w:sz w:val="108"/>
@@ -29729,7 +29789,7 @@
             </w:pPr>
             <w:r>
               <w:rPr>
-                <w:rFonts w:ascii="Bitstream Charter" w:hAnsi="Bitstream Charter"/>
+                <w:rFonts w:ascii="Cormorant Garamond" w:hAnsi="Cormorant Garamond"/>
                 <w:b/>
                 <w:color w:val="B08625"/>
                 <w:sz w:val="20"/>
@@ -29763,7 +29823,7 @@
             </w:pPr>
             <w:r>
               <w:rPr>
-                <w:rFonts w:ascii="Liberation Serif" w:hAnsi="Liberation Serif"/>
+                <w:rFonts w:ascii="Cormorant Garamond" w:hAnsi="Cormorant Garamond"/>
                 <w:i/>
                 <w:color w:val="DCE3F0"/>
                 <w:sz w:val="25"/>
@@ -29793,7 +29853,7 @@
             </w:pPr>
             <w:r>
               <w:rPr>
-                <w:rFonts w:ascii="Bitstream Charter" w:hAnsi="Bitstream Charter"/>
+                <w:rFonts w:ascii="Cinzel" w:hAnsi="Cinzel"/>
                 <w:b/>
                 <w:color w:val="B08625"/>
                 <w:sz w:val="20"/>
@@ -29817,7 +29877,7 @@
             </w:pPr>
             <w:r>
               <w:rPr>
-                <w:rFonts w:ascii="Bitstream Charter" w:hAnsi="Bitstream Charter"/>
+                <w:rFonts w:ascii="Cinzel" w:hAnsi="Cinzel"/>
                 <w:b/>
                 <w:color w:val="B08625"/>
                 <w:sz w:val="20"/>
@@ -29841,7 +29901,7 @@
             </w:pPr>
             <w:r>
               <w:rPr>
-                <w:rFonts w:ascii="Bitstream Charter" w:hAnsi="Bitstream Charter"/>
+                <w:rFonts w:ascii="Cinzel" w:hAnsi="Cinzel"/>
                 <w:b/>
                 <w:color w:val="B08625"/>
                 <w:sz w:val="20"/>
@@ -29865,7 +29925,7 @@
             </w:pPr>
             <w:r>
               <w:rPr>
-                <w:rFonts w:ascii="Bitstream Charter" w:hAnsi="Bitstream Charter"/>
+                <w:rFonts w:ascii="Cinzel" w:hAnsi="Cinzel"/>
                 <w:b/>
                 <w:color w:val="B08625"/>
                 <w:sz w:val="20"/>
@@ -29889,7 +29949,7 @@
             </w:pPr>
             <w:r>
               <w:rPr>
-                <w:rFonts w:ascii="Bitstream Charter" w:hAnsi="Bitstream Charter"/>
+                <w:rFonts w:ascii="Cinzel" w:hAnsi="Cinzel"/>
                 <w:b/>
                 <w:color w:val="B08625"/>
                 <w:sz w:val="20"/>
@@ -34150,7 +34210,7 @@
             </w:pPr>
             <w:r>
               <w:rPr>
-                <w:rFonts w:ascii="Bitstream Charter" w:hAnsi="Bitstream Charter"/>
+                <w:rFonts w:ascii="Cinzel" w:hAnsi="Cinzel"/>
                 <w:b/>
                 <w:color w:val="B08625"/>
                 <w:sz w:val="20"/>
@@ -34166,7 +34226,7 @@
             </w:pPr>
             <w:r>
               <w:rPr>
-                <w:rFonts w:ascii="Bitstream Charter" w:hAnsi="Bitstream Charter"/>
+                <w:rFonts w:ascii="Cormorant Garamond" w:hAnsi="Cormorant Garamond"/>
                 <w:b/>
                 <w:color w:val="B08625"/>
                 <w:sz w:val="20"/>
@@ -34200,7 +34260,7 @@
             </w:pPr>
             <w:r>
               <w:rPr>
-                <w:rFonts w:ascii="Liberation Serif" w:hAnsi="Liberation Serif"/>
+                <w:rFonts w:ascii="Cormorant Garamond" w:hAnsi="Cormorant Garamond"/>
                 <w:i/>
                 <w:color w:val="DCE3F0"/>
                 <w:sz w:val="25"/>
@@ -34230,7 +34290,7 @@
             </w:pPr>
             <w:r>
               <w:rPr>
-                <w:rFonts w:ascii="Bitstream Charter" w:hAnsi="Bitstream Charter"/>
+                <w:rFonts w:ascii="Cinzel" w:hAnsi="Cinzel"/>
                 <w:b/>
                 <w:color w:val="B08625"/>
                 <w:sz w:val="20"/>
@@ -34254,7 +34314,7 @@
             </w:pPr>
             <w:r>
               <w:rPr>
-                <w:rFonts w:ascii="Bitstream Charter" w:hAnsi="Bitstream Charter"/>
+                <w:rFonts w:ascii="Cinzel" w:hAnsi="Cinzel"/>
                 <w:b/>
                 <w:color w:val="B08625"/>
                 <w:sz w:val="20"/>
@@ -34278,7 +34338,7 @@
             </w:pPr>
             <w:r>
               <w:rPr>
-                <w:rFonts w:ascii="Bitstream Charter" w:hAnsi="Bitstream Charter"/>
+                <w:rFonts w:ascii="Cinzel" w:hAnsi="Cinzel"/>
                 <w:b/>
                 <w:color w:val="B08625"/>
                 <w:sz w:val="20"/>
@@ -34302,7 +34362,7 @@
             </w:pPr>
             <w:r>
               <w:rPr>
-                <w:rFonts w:ascii="Bitstream Charter" w:hAnsi="Bitstream Charter"/>
+                <w:rFonts w:ascii="Cinzel" w:hAnsi="Cinzel"/>
                 <w:b/>
                 <w:color w:val="B08625"/>
                 <w:sz w:val="20"/>
@@ -34326,7 +34386,7 @@
             </w:pPr>
             <w:r>
               <w:rPr>
-                <w:rFonts w:ascii="Bitstream Charter" w:hAnsi="Bitstream Charter"/>
+                <w:rFonts w:ascii="Cinzel" w:hAnsi="Cinzel"/>
                 <w:b/>
                 <w:color w:val="B08625"/>
                 <w:sz w:val="20"/>
@@ -38549,7 +38609,7 @@
             </w:pPr>
             <w:r>
               <w:rPr>
-                <w:rFonts w:ascii="Bitstream Charter" w:hAnsi="Bitstream Charter"/>
+                <w:rFonts w:ascii="Cinzel" w:hAnsi="Cinzel"/>
                 <w:b/>
                 <w:color w:val="B08625"/>
                 <w:sz w:val="20"/>
@@ -38565,7 +38625,7 @@
             </w:pPr>
             <w:r>
               <w:rPr>
-                <w:rFonts w:ascii="Bitstream Charter" w:hAnsi="Bitstream Charter"/>
+                <w:rFonts w:ascii="Cormorant Garamond" w:hAnsi="Cormorant Garamond"/>
                 <w:b/>
                 <w:color w:val="B08625"/>
                 <w:sz w:val="20"/>
@@ -38599,7 +38659,7 @@
             </w:pPr>
             <w:r>
               <w:rPr>
-                <w:rFonts w:ascii="Liberation Serif" w:hAnsi="Liberation Serif"/>
+                <w:rFonts w:ascii="Cormorant Garamond" w:hAnsi="Cormorant Garamond"/>
                 <w:i/>
                 <w:color w:val="DCE3F0"/>
                 <w:sz w:val="25"/>
@@ -38629,7 +38689,7 @@
             </w:pPr>
             <w:r>
               <w:rPr>
-                <w:rFonts w:ascii="Bitstream Charter" w:hAnsi="Bitstream Charter"/>
+                <w:rFonts w:ascii="Cinzel" w:hAnsi="Cinzel"/>
                 <w:b/>
                 <w:color w:val="B08625"/>
                 <w:sz w:val="20"/>
@@ -38653,7 +38713,7 @@
             </w:pPr>
             <w:r>
               <w:rPr>
-                <w:rFonts w:ascii="Bitstream Charter" w:hAnsi="Bitstream Charter"/>
+                <w:rFonts w:ascii="Cinzel" w:hAnsi="Cinzel"/>
                 <w:b/>
                 <w:color w:val="B08625"/>
                 <w:sz w:val="20"/>
@@ -38677,7 +38737,7 @@
             </w:pPr>
             <w:r>
               <w:rPr>
-                <w:rFonts w:ascii="Bitstream Charter" w:hAnsi="Bitstream Charter"/>
+                <w:rFonts w:ascii="Cinzel" w:hAnsi="Cinzel"/>
                 <w:b/>
                 <w:color w:val="B08625"/>
                 <w:sz w:val="20"/>
@@ -38701,7 +38761,7 @@
             </w:pPr>
             <w:r>
               <w:rPr>
-                <w:rFonts w:ascii="Bitstream Charter" w:hAnsi="Bitstream Charter"/>
+                <w:rFonts w:ascii="Cinzel" w:hAnsi="Cinzel"/>
                 <w:b/>
                 <w:color w:val="B08625"/>
                 <w:sz w:val="20"/>
@@ -38725,7 +38785,7 @@
             </w:pPr>
             <w:r>
               <w:rPr>
-                <w:rFonts w:ascii="Bitstream Charter" w:hAnsi="Bitstream Charter"/>
+                <w:rFonts w:ascii="Cinzel" w:hAnsi="Cinzel"/>
                 <w:b/>
                 <w:color w:val="B08625"/>
                 <w:sz w:val="20"/>
@@ -42137,7 +42197,7 @@
             </w:pPr>
             <w:r>
               <w:rPr>
-                <w:rFonts w:ascii="Bitstream Charter" w:hAnsi="Bitstream Charter"/>
+                <w:rFonts w:ascii="Cinzel" w:hAnsi="Cinzel"/>
                 <w:b/>
                 <w:color w:val="B08625"/>
                 <w:sz w:val="20"/>
@@ -42153,7 +42213,7 @@
             </w:pPr>
             <w:r>
               <w:rPr>
-                <w:rFonts w:ascii="Bitstream Charter" w:hAnsi="Bitstream Charter"/>
+                <w:rFonts w:ascii="Cormorant Garamond" w:hAnsi="Cormorant Garamond"/>
                 <w:b/>
                 <w:color w:val="B08625"/>
                 <w:sz w:val="20"/>
@@ -42187,7 +42247,7 @@
             </w:pPr>
             <w:r>
               <w:rPr>
-                <w:rFonts w:ascii="Liberation Serif" w:hAnsi="Liberation Serif"/>
+                <w:rFonts w:ascii="Cormorant Garamond" w:hAnsi="Cormorant Garamond"/>
                 <w:i/>
                 <w:color w:val="DCE3F0"/>
                 <w:sz w:val="25"/>
@@ -42217,7 +42277,7 @@
             </w:pPr>
             <w:r>
               <w:rPr>
-                <w:rFonts w:ascii="Bitstream Charter" w:hAnsi="Bitstream Charter"/>
+                <w:rFonts w:ascii="Cinzel" w:hAnsi="Cinzel"/>
                 <w:b/>
                 <w:color w:val="B08625"/>
                 <w:sz w:val="20"/>
@@ -42241,7 +42301,7 @@
             </w:pPr>
             <w:r>
               <w:rPr>
-                <w:rFonts w:ascii="Bitstream Charter" w:hAnsi="Bitstream Charter"/>
+                <w:rFonts w:ascii="Cinzel" w:hAnsi="Cinzel"/>
                 <w:b/>
                 <w:color w:val="B08625"/>
                 <w:sz w:val="20"/>
@@ -42265,7 +42325,7 @@
             </w:pPr>
             <w:r>
               <w:rPr>
-                <w:rFonts w:ascii="Bitstream Charter" w:hAnsi="Bitstream Charter"/>
+                <w:rFonts w:ascii="Cinzel" w:hAnsi="Cinzel"/>
                 <w:b/>
                 <w:color w:val="B08625"/>
                 <w:sz w:val="20"/>
@@ -42289,7 +42349,7 @@
             </w:pPr>
             <w:r>
               <w:rPr>
-                <w:rFonts w:ascii="Bitstream Charter" w:hAnsi="Bitstream Charter"/>
+                <w:rFonts w:ascii="Cinzel" w:hAnsi="Cinzel"/>
                 <w:b/>
                 <w:color w:val="B08625"/>
                 <w:sz w:val="20"/>
@@ -42313,7 +42373,7 @@
             </w:pPr>
             <w:r>
               <w:rPr>
-                <w:rFonts w:ascii="Bitstream Charter" w:hAnsi="Bitstream Charter"/>
+                <w:rFonts w:ascii="Cinzel" w:hAnsi="Cinzel"/>
                 <w:b/>
                 <w:color w:val="B08625"/>
                 <w:sz w:val="20"/>
@@ -42337,7 +42397,7 @@
             </w:pPr>
             <w:r>
               <w:rPr>
-                <w:rFonts w:ascii="Bitstream Charter" w:hAnsi="Bitstream Charter"/>
+                <w:rFonts w:ascii="Cinzel" w:hAnsi="Cinzel"/>
                 <w:b/>
                 <w:color w:val="B08625"/>
                 <w:sz w:val="20"/>
@@ -50887,7 +50947,7 @@
             </w:pPr>
             <w:r>
               <w:rPr>
-                <w:rFonts w:ascii="Bitstream Charter" w:hAnsi="Bitstream Charter"/>
+                <w:rFonts w:ascii="Cormorant Garamond" w:hAnsi="Cormorant Garamond"/>
                 <w:color w:val="B08625"/>
                 <w:sz w:val="64"/>
               </w:rPr>
@@ -50901,7 +50961,7 @@
             </w:pPr>
             <w:r>
               <w:rPr>
-                <w:rFonts w:ascii="Liberation Serif" w:hAnsi="Liberation Serif"/>
+                <w:rFonts w:ascii="Cormorant Garamond" w:hAnsi="Cormorant Garamond"/>
                 <w:i/>
                 <w:color w:val="FFFFFF"/>
                 <w:sz w:val="34"/>
@@ -53446,7 +53506,7 @@
             </w:pPr>
             <w:r>
               <w:rPr>
-                <w:rFonts w:ascii="Bitstream Charter" w:hAnsi="Bitstream Charter"/>
+                <w:rFonts w:ascii="Cinzel" w:hAnsi="Cinzel"/>
                 <w:b/>
                 <w:color w:val="B08625"/>
                 <w:sz w:val="20"/>
@@ -53463,7 +53523,7 @@
             </w:pPr>
             <w:r>
               <w:rPr>
-                <w:rFonts w:ascii="Liberation Serif" w:hAnsi="Liberation Serif"/>
+                <w:rFonts w:ascii="Cormorant Garamond" w:hAnsi="Cormorant Garamond"/>
                 <w:i/>
                 <w:color w:val="DCE3F0"/>
                 <w:sz w:val="22"/>
@@ -53597,14 +53657,6 @@
       <w:instrText xml:space="preserve">NUMPAGES</w:instrText>
       <w:fldChar w:fldCharType="end"/>
     </w:r>
-    <w:r>
-      <w:rPr>
-        <w:rFonts w:ascii="Liberation Sans" w:hAnsi="Liberation Sans"/>
-        <w:color w:val="5B6372"/>
-        <w:sz w:val="16"/>
-      </w:rPr>
-      <w:t xml:space="preserve">  ·  Confidential — Institutional Planning Document</w:t>
-    </w:r>
   </w:p>
 </w:ftr>
 </file>
@@ -53649,29 +53701,31 @@
       </w:tabs>
       <w:spacing w:after="0"/>
       <w:pBdr>
-        <w:bottom w:val="single" w:sz="6" w:space="4" w:color="B08625"/>
+        <w:bottom w:val="single" w:sz="4" w:space="4" w:color="D8DCE5"/>
       </w:pBdr>
     </w:pPr>
     <w:r/>
     <w:r>
       <w:rPr>
-        <w:rFonts w:ascii="Liberation Sans" w:hAnsi="Liberation Sans"/>
-        <w:b/>
+        <w:rFonts w:ascii="Cinzel" w:hAnsi="Cinzel"/>
+        <w:b w:val="0"/>
         <w:caps/>
+        <w:smallCaps/>
         <w:color w:val="122A4E"/>
-        <w:sz w:val="16"/>
+        <w:sz w:val="17"/>
+        <w:spacing w:val="14"/>
       </w:rPr>
-      <w:t>AL-MULK INTERNATIONAL UNIVERSITY</w:t>
+      <w:t>Al-Mulk International University</w:t>
     </w:r>
     <w:r>
       <w:tab/>
     </w:r>
     <w:r>
       <w:rPr>
-        <w:rFonts w:ascii="Liberation Sans" w:hAnsi="Liberation Sans"/>
+        <w:rFonts w:ascii="Cormorant Garamond" w:hAnsi="Cormorant Garamond"/>
         <w:i/>
         <w:color w:val="5B6372"/>
-        <w:sz w:val="16"/>
+        <w:sz w:val="19"/>
       </w:rPr>
       <w:t>Strategic Implementation Blueprint 2028–2050</w:t>
     </w:r>
@@ -54087,10 +54141,11 @@
       <w:spacing w:after="160" w:before="0" w:line="283" w:lineRule="auto"/>
     </w:pPr>
     <w:rPr>
-      <w:rFonts w:ascii="Liberation Sans" w:cs="Liberation Sans" w:eastAsia="Liberation Sans" w:hAnsi="Liberation Sans"/>
+      <w:rFonts w:ascii="Bitstream Charter" w:cs="Bitstream Charter" w:eastAsia="Bitstream Charter" w:hAnsi="Bitstream Charter"/>
       <w:b w:val="0"/>
       <w:i w:val="0"/>
       <w:caps w:val="0"/>
+      <w:smallCaps w:val="0"/>
       <w:color w:val="1A1F2B"/>
       <w:sz w:val="21"/>
     </w:rPr>
@@ -54105,10 +54160,11 @@
     </w:pPr>
     <w:qFormat/>
     <w:rPr>
-      <w:rFonts w:ascii="Liberation Sans" w:cs="Liberation Sans" w:eastAsia="Liberation Sans" w:hAnsi="Liberation Sans"/>
+      <w:rFonts w:ascii="Bitstream Charter" w:cs="Bitstream Charter" w:eastAsia="Bitstream Charter" w:hAnsi="Bitstream Charter"/>
       <w:b w:val="0"/>
       <w:i w:val="0"/>
       <w:caps w:val="0"/>
+      <w:smallCaps w:val="0"/>
       <w:color w:val="1A1F2B"/>
       <w:sz w:val="21"/>
     </w:rPr>
@@ -54123,10 +54179,11 @@
       <w:spacing w:after="120" w:before="0" w:line="283" w:lineRule="auto"/>
     </w:pPr>
     <w:rPr>
-      <w:rFonts w:ascii="Liberation Sans" w:cs="Liberation Sans" w:eastAsia="Liberation Sans" w:hAnsi="Liberation Sans"/>
+      <w:rFonts w:ascii="Bitstream Charter" w:cs="Bitstream Charter" w:eastAsia="Bitstream Charter" w:hAnsi="Bitstream Charter"/>
       <w:b w:val="0"/>
       <w:i w:val="0"/>
       <w:caps w:val="0"/>
+      <w:smallCaps w:val="0"/>
       <w:color w:val="1A1F2B"/>
       <w:sz w:val="21"/>
     </w:rPr>
@@ -54140,10 +54197,11 @@
       <w:spacing w:after="120" w:before="0" w:line="283" w:lineRule="auto"/>
     </w:pPr>
     <w:rPr>
-      <w:rFonts w:ascii="Liberation Sans" w:cs="Liberation Sans" w:eastAsia="Liberation Sans" w:hAnsi="Liberation Sans"/>
+      <w:rFonts w:ascii="Bitstream Charter" w:cs="Bitstream Charter" w:eastAsia="Bitstream Charter" w:hAnsi="Bitstream Charter"/>
       <w:b w:val="0"/>
       <w:i w:val="0"/>
       <w:caps w:val="0"/>
+      <w:smallCaps w:val="0"/>
       <w:color w:val="1A1F2B"/>
       <w:sz w:val="21"/>
     </w:rPr>
@@ -54160,14 +54218,16 @@
       <w:jc w:val="left"/>
     </w:pPr>
     <w:rPr>
-      <w:rFonts w:ascii="Bitstream Charter" w:asciiTheme="majorHAnsi" w:cs="Bitstream Charter" w:cstheme="majorBidi" w:eastAsia="Bitstream Charter" w:eastAsiaTheme="majorEastAsia" w:hAnsi="Bitstream Charter" w:hAnsiTheme="majorHAnsi"/>
+      <w:rFonts w:ascii="Cormorant Garamond" w:cs="Cormorant Garamond" w:eastAsia="Cormorant Garamond" w:hAnsi="Cormorant Garamond"/>
       <w:b/>
       <w:bCs/>
       <w:i w:val="0"/>
       <w:caps w:val="0"/>
+      <w:smallCaps w:val="0"/>
       <w:color w:val="122A4E"/>
-      <w:sz w:val="60"/>
+      <w:sz w:val="68"/>
       <w:szCs w:val="36"/>
+      <w:spacing w:val="6"/>
     </w:rPr>
   </w:style>
   <w:style w:styleId="Subtitle" w:type="paragraph">
@@ -54182,12 +54242,13 @@
       <w:jc w:val="center"/>
     </w:pPr>
     <w:rPr>
-      <w:rFonts w:ascii="Liberation Sans" w:cs="Liberation Sans" w:eastAsia="Liberation Sans" w:hAnsi="Liberation Sans"/>
+      <w:rFonts w:ascii="Cormorant Garamond" w:cs="Cormorant Garamond" w:eastAsia="Cormorant Garamond" w:hAnsi="Cormorant Garamond"/>
       <w:b w:val="0"/>
       <w:i/>
       <w:caps w:val="0"/>
+      <w:smallCaps w:val="0"/>
       <w:color w:val="B08625"/>
-      <w:sz w:val="30"/>
+      <w:sz w:val="34"/>
       <w:szCs w:val="30"/>
     </w:rPr>
   </w:style>
@@ -54269,14 +54330,16 @@
       </w:pBdr>
     </w:pPr>
     <w:rPr>
-      <w:rFonts w:ascii="Bitstream Charter" w:asciiTheme="majorHAnsi" w:cs="Bitstream Charter" w:cstheme="majorBidi" w:eastAsia="Bitstream Charter" w:eastAsiaTheme="majorEastAsia" w:hAnsi="Bitstream Charter" w:hAnsiTheme="majorHAnsi"/>
+      <w:rFonts w:ascii="Cormorant Garamond" w:cs="Cormorant Garamond" w:eastAsia="Cormorant Garamond" w:hAnsi="Cormorant Garamond"/>
       <w:b/>
       <w:bCs/>
       <w:i w:val="0"/>
       <w:caps w:val="0"/>
+      <w:smallCaps w:val="0"/>
       <w:color w:val="122A4E"/>
-      <w:sz w:val="54"/>
+      <w:sz w:val="64"/>
       <w:szCs w:val="32"/>
+      <w:spacing w:val="4"/>
     </w:rPr>
   </w:style>
   <w:style w:styleId="Heading2" w:type="paragraph">
@@ -54296,13 +54359,14 @@
       </w:pBdr>
     </w:pPr>
     <w:rPr>
-      <w:rFonts w:ascii="Bitstream Charter" w:asciiTheme="majorHAnsi" w:cs="Bitstream Charter" w:cstheme="majorBidi" w:eastAsia="Bitstream Charter" w:eastAsiaTheme="majorEastAsia" w:hAnsi="Bitstream Charter" w:hAnsiTheme="majorHAnsi"/>
+      <w:rFonts w:ascii="Cormorant Garamond SemiBold" w:cs="Cormorant Garamond SemiBold" w:eastAsia="Cormorant Garamond SemiBold" w:hAnsi="Cormorant Garamond SemiBold"/>
       <w:b/>
       <w:bCs/>
       <w:i w:val="0"/>
       <w:caps w:val="0"/>
+      <w:smallCaps w:val="0"/>
       <w:color w:val="122A4E"/>
-      <w:sz w:val="31"/>
+      <w:sz w:val="38"/>
       <w:szCs w:val="28"/>
     </w:rPr>
   </w:style>
@@ -54320,11 +54384,12 @@
       <w:outlineLvl w:val="2"/>
     </w:pPr>
     <w:rPr>
-      <w:rFonts w:ascii="Liberation Sans" w:asciiTheme="majorHAnsi" w:cs="Liberation Sans" w:cstheme="majorBidi" w:eastAsia="Liberation Sans" w:eastAsiaTheme="majorEastAsia" w:hAnsi="Liberation Sans" w:hAnsiTheme="majorHAnsi"/>
+      <w:rFonts w:ascii="Liberation Sans" w:cs="Liberation Sans" w:eastAsia="Liberation Sans" w:hAnsi="Liberation Sans"/>
       <w:b/>
       <w:bCs/>
       <w:i w:val="0"/>
       <w:caps w:val="0"/>
+      <w:smallCaps w:val="0"/>
       <w:color w:val="B08625"/>
       <w:sz w:val="24"/>
       <w:szCs w:val="24"/>
@@ -54344,11 +54409,12 @@
       <w:outlineLvl w:val="3"/>
     </w:pPr>
     <w:rPr>
-      <w:rFonts w:ascii="Liberation Sans" w:asciiTheme="majorHAnsi" w:cs="Liberation Sans" w:cstheme="majorBidi" w:eastAsia="Liberation Sans" w:eastAsiaTheme="majorEastAsia" w:hAnsi="Liberation Sans" w:hAnsiTheme="majorHAnsi"/>
+      <w:rFonts w:ascii="Liberation Sans" w:cs="Liberation Sans" w:eastAsia="Liberation Sans" w:hAnsi="Liberation Sans"/>
       <w:i/>
       <w:b/>
       <w:bCs/>
       <w:caps w:val="0"/>
+      <w:smallCaps w:val="0"/>
       <w:color w:val="122A4E"/>
       <w:sz w:val="21"/>
       <w:szCs w:val="24"/>
@@ -54468,12 +54534,13 @@
       <w:ind w:firstLine="0" w:left="480" w:right="480"/>
     </w:pPr>
     <w:rPr>
-      <w:rFonts w:ascii="Liberation Serif" w:cs="Liberation Serif" w:eastAsia="Liberation Serif" w:hAnsi="Liberation Serif"/>
+      <w:rFonts w:ascii="Cormorant Garamond" w:cs="Cormorant Garamond" w:eastAsia="Cormorant Garamond" w:hAnsi="Cormorant Garamond"/>
       <w:b w:val="0"/>
       <w:i/>
       <w:caps w:val="0"/>
+      <w:smallCaps w:val="0"/>
       <w:color w:val="122A4E"/>
-      <w:sz w:val="26"/>
+      <w:sz w:val="32"/>
     </w:rPr>
   </w:style>
   <w:style w:styleId="FootnoteText" w:type="paragraph">
@@ -54519,7 +54586,7 @@
       <w:tcPr>
         <w:shd w:fill="DCE3F0" w:val="clear"/>
         <w:tcBorders>
-          <w:bottom w:color="B08625" w:sz="12" w:val="single"/>
+          <w:bottom w:color="122A4E" w:sz="12" w:val="single"/>
         </w:tcBorders>
         <w:vAlign w:val="center"/>
         <w:tcMar>
@@ -54573,8 +54640,10 @@
       <w:b/>
       <w:i w:val="0"/>
       <w:caps w:val="0"/>
+      <w:smallCaps/>
       <w:color w:val="B08625"/>
-      <w:sz w:val="19"/>
+      <w:sz w:val="20"/>
+      <w:spacing w:val="6"/>
     </w:rPr>
   </w:style>
   <w:style w:customStyle="1" w:styleId="TableCaption" w:type="paragraph">
@@ -54643,13 +54712,15 @@
       <w:outlineLvl w:val="9"/>
     </w:pPr>
     <w:rPr>
-      <w:rFonts w:ascii="Bitstream Charter" w:asciiTheme="majorHAnsi" w:cs="Bitstream Charter" w:cstheme="majorBidi" w:eastAsia="Bitstream Charter" w:eastAsiaTheme="majorEastAsia" w:hAnsi="Bitstream Charter" w:hAnsiTheme="majorHAnsi"/>
+      <w:rFonts w:ascii="Cormorant Garamond" w:cs="Cormorant Garamond" w:eastAsia="Cormorant Garamond" w:hAnsi="Cormorant Garamond"/>
       <w:b/>
       <w:bCs w:val="0"/>
       <w:i w:val="0"/>
       <w:caps w:val="0"/>
+      <w:smallCaps w:val="0"/>
       <w:color w:val="122A4E"/>
-      <w:sz w:val="44"/>
+      <w:sz w:val="52"/>
+      <w:spacing w:val="3"/>
     </w:rPr>
   </w:style>
   <w:style w:customStyle="1" w:styleId="SectionKicker" w:type="paragraph">
@@ -54660,10 +54731,11 @@
       <w:spacing w:after="40" w:before="440" w:line="264" w:lineRule="auto"/>
     </w:pPr>
     <w:rPr>
-      <w:rFonts w:ascii="Liberation Sans" w:cs="Liberation Sans" w:eastAsia="Liberation Sans" w:hAnsi="Liberation Sans"/>
+      <w:rFonts w:ascii="Cinzel" w:cs="Cinzel" w:eastAsia="Cinzel" w:hAnsi="Cinzel"/>
       <w:b/>
       <w:i w:val="0"/>
       <w:caps/>
+      <w:smallCaps w:val="0"/>
       <w:color w:val="B08625"/>
       <w:sz w:val="19"/>
       <w:spacing w:val="22"/>
@@ -54677,10 +54749,11 @@
       <w:spacing w:after="40" w:before="0" w:line="264" w:lineRule="auto"/>
     </w:pPr>
     <w:rPr>
-      <w:rFonts w:ascii="Liberation Sans" w:cs="Liberation Sans" w:eastAsia="Liberation Sans" w:hAnsi="Liberation Sans"/>
+      <w:rFonts w:ascii="Cinzel" w:cs="Cinzel" w:eastAsia="Cinzel" w:hAnsi="Cinzel"/>
       <w:b/>
       <w:i w:val="0"/>
       <w:caps/>
+      <w:smallCaps w:val="0"/>
       <w:color w:val="B08625"/>
       <w:sz w:val="22"/>
       <w:spacing w:val="30"/>
@@ -54694,12 +54767,13 @@
       <w:spacing w:after="360" w:before="80" w:line="324" w:lineRule="auto"/>
     </w:pPr>
     <w:rPr>
-      <w:rFonts w:ascii="Liberation Serif" w:cs="Liberation Serif" w:eastAsia="Liberation Serif" w:hAnsi="Liberation Serif"/>
+      <w:rFonts w:ascii="Cormorant Garamond" w:cs="Cormorant Garamond" w:eastAsia="Cormorant Garamond" w:hAnsi="Cormorant Garamond"/>
       <w:b w:val="0"/>
       <w:i/>
       <w:caps w:val="0"/>
+      <w:smallCaps w:val="0"/>
       <w:color w:val="122A4E"/>
-      <w:sz w:val="27"/>
+      <w:sz w:val="33"/>
     </w:rPr>
   </w:style>
   <w:style w:type="paragraph" w:customStyle="1" w:styleId="SourceCode">

--- a/AMIU_Strategic_Blueprint_2028-2050_Publication_Edition.docx
+++ b/AMIU_Strategic_Blueprint_2028-2050_Publication_Edition.docx
@@ -197,6 +197,9 @@
       </w:r>
     </w:p>
     <w:p>
+      <w:pPr>
+        <w:jc w:val="both"/>
+      </w:pPr>
       <w:r>
         <w:br w:type="page"/>
       </w:r>
@@ -233,11 +236,13 @@
     <w:p>
       <w:pPr>
         <w:pStyle w:val="FirstParagraph"/>
-      </w:pPr>
-    </w:p>
-    <w:p>
-      <w:pPr>
-        <w:pStyle w:val="BodyText"/>
+        <w:jc w:val="both"/>
+      </w:pPr>
+    </w:p>
+    <w:p>
+      <w:pPr>
+        <w:pStyle w:val="BodyText"/>
+        <w:jc w:val="both"/>
       </w:pPr>
       <w:r>
         <w:rPr>
@@ -257,6 +262,7 @@
     <w:p>
       <w:pPr>
         <w:pStyle w:val="BodyText"/>
+        <w:jc w:val="both"/>
       </w:pPr>
       <w:r>
         <w:rPr>
@@ -389,6 +395,9 @@
       </w:r>
     </w:p>
     <w:p>
+      <w:pPr>
+        <w:jc w:val="both"/>
+      </w:pPr>
       <w:r>
         <w:br w:type="page"/>
       </w:r>
@@ -407,6 +416,7 @@
     <w:p>
       <w:pPr>
         <w:pStyle w:val="FirstParagraph"/>
+        <w:jc w:val="both"/>
       </w:pPr>
       <w:r>
         <w:t xml:space="preserve">© 2028 Al-Mulk International University. All rights reserved.</w:t>
@@ -415,6 +425,7 @@
     <w:p>
       <w:pPr>
         <w:pStyle w:val="BodyText"/>
+        <w:jc w:val="both"/>
       </w:pPr>
       <w:r>
         <w:t xml:space="preserve">This Blueprint (AMIU-SB-002) and its companion Ten-Year Master Plan &amp; Strategic Charter (AMIU-MP-001) are internal institutional planning instruments prepared for the Board of Trustees, the University Senate, prospective accreditation bodies, government and ministry partners, and institutional donors of Al-Mulk International University. No part of this publication may be reproduced, redistributed, or cited as an offer of securities, an investment prospectus, or a certified financial audit without the express written consent of the AMIU Board of Trustees.</w:t>
@@ -423,6 +434,7 @@
     <w:p>
       <w:pPr>
         <w:pStyle w:val="BodyText"/>
+        <w:jc w:val="both"/>
       </w:pPr>
       <w:r>
         <w:t xml:space="preserve">All financial figures, enrollment projections, and revenue trajectories beyond the audited founding-decade baseline are explicitly labelled as illustrative, directional, and contingent on the accreditation and enrollment milestones described herein. Nothing in this document constitutes a guarantee of future financial performance, accreditation outcome, or regulatory approval in any jurisdiction, including but not limited to The Gambia, the Federal Republic of Nigeria, or any Gulf Cooperation Council member state.</w:t>
@@ -431,6 +443,7 @@
     <w:p>
       <w:pPr>
         <w:pStyle w:val="BodyText"/>
+        <w:jc w:val="both"/>
       </w:pPr>
       <w:r>
         <w:t xml:space="preserve">The Al-Mulk International University name, wordmark, tagline</w:t>
@@ -457,6 +470,7 @@
     <w:p>
       <w:pPr>
         <w:pStyle w:val="BodyText"/>
+        <w:jc w:val="both"/>
       </w:pPr>
       <w:r>
         <w:rPr>
@@ -479,6 +493,7 @@
     <w:p>
       <w:pPr>
         <w:pStyle w:val="BodyText"/>
+        <w:jc w:val="both"/>
       </w:pPr>
       <w:r>
         <w:rPr>
@@ -499,6 +514,9 @@
       </w:r>
     </w:p>
     <w:p>
+      <w:pPr>
+        <w:jc w:val="both"/>
+      </w:pPr>
       <w:r>
         <w:br w:type="page"/>
       </w:r>
@@ -522,6 +540,7 @@
     <w:p>
       <w:pPr>
         <w:pStyle w:val="BodyText"/>
+        <w:jc w:val="both"/>
       </w:pPr>
       <w:r>
         <w:t xml:space="preserve"> </w:t>
@@ -530,12 +549,16 @@
     <w:p>
       <w:pPr>
         <w:pStyle w:val="BodyText"/>
+        <w:jc w:val="both"/>
       </w:pPr>
       <w:r>
         <w:t xml:space="preserve">This Blueprint is dedicated to the founding cohort of 2028: the first 347 students who trusted a one-year-old institution with their education, and the first eighteen Senate seat-holders who trusted a fixed governance charter over their own discretion. Their record — audited, public, and unbroken — is the only foundation on which the twenty-three years that follow may credibly be built.</w:t>
       </w:r>
     </w:p>
     <w:p>
+      <w:pPr>
+        <w:jc w:val="both"/>
+      </w:pPr>
       <w:r>
         <w:br w:type="page"/>
       </w:r>
@@ -553,6 +576,7 @@
     <w:p>
       <w:pPr>
         <w:pStyle w:val="FirstParagraph"/>
+        <w:jc w:val="both"/>
       </w:pPr>
       <w:r>
         <w:t xml:space="preserve">This Blueprint is presented for formal review, endorsement, and approval by Al-Mulk International University’s founding governance bodies, in accordance with the constitutional provisions of the AMIU Constitution and consistent with the Delegation of Authority Matrix adopted in AMIU-MP-001 §11.3.</w:t>
@@ -862,6 +886,7 @@
     <w:p>
       <w:pPr>
         <w:pStyle w:val="BodyText"/>
+        <w:jc w:val="both"/>
       </w:pPr>
       <w:r>
         <w:rPr>
@@ -872,6 +897,9 @@
       </w:r>
     </w:p>
     <w:p>
+      <w:pPr>
+        <w:jc w:val="both"/>
+      </w:pPr>
       <w:r>
         <w:br w:type="page"/>
       </w:r>
@@ -889,6 +917,7 @@
     <w:p>
       <w:pPr>
         <w:pStyle w:val="FirstParagraph"/>
+        <w:jc w:val="both"/>
       </w:pPr>
       <w:r>
         <w:rPr>
@@ -902,6 +931,7 @@
       <w:pPr>
         <w:framePr w:dropCap="drop" w:lines="3" w:wrap="around" w:vAnchor="text" w:hAnchor="text"/>
         <w:spacing w:before="0" w:after="0"/>
+        <w:jc w:val="both"/>
       </w:pPr>
       <w:r>
         <w:rPr>
@@ -916,6 +946,7 @@
     <w:p>
       <w:pPr>
         <w:pStyle w:val="BodyText"/>
+        <w:jc w:val="both"/>
       </w:pPr>
       <w:r>
         <w:t xml:space="preserve">university’s first document is usually a mission statement. Its second is usually a budget. Al-Mulk International University is unusual only in how seriously it has tried to make those two documents agree with each other — and this Blueprint exists because agreeing with each other once, at incorporation, is not the same as agreeing with each other for twenty-three years.</w:t>
@@ -924,6 +955,7 @@
     <w:p>
       <w:pPr>
         <w:pStyle w:val="BodyText"/>
+        <w:jc w:val="both"/>
       </w:pPr>
       <w:r>
         <w:t xml:space="preserve">AMIU-MP-001, the founding Ten-Year Master Plan, did the hard arithmetic: a four-tier tuition structure that prices a degree in Lagos differently from a degree in Doha without pricing either student out of a serious education; a seven-category revenue allocation framework that reconciles to the dollar in every year of every modeled scenario; a Waqf reserve that turns twenty percent of gross revenue into scholarships, mosque support, and a still-unbuilt university in Nigeria. What that Master Plan could not do — because no ten-year plan can — was specify how a bicameral Senate with eighteen fixed seats actually runs a faculty-recruitment cycle, or how an admissions office with an eleven-thousand-dollar annual budget actually processes a disputed country-tier claim, or what happens to twenty-eight new secular programs the day after they launch in 2038.</w:t>
@@ -932,6 +964,7 @@
     <w:p>
       <w:pPr>
         <w:pStyle w:val="BodyText"/>
+        <w:jc w:val="both"/>
       </w:pPr>
       <w:r>
         <w:t xml:space="preserve">That is the work of this Blueprint. It is deliberately unglamorous in places — staffing tables, compliance calendars, a topical index — because an institution that promises</w:t>
@@ -958,6 +991,7 @@
     <w:p>
       <w:pPr>
         <w:pStyle w:val="BodyText"/>
+        <w:jc w:val="both"/>
       </w:pPr>
       <w:r>
         <w:t xml:space="preserve">We have tried, section by section, to hold two disciplines in tension without letting either win outright: the discipline of ambition, because a university that will not say what it hopes to become by 2050 has already decided to become nothing in particular; and the discipline of arithmetic, because every ambition in this Blueprint is priced against a revenue line AMIU has actually adopted, not a revenue line we wished it had. Where the two disciplines could not be reconciled — where an aspiration would have required inventing a budget line that does not exist — we have said so plainly and named the governance vote that would be required to create one.</w:t>
@@ -966,12 +1000,16 @@
     <w:p>
       <w:pPr>
         <w:pStyle w:val="BodyText"/>
+        <w:jc w:val="both"/>
       </w:pPr>
       <w:r>
         <w:t xml:space="preserve">We commend this Blueprint to the Board of Trustees, the University Senate, and every accreditation body, government partner, and donor who reads it next, in the hope that it reads less like a pitch and more like what it is: a working plan, written by people who expect to be held to it.</w:t>
       </w:r>
     </w:p>
     <w:p>
+      <w:pPr>
+        <w:jc w:val="both"/>
+      </w:pPr>
       <w:r>
         <w:br w:type="page"/>
       </w:r>
@@ -990,6 +1028,7 @@
       <w:pPr>
         <w:framePr w:dropCap="drop" w:lines="3" w:wrap="around" w:vAnchor="text" w:hAnchor="text"/>
         <w:spacing w:before="0" w:after="0"/>
+        <w:jc w:val="both"/>
       </w:pPr>
       <w:r>
         <w:rPr>
@@ -1004,6 +1043,7 @@
     <w:p>
       <w:pPr>
         <w:pStyle w:val="FirstParagraph"/>
+        <w:jc w:val="both"/>
       </w:pPr>
       <w:r>
         <w:t xml:space="preserve">hen we incorporated Al-Mulk International University on 6 December 2027, the entire institution consisted of a mission statement, a Texas filing fee of twenty-five dollars, and a conviction that had outlived every reason to abandon it: that a Muslim student’s distance from a mosque, a border, or a bank account should never be the reason they never study Qur’ānic sciences, Sharī’ah, or Islamic finance at a serious, credentialed level.</w:t>
@@ -1012,6 +1052,7 @@
     <w:p>
       <w:pPr>
         <w:pStyle w:val="BodyText"/>
+        <w:jc w:val="both"/>
       </w:pPr>
       <w:r>
         <w:t xml:space="preserve">I did not want to build a university that made that promise and then quietly broke it in the fine print — a scholarship program that ran out of money in year three, an accreditation timeline that slipped without explanation, a Board that paid itself first and the mission second. So the Master Plan we adopted fixed the arithmetic before we fixed anything else: twenty percent of every dollar of revenue to the Waqf, permanently; founder compensation that cannot be approved without the unanimous vote of four Senate seats no founder controls; a tuition-to-Commercial-Engine firewall that no future Board can quietly dissolve.</w:t>
@@ -1020,6 +1061,7 @@
     <w:p>
       <w:pPr>
         <w:pStyle w:val="BodyText"/>
+        <w:jc w:val="both"/>
       </w:pPr>
       <w:r>
         <w:t xml:space="preserve">This Blueprint is the next layer of that same discipline, extended from ten years to twenty-three. It is not a rebrand of the Master Plan and not a wish list bolted onto it — it is the operating detail underneath the numbers we already committed to in public. I am proud that when this document needed a research strategy for a university with an eighteen-thousand-dollar founding-year faculty budget, it did not invent a research office we could not afford; it said, plainly, that mentored research rides inside existing Ph.D. honoraria until the day our own revenue says otherwise. That is the standard I want held against every page that follows, including the ones I have not yet written.</w:t>
@@ -1028,6 +1070,7 @@
     <w:p>
       <w:pPr>
         <w:pStyle w:val="BodyText"/>
+        <w:jc w:val="both"/>
       </w:pPr>
       <w:r>
         <w:rPr>
@@ -1038,6 +1081,9 @@
       </w:r>
     </w:p>
     <w:p>
+      <w:pPr>
+        <w:jc w:val="both"/>
+      </w:pPr>
       <w:r>
         <w:br w:type="page"/>
       </w:r>
@@ -1055,6 +1101,7 @@
     <w:p>
       <w:pPr>
         <w:pStyle w:val="FirstParagraph"/>
+        <w:jc w:val="both"/>
       </w:pPr>
       <w:r>
         <w:rPr>
@@ -1068,6 +1115,7 @@
       <w:pPr>
         <w:framePr w:dropCap="drop" w:lines="3" w:wrap="around" w:vAnchor="text" w:hAnchor="text"/>
         <w:spacing w:before="0" w:after="0"/>
+        <w:jc w:val="both"/>
       </w:pPr>
       <w:r>
         <w:rPr>
@@ -1082,6 +1130,7 @@
     <w:p>
       <w:pPr>
         <w:pStyle w:val="BodyText"/>
+        <w:jc w:val="both"/>
       </w:pPr>
       <w:r>
         <w:t xml:space="preserve">he Board of Trustees holds a narrow but consequential mandate under AMIU’s constitution: strategy, finance, legal compliance, tuition, and the permanent firewall between this University’s tuition revenue and any commercial capital raised in its name. Reading this Blueprint as Chairman, I looked for one thing above all others — whether every page respected the boundary of that mandate, or quietly wandered into territory that belongs to the Senate, to the Waqf &amp; Endowment Board, or to no one at all until a vote creates it.</w:t>
@@ -1090,6 +1139,7 @@
     <w:p>
       <w:pPr>
         <w:pStyle w:val="BodyText"/>
+        <w:jc w:val="both"/>
       </w:pPr>
       <w:r>
         <w:t xml:space="preserve">It does. Forty sections, ten dimensions each, and not once does a budget figure appear that was not first traced to a percentage the Board itself adopted in AMIU-MP-001’s Revenue Allocation Framework. Not once does a staffing table assume a Chief Officer role this institution’s actual payroll could not fund in the year cited. That discipline is what makes this document usable by the Board rather than merely readable by it — we can hand it to an external auditor, a Gulf ministry official, or a prospective donor and stand behind every number in it, because every number already had to survive a governance vote before it reached this page.</w:t>
@@ -1098,6 +1148,7 @@
     <w:p>
       <w:pPr>
         <w:pStyle w:val="BodyText"/>
+        <w:jc w:val="both"/>
       </w:pPr>
       <w:r>
         <w:t xml:space="preserve">The Board’s endorsement of this Blueprint, recorded on the signature page preceding this message, is not a rubber stamp. It is a statement that the Trustees have reviewed the financial architecture extending our founding decade into a twenty-three-year horizon and found it consistent with the fiduciary obligations we accepted at incorporation.</w:t>
@@ -1106,6 +1157,7 @@
     <w:p>
       <w:pPr>
         <w:pStyle w:val="BodyText"/>
+        <w:jc w:val="both"/>
       </w:pPr>
       <w:r>
         <w:rPr>
@@ -1116,6 +1168,9 @@
       </w:r>
     </w:p>
     <w:p>
+      <w:pPr>
+        <w:jc w:val="both"/>
+      </w:pPr>
       <w:r>
         <w:br w:type="page"/>
       </w:r>
@@ -1133,6 +1188,7 @@
     <w:p>
       <w:pPr>
         <w:pStyle w:val="FirstParagraph"/>
+        <w:jc w:val="both"/>
       </w:pPr>
       <w:r>
         <w:rPr>
@@ -1146,6 +1202,7 @@
       <w:pPr>
         <w:framePr w:dropCap="drop" w:lines="3" w:wrap="around" w:vAnchor="text" w:hAnchor="text"/>
         <w:spacing w:before="0" w:after="0"/>
+        <w:jc w:val="both"/>
       </w:pPr>
       <w:r>
         <w:rPr>
@@ -1160,6 +1217,7 @@
     <w:p>
       <w:pPr>
         <w:pStyle w:val="BodyText"/>
+        <w:jc w:val="both"/>
       </w:pPr>
       <w:r>
         <w:t xml:space="preserve">President reads a document like this one differently than a Board or a founder does — I read it looking for the Tuesday-morning version of every ambition. Section 15 does not just say AMIU will recruit isnād-verified religious scholars from a global diaspora; it says who verifies the chain of transmission, which committee signs off, and what happens when a promising scholar cannot be reached except by WhatsApp across nine time zones. Section 33 does not just promise student support</w:t>
@@ -1183,6 +1241,7 @@
     <w:p>
       <w:pPr>
         <w:pStyle w:val="BodyText"/>
+        <w:jc w:val="both"/>
       </w:pPr>
       <w:r>
         <w:t xml:space="preserve">That honesty is, I think, this Blueprint’s real contribution. Ambitious plans are common; ambitious plans that tell you exactly which of their promises are already funded and which ones are still waiting on a Board vote are not. As the officer who will answer for the gap between this document and what actually happens between 2028 and 2050, I would rather defend a plan that admits its own limits than one that hides them until an accreditor finds them for us.</w:t>
@@ -1191,6 +1250,7 @@
     <w:p>
       <w:pPr>
         <w:pStyle w:val="BodyText"/>
+        <w:jc w:val="both"/>
       </w:pPr>
       <w:r>
         <w:t xml:space="preserve">I commend every Dean, Head of Department, and future colleague who will work inside these pages to read them not as instructions handed down, but as the record of what we have already promised each other — a promise this Blueprint intends to help us keep.</w:t>
@@ -1199,6 +1259,7 @@
     <w:p>
       <w:pPr>
         <w:pStyle w:val="BodyText"/>
+        <w:jc w:val="both"/>
       </w:pPr>
       <w:r>
         <w:rPr>
@@ -1209,6 +1270,9 @@
       </w:r>
     </w:p>
     <w:p>
+      <w:pPr>
+        <w:jc w:val="both"/>
+      </w:pPr>
       <w:r>
         <w:br w:type="page"/>
       </w:r>
@@ -1226,6 +1290,7 @@
     <w:p>
       <w:pPr>
         <w:pStyle w:val="FirstParagraph"/>
+        <w:jc w:val="both"/>
       </w:pPr>
       <w:r>
         <w:t xml:space="preserve">Al-Mulk International University (AMIU) is a Texas-domiciled, religiously-exempt 501(c)(3) nonprofit university, incorporated 6 December 2027, with academic operations commencing 1 January 2028. Its Ten-Year Master Plan &amp; Strategic Charter (AMIU-MP-001) fixes the institution’s founding-decade academic ladder (seven stackable tiers, seventy-one named programs across six colleges), its bicameral governance (an eighteen-seat University Senate holding supreme academic authority; a Board of Trustees holding supreme strategic, financial, and legal authority), and — most distinctively — a fixed, published Revenue Allocation Framework under which one hundred percent of Gross Revenue is distributed across seven categories every year, with zero unallocated residual and zero deficit in any year of any modeled scenario.</w:t>
@@ -1234,6 +1299,7 @@
     <w:p>
       <w:pPr>
         <w:pStyle w:val="BodyText"/>
+        <w:jc w:val="both"/>
       </w:pPr>
       <w:r>
         <w:t xml:space="preserve">This Blueprint (AMIU-SB-002) does not amend that architecture. It operationalizes it, extending the founding decade’s financial and governance discipline across a twenty-three-year arc — the Founding Decade (2028–2037), a Secular Expansion era (2038–2047) opening twenty-eight new secular programs across seven new schools, and a conservative Global Maturity horizon (2048–2050) — through forty-one sections spanning institutional vision, governance structure, academic architecture, digital infrastructure, financial strategy, regional expansion, risk management, and the founding access philosophy that grounds all of it.</w:t>
@@ -1242,6 +1308,7 @@
     <w:p>
       <w:pPr>
         <w:pStyle w:val="BodyText"/>
+        <w:jc w:val="both"/>
       </w:pPr>
       <w:r>
         <w:rPr>
@@ -1264,6 +1331,7 @@
     <w:p>
       <w:pPr>
         <w:pStyle w:val="BodyText"/>
+        <w:jc w:val="both"/>
       </w:pPr>
       <w:r>
         <w:rPr>
@@ -1330,6 +1398,7 @@
     <w:p>
       <w:pPr>
         <w:pStyle w:val="BodyText"/>
+        <w:jc w:val="both"/>
       </w:pPr>
       <w:r>
         <w:rPr>
@@ -1400,6 +1469,7 @@
     <w:p>
       <w:pPr>
         <w:pStyle w:val="BodyText"/>
+        <w:jc w:val="both"/>
       </w:pPr>
       <w:r>
         <w:rPr>
@@ -1418,12 +1488,16 @@
     <w:p>
       <w:pPr>
         <w:pStyle w:val="BodyText"/>
+        <w:jc w:val="both"/>
       </w:pPr>
       <w:r>
         <w:t xml:space="preserve">This document is organized in eight parts — Governance &amp; Institutional Foundations; Organizational &amp; Academic Structure; Curriculum &amp; Student Journey; Research, Publishing, Partnerships &amp; Accreditation; Digital Infrastructure, AI &amp; Waqf Development; Financial Growth, Marketing &amp; Branding; Regional Campuses &amp; Student Lifecycle; and Risk, Compliance, Sustainability &amp; the 20-Year Roadmap — each addressing, section by section, rationale, global best practice, implementation phasing, staffing, budget, KPIs, risk, timeline, governance responsibility, and measurable success indicators. It closes with a consolidated year-by-year milestone table spanning 2028 to 2050, cross-referenced to every section that contributes to it.</w:t>
       </w:r>
     </w:p>
     <w:p>
+      <w:pPr>
+        <w:jc w:val="both"/>
+      </w:pPr>
       <w:r>
         <w:br w:type="page"/>
       </w:r>
@@ -1441,6 +1515,7 @@
     <w:p>
       <w:pPr>
         <w:pStyle w:val="FirstParagraph"/>
+        <w:jc w:val="both"/>
       </w:pPr>
       <w:r>
         <w:rPr>
@@ -1779,6 +1854,7 @@
     <w:p>
       <w:pPr>
         <w:pStyle w:val="BodyText"/>
+        <w:jc w:val="both"/>
       </w:pPr>
       <w:r>
         <w:rPr>
@@ -1789,6 +1865,9 @@
       </w:r>
     </w:p>
     <w:p>
+      <w:pPr>
+        <w:jc w:val="both"/>
+      </w:pPr>
       <w:r>
         <w:br w:type="page"/>
       </w:r>
@@ -1871,6 +1950,9 @@
       </w:tr>
     </w:tbl>
     <w:p>
+      <w:pPr>
+        <w:jc w:val="both"/>
+      </w:pPr>
       <w:r>
         <w:br w:type="page"/>
       </w:r>
@@ -2889,6 +2971,35 @@
                 <w:caps/>
                 <w:spacing w:val="14"/>
               </w:rPr>
+              <w:t xml:space="preserve">65</w:t>
+            </w:r>
+          </w:p>
+        </w:tc>
+      </w:tr>
+      <w:tr>
+        <w:trPr>
+          <w:cantSplit/>
+        </w:trPr>
+        <w:tc>
+          <w:tcPr/>
+          <w:p>
+            <w:pPr>
+              <w:pStyle w:val="Compact"/>
+              <w:jc w:val="left"/>
+            </w:pPr>
+            <w:r>
+              <w:t xml:space="preserve">    Section 11: Programme Portfolio</w:t>
+            </w:r>
+          </w:p>
+        </w:tc>
+        <w:tc>
+          <w:tcPr/>
+          <w:p>
+            <w:pPr>
+              <w:pStyle w:val="Compact"/>
+              <w:jc w:val="right"/>
+            </w:pPr>
+            <w:r>
               <w:t xml:space="preserve">66</w:t>
             </w:r>
           </w:p>
@@ -2906,7 +3017,7 @@
               <w:jc w:val="left"/>
             </w:pPr>
             <w:r>
-              <w:t xml:space="preserve">    Section 11: Programme Portfolio</w:t>
+              <w:t xml:space="preserve">    Section 12: Curriculum Architecture</w:t>
             </w:r>
           </w:p>
         </w:tc>
@@ -2918,24 +3029,24 @@
               <w:jc w:val="right"/>
             </w:pPr>
             <w:r>
-              <w:t xml:space="preserve">67</w:t>
-            </w:r>
-          </w:p>
-        </w:tc>
-      </w:tr>
-      <w:tr>
-        <w:trPr>
-          <w:cantSplit/>
-        </w:trPr>
-        <w:tc>
-          <w:tcPr/>
-          <w:p>
-            <w:pPr>
-              <w:pStyle w:val="Compact"/>
-              <w:jc w:val="left"/>
-            </w:pPr>
-            <w:r>
-              <w:t xml:space="preserve">    Section 12: Curriculum Architecture</w:t>
+              <w:t xml:space="preserve">68</w:t>
+            </w:r>
+          </w:p>
+        </w:tc>
+      </w:tr>
+      <w:tr>
+        <w:trPr>
+          <w:cantSplit/>
+        </w:trPr>
+        <w:tc>
+          <w:tcPr/>
+          <w:p>
+            <w:pPr>
+              <w:pStyle w:val="Compact"/>
+              <w:jc w:val="left"/>
+            </w:pPr>
+            <w:r>
+              <w:t xml:space="preserve">    Section 13: Student Journey Map</w:t>
             </w:r>
           </w:p>
         </w:tc>
@@ -2947,24 +3058,24 @@
               <w:jc w:val="right"/>
             </w:pPr>
             <w:r>
-              <w:t xml:space="preserve">70</w:t>
-            </w:r>
-          </w:p>
-        </w:tc>
-      </w:tr>
-      <w:tr>
-        <w:trPr>
-          <w:cantSplit/>
-        </w:trPr>
-        <w:tc>
-          <w:tcPr/>
-          <w:p>
-            <w:pPr>
-              <w:pStyle w:val="Compact"/>
-              <w:jc w:val="left"/>
-            </w:pPr>
-            <w:r>
-              <w:t xml:space="preserve">    Section 13: Student Journey Map</w:t>
+              <w:t xml:space="preserve">72</w:t>
+            </w:r>
+          </w:p>
+        </w:tc>
+      </w:tr>
+      <w:tr>
+        <w:trPr>
+          <w:cantSplit/>
+        </w:trPr>
+        <w:tc>
+          <w:tcPr/>
+          <w:p>
+            <w:pPr>
+              <w:pStyle w:val="Compact"/>
+              <w:jc w:val="left"/>
+            </w:pPr>
+            <w:r>
+              <w:t xml:space="preserve">    Section 14: Admission Policies</w:t>
             </w:r>
           </w:p>
         </w:tc>
@@ -2976,24 +3087,24 @@
               <w:jc w:val="right"/>
             </w:pPr>
             <w:r>
-              <w:t xml:space="preserve">73</w:t>
-            </w:r>
-          </w:p>
-        </w:tc>
-      </w:tr>
-      <w:tr>
-        <w:trPr>
-          <w:cantSplit/>
-        </w:trPr>
-        <w:tc>
-          <w:tcPr/>
-          <w:p>
-            <w:pPr>
-              <w:pStyle w:val="Compact"/>
-              <w:jc w:val="left"/>
-            </w:pPr>
-            <w:r>
-              <w:t xml:space="preserve">    Section 14: Admission Policies</w:t>
+              <w:t xml:space="preserve">75</w:t>
+            </w:r>
+          </w:p>
+        </w:tc>
+      </w:tr>
+      <w:tr>
+        <w:trPr>
+          <w:cantSplit/>
+        </w:trPr>
+        <w:tc>
+          <w:tcPr/>
+          <w:p>
+            <w:pPr>
+              <w:pStyle w:val="Compact"/>
+              <w:jc w:val="left"/>
+            </w:pPr>
+            <w:r>
+              <w:t xml:space="preserve">    Section 15: Faculty Recruitment Strategy</w:t>
             </w:r>
           </w:p>
         </w:tc>
@@ -3005,36 +3116,7 @@
               <w:jc w:val="right"/>
             </w:pPr>
             <w:r>
-              <w:t xml:space="preserve">76</w:t>
-            </w:r>
-          </w:p>
-        </w:tc>
-      </w:tr>
-      <w:tr>
-        <w:trPr>
-          <w:cantSplit/>
-        </w:trPr>
-        <w:tc>
-          <w:tcPr/>
-          <w:p>
-            <w:pPr>
-              <w:pStyle w:val="Compact"/>
-              <w:jc w:val="left"/>
-            </w:pPr>
-            <w:r>
-              <w:t xml:space="preserve">    Section 15: Faculty Recruitment Strategy</w:t>
-            </w:r>
-          </w:p>
-        </w:tc>
-        <w:tc>
-          <w:tcPr/>
-          <w:p>
-            <w:pPr>
-              <w:pStyle w:val="Compact"/>
-              <w:jc w:val="right"/>
-            </w:pPr>
-            <w:r>
-              <w:t xml:space="preserve">79</w:t>
+              <w:t xml:space="preserve">78</w:t>
             </w:r>
           </w:p>
         </w:tc>
@@ -3075,6 +3157,35 @@
                 <w:caps/>
                 <w:spacing w:val="14"/>
               </w:rPr>
+              <w:t xml:space="preserve">82</w:t>
+            </w:r>
+          </w:p>
+        </w:tc>
+      </w:tr>
+      <w:tr>
+        <w:trPr>
+          <w:cantSplit/>
+        </w:trPr>
+        <w:tc>
+          <w:tcPr/>
+          <w:p>
+            <w:pPr>
+              <w:pStyle w:val="Compact"/>
+              <w:jc w:val="left"/>
+            </w:pPr>
+            <w:r>
+              <w:t xml:space="preserve">    Section 16: Research Strategy</w:t>
+            </w:r>
+          </w:p>
+        </w:tc>
+        <w:tc>
+          <w:tcPr/>
+          <w:p>
+            <w:pPr>
+              <w:pStyle w:val="Compact"/>
+              <w:jc w:val="right"/>
+            </w:pPr>
+            <w:r>
               <w:t xml:space="preserve">83</w:t>
             </w:r>
           </w:p>
@@ -3092,7 +3203,7 @@
               <w:jc w:val="left"/>
             </w:pPr>
             <w:r>
-              <w:t xml:space="preserve">    Section 16: Research Strategy</w:t>
+              <w:t xml:space="preserve">    Section 17: Publishing Strategy</w:t>
             </w:r>
           </w:p>
         </w:tc>
@@ -3104,24 +3215,24 @@
               <w:jc w:val="right"/>
             </w:pPr>
             <w:r>
-              <w:t xml:space="preserve">84</w:t>
-            </w:r>
-          </w:p>
-        </w:tc>
-      </w:tr>
-      <w:tr>
-        <w:trPr>
-          <w:cantSplit/>
-        </w:trPr>
-        <w:tc>
-          <w:tcPr/>
-          <w:p>
-            <w:pPr>
-              <w:pStyle w:val="Compact"/>
-              <w:jc w:val="left"/>
-            </w:pPr>
-            <w:r>
-              <w:t xml:space="preserve">    Section 17: Publishing Strategy</w:t>
+              <w:t xml:space="preserve">85</w:t>
+            </w:r>
+          </w:p>
+        </w:tc>
+      </w:tr>
+      <w:tr>
+        <w:trPr>
+          <w:cantSplit/>
+        </w:trPr>
+        <w:tc>
+          <w:tcPr/>
+          <w:p>
+            <w:pPr>
+              <w:pStyle w:val="Compact"/>
+              <w:jc w:val="left"/>
+            </w:pPr>
+            <w:r>
+              <w:t xml:space="preserve">    Section 18: Global Partnerships Strategy</w:t>
             </w:r>
           </w:p>
         </w:tc>
@@ -3133,24 +3244,24 @@
               <w:jc w:val="right"/>
             </w:pPr>
             <w:r>
-              <w:t xml:space="preserve">86</w:t>
-            </w:r>
-          </w:p>
-        </w:tc>
-      </w:tr>
-      <w:tr>
-        <w:trPr>
-          <w:cantSplit/>
-        </w:trPr>
-        <w:tc>
-          <w:tcPr/>
-          <w:p>
-            <w:pPr>
-              <w:pStyle w:val="Compact"/>
-              <w:jc w:val="left"/>
-            </w:pPr>
-            <w:r>
-              <w:t xml:space="preserve">    Section 18: Global Partnerships Strategy</w:t>
+              <w:t xml:space="preserve">88</w:t>
+            </w:r>
+          </w:p>
+        </w:tc>
+      </w:tr>
+      <w:tr>
+        <w:trPr>
+          <w:cantSplit/>
+        </w:trPr>
+        <w:tc>
+          <w:tcPr/>
+          <w:p>
+            <w:pPr>
+              <w:pStyle w:val="Compact"/>
+              <w:jc w:val="left"/>
+            </w:pPr>
+            <w:r>
+              <w:t xml:space="preserve">    Section 19: Accreditation Roadmap</w:t>
             </w:r>
           </w:p>
         </w:tc>
@@ -3162,24 +3273,24 @@
               <w:jc w:val="right"/>
             </w:pPr>
             <w:r>
-              <w:t xml:space="preserve">89</w:t>
-            </w:r>
-          </w:p>
-        </w:tc>
-      </w:tr>
-      <w:tr>
-        <w:trPr>
-          <w:cantSplit/>
-        </w:trPr>
-        <w:tc>
-          <w:tcPr/>
-          <w:p>
-            <w:pPr>
-              <w:pStyle w:val="Compact"/>
-              <w:jc w:val="left"/>
-            </w:pPr>
-            <w:r>
-              <w:t xml:space="preserve">    Section 19: Accreditation Roadmap</w:t>
+              <w:t xml:space="preserve">91</w:t>
+            </w:r>
+          </w:p>
+        </w:tc>
+      </w:tr>
+      <w:tr>
+        <w:trPr>
+          <w:cantSplit/>
+        </w:trPr>
+        <w:tc>
+          <w:tcPr/>
+          <w:p>
+            <w:pPr>
+              <w:pStyle w:val="Compact"/>
+              <w:jc w:val="left"/>
+            </w:pPr>
+            <w:r>
+              <w:t xml:space="preserve">    Section 20: ISO 21001 Roadmap</w:t>
             </w:r>
           </w:p>
         </w:tc>
@@ -3191,36 +3302,7 @@
               <w:jc w:val="right"/>
             </w:pPr>
             <w:r>
-              <w:t xml:space="preserve">92</w:t>
-            </w:r>
-          </w:p>
-        </w:tc>
-      </w:tr>
-      <w:tr>
-        <w:trPr>
-          <w:cantSplit/>
-        </w:trPr>
-        <w:tc>
-          <w:tcPr/>
-          <w:p>
-            <w:pPr>
-              <w:pStyle w:val="Compact"/>
-              <w:jc w:val="left"/>
-            </w:pPr>
-            <w:r>
-              <w:t xml:space="preserve">    Section 20: ISO 21001 Roadmap</w:t>
-            </w:r>
-          </w:p>
-        </w:tc>
-        <w:tc>
-          <w:tcPr/>
-          <w:p>
-            <w:pPr>
-              <w:pStyle w:val="Compact"/>
-              <w:jc w:val="right"/>
-            </w:pPr>
-            <w:r>
-              <w:t xml:space="preserve">94</w:t>
+              <w:t xml:space="preserve">93</w:t>
             </w:r>
           </w:p>
         </w:tc>
@@ -3265,6 +3347,35 @@
                 <w:caps/>
                 <w:spacing w:val="14"/>
               </w:rPr>
+              <w:t xml:space="preserve">98</w:t>
+            </w:r>
+          </w:p>
+        </w:tc>
+      </w:tr>
+      <w:tr>
+        <w:trPr>
+          <w:cantSplit/>
+        </w:trPr>
+        <w:tc>
+          <w:tcPr/>
+          <w:p>
+            <w:pPr>
+              <w:pStyle w:val="Compact"/>
+              <w:jc w:val="left"/>
+            </w:pPr>
+            <w:r>
+              <w:t xml:space="preserve">    Section 21: LMS Ecosystem</w:t>
+            </w:r>
+          </w:p>
+        </w:tc>
+        <w:tc>
+          <w:tcPr/>
+          <w:p>
+            <w:pPr>
+              <w:pStyle w:val="Compact"/>
+              <w:jc w:val="right"/>
+            </w:pPr>
+            <w:r>
               <w:t xml:space="preserve">99</w:t>
             </w:r>
           </w:p>
@@ -3282,7 +3393,7 @@
               <w:jc w:val="left"/>
             </w:pPr>
             <w:r>
-              <w:t xml:space="preserve">    Section 21: LMS Ecosystem</w:t>
+              <w:t xml:space="preserve">    Section 22: AI Strategy</w:t>
             </w:r>
           </w:p>
         </w:tc>
@@ -3294,24 +3405,24 @@
               <w:jc w:val="right"/>
             </w:pPr>
             <w:r>
-              <w:t xml:space="preserve">100</w:t>
-            </w:r>
-          </w:p>
-        </w:tc>
-      </w:tr>
-      <w:tr>
-        <w:trPr>
-          <w:cantSplit/>
-        </w:trPr>
-        <w:tc>
-          <w:tcPr/>
-          <w:p>
-            <w:pPr>
-              <w:pStyle w:val="Compact"/>
-              <w:jc w:val="left"/>
-            </w:pPr>
-            <w:r>
-              <w:t xml:space="preserve">    Section 22: AI Strategy</w:t>
+              <w:t xml:space="preserve">101</w:t>
+            </w:r>
+          </w:p>
+        </w:tc>
+      </w:tr>
+      <w:tr>
+        <w:trPr>
+          <w:cantSplit/>
+        </w:trPr>
+        <w:tc>
+          <w:tcPr/>
+          <w:p>
+            <w:pPr>
+              <w:pStyle w:val="Compact"/>
+              <w:jc w:val="left"/>
+            </w:pPr>
+            <w:r>
+              <w:t xml:space="preserve">    Section 23: Digital Transformation Strategy</w:t>
             </w:r>
           </w:p>
         </w:tc>
@@ -3323,24 +3434,24 @@
               <w:jc w:val="right"/>
             </w:pPr>
             <w:r>
-              <w:t xml:space="preserve">102</w:t>
-            </w:r>
-          </w:p>
-        </w:tc>
-      </w:tr>
-      <w:tr>
-        <w:trPr>
-          <w:cantSplit/>
-        </w:trPr>
-        <w:tc>
-          <w:tcPr/>
-          <w:p>
-            <w:pPr>
-              <w:pStyle w:val="Compact"/>
-              <w:jc w:val="left"/>
-            </w:pPr>
-            <w:r>
-              <w:t xml:space="preserve">    Section 23: Digital Transformation Strategy</w:t>
+              <w:t xml:space="preserve">104</w:t>
+            </w:r>
+          </w:p>
+        </w:tc>
+      </w:tr>
+      <w:tr>
+        <w:trPr>
+          <w:cantSplit/>
+        </w:trPr>
+        <w:tc>
+          <w:tcPr/>
+          <w:p>
+            <w:pPr>
+              <w:pStyle w:val="Compact"/>
+              <w:jc w:val="left"/>
+            </w:pPr>
+            <w:r>
+              <w:t xml:space="preserve">    Section 24: Library Strategy</w:t>
             </w:r>
           </w:p>
         </w:tc>
@@ -3352,24 +3463,24 @@
               <w:jc w:val="right"/>
             </w:pPr>
             <w:r>
-              <w:t xml:space="preserve">105</w:t>
-            </w:r>
-          </w:p>
-        </w:tc>
-      </w:tr>
-      <w:tr>
-        <w:trPr>
-          <w:cantSplit/>
-        </w:trPr>
-        <w:tc>
-          <w:tcPr/>
-          <w:p>
-            <w:pPr>
-              <w:pStyle w:val="Compact"/>
-              <w:jc w:val="left"/>
-            </w:pPr>
-            <w:r>
-              <w:t xml:space="preserve">    Section 24: Library Strategy</w:t>
+              <w:t xml:space="preserve">106</w:t>
+            </w:r>
+          </w:p>
+        </w:tc>
+      </w:tr>
+      <w:tr>
+        <w:trPr>
+          <w:cantSplit/>
+        </w:trPr>
+        <w:tc>
+          <w:tcPr/>
+          <w:p>
+            <w:pPr>
+              <w:pStyle w:val="Compact"/>
+              <w:jc w:val="left"/>
+            </w:pPr>
+            <w:r>
+              <w:t xml:space="preserve">    Section 25: Waqf Development Strategy</w:t>
             </w:r>
           </w:p>
         </w:tc>
@@ -3381,36 +3492,7 @@
               <w:jc w:val="right"/>
             </w:pPr>
             <w:r>
-              <w:t xml:space="preserve">107</w:t>
-            </w:r>
-          </w:p>
-        </w:tc>
-      </w:tr>
-      <w:tr>
-        <w:trPr>
-          <w:cantSplit/>
-        </w:trPr>
-        <w:tc>
-          <w:tcPr/>
-          <w:p>
-            <w:pPr>
-              <w:pStyle w:val="Compact"/>
-              <w:jc w:val="left"/>
-            </w:pPr>
-            <w:r>
-              <w:t xml:space="preserve">    Section 25: Waqf Development Strategy</w:t>
-            </w:r>
-          </w:p>
-        </w:tc>
-        <w:tc>
-          <w:tcPr/>
-          <w:p>
-            <w:pPr>
-              <w:pStyle w:val="Compact"/>
-              <w:jc w:val="right"/>
-            </w:pPr>
-            <w:r>
-              <w:t xml:space="preserve">110</w:t>
+              <w:t xml:space="preserve">109</w:t>
             </w:r>
           </w:p>
         </w:tc>
@@ -3455,6 +3537,35 @@
                 <w:caps/>
                 <w:spacing w:val="14"/>
               </w:rPr>
+              <w:t xml:space="preserve">114</w:t>
+            </w:r>
+          </w:p>
+        </w:tc>
+      </w:tr>
+      <w:tr>
+        <w:trPr>
+          <w:cantSplit/>
+        </w:trPr>
+        <w:tc>
+          <w:tcPr/>
+          <w:p>
+            <w:pPr>
+              <w:pStyle w:val="Compact"/>
+              <w:jc w:val="left"/>
+            </w:pPr>
+            <w:r>
+              <w:t xml:space="preserve">    Section 26: Scholarship Strategy</w:t>
+            </w:r>
+          </w:p>
+        </w:tc>
+        <w:tc>
+          <w:tcPr/>
+          <w:p>
+            <w:pPr>
+              <w:pStyle w:val="Compact"/>
+              <w:jc w:val="right"/>
+            </w:pPr>
+            <w:r>
               <w:t xml:space="preserve">115</w:t>
             </w:r>
           </w:p>
@@ -3472,7 +3583,7 @@
               <w:jc w:val="left"/>
             </w:pPr>
             <w:r>
-              <w:t xml:space="preserve">    Section 26: Scholarship Strategy</w:t>
+              <w:t xml:space="preserve">    Section 27: Revenue Diversification Strategy</w:t>
             </w:r>
           </w:p>
         </w:tc>
@@ -3484,24 +3595,24 @@
               <w:jc w:val="right"/>
             </w:pPr>
             <w:r>
-              <w:t xml:space="preserve">116</w:t>
-            </w:r>
-          </w:p>
-        </w:tc>
-      </w:tr>
-      <w:tr>
-        <w:trPr>
-          <w:cantSplit/>
-        </w:trPr>
-        <w:tc>
-          <w:tcPr/>
-          <w:p>
-            <w:pPr>
-              <w:pStyle w:val="Compact"/>
-              <w:jc w:val="left"/>
-            </w:pPr>
-            <w:r>
-              <w:t xml:space="preserve">    Section 27: Revenue Diversification Strategy</w:t>
+              <w:t xml:space="preserve">117</w:t>
+            </w:r>
+          </w:p>
+        </w:tc>
+      </w:tr>
+      <w:tr>
+        <w:trPr>
+          <w:cantSplit/>
+        </w:trPr>
+        <w:tc>
+          <w:tcPr/>
+          <w:p>
+            <w:pPr>
+              <w:pStyle w:val="Compact"/>
+              <w:jc w:val="left"/>
+            </w:pPr>
+            <w:r>
+              <w:t xml:space="preserve">    Section 28: Marketing Strategy</w:t>
             </w:r>
           </w:p>
         </w:tc>
@@ -3513,24 +3624,24 @@
               <w:jc w:val="right"/>
             </w:pPr>
             <w:r>
-              <w:t xml:space="preserve">118</w:t>
-            </w:r>
-          </w:p>
-        </w:tc>
-      </w:tr>
-      <w:tr>
-        <w:trPr>
-          <w:cantSplit/>
-        </w:trPr>
-        <w:tc>
-          <w:tcPr/>
-          <w:p>
-            <w:pPr>
-              <w:pStyle w:val="Compact"/>
-              <w:jc w:val="left"/>
-            </w:pPr>
-            <w:r>
-              <w:t xml:space="preserve">    Section 28: Marketing Strategy</w:t>
+              <w:t xml:space="preserve">119</w:t>
+            </w:r>
+          </w:p>
+        </w:tc>
+      </w:tr>
+      <w:tr>
+        <w:trPr>
+          <w:cantSplit/>
+        </w:trPr>
+        <w:tc>
+          <w:tcPr/>
+          <w:p>
+            <w:pPr>
+              <w:pStyle w:val="Compact"/>
+              <w:jc w:val="left"/>
+            </w:pPr>
+            <w:r>
+              <w:t xml:space="preserve">    Section 29: Branding Strategy</w:t>
             </w:r>
           </w:p>
         </w:tc>
@@ -3542,24 +3653,24 @@
               <w:jc w:val="right"/>
             </w:pPr>
             <w:r>
-              <w:t xml:space="preserve">121</w:t>
-            </w:r>
-          </w:p>
-        </w:tc>
-      </w:tr>
-      <w:tr>
-        <w:trPr>
-          <w:cantSplit/>
-        </w:trPr>
-        <w:tc>
-          <w:tcPr/>
-          <w:p>
-            <w:pPr>
-              <w:pStyle w:val="Compact"/>
-              <w:jc w:val="left"/>
-            </w:pPr>
-            <w:r>
-              <w:t xml:space="preserve">    Section 29: Branding Strategy</w:t>
+              <w:t xml:space="preserve">122</w:t>
+            </w:r>
+          </w:p>
+        </w:tc>
+      </w:tr>
+      <w:tr>
+        <w:trPr>
+          <w:cantSplit/>
+        </w:trPr>
+        <w:tc>
+          <w:tcPr/>
+          <w:p>
+            <w:pPr>
+              <w:pStyle w:val="Compact"/>
+              <w:jc w:val="left"/>
+            </w:pPr>
+            <w:r>
+              <w:t xml:space="preserve">    Section 30: International Expansion Strategy</w:t>
             </w:r>
           </w:p>
         </w:tc>
@@ -3571,36 +3682,7 @@
               <w:jc w:val="right"/>
             </w:pPr>
             <w:r>
-              <w:t xml:space="preserve">123</w:t>
-            </w:r>
-          </w:p>
-        </w:tc>
-      </w:tr>
-      <w:tr>
-        <w:trPr>
-          <w:cantSplit/>
-        </w:trPr>
-        <w:tc>
-          <w:tcPr/>
-          <w:p>
-            <w:pPr>
-              <w:pStyle w:val="Compact"/>
-              <w:jc w:val="left"/>
-            </w:pPr>
-            <w:r>
-              <w:t xml:space="preserve">    Section 30: International Expansion Strategy</w:t>
-            </w:r>
-          </w:p>
-        </w:tc>
-        <w:tc>
-          <w:tcPr/>
-          <w:p>
-            <w:pPr>
-              <w:pStyle w:val="Compact"/>
-              <w:jc w:val="right"/>
-            </w:pPr>
-            <w:r>
-              <w:t xml:space="preserve">126</w:t>
+              <w:t xml:space="preserve">124</w:t>
             </w:r>
           </w:p>
         </w:tc>
@@ -3645,6 +3727,35 @@
                 <w:caps/>
                 <w:spacing w:val="14"/>
               </w:rPr>
+              <w:t xml:space="preserve">128</w:t>
+            </w:r>
+          </w:p>
+        </w:tc>
+      </w:tr>
+      <w:tr>
+        <w:trPr>
+          <w:cantSplit/>
+        </w:trPr>
+        <w:tc>
+          <w:tcPr/>
+          <w:p>
+            <w:pPr>
+              <w:pStyle w:val="Compact"/>
+              <w:jc w:val="left"/>
+            </w:pPr>
+            <w:r>
+              <w:t xml:space="preserve">    Section 31: Nigeria Campus Strategy</w:t>
+            </w:r>
+          </w:p>
+        </w:tc>
+        <w:tc>
+          <w:tcPr/>
+          <w:p>
+            <w:pPr>
+              <w:pStyle w:val="Compact"/>
+              <w:jc w:val="right"/>
+            </w:pPr>
+            <w:r>
               <w:t xml:space="preserve">129</w:t>
             </w:r>
           </w:p>
@@ -3662,7 +3773,7 @@
               <w:jc w:val="left"/>
             </w:pPr>
             <w:r>
-              <w:t xml:space="preserve">    Section 31: Nigeria Campus Strategy</w:t>
+              <w:t xml:space="preserve">    Section 32: Gulf Cooperation Strategy</w:t>
             </w:r>
           </w:p>
         </w:tc>
@@ -3674,24 +3785,24 @@
               <w:jc w:val="right"/>
             </w:pPr>
             <w:r>
-              <w:t xml:space="preserve">130</w:t>
-            </w:r>
-          </w:p>
-        </w:tc>
-      </w:tr>
-      <w:tr>
-        <w:trPr>
-          <w:cantSplit/>
-        </w:trPr>
-        <w:tc>
-          <w:tcPr/>
-          <w:p>
-            <w:pPr>
-              <w:pStyle w:val="Compact"/>
-              <w:jc w:val="left"/>
-            </w:pPr>
-            <w:r>
-              <w:t xml:space="preserve">    Section 32: Gulf Cooperation Strategy</w:t>
+              <w:t xml:space="preserve">131</w:t>
+            </w:r>
+          </w:p>
+        </w:tc>
+      </w:tr>
+      <w:tr>
+        <w:trPr>
+          <w:cantSplit/>
+        </w:trPr>
+        <w:tc>
+          <w:tcPr/>
+          <w:p>
+            <w:pPr>
+              <w:pStyle w:val="Compact"/>
+              <w:jc w:val="left"/>
+            </w:pPr>
+            <w:r>
+              <w:t xml:space="preserve">    Section 33: Student Support Framework</w:t>
             </w:r>
           </w:p>
         </w:tc>
@@ -3703,24 +3814,24 @@
               <w:jc w:val="right"/>
             </w:pPr>
             <w:r>
-              <w:t xml:space="preserve">132</w:t>
-            </w:r>
-          </w:p>
-        </w:tc>
-      </w:tr>
-      <w:tr>
-        <w:trPr>
-          <w:cantSplit/>
-        </w:trPr>
-        <w:tc>
-          <w:tcPr/>
-          <w:p>
-            <w:pPr>
-              <w:pStyle w:val="Compact"/>
-              <w:jc w:val="left"/>
-            </w:pPr>
-            <w:r>
-              <w:t xml:space="preserve">    Section 33: Student Support Framework</w:t>
+              <w:t xml:space="preserve">134</w:t>
+            </w:r>
+          </w:p>
+        </w:tc>
+      </w:tr>
+      <w:tr>
+        <w:trPr>
+          <w:cantSplit/>
+        </w:trPr>
+        <w:tc>
+          <w:tcPr/>
+          <w:p>
+            <w:pPr>
+              <w:pStyle w:val="Compact"/>
+              <w:jc w:val="left"/>
+            </w:pPr>
+            <w:r>
+              <w:t xml:space="preserve">    Section 34: Alumni Framework</w:t>
             </w:r>
           </w:p>
         </w:tc>
@@ -3732,24 +3843,24 @@
               <w:jc w:val="right"/>
             </w:pPr>
             <w:r>
-              <w:t xml:space="preserve">135</w:t>
-            </w:r>
-          </w:p>
-        </w:tc>
-      </w:tr>
-      <w:tr>
-        <w:trPr>
-          <w:cantSplit/>
-        </w:trPr>
-        <w:tc>
-          <w:tcPr/>
-          <w:p>
-            <w:pPr>
-              <w:pStyle w:val="Compact"/>
-              <w:jc w:val="left"/>
-            </w:pPr>
-            <w:r>
-              <w:t xml:space="preserve">    Section 34: Alumni Framework</w:t>
+              <w:t xml:space="preserve">136</w:t>
+            </w:r>
+          </w:p>
+        </w:tc>
+      </w:tr>
+      <w:tr>
+        <w:trPr>
+          <w:cantSplit/>
+        </w:trPr>
+        <w:tc>
+          <w:tcPr/>
+          <w:p>
+            <w:pPr>
+              <w:pStyle w:val="Compact"/>
+              <w:jc w:val="left"/>
+            </w:pPr>
+            <w:r>
+              <w:t xml:space="preserve">    Section 35: Career Development Framework</w:t>
             </w:r>
           </w:p>
         </w:tc>
@@ -3761,36 +3872,7 @@
               <w:jc w:val="right"/>
             </w:pPr>
             <w:r>
-              <w:t xml:space="preserve">137</w:t>
-            </w:r>
-          </w:p>
-        </w:tc>
-      </w:tr>
-      <w:tr>
-        <w:trPr>
-          <w:cantSplit/>
-        </w:trPr>
-        <w:tc>
-          <w:tcPr/>
-          <w:p>
-            <w:pPr>
-              <w:pStyle w:val="Compact"/>
-              <w:jc w:val="left"/>
-            </w:pPr>
-            <w:r>
-              <w:t xml:space="preserve">    Section 35: Career Development Framework</w:t>
-            </w:r>
-          </w:p>
-        </w:tc>
-        <w:tc>
-          <w:tcPr/>
-          <w:p>
-            <w:pPr>
-              <w:pStyle w:val="Compact"/>
-              <w:jc w:val="right"/>
-            </w:pPr>
-            <w:r>
-              <w:t xml:space="preserve">139</w:t>
+              <w:t xml:space="preserve">138</w:t>
             </w:r>
           </w:p>
         </w:tc>
@@ -3831,6 +3913,35 @@
                 <w:caps/>
                 <w:spacing w:val="14"/>
               </w:rPr>
+              <w:t xml:space="preserve">142</w:t>
+            </w:r>
+          </w:p>
+        </w:tc>
+      </w:tr>
+      <w:tr>
+        <w:trPr>
+          <w:cantSplit/>
+        </w:trPr>
+        <w:tc>
+          <w:tcPr/>
+          <w:p>
+            <w:pPr>
+              <w:pStyle w:val="Compact"/>
+              <w:jc w:val="left"/>
+            </w:pPr>
+            <w:r>
+              <w:t xml:space="preserve">    Section 36: Risk Management Framework</w:t>
+            </w:r>
+          </w:p>
+        </w:tc>
+        <w:tc>
+          <w:tcPr/>
+          <w:p>
+            <w:pPr>
+              <w:pStyle w:val="Compact"/>
+              <w:jc w:val="right"/>
+            </w:pPr>
+            <w:r>
               <w:t xml:space="preserve">143</w:t>
             </w:r>
           </w:p>
@@ -3848,7 +3959,7 @@
               <w:jc w:val="left"/>
             </w:pPr>
             <w:r>
-              <w:t xml:space="preserve">    Section 36: Risk Management Framework</w:t>
+              <w:t xml:space="preserve">    Section 37: Compliance Framework</w:t>
             </w:r>
           </w:p>
         </w:tc>
@@ -3860,24 +3971,24 @@
               <w:jc w:val="right"/>
             </w:pPr>
             <w:r>
-              <w:t xml:space="preserve">144</w:t>
-            </w:r>
-          </w:p>
-        </w:tc>
-      </w:tr>
-      <w:tr>
-        <w:trPr>
-          <w:cantSplit/>
-        </w:trPr>
-        <w:tc>
-          <w:tcPr/>
-          <w:p>
-            <w:pPr>
-              <w:pStyle w:val="Compact"/>
-              <w:jc w:val="left"/>
-            </w:pPr>
-            <w:r>
-              <w:t xml:space="preserve">    Section 37: Compliance Framework</w:t>
+              <w:t xml:space="preserve">148</w:t>
+            </w:r>
+          </w:p>
+        </w:tc>
+      </w:tr>
+      <w:tr>
+        <w:trPr>
+          <w:cantSplit/>
+        </w:trPr>
+        <w:tc>
+          <w:tcPr/>
+          <w:p>
+            <w:pPr>
+              <w:pStyle w:val="Compact"/>
+              <w:jc w:val="left"/>
+            </w:pPr>
+            <w:r>
+              <w:t xml:space="preserve">    Section 38: Financial Sustainability Framework</w:t>
             </w:r>
           </w:p>
         </w:tc>
@@ -3889,24 +4000,24 @@
               <w:jc w:val="right"/>
             </w:pPr>
             <w:r>
-              <w:t xml:space="preserve">149</w:t>
-            </w:r>
-          </w:p>
-        </w:tc>
-      </w:tr>
-      <w:tr>
-        <w:trPr>
-          <w:cantSplit/>
-        </w:trPr>
-        <w:tc>
-          <w:tcPr/>
-          <w:p>
-            <w:pPr>
-              <w:pStyle w:val="Compact"/>
-              <w:jc w:val="left"/>
-            </w:pPr>
-            <w:r>
-              <w:t xml:space="preserve">    Section 38: Financial Sustainability Framework</w:t>
+              <w:t xml:space="preserve">152</w:t>
+            </w:r>
+          </w:p>
+        </w:tc>
+      </w:tr>
+      <w:tr>
+        <w:trPr>
+          <w:cantSplit/>
+        </w:trPr>
+        <w:tc>
+          <w:tcPr/>
+          <w:p>
+            <w:pPr>
+              <w:pStyle w:val="Compact"/>
+              <w:jc w:val="left"/>
+            </w:pPr>
+            <w:r>
+              <w:t xml:space="preserve">    Section 39: Capital Development Framework</w:t>
             </w:r>
           </w:p>
         </w:tc>
@@ -3918,24 +4029,24 @@
               <w:jc w:val="right"/>
             </w:pPr>
             <w:r>
-              <w:t xml:space="preserve">153</w:t>
-            </w:r>
-          </w:p>
-        </w:tc>
-      </w:tr>
-      <w:tr>
-        <w:trPr>
-          <w:cantSplit/>
-        </w:trPr>
-        <w:tc>
-          <w:tcPr/>
-          <w:p>
-            <w:pPr>
-              <w:pStyle w:val="Compact"/>
-              <w:jc w:val="left"/>
-            </w:pPr>
-            <w:r>
-              <w:t xml:space="preserve">    Section 39: Capital Development Framework</w:t>
+              <w:t xml:space="preserve">157</w:t>
+            </w:r>
+          </w:p>
+        </w:tc>
+      </w:tr>
+      <w:tr>
+        <w:trPr>
+          <w:cantSplit/>
+        </w:trPr>
+        <w:tc>
+          <w:tcPr/>
+          <w:p>
+            <w:pPr>
+              <w:pStyle w:val="Compact"/>
+              <w:jc w:val="left"/>
+            </w:pPr>
+            <w:r>
+              <w:t xml:space="preserve">    Section 40: Twenty-Year Strategic Roadmap</w:t>
             </w:r>
           </w:p>
         </w:tc>
@@ -3947,24 +4058,24 @@
               <w:jc w:val="right"/>
             </w:pPr>
             <w:r>
-              <w:t xml:space="preserve">158</w:t>
-            </w:r>
-          </w:p>
-        </w:tc>
-      </w:tr>
-      <w:tr>
-        <w:trPr>
-          <w:cantSplit/>
-        </w:trPr>
-        <w:tc>
-          <w:tcPr/>
-          <w:p>
-            <w:pPr>
-              <w:pStyle w:val="Compact"/>
-              <w:jc w:val="left"/>
-            </w:pPr>
-            <w:r>
-              <w:t xml:space="preserve">    Section 40: Twenty-Year Strategic Roadmap</w:t>
+              <w:t xml:space="preserve">162</w:t>
+            </w:r>
+          </w:p>
+        </w:tc>
+      </w:tr>
+      <w:tr>
+        <w:trPr>
+          <w:cantSplit/>
+        </w:trPr>
+        <w:tc>
+          <w:tcPr/>
+          <w:p>
+            <w:pPr>
+              <w:pStyle w:val="Compact"/>
+              <w:jc w:val="left"/>
+            </w:pPr>
+            <w:r>
+              <w:t xml:space="preserve">    Section 41: Founding Access &amp; Waqf-First Strategy</w:t>
             </w:r>
           </w:p>
         </w:tc>
@@ -3976,36 +4087,7 @@
               <w:jc w:val="right"/>
             </w:pPr>
             <w:r>
-              <w:t xml:space="preserve">163</w:t>
-            </w:r>
-          </w:p>
-        </w:tc>
-      </w:tr>
-      <w:tr>
-        <w:trPr>
-          <w:cantSplit/>
-        </w:trPr>
-        <w:tc>
-          <w:tcPr/>
-          <w:p>
-            <w:pPr>
-              <w:pStyle w:val="Compact"/>
-              <w:jc w:val="left"/>
-            </w:pPr>
-            <w:r>
-              <w:t xml:space="preserve">    Section 41: Founding Access &amp; Waqf-First Strategy</w:t>
-            </w:r>
-          </w:p>
-        </w:tc>
-        <w:tc>
-          <w:tcPr/>
-          <w:p>
-            <w:pPr>
-              <w:pStyle w:val="Compact"/>
-              <w:jc w:val="right"/>
-            </w:pPr>
-            <w:r>
-              <w:t xml:space="preserve">168</w:t>
+              <w:t xml:space="preserve">167</w:t>
             </w:r>
           </w:p>
         </w:tc>
@@ -4027,6 +4109,51 @@
                 <w:b/>
               </w:rPr>
               <w:t xml:space="preserve">Appendix A — Cross-Reference to the Ten-Year Master Plan (AMIU-MP-001)</w:t>
+            </w:r>
+          </w:p>
+        </w:tc>
+        <w:tc>
+          <w:tcPr/>
+          <w:p>
+            <w:pPr>
+              <w:pStyle w:val="Compact"/>
+              <w:jc w:val="right"/>
+            </w:pPr>
+            <w:r>
+              <w:rPr>
+                <w:bCs/>
+                <w:b/>
+                <w:color w:val="B08625"/>
+                <w:sz w:val="20"/>
+                <w:caps/>
+                <w:spacing w:val="14"/>
+              </w:rPr>
+              <w:t xml:space="preserve">178</w:t>
+            </w:r>
+          </w:p>
+        </w:tc>
+      </w:tr>
+      <w:tr>
+        <w:trPr>
+          <w:cantSplit/>
+        </w:trPr>
+        <w:tc>
+          <w:tcPr/>
+          <w:p>
+            <w:pPr>
+              <w:pStyle w:val="Compact"/>
+              <w:jc w:val="left"/>
+            </w:pPr>
+            <w:r>
+              <w:rPr>
+                <w:bCs/>
+                <w:b/>
+                <w:color w:val="B08625"/>
+                <w:sz w:val="20"/>
+                <w:caps/>
+                <w:spacing w:val="14"/>
+              </w:rPr>
+              <w:t xml:space="preserve">Appendix B — Master Plan Exhibit Checklist</w:t>
             </w:r>
           </w:p>
         </w:tc>
@@ -4066,12 +4193,8 @@
               <w:rPr>
                 <w:bCs/>
                 <w:b/>
-                <w:color w:val="B08625"/>
-                <w:sz w:val="20"/>
-                <w:caps/>
-                <w:spacing w:val="14"/>
               </w:rPr>
-              <w:t xml:space="preserve">Appendix B — Master Plan Exhibit Checklist</w:t>
+              <w:t xml:space="preserve">Appendix C — Fixed Revenue Allocation Framework: Quick Reference</w:t>
             </w:r>
           </w:p>
         </w:tc>
@@ -4111,8 +4234,12 @@
               <w:rPr>
                 <w:bCs/>
                 <w:b/>
+                <w:color w:val="B08625"/>
+                <w:sz w:val="20"/>
+                <w:caps/>
+                <w:spacing w:val="14"/>
               </w:rPr>
-              <w:t xml:space="preserve">Appendix C — Fixed Revenue Allocation Framework: Quick Reference</w:t>
+              <w:t xml:space="preserve">Appendix D — Programme Catalog Reference</w:t>
             </w:r>
           </w:p>
         </w:tc>
@@ -4157,7 +4284,7 @@
                 <w:caps/>
                 <w:spacing w:val="14"/>
               </w:rPr>
-              <w:t xml:space="preserve">Appendix D — Programme Catalog Reference</w:t>
+              <w:t xml:space="preserve">References</w:t>
             </w:r>
           </w:p>
         </w:tc>
@@ -4202,7 +4329,7 @@
                 <w:caps/>
                 <w:spacing w:val="14"/>
               </w:rPr>
-              <w:t xml:space="preserve">References</w:t>
+              <w:t xml:space="preserve">Index</w:t>
             </w:r>
           </w:p>
         </w:tc>
@@ -4222,58 +4349,16 @@
                 <w:caps/>
                 <w:spacing w:val="14"/>
               </w:rPr>
-              <w:t xml:space="preserve">183</w:t>
-            </w:r>
-          </w:p>
-        </w:tc>
-      </w:tr>
-      <w:tr>
-        <w:trPr>
-          <w:cantSplit/>
-        </w:trPr>
-        <w:tc>
-          <w:tcPr/>
-          <w:p>
-            <w:pPr>
-              <w:pStyle w:val="Compact"/>
-              <w:jc w:val="left"/>
-            </w:pPr>
-            <w:r>
-              <w:rPr>
-                <w:bCs/>
-                <w:b/>
-                <w:color w:val="B08625"/>
-                <w:sz w:val="20"/>
-                <w:caps/>
-                <w:spacing w:val="14"/>
-              </w:rPr>
-              <w:t xml:space="preserve">Index</w:t>
-            </w:r>
-          </w:p>
-        </w:tc>
-        <w:tc>
-          <w:tcPr/>
-          <w:p>
-            <w:pPr>
-              <w:pStyle w:val="Compact"/>
-              <w:jc w:val="right"/>
-            </w:pPr>
-            <w:r>
-              <w:rPr>
-                <w:bCs/>
-                <w:b/>
-                <w:color w:val="B08625"/>
-                <w:sz w:val="20"/>
-                <w:caps/>
-                <w:spacing w:val="14"/>
-              </w:rPr>
-              <w:t xml:space="preserve">185</w:t>
+              <w:t xml:space="preserve">184</w:t>
             </w:r>
           </w:p>
         </w:tc>
       </w:tr>
     </w:tbl>
     <w:p>
+      <w:pPr>
+        <w:jc w:val="both"/>
+      </w:pPr>
       <w:r>
         <w:br w:type="page"/>
       </w:r>
@@ -4766,6 +4851,7 @@
     <w:p>
       <w:pPr>
         <w:pStyle w:val="FirstParagraph"/>
+        <w:jc w:val="both"/>
       </w:pPr>
       <w:r>
         <w:rPr>
@@ -5048,6 +5134,7 @@
     <w:p>
       <w:pPr>
         <w:pStyle w:val="FirstParagraph"/>
+        <w:jc w:val="both"/>
       </w:pPr>
       <w:r>
         <w:rPr>
@@ -5248,6 +5335,7 @@
     <w:p>
       <w:pPr>
         <w:pStyle w:val="FirstParagraph"/>
+        <w:jc w:val="both"/>
       </w:pPr>
       <w:r>
         <w:rPr>
@@ -5407,6 +5495,7 @@
     <w:p>
       <w:pPr>
         <w:pStyle w:val="FirstParagraph"/>
+        <w:jc w:val="both"/>
       </w:pPr>
       <w:r>
         <w:t xml:space="preserve">This Blueprint contains 89 tables across its forty-one sections. The thirty tables below carry distinctive institutional content — structures, registers, and named schedules — and are indexed individually. Recurring structural tables that appear once per section under a standard heading (</w:t>
@@ -6760,6 +6849,9 @@
       </w:tr>
     </w:tbl>
     <w:p>
+      <w:pPr>
+        <w:jc w:val="both"/>
+      </w:pPr>
       <w:r>
         <w:br w:type="page"/>
       </w:r>
@@ -8656,6 +8748,7 @@
     <w:p>
       <w:pPr>
         <w:pStyle w:val="FirstParagraph"/>
+        <w:jc w:val="both"/>
       </w:pPr>
       <w:r>
         <w:rPr>
@@ -9583,6 +9676,9 @@
       </w:tr>
     </w:tbl>
     <w:p>
+      <w:pPr>
+        <w:jc w:val="both"/>
+      </w:pPr>
       <w:r>
         <w:br w:type="page"/>
       </w:r>
@@ -9599,6 +9695,9 @@
       </w:r>
     </w:p>
     <w:p>
+      <w:pPr>
+        <w:jc w:val="both"/>
+      </w:pPr>
       <w:r>
         <w:br w:type="page"/>
       </w:r>
@@ -9847,6 +9946,9 @@
       </w:tr>
     </w:tbl>
     <w:p>
+      <w:pPr>
+        <w:jc w:val="both"/>
+      </w:pPr>
       <w:r>
         <w:br w:type="page"/>
       </w:r>
@@ -9936,6 +10038,7 @@
     <w:p>
       <w:pPr>
         <w:pStyle w:val="BodyText"/>
+        <w:jc w:val="both"/>
       </w:pPr>
       <w:r>
         <w:rPr>
@@ -10013,6 +10116,7 @@
     <w:p>
       <w:pPr>
         <w:pStyle w:val="BodyText"/>
+        <w:jc w:val="both"/>
       </w:pPr>
       <w:r>
         <w:rPr>
@@ -10025,6 +10129,7 @@
     <w:p>
       <w:pPr>
         <w:pStyle w:val="BodyText"/>
+        <w:jc w:val="both"/>
       </w:pPr>
       <w:r>
         <w:rPr>
@@ -10041,6 +10146,7 @@
     <w:p>
       <w:pPr>
         <w:pStyle w:val="BodyText"/>
+        <w:jc w:val="both"/>
       </w:pPr>
       <w:r>
         <w:t xml:space="preserve">The adopted Master Plan (AMIU-MP-001) commits AMIU to Vision 2037 — financial independence, jurisdiction-by-jurisdiction accreditation, and near-zero-cost access for the world’s poorest students. A blueprint that stops at 2037 leaves the institution without a bridge into the secular-expansion decade already scheduled in Section 16 of the Master Plan (Programs 72-99, Year 11/2038) or a horizon beyond it. This section extends the Vision into three honest horizons rather than one aspirational leap: a Founding Decade that proves the model works at small scale, a Secular Expansion decade that diversifies revenue and accreditation footprint, and a 2048-2050 Maturity window that consolidates rather than reinvents. Every figure beyond Year 10 (2037) is explicitly labelled illustrative and contingent, consistent with the Master Plan’s own framing of its 20-year trajectory.</w:t>
@@ -10049,6 +10155,7 @@
     <w:p>
       <w:pPr>
         <w:pStyle w:val="BodyText"/>
+        <w:jc w:val="both"/>
       </w:pPr>
       <w:r>
         <w:rPr>
@@ -10065,6 +10172,7 @@
     <w:p>
       <w:pPr>
         <w:pStyle w:val="BodyText"/>
+        <w:jc w:val="both"/>
       </w:pPr>
       <w:r>
         <w:t xml:space="preserve">Comparable religious and mission-driven universities that scaled sustainably (e.g., faith-affiliated liberal-arts colleges that later added secular schools, and waqf-funded institutions in the Gulf and Southeast Asia) share three disciplines AMIU adopts: (1) sequencing — do not chase secular accreditation before the religious core has an audited multi-year track record; (2) firewalling — keep commercial/investment capital structurally separate from tuition and religious-exemption status; (3) staged internationalisation — one branch campus proven before a second is attempted. AMIU’s Gambia-first, Nigeria-later pipeline mirrors this.</w:t>
@@ -10073,6 +10181,7 @@
     <w:p>
       <w:pPr>
         <w:pStyle w:val="BodyText"/>
+        <w:jc w:val="both"/>
       </w:pPr>
       <w:r>
         <w:rPr>
@@ -10267,6 +10376,7 @@
     <w:p>
       <w:pPr>
         <w:pStyle w:val="BodyText"/>
+        <w:jc w:val="both"/>
       </w:pPr>
       <w:r>
         <w:rPr>
@@ -10283,6 +10393,7 @@
     <w:p>
       <w:pPr>
         <w:pStyle w:val="BodyText"/>
+        <w:jc w:val="both"/>
       </w:pPr>
       <w:r>
         <w:t xml:space="preserve">Phase I stays lean and multi-hat: 3 founders, ~9-14 honoraria-based Senate seat-holders, department heads doubling as instructors. Phase II is the first point at which dedicated non-honoraria staff (registrars, secular-school administrators, compliance officers) become affordable, funded from the Core Admin Staff sub-line (18% of the 20% Payroll allocation) as it grows past $137,900/yr (Year 10) toward multi-million-dollar Payroll totals by the mid-2040s. Phase III staffing is not sized here — it depends on Senate resolutions adjusting sub-allocations as actual Year 11-20 revenue is realized, not on projections drafted in 2028.</w:t>
@@ -10291,6 +10402,7 @@
     <w:p>
       <w:pPr>
         <w:pStyle w:val="BodyText"/>
+        <w:jc w:val="both"/>
       </w:pPr>
       <w:r>
         <w:rPr>
@@ -10307,6 +10419,7 @@
     <w:p>
       <w:pPr>
         <w:pStyle w:val="BodyText"/>
+        <w:jc w:val="both"/>
       </w:pPr>
       <w:r>
         <w:t xml:space="preserve">No new allocation category is created for</w:t>
@@ -10339,6 +10452,7 @@
         </w:pBdr>
         <w:ind w:left="300"/>
         <w:spacing w:after="0"/>
+        <w:jc w:val="both"/>
       </w:pPr>
       <w:r>
         <w:rPr>
@@ -10365,6 +10479,7 @@
         </w:pBdr>
         <w:ind w:left="300"/>
         <w:spacing w:before="0" w:after="0"/>
+        <w:jc w:val="both"/>
       </w:pPr>
       <w:r>
         <w:t xml:space="preserve">Active enrolment vs. Master Plan targets (347 / 3,493 / 11,021 at Years 1/5/10)</w:t>
@@ -10383,6 +10498,7 @@
         </w:pBdr>
         <w:ind w:left="300"/>
         <w:spacing w:before="0" w:after="0"/>
+        <w:jc w:val="both"/>
       </w:pPr>
       <w:r>
         <w:t xml:space="preserve">Number of jurisdictions holding active accreditation or recognition</w:t>
@@ -10401,6 +10517,7 @@
         </w:pBdr>
         <w:ind w:left="300"/>
         <w:spacing w:before="0" w:after="0"/>
+        <w:jc w:val="both"/>
       </w:pPr>
       <w:r>
         <w:t xml:space="preserve">Ratio of secular-program revenue to religious-program revenue post-2038 (monitor for mission-drift)</w:t>
@@ -10419,6 +10536,7 @@
         </w:pBdr>
         <w:ind w:left="300"/>
         <w:spacing w:before="0"/>
+        <w:jc w:val="both"/>
       </w:pPr>
       <w:r>
         <w:t xml:space="preserve">Waqf &amp; Stakeholder Reserve balance growth (target: real institutional scale by 2048-2050, not merely nominal growth)</w:t>
@@ -10433,6 +10551,7 @@
         </w:pBdr>
         <w:ind w:left="300"/>
         <w:spacing w:after="0"/>
+        <w:jc w:val="both"/>
       </w:pPr>
       <w:r>
         <w:rPr>
@@ -10455,6 +10574,7 @@
         </w:pBdr>
         <w:ind w:left="300"/>
         <w:spacing w:before="0"/>
+        <w:jc w:val="both"/>
       </w:pPr>
       <w:r>
         <w:t xml:space="preserve">Premature secular pivot risking the Texas religious exemption is mitigated by the fixed Year-11 sequencing already in the Master Plan (Risk Register items on IRS commingling scrutiny and accreditation candidacy delay). Over-promising Phase III figures is mitigated by explicitly labelling 2048-2050 numbers as non-binding extrapolations, reviewed and re-forecast no later than Year 15 (2042) against actual results. Nigeria approval risk (sovereign process, outside AMIU’s control) means Phase III</w:t>
@@ -10481,6 +10601,7 @@
     <w:p>
       <w:pPr>
         <w:pStyle w:val="BodyText"/>
+        <w:jc w:val="both"/>
       </w:pPr>
       <w:r>
         <w:rPr>
@@ -10497,6 +10618,7 @@
     <w:p>
       <w:pPr>
         <w:pStyle w:val="BodyText"/>
+        <w:jc w:val="both"/>
       </w:pPr>
       <w:r>
         <w:t xml:space="preserve">2028 incorporation and academic launch → 2029-2030 ISO 21001/CPD milestones → 2037 close of Founding Decade → 2038 secular program launch → 2039 Texas secular accreditation target → 2040 Gulf recognition target → 2042 mid-course trajectory review → 2047 close of Secular Expansion decade → 2048-2050 consolidation window with a mandated strategic-plan refresh due no later than 2049 to produce AMIU-MP-002 or its successor.</w:t>
@@ -10505,6 +10627,7 @@
     <w:p>
       <w:pPr>
         <w:pStyle w:val="BodyText"/>
+        <w:jc w:val="both"/>
       </w:pPr>
       <w:r>
         <w:rPr>
@@ -10521,6 +10644,7 @@
     <w:p>
       <w:pPr>
         <w:pStyle w:val="BodyText"/>
+        <w:jc w:val="both"/>
       </w:pPr>
       <w:r>
         <w:t xml:space="preserve">The Board of Trustees holds ultimate authority over Institutional Strategy (per the Delegation of Authority Matrix) and must formally ratify any Phase III horizon revision. The Senate’s Group I (President &amp; VC, DVC Academic Affairs, DVC Admin &amp; Finance) owns operational translation of Vision into annual academic and administrative planning. Group IV (Director of Academic Planning &amp; LMS Infrastructure plus the three independent faculty seats) is tasked with the Year-15 (2042) trajectory review to keep Phase III grounded in evidence rather than aspiration.</w:t>
@@ -10529,6 +10653,7 @@
     <w:p>
       <w:pPr>
         <w:pStyle w:val="BodyText"/>
+        <w:jc w:val="both"/>
       </w:pPr>
       <w:r>
         <w:rPr>
@@ -10545,6 +10670,7 @@
     <w:p>
       <w:pPr>
         <w:pStyle w:val="BodyText"/>
+        <w:jc w:val="both"/>
       </w:pPr>
       <w:r>
         <w:t xml:space="preserve">By 2037: Vision 2037 targets met as adopted (financial independence achieved, multi-jurisdiction accreditation pursuit underway, $0 cumulative deficit). By 2047: secular schools operating in at least Texas with recognition progress in at least one Gulf jurisdiction. By 2050: Nigeria Mega-University holding its own independent accreditation status (or a clearly documented reason for delay), and Waqf &amp; Stakeholder Reserve cumulative balance demonstrably funding Islamic schools, widows/orphans, scholarships, and emergency relief at a scale proportionate to realized (not merely projected) revenue.</w:t>
@@ -10571,6 +10697,7 @@
     <w:p>
       <w:pPr>
         <w:pStyle w:val="FirstParagraph"/>
+        <w:jc w:val="both"/>
       </w:pPr>
       <w:r>
         <w:rPr>
@@ -10587,6 +10714,7 @@
     <w:p>
       <w:pPr>
         <w:pStyle w:val="BodyText"/>
+        <w:jc w:val="both"/>
       </w:pPr>
       <w:r>
         <w:t xml:space="preserve">A mission statement that promises rigor, universal access, and financial self-sufficiency simultaneously is only credible if each of the seven ISLAMIC values has an operational home — a named office, a budget line, or an audit checkpoint — rather than remaining rhetorical. This section specifies exactly where each value lives inside AMIU’s actual governance and financial machinery.</w:t>
@@ -10595,6 +10723,7 @@
     <w:p>
       <w:pPr>
         <w:pStyle w:val="BodyText"/>
+        <w:jc w:val="both"/>
       </w:pPr>
       <w:r>
         <w:rPr>
@@ -10611,6 +10740,7 @@
     <w:p>
       <w:pPr>
         <w:pStyle w:val="BodyText"/>
+        <w:jc w:val="both"/>
       </w:pPr>
       <w:r>
         <w:t xml:space="preserve">Leading mission-driven universities (both secular civic-mission institutions and Islamic universities such as those accredited under GCC and Southeast Asian frameworks) embed values through three mechanisms AMIU replicates: annual mission-fidelity audits presented to the governing board; values tied to specific committee mandates rather than left as marketing copy; and public reporting of tension points (e.g., where access commitments strain finances) rather than silence about trade-offs.</w:t>
@@ -10619,6 +10749,7 @@
     <w:p>
       <w:pPr>
         <w:pStyle w:val="BodyText"/>
+        <w:jc w:val="both"/>
       </w:pPr>
       <w:r>
         <w:rPr>
@@ -10635,6 +10766,7 @@
     <w:p>
       <w:pPr>
         <w:pStyle w:val="BodyText"/>
+        <w:jc w:val="both"/>
       </w:pPr>
       <w:r>
         <w:t xml:space="preserve">Year 1 (2028): baseline mission-fidelity metrics established at launch. Year 2-3 (2029-2030): first Independent Sharī’ah Advisory Board review cycle operationalized alongside ISO 21001/CPD milestones. Year 5 (2032): first full external mission-audit at 3,493-student scale. Year 10 (2037): mission-fidelity report becomes a standing annual Board agenda item ahead of the Programs 72-99 secular launch, to confirm the religious core is not diluted.</w:t>
@@ -10643,6 +10775,7 @@
     <w:p>
       <w:pPr>
         <w:pStyle w:val="BodyText"/>
+        <w:jc w:val="both"/>
       </w:pPr>
       <w:r>
         <w:rPr>
@@ -10659,6 +10792,7 @@
     <w:p>
       <w:pPr>
         <w:pStyle w:val="BodyText"/>
+        <w:jc w:val="both"/>
       </w:pPr>
       <w:r>
         <w:t xml:space="preserve">No new dedicated</w:t>
@@ -10685,6 +10819,7 @@
     <w:p>
       <w:pPr>
         <w:pStyle w:val="BodyText"/>
+        <w:jc w:val="both"/>
       </w:pPr>
       <w:r>
         <w:rPr>
@@ -10701,6 +10836,7 @@
     <w:p>
       <w:pPr>
         <w:pStyle w:val="BodyText"/>
+        <w:jc w:val="both"/>
       </w:pPr>
       <w:r>
         <w:t xml:space="preserve">Values enforcement is not a standalone allocation; it is audited spend inside existing categories: Access is measured through the Waqf Scholarship Block (20% of the 20% Waqf allocation — roughly $8,990 Year 1, $51,631 Year 5, $153,222 Year 10); Calling/outreach through the fixed 5% Da’wah &amp; Community Outreach line ($11,237 / $64,539 / $191,527 at Years 1/5/10); Sanad (authenticated chain of transmission/credential integrity) through curriculum-approval cost already inside Senate operating norms, no separate budget.</w:t>
@@ -10709,6 +10845,7 @@
     <w:p>
       <w:pPr>
         <w:pStyle w:val="BodyText"/>
+        <w:jc w:val="both"/>
       </w:pPr>
       <w:r>
         <w:rPr>
@@ -11073,6 +11210,7 @@
         </w:pBdr>
         <w:ind w:left="300"/>
         <w:spacing w:after="0"/>
+        <w:jc w:val="both"/>
       </w:pPr>
       <w:r>
         <w:rPr>
@@ -11095,6 +11233,7 @@
         </w:pBdr>
         <w:ind w:left="300"/>
         <w:spacing w:before="0"/>
+        <w:jc w:val="both"/>
       </w:pPr>
       <w:r>
         <w:t xml:space="preserve">Percentage of Tier-4/sponsored students enrolled (Access); number of Sharī’ah-compliance exceptions flagged and resolved (Morality); faculty ijāzah/credential verification completion rate (Sanad); Waqf disbursement-to-allocation ratio (Love, target ~100% of the fixed 20% deployed, not hoarded or diverted).</w:t>
@@ -11109,6 +11248,7 @@
         </w:pBdr>
         <w:ind w:left="300"/>
         <w:spacing w:after="0"/>
+        <w:jc w:val="both"/>
       </w:pPr>
       <w:r>
         <w:rPr>
@@ -11131,6 +11271,7 @@
         </w:pBdr>
         <w:ind w:left="300"/>
         <w:spacing w:before="0"/>
+        <w:jc w:val="both"/>
       </w:pPr>
       <w:r>
         <w:t xml:space="preserve">Chief risk is</w:t>
@@ -11157,6 +11298,7 @@
     <w:p>
       <w:pPr>
         <w:pStyle w:val="BodyText"/>
+        <w:jc w:val="both"/>
       </w:pPr>
       <w:r>
         <w:rPr>
@@ -11173,6 +11315,7 @@
     <w:p>
       <w:pPr>
         <w:pStyle w:val="BodyText"/>
+        <w:jc w:val="both"/>
       </w:pPr>
       <w:r>
         <w:t xml:space="preserve">2028: baseline metrics. 2029-2030: Sharī’ah Advisory Board and ISO/CPD cycles begin. 2032: first external mission audit. 2037: pre-secular-launch mission-fidelity report to Board. 2038 onward: annual reporting embedded permanently.</w:t>
@@ -11181,6 +11324,7 @@
     <w:p>
       <w:pPr>
         <w:pStyle w:val="BodyText"/>
+        <w:jc w:val="both"/>
       </w:pPr>
       <w:r>
         <w:rPr>
@@ -11197,6 +11341,7 @@
     <w:p>
       <w:pPr>
         <w:pStyle w:val="BodyText"/>
+        <w:jc w:val="both"/>
       </w:pPr>
       <w:r>
         <w:t xml:space="preserve">Senate (academic authority) owns Illumination, Sanad, Inquiry through curriculum and degree conferral. Board of Trustees owns Access and Morality’s financial dimension through exclusive tuition-setting and Commercial Engine firewall enforcement. The Independent Sharī’ah Advisory Board reports to both bodies but holds no unilateral authority — consistent with the bicameral design.</w:t>
@@ -11205,6 +11350,7 @@
     <w:p>
       <w:pPr>
         <w:pStyle w:val="BodyText"/>
+        <w:jc w:val="both"/>
       </w:pPr>
       <w:r>
         <w:rPr>
@@ -11221,6 +11367,7 @@
     <w:p>
       <w:pPr>
         <w:pStyle w:val="BodyText"/>
+        <w:jc w:val="both"/>
       </w:pPr>
       <w:r>
         <w:t xml:space="preserve">By Year 5: documented mission-audit with no unresolved Sharī’ah-compliance exceptions. By Year 10: Tier-4/sponsored enrolment share sustained without breaching the $0-deficit rule. By 2038: secular-program revenue observably funding the same 5% Da’wah and 20% Waqf ratios as religious-program revenue, evidencing the mission survived diversification.</w:t>
@@ -11247,6 +11394,7 @@
     <w:p>
       <w:pPr>
         <w:pStyle w:val="FirstParagraph"/>
+        <w:jc w:val="both"/>
       </w:pPr>
       <w:r>
         <w:rPr>
@@ -11263,6 +11411,7 @@
     <w:p>
       <w:pPr>
         <w:pStyle w:val="BodyText"/>
+        <w:jc w:val="both"/>
       </w:pPr>
       <w:r>
         <w:t xml:space="preserve">AMIU’s bicameral split (Board = strategy/finance/legal/tuition/Commercial Engine; Senate = academic authority) prevents the two most common Islamic-university failure modes: financial capture of academic decisions, and academic bodies overspending without fiduciary accountability. This section specifies the committee layer beneath both chambers and how information flows between them, since the Master Plan establishes the chambers but this blueprint must operationalize their interlock.</w:t>
@@ -11271,6 +11420,7 @@
     <w:p>
       <w:pPr>
         <w:pStyle w:val="BodyText"/>
+        <w:jc w:val="both"/>
       </w:pPr>
       <w:r>
         <w:rPr>
@@ -11287,6 +11437,7 @@
     <w:p>
       <w:pPr>
         <w:pStyle w:val="BodyText"/>
+        <w:jc w:val="both"/>
       </w:pPr>
       <w:r>
         <w:t xml:space="preserve">Mature nonprofit and university governance (AGB standards, INQAAHE-aligned quality frameworks, waqf-governance codes from Gulf endowment regulators) converge on four standing committees regardless of institutional size: an Audit &amp; Risk Committee independent of management; a dedicated endowment/waqf oversight body; an independent religious/ethics advisory board with no employment stake in outcomes; and a faculty affairs body protecting academic due process. AMIU adopts all four rather than inventing bespoke structures.</w:t>
@@ -11295,6 +11446,7 @@
     <w:p>
       <w:pPr>
         <w:pStyle w:val="BodyText"/>
+        <w:jc w:val="both"/>
       </w:pPr>
       <w:r>
         <w:rPr>
@@ -11530,6 +11682,7 @@
     <w:p>
       <w:pPr>
         <w:pStyle w:val="BodyText"/>
+        <w:jc w:val="both"/>
       </w:pPr>
       <w:r>
         <w:rPr>
@@ -11546,6 +11699,7 @@
     <w:p>
       <w:pPr>
         <w:pStyle w:val="BodyText"/>
+        <w:jc w:val="both"/>
       </w:pPr>
       <w:r>
         <w:t xml:space="preserve">Year 1 (2028): Audit &amp; Risk Committee and Waqf &amp; Endowment Board seated concurrently with Senate formation (both required for Year-1 disbursements to be lawful). Year 2 (2029): Faculty Affairs Committee formalized as first cohort of faculty is hired at scale. Year 3 (2030): Independent Sharī’ah Advisory Board formal charter finalized alongside ISO 21001 target; succession plans for founder-held Senate seats 2-4 due this year per Risk Register. Year 5 (2032): first full external audit cycle at 3,493-student scale. Year 10 (2037): governance structure stress-tested ahead of Programs 72-99 secular launch.</w:t>
@@ -11554,6 +11708,7 @@
     <w:p>
       <w:pPr>
         <w:pStyle w:val="BodyText"/>
+        <w:jc w:val="both"/>
       </w:pPr>
       <w:r>
         <w:rPr>
@@ -11570,6 +11725,7 @@
     <w:p>
       <w:pPr>
         <w:pStyle w:val="BodyText"/>
+        <w:jc w:val="both"/>
       </w:pPr>
       <w:r>
         <w:t xml:space="preserve">All four committees are Founding-Decade honoraria/volunteer bodies drawn from the existing 18 Senate seats plus external independent experts (Sharī’ah scholars, a CPA/auditor for Audit &amp; Risk) — no dedicated FTE headcount in Phase I. A part-time Internal Audit function (contracted, not employee) becomes affordable inside the Core Admin Staff sub-line (18% of Payroll) around Year 3-5 as Payroll grows from $44,949 (Year 1) to $258,157 (Year 5).</w:t>
@@ -11578,6 +11734,7 @@
     <w:p>
       <w:pPr>
         <w:pStyle w:val="BodyText"/>
+        <w:jc w:val="both"/>
       </w:pPr>
       <w:r>
         <w:rPr>
@@ -11594,6 +11751,7 @@
     <w:p>
       <w:pPr>
         <w:pStyle w:val="BodyText"/>
+        <w:jc w:val="both"/>
       </w:pPr>
       <w:r>
         <w:t xml:space="preserve">Committee operating costs are absorbed inside the Senate Stipends sub-line (18% of the 20% Payroll allocation: $8,091 Year 1 → $46,468 Year 5 → $137,900 Year 10) plus the Operating Expenses fixed 5% line for external audit fees ($11,237 Year 1 → $64,539 Year 5 → $191,527 Year 10). No committee should be budgeted beyond these existing envelopes without a Board-approved sub-allocation adjustment.</w:t>
@@ -11608,6 +11766,7 @@
         </w:pBdr>
         <w:ind w:left="300"/>
         <w:spacing w:after="0"/>
+        <w:jc w:val="both"/>
       </w:pPr>
       <w:r>
         <w:rPr>
@@ -11630,6 +11789,7 @@
         </w:pBdr>
         <w:ind w:left="300"/>
         <w:spacing w:before="0"/>
+        <w:jc w:val="both"/>
       </w:pPr>
       <w:r>
         <w:t xml:space="preserve">Committee meeting-completion rate against annual calendar; number of Risk Register items with current mitigation status vs. stale/unreviewed; average Waqf Scholarship Block adjudication time (target: at or under the 14-day standard); Audit &amp; Risk findings closed within the fiscal year.</w:t>
@@ -11644,6 +11804,7 @@
         </w:pBdr>
         <w:ind w:left="300"/>
         <w:spacing w:after="0"/>
+        <w:jc w:val="both"/>
       </w:pPr>
       <w:r>
         <w:rPr>
@@ -11666,6 +11827,7 @@
         </w:pBdr>
         <w:ind w:left="300"/>
         <w:spacing w:before="0"/>
+        <w:jc w:val="both"/>
       </w:pPr>
       <w:r>
         <w:t xml:space="preserve">Overlapping mandates (e.g., Sharī’ah Advisory Board vs. Waqf &amp; Endowment Board both touching Waqf deployment) are mitigated by the explicit fiduciary/academic split in the table above. Committee capture by founders is structurally prevented by the independence safeguard: founder compensation requires all four independent seats’ approval, and large Waqf deployments require 2/3 Senate plus ≥2 independent seats — no committee recommendation can bypass this.</w:t>
@@ -11674,6 +11836,7 @@
     <w:p>
       <w:pPr>
         <w:pStyle w:val="BodyText"/>
+        <w:jc w:val="both"/>
       </w:pPr>
       <w:r>
         <w:rPr>
@@ -11909,6 +12072,7 @@
     <w:p>
       <w:pPr>
         <w:pStyle w:val="BodyText"/>
+        <w:jc w:val="both"/>
       </w:pPr>
       <w:r>
         <w:rPr>
@@ -11925,6 +12089,7 @@
     <w:p>
       <w:pPr>
         <w:pStyle w:val="BodyText"/>
+        <w:jc w:val="both"/>
       </w:pPr>
       <w:r>
         <w:t xml:space="preserve">The Delegation of Authority Matrix already fixes Approving Authority/Executing Office pairs (e.g., Tuition/Fee Setting → Board exclusive; Degree Conferral → Senate exclusive; Waqf Allocation → joint per thresholds; Internal Audit → Audit &amp; Risk Committee reporting to Board). This blueprint adds only the committee reporting lines above it; it does not alter any Matrix assignment.</w:t>
@@ -11933,6 +12098,7 @@
     <w:p>
       <w:pPr>
         <w:pStyle w:val="BodyText"/>
+        <w:jc w:val="both"/>
       </w:pPr>
       <w:r>
         <w:rPr>
@@ -11949,6 +12115,7 @@
     <w:p>
       <w:pPr>
         <w:pStyle w:val="BodyText"/>
+        <w:jc w:val="both"/>
       </w:pPr>
       <w:r>
         <w:t xml:space="preserve">By Year 3: all four committees operating on documented charters with succession plans filed for founder-held seats. By Year 5: zero unresolved Audit &amp; Risk findings older than 12 months. By Year 10: governance structure has survived a full decade including at least one founder-succession event without disruption to Senate quorum or Board fiduciary continuity.</w:t>
@@ -11975,6 +12142,7 @@
     <w:p>
       <w:pPr>
         <w:pStyle w:val="FirstParagraph"/>
+        <w:jc w:val="both"/>
       </w:pPr>
       <w:r>
         <w:rPr>
@@ -11991,6 +12159,7 @@
     <w:p>
       <w:pPr>
         <w:pStyle w:val="BodyText"/>
+        <w:jc w:val="both"/>
       </w:pPr>
       <w:r>
         <w:t xml:space="preserve">The Senate is AMIU’s supreme academic authority, strictly capped at 18 seats to keep decision-making fast at small scale while remaining representative. This blueprint operationalizes — without altering — the canon seat count, groupings, quorum, and supermajority thresholds already adopted, and adds the procedural detail (elections, terms, succession) the Master Plan references but does not fully specify.</w:t>
@@ -11999,6 +12168,7 @@
     <w:p>
       <w:pPr>
         <w:pStyle w:val="BodyText"/>
+        <w:jc w:val="both"/>
       </w:pPr>
       <w:r>
         <w:rPr>
@@ -12015,6 +12185,7 @@
     <w:p>
       <w:pPr>
         <w:pStyle w:val="BodyText"/>
+        <w:jc w:val="both"/>
       </w:pPr>
       <w:r>
         <w:t xml:space="preserve">Small-institution academic senates that function well (as opposed to the 40-80-seat senates common at large research universities, which are frequently gridlocked) keep membership under 20, mix ex officio and elected seats, and reserve a fixed independent bloc immune from executive influence — exactly AMIU’s design with seats 8, 16, 17, 18 held independent.</w:t>
@@ -12023,6 +12194,7 @@
     <w:p>
       <w:pPr>
         <w:pStyle w:val="BodyText"/>
+        <w:jc w:val="both"/>
       </w:pPr>
       <w:r>
         <w:rPr>
@@ -12258,6 +12430,7 @@
     <w:p>
       <w:pPr>
         <w:pStyle w:val="BodyText"/>
+        <w:jc w:val="both"/>
       </w:pPr>
       <w:r>
         <w:rPr>
@@ -12274,6 +12447,7 @@
     <w:p>
       <w:pPr>
         <w:pStyle w:val="BodyText"/>
+        <w:jc w:val="both"/>
       </w:pPr>
       <w:r>
         <w:t xml:space="preserve">Group I and Group IV’s Director seat are executive appointments confirmed by Board ratification. Group II Deans and Group III Department Heads are appointed by the DVC Academic Affairs subject to Senate confirmation vote (simple majority). The four fully independent seats (Librarian = Seat 8; three Group IV faculty reps = Seats 16-18) are filled by faculty-body election, one-member-one-vote among active instructional faculty, explicitly excluding founders and any Group I/II/III office-holder from candidacy — this is what makes them</w:t>
@@ -12300,6 +12474,7 @@
     <w:p>
       <w:pPr>
         <w:pStyle w:val="BodyText"/>
+        <w:jc w:val="both"/>
       </w:pPr>
       <w:r>
         <w:rPr>
@@ -12316,6 +12491,7 @@
     <w:p>
       <w:pPr>
         <w:pStyle w:val="BodyText"/>
+        <w:jc w:val="both"/>
       </w:pPr>
       <w:r>
         <w:t xml:space="preserve">Ex officio seats (Groups I-III, Seat 15 Director) run concurrent with the underlying office/appointment. Independent elected seats (8, 16, 17, 18) serve staggered 3-year terms, renewable once consecutively, to balance continuity against entrenchment; a seat-holder may not serve more than two consecutive terms without a one-term gap.</w:t>
@@ -12324,6 +12500,7 @@
     <w:p>
       <w:pPr>
         <w:pStyle w:val="BodyText"/>
+        <w:jc w:val="both"/>
       </w:pPr>
       <w:r>
         <w:rPr>
@@ -12498,6 +12675,7 @@
     <w:p>
       <w:pPr>
         <w:pStyle w:val="BodyText"/>
+        <w:jc w:val="both"/>
       </w:pPr>
       <w:r>
         <w:rPr>
@@ -12514,6 +12692,7 @@
     <w:p>
       <w:pPr>
         <w:pStyle w:val="BodyText"/>
+        <w:jc w:val="both"/>
       </w:pPr>
       <w:r>
         <w:t xml:space="preserve">Year 1 (2028): full 18-seat Senate seated at launch, all Group I-III positions filled given the university cannot operate academically without them. Year 2-3 (2029-2030): first independent-seat elections held once faculty body reaches sufficient size to hold a genuine election (not a formality); succession plans filed for Seats 2-4 (the founder-linked executive seats) per Risk Register key-person mitigation. Year 5 (2032): first staggered-term rotation of independent seats. Year 10 (2037): Senate structure reviewed for adequacy ahead of Programs 72-99, though the 18-seat cap itself is canon and not proposed for change here — any expansion would require a future Master Plan amendment, not this blueprint.</w:t>
@@ -12522,6 +12701,7 @@
     <w:p>
       <w:pPr>
         <w:pStyle w:val="BodyText"/>
+        <w:jc w:val="both"/>
       </w:pPr>
       <w:r>
         <w:rPr>
@@ -12538,6 +12718,7 @@
     <w:p>
       <w:pPr>
         <w:pStyle w:val="BodyText"/>
+        <w:jc w:val="both"/>
       </w:pPr>
       <w:r>
         <w:t xml:space="preserve">All 18 seats are honoraria-based in the Founding Decade, funded from the Senate Stipends sub-line (18% of Payroll: $8,091 Year 1 / $46,468 Year 5 / $137,900 Year 10). No seat is a full-time salaried position in Phase I; several seat-holders (Deans, Department Heads) are also teaching faculty drawing separately from the 40% Faculty Honoraria sub-line.</w:t>
@@ -12546,6 +12727,7 @@
     <w:p>
       <w:pPr>
         <w:pStyle w:val="BodyText"/>
+        <w:jc w:val="both"/>
       </w:pPr>
       <w:r>
         <w:rPr>
@@ -12562,6 +12744,7 @@
     <w:p>
       <w:pPr>
         <w:pStyle w:val="BodyText"/>
+        <w:jc w:val="both"/>
       </w:pPr>
       <w:r>
         <w:t xml:space="preserve">Senate operation (stipends, election administration, meeting logistics) draws exclusively from the 18% Senate Stipends sub-line of the fixed 20% Payroll allocation — no separate line exists or should be created without Board-approved resolution.</w:t>
@@ -12576,6 +12759,7 @@
         </w:pBdr>
         <w:ind w:left="300"/>
         <w:spacing w:after="0"/>
+        <w:jc w:val="both"/>
       </w:pPr>
       <w:r>
         <w:rPr>
@@ -12598,6 +12782,7 @@
         </w:pBdr>
         <w:ind w:left="300"/>
         <w:spacing w:before="0"/>
+        <w:jc w:val="both"/>
       </w:pPr>
       <w:r>
         <w:t xml:space="preserve">Key-person risk (3 founders occupying influence over Seats 2-4) is the most material Senate-specific risk on the Register; mitigation is the Year-3 (2030) mandatory succession-plan filing, reviewed annually by the Audit &amp; Risk Committee. Independent-seat capture risk is mitigated by returning-officer neutrality and Audit &amp; Risk certification of election results. Quorum failure risk (small faculty body in Year 1-2) is mitigated by ex officio seats (Groups I-III) being immediately fillable regardless of election timing, ensuring the Senate can convene from Day 1 even before independent elections mature.</w:t>
@@ -12606,6 +12791,7 @@
     <w:p>
       <w:pPr>
         <w:pStyle w:val="BodyText"/>
+        <w:jc w:val="both"/>
       </w:pPr>
       <w:r>
         <w:rPr>
@@ -12622,6 +12808,7 @@
     <w:p>
       <w:pPr>
         <w:pStyle w:val="BodyText"/>
+        <w:jc w:val="both"/>
       </w:pPr>
       <w:r>
         <w:t xml:space="preserve">2028: full seating. 2029: succession-plan drafting begins. 2030: succession plans filed (Risk Register deadline); first genuine independent elections targeted. 2032: first staggered rotation. 2037: decade-mark structural review (no seat-count change without formal amendment).</w:t>
@@ -12630,6 +12817,7 @@
     <w:p>
       <w:pPr>
         <w:pStyle w:val="BodyText"/>
+        <w:jc w:val="both"/>
       </w:pPr>
       <w:r>
         <w:rPr>
@@ -12646,6 +12834,7 @@
     <w:p>
       <w:pPr>
         <w:pStyle w:val="BodyText"/>
+        <w:jc w:val="both"/>
       </w:pPr>
       <w:r>
         <w:t xml:space="preserve">The Senate holds supreme academic authority: curriculum, standards, degree conferral (per the Delegation of Authority Matrix). It has no authority over tuition, Commercial Engine matters, or annual budget approval — those remain Board-exclusive. Its sole financial powers are the two supermajority votes above (large Waqf deployment concurrence, founder-compensation approval), both designed as checks on the Board/founders rather than independent spending authority.</w:t>
@@ -12654,6 +12843,7 @@
     <w:p>
       <w:pPr>
         <w:pStyle w:val="BodyText"/>
+        <w:jc w:val="both"/>
       </w:pPr>
       <w:r>
         <w:rPr>
@@ -12670,6 +12860,7 @@
     <w:p>
       <w:pPr>
         <w:pStyle w:val="BodyText"/>
+        <w:jc w:val="both"/>
       </w:pPr>
       <w:r>
         <w:t xml:space="preserve">By Year 3: succession plans filed and independent elections held without contested-result disputes. By Year 5: zero quorum failures recorded. By Year 10: at least one full staggered-term rotation cycle completed for all four independent seats with documented continuity of institutional knowledge.</w:t>
@@ -12696,6 +12887,7 @@
     <w:p>
       <w:pPr>
         <w:pStyle w:val="FirstParagraph"/>
+        <w:jc w:val="both"/>
       </w:pPr>
       <w:r>
         <w:rPr>
@@ -12712,6 +12904,7 @@
     <w:p>
       <w:pPr>
         <w:pStyle w:val="BodyText"/>
+        <w:jc w:val="both"/>
       </w:pPr>
       <w:r>
         <w:t xml:space="preserve">The Board of Trustees is AMIU’s supreme authority over strategy, finance, legal compliance, and holds exclusive, non-delegable power over tuition/fee-setting and Commercial Engine oversight — the firewall that keeps investor capital in AMIU Global Services LLC permanently separated from tuition revenue and religious-exemption status. This section details Board composition, powers, and the recruitment/term discipline needed to keep that firewall credible for decades, not just at incorporation.</w:t>
@@ -12720,6 +12913,7 @@
     <w:p>
       <w:pPr>
         <w:pStyle w:val="BodyText"/>
+        <w:jc w:val="both"/>
       </w:pPr>
       <w:r>
         <w:rPr>
@@ -12736,6 +12930,7 @@
     <w:p>
       <w:pPr>
         <w:pStyle w:val="BodyText"/>
+        <w:jc w:val="both"/>
       </w:pPr>
       <w:r>
         <w:t xml:space="preserve">Nonprofit governance codes (BoardSource, AGB) and waqf-endowment regulatory codes converge on: skills-based (not purely honorary) trustee recruitment; fixed term limits with staggered rotation to avoid founder-board ossification; a standing conflict-of-interest policy with mandatory annual disclosure; and clear separation between founder/visionary roles and independent fiduciary oversight roles on the same board. AMIU’s advisory/committee-role composition follows this pattern.</w:t>
@@ -12744,6 +12939,7 @@
     <w:p>
       <w:pPr>
         <w:pStyle w:val="BodyText"/>
+        <w:jc w:val="both"/>
       </w:pPr>
       <w:r>
         <w:rPr>
@@ -12972,6 +13168,7 @@
     <w:p>
       <w:pPr>
         <w:pStyle w:val="BodyText"/>
+        <w:jc w:val="both"/>
       </w:pPr>
       <w:r>
         <w:rPr>
@@ -12988,6 +13185,7 @@
     <w:p>
       <w:pPr>
         <w:pStyle w:val="BodyText"/>
+        <w:jc w:val="both"/>
       </w:pPr>
       <w:r>
         <w:t xml:space="preserve">Per the Delegation of Authority Matrix, three powers are Board-exclusive and cannot be delegated to the Senate or any committee: (1) Tuition/Fee Setting across all four global purchasing-power tiers and all scholarship-discount structures; (2) Commercial Engine Oversight — enforcing the legal/financial firewall between AMIU (100% tuition-funded nonprofit) and AMIU Global Services LLC (investor-capitalized, Gate A agribusiness/Gate B real estate); (3) Annual Budget Approval, confirming allocation across the seven fixed percentages before each fiscal year.</w:t>
@@ -12996,6 +13194,7 @@
     <w:p>
       <w:pPr>
         <w:pStyle w:val="BodyText"/>
+        <w:jc w:val="both"/>
       </w:pPr>
       <w:r>
         <w:rPr>
@@ -13012,6 +13211,7 @@
     <w:p>
       <w:pPr>
         <w:pStyle w:val="BodyText"/>
+        <w:jc w:val="both"/>
       </w:pPr>
       <w:r>
         <w:t xml:space="preserve">Year 1 (2028): Board seated concurrently with incorporation (6 December 2027) and academic launch (1 January 2028); Chairman, Founder role(s), and at minimum Legal Affairs Director must be filled before first tuition dollar is collected. Year 2-3 (2029-2030): Accreditation Consultant role activated ahead of ISO 21001 (2030) and CPD (2029) targets; Governance Specialist formalizes committee charters (Audit &amp; Risk, Waqf &amp; Endowment). Year 5 (2032): first full trustee-term rotation begins. Year 10 (2037): Board composition reviewed for adequacy ahead of the Programs 72-99 secular launch and its added legal/accreditation complexity (7 new schools, Texas secular accreditation targeted 2039).</w:t>
@@ -13020,6 +13220,7 @@
     <w:p>
       <w:pPr>
         <w:pStyle w:val="BodyText"/>
+        <w:jc w:val="both"/>
       </w:pPr>
       <w:r>
         <w:rPr>
@@ -13036,6 +13237,7 @@
     <w:p>
       <w:pPr>
         <w:pStyle w:val="BodyText"/>
+        <w:jc w:val="both"/>
       </w:pPr>
       <w:r>
         <w:t xml:space="preserve">Trustee roles are non-employee governance positions (typically uncompensated or modest per-meeting honoraria, distinct from the Senate Stipends line) in the Founding Decade — this is standard nonprofit-board practice and keeps Board service structurally separate from the Payroll allocation that funds Senate/faculty/admin. If any trustee role converts to paid staff (e.g., a compliance officer supporting the Legal Affairs Director) as complexity grows post-2038, that cost is drawn from Core Admin Staff (18% of Payroll), not created as a new category.</w:t>
@@ -13044,6 +13246,7 @@
     <w:p>
       <w:pPr>
         <w:pStyle w:val="BodyText"/>
+        <w:jc w:val="both"/>
       </w:pPr>
       <w:r>
         <w:rPr>
@@ -13060,6 +13263,7 @@
     <w:p>
       <w:pPr>
         <w:pStyle w:val="BodyText"/>
+        <w:jc w:val="both"/>
       </w:pPr>
       <w:r>
         <w:t xml:space="preserve">Board operations (meeting logistics, external legal/accreditation-consultant fees where trustees are advisory rather than staff) draw from the fixed 5% Operating Expenses line ($11,237 Year 1 → $64,539 Year 5 → $191,527 Year 10). Texas formation costs (~$1,015 one-time) were already absorbed in Year-1 OpEx per the Master Plan. ISO 21001 ($12,000 initial + $3,500/yr) and CPD ($4,000 initial + $1,200/yr) accreditation costs likewise sit inside this same 5% OpEx envelope and must be sequenced so cumulative Year 1-3 OpEx draws do not exceed what 5% of actual revenue supports at that scale.</w:t>
@@ -13074,6 +13278,7 @@
         </w:pBdr>
         <w:ind w:left="300"/>
         <w:spacing w:after="0"/>
+        <w:jc w:val="both"/>
       </w:pPr>
       <w:r>
         <w:rPr>
@@ -13096,6 +13301,7 @@
         </w:pBdr>
         <w:ind w:left="300"/>
         <w:spacing w:before="0"/>
+        <w:jc w:val="both"/>
       </w:pPr>
       <w:r>
         <w:t xml:space="preserve">Trustee meeting attendance rate; conflict-of-interest disclosures filed on schedule (annual, 100% compliance target); Commercial Engine firewall audit findings (target: zero commingling findings per fiscal year); tuition-tier decisions made within Board-exclusive process with no Senate encroachment recorded.</w:t>
@@ -13110,6 +13316,7 @@
         </w:pBdr>
         <w:ind w:left="300"/>
         <w:spacing w:after="0"/>
+        <w:jc w:val="both"/>
       </w:pPr>
       <w:r>
         <w:rPr>
@@ -13132,6 +13339,7 @@
         </w:pBdr>
         <w:ind w:left="300"/>
         <w:spacing w:before="0" w:after="0"/>
+        <w:jc w:val="both"/>
       </w:pPr>
       <w:r>
         <w:t xml:space="preserve">The Commercial Engine underperformance and credibility/offering risks (Risk Register items) are mitigated structurally: no tuition revenue may ever fund investor returns, no shared bank accounts exist, and any future amendment reopening that path requires full Senate independent-seat supermajority plus independent legal counsel opinion — a Board cannot unilaterally weaken the firewall. IRS nonprofit/for-profit commingling scrutiny risk is mitigated by the Legal Affairs Director’s standing mandate to certify firewall integrity annually to the Audit &amp; Risk Committee. Trustee entrenchment risk is mitigated by term limits and staggered rotation (below).</w:t>
@@ -13146,6 +13354,7 @@
         </w:pBdr>
         <w:ind w:left="300"/>
         <w:spacing w:before="0" w:after="0"/>
+        <w:jc w:val="both"/>
       </w:pPr>
       <w:r>
         <w:rPr>
@@ -13164,6 +13373,7 @@
         </w:pBdr>
         <w:ind w:left="300"/>
         <w:spacing w:before="0"/>
+        <w:jc w:val="both"/>
       </w:pPr>
       <w:r>
         <w:t xml:space="preserve">Recruitment is skills-based against the six named roles above, not honorary; candidates are vetted by the Governance Specialist function and confirmed by existing trustees. Standard term is 3 years, renewable up to two consecutive terms (6 years), then a mandatory one-term gap before eligibility to serve again — mirroring the Senate independent-seat discipline for consistency across the bicameral structure. Founder/Vision Architect continuity is the one role permitted longer tenure given key-person considerations, but founder compensation remains subject to the Senate’s 4-independent-seat unanimous-approval check regardless of Board term length, preventing the founder role from becoming self-dealing by default. All trustees file annual written conflict-of-interest disclosures, reviewed by the Audit &amp; Risk Committee, with mandatory recusal on any vote where a disclosed interest exists (particularly relevant for Commercial Engine oversight votes involving the Founder role).</w:t>
@@ -13172,6 +13382,7 @@
     <w:p>
       <w:pPr>
         <w:pStyle w:val="BodyText"/>
+        <w:jc w:val="both"/>
       </w:pPr>
       <w:r>
         <w:rPr>
@@ -13188,6 +13399,7 @@
     <w:p>
       <w:pPr>
         <w:pStyle w:val="BodyText"/>
+        <w:jc w:val="both"/>
       </w:pPr>
       <w:r>
         <w:t xml:space="preserve">2027 (Dec): incorporation, initial Board seated. 2028: academic launch, tuition tiers first set. 2029-2030: Accreditation Consultant activated for CPD/ISO milestones. 2032: first trustee-term rotation. 2037: Board composition review ahead of secular expansion. 2039: Board oversight of Texas secular accreditation completion (targeted).</w:t>
@@ -13196,6 +13408,7 @@
     <w:p>
       <w:pPr>
         <w:pStyle w:val="BodyText"/>
+        <w:jc w:val="both"/>
       </w:pPr>
       <w:r>
         <w:rPr>
@@ -13212,6 +13425,7 @@
     <w:p>
       <w:pPr>
         <w:pStyle w:val="BodyText"/>
+        <w:jc w:val="both"/>
       </w:pPr>
       <w:r>
         <w:t xml:space="preserve">Per the Delegation of Authority Matrix, the Board is Approving Authority for Institutional Strategy, Annual Budget, Tuition/Fee Setting, and Commercial Engine Oversight, with the Executing Office typically being DVC Admin &amp; Finance (Abdullah Turki) for budget/finance execution and the Legal Affairs Director for firewall compliance execution. The Board’s relationship to the Senate is strictly non-overlapping by design: the Board never sets curriculum or confers degrees, and the Senate never sets tuition or governs the Commercial Engine — each chamber checks the other only at the specific junctures the Matrix defines (e.g., Waqf deployment above $250,000/yr requiring Senate supermajority concurrence even though Waqf sits within Board fiduciary oversight).</w:t>
@@ -13220,6 +13434,7 @@
     <w:p>
       <w:pPr>
         <w:pStyle w:val="BodyText"/>
+        <w:jc w:val="both"/>
       </w:pPr>
       <w:r>
         <w:rPr>
@@ -13236,12 +13451,16 @@
     <w:p>
       <w:pPr>
         <w:pStyle w:val="BodyText"/>
+        <w:jc w:val="both"/>
       </w:pPr>
       <w:r>
         <w:t xml:space="preserve">By Year 3: all six advisory/committee roles filled with documented skills-based rationale and first conflict-of-interest disclosure cycle complete. By Year 5: zero Commercial Engine firewall breaches recorded, first trustee rotation completed on schedule. By Year 10: Board has successfully overseen four full tuition-tier review cycles and at least one full accreditation-pipeline milestone sequence (Gambia/NAQAA, ISO 21001, CPD) without a single instance of tuition revenue crossing into Commercial Engine accounts.</w:t>
       </w:r>
     </w:p>
     <w:p>
+      <w:pPr>
+        <w:jc w:val="both"/>
+      </w:pPr>
       <w:r>
         <w:pict>
           <v:rect style="width:0;height:1.5pt" o:hralign="center" o:hrstd="t" o:hr="t"/>
@@ -13249,6 +13468,9 @@
       </w:r>
     </w:p>
     <w:p>
+      <w:pPr>
+        <w:jc w:val="both"/>
+      </w:pPr>
       <w:r>
         <w:br w:type="page"/>
       </w:r>
@@ -13499,6 +13721,9 @@
       </w:tr>
     </w:tbl>
     <w:p>
+      <w:pPr>
+        <w:jc w:val="both"/>
+      </w:pPr>
       <w:r>
         <w:br w:type="page"/>
       </w:r>
@@ -13589,6 +13814,7 @@
     <w:p>
       <w:pPr>
         <w:pStyle w:val="BodyText"/>
+        <w:jc w:val="both"/>
       </w:pPr>
       <w:r>
         <w:rPr>
@@ -13601,6 +13827,7 @@
     <w:p>
       <w:pPr>
         <w:pStyle w:val="BodyText"/>
+        <w:jc w:val="both"/>
       </w:pPr>
       <w:r>
         <w:rPr>
@@ -13617,6 +13844,7 @@
     <w:p>
       <w:pPr>
         <w:pStyle w:val="BodyText"/>
+        <w:jc w:val="both"/>
       </w:pPr>
       <w:r>
         <w:t xml:space="preserve">AMIU’s mission demands governance that stays credible at $224,747 in annual revenue and still scales to $93.9M without re-engineering its constitution. A single fixed bicameral structure — Board of Trustees for money/law, 18-seat Senate for academic authority — is designed to absorb 30x enrolment growth by adding</w:t>
@@ -13654,6 +13882,7 @@
     <w:p>
       <w:pPr>
         <w:pStyle w:val="BodyText"/>
+        <w:jc w:val="both"/>
       </w:pPr>
       <w:r>
         <w:rPr>
@@ -13670,6 +13899,7 @@
     <w:p>
       <w:pPr>
         <w:pStyle w:val="BodyText"/>
+        <w:jc w:val="both"/>
       </w:pPr>
       <w:r>
         <w:t xml:space="preserve">Lean founding-era Islamic and faith-based institutions (e.g., early-stage seminaries and waqf-funded colleges) typically over-index on unpaid/honorary leadership before hiring administration; secular accreditation bodies (SACSCOC-model) expect a documented chain from Board → academic senate → dean → department chair regardless of institution size — AMIU’s Delegation of Authority Matrix satisfies this from Year 1 rather than retrofitting it at accreditation time.</w:t>
@@ -13678,6 +13908,7 @@
     <w:p>
       <w:pPr>
         <w:pStyle w:val="BodyText"/>
+        <w:jc w:val="both"/>
       </w:pPr>
       <w:r>
         <w:rPr>
@@ -13902,6 +14133,7 @@
     <w:p>
       <w:pPr>
         <w:pStyle w:val="FirstParagraph"/>
+        <w:jc w:val="both"/>
       </w:pPr>
       <w:r>
         <w:t xml:space="preserve">The 18 Senate seat-holders</w:t>
@@ -13926,6 +14158,7 @@
     <w:p>
       <w:pPr>
         <w:pStyle w:val="BodyText"/>
+        <w:jc w:val="both"/>
       </w:pPr>
       <w:r>
         <w:rPr>
@@ -13938,6 +14171,7 @@
     <w:p>
       <w:pPr>
         <w:pStyle w:val="BodyText"/>
+        <w:jc w:val="both"/>
       </w:pPr>
       <w:r>
         <w:t xml:space="preserve">Senate structure unchanged (governance is fixed by charter). Growth occurs below it: adjunct/visiting pool grows to ~30–35 scholars now spanning MA (Yr2) and early PhD (Yr3) cohorts; Registrar’s Office adds 1–2 Assistant Registrars; Admin/Ops grows to 3–4 part-time-leaning staff; the longest-serving honoraria faculty receive internal</w:t>
@@ -13964,6 +14198,7 @@
     <w:p>
       <w:pPr>
         <w:pStyle w:val="BodyText"/>
+        <w:jc w:val="both"/>
       </w:pPr>
       <w:r>
         <w:rPr>
@@ -14098,6 +14333,7 @@
     <w:p>
       <w:pPr>
         <w:pStyle w:val="FirstParagraph"/>
+        <w:jc w:val="both"/>
       </w:pPr>
       <w:r>
         <w:t xml:space="preserve">Secular Schools deliberately do</w:t>
@@ -14122,6 +14358,7 @@
     <w:p>
       <w:pPr>
         <w:pStyle w:val="BodyText"/>
+        <w:jc w:val="both"/>
       </w:pPr>
       <w:r>
         <w:rPr>
@@ -14420,6 +14657,7 @@
         </w:pBdr>
         <w:ind w:left="300"/>
         <w:spacing/>
+        <w:jc w:val="both"/>
       </w:pPr>
       <w:r>
         <w:rPr>
@@ -14448,6 +14686,7 @@
         </w:pBdr>
         <w:ind w:left="300"/>
         <w:spacing/>
+        <w:jc w:val="both"/>
       </w:pPr>
       <w:r>
         <w:rPr>
@@ -14468,6 +14707,7 @@
           <w:numId w:val="1002"/>
         </w:numPr>
         <w:pStyle w:val="Compact"/>
+        <w:jc w:val="both"/>
       </w:pPr>
       <w:r>
         <w:rPr>
@@ -14494,6 +14734,7 @@
           <w:numId w:val="1002"/>
         </w:numPr>
         <w:pStyle w:val="Compact"/>
+        <w:jc w:val="both"/>
       </w:pPr>
       <w:r>
         <w:rPr>
@@ -14520,6 +14761,7 @@
           <w:numId w:val="1002"/>
         </w:numPr>
         <w:pStyle w:val="Compact"/>
+        <w:jc w:val="both"/>
       </w:pPr>
       <w:r>
         <w:rPr>
@@ -14542,6 +14784,7 @@
     <w:p>
       <w:pPr>
         <w:pStyle w:val="FirstParagraph"/>
+        <w:jc w:val="both"/>
       </w:pPr>
       <w:r>
         <w:rPr>
@@ -14558,6 +14801,7 @@
     <w:p>
       <w:pPr>
         <w:pStyle w:val="BodyText"/>
+        <w:jc w:val="both"/>
       </w:pPr>
       <w:r>
         <w:t xml:space="preserve">Year 1 org stands up at incorporation (Dec 2027)/launch (Jan 2028); Year 5 staffing growth is continuous, not phase-gated; Year 11 (2038) adds the Secular Schools layer coincident with Program #72–99 launch; Year 15 snapshot reflects Dean’s Office maturity funded by Payroll growth. All appointments trace to the Delegation Matrix: Faculty Appointment → Senate Faculty Affairs Committee approves, Deans onboard; Degree Conferral → Senate ratifies, Registrar issues.</w:t>
@@ -14566,6 +14810,7 @@
     <w:p>
       <w:pPr>
         <w:pStyle w:val="BodyText"/>
+        <w:jc w:val="both"/>
       </w:pPr>
       <w:r>
         <w:rPr>
@@ -14582,6 +14827,7 @@
     <w:p>
       <w:pPr>
         <w:pStyle w:val="BodyText"/>
+        <w:jc w:val="both"/>
       </w:pPr>
       <w:r>
         <w:t xml:space="preserve">No Senate seat added outside charter amendment through 2050; Core Admin spend stays ≤18% of Payroll in every audited year; Registrar conferral backlog &lt;30 days by Year 10.</w:t>
@@ -14673,6 +14919,7 @@
     <w:p>
       <w:pPr>
         <w:pStyle w:val="BodyText"/>
+        <w:jc w:val="both"/>
       </w:pPr>
       <w:r>
         <w:rPr>
@@ -14685,6 +14932,7 @@
     <w:p>
       <w:pPr>
         <w:pStyle w:val="BodyText"/>
+        <w:jc w:val="both"/>
       </w:pPr>
       <w:r>
         <w:rPr>
@@ -14701,6 +14949,7 @@
     <w:p>
       <w:pPr>
         <w:pStyle w:val="BodyText"/>
+        <w:jc w:val="both"/>
       </w:pPr>
       <w:r>
         <w:t xml:space="preserve">The seven-tier ladder is AMIU’s core product. This section governs</w:t>
@@ -14743,6 +14992,7 @@
     <w:p>
       <w:pPr>
         <w:pStyle w:val="BodyText"/>
+        <w:jc w:val="both"/>
       </w:pPr>
       <w:r>
         <w:rPr>
@@ -14759,6 +15009,7 @@
     <w:p>
       <w:pPr>
         <w:pStyle w:val="BodyText"/>
+        <w:jc w:val="both"/>
       </w:pPr>
       <w:r>
         <w:t xml:space="preserve">The model borrows the US 2+2 associate-to-bachelor’s articulation convention (Tier II→III), the UK/Gulf postgraduate-diploma bridge for career-changers (Tier IV), and Carnegie-unit credit portability — combined with a traditional ijāza-chain seriousness standard rarely paired with stackable Western credit architecture. Staged multi-decade rollout (found core discipline first, add secular breadth after a decade of financial proof) mirrors how mature Islamic universities (e.g., al-Azhar’s historical faculty expansion) added secular faculties only after theological foundations matured.</w:t>
@@ -14767,6 +15018,7 @@
     <w:p>
       <w:pPr>
         <w:pStyle w:val="BodyText"/>
+        <w:jc w:val="both"/>
       </w:pPr>
       <w:r>
         <w:rPr>
@@ -15222,6 +15474,7 @@
     <w:p>
       <w:pPr>
         <w:pStyle w:val="BodyText"/>
+        <w:jc w:val="both"/>
       </w:pPr>
       <w:r>
         <w:t xml:space="preserve">All 71+28 = 99 programs are Senate-approved by charter; no addition/modification/discontinuation occurs without Senate vote (Delegation Matrix: Academic Programs &amp; Curriculum → Senate approves, DVC Academic Affairs implements).</w:t>
@@ -15230,6 +15483,7 @@
     <w:p>
       <w:pPr>
         <w:pStyle w:val="BodyText"/>
+        <w:jc w:val="both"/>
       </w:pPr>
       <w:r>
         <w:rPr>
@@ -15246,6 +15500,7 @@
     <w:p>
       <w:pPr>
         <w:pStyle w:val="BodyText"/>
+        <w:jc w:val="both"/>
       </w:pPr>
       <w:r>
         <w:t xml:space="preserve">Two anchor semesters (Fall Aug–Dec, Spring Jan–May) plus an optional Summer intersession used for Accelerated-track and Fast-Track completion. Three pacing tracks run in parallel every tier:</w:t>
@@ -15302,6 +15557,7 @@
     <w:p>
       <w:pPr>
         <w:pStyle w:val="BodyText"/>
+        <w:jc w:val="both"/>
       </w:pPr>
       <w:r>
         <w:rPr>
@@ -15598,6 +15854,7 @@
     <w:p>
       <w:pPr>
         <w:pStyle w:val="BodyText"/>
+        <w:jc w:val="both"/>
       </w:pPr>
       <w:r>
         <w:rPr>
@@ -15614,6 +15871,7 @@
     <w:p>
       <w:pPr>
         <w:pStyle w:val="BodyText"/>
+        <w:jc w:val="both"/>
       </w:pPr>
       <w:r>
         <w:t xml:space="preserve">Curriculum development and QA cycles are funded from</w:t>
@@ -15651,6 +15909,7 @@
     <w:p>
       <w:pPr>
         <w:pStyle w:val="BodyText"/>
+        <w:jc w:val="both"/>
       </w:pPr>
       <w:r>
         <w:rPr>
@@ -15667,6 +15926,7 @@
     <w:p>
       <w:pPr>
         <w:pStyle w:val="BodyText"/>
+        <w:jc w:val="both"/>
       </w:pPr>
       <w:r>
         <w:t xml:space="preserve">Annual: each HoD reviews course-level outcomes for their department → escalates to College Dean. Biennial: Dean-level program review against Senate-approved learning outcomes, reported to DVC Academic Affairs. Quinquennial (5-year): full external-benchmarked program review per college, presented to Senate for ratification/renewal — modeled on regional-accreditor cycles even prior to formal accreditation. Every Fast-Track and tier-transition credit transfer is audited annually by the Registrar for zero-loss compliance.</w:t>
@@ -15681,6 +15941,7 @@
         </w:pBdr>
         <w:ind w:left="300"/>
         <w:spacing w:after="0"/>
+        <w:jc w:val="both"/>
       </w:pPr>
       <w:r>
         <w:rPr>
@@ -15703,6 +15964,7 @@
         </w:pBdr>
         <w:ind w:left="300"/>
         <w:spacing w:before="0"/>
+        <w:jc w:val="both"/>
       </w:pPr>
       <w:r>
         <w:t xml:space="preserve">Program completion rate by track; Fast-Track utilization rate; zero-credit-loss audit pass rate (target 100%); cumulative enrolments vs. 18,333 ten-year target; secular-program enrolment share post-2038; 5-year external review completion rate per college.</w:t>
@@ -15717,6 +15979,7 @@
         </w:pBdr>
         <w:ind w:left="300"/>
         <w:spacing/>
+        <w:jc w:val="both"/>
       </w:pPr>
       <w:r>
         <w:rPr>
@@ -15737,6 +16000,7 @@
           <w:numId w:val="1003"/>
         </w:numPr>
         <w:pStyle w:val="Compact"/>
+        <w:jc w:val="both"/>
       </w:pPr>
       <w:r>
         <w:rPr>
@@ -15763,6 +16027,7 @@
           <w:numId w:val="1003"/>
         </w:numPr>
         <w:pStyle w:val="Compact"/>
+        <w:jc w:val="both"/>
       </w:pPr>
       <w:r>
         <w:rPr>
@@ -15789,6 +16054,7 @@
           <w:numId w:val="1003"/>
         </w:numPr>
         <w:pStyle w:val="Compact"/>
+        <w:jc w:val="both"/>
       </w:pPr>
       <w:r>
         <w:rPr>
@@ -15811,6 +16077,7 @@
     <w:p>
       <w:pPr>
         <w:pStyle w:val="FirstParagraph"/>
+        <w:jc w:val="both"/>
       </w:pPr>
       <w:r>
         <w:rPr>
@@ -15827,6 +16094,7 @@
     <w:p>
       <w:pPr>
         <w:pStyle w:val="BodyText"/>
+        <w:jc w:val="both"/>
       </w:pPr>
       <w:r>
         <w:t xml:space="preserve">Program approval/change: Senate (full body). Implementation: DVC Academic Affairs (Group I). Quality review escalation: HoD (Group III) → Dean (Group II) → DVC Academic Affairs → Senate. Calendar and tracking is a Group IV (Director, Academic Planning &amp; LMS) function.</w:t>
@@ -15835,6 +16103,7 @@
     <w:p>
       <w:pPr>
         <w:pStyle w:val="BodyText"/>
+        <w:jc w:val="both"/>
       </w:pPr>
       <w:r>
         <w:rPr>
@@ -15851,6 +16120,7 @@
     <w:p>
       <w:pPr>
         <w:pStyle w:val="BodyText"/>
+        <w:jc w:val="both"/>
       </w:pPr>
       <w:r>
         <w:t xml:space="preserve">2028 Phase 1 → 2029 Phase 2 → 2030 Phase 3 → 2033 Phase 4 → 2038 Phase 5 → 2039–2047 Phase 6 → 2048–2050 Phase 7.</w:t>
@@ -15877,6 +16147,7 @@
     <w:p>
       <w:pPr>
         <w:pStyle w:val="FirstParagraph"/>
+        <w:jc w:val="both"/>
       </w:pPr>
       <w:r>
         <w:rPr>
@@ -15893,6 +16164,7 @@
     <w:p>
       <w:pPr>
         <w:pStyle w:val="BodyText"/>
+        <w:jc w:val="both"/>
       </w:pPr>
       <w:r>
         <w:t xml:space="preserve">Each college must be operable on its honoraria-scale share of the Faculty Honoraria pool while sharing scarce resources (Arabic instruction, Islamic Studies gen-ed) across colleges rather than duplicating capacity — essential at $17,980 total Year-1 faculty spend.</w:t>
@@ -15901,6 +16173,7 @@
     <w:p>
       <w:pPr>
         <w:pStyle w:val="BodyText"/>
+        <w:jc w:val="both"/>
       </w:pPr>
       <w:r>
         <w:rPr>
@@ -15917,6 +16190,7 @@
     <w:p>
       <w:pPr>
         <w:pStyle w:val="BodyText"/>
+        <w:jc w:val="both"/>
       </w:pPr>
       <w:r>
         <w:t xml:space="preserve">Shared</w:t>
@@ -15943,6 +16217,7 @@
     <w:p>
       <w:pPr>
         <w:pStyle w:val="BodyText"/>
+        <w:jc w:val="both"/>
       </w:pPr>
       <w:r>
         <w:rPr>
@@ -16325,6 +16600,7 @@
     <w:p>
       <w:pPr>
         <w:pStyle w:val="BodyText"/>
+        <w:jc w:val="both"/>
       </w:pPr>
       <w:r>
         <w:rPr>
@@ -16337,6 +16613,7 @@
     <w:p>
       <w:pPr>
         <w:pStyle w:val="BodyText"/>
+        <w:jc w:val="both"/>
       </w:pPr>
       <w:r>
         <w:rPr>
@@ -16357,6 +16634,7 @@
           <w:numId w:val="1004"/>
         </w:numPr>
         <w:pStyle w:val="Compact"/>
+        <w:jc w:val="both"/>
       </w:pPr>
       <w:r>
         <w:rPr>
@@ -16383,6 +16661,7 @@
           <w:numId w:val="1004"/>
         </w:numPr>
         <w:pStyle w:val="Compact"/>
+        <w:jc w:val="both"/>
       </w:pPr>
       <w:r>
         <w:rPr>
@@ -16417,6 +16696,7 @@
     <w:p>
       <w:pPr>
         <w:pStyle w:val="FirstParagraph"/>
+        <w:jc w:val="both"/>
       </w:pPr>
       <w:r>
         <w:rPr>
@@ -16771,6 +17051,7 @@
     <w:p>
       <w:pPr>
         <w:pStyle w:val="BodyText"/>
+        <w:jc w:val="both"/>
       </w:pPr>
       <w:r>
         <w:rPr>
@@ -16787,6 +17068,7 @@
     <w:p>
       <w:pPr>
         <w:pStyle w:val="BodyText"/>
+        <w:jc w:val="both"/>
       </w:pPr>
       <w:r>
         <w:t xml:space="preserve">Yr1–5: each Islamic college run by its Dean + relevant HoD(s), no separate college staff — Dean IS the administrator. Yr10: Deans gain a part-time Faculty Affairs Officer as Faculty Honoraria approaches $306,444. Yr11–15: each of the 6 Islamic colleges gets an Associate Dean (per Section 6); each of the 7 secular Schools stands up with a Head of School + 3–6 terminal-degree faculty hires funded from post-2038 Payroll growth (illustrative Yr12 revenue $14.6M → Payroll ≈$2.92M).</w:t>
@@ -16795,6 +17077,7 @@
     <w:p>
       <w:pPr>
         <w:pStyle w:val="BodyText"/>
+        <w:jc w:val="both"/>
       </w:pPr>
       <w:r>
         <w:rPr>
@@ -16811,6 +17094,7 @@
     <w:p>
       <w:pPr>
         <w:pStyle w:val="BodyText"/>
+        <w:jc w:val="both"/>
       </w:pPr>
       <w:r>
         <w:t xml:space="preserve">College-level instructional cost draws from</w:t>
@@ -16838,6 +17122,7 @@
         </w:pBdr>
         <w:ind w:left="300"/>
         <w:spacing w:after="0"/>
+        <w:jc w:val="both"/>
       </w:pPr>
       <w:r>
         <w:rPr>
@@ -16860,6 +17145,7 @@
         </w:pBdr>
         <w:ind w:left="300"/>
         <w:spacing w:before="0"/>
+        <w:jc w:val="both"/>
       </w:pPr>
       <w:r>
         <w:t xml:space="preserve">Cost-per-credit-hour by college; shared-core utilization rate (% of eligible students enrolled); secular-school gen-ed completion rate; college-level enrolment share vs. Master Plan targets.</w:t>
@@ -16874,6 +17160,7 @@
         </w:pBdr>
         <w:ind w:left="300"/>
         <w:spacing/>
+        <w:jc w:val="both"/>
       </w:pPr>
       <w:r>
         <w:rPr>
@@ -16894,6 +17181,7 @@
           <w:numId w:val="1005"/>
         </w:numPr>
         <w:pStyle w:val="Compact"/>
+        <w:jc w:val="both"/>
       </w:pPr>
       <w:r>
         <w:rPr>
@@ -16962,6 +17250,7 @@
           <w:numId w:val="1005"/>
         </w:numPr>
         <w:pStyle w:val="Compact"/>
+        <w:jc w:val="both"/>
       </w:pPr>
       <w:r>
         <w:rPr>
@@ -16984,6 +17273,7 @@
     <w:p>
       <w:pPr>
         <w:pStyle w:val="FirstParagraph"/>
+        <w:jc w:val="both"/>
       </w:pPr>
       <w:r>
         <w:rPr>
@@ -17000,6 +17290,7 @@
     <w:p>
       <w:pPr>
         <w:pStyle w:val="BodyText"/>
+        <w:jc w:val="both"/>
       </w:pPr>
       <w:r>
         <w:t xml:space="preserve">Each college’s Dean sits in Senate Group II; each School Head (Yr11+) reports administratively to DVC Academic Affairs; program-level curriculum changes still require full Senate approval regardless of college/school.</w:t>
@@ -17008,6 +17299,7 @@
     <w:p>
       <w:pPr>
         <w:pStyle w:val="BodyText"/>
+        <w:jc w:val="both"/>
       </w:pPr>
       <w:r>
         <w:rPr>
@@ -17024,6 +17316,7 @@
     <w:p>
       <w:pPr>
         <w:pStyle w:val="BodyText"/>
+        <w:jc w:val="both"/>
       </w:pPr>
       <w:r>
         <w:t xml:space="preserve">2028: 6 colleges operational. 2038: 7 Schools operational with shared gen-ed live. 2042: all colleges/schools carry dedicated Associate Dean/Head tier. Success: 100% secular-student gen-ed core completion; shared Arabic core cost-per-student declining year over year as enrolment scales.</w:t>
@@ -17050,6 +17343,7 @@
     <w:p>
       <w:pPr>
         <w:pStyle w:val="FirstParagraph"/>
+        <w:jc w:val="both"/>
       </w:pPr>
       <w:r>
         <w:rPr>
@@ -17066,6 +17360,7 @@
     <w:p>
       <w:pPr>
         <w:pStyle w:val="BodyText"/>
+        <w:jc w:val="both"/>
       </w:pPr>
       <w:r>
         <w:t xml:space="preserve">AMIU cannot pay Western full-time salaries in the founding decade ($17,980 total Yr1 faculty spend), so its rank system must dignify and credential honoraria-based, multi-hat teaching from day one while providing a genuine promotion pathway as Faculty Honoraria scales</w:t>
@@ -17086,6 +17381,7 @@
     <w:p>
       <w:pPr>
         <w:pStyle w:val="BodyText"/>
+        <w:jc w:val="both"/>
       </w:pPr>
       <w:r>
         <w:rPr>
@@ -17102,6 +17398,7 @@
     <w:p>
       <w:pPr>
         <w:pStyle w:val="BodyText"/>
+        <w:jc w:val="both"/>
       </w:pPr>
       <w:r>
         <w:t xml:space="preserve">Traditional ijāza/isnād chains (unbroken teacher-to-teacher transmission) remain the gold-standard credential for Qur’ān/Hadith/Fiqh instruction across the Muslim world, verified independently of Western terminal degrees; this is paired here with standard PhD/terminal-degree verification for Arabic linguistics, Islamic Finance, and (Yr11+) secular fields — a dual-track credentialing model used by hybrid seminaries.</w:t>
@@ -17110,6 +17407,7 @@
     <w:p>
       <w:pPr>
         <w:pStyle w:val="BodyText"/>
+        <w:jc w:val="both"/>
       </w:pPr>
       <w:r>
         <w:rPr>
@@ -17427,6 +17725,7 @@
     <w:p>
       <w:pPr>
         <w:pStyle w:val="BodyText"/>
+        <w:jc w:val="both"/>
       </w:pPr>
       <w:r>
         <w:rPr>
@@ -17443,6 +17742,7 @@
     <w:p>
       <w:pPr>
         <w:pStyle w:val="BodyText"/>
+        <w:jc w:val="both"/>
       </w:pPr>
       <w:r>
         <w:t xml:space="preserve">Adjunct Instructor → (credential verification + ≥2 years teaching service) → Assistant Professor → Associate → Full, tracked by the HoD and reviewed by the Senate Faculty Affairs Committee. Per the Delegation Matrix:</w:t>
@@ -17467,6 +17767,7 @@
     <w:p>
       <w:pPr>
         <w:pStyle w:val="BodyText"/>
+        <w:jc w:val="both"/>
       </w:pPr>
       <w:r>
         <w:rPr>
@@ -17487,6 +17788,7 @@
           <w:numId w:val="1006"/>
         </w:numPr>
         <w:pStyle w:val="Compact"/>
+        <w:jc w:val="both"/>
       </w:pPr>
       <w:r>
         <w:rPr>
@@ -17525,6 +17827,7 @@
           <w:numId w:val="1006"/>
         </w:numPr>
         <w:pStyle w:val="Compact"/>
+        <w:jc w:val="both"/>
       </w:pPr>
       <w:r>
         <w:rPr>
@@ -17551,6 +17854,7 @@
           <w:numId w:val="1006"/>
         </w:numPr>
         <w:pStyle w:val="Compact"/>
+        <w:jc w:val="both"/>
       </w:pPr>
       <w:r>
         <w:rPr>
@@ -17577,6 +17881,7 @@
           <w:numId w:val="1006"/>
         </w:numPr>
         <w:pStyle w:val="Compact"/>
+        <w:jc w:val="both"/>
       </w:pPr>
       <w:r>
         <w:rPr>
@@ -17599,6 +17904,7 @@
     <w:p>
       <w:pPr>
         <w:pStyle w:val="FirstParagraph"/>
+        <w:jc w:val="both"/>
       </w:pPr>
       <w:r>
         <w:rPr>
@@ -17615,6 +17921,7 @@
     <w:p>
       <w:pPr>
         <w:pStyle w:val="BodyText"/>
+        <w:jc w:val="both"/>
       </w:pPr>
       <w:r>
         <w:t xml:space="preserve">Tied directly to the stackable ladder: the same faculty member typically teaches Diploma through PhD tier of one subject spine (per canon), workload measured in CH-equivalents/semester, weighted by pacing track (Accelerated sections run more intensively per term than Extended). Honoraria are paid per CH taught, drawn from the Faculty Honoraria sub-split (40% of Payroll), which scales with revenue with no fixed ceiling — the only Payroll sub-split without a hard cap.</w:t>
@@ -17623,6 +17930,7 @@
     <w:p>
       <w:pPr>
         <w:pStyle w:val="BodyText"/>
+        <w:jc w:val="both"/>
       </w:pPr>
       <w:r>
         <w:rPr>
@@ -17925,6 +18233,7 @@
         </w:pBdr>
         <w:ind w:left="300"/>
         <w:spacing w:after="0"/>
+        <w:jc w:val="both"/>
       </w:pPr>
       <w:r>
         <w:rPr>
@@ -17947,6 +18256,7 @@
         </w:pBdr>
         <w:ind w:left="300"/>
         <w:spacing w:before="0"/>
+        <w:jc w:val="both"/>
       </w:pPr>
       <w:r>
         <w:t xml:space="preserve">Faculty-to-student ratio by college; % faculty with verified credentials on file; promotion cycle completion time; honorarium-per-CH trend vs. revenue growth (should track proportionally, not lag).</w:t>
@@ -17961,6 +18271,7 @@
         </w:pBdr>
         <w:ind w:left="300"/>
         <w:spacing/>
+        <w:jc w:val="both"/>
       </w:pPr>
       <w:r>
         <w:rPr>
@@ -17981,6 +18292,7 @@
           <w:numId w:val="1007"/>
         </w:numPr>
         <w:pStyle w:val="Compact"/>
+        <w:jc w:val="both"/>
       </w:pPr>
       <w:r>
         <w:rPr>
@@ -18007,6 +18319,7 @@
           <w:numId w:val="1007"/>
         </w:numPr>
         <w:pStyle w:val="Compact"/>
+        <w:jc w:val="both"/>
       </w:pPr>
       <w:r>
         <w:rPr>
@@ -18047,6 +18360,7 @@
           <w:numId w:val="1007"/>
         </w:numPr>
         <w:pStyle w:val="Compact"/>
+        <w:jc w:val="both"/>
       </w:pPr>
       <w:r>
         <w:rPr>
@@ -18065,6 +18379,7 @@
     <w:p>
       <w:pPr>
         <w:pStyle w:val="FirstParagraph"/>
+        <w:jc w:val="both"/>
       </w:pPr>
       <w:r>
         <w:rPr>
@@ -18081,6 +18396,7 @@
     <w:p>
       <w:pPr>
         <w:pStyle w:val="BodyText"/>
+        <w:jc w:val="both"/>
       </w:pPr>
       <w:r>
         <w:t xml:space="preserve">Faculty Affairs Committee (subset of Senate) approves appointments/promotions throughout 2028–2050; Deans onboard; HoDs manage day-to-day workload and credential files. Full-rank ladder (Assistant→Full) is substantially populated by Year 10; secular-school conventional faculty ranks stand up from 2038.</w:t>
@@ -18089,6 +18405,7 @@
     <w:p>
       <w:pPr>
         <w:pStyle w:val="BodyText"/>
+        <w:jc w:val="both"/>
       </w:pPr>
       <w:r>
         <w:rPr>
@@ -18105,6 +18422,7 @@
     <w:p>
       <w:pPr>
         <w:pStyle w:val="BodyText"/>
+        <w:jc w:val="both"/>
       </w:pPr>
       <w:r>
         <w:t xml:space="preserve">100% of religious faculty with documented isnād/ijāza on file by Yr2; Faculty Honoraria per-CH rate rising year-over-year through Yr10; secular faculty terminal-degree verification rate 100% at each School’s launch.</w:t>
@@ -18131,6 +18449,7 @@
     <w:p>
       <w:pPr>
         <w:pStyle w:val="FirstParagraph"/>
+        <w:jc w:val="both"/>
       </w:pPr>
       <w:r>
         <w:rPr>
@@ -18147,6 +18466,7 @@
     <w:p>
       <w:pPr>
         <w:pStyle w:val="BodyText"/>
+        <w:jc w:val="both"/>
       </w:pPr>
       <w:r>
         <w:t xml:space="preserve">Group III of the Senate — the 6 HoDs — is where curriculum meets classroom. Departments must be resourced from Yr1 at honoraria scale, then grow into full department units only as secular expansion (Yr11+) brings the Payroll base that can sustain it.</w:t>
@@ -18155,6 +18475,7 @@
     <w:p>
       <w:pPr>
         <w:pStyle w:val="BodyText"/>
+        <w:jc w:val="both"/>
       </w:pPr>
       <w:r>
         <w:rPr>
@@ -18171,6 +18492,7 @@
     <w:p>
       <w:pPr>
         <w:pStyle w:val="BodyText"/>
+        <w:jc w:val="both"/>
       </w:pPr>
       <w:r>
         <w:t xml:space="preserve">Department-as-cost-center budgeting (each unit funded pro-rata by CH delivered) is standard in both Islamic seminary administration and Western university department funding formulas, and scales cleanly from a one-person HoD-led unit to a full department without restructuring — the model AMIU adopts explicitly to avoid a Year-11 redesign.</w:t>
@@ -18179,6 +18501,7 @@
     <w:p>
       <w:pPr>
         <w:pStyle w:val="BodyText"/>
+        <w:jc w:val="both"/>
       </w:pPr>
       <w:r>
         <w:rPr>
@@ -18496,6 +18819,7 @@
     <w:p>
       <w:pPr>
         <w:pStyle w:val="BodyText"/>
+        <w:jc w:val="both"/>
       </w:pPr>
       <w:r>
         <w:t xml:space="preserve">Each HoD is simultaneously a teaching scholar and the department’s sole administrator in Years 1–5 — there is no department office beyond the HoD until enrolment/revenue justifies one.</w:t>
@@ -18504,6 +18828,7 @@
     <w:p>
       <w:pPr>
         <w:pStyle w:val="BodyText"/>
+        <w:jc w:val="both"/>
       </w:pPr>
       <w:r>
         <w:rPr>
@@ -18698,6 +19023,7 @@
     <w:p>
       <w:pPr>
         <w:pStyle w:val="BodyText"/>
+        <w:jc w:val="both"/>
       </w:pPr>
       <w:r>
         <w:t xml:space="preserve">Apportionment is not equal-split in practice — it follows enrolled CH per department’s subject spine (e.g., Sharī’ah &amp; Fiqh and Qur’ānic Studies typically carry higher enrolment share and thus larger pro-rata pools).</w:t>
@@ -18706,6 +19032,7 @@
     <w:p>
       <w:pPr>
         <w:pStyle w:val="BodyText"/>
+        <w:jc w:val="both"/>
       </w:pPr>
       <w:r>
         <w:rPr>
@@ -18722,6 +19049,7 @@
     <w:p>
       <w:pPr>
         <w:pStyle w:val="BodyText"/>
+        <w:jc w:val="both"/>
       </w:pPr>
       <w:r>
         <w:t xml:space="preserve">Standing up mirrors the existing governance path exactly:</w:t>
@@ -18746,6 +19074,7 @@
     <w:p>
       <w:pPr>
         <w:pStyle w:val="BodyText"/>
+        <w:jc w:val="both"/>
       </w:pPr>
       <w:r>
         <w:rPr>
@@ -18762,6 +19091,7 @@
     <w:p>
       <w:pPr>
         <w:pStyle w:val="BodyText"/>
+        <w:jc w:val="both"/>
       </w:pPr>
       <w:r>
         <w:t xml:space="preserve">Department (HoD, Group III) → College Dean (Group II) → DVC Academic Affairs (Group I) → full Senate. Degree conferral cuts across all departments to the Registrar upon Senate ratification. Secular-school departments follow the identical chain, substituting Head of School for Dean at the intermediate layer.</w:t>
@@ -18776,6 +19106,7 @@
         </w:pBdr>
         <w:ind w:left="300"/>
         <w:spacing w:after="0"/>
+        <w:jc w:val="both"/>
       </w:pPr>
       <w:r>
         <w:rPr>
@@ -18798,6 +19129,7 @@
         </w:pBdr>
         <w:ind w:left="300"/>
         <w:spacing w:before="0"/>
+        <w:jc w:val="both"/>
       </w:pPr>
       <w:r>
         <w:t xml:space="preserve">Cost-per-CH by department; adjunct-to-HoD ratio; department-level program completion rate; time from School proposal to Senate approval for new secular departments (target &lt;2 semesters).</w:t>
@@ -18812,6 +19144,7 @@
         </w:pBdr>
         <w:ind w:left="300"/>
         <w:spacing/>
+        <w:jc w:val="both"/>
       </w:pPr>
       <w:r>
         <w:rPr>
@@ -18832,6 +19165,7 @@
           <w:numId w:val="1008"/>
         </w:numPr>
         <w:pStyle w:val="Compact"/>
+        <w:jc w:val="both"/>
       </w:pPr>
       <w:r>
         <w:rPr>
@@ -18858,6 +19192,7 @@
           <w:numId w:val="1008"/>
         </w:numPr>
         <w:pStyle w:val="Compact"/>
+        <w:jc w:val="both"/>
       </w:pPr>
       <w:r>
         <w:rPr>
@@ -18880,6 +19215,7 @@
           <w:numId w:val="1008"/>
         </w:numPr>
         <w:pStyle w:val="Compact"/>
+        <w:jc w:val="both"/>
       </w:pPr>
       <w:r>
         <w:rPr>
@@ -18902,6 +19238,7 @@
     <w:p>
       <w:pPr>
         <w:pStyle w:val="FirstParagraph"/>
+        <w:jc w:val="both"/>
       </w:pPr>
       <w:r>
         <w:rPr>
@@ -18918,6 +19255,7 @@
     <w:p>
       <w:pPr>
         <w:pStyle w:val="BodyText"/>
+        <w:jc w:val="both"/>
       </w:pPr>
       <w:r>
         <w:t xml:space="preserve">2028: 6 departments live under lone HoDs. 2032–2037: departments add adjunct depth as Faculty Honoraria grows past $100K then $300K. 2038: first secular departments stand up under new Schools. 2039–2050: department count grows incrementally per Senate approval only, never automatically.</w:t>
@@ -18926,6 +19264,7 @@
     <w:p>
       <w:pPr>
         <w:pStyle w:val="BodyText"/>
+        <w:jc w:val="both"/>
       </w:pPr>
       <w:r>
         <w:rPr>
@@ -18942,12 +19281,16 @@
     <w:p>
       <w:pPr>
         <w:pStyle w:val="BodyText"/>
+        <w:jc w:val="both"/>
       </w:pPr>
       <w:r>
         <w:t xml:space="preserve">Every department’s CH-based budget reconciles annually to the Faculty Honoraria sub-split with zero unallocated residual (consistent with the fixed allocation framework); 100% of new secular departments (2038+) trace to a Senate approval record before first course offering; no department goes fully unstaffed (zero active adjuncts) in any academic year through 2050.</w:t>
       </w:r>
     </w:p>
     <w:p>
+      <w:pPr>
+        <w:jc w:val="both"/>
+      </w:pPr>
       <w:r>
         <w:pict>
           <v:rect style="width:0;height:1.5pt" o:hralign="center" o:hrstd="t" o:hr="t"/>
@@ -18955,6 +19298,9 @@
       </w:r>
     </w:p>
     <w:p>
+      <w:pPr>
+        <w:jc w:val="both"/>
+      </w:pPr>
       <w:r>
         <w:br w:type="page"/>
       </w:r>
@@ -19205,6 +19551,9 @@
       </w:tr>
     </w:tbl>
     <w:p>
+      <w:pPr>
+        <w:jc w:val="both"/>
+      </w:pPr>
       <w:r>
         <w:br w:type="page"/>
       </w:r>
@@ -19230,6 +19579,7 @@
     <w:p>
       <w:pPr>
         <w:pStyle w:val="FirstParagraph"/>
+        <w:jc w:val="both"/>
       </w:pPr>
       <w:r>
         <w:rPr>
@@ -19246,6 +19596,7 @@
     <w:p>
       <w:pPr>
         <w:pStyle w:val="BodyText"/>
+        <w:jc w:val="both"/>
       </w:pPr>
       <w:r>
         <w:t xml:space="preserve">AMIU’s 71 founding programs (Colleges I–VI) plus the 28 secular programs launching in Year 11 (2038, seven new Schools) are the operational expression of the Master Plan’s mission: rigorous, stackable credentials at minimum cost. A portfolio this size, growing over a 23-year horizon (2028–2050), requires disciplined lifecycle management so that program proliferation never outruns the fixed-percentage financial model, and so that the 7-tier ladder stays balanced rather than top- or bottom-heavy.</w:t>
@@ -19254,6 +19605,7 @@
     <w:p>
       <w:pPr>
         <w:pStyle w:val="BodyText"/>
+        <w:jc w:val="both"/>
       </w:pPr>
       <w:r>
         <w:rPr>
@@ -19270,6 +19622,7 @@
     <w:p>
       <w:pPr>
         <w:pStyle w:val="BodyText"/>
+        <w:jc w:val="both"/>
       </w:pPr>
       <w:r>
         <w:t xml:space="preserve">Peer institutions (e.g., Al-Azhar’s affiliated colleges, Islamic Online University, UK Access-to-HE consortia) show three transferable disciplines: (1) a standing portfolio committee separate from day-to-day curriculum committees; (2) minimum-viable-cohort thresholds before a program is greenlit; (3) mandatory periodic review (typically 3–5 years) with an explicit sunset/merge/continue decision, never silent neglect.</w:t>
@@ -19278,6 +19631,7 @@
     <w:p>
       <w:pPr>
         <w:pStyle w:val="BodyText"/>
+        <w:jc w:val="both"/>
       </w:pPr>
       <w:r>
         <w:rPr>
@@ -19595,6 +19949,7 @@
     <w:p>
       <w:pPr>
         <w:pStyle w:val="BodyText"/>
+        <w:jc w:val="both"/>
       </w:pPr>
       <w:r>
         <w:rPr>
@@ -19804,6 +20159,7 @@
     <w:p>
       <w:pPr>
         <w:pStyle w:val="BodyText"/>
+        <w:jc w:val="both"/>
       </w:pPr>
       <w:r>
         <w:rPr>
@@ -19820,6 +20176,7 @@
     <w:p>
       <w:pPr>
         <w:pStyle w:val="BodyText"/>
+        <w:jc w:val="both"/>
       </w:pPr>
       <w:r>
         <w:t xml:space="preserve">Portfolio administration is an institutional-effectiveness function funded from the fixed 5% OpEx allocation, not a standalone line. Illustrative ceilings: Year 1 OpEx pool = $11,237 (portfolio work a token share, &lt;$2,000); Year 5 OpEx pool = $64,539 (supports the 0.5 FTE Analyst); Year 10 OpEx pool = $191,527 (supports 1.0 FTE plus review-cycle costs). Post-Year-10 figures are extension-period planning assumptions pending annual Board ratification, not Master Plan commitments.</w:t>
@@ -19834,6 +20191,7 @@
         </w:pBdr>
         <w:ind w:left="300"/>
         <w:spacing w:after="0"/>
+        <w:jc w:val="both"/>
       </w:pPr>
       <w:r>
         <w:rPr>
@@ -19860,6 +20218,7 @@
         </w:pBdr>
         <w:ind w:left="300"/>
         <w:spacing w:before="0" w:after="0"/>
+        <w:jc w:val="both"/>
       </w:pPr>
       <w:r>
         <w:t xml:space="preserve">No single tier exceeds ~45% of total enrolled headcount (ladder-balance guardrail)</w:t>
@@ -19878,6 +20237,7 @@
         </w:pBdr>
         <w:ind w:left="300"/>
         <w:spacing w:before="0" w:after="0"/>
+        <w:jc w:val="both"/>
       </w:pPr>
       <w:r>
         <w:t xml:space="preserve">100% of active programs reviewed on a rolling 3–5-year cycle</w:t>
@@ -19896,6 +20256,7 @@
         </w:pBdr>
         <w:ind w:left="300"/>
         <w:spacing w:before="0" w:after="0"/>
+        <w:jc w:val="both"/>
       </w:pPr>
       <w:r>
         <w:t xml:space="preserve">Median Senate turnaround on new-program proposals &lt; 180 days</w:t>
@@ -19914,6 +20275,7 @@
         </w:pBdr>
         <w:ind w:left="300"/>
         <w:spacing w:before="0"/>
+        <w:jc w:val="both"/>
       </w:pPr>
       <w:r>
         <w:t xml:space="preserve">≤5% of programs below minimum-viable-cohort threshold for 2 consecutive years without a corrective plan</w:t>
@@ -19922,6 +20284,7 @@
     <w:p>
       <w:pPr>
         <w:pStyle w:val="FirstParagraph"/>
+        <w:jc w:val="both"/>
       </w:pPr>
       <w:r>
         <w:rPr>
@@ -20108,6 +20471,7 @@
     <w:p>
       <w:pPr>
         <w:pStyle w:val="BodyText"/>
+        <w:jc w:val="both"/>
       </w:pPr>
       <w:r>
         <w:rPr>
@@ -20124,6 +20488,7 @@
     <w:p>
       <w:pPr>
         <w:pStyle w:val="BodyText"/>
+        <w:jc w:val="both"/>
       </w:pPr>
       <w:r>
         <w:t xml:space="preserve">2028 catalog live → 2031 first triennial review → 2034 balance audit → 2037 expansion readiness certified → 2038 Schools 72–99 launch → 2041 secular-portfolio first review → 2050 full-catalog maturity review.</w:t>
@@ -20132,6 +20497,7 @@
     <w:p>
       <w:pPr>
         <w:pStyle w:val="BodyText"/>
+        <w:jc w:val="both"/>
       </w:pPr>
       <w:r>
         <w:rPr>
@@ -20335,6 +20701,7 @@
     <w:p>
       <w:pPr>
         <w:pStyle w:val="BodyText"/>
+        <w:jc w:val="both"/>
       </w:pPr>
       <w:r>
         <w:rPr>
@@ -20351,6 +20718,7 @@
     <w:p>
       <w:pPr>
         <w:pStyle w:val="BodyText"/>
+        <w:jc w:val="both"/>
       </w:pPr>
       <w:r>
         <w:t xml:space="preserve">By 2037: 71 programs fully stabilized, ≥90% passing triennial review without corrective action. By 2041: 28 secular programs onboarded with balanced enrollment across all 13 colleges/schools. By 2050: portfolio-wide sunset/launch cadence operating on autopilot with &lt;5% Senate-escalation rate.</w:t>
@@ -20377,6 +20745,7 @@
     <w:p>
       <w:pPr>
         <w:pStyle w:val="FirstParagraph"/>
+        <w:jc w:val="both"/>
       </w:pPr>
       <w:r>
         <w:rPr>
@@ -20393,6 +20762,7 @@
     <w:p>
       <w:pPr>
         <w:pStyle w:val="BodyText"/>
+        <w:jc w:val="both"/>
       </w:pPr>
       <w:r>
         <w:t xml:space="preserve">The Master Plan fixes credit-hour totals per tier (Diploma 45CH → Associate 60CH → BA 120CH → HPGD 30CH → MA 45CH → PhD 60CH → Post-Doc non-credit) and mandates zero credit loss at any transition. This section specifies</w:t>
@@ -20417,6 +20787,7 @@
     <w:p>
       <w:pPr>
         <w:pStyle w:val="BodyText"/>
+        <w:jc w:val="both"/>
       </w:pPr>
       <w:r>
         <w:rPr>
@@ -20433,6 +20804,7 @@
     <w:p>
       <w:pPr>
         <w:pStyle w:val="BodyText"/>
+        <w:jc w:val="both"/>
       </w:pPr>
       <w:r>
         <w:t xml:space="preserve">Carnegie-unit transparency (US regional accreditors), isnād-preservation protocols used by Al-Azhar and traditional ijāza-granting institutions, and CEFR-anchored English-medium instruction (EMI) benchmarks used by transnational universities are the three reference frameworks blended here.</w:t>
@@ -20441,6 +20813,7 @@
     <w:p>
       <w:pPr>
         <w:pStyle w:val="BodyText"/>
+        <w:jc w:val="both"/>
       </w:pPr>
       <w:r>
         <w:rPr>
@@ -20989,6 +21362,7 @@
     <w:p>
       <w:pPr>
         <w:pStyle w:val="BodyText"/>
+        <w:jc w:val="both"/>
       </w:pPr>
       <w:r>
         <w:t xml:space="preserve">HPGD carries no gen-ed block by design — it is the bridge for secular degree-holders, so general education is presumed satisfied by their prior degree.</w:t>
@@ -20997,6 +21371,7 @@
     <w:p>
       <w:pPr>
         <w:pStyle w:val="BodyText"/>
+        <w:jc w:val="both"/>
       </w:pPr>
       <w:r>
         <w:rPr>
@@ -21013,6 +21388,7 @@
     <w:p>
       <w:pPr>
         <w:pStyle w:val="BodyText"/>
+        <w:jc w:val="both"/>
       </w:pPr>
       <w:r>
         <w:t xml:space="preserve">Every religious-content course in Colleges I (Qur’ānic &amp; Hadith Sciences) and II (Sharī’ah) must document the isnād/ijāza chain of the instructor and the primary sources taught. Each syllabus carries a Sanad Audit log, reviewed by the Curriculum &amp; Assessment Committee (CAC) before Senate ratification; transfer or Fast-Track credit can never substitute for a live isnād-based oral certification where the source discipline requires it (e.g., Hifz/Qirā’āt).</w:t>
@@ -21021,6 +21397,7 @@
     <w:p>
       <w:pPr>
         <w:pStyle w:val="BodyText"/>
+        <w:jc w:val="both"/>
       </w:pPr>
       <w:r>
         <w:rPr>
@@ -21037,6 +21414,7 @@
     <w:p>
       <w:pPr>
         <w:pStyle w:val="BodyText"/>
+        <w:jc w:val="both"/>
       </w:pPr>
       <w:r>
         <w:t xml:space="preserve">All instruction is delivered in English; entry benchmark CEFR B2 (or institutional placement equivalent) at BA and above, with academic-English support embedded in the Diploma/Associate gen-ed block for students below threshold. Faculty undergo an EMI-readiness check as part of credentialing (see Section 15).</w:t>
@@ -21045,6 +21423,7 @@
     <w:p>
       <w:pPr>
         <w:pStyle w:val="BodyText"/>
+        <w:jc w:val="both"/>
       </w:pPr>
       <w:r>
         <w:rPr>
@@ -21061,6 +21440,7 @@
     <w:p>
       <w:pPr>
         <w:pStyle w:val="BodyText"/>
+        <w:jc w:val="both"/>
       </w:pPr>
       <w:r>
         <w:t xml:space="preserve">Fast-Track is a standing right, not a promotional offer, available institution-wide at no fee: (1) Student petitions via LMS at any point in any tier. (2) Faculty mentor + CAC administer a competency exam/portfolio review against the mapped Program Learning Outcomes (PLOs). (3) On pass, Registrar reclassifies pacing (Accelerated column) and credits are banked with zero loss. (4) Assessment windows run each term to avoid staffing an always-on office.</w:t>
@@ -21069,6 +21449,7 @@
     <w:p>
       <w:pPr>
         <w:pStyle w:val="BodyText"/>
+        <w:jc w:val="both"/>
       </w:pPr>
       <w:r>
         <w:rPr>
@@ -21085,6 +21466,7 @@
     <w:p>
       <w:pPr>
         <w:pStyle w:val="BodyText"/>
+        <w:jc w:val="both"/>
       </w:pPr>
       <w:r>
         <w:t xml:space="preserve">Every course maps to PLOs and Institutional Learning Outcomes (ILOs) in a matrix maintained by CAC and reviewed on the same 3-year cycle as portfolio review (Section 11), feeding external program review evidence.</w:t>
@@ -21093,6 +21475,7 @@
     <w:p>
       <w:pPr>
         <w:pStyle w:val="BodyText"/>
+        <w:jc w:val="both"/>
       </w:pPr>
       <w:r>
         <w:rPr>
@@ -21369,6 +21752,7 @@
     <w:p>
       <w:pPr>
         <w:pStyle w:val="BodyText"/>
+        <w:jc w:val="both"/>
       </w:pPr>
       <w:r>
         <w:rPr>
@@ -21385,6 +21769,7 @@
     <w:p>
       <w:pPr>
         <w:pStyle w:val="BodyText"/>
+        <w:jc w:val="both"/>
       </w:pPr>
       <w:r>
         <w:t xml:space="preserve">Yr1–3: DVC Academic Affairs plus volunteer scholar subcommittee, part-time. Yr4–7: Curriculum Coordinator, 1 FTE. Yr8–10: add Assessment/Accreditation Officer, 1 FTE. Yr11+: add secular-curriculum specialists per new School.</w:t>
@@ -21393,6 +21778,7 @@
     <w:p>
       <w:pPr>
         <w:pStyle w:val="BodyText"/>
+        <w:jc w:val="both"/>
       </w:pPr>
       <w:r>
         <w:rPr>
@@ -21409,6 +21795,7 @@
     <w:p>
       <w:pPr>
         <w:pStyle w:val="BodyText"/>
+        <w:jc w:val="both"/>
       </w:pPr>
       <w:r>
         <w:t xml:space="preserve">Faculty curriculum-mapping and Sanad-audit work is compensated through the Faculty Honoraria line (fixed at 40% of Payroll), scaling automatically with revenue growth ($224,747 Yr1 → $1,290,784 Yr5 → $3,830,549 Yr10). Administrative tooling (LMS curriculum-mapping module, EMI diagnostic licenses) draws from the 5% OpEx allocation ($11,237/$64,539/$191,527 in Yr1/5/10 respectively).</w:t>
@@ -21423,6 +21810,7 @@
         </w:pBdr>
         <w:ind w:left="300"/>
         <w:spacing w:after="0"/>
+        <w:jc w:val="both"/>
       </w:pPr>
       <w:r>
         <w:rPr>
@@ -21445,6 +21833,7 @@
         </w:pBdr>
         <w:ind w:left="300"/>
         <w:spacing w:before="0"/>
+        <w:jc w:val="both"/>
       </w:pPr>
       <w:r>
         <w:t xml:space="preserve">100% Sanad Audit completion before course activation; 100% programs with a current curriculum map; Fast-Track uptake rate tracked but capped by pass-rate integrity (no volume target); EMI placement-test pass rate trend.</w:t>
@@ -21453,6 +21842,7 @@
     <w:p>
       <w:pPr>
         <w:pStyle w:val="BodyText"/>
+        <w:jc w:val="both"/>
       </w:pPr>
       <w:r>
         <w:rPr>
@@ -21598,6 +21988,7 @@
     <w:p>
       <w:pPr>
         <w:pStyle w:val="BodyText"/>
+        <w:jc w:val="both"/>
       </w:pPr>
       <w:r>
         <w:rPr>
@@ -21620,6 +22011,7 @@
     <w:p>
       <w:pPr>
         <w:pStyle w:val="BodyText"/>
+        <w:jc w:val="both"/>
       </w:pPr>
       <w:r>
         <w:rPr>
@@ -21636,6 +22028,7 @@
     <w:p>
       <w:pPr>
         <w:pStyle w:val="BodyText"/>
+        <w:jc w:val="both"/>
       </w:pPr>
       <w:r>
         <w:t xml:space="preserve">By 2030: all 71 programs fully mapped with Sanad Audit complete. By 2037: external-review-ready documentation for accreditation. By 2040: secular curriculum architecture published without disturbing existing tier CH totals.</w:t>
@@ -21727,6 +22120,7 @@
     <w:p>
       <w:pPr>
         <w:pStyle w:val="BodyText"/>
+        <w:jc w:val="both"/>
       </w:pPr>
       <w:r>
         <w:rPr>
@@ -21739,6 +22133,7 @@
     <w:p>
       <w:pPr>
         <w:pStyle w:val="BodyText"/>
+        <w:jc w:val="both"/>
       </w:pPr>
       <w:r>
         <w:rPr>
@@ -21755,6 +22150,7 @@
     <w:p>
       <w:pPr>
         <w:pStyle w:val="BodyText"/>
+        <w:jc w:val="both"/>
       </w:pPr>
       <w:r>
         <w:t xml:space="preserve">With admissions/advising staffing deliberately thin in the founding decade (funded from a 5% OpEx allocation that is only $11,237 in Year 1), the student journey must be engineered for maximum digital self-service, reserving human attention for exceptions — tier disputes, Fast-Track review, Waqf adjudication.</w:t>
@@ -21763,6 +22159,7 @@
     <w:p>
       <w:pPr>
         <w:pStyle w:val="BodyText"/>
+        <w:jc w:val="both"/>
       </w:pPr>
       <w:r>
         <w:rPr>
@@ -21779,6 +22176,7 @@
     <w:p>
       <w:pPr>
         <w:pStyle w:val="BodyText"/>
+        <w:jc w:val="both"/>
       </w:pPr>
       <w:r>
         <w:t xml:space="preserve">Distance-learning leaders (Open University UK, Islamic Online University) and low-touch admissions models (community-college rolling intake) both show that a well-designed applicant portal with automated document checklists and self-paced placement tools can carry &gt;80% of routine volume without added headcount.</w:t>
@@ -21787,6 +22185,7 @@
     <w:p>
       <w:pPr>
         <w:pStyle w:val="BodyText"/>
+        <w:jc w:val="both"/>
       </w:pPr>
       <w:r>
         <w:rPr>
@@ -22204,6 +22603,7 @@
     <w:p>
       <w:pPr>
         <w:pStyle w:val="BodyText"/>
+        <w:jc w:val="both"/>
       </w:pPr>
       <w:r>
         <w:rPr>
@@ -22226,6 +22626,7 @@
     <w:p>
       <w:pPr>
         <w:pStyle w:val="BodyText"/>
+        <w:jc w:val="both"/>
       </w:pPr>
       <w:r>
         <w:rPr>
@@ -22502,6 +22903,7 @@
     <w:p>
       <w:pPr>
         <w:pStyle w:val="BodyText"/>
+        <w:jc w:val="both"/>
       </w:pPr>
       <w:r>
         <w:rPr>
@@ -22676,6 +23078,7 @@
     <w:p>
       <w:pPr>
         <w:pStyle w:val="BodyText"/>
+        <w:jc w:val="both"/>
       </w:pPr>
       <w:r>
         <w:rPr>
@@ -22692,6 +23095,7 @@
     <w:p>
       <w:pPr>
         <w:pStyle w:val="BodyText"/>
+        <w:jc w:val="both"/>
       </w:pPr>
       <w:r>
         <w:t xml:space="preserve">All funded from the fixed 5% OpEx allocation: Year 1 $11,237 (LMS subscription + minimal contract hours); Year 5 $64,539 (Coordinator salary + LMS + referral stipends); Year 10 $191,527 (fuller admissions/advising office). Post-2037 figures are extension-period estimates pending Board ratification.</w:t>
@@ -22706,6 +23110,7 @@
         </w:pBdr>
         <w:ind w:left="300"/>
         <w:spacing w:after="0"/>
+        <w:jc w:val="both"/>
       </w:pPr>
       <w:r>
         <w:rPr>
@@ -22728,6 +23133,7 @@
         </w:pBdr>
         <w:ind w:left="300"/>
         <w:spacing w:before="0"/>
+        <w:jc w:val="both"/>
       </w:pPr>
       <w:r>
         <w:t xml:space="preserve">Inquiry-to-enrollment conversion rate; application-processing SLA (&lt;10 business days); Fast-Track review turnaround; retention consistent with modeled attrition (8%/yr BA &amp; MA, 5%/yr PhD, low-attrition single-cycle for Diploma/Associate/HPGD/Post-Doc); alumni re-stacking rate to next tier.</w:t>
@@ -22736,6 +23142,7 @@
     <w:p>
       <w:pPr>
         <w:pStyle w:val="BodyText"/>
+        <w:jc w:val="both"/>
       </w:pPr>
       <w:r>
         <w:rPr>
@@ -22881,6 +23288,7 @@
     <w:p>
       <w:pPr>
         <w:pStyle w:val="BodyText"/>
+        <w:jc w:val="both"/>
       </w:pPr>
       <w:r>
         <w:rPr>
@@ -22903,6 +23311,7 @@
     <w:p>
       <w:pPr>
         <w:pStyle w:val="BodyText"/>
+        <w:jc w:val="both"/>
       </w:pPr>
       <w:r>
         <w:rPr>
@@ -22925,6 +23334,7 @@
     <w:p>
       <w:pPr>
         <w:pStyle w:val="BodyText"/>
+        <w:jc w:val="both"/>
       </w:pPr>
       <w:r>
         <w:rPr>
@@ -22941,6 +23351,7 @@
     <w:p>
       <w:pPr>
         <w:pStyle w:val="BodyText"/>
+        <w:jc w:val="both"/>
       </w:pPr>
       <w:r>
         <w:t xml:space="preserve">By 2032: &gt;80% of routine journey volume handled without human intervention. By 2037: documented conversion and retention metrics matching Master Plan enrollment curve (3,493 students by Year 5, 11,021 by Year 10). By 2041: parallel journeys operating cleanly for both religious and secular portfolios.</w:t>
@@ -22967,6 +23378,7 @@
     <w:p>
       <w:pPr>
         <w:pStyle w:val="FirstParagraph"/>
+        <w:jc w:val="both"/>
       </w:pPr>
       <w:r>
         <w:rPr>
@@ -22983,6 +23395,7 @@
     <w:p>
       <w:pPr>
         <w:pStyle w:val="BodyText"/>
+        <w:jc w:val="both"/>
       </w:pPr>
       <w:r>
         <w:t xml:space="preserve">Admission policy operationalizes</w:t>
@@ -23009,6 +23422,7 @@
     <w:p>
       <w:pPr>
         <w:pStyle w:val="BodyText"/>
+        <w:jc w:val="both"/>
       </w:pPr>
       <w:r>
         <w:rPr>
@@ -23270,6 +23684,7 @@
     <w:p>
       <w:pPr>
         <w:pStyle w:val="BodyText"/>
+        <w:jc w:val="both"/>
       </w:pPr>
       <w:r>
         <w:rPr>
@@ -23286,6 +23701,7 @@
     <w:p>
       <w:pPr>
         <w:pStyle w:val="BodyText"/>
+        <w:jc w:val="both"/>
       </w:pPr>
       <w:r>
         <w:t xml:space="preserve">Self-service online placement test or accepted external scores (IELTS/TOEFL) with a waiver pathway for demonstrated prior EMI study. Islamic-studies-readiness is diagnostic — it routes HPGD entrants into appropriate support, never a barrier to entry, consistent with the</w:t>
@@ -23312,6 +23728,7 @@
     <w:p>
       <w:pPr>
         <w:pStyle w:val="BodyText"/>
+        <w:jc w:val="both"/>
       </w:pPr>
       <w:r>
         <w:rPr>
@@ -23328,6 +23745,7 @@
     <w:p>
       <w:pPr>
         <w:pStyle w:val="BodyText"/>
+        <w:jc w:val="both"/>
       </w:pPr>
       <w:r>
         <w:t xml:space="preserve">Applicants self-declare country of residence/citizenship with documentary proof (ID/passport, residency evidence), cross-checked against the published Tier 1–4 list. Disputed or dual-domicile cases route first to the Admissions &amp; Student Success Committee (ASSC); unresolved cases escalate to a standing</w:t>
@@ -23352,6 +23770,7 @@
     <w:p>
       <w:pPr>
         <w:pStyle w:val="BodyText"/>
+        <w:jc w:val="both"/>
       </w:pPr>
       <w:r>
         <w:rPr>
@@ -23497,6 +23916,7 @@
     <w:p>
       <w:pPr>
         <w:pStyle w:val="BodyText"/>
+        <w:jc w:val="both"/>
       </w:pPr>
       <w:r>
         <w:rPr>
@@ -23513,6 +23933,7 @@
     <w:p>
       <w:pPr>
         <w:pStyle w:val="BodyText"/>
+        <w:jc w:val="both"/>
       </w:pPr>
       <w:r>
         <w:t xml:space="preserve">Accredited transfer credit accepted at Associate/BA tiers per a Senate-approved articulation table, capped so at least the final 25% of program CH is completed at AMIU. Religious-core courses tied to isnād-verified competencies (Qur’ān/Hadith transmission) cannot be transfer-credited regardless of source institution — they require internal Sanad certification. Registrar administers transfer decisions; appeals go to the Curriculum &amp; Assessment Committee (Section 12).</w:t>
@@ -23521,6 +23942,7 @@
     <w:p>
       <w:pPr>
         <w:pStyle w:val="BodyText"/>
+        <w:jc w:val="both"/>
       </w:pPr>
       <w:r>
         <w:rPr>
@@ -23797,6 +24219,7 @@
     <w:p>
       <w:pPr>
         <w:pStyle w:val="BodyText"/>
+        <w:jc w:val="both"/>
       </w:pPr>
       <w:r>
         <w:rPr>
@@ -23813,6 +24236,7 @@
     <w:p>
       <w:pPr>
         <w:pStyle w:val="BodyText"/>
+        <w:jc w:val="both"/>
       </w:pPr>
       <w:r>
         <w:t xml:space="preserve">Same OpEx-funded operational base as Section 13 ($11,237 / $64,539 / $191,527 in Yr1/5/10); the Appeals Panel operates as a standing committee with modest per-case honoraria rather than dedicated headcount through Phase 3.</w:t>
@@ -23827,6 +24251,7 @@
         </w:pBdr>
         <w:ind w:left="300"/>
         <w:spacing/>
+        <w:jc w:val="both"/>
       </w:pPr>
       <w:r>
         <w:rPr>
@@ -23849,6 +24274,7 @@
     <w:p>
       <w:pPr>
         <w:pStyle w:val="BodyText"/>
+        <w:jc w:val="both"/>
       </w:pPr>
       <w:r>
         <w:rPr>
@@ -23994,6 +24420,7 @@
     <w:p>
       <w:pPr>
         <w:pStyle w:val="BodyText"/>
+        <w:jc w:val="both"/>
       </w:pPr>
       <w:r>
         <w:rPr>
@@ -24016,6 +24443,7 @@
     <w:p>
       <w:pPr>
         <w:pStyle w:val="BodyText"/>
+        <w:jc w:val="both"/>
       </w:pPr>
       <w:r>
         <w:rPr>
@@ -24032,6 +24460,7 @@
     <w:p>
       <w:pPr>
         <w:pStyle w:val="BodyText"/>
+        <w:jc w:val="both"/>
       </w:pPr>
       <w:r>
         <w:t xml:space="preserve">By 2030: appeals process fully operational with documented SLA adherence. By 2037: transfer-articulation table covering major partner-region qualifications. By 2041: secular-school admission standards live without diluting religious-tier rigor.</w:t>
@@ -24058,6 +24487,7 @@
     <w:p>
       <w:pPr>
         <w:pStyle w:val="FirstParagraph"/>
+        <w:jc w:val="both"/>
       </w:pPr>
       <w:r>
         <w:rPr>
@@ -24074,6 +24504,7 @@
     <w:p>
       <w:pPr>
         <w:pStyle w:val="BodyText"/>
+        <w:jc w:val="both"/>
       </w:pPr>
       <w:r>
         <w:t xml:space="preserve">AMIU’s academic credibility rests on two distinct faculty pipelines: classically-trained religious scholars with verifiable isnād/ijāza chains for the six founding colleges, and terminal-degree holders for the seven secular Schools launching in Year 11. Both must be recruited within a fixed-ratio, honoraria-based compensation model that keeps the institution financially self-sufficient at low tuition.</w:t>
@@ -24082,6 +24513,7 @@
     <w:p>
       <w:pPr>
         <w:pStyle w:val="BodyText"/>
+        <w:jc w:val="both"/>
       </w:pPr>
       <w:r>
         <w:rPr>
@@ -24098,6 +24530,7 @@
     <w:p>
       <w:pPr>
         <w:pStyle w:val="BodyText"/>
+        <w:jc w:val="both"/>
       </w:pPr>
       <w:r>
         <w:t xml:space="preserve">Traditional ijāza-granting networks (Al-Azhar-affiliated, Umm Al-Qura-trained scholars) demonstrate that remote/diaspora scholarly engagement can preserve chain-of-transmission integrity without physical campus presence; distance-learning universities (Islamic Online University, Open University UK) demonstrate viable adjunct-heavy, honoraria/per-course compensation models at scale.</w:t>
@@ -24106,6 +24539,7 @@
     <w:p>
       <w:pPr>
         <w:pStyle w:val="BodyText"/>
+        <w:jc w:val="both"/>
       </w:pPr>
       <w:r>
         <w:rPr>
@@ -24259,6 +24693,7 @@
     <w:p>
       <w:pPr>
         <w:pStyle w:val="BodyText"/>
+        <w:jc w:val="both"/>
       </w:pPr>
       <w:r>
         <w:rPr>
@@ -24275,6 +24710,7 @@
     <w:p>
       <w:pPr>
         <w:pStyle w:val="BodyText"/>
+        <w:jc w:val="both"/>
       </w:pPr>
       <w:r>
         <w:t xml:space="preserve">Faculty Honoraria is fixed at 40% of the Payroll allocation in every fiscal year — a ratio, not a dollar target — so the pool grows automatically as Gross Revenue grows ($224,747 Yr1 → $1,290,784 Yr5 → $3,830,549 Yr10, extension-period growth beyond Yr10 pending annual Board ratification). Per-course honoraria bands are differentiated by rank (Adjunct Scholar / Senior Scholar / Distinguished Chair) and by tier taught (higher bands for MA/PhD supervision), not by student tuition tier — preserving equal instructional quality regardless of a cohort’s pricing tier. Most appointments are part-time/remote by design, avoiding full campus-payroll overhead.</w:t>
@@ -24283,6 +24719,7 @@
     <w:p>
       <w:pPr>
         <w:pStyle w:val="BodyText"/>
+        <w:jc w:val="both"/>
       </w:pPr>
       <w:r>
         <w:rPr>
@@ -24299,6 +24736,7 @@
     <w:p>
       <w:pPr>
         <w:pStyle w:val="BodyText"/>
+        <w:jc w:val="both"/>
       </w:pPr>
       <w:r>
         <w:t xml:space="preserve">Instruction delivered via LMS (synchronous + asynchronous across time zones); regional teaching nodes co-located with partner mosques handle proctoring and in-person isnād/ijāza oral certification where required; periodic in-person intensives and ijāza ceremonies anchor the otherwise-virtual relationship.</w:t>
@@ -24307,6 +24745,7 @@
     <w:p>
       <w:pPr>
         <w:pStyle w:val="BodyText"/>
+        <w:jc w:val="both"/>
       </w:pPr>
       <w:r>
         <w:rPr>
@@ -24323,6 +24762,7 @@
     <w:p>
       <w:pPr>
         <w:pStyle w:val="BodyText"/>
+        <w:jc w:val="both"/>
       </w:pPr>
       <w:r>
         <w:t xml:space="preserve">A Faculty Affairs &amp; Credentialing Committee (FACC) verifies isnād/ijāza chains (religious) or terminal-degree accreditation (secular), conducts reference checks and a teaching demonstration, and records madhhab/doctrinal-tradition disclosure for transparency. DVC Academic Affairs approves standard adjunct appointments under Senate-approved criteria; Senate ratifies Senior Scholar/Chair appointments.</w:t>
@@ -24331,6 +24771,7 @@
     <w:p>
       <w:pPr>
         <w:pStyle w:val="BodyText"/>
+        <w:jc w:val="both"/>
       </w:pPr>
       <w:r>
         <w:rPr>
@@ -24347,6 +24788,7 @@
     <w:p>
       <w:pPr>
         <w:pStyle w:val="BodyText"/>
+        <w:jc w:val="both"/>
       </w:pPr>
       <w:r>
         <w:t xml:space="preserve">As a global English-medium Sunni-mainstream institution, AMIU recruits across the four Sunni madhāhib (Ḥanafī, Mālikī, Shāfiʿī, Ḥanbalī) and mainstream Ashʿarī/Māturīdī/Athari theological traditions, proportionate to global Muslim demographic representation, under a published Faculty Diversity &amp; Doctrinal Transparency Policy ratified by Senate — avoiding sectarian exclusivism, consistent with the</w:t>
@@ -24373,6 +24815,7 @@
     <w:p>
       <w:pPr>
         <w:pStyle w:val="BodyText"/>
+        <w:jc w:val="both"/>
       </w:pPr>
       <w:r>
         <w:rPr>
@@ -24649,6 +25092,7 @@
     <w:p>
       <w:pPr>
         <w:pStyle w:val="BodyText"/>
+        <w:jc w:val="both"/>
       </w:pPr>
       <w:r>
         <w:rPr>
@@ -24829,6 +25273,7 @@
     <w:p>
       <w:pPr>
         <w:pStyle w:val="BodyText"/>
+        <w:jc w:val="both"/>
       </w:pPr>
       <w:r>
         <w:rPr>
@@ -24845,6 +25290,7 @@
     <w:p>
       <w:pPr>
         <w:pStyle w:val="BodyText"/>
+        <w:jc w:val="both"/>
       </w:pPr>
       <w:r>
         <w:t xml:space="preserve">Honoraria pool = 40% of Payroll (scales with revenue, see above). Recruitment/vetting administration (credential verification, occasional in-person vetting travel) draws from the 5% OpEx allocation: a modest slice of $11,237 (Yr1), $64,539 (Yr5), $191,527 (Yr10).</w:t>
@@ -24859,6 +25305,7 @@
         </w:pBdr>
         <w:ind w:left="300"/>
         <w:spacing w:after="0"/>
+        <w:jc w:val="both"/>
       </w:pPr>
       <w:r>
         <w:rPr>
@@ -24881,6 +25328,7 @@
         </w:pBdr>
         <w:ind w:left="300"/>
         <w:spacing w:before="0"/>
+        <w:jc w:val="both"/>
       </w:pPr>
       <w:r>
         <w:t xml:space="preserve">100% isnād/ijāza (or terminal-degree) verification completed before appointment; faculty:student ratio maintained per tier; madhhab-representation balance tracked annually; Honoraria budget adherence to the 40%-of-Payroll ratio; faculty retention rate.</w:t>
@@ -24889,6 +25337,7 @@
     <w:p>
       <w:pPr>
         <w:pStyle w:val="BodyText"/>
+        <w:jc w:val="both"/>
       </w:pPr>
       <w:r>
         <w:rPr>
@@ -25034,6 +25483,7 @@
     <w:p>
       <w:pPr>
         <w:pStyle w:val="BodyText"/>
+        <w:jc w:val="both"/>
       </w:pPr>
       <w:r>
         <w:rPr>
@@ -25056,6 +25506,7 @@
     <w:p>
       <w:pPr>
         <w:pStyle w:val="BodyText"/>
+        <w:jc w:val="both"/>
       </w:pPr>
       <w:r>
         <w:rPr>
@@ -25072,12 +25523,16 @@
     <w:p>
       <w:pPr>
         <w:pStyle w:val="BodyText"/>
+        <w:jc w:val="both"/>
       </w:pPr>
       <w:r>
         <w:t xml:space="preserve">By 2030: founding faculty core fully isnād-verified. By 2037: Senior Scholar/Chair tier established across all six colleges. By 2041: terminal-degree faculty fully staffed for all seven secular Schools without breaching the 40%-of-Payroll honoraria ratio.</w:t>
       </w:r>
     </w:p>
     <w:p>
+      <w:pPr>
+        <w:jc w:val="both"/>
+      </w:pPr>
       <w:r>
         <w:pict>
           <v:rect style="width:0;height:1.5pt" o:hralign="center" o:hrstd="t" o:hr="t"/>
@@ -25085,6 +25540,9 @@
       </w:r>
     </w:p>
     <w:p>
+      <w:pPr>
+        <w:jc w:val="both"/>
+      </w:pPr>
       <w:r>
         <w:br w:type="page"/>
       </w:r>
@@ -25335,6 +25793,9 @@
       </w:tr>
     </w:tbl>
     <w:p>
+      <w:pPr>
+        <w:jc w:val="both"/>
+      </w:pPr>
       <w:r>
         <w:br w:type="page"/>
       </w:r>
@@ -25360,6 +25821,7 @@
     <w:p>
       <w:pPr>
         <w:pStyle w:val="FirstParagraph"/>
+        <w:jc w:val="both"/>
       </w:pPr>
       <w:r>
         <w:rPr>
@@ -25376,6 +25838,7 @@
     <w:p>
       <w:pPr>
         <w:pStyle w:val="BodyText"/>
+        <w:jc w:val="both"/>
       </w:pPr>
       <w:r>
         <w:t xml:space="preserve">AMIU’s mission commits the University to rigor without sacrificing accessibility or solvency. Research is therefore not a freestanding pillar in the founding decade — it is a</w:t>
@@ -25413,6 +25876,7 @@
     <w:p>
       <w:pPr>
         <w:pStyle w:val="BodyText"/>
+        <w:jc w:val="both"/>
       </w:pPr>
       <w:r>
         <w:rPr>
@@ -25433,6 +25897,7 @@
           <w:numId w:val="1010"/>
         </w:numPr>
         <w:pStyle w:val="Compact"/>
+        <w:jc w:val="both"/>
       </w:pPr>
       <w:r>
         <w:t xml:space="preserve">Chain-of-transmission (isnād) supervision models from classical Islamic scholarship map directly onto modern doctoral mentorship — AMIU formalizes this rather than importing a Western grant-office model.</w:t>
@@ -25445,6 +25910,7 @@
           <w:numId w:val="1010"/>
         </w:numPr>
         <w:pStyle w:val="Compact"/>
+        <w:jc w:val="both"/>
       </w:pPr>
       <w:r>
         <w:t xml:space="preserve">Digital-first, low-marginal-cost repositories (arXiv/SSRN-style preprint logic) let a small institution produce credible output without labs or print runs.</w:t>
@@ -25457,6 +25923,7 @@
           <w:numId w:val="1010"/>
         </w:numPr>
         <w:pStyle w:val="Compact"/>
+        <w:jc w:val="both"/>
       </w:pPr>
       <w:r>
         <w:t xml:space="preserve">Peer faith-based universities (e.g., international Islamic university networks) scale research administratively before scaling it financially — governance and ethics infrastructure precede budget.</w:t>
@@ -25465,6 +25932,7 @@
     <w:p>
       <w:pPr>
         <w:pStyle w:val="FirstParagraph"/>
+        <w:jc w:val="both"/>
       </w:pPr>
       <w:r>
         <w:rPr>
@@ -25700,6 +26168,7 @@
     <w:p>
       <w:pPr>
         <w:pStyle w:val="BodyText"/>
+        <w:jc w:val="both"/>
       </w:pPr>
       <w:r>
         <w:rPr>
@@ -25716,6 +26185,7 @@
     <w:p>
       <w:pPr>
         <w:pStyle w:val="BodyText"/>
+        <w:jc w:val="both"/>
       </w:pPr>
       <w:r>
         <w:t xml:space="preserve">Yr1–2: volunteer Senate committee, no new hire. Yr3–5: supervision absorbed by Ph.D.-tier faculty already paid under Honoraria. Yr6+: a 0.5-FTE Research Coordinator role carved from the Admin 18% Payroll sub-line. Yr11+: potential full Research Office, contingent on new Board/Senate allocation — not committed in this founding-decade budget.</w:t>
@@ -25724,6 +26194,7 @@
     <w:p>
       <w:pPr>
         <w:pStyle w:val="BodyText"/>
+        <w:jc w:val="both"/>
       </w:pPr>
       <w:r>
         <w:rPr>
@@ -25969,6 +26440,7 @@
         </w:pBdr>
         <w:ind w:left="300"/>
         <w:spacing/>
+        <w:jc w:val="both"/>
       </w:pPr>
       <w:r>
         <w:rPr>
@@ -25988,6 +26460,7 @@
     <w:p>
       <w:pPr>
         <w:pStyle w:val="BodyText"/>
+        <w:jc w:val="both"/>
       </w:pPr>
       <w:r>
         <w:rPr>
@@ -26133,6 +26606,7 @@
     <w:p>
       <w:pPr>
         <w:pStyle w:val="BodyText"/>
+        <w:jc w:val="both"/>
       </w:pPr>
       <w:r>
         <w:rPr>
@@ -26152,6 +26626,7 @@
     <w:p>
       <w:pPr>
         <w:pStyle w:val="BodyText"/>
+        <w:jc w:val="both"/>
       </w:pPr>
       <w:r>
         <w:rPr>
@@ -26174,6 +26649,7 @@
     <w:p>
       <w:pPr>
         <w:pStyle w:val="BodyText"/>
+        <w:jc w:val="both"/>
       </w:pPr>
       <w:r>
         <w:rPr>
@@ -26211,6 +26687,7 @@
     <w:p>
       <w:pPr>
         <w:pStyle w:val="FirstParagraph"/>
+        <w:jc w:val="both"/>
       </w:pPr>
       <w:r>
         <w:rPr>
@@ -26227,6 +26704,7 @@
     <w:p>
       <w:pPr>
         <w:pStyle w:val="BodyText"/>
+        <w:jc w:val="both"/>
       </w:pPr>
       <w:r>
         <w:t xml:space="preserve">Publishing converts mentored research into public, citable scholarship at near-zero marginal cost, reinforcing AMIU’s credibility with regulators, philanthropic stakeholders, and Gulf ministries well before secular accreditation begins in Year 11. Because there is no standalone Research or Publishing budget line, the model must ride entirely on open-source infrastructure (LMS &amp; Tech), existing Honoraria-funded faculty time, and Waqf-funded incentive stipends — never a commercial journal-operations budget.</w:t>
@@ -26235,6 +26713,7 @@
     <w:p>
       <w:pPr>
         <w:pStyle w:val="BodyText"/>
+        <w:jc w:val="both"/>
       </w:pPr>
       <w:r>
         <w:rPr>
@@ -26255,6 +26734,7 @@
           <w:numId w:val="1011"/>
         </w:numPr>
         <w:pStyle w:val="Compact"/>
+        <w:jc w:val="both"/>
       </w:pPr>
       <w:r>
         <w:t xml:space="preserve">Open Journal Systems (OJS)-class free software lets small institutions run peer-reviewed e-journals at effectively $0 licensing cost.</w:t>
@@ -26267,6 +26747,7 @@
           <w:numId w:val="1011"/>
         </w:numPr>
         <w:pStyle w:val="Compact"/>
+        <w:jc w:val="both"/>
       </w:pPr>
       <w:r>
         <w:t xml:space="preserve">DOAJ (Directory of Open Access Journals) listing is the recognized low-cost credibility marker for young open-access journals.</w:t>
@@ -26279,6 +26760,7 @@
           <w:numId w:val="1011"/>
         </w:numPr>
         <w:pStyle w:val="Compact"/>
+        <w:jc w:val="both"/>
       </w:pPr>
       <w:r>
         <w:t xml:space="preserve">Classical isnād verification is the direct Islamic analogue of modern peer review — AMIU formalizes both together rather than treating them as separate systems.</w:t>
@@ -26287,6 +26769,7 @@
     <w:p>
       <w:pPr>
         <w:pStyle w:val="FirstParagraph"/>
+        <w:jc w:val="both"/>
       </w:pPr>
       <w:r>
         <w:rPr>
@@ -26599,6 +27082,7 @@
     <w:p>
       <w:pPr>
         <w:pStyle w:val="BodyText"/>
+        <w:jc w:val="both"/>
       </w:pPr>
       <w:r>
         <w:rPr>
@@ -26618,6 +27102,7 @@
     <w:p>
       <w:pPr>
         <w:pStyle w:val="BodyText"/>
+        <w:jc w:val="both"/>
       </w:pPr>
       <w:r>
         <w:rPr>
@@ -26859,6 +27344,7 @@
         </w:pBdr>
         <w:ind w:left="300"/>
         <w:spacing/>
+        <w:jc w:val="both"/>
       </w:pPr>
       <w:r>
         <w:rPr>
@@ -26878,6 +27364,7 @@
     <w:p>
       <w:pPr>
         <w:pStyle w:val="BodyText"/>
+        <w:jc w:val="both"/>
       </w:pPr>
       <w:r>
         <w:rPr>
@@ -27023,6 +27510,7 @@
     <w:p>
       <w:pPr>
         <w:pStyle w:val="BodyText"/>
+        <w:jc w:val="both"/>
       </w:pPr>
       <w:r>
         <w:rPr>
@@ -27042,6 +27530,7 @@
     <w:p>
       <w:pPr>
         <w:pStyle w:val="BodyText"/>
+        <w:jc w:val="both"/>
       </w:pPr>
       <w:r>
         <w:rPr>
@@ -27064,6 +27553,7 @@
     <w:p>
       <w:pPr>
         <w:pStyle w:val="BodyText"/>
+        <w:jc w:val="both"/>
       </w:pPr>
       <w:r>
         <w:rPr>
@@ -27101,6 +27591,7 @@
     <w:p>
       <w:pPr>
         <w:pStyle w:val="FirstParagraph"/>
+        <w:jc w:val="both"/>
       </w:pPr>
       <w:r>
         <w:rPr>
@@ -27117,6 +27608,7 @@
     <w:p>
       <w:pPr>
         <w:pStyle w:val="BodyText"/>
+        <w:jc w:val="both"/>
       </w:pPr>
       <w:r>
         <w:t xml:space="preserve">AMIU’s scholarship pipeline, international expansion (Gambia, Nigeria, Gulf), and diaspora fundraising all depend on structured external relationships rather than ad hoc contact. This section sequences MOUs, articulation agreements, and donor channels to feed the Community &amp; Institutional Scholarship nomination pipeline and to support — without altering — the Gambia/Nigeria/Gulf timeline already fixed in the Master Plan.</w:t>
@@ -27125,6 +27617,7 @@
     <w:p>
       <w:pPr>
         <w:pStyle w:val="BodyText"/>
+        <w:jc w:val="both"/>
       </w:pPr>
       <w:r>
         <w:rPr>
@@ -27145,6 +27638,7 @@
           <w:numId w:val="1012"/>
         </w:numPr>
         <w:pStyle w:val="Compact"/>
+        <w:jc w:val="both"/>
       </w:pPr>
       <w:r>
         <w:t xml:space="preserve">Faith-based university networks build feeder relationships with mosques/schools years before formal accreditation, converting community trust into enrollment pipelines.</w:t>
@@ -27157,6 +27651,7 @@
           <w:numId w:val="1012"/>
         </w:numPr>
         <w:pStyle w:val="Compact"/>
+        <w:jc w:val="both"/>
       </w:pPr>
       <w:r>
         <w:t xml:space="preserve">Sadaqah Jāriyah (</w:t>
@@ -27181,6 +27676,7 @@
           <w:numId w:val="1012"/>
         </w:numPr>
         <w:pStyle w:val="Compact"/>
+        <w:jc w:val="both"/>
       </w:pPr>
       <w:r>
         <w:t xml:space="preserve">Articulation agreements are typically signed only after a partner institution’s first graduating cohort demonstrates credential integrity — AMIU should not pre-commit before Ph.D. output exists.</w:t>
@@ -27189,6 +27685,7 @@
     <w:p>
       <w:pPr>
         <w:pStyle w:val="FirstParagraph"/>
+        <w:jc w:val="both"/>
       </w:pPr>
       <w:r>
         <w:rPr>
@@ -27465,6 +27962,7 @@
     <w:p>
       <w:pPr>
         <w:pStyle w:val="BodyText"/>
+        <w:jc w:val="both"/>
       </w:pPr>
       <w:r>
         <w:rPr>
@@ -27484,6 +27982,7 @@
     <w:p>
       <w:pPr>
         <w:pStyle w:val="BodyText"/>
+        <w:jc w:val="both"/>
       </w:pPr>
       <w:r>
         <w:rPr>
@@ -27693,6 +28192,7 @@
         </w:pBdr>
         <w:ind w:left="300"/>
         <w:spacing/>
+        <w:jc w:val="both"/>
       </w:pPr>
       <w:r>
         <w:rPr>
@@ -27712,6 +28212,7 @@
     <w:p>
       <w:pPr>
         <w:pStyle w:val="BodyText"/>
+        <w:jc w:val="both"/>
       </w:pPr>
       <w:r>
         <w:rPr>
@@ -27857,6 +28358,7 @@
     <w:p>
       <w:pPr>
         <w:pStyle w:val="BodyText"/>
+        <w:jc w:val="both"/>
       </w:pPr>
       <w:r>
         <w:rPr>
@@ -27876,6 +28378,7 @@
     <w:p>
       <w:pPr>
         <w:pStyle w:val="BodyText"/>
+        <w:jc w:val="both"/>
       </w:pPr>
       <w:r>
         <w:rPr>
@@ -27898,6 +28401,7 @@
     <w:p>
       <w:pPr>
         <w:pStyle w:val="BodyText"/>
+        <w:jc w:val="both"/>
       </w:pPr>
       <w:r>
         <w:rPr>
@@ -28000,6 +28504,7 @@
     <w:p>
       <w:pPr>
         <w:pStyle w:val="BodyText"/>
+        <w:jc w:val="both"/>
       </w:pPr>
       <w:r>
         <w:rPr>
@@ -28012,6 +28517,7 @@
     <w:p>
       <w:pPr>
         <w:pStyle w:val="BodyText"/>
+        <w:jc w:val="both"/>
       </w:pPr>
       <w:r>
         <w:rPr>
@@ -28028,6 +28534,7 @@
     <w:p>
       <w:pPr>
         <w:pStyle w:val="BodyText"/>
+        <w:jc w:val="both"/>
       </w:pPr>
       <w:r>
         <w:t xml:space="preserve">AMIU’s accreditation sequence is deliberately staged, not accelerated: religious-exemption validity from incorporation is never contingent on external accreditation. The order — CPD, ISO 21001, Gambia NAQAA, Nigeria NUC, secular US accreditation, Gulf ministry recognition — exists because (1) ten years of audited zero-deficit operation must precede secular accreditation pursuit; (2) the Texas religious exemption is legally scoped to religious/theological instruction, so premature secular accreditation creates legal ambiguity; (3) Gulf ministry recognition is realistically accessible only to institutions with an established accreditation track record.</w:t>
@@ -28036,6 +28543,7 @@
     <w:p>
       <w:pPr>
         <w:pStyle w:val="BodyText"/>
+        <w:jc w:val="both"/>
       </w:pPr>
       <w:r>
         <w:rPr>
@@ -28055,6 +28563,7 @@
     <w:p>
       <w:pPr>
         <w:pStyle w:val="BodyText"/>
+        <w:jc w:val="both"/>
       </w:pPr>
       <w:r>
         <w:rPr>
@@ -28542,6 +29051,7 @@
     <w:p>
       <w:pPr>
         <w:pStyle w:val="BodyText"/>
+        <w:jc w:val="both"/>
       </w:pPr>
       <w:r>
         <w:rPr>
@@ -28561,6 +29071,7 @@
     <w:p>
       <w:pPr>
         <w:pStyle w:val="BodyText"/>
+        <w:jc w:val="both"/>
       </w:pPr>
       <w:r>
         <w:rPr>
@@ -28586,6 +29097,7 @@
         </w:pBdr>
         <w:ind w:left="300"/>
         <w:spacing/>
+        <w:jc w:val="both"/>
       </w:pPr>
       <w:r>
         <w:rPr>
@@ -28611,6 +29123,7 @@
         </w:pBdr>
         <w:ind w:left="300"/>
         <w:spacing/>
+        <w:jc w:val="both"/>
       </w:pPr>
       <w:r>
         <w:rPr>
@@ -28669,6 +29182,7 @@
     <w:p>
       <w:pPr>
         <w:pStyle w:val="BodyText"/>
+        <w:jc w:val="both"/>
       </w:pPr>
       <w:r>
         <w:rPr>
@@ -28688,6 +29202,7 @@
     <w:p>
       <w:pPr>
         <w:pStyle w:val="BodyText"/>
+        <w:jc w:val="both"/>
       </w:pPr>
       <w:r>
         <w:rPr>
@@ -28710,6 +29225,7 @@
     <w:p>
       <w:pPr>
         <w:pStyle w:val="BodyText"/>
+        <w:jc w:val="both"/>
       </w:pPr>
       <w:r>
         <w:rPr>
@@ -28747,6 +29263,7 @@
     <w:p>
       <w:pPr>
         <w:pStyle w:val="FirstParagraph"/>
+        <w:jc w:val="both"/>
       </w:pPr>
       <w:r>
         <w:rPr>
@@ -28763,6 +29280,7 @@
     <w:p>
       <w:pPr>
         <w:pStyle w:val="BodyText"/>
+        <w:jc w:val="both"/>
       </w:pPr>
       <w:r>
         <w:t xml:space="preserve">ISO 21001:2018 (Educational Organizations Management Systems) is the second certification in AMIU’s sequence (after CPD, Year 2) and the first to certify institutional</w:t>
@@ -28787,6 +29305,7 @@
     <w:p>
       <w:pPr>
         <w:pStyle w:val="BodyText"/>
+        <w:jc w:val="both"/>
       </w:pPr>
       <w:r>
         <w:rPr>
@@ -28806,6 +29325,7 @@
     <w:p>
       <w:pPr>
         <w:pStyle w:val="BodyText"/>
+        <w:jc w:val="both"/>
       </w:pPr>
       <w:r>
         <w:rPr>
@@ -29082,6 +29602,7 @@
     <w:p>
       <w:pPr>
         <w:pStyle w:val="BodyText"/>
+        <w:jc w:val="both"/>
       </w:pPr>
       <w:r>
         <w:rPr>
@@ -29101,6 +29622,7 @@
     <w:p>
       <w:pPr>
         <w:pStyle w:val="BodyText"/>
+        <w:jc w:val="both"/>
       </w:pPr>
       <w:r>
         <w:rPr>
@@ -29397,6 +29919,7 @@
     <w:p>
       <w:pPr>
         <w:pStyle w:val="BodyText"/>
+        <w:jc w:val="both"/>
       </w:pPr>
       <w:r>
         <w:t xml:space="preserve">Feasibility check: Year 1 (2028) OpEx is $11,237 (5% of $224,747 revenue) alone; by Year 3, with revenue tracking toward the Year 5 (2032) figure of $1,290,784, the 5% OpEx allocation comfortably covers the $12,000 initial fee without touching other lines.</w:t>
@@ -29411,6 +29934,7 @@
         </w:pBdr>
         <w:ind w:left="300"/>
         <w:spacing/>
+        <w:jc w:val="both"/>
       </w:pPr>
       <w:r>
         <w:rPr>
@@ -29430,6 +29954,7 @@
     <w:p>
       <w:pPr>
         <w:pStyle w:val="BodyText"/>
+        <w:jc w:val="both"/>
       </w:pPr>
       <w:r>
         <w:rPr>
@@ -29604,6 +30129,7 @@
     <w:p>
       <w:pPr>
         <w:pStyle w:val="BodyText"/>
+        <w:jc w:val="both"/>
       </w:pPr>
       <w:r>
         <w:rPr>
@@ -29623,6 +30149,7 @@
     <w:p>
       <w:pPr>
         <w:pStyle w:val="BodyText"/>
+        <w:jc w:val="both"/>
       </w:pPr>
       <w:r>
         <w:rPr>
@@ -29645,6 +30172,7 @@
     <w:p>
       <w:pPr>
         <w:pStyle w:val="BodyText"/>
+        <w:jc w:val="both"/>
       </w:pPr>
       <w:r>
         <w:rPr>
@@ -29662,6 +30190,9 @@
       </w:r>
     </w:p>
     <w:p>
+      <w:pPr>
+        <w:jc w:val="both"/>
+      </w:pPr>
       <w:r>
         <w:pict>
           <v:rect style="width:0;height:1.5pt" o:hralign="center" o:hrstd="t" o:hr="t"/>
@@ -29669,6 +30200,9 @@
       </w:r>
     </w:p>
     <w:p>
+      <w:pPr>
+        <w:jc w:val="both"/>
+      </w:pPr>
       <w:r>
         <w:br w:type="page"/>
       </w:r>
@@ -29679,11 +30213,12 @@
         <w:pBdr>
           <w:top w:val="single" w:sz="6" w:space="24" w:color="B08625"/>
         </w:pBdr>
-      </w:pPr>
-    </w:p>
-    <w:p>
-      <w:pPr>
-        <w:jc w:val="center"/>
+        <w:jc w:val="both"/>
+      </w:pPr>
+    </w:p>
+    <w:p>
+      <w:pPr>
+        <w:jc w:val="both"/>
         <w:spacing w:before="0" w:after="360"/>
         <w:ind w:left="1000" w:right="1000"/>
       </w:pPr>
@@ -29699,7 +30234,7 @@
     </w:p>
     <w:p>
       <w:pPr>
-        <w:jc w:val="center"/>
+        <w:jc w:val="both"/>
         <w:spacing w:before="0" w:after="0"/>
       </w:pPr>
       <w:r>
@@ -29720,9 +30255,13 @@
         <w:pBdr>
           <w:bottom w:val="single" w:sz="6" w:space="24" w:color="B08625"/>
         </w:pBdr>
-      </w:pPr>
-    </w:p>
-    <w:p>
+        <w:jc w:val="both"/>
+      </w:pPr>
+    </w:p>
+    <w:p>
+      <w:pPr>
+        <w:jc w:val="both"/>
+      </w:pPr>
       <w:r>
         <w:br w:type="page"/>
       </w:r>
@@ -29971,6 +30510,9 @@
       </w:tr>
     </w:tbl>
     <w:p>
+      <w:pPr>
+        <w:jc w:val="both"/>
+      </w:pPr>
       <w:r>
         <w:br w:type="page"/>
       </w:r>
@@ -29996,6 +30538,7 @@
     <w:p>
       <w:pPr>
         <w:pStyle w:val="FirstParagraph"/>
+        <w:jc w:val="both"/>
       </w:pPr>
       <w:r>
         <w:rPr>
@@ -30012,6 +30555,7 @@
     <w:p>
       <w:pPr>
         <w:pStyle w:val="BodyText"/>
+        <w:jc w:val="both"/>
       </w:pPr>
       <w:r>
         <w:t xml:space="preserve">AMIU’s mission — global Islamic education</w:t>
@@ -30038,6 +30582,7 @@
     <w:p>
       <w:pPr>
         <w:pStyle w:val="BodyText"/>
+        <w:jc w:val="both"/>
       </w:pPr>
       <w:r>
         <w:rPr>
@@ -30054,6 +30599,7 @@
     <w:p>
       <w:pPr>
         <w:pStyle w:val="BodyText"/>
+        <w:jc w:val="both"/>
       </w:pPr>
       <w:r>
         <w:t xml:space="preserve">Moodle (or a Moodle-enterprise-comparable platform such as MoodleCloud/IOMAD for multi-tenant institutions) remains the dominant open-source LMS for distributed Islamic and OER-heavy institutions because of its low licensing cost, plugin ecosystem, SCORM/xAPI compatibility, and multilingual (including RTL Arabic) support. Best-practice peers combine: (1) competency-based course architecture mapped to stackable credentials, (2) mobile-first/Progressive Web App delivery with offline caching for low-bandwidth regions, (3) redundant multi-gateway payment stacks with manual fallback, and (4) templated content-authoring pipelines that let subject-matter faculty (not developers) populate large catalogs quickly.</w:t>
@@ -30062,6 +30608,7 @@
     <w:p>
       <w:pPr>
         <w:pStyle w:val="BodyText"/>
+        <w:jc w:val="both"/>
       </w:pPr>
       <w:r>
         <w:rPr>
@@ -30297,6 +30844,7 @@
     <w:p>
       <w:pPr>
         <w:pStyle w:val="BodyText"/>
+        <w:jc w:val="both"/>
       </w:pPr>
       <w:r>
         <w:rPr>
@@ -30317,6 +30865,7 @@
           <w:numId w:val="1013"/>
         </w:numPr>
         <w:pStyle w:val="Compact"/>
+        <w:jc w:val="both"/>
       </w:pPr>
       <w:r>
         <w:t xml:space="preserve">Year 1: part-time/contract LMS Administrator (Payroll line, ~0.5 FTE)</w:t>
@@ -30329,6 +30878,7 @@
           <w:numId w:val="1013"/>
         </w:numPr>
         <w:pStyle w:val="Compact"/>
+        <w:jc w:val="both"/>
       </w:pPr>
       <w:r>
         <w:t xml:space="preserve">Year 3–5: full-time LMS Manager</w:t>
@@ -30341,6 +30891,7 @@
           <w:numId w:val="1013"/>
         </w:numPr>
         <w:pStyle w:val="Compact"/>
+        <w:jc w:val="both"/>
       </w:pPr>
       <w:r>
         <w:t xml:space="preserve">Year 6–10: LMS Manager + 1–2 junior support technicians + content-conversion coordinator (all Payroll-funded; tooling/hosting on LMS&amp;Tech line)</w:t>
@@ -30353,6 +30904,7 @@
           <w:numId w:val="1013"/>
         </w:numPr>
         <w:pStyle w:val="Compact"/>
+        <w:jc w:val="both"/>
       </w:pPr>
       <w:r>
         <w:t xml:space="preserve">The</w:t>
@@ -30379,6 +30931,7 @@
     <w:p>
       <w:pPr>
         <w:pStyle w:val="FirstParagraph"/>
+        <w:jc w:val="both"/>
       </w:pPr>
       <w:r>
         <w:rPr>
@@ -30620,6 +31173,7 @@
     <w:p>
       <w:pPr>
         <w:pStyle w:val="BodyText"/>
+        <w:jc w:val="both"/>
       </w:pPr>
       <w:r>
         <w:t xml:space="preserve">Staffing above is drawn from the separate 20% Payroll line, not from LMS &amp; Tech, to keep the technology budget dedicated to platform/infrastructure per Master Plan intent.</w:t>
@@ -30634,6 +31188,7 @@
         </w:pBdr>
         <w:ind w:left="300"/>
         <w:spacing w:after="0"/>
+        <w:jc w:val="both"/>
       </w:pPr>
       <w:r>
         <w:rPr>
@@ -30656,6 +31211,7 @@
         </w:pBdr>
         <w:ind w:left="300"/>
         <w:spacing w:before="0"/>
+        <w:jc w:val="both"/>
       </w:pPr>
       <w:r>
         <w:t xml:space="preserve">Platform uptime (target ≥99% by Year 5); course-completion rate by tuition tier; mobile session share (target majority in Tier 3/4 regions); payment success rate per gateway; course-authoring throughput against the 71+28 catalog target.</w:t>
@@ -30670,6 +31226,7 @@
         </w:pBdr>
         <w:ind w:left="300"/>
         <w:spacing w:after="0"/>
+        <w:jc w:val="both"/>
       </w:pPr>
       <w:r>
         <w:rPr>
@@ -30692,6 +31249,7 @@
         </w:pBdr>
         <w:ind w:left="300"/>
         <w:spacing w:before="0"/>
+        <w:jc w:val="both"/>
       </w:pPr>
       <w:r>
         <w:t xml:space="preserve">Regional payment-gateway disruption (existing register risk, MODERATE/MEDIUM) — mitigated by redundant regional gateways plus bank-transfer fallback, already codified. Single-host failure risk in Year 1 — mitigated by managed-hosting SLA and scheduled backups. Low-bandwidth attrition in Tier 3/4 regions — mitigated by mobile-first, text/audio-prioritized content design. Vendor lock-in — mitigated by open-source core (Moodle) with data portability requirements in any hosting contract.</w:t>
@@ -30700,6 +31258,7 @@
     <w:p>
       <w:pPr>
         <w:pStyle w:val="BodyText"/>
+        <w:jc w:val="both"/>
       </w:pPr>
       <w:r>
         <w:rPr>
@@ -30716,6 +31275,7 @@
     <w:p>
       <w:pPr>
         <w:pStyle w:val="BodyText"/>
+        <w:jc w:val="both"/>
       </w:pPr>
       <w:r>
         <w:t xml:space="preserve">2028: core platform live. 2030: mobile-first release. 2033: full catalog + SIS bridge. 2037: platform proven at 11,021-student scale. 2038+: multi-tenant readiness for Nigeria and secular-expansion programs.</w:t>
@@ -30724,6 +31284,7 @@
     <w:p>
       <w:pPr>
         <w:pStyle w:val="BodyText"/>
+        <w:jc w:val="both"/>
       </w:pPr>
       <w:r>
         <w:rPr>
@@ -30740,6 +31301,7 @@
     <w:p>
       <w:pPr>
         <w:pStyle w:val="BodyText"/>
+        <w:jc w:val="both"/>
       </w:pPr>
       <w:r>
         <w:t xml:space="preserve">Formal Senate authority sits with</w:t>
@@ -30780,6 +31342,7 @@
     <w:p>
       <w:pPr>
         <w:pStyle w:val="BodyText"/>
+        <w:jc w:val="both"/>
       </w:pPr>
       <w:r>
         <w:rPr>
@@ -30796,6 +31359,7 @@
     <w:p>
       <w:pPr>
         <w:pStyle w:val="BodyText"/>
+        <w:jc w:val="both"/>
       </w:pPr>
       <w:r>
         <w:t xml:space="preserve">By Year 5: mobile-first platform live, ≥90% payment success rate, catalog ≥50% authored. By Year 10: 71+28 catalog fully live, 99% uptime, LMS&amp;Tech spend on track at $191,527/yr, zero unmitigated gateway-disruption incidents.</w:t>
@@ -30822,6 +31386,7 @@
     <w:p>
       <w:pPr>
         <w:pStyle w:val="FirstParagraph"/>
+        <w:jc w:val="both"/>
       </w:pPr>
       <w:r>
         <w:rPr>
@@ -30838,6 +31403,7 @@
     <w:p>
       <w:pPr>
         <w:pStyle w:val="BodyText"/>
+        <w:jc w:val="both"/>
       </w:pPr>
       <w:r>
         <w:t xml:space="preserve">AMIU’s founding-decade staffing is deliberately thin; AI tools are a force-multiplier to cover admissions, advising, and tutoring gaps without inflating Payroll. But AI must never be mistaken for religious authority — every tool touching Qur’ānic, Tajweed, or fiqh-adjacent content is assistive only and subject to a hard Sharī’ah-appropriateness review gate before deployment, mirroring the existing Commercial Engine Sharī’ah-compliance risk mitigation (Independent Sharī’ah Advisory Board review/certification, bi-annual re-certification).</w:t>
@@ -30846,6 +31412,7 @@
     <w:p>
       <w:pPr>
         <w:pStyle w:val="BodyText"/>
+        <w:jc w:val="both"/>
       </w:pPr>
       <w:r>
         <w:rPr>
@@ -30862,6 +31429,7 @@
     <w:p>
       <w:pPr>
         <w:pStyle w:val="BodyText"/>
+        <w:jc w:val="both"/>
       </w:pPr>
       <w:r>
         <w:t xml:space="preserve">Peer institutions use low-cost, off-the-shelf AI rather than custom research labs: LMS-embedded chatbots for FAQ/advising triage (e.g., Georgia State’s Pounce-style deployment), OCR-based document verification for admissions, third-party recitation-analysis APIs (comparable to existing Tajweed-feedback consumer apps) rather than building speech models in-house, and LLM-assisted (human-reviewed) content drafting for faculty. The common thread: usage-based API pricing scaled to a few hundred–thousand students, not fixed infrastructure spend.</w:t>
@@ -30870,6 +31438,7 @@
     <w:p>
       <w:pPr>
         <w:pStyle w:val="BodyText"/>
+        <w:jc w:val="both"/>
       </w:pPr>
       <w:r>
         <w:rPr>
@@ -31146,6 +31715,7 @@
     <w:p>
       <w:pPr>
         <w:pStyle w:val="BodyText"/>
+        <w:jc w:val="both"/>
       </w:pPr>
       <w:r>
         <w:rPr>
@@ -31166,6 +31736,7 @@
           <w:numId w:val="1014"/>
         </w:numPr>
         <w:pStyle w:val="Compact"/>
+        <w:jc w:val="both"/>
       </w:pPr>
       <w:r>
         <w:rPr>
@@ -31192,6 +31763,7 @@
           <w:numId w:val="1014"/>
         </w:numPr>
         <w:pStyle w:val="Compact"/>
+        <w:jc w:val="both"/>
       </w:pPr>
       <w:r>
         <w:rPr>
@@ -31218,6 +31790,7 @@
           <w:numId w:val="1014"/>
         </w:numPr>
         <w:pStyle w:val="Compact"/>
+        <w:jc w:val="both"/>
       </w:pPr>
       <w:r>
         <w:rPr>
@@ -31244,6 +31817,7 @@
           <w:numId w:val="1014"/>
         </w:numPr>
         <w:pStyle w:val="Compact"/>
+        <w:jc w:val="both"/>
       </w:pPr>
       <w:r>
         <w:rPr>
@@ -31266,6 +31840,7 @@
     <w:p>
       <w:pPr>
         <w:pStyle w:val="FirstParagraph"/>
+        <w:jc w:val="both"/>
       </w:pPr>
       <w:r>
         <w:rPr>
@@ -31282,6 +31857,7 @@
     <w:p>
       <w:pPr>
         <w:pStyle w:val="BodyText"/>
+        <w:jc w:val="both"/>
       </w:pPr>
       <w:r>
         <w:t xml:space="preserve">No dedicated AI hire in Years 1–5; tool configuration handled by the LMS Administrator. Years 6–10: part-time (~0.5 FTE) Digital Learning &amp; AI Coordinator, Payroll-funded. The Independent Sharī’ah Advisory Board (existing volunteer/stipend body) performs certification reviews as an extension of its current mandate — not a new governance structure.</w:t>
@@ -31290,6 +31866,7 @@
     <w:p>
       <w:pPr>
         <w:pStyle w:val="BodyText"/>
+        <w:jc w:val="both"/>
       </w:pPr>
       <w:r>
         <w:rPr>
@@ -31490,6 +32067,7 @@
     <w:p>
       <w:pPr>
         <w:pStyle w:val="BodyText"/>
+        <w:jc w:val="both"/>
       </w:pPr>
       <w:r>
         <w:t xml:space="preserve">No standalone</w:t>
@@ -31522,6 +32100,7 @@
         </w:pBdr>
         <w:ind w:left="300"/>
         <w:spacing w:after="0"/>
+        <w:jc w:val="both"/>
       </w:pPr>
       <w:r>
         <w:rPr>
@@ -31544,6 +32123,7 @@
         </w:pBdr>
         <w:ind w:left="300"/>
         <w:spacing w:before="0"/>
+        <w:jc w:val="both"/>
       </w:pPr>
       <w:r>
         <w:t xml:space="preserve">Chatbot query-resolution rate; Tajweed-tool adoption % among enrolled reciters; admissions processing-time reduction; faculty hours saved on content drafting; zero confirmed Sharī’ah-compliance violations.</w:t>
@@ -31558,6 +32138,7 @@
         </w:pBdr>
         <w:ind w:left="300"/>
         <w:spacing w:after="0"/>
+        <w:jc w:val="both"/>
       </w:pPr>
       <w:r>
         <w:rPr>
@@ -31580,6 +32161,7 @@
         </w:pBdr>
         <w:ind w:left="300"/>
         <w:spacing w:before="0"/>
+        <w:jc w:val="both"/>
       </w:pPr>
       <w:r>
         <w:t xml:space="preserve">Theological error/hallucination in religious-content tools (HIGH impact) — mitigated by mandatory Sharī’ah Advisory Board certification, human-in-the-loop review, and an explicit prohibition on autonomous fatwa- or tafsīr-generation. Voice-data privacy in recitation tools — mitigated by data-minimization and consent policy. Vendor dependency/API price shifts — mitigated by preferring usage-based, cancellable contracts. Budget overrun against the fixed 5% line — mitigated by Group IV pre-approval of any AI spend above $2,000/yr in Years 1–5.</w:t>
@@ -31588,6 +32170,7 @@
     <w:p>
       <w:pPr>
         <w:pStyle w:val="BodyText"/>
+        <w:jc w:val="both"/>
       </w:pPr>
       <w:r>
         <w:rPr>
@@ -31604,6 +32187,7 @@
     <w:p>
       <w:pPr>
         <w:pStyle w:val="BodyText"/>
+        <w:jc w:val="both"/>
       </w:pPr>
       <w:r>
         <w:rPr>
@@ -31658,6 +32242,7 @@
     <w:p>
       <w:pPr>
         <w:pStyle w:val="BodyText"/>
+        <w:jc w:val="both"/>
       </w:pPr>
       <w:r>
         <w:rPr>
@@ -31674,6 +32259,7 @@
     <w:p>
       <w:pPr>
         <w:pStyle w:val="BodyText"/>
+        <w:jc w:val="both"/>
       </w:pPr>
       <w:r>
         <w:t xml:space="preserve">2028: chatbot pilot. 2031: Tajweed tool live. 2034: RAG tutoring assistant certified and launched. 2037: AI use cases fully integrated across all seven tiers. 2038+: coordinator role formalized as revenue scales.</w:t>
@@ -31682,6 +32268,7 @@
     <w:p>
       <w:pPr>
         <w:pStyle w:val="BodyText"/>
+        <w:jc w:val="both"/>
       </w:pPr>
       <w:r>
         <w:rPr>
@@ -31698,6 +32285,7 @@
     <w:p>
       <w:pPr>
         <w:pStyle w:val="BodyText"/>
+        <w:jc w:val="both"/>
       </w:pPr>
       <w:r>
         <w:t xml:space="preserve">By Year 5: two AI tools live (chatbot + Tajweed), zero Sharī’ah findings. By Year 10: three to four AI use cases operational, measurable staffing-efficiency gain (e.g., admissions turnaround cut by a defined %), 100% of religious-content AI tools re-certified on schedule.</w:t>
@@ -31724,6 +32312,7 @@
     <w:p>
       <w:pPr>
         <w:pStyle w:val="FirstParagraph"/>
+        <w:jc w:val="both"/>
       </w:pPr>
       <w:r>
         <w:rPr>
@@ -31740,6 +32329,7 @@
     <w:p>
       <w:pPr>
         <w:pStyle w:val="BodyText"/>
+        <w:jc w:val="both"/>
       </w:pPr>
       <w:r>
         <w:t xml:space="preserve">AMIU is a single digital operating model, not a bundle of separate IT projects. LMS, AI, payments, registrar/SIS, and cybersecurity must function as one coherent stack so a student in a Tier 4 low-bandwidth region can enroll, pay, learn, and be advised through the same lean infrastructure that a Year-10 secular-expansion learner will use on a far larger scale. The strategy explicitly phases from a minimal Year-1 stack to a mature Year-10+/Year-11+ stack as the LMS &amp; Tech budget grows from $11,237 to $191,527/yr and beyond.</w:t>
@@ -31748,6 +32338,7 @@
     <w:p>
       <w:pPr>
         <w:pStyle w:val="BodyText"/>
+        <w:jc w:val="both"/>
       </w:pPr>
       <w:r>
         <w:rPr>
@@ -31764,6 +32355,7 @@
     <w:p>
       <w:pPr>
         <w:pStyle w:val="BodyText"/>
+        <w:jc w:val="both"/>
       </w:pPr>
       <w:r>
         <w:t xml:space="preserve">Composable, cloud-first SaaS stacks (avoiding capex-heavy custom builds); PCI-DSS-aligned payment handling; baseline</w:t>
@@ -31790,6 +32382,7 @@
     <w:p>
       <w:pPr>
         <w:pStyle w:val="BodyText"/>
+        <w:jc w:val="both"/>
       </w:pPr>
       <w:r>
         <w:rPr>
@@ -32212,6 +32805,7 @@
     <w:p>
       <w:pPr>
         <w:pStyle w:val="BodyText"/>
+        <w:jc w:val="both"/>
       </w:pPr>
       <w:r>
         <w:rPr>
@@ -32228,6 +32822,7 @@
     <w:p>
       <w:pPr>
         <w:pStyle w:val="BodyText"/>
+        <w:jc w:val="both"/>
       </w:pPr>
       <w:r>
         <w:t xml:space="preserve">Year 1: LMS Administrator doubles as digital-operations lead (Payroll line). Year 3: dedicated Registrar/SIS Coordinator. Year 5: part-time IT/Data Governance Officer. Year 10: small Digital Operations unit — LMS Manager, SIS Coordinator, Cybersecurity/Data Governance Officer, AI/Digital Learning Coordinator — all Payroll-funded, with tools/hosting on the LMS &amp; Tech line.</w:t>
@@ -32236,6 +32831,7 @@
     <w:p>
       <w:pPr>
         <w:pStyle w:val="BodyText"/>
+        <w:jc w:val="both"/>
       </w:pPr>
       <w:r>
         <w:rPr>
@@ -32252,6 +32848,7 @@
     <w:p>
       <w:pPr>
         <w:pStyle w:val="BodyText"/>
+        <w:jc w:val="both"/>
       </w:pPr>
       <w:r>
         <w:t xml:space="preserve">Tied to the same fixed 5% LMS &amp; Tech figures ($11,237 / $64,539 / $191,527 at Years 1/5/10; $833,460 ten-year cumulative). Cybersecurity tooling (backups, MFA, monitoring, SSL) is estimated at roughly 10–15% of the LMS &amp; Tech line in early years, growing in absolute terms with the base. Payment-gateway processing fees are netted against gross transaction revenue prior to booking, not charged against this line.</w:t>
@@ -32266,6 +32863,7 @@
         </w:pBdr>
         <w:ind w:left="300"/>
         <w:spacing w:after="0"/>
+        <w:jc w:val="both"/>
       </w:pPr>
       <w:r>
         <w:rPr>
@@ -32288,6 +32886,7 @@
         </w:pBdr>
         <w:ind w:left="300"/>
         <w:spacing w:before="0"/>
+        <w:jc w:val="both"/>
       </w:pPr>
       <w:r>
         <w:t xml:space="preserve">System uptime; zero confirmed data-breach incidents; payment success rate; SIS-LMS data-integrity accuracy; average admissions processing time; annual security-audit pass rate (from Year 6 onward).</w:t>
@@ -32302,6 +32901,7 @@
         </w:pBdr>
         <w:ind w:left="300"/>
         <w:spacing w:after="0"/>
+        <w:jc w:val="both"/>
       </w:pPr>
       <w:r>
         <w:rPr>
@@ -32324,6 +32924,7 @@
         </w:pBdr>
         <w:ind w:left="300"/>
         <w:spacing w:before="0"/>
+        <w:jc w:val="both"/>
       </w:pPr>
       <w:r>
         <w:t xml:space="preserve">Cybersecurity breach exposing global student PII/payment data — mitigated by encryption at rest/in transit, MFA, PCI-compliant payment vendors, and a documented incident-response plan. Regional payment-gateway disruption (existing register risk) — mitigated by redundant gateways plus bank-transfer fallback. Thin-staffing talent scarcity — mitigated by outsourcing hosting/security-monitoring to managed providers in Years 1–7 rather than building in-house capacity prematurely. Technical debt/vendor lock-in as the stack matures — mitigated by preferring open standards (LTI, SCORM/xAPI, open APIs).</w:t>
@@ -32332,6 +32933,7 @@
     <w:p>
       <w:pPr>
         <w:pStyle w:val="BodyText"/>
+        <w:jc w:val="both"/>
       </w:pPr>
       <w:r>
         <w:rPr>
@@ -32348,6 +32950,7 @@
     <w:p>
       <w:pPr>
         <w:pStyle w:val="BodyText"/>
+        <w:jc w:val="both"/>
       </w:pPr>
       <w:r>
         <w:t xml:space="preserve">2028: lean MVP stack live. 2030: dedicated SIS + regional gateway expansion. 2032: formal data-governance policy adopted. 2033: first third-party security audit. 2037: fully integrated, redundant Year-10 stack. 2038+: secular-expansion architecture build-out begins.</w:t>
@@ -32356,6 +32959,7 @@
     <w:p>
       <w:pPr>
         <w:pStyle w:val="BodyText"/>
+        <w:jc w:val="both"/>
       </w:pPr>
       <w:r>
         <w:rPr>
@@ -32372,6 +32976,7 @@
     <w:p>
       <w:pPr>
         <w:pStyle w:val="BodyText"/>
+        <w:jc w:val="both"/>
       </w:pPr>
       <w:r>
         <w:rPr>
@@ -32426,6 +33031,7 @@
     <w:p>
       <w:pPr>
         <w:pStyle w:val="BodyText"/>
+        <w:jc w:val="both"/>
       </w:pPr>
       <w:r>
         <w:rPr>
@@ -32442,6 +33048,7 @@
     <w:p>
       <w:pPr>
         <w:pStyle w:val="BodyText"/>
+        <w:jc w:val="both"/>
       </w:pPr>
       <w:r>
         <w:t xml:space="preserve">By Year 5: dedicated SIS live, formal data-governance policy adopted, zero breach incidents to date. By Year 10: full LMS-SIS-payments integration, annual security audits passing, Digital Operations unit fully staffed within Payroll budget, stack proven at 11,021-student scale ahead of secular-expansion phase.</w:t>
@@ -32468,6 +33075,7 @@
     <w:p>
       <w:pPr>
         <w:pStyle w:val="FirstParagraph"/>
+        <w:jc w:val="both"/>
       </w:pPr>
       <w:r>
         <w:rPr>
@@ -32484,6 +33092,7 @@
     <w:p>
       <w:pPr>
         <w:pStyle w:val="BodyText"/>
+        <w:jc w:val="both"/>
       </w:pPr>
       <w:r>
         <w:t xml:space="preserve">Consistent with AMIU’s digital-first model, the founding-decade library is a curated digital collection, not a physical building — the only physical library contemplated in the Master Plan is the Nigeria Mega-University’s</w:t>
@@ -32510,6 +33119,7 @@
     <w:p>
       <w:pPr>
         <w:pStyle w:val="BodyText"/>
+        <w:jc w:val="both"/>
       </w:pPr>
       <w:r>
         <w:rPr>
@@ -32526,6 +33136,7 @@
     <w:p>
       <w:pPr>
         <w:pStyle w:val="BodyText"/>
+        <w:jc w:val="both"/>
       </w:pPr>
       <w:r>
         <w:t xml:space="preserve">Peer digital-first Islamic institutions rely on open-access Islamic-studies repositories (e.g., large public-domain hadith/tafsīr digital libraries, Internet Archive Islamic collections, open institutional repositories) supplemented by modest, targeted licensed-database subscriptions rather than broad expensive journal bundles; consortium/shared licensing lowers per-institution cost; digital library access is embedded directly into the LMS via LTI-style integration; content is delivered in low-bandwidth-friendly formats (text-first, compressed PDF/ePub) for Tier 3/4 regions.</w:t>
@@ -32534,6 +33145,7 @@
     <w:p>
       <w:pPr>
         <w:pStyle w:val="BodyText"/>
+        <w:jc w:val="both"/>
       </w:pPr>
       <w:r>
         <w:rPr>
@@ -32769,6 +33381,7 @@
     <w:p>
       <w:pPr>
         <w:pStyle w:val="BodyText"/>
+        <w:jc w:val="both"/>
       </w:pPr>
       <w:r>
         <w:rPr>
@@ -32785,6 +33398,7 @@
     <w:p>
       <w:pPr>
         <w:pStyle w:val="BodyText"/>
+        <w:jc w:val="both"/>
       </w:pPr>
       <w:r>
         <w:t xml:space="preserve">Years 1–4: no dedicated librarian FTE; the University Librarian Senate seat is held by a qualified faculty member/scholar on a modest stipend (Payroll line, minimal hours). Year 5: part-time (~0.5 FTE) Digital Librarian. Year 10: Digital Librarian plus a library assistant. Physical-library staffing for Nigeria is out of scope for this founding-decade budget and would be planned once the Nigeria charter is secured.</w:t>
@@ -32793,6 +33407,7 @@
     <w:p>
       <w:pPr>
         <w:pStyle w:val="BodyText"/>
+        <w:jc w:val="both"/>
       </w:pPr>
       <w:r>
         <w:rPr>
@@ -32809,6 +33424,7 @@
     <w:p>
       <w:pPr>
         <w:pStyle w:val="BodyText"/>
+        <w:jc w:val="both"/>
       </w:pPr>
       <w:r>
         <w:t xml:space="preserve">Library digital collections/subscriptions are funded as a sub-allocation within the 5% LMS &amp; Tech line (library systems are, functionally, part of digital infrastructure).</w:t>
@@ -32995,6 +33611,7 @@
     <w:p>
       <w:pPr>
         <w:pStyle w:val="BodyText"/>
+        <w:jc w:val="both"/>
       </w:pPr>
       <w:r>
         <w:t xml:space="preserve">The Nigeria central physical library’s capital cost is</w:t>
@@ -33025,6 +33642,7 @@
         </w:pBdr>
         <w:ind w:left="300"/>
         <w:spacing w:after="0"/>
+        <w:jc w:val="both"/>
       </w:pPr>
       <w:r>
         <w:rPr>
@@ -33047,6 +33665,7 @@
         </w:pBdr>
         <w:ind w:left="300"/>
         <w:spacing w:before="0"/>
+        <w:jc w:val="both"/>
       </w:pPr>
       <w:r>
         <w:t xml:space="preserve">Digital catalog size (titles/volumes); monthly active library usage per student; subscription cost-per-active-user; faculty repository submission count; student research-skills assessment scores.</w:t>
@@ -33061,6 +33680,7 @@
         </w:pBdr>
         <w:ind w:left="300"/>
         <w:spacing w:after="0"/>
+        <w:jc w:val="both"/>
       </w:pPr>
       <w:r>
         <w:rPr>
@@ -33083,6 +33703,7 @@
         </w:pBdr>
         <w:ind w:left="300"/>
         <w:spacing w:before="0"/>
+        <w:jc w:val="both"/>
       </w:pPr>
       <w:r>
         <w:t xml:space="preserve">Licensing cost creep against a thin budget — mitigated by an open-access-first acquisition policy and consortium negotiation before any paid subscription. Arabic-script digitization/OCR quality issues — mitigated by prioritizing vendor-digitized sources over in-house OCR in early years. Low-bandwidth access barriers — mitigated by text-first, compressed formats. Nigeria physical library timing depends on sovereign NUC/National Assembly processes outside AMIU’s control (existing register risk) — mitigated by treating the Year-10 target as milestone-contingent while the digital collection continues uninterrupted regardless of charter timing.</w:t>
@@ -33091,6 +33712,7 @@
     <w:p>
       <w:pPr>
         <w:pStyle w:val="BodyText"/>
+        <w:jc w:val="both"/>
       </w:pPr>
       <w:r>
         <w:rPr>
@@ -33107,6 +33729,7 @@
     <w:p>
       <w:pPr>
         <w:pStyle w:val="BodyText"/>
+        <w:jc w:val="both"/>
       </w:pPr>
       <w:r>
         <w:t xml:space="preserve">2028: open-access core collection live. 2030: first licensed subscriptions. 2033: institutional repository launched. 2037: Nigeria central-library planning begins (charter-contingent).</w:t>
@@ -33115,6 +33738,7 @@
     <w:p>
       <w:pPr>
         <w:pStyle w:val="BodyText"/>
+        <w:jc w:val="both"/>
       </w:pPr>
       <w:r>
         <w:rPr>
@@ -33131,6 +33755,7 @@
     <w:p>
       <w:pPr>
         <w:pStyle w:val="BodyText"/>
+        <w:jc w:val="both"/>
       </w:pPr>
       <w:r>
         <w:t xml:space="preserve">The</w:t>
@@ -33215,6 +33840,7 @@
     <w:p>
       <w:pPr>
         <w:pStyle w:val="BodyText"/>
+        <w:jc w:val="both"/>
       </w:pPr>
       <w:r>
         <w:rPr>
@@ -33231,6 +33857,7 @@
     <w:p>
       <w:pPr>
         <w:pStyle w:val="BodyText"/>
+        <w:jc w:val="both"/>
       </w:pPr>
       <w:r>
         <w:t xml:space="preserve">By Year 5: digital catalog operational and LMS-integrated, part-time Digital Librarian in place. By Year 10: institutional repository active, library sub-budget tracking at ~$19,150/yr, Nigeria central-library plan initiated in step with charter (not before).</w:t>
@@ -33322,6 +33949,7 @@
     <w:p>
       <w:pPr>
         <w:pStyle w:val="BodyText"/>
+        <w:jc w:val="both"/>
       </w:pPr>
       <w:r>
         <w:rPr>
@@ -33334,6 +33962,7 @@
     <w:p>
       <w:pPr>
         <w:pStyle w:val="BodyText"/>
+        <w:jc w:val="both"/>
       </w:pPr>
       <w:r>
         <w:rPr>
@@ -33350,6 +33979,7 @@
     <w:p>
       <w:pPr>
         <w:pStyle w:val="BodyText"/>
+        <w:jc w:val="both"/>
       </w:pPr>
       <w:r>
         <w:t xml:space="preserve">The Waqf &amp; Stakeholder Reserve is both a mission instrument (</w:t>
@@ -33370,6 +34000,7 @@
     <w:p>
       <w:pPr>
         <w:pStyle w:val="BodyText"/>
+        <w:jc w:val="both"/>
       </w:pPr>
       <w:r>
         <w:rPr>
@@ -33631,6 +34262,7 @@
     <w:p>
       <w:pPr>
         <w:pStyle w:val="BodyText"/>
+        <w:jc w:val="both"/>
       </w:pPr>
       <w:r>
         <w:rPr>
@@ -33647,6 +34279,7 @@
     <w:p>
       <w:pPr>
         <w:pStyle w:val="BodyText"/>
+        <w:jc w:val="both"/>
       </w:pPr>
       <w:r>
         <w:t xml:space="preserve">Classical waqf principle: preserve corpus, spend only designated returns/distributions. Modern Islamic endowment governance diversifies into Sharī’ah-compliant instruments — sukuk, Islamic equity funds, ijāra-based real assets — never interest-bearing debt or conventional insurance, consistent with AMIU’s existing Sharī’ah-compliance risk mitigation for the Commercial Engine. Leading waqf-linked universities publish annual impact reporting and use an independent Sharī’ah Advisory Board to certify investment instruments, mirroring AMIU’s existing bi-annual re-certification practice.</w:t>
@@ -33655,6 +34288,7 @@
     <w:p>
       <w:pPr>
         <w:pStyle w:val="BodyText"/>
+        <w:jc w:val="both"/>
       </w:pPr>
       <w:r>
         <w:rPr>
@@ -33931,6 +34565,7 @@
     <w:p>
       <w:pPr>
         <w:pStyle w:val="BodyText"/>
+        <w:jc w:val="both"/>
       </w:pPr>
       <w:r>
         <w:rPr>
@@ -33947,6 +34582,7 @@
     <w:p>
       <w:pPr>
         <w:pStyle w:val="BodyText"/>
+        <w:jc w:val="both"/>
       </w:pPr>
       <w:r>
         <w:t xml:space="preserve">Years 1–5: no dedicated Waqf staff; the Board is a volunteer fiduciary body, supported by existing Payroll-funded administrative staff for meeting/reporting logistics. Years 6–10: part-time (~0.5 FTE) Waqf Operations Officer (Payroll line) to support Board reporting and compliance. Year 11+: scale toward a full Waqf/Endowment Office as distributed sub-lines and the retained reserve grow into the millions under secular-expansion revenue.</w:t>
@@ -33955,6 +34591,7 @@
     <w:p>
       <w:pPr>
         <w:pStyle w:val="BodyText"/>
+        <w:jc w:val="both"/>
       </w:pPr>
       <w:r>
         <w:rPr>
@@ -33971,6 +34608,7 @@
     <w:p>
       <w:pPr>
         <w:pStyle w:val="BodyText"/>
+        <w:jc w:val="both"/>
       </w:pPr>
       <w:r>
         <w:t xml:space="preserve">The Waqf line is 20% of Gross Revenue: approximately $44,951 in Year 1 (2028), ~$258,157 in Year 5, ~$766,110 in Year 10 — consistent with the Master Plan’s ten-year cumulative Waqf flow of roughly $3.33M (20% of $16,669,190), reconciling with the stated distributed sub-line total (~$1.67M) plus the reported $1,240,527 Strategic Business Reserve cumulative balance. Administrative cost of running the Waqf &amp; Endowment Board itself is funded from the Payroll/OpEx lines, never from the Waqf corpus, preserving the full 20% for mission distribution and investment and avoiding the commingling concerns already flagged in the risk register.</w:t>
@@ -33985,6 +34623,7 @@
         </w:pBdr>
         <w:ind w:left="300"/>
         <w:spacing w:after="0"/>
+        <w:jc w:val="both"/>
       </w:pPr>
       <w:r>
         <w:rPr>
@@ -34007,6 +34646,7 @@
         </w:pBdr>
         <w:ind w:left="300"/>
         <w:spacing w:before="0"/>
+        <w:jc w:val="both"/>
       </w:pPr>
       <w:r>
         <w:t xml:space="preserve">Beneficiaries served (schools/mosques, widows/orphans, scholarship recipients); Strategic Business Reserve annual Sharī’ah-compliant return rate; reserve balance trajectory versus the $1,240,527 Year-10 benchmark; 100% compliance rate on the &gt;$250,000 deployment-vote threshold; zero Sharī’ah non-compliance findings.</w:t>
@@ -34021,6 +34661,7 @@
         </w:pBdr>
         <w:ind w:left="300"/>
         <w:spacing w:after="0"/>
+        <w:jc w:val="both"/>
       </w:pPr>
       <w:r>
         <w:rPr>
@@ -34043,6 +34684,7 @@
         </w:pBdr>
         <w:ind w:left="300"/>
         <w:spacing w:before="0"/>
+        <w:jc w:val="both"/>
       </w:pPr>
       <w:r>
         <w:t xml:space="preserve">Sharī’ah-compliance risk in retained-reserve investment (existing register pattern, LOW likelihood/HIGH impact) — mitigated by Independent Sharī’ah Advisory Board bi-annual re-certification of all instruments. Concentration risk while the reserve is small — mitigated by conservative, low-risk Islamic instruments until scale supports diversification. Ad hoc/undisciplined deployment — mitigated by the fixed $250,000 two-thirds/two-independent-seat vote threshold. Nigeria Mega-University Reserve dependent on sovereign Nigerian accreditation processes outside AMIU’s control (existing register risk) — mitigated by ring-fencing the sub-line regardless of charter timing, with Senate-vote redeployment to scholarship/emergency lines possible if the Nigeria timeline slips. Nonprofit/for-profit commingling scrutiny (existing register risk) — mitigated by strict account segregation from any Commercial Engine activity and arm’s-length documentation for any shared services.</w:t>
@@ -34051,6 +34693,7 @@
     <w:p>
       <w:pPr>
         <w:pStyle w:val="BodyText"/>
+        <w:jc w:val="both"/>
       </w:pPr>
       <w:r>
         <w:rPr>
@@ -34067,6 +34710,7 @@
     <w:p>
       <w:pPr>
         <w:pStyle w:val="BodyText"/>
+        <w:jc w:val="both"/>
       </w:pPr>
       <w:r>
         <w:t xml:space="preserve">2028: mechanics live, Board seeded. 2032: Investment Policy Statement formalized. 2037: Reserve at $1,240,527 cumulative; Nigeria charter application filed. 2042: Waqf flow scaling with $43.1M revenue base. 2047: Waqf flow scaling with $93.9M revenue base. 2050: mature perpetual endowment structure in place.</w:t>
@@ -34075,6 +34719,7 @@
     <w:p>
       <w:pPr>
         <w:pStyle w:val="BodyText"/>
+        <w:jc w:val="both"/>
       </w:pPr>
       <w:r>
         <w:rPr>
@@ -34091,6 +34736,7 @@
     <w:p>
       <w:pPr>
         <w:pStyle w:val="BodyText"/>
+        <w:jc w:val="both"/>
       </w:pPr>
       <w:r>
         <w:rPr>
@@ -34129,6 +34775,7 @@
     <w:p>
       <w:pPr>
         <w:pStyle w:val="BodyText"/>
+        <w:jc w:val="both"/>
       </w:pPr>
       <w:r>
         <w:rPr>
@@ -34145,12 +34792,16 @@
     <w:p>
       <w:pPr>
         <w:pStyle w:val="BodyText"/>
+        <w:jc w:val="both"/>
       </w:pPr>
       <w:r>
         <w:t xml:space="preserve">By Year 10 (2037): Strategic Business Reserve at $1,240,527 cumulative, all five distributed sub-lines fully funded on schedule, zero governance-threshold violations. By 2050: Waqf Reserve functioning as a diversified, professionally managed, perpetual Sharī’ah-compliant endowment materially exceeding founding-decade scale, directly funding scholarships, mosque/school networks, and campus expansion across multiple countries.</w:t>
       </w:r>
     </w:p>
     <w:p>
+      <w:pPr>
+        <w:jc w:val="both"/>
+      </w:pPr>
       <w:r>
         <w:pict>
           <v:rect style="width:0;height:1.5pt" o:hralign="center" o:hrstd="t" o:hr="t"/>
@@ -34158,6 +34809,9 @@
       </w:r>
     </w:p>
     <w:p>
+      <w:pPr>
+        <w:jc w:val="both"/>
+      </w:pPr>
       <w:r>
         <w:br w:type="page"/>
       </w:r>
@@ -34408,6 +35062,9 @@
       </w:tr>
     </w:tbl>
     <w:p>
+      <w:pPr>
+        <w:jc w:val="both"/>
+      </w:pPr>
       <w:r>
         <w:br w:type="page"/>
       </w:r>
@@ -34433,6 +35090,7 @@
     <w:p>
       <w:pPr>
         <w:pStyle w:val="FirstParagraph"/>
+        <w:jc w:val="both"/>
       </w:pPr>
       <w:r>
         <w:rPr>
@@ -34449,6 +35107,7 @@
     <w:p>
       <w:pPr>
         <w:pStyle w:val="BodyText"/>
+        <w:jc w:val="both"/>
       </w:pPr>
       <w:r>
         <w:t xml:space="preserve">AMIU’s mission commits it to spreading Islamic education</w:t>
@@ -34511,6 +35170,7 @@
     <w:p>
       <w:pPr>
         <w:pStyle w:val="BodyText"/>
+        <w:jc w:val="both"/>
       </w:pPr>
       <w:r>
         <w:rPr>
@@ -34527,6 +35187,7 @@
     <w:p>
       <w:pPr>
         <w:pStyle w:val="BodyText"/>
+        <w:jc w:val="both"/>
       </w:pPr>
       <w:r>
         <w:t xml:space="preserve">Classical Islamic waqf-funded madrasah education (free tuition financed by endowment income, not current cash) is the direct model for AMIU’s Waqf Scholarship Block. Modern parallels include cash-waqf certificate programs (Malaysia, Turkey, Indonesia) that let small donors fund perpetual named scholarships, and U.S. 501(c)(3) practice requiring published, nondiscriminatory selection criteria for any means-tested or merit aid to preserve tax-exempt status.</w:t>
@@ -34535,6 +35196,7 @@
     <w:p>
       <w:pPr>
         <w:pStyle w:val="BodyText"/>
+        <w:jc w:val="both"/>
       </w:pPr>
       <w:r>
         <w:rPr>
@@ -34811,6 +35473,7 @@
     <w:p>
       <w:pPr>
         <w:pStyle w:val="BodyText"/>
+        <w:jc w:val="both"/>
       </w:pPr>
       <w:r>
         <w:rPr>
@@ -34831,6 +35494,7 @@
           <w:numId w:val="1015"/>
         </w:numPr>
         <w:pStyle w:val="Compact"/>
+        <w:jc w:val="both"/>
       </w:pPr>
       <w:r>
         <w:rPr>
@@ -34857,6 +35521,7 @@
           <w:numId w:val="1015"/>
         </w:numPr>
         <w:pStyle w:val="Compact"/>
+        <w:jc w:val="both"/>
       </w:pPr>
       <w:r>
         <w:rPr>
@@ -34883,6 +35548,7 @@
           <w:numId w:val="1015"/>
         </w:numPr>
         <w:pStyle w:val="Compact"/>
+        <w:jc w:val="both"/>
       </w:pPr>
       <w:r>
         <w:rPr>
@@ -34909,6 +35575,7 @@
           <w:numId w:val="1015"/>
         </w:numPr>
         <w:pStyle w:val="Compact"/>
+        <w:jc w:val="both"/>
       </w:pPr>
       <w:r>
         <w:rPr>
@@ -34931,6 +35598,7 @@
     <w:p>
       <w:pPr>
         <w:pStyle w:val="FirstParagraph"/>
+        <w:jc w:val="both"/>
       </w:pPr>
       <w:r>
         <w:rPr>
@@ -35174,6 +35842,7 @@
     <w:p>
       <w:pPr>
         <w:pStyle w:val="BodyText"/>
+        <w:jc w:val="both"/>
       </w:pPr>
       <w:r>
         <w:rPr>
@@ -35186,6 +35855,7 @@
     <w:p>
       <w:pPr>
         <w:pStyle w:val="BodyText"/>
+        <w:jc w:val="both"/>
       </w:pPr>
       <w:r>
         <w:t xml:space="preserve">Year 1: $44,949 · Year 5: $258,157 · Year 10: $766,110 (10-year cumulative $3,333,838). The Waqf &amp; Endowment Board designates a Board-approved share of this pool to the Scholarship Block each year (illustratively 15–25%, rising as named-endowment income supplements distribution); the remainder funds the Nigeria Reserve sub-line and general endowment growth. Tier-4 waivers are not a cash line at all — they are structural revenue reductions already priced into the Growth Scenario figures.</w:t>
@@ -35200,6 +35870,7 @@
         </w:pBdr>
         <w:ind w:left="300"/>
         <w:spacing/>
+        <w:jc w:val="both"/>
       </w:pPr>
       <w:r>
         <w:rPr>
@@ -35228,6 +35899,7 @@
         </w:pBdr>
         <w:ind w:left="300"/>
         <w:spacing/>
+        <w:jc w:val="both"/>
       </w:pPr>
       <w:r>
         <w:rPr>
@@ -35268,6 +35940,7 @@
     <w:p>
       <w:pPr>
         <w:pStyle w:val="BodyText"/>
+        <w:jc w:val="both"/>
       </w:pPr>
       <w:r>
         <w:rPr>
@@ -35290,6 +35963,7 @@
     <w:p>
       <w:pPr>
         <w:pStyle w:val="BodyText"/>
+        <w:jc w:val="both"/>
       </w:pPr>
       <w:r>
         <w:rPr>
@@ -35312,6 +35986,7 @@
     <w:p>
       <w:pPr>
         <w:pStyle w:val="BodyText"/>
+        <w:jc w:val="both"/>
       </w:pPr>
       <w:r>
         <w:rPr>
@@ -35352,6 +36027,7 @@
     <w:p>
       <w:pPr>
         <w:pStyle w:val="FirstParagraph"/>
+        <w:jc w:val="both"/>
       </w:pPr>
       <w:r>
         <w:rPr>
@@ -35368,6 +36044,7 @@
     <w:p>
       <w:pPr>
         <w:pStyle w:val="BodyText"/>
+        <w:jc w:val="both"/>
       </w:pPr>
       <w:r>
         <w:t xml:space="preserve">AMIU (the University) is, by design and by the permanent firewall separating it from AMIU Global Services LLC (the Commercial Engine), 100% tuition-funded. Diversification therefore cannot mean new capital sources — it means reducing single-point dependency</w:t>
@@ -35392,6 +36069,7 @@
     <w:p>
       <w:pPr>
         <w:pStyle w:val="BodyText"/>
+        <w:jc w:val="both"/>
       </w:pPr>
       <w:r>
         <w:rPr>
@@ -35408,6 +36086,7 @@
     <w:p>
       <w:pPr>
         <w:pStyle w:val="BodyText"/>
+        <w:jc w:val="both"/>
       </w:pPr>
       <w:r>
         <w:t xml:space="preserve">The Commercial Engine (agribusiness/cashew-export Gate A, real-estate Gate B) is independently capitalized by investor subscriptions under separate offering documents, exists for founders/investors, and is barred —</w:t>
@@ -35434,6 +36113,7 @@
     <w:p>
       <w:pPr>
         <w:pStyle w:val="BodyText"/>
+        <w:jc w:val="both"/>
       </w:pPr>
       <w:r>
         <w:rPr>
@@ -35450,6 +36130,7 @@
     <w:p>
       <w:pPr>
         <w:pStyle w:val="BodyText"/>
+        <w:jc w:val="both"/>
       </w:pPr>
       <w:r>
         <w:t xml:space="preserve">U.S. nonprofit higher education relies heavily on auxiliary/continuing-education (CPD) revenue as a high-margin, low-capital diversification layer. Islamic finance offers the cash-waqf/endowment-certificate model as a philanthropic-inflow mechanism distinct from operating revenue. Both fit AMIU’s firewalled, mission-bound structure without requiring new legal vehicles.</w:t>
@@ -35458,6 +36139,7 @@
     <w:p>
       <w:pPr>
         <w:pStyle w:val="BodyText"/>
+        <w:jc w:val="both"/>
       </w:pPr>
       <w:r>
         <w:rPr>
@@ -35693,6 +36375,7 @@
     <w:p>
       <w:pPr>
         <w:pStyle w:val="BodyText"/>
+        <w:jc w:val="both"/>
       </w:pPr>
       <w:r>
         <w:rPr>
@@ -35713,6 +36396,7 @@
           <w:numId w:val="1016"/>
         </w:numPr>
         <w:pStyle w:val="Compact"/>
+        <w:jc w:val="both"/>
       </w:pPr>
       <w:r>
         <w:rPr>
@@ -35739,6 +36423,7 @@
           <w:numId w:val="1016"/>
         </w:numPr>
         <w:pStyle w:val="Compact"/>
+        <w:jc w:val="both"/>
       </w:pPr>
       <w:r>
         <w:rPr>
@@ -35765,6 +36450,7 @@
           <w:numId w:val="1016"/>
         </w:numPr>
         <w:pStyle w:val="Compact"/>
+        <w:jc w:val="both"/>
       </w:pPr>
       <w:r>
         <w:rPr>
@@ -35791,6 +36477,7 @@
           <w:numId w:val="1016"/>
         </w:numPr>
         <w:pStyle w:val="Compact"/>
+        <w:jc w:val="both"/>
       </w:pPr>
       <w:r>
         <w:rPr>
@@ -35813,6 +36500,7 @@
     <w:p>
       <w:pPr>
         <w:pStyle w:val="FirstParagraph"/>
+        <w:jc w:val="both"/>
       </w:pPr>
       <w:r>
         <w:rPr>
@@ -35829,6 +36517,7 @@
     <w:p>
       <w:pPr>
         <w:pStyle w:val="BodyText"/>
+        <w:jc w:val="both"/>
       </w:pPr>
       <w:r>
         <w:t xml:space="preserve">CPD Program Coordinator (0.5 FTE from Year 3, scaling to 1.0 FTE by Year 10) and a Development/Waqf Fundraising Officer (0.5 FTE from Year 5) — both funded via Payroll’s Core Admin Staff sub-line (18% of the 20% Payroll allocation: $8,091 Yr1 pool, $137,900 Yr10 pool, shared across all Core Admin roles).</w:t>
@@ -35837,6 +36526,7 @@
     <w:p>
       <w:pPr>
         <w:pStyle w:val="BodyText"/>
+        <w:jc w:val="both"/>
       </w:pPr>
       <w:r>
         <w:rPr>
@@ -35853,6 +36543,7 @@
     <w:p>
       <w:pPr>
         <w:pStyle w:val="BodyText"/>
+        <w:jc w:val="both"/>
       </w:pPr>
       <w:r>
         <w:t xml:space="preserve">CPD content development and LMS hosting draw from LMS &amp; Technology Infrastructure (5%): Year 1 $11,237, Year 5 $64,539, Year 10 $191,527. Donor-campaign costs for Sadaqah Jāriyah appeals fold into Da’wah &amp; Community Outreach (5%), the same figures per year, since donor engagement overlaps with community outreach. No new allocation bucket is created — diversification is deliberately funded from existing lean lines, consistent with the fixed seven-category model.</w:t>
@@ -35867,6 +36558,7 @@
         </w:pBdr>
         <w:ind w:left="300"/>
         <w:spacing/>
+        <w:jc w:val="both"/>
       </w:pPr>
       <w:r>
         <w:rPr>
@@ -35895,6 +36587,7 @@
         </w:pBdr>
         <w:ind w:left="300"/>
         <w:spacing/>
+        <w:jc w:val="both"/>
       </w:pPr>
       <w:r>
         <w:rPr>
@@ -35917,6 +36610,7 @@
     <w:p>
       <w:pPr>
         <w:pStyle w:val="BodyText"/>
+        <w:jc w:val="both"/>
       </w:pPr>
       <w:r>
         <w:rPr>
@@ -35939,6 +36633,7 @@
     <w:p>
       <w:pPr>
         <w:pStyle w:val="BodyText"/>
+        <w:jc w:val="both"/>
       </w:pPr>
       <w:r>
         <w:rPr>
@@ -35961,6 +36656,7 @@
     <w:p>
       <w:pPr>
         <w:pStyle w:val="BodyText"/>
+        <w:jc w:val="both"/>
       </w:pPr>
       <w:r>
         <w:rPr>
@@ -36001,6 +36697,7 @@
     <w:p>
       <w:pPr>
         <w:pStyle w:val="FirstParagraph"/>
+        <w:jc w:val="both"/>
       </w:pPr>
       <w:r>
         <w:rPr>
@@ -36017,6 +36714,7 @@
     <w:p>
       <w:pPr>
         <w:pStyle w:val="BodyText"/>
+        <w:jc w:val="both"/>
       </w:pPr>
       <w:r>
         <w:t xml:space="preserve">The entire global Marketing &amp; Student Acquisition budget is $22,475 in Year 1, rising to $383,055/year by Year 10 — a bootstrapping, near-zero-CAC constraint that mandates grassroots, referral-driven acquisition over paid advertising. This is a strength, not a limitation: it mirrors how existing large-scale Islamic online education has actually grown — through mosque networks, community trust, and word-of-mouth — rather than brand-agency campaigns.</w:t>
@@ -36025,6 +36723,7 @@
     <w:p>
       <w:pPr>
         <w:pStyle w:val="BodyText"/>
+        <w:jc w:val="both"/>
       </w:pPr>
       <w:r>
         <w:rPr>
@@ -36041,6 +36740,7 @@
     <w:p>
       <w:pPr>
         <w:pStyle w:val="BodyText"/>
+        <w:jc w:val="both"/>
       </w:pPr>
       <w:r>
         <w:t xml:space="preserve">Low-CAC growth models rely on ambassador/referral programs, WhatsApp and Facebook community groups, and mosque-partnership networks — proven channels in online Islamic education and diaspora community organizing. EdTech funnel discipline (inquiry → advising → enrollment → referral) applies directly, using lightweight CRM tooling rather than expensive marketing automation suites.</w:t>
@@ -36049,6 +36749,7 @@
     <w:p>
       <w:pPr>
         <w:pStyle w:val="BodyText"/>
+        <w:jc w:val="both"/>
       </w:pPr>
       <w:r>
         <w:rPr>
@@ -36284,6 +36985,7 @@
     <w:p>
       <w:pPr>
         <w:pStyle w:val="BodyText"/>
+        <w:jc w:val="both"/>
       </w:pPr>
       <w:r>
         <w:rPr>
@@ -36306,6 +37008,7 @@
     <w:p>
       <w:pPr>
         <w:pStyle w:val="BodyText"/>
+        <w:jc w:val="both"/>
       </w:pPr>
       <w:r>
         <w:rPr>
@@ -36326,6 +37029,7 @@
           <w:numId w:val="1017"/>
         </w:numPr>
         <w:pStyle w:val="Compact"/>
+        <w:jc w:val="both"/>
       </w:pPr>
       <w:r>
         <w:rPr>
@@ -36352,6 +37056,7 @@
           <w:numId w:val="1017"/>
         </w:numPr>
         <w:pStyle w:val="Compact"/>
+        <w:jc w:val="both"/>
       </w:pPr>
       <w:r>
         <w:rPr>
@@ -36378,6 +37083,7 @@
           <w:numId w:val="1017"/>
         </w:numPr>
         <w:pStyle w:val="Compact"/>
+        <w:jc w:val="both"/>
       </w:pPr>
       <w:r>
         <w:rPr>
@@ -36404,6 +37110,7 @@
           <w:numId w:val="1017"/>
         </w:numPr>
         <w:pStyle w:val="Compact"/>
+        <w:jc w:val="both"/>
       </w:pPr>
       <w:r>
         <w:rPr>
@@ -36426,6 +37133,7 @@
     <w:p>
       <w:pPr>
         <w:pStyle w:val="FirstParagraph"/>
+        <w:jc w:val="both"/>
       </w:pPr>
       <w:r>
         <w:rPr>
@@ -36669,6 +37377,7 @@
     <w:p>
       <w:pPr>
         <w:pStyle w:val="BodyText"/>
+        <w:jc w:val="both"/>
       </w:pPr>
       <w:r>
         <w:t xml:space="preserve">Coordinator/liaison salaries are deliberately funded from Payroll (Core Admin, 18%), not the Marketing line, so the Marketing budget itself is preserved for stipends, tools, and content.</w:t>
@@ -36677,6 +37386,7 @@
     <w:p>
       <w:pPr>
         <w:pStyle w:val="BodyText"/>
+        <w:jc w:val="both"/>
       </w:pPr>
       <w:r>
         <w:rPr>
@@ -36705,6 +37415,7 @@
         </w:pBdr>
         <w:ind w:left="300"/>
         <w:spacing/>
+        <w:jc w:val="both"/>
       </w:pPr>
       <w:r>
         <w:rPr>
@@ -36733,6 +37444,7 @@
         </w:pBdr>
         <w:ind w:left="300"/>
         <w:spacing/>
+        <w:jc w:val="both"/>
       </w:pPr>
       <w:r>
         <w:rPr>
@@ -36755,6 +37467,7 @@
     <w:p>
       <w:pPr>
         <w:pStyle w:val="BodyText"/>
+        <w:jc w:val="both"/>
       </w:pPr>
       <w:r>
         <w:rPr>
@@ -36777,6 +37490,7 @@
     <w:p>
       <w:pPr>
         <w:pStyle w:val="BodyText"/>
+        <w:jc w:val="both"/>
       </w:pPr>
       <w:r>
         <w:rPr>
@@ -36799,6 +37513,7 @@
     <w:p>
       <w:pPr>
         <w:pStyle w:val="BodyText"/>
+        <w:jc w:val="both"/>
       </w:pPr>
       <w:r>
         <w:rPr>
@@ -36839,6 +37554,7 @@
     <w:p>
       <w:pPr>
         <w:pStyle w:val="FirstParagraph"/>
+        <w:jc w:val="both"/>
       </w:pPr>
       <w:r>
         <w:rPr>
@@ -36855,6 +37571,7 @@
     <w:p>
       <w:pPr>
         <w:pStyle w:val="BodyText"/>
+        <w:jc w:val="both"/>
       </w:pPr>
       <w:r>
         <w:t xml:space="preserve">AMIU’s brand assets — the name, tagline (</w:t>
@@ -36875,6 +37592,7 @@
     <w:p>
       <w:pPr>
         <w:pStyle w:val="BodyText"/>
+        <w:jc w:val="both"/>
       </w:pPr>
       <w:r>
         <w:rPr>
@@ -36891,6 +37609,7 @@
     <w:p>
       <w:pPr>
         <w:pStyle w:val="BodyText"/>
+        <w:jc w:val="both"/>
       </w:pPr>
       <w:r>
         <w:t xml:space="preserve">A</w:t>
@@ -36917,6 +37636,7 @@
     <w:p>
       <w:pPr>
         <w:pStyle w:val="BodyText"/>
+        <w:jc w:val="both"/>
       </w:pPr>
       <w:r>
         <w:rPr>
@@ -36937,6 +37657,7 @@
           <w:numId w:val="1018"/>
         </w:numPr>
         <w:pStyle w:val="Compact"/>
+        <w:jc w:val="both"/>
       </w:pPr>
       <w:r>
         <w:rPr>
@@ -37002,6 +37723,7 @@
           <w:numId w:val="1018"/>
         </w:numPr>
         <w:pStyle w:val="Compact"/>
+        <w:jc w:val="both"/>
       </w:pPr>
       <w:r>
         <w:rPr>
@@ -37028,6 +37750,7 @@
           <w:numId w:val="1018"/>
         </w:numPr>
         <w:pStyle w:val="Compact"/>
+        <w:jc w:val="both"/>
       </w:pPr>
       <w:r>
         <w:rPr>
@@ -37050,6 +37773,7 @@
     <w:p>
       <w:pPr>
         <w:pStyle w:val="FirstParagraph"/>
+        <w:jc w:val="both"/>
       </w:pPr>
       <w:r>
         <w:rPr>
@@ -37062,6 +37786,7 @@
     <w:p>
       <w:pPr>
         <w:pStyle w:val="BodyText"/>
+        <w:jc w:val="both"/>
       </w:pPr>
       <w:r>
         <w:t xml:space="preserve">All tiers receive identical academic quality, credentials, and brand presentation — the only visible difference is transparently named as a</w:t>
@@ -37100,6 +37825,7 @@
     <w:p>
       <w:pPr>
         <w:pStyle w:val="BodyText"/>
+        <w:jc w:val="both"/>
       </w:pPr>
       <w:r>
         <w:rPr>
@@ -37120,6 +37846,7 @@
           <w:numId w:val="1019"/>
         </w:numPr>
         <w:pStyle w:val="Compact"/>
+        <w:jc w:val="both"/>
       </w:pPr>
       <w:r>
         <w:rPr>
@@ -37146,6 +37873,7 @@
           <w:numId w:val="1019"/>
         </w:numPr>
         <w:pStyle w:val="Compact"/>
+        <w:jc w:val="both"/>
       </w:pPr>
       <w:r>
         <w:rPr>
@@ -37172,6 +37900,7 @@
           <w:numId w:val="1019"/>
         </w:numPr>
         <w:pStyle w:val="Compact"/>
+        <w:jc w:val="both"/>
       </w:pPr>
       <w:r>
         <w:rPr>
@@ -37198,6 +37927,7 @@
           <w:numId w:val="1019"/>
         </w:numPr>
         <w:pStyle w:val="Compact"/>
+        <w:jc w:val="both"/>
       </w:pPr>
       <w:r>
         <w:rPr>
@@ -37220,6 +37950,7 @@
     <w:p>
       <w:pPr>
         <w:pStyle w:val="FirstParagraph"/>
+        <w:jc w:val="both"/>
       </w:pPr>
       <w:r>
         <w:rPr>
@@ -37463,6 +38194,7 @@
     <w:p>
       <w:pPr>
         <w:pStyle w:val="BodyText"/>
+        <w:jc w:val="both"/>
       </w:pPr>
       <w:r>
         <w:rPr>
@@ -37479,6 +38211,7 @@
     <w:p>
       <w:pPr>
         <w:pStyle w:val="BodyText"/>
+        <w:jc w:val="both"/>
       </w:pPr>
       <w:r>
         <w:t xml:space="preserve">Branding is not a standalone allocation category. Trademark maintenance and brand-adjacent legal costs draw from Operating Expenses (5%): Year 1 $11,237, Year 5 $64,539, Year 10 $191,527. Brand collateral production (templates, style guide design) is jointly funded from Operating Expenses and the Marketing 10% line, since collateral directly supports acquisition. This is intentional — branding stays folded into existing lean lines rather than becoming an eighth bucket.</w:t>
@@ -37493,6 +38226,7 @@
         </w:pBdr>
         <w:ind w:left="300"/>
         <w:spacing/>
+        <w:jc w:val="both"/>
       </w:pPr>
       <w:r>
         <w:rPr>
@@ -37521,6 +38255,7 @@
         </w:pBdr>
         <w:ind w:left="300"/>
         <w:spacing/>
+        <w:jc w:val="both"/>
       </w:pPr>
       <w:r>
         <w:rPr>
@@ -37543,6 +38278,7 @@
     <w:p>
       <w:pPr>
         <w:pStyle w:val="BodyText"/>
+        <w:jc w:val="both"/>
       </w:pPr>
       <w:r>
         <w:rPr>
@@ -37565,6 +38301,7 @@
     <w:p>
       <w:pPr>
         <w:pStyle w:val="BodyText"/>
+        <w:jc w:val="both"/>
       </w:pPr>
       <w:r>
         <w:rPr>
@@ -37587,6 +38324,7 @@
     <w:p>
       <w:pPr>
         <w:pStyle w:val="BodyText"/>
+        <w:jc w:val="both"/>
       </w:pPr>
       <w:r>
         <w:rPr>
@@ -37627,6 +38365,7 @@
     <w:p>
       <w:pPr>
         <w:pStyle w:val="FirstParagraph"/>
+        <w:jc w:val="both"/>
       </w:pPr>
       <w:r>
         <w:rPr>
@@ -37643,6 +38382,7 @@
     <w:p>
       <w:pPr>
         <w:pStyle w:val="BodyText"/>
+        <w:jc w:val="both"/>
       </w:pPr>
       <w:r>
         <w:t xml:space="preserve">AMIU’s mission demands worldwide reach</w:t>
@@ -37669,6 +38409,7 @@
     <w:p>
       <w:pPr>
         <w:pStyle w:val="BodyText"/>
+        <w:jc w:val="both"/>
       </w:pPr>
       <w:r>
         <w:rPr>
@@ -37685,6 +38426,7 @@
     <w:p>
       <w:pPr>
         <w:pStyle w:val="BodyText"/>
+        <w:jc w:val="both"/>
       </w:pPr>
       <w:r>
         <w:t xml:space="preserve">Transnational/branch-campus literature consistently shows high capital and regulatory risk relative to digital/distance models; a</w:t>
@@ -37729,6 +38471,7 @@
     <w:p>
       <w:pPr>
         <w:pStyle w:val="BodyText"/>
+        <w:jc w:val="both"/>
       </w:pPr>
       <w:r>
         <w:rPr>
@@ -38025,6 +38768,7 @@
     <w:p>
       <w:pPr>
         <w:pStyle w:val="BodyText"/>
+        <w:jc w:val="both"/>
       </w:pPr>
       <w:r>
         <w:rPr>
@@ -38045,6 +38789,7 @@
           <w:numId w:val="1020"/>
         </w:numPr>
         <w:pStyle w:val="Compact"/>
+        <w:jc w:val="both"/>
       </w:pPr>
       <w:r>
         <w:rPr>
@@ -38071,6 +38816,7 @@
           <w:numId w:val="1020"/>
         </w:numPr>
         <w:pStyle w:val="Compact"/>
+        <w:jc w:val="both"/>
       </w:pPr>
       <w:r>
         <w:rPr>
@@ -38097,6 +38843,7 @@
           <w:numId w:val="1020"/>
         </w:numPr>
         <w:pStyle w:val="Compact"/>
+        <w:jc w:val="both"/>
       </w:pPr>
       <w:r>
         <w:rPr>
@@ -38123,6 +38870,7 @@
           <w:numId w:val="1020"/>
         </w:numPr>
         <w:pStyle w:val="Compact"/>
+        <w:jc w:val="both"/>
       </w:pPr>
       <w:r>
         <w:rPr>
@@ -38145,6 +38893,7 @@
     <w:p>
       <w:pPr>
         <w:pStyle w:val="FirstParagraph"/>
+        <w:jc w:val="both"/>
       </w:pPr>
       <w:r>
         <w:rPr>
@@ -38388,6 +39137,7 @@
     <w:p>
       <w:pPr>
         <w:pStyle w:val="BodyText"/>
+        <w:jc w:val="both"/>
       </w:pPr>
       <w:r>
         <w:rPr>
@@ -38404,6 +39154,7 @@
     <w:p>
       <w:pPr>
         <w:pStyle w:val="BodyText"/>
+        <w:jc w:val="both"/>
       </w:pPr>
       <w:r>
         <w:t xml:space="preserve">Gambia’s $50,000 ceiling is a hard, Board-approved cap drawn from the Liquidity Reserve, which accumulates $78,661 in Year 1 alone (35% of $224,747) — comfortably covering the ceiling within the first one to two years of reserve build-up, well inside the Years 2–4 window. Nigeria draws exclusively from its ring-fenced $333,383 ten-year Waqf sub-line, covering charter, legal, and government-relations costs without touching general tuition revenue. Gulf recognition costs draw from the Liquidity Reserve’s</w:t>
@@ -38436,6 +39187,7 @@
         </w:pBdr>
         <w:ind w:left="300"/>
         <w:spacing/>
+        <w:jc w:val="both"/>
       </w:pPr>
       <w:r>
         <w:rPr>
@@ -38464,6 +39216,7 @@
         </w:pBdr>
         <w:ind w:left="300"/>
         <w:spacing/>
+        <w:jc w:val="both"/>
       </w:pPr>
       <w:r>
         <w:rPr>
@@ -38486,6 +39239,7 @@
     <w:p>
       <w:pPr>
         <w:pStyle w:val="BodyText"/>
+        <w:jc w:val="both"/>
       </w:pPr>
       <w:r>
         <w:rPr>
@@ -38508,6 +39262,7 @@
     <w:p>
       <w:pPr>
         <w:pStyle w:val="BodyText"/>
+        <w:jc w:val="both"/>
       </w:pPr>
       <w:r>
         <w:rPr>
@@ -38530,6 +39285,7 @@
     <w:p>
       <w:pPr>
         <w:pStyle w:val="BodyText"/>
+        <w:jc w:val="both"/>
       </w:pPr>
       <w:r>
         <w:rPr>
@@ -38550,6 +39306,9 @@
       </w:r>
     </w:p>
     <w:p>
+      <w:pPr>
+        <w:jc w:val="both"/>
+      </w:pPr>
       <w:r>
         <w:pict>
           <v:rect style="width:0;height:1.5pt" o:hralign="center" o:hrstd="t" o:hr="t"/>
@@ -38557,6 +39316,9 @@
       </w:r>
     </w:p>
     <w:p>
+      <w:pPr>
+        <w:jc w:val="both"/>
+      </w:pPr>
       <w:r>
         <w:br w:type="page"/>
       </w:r>
@@ -38807,6 +39569,9 @@
       </w:tr>
     </w:tbl>
     <w:p>
+      <w:pPr>
+        <w:jc w:val="both"/>
+      </w:pPr>
       <w:r>
         <w:br w:type="page"/>
       </w:r>
@@ -38832,6 +39597,7 @@
     <w:p>
       <w:pPr>
         <w:pStyle w:val="FirstParagraph"/>
+        <w:jc w:val="both"/>
       </w:pPr>
       <w:r>
         <w:rPr>
@@ -38848,6 +39614,7 @@
     <w:p>
       <w:pPr>
         <w:pStyle w:val="BodyText"/>
+        <w:jc w:val="both"/>
       </w:pPr>
       <w:r>
         <w:t xml:space="preserve">The Nigeria Mega-University Initiative operationalizes AMIU’s mission —</w:t>
@@ -38887,6 +39654,7 @@
     <w:p>
       <w:pPr>
         <w:pStyle w:val="BodyText"/>
+        <w:jc w:val="both"/>
       </w:pPr>
       <w:r>
         <w:rPr>
@@ -38903,6 +39671,7 @@
     <w:p>
       <w:pPr>
         <w:pStyle w:val="BodyText"/>
+        <w:jc w:val="both"/>
       </w:pPr>
       <w:r>
         <w:t xml:space="preserve">Diaspora-funded university build-outs (e.g., faith-based endowment campuses in Sub-Saharan Africa) succeed when they (1) decouple capital accumulation from regulatory approval timing, (2) commission independent feasibility/land-tenure studies before any statutory filing, and (3) build local statutory relationships years ahead of formal charter submission rather than treating government engagement as a single event.</w:t>
@@ -38911,6 +39680,7 @@
     <w:p>
       <w:pPr>
         <w:pStyle w:val="BodyText"/>
+        <w:jc w:val="both"/>
       </w:pPr>
       <w:r>
         <w:rPr>
@@ -39211,6 +39981,7 @@
     <w:p>
       <w:pPr>
         <w:pStyle w:val="BodyText"/>
+        <w:jc w:val="both"/>
       </w:pPr>
       <w:r>
         <w:rPr>
@@ -39227,6 +39998,7 @@
     <w:p>
       <w:pPr>
         <w:pStyle w:val="BodyText"/>
+        <w:jc w:val="both"/>
       </w:pPr>
       <w:r>
         <w:t xml:space="preserve">Years 1–9: no dedicated headcount; a part-time/contract Nigeria Project Coordinator (Nigeria-based, contract fee funded from the Reserve, not the Texas Core Admin Staff sub-line) engaged from Phase 1 onward for local liaison and feasibility logistics. Year 10: coordination scales to support charter-application logistics (legal counsel, travel, document preparation). Post-charter staffing (registrar, faculty deans, librarian, residential-college wardens) is explicitly deferred to a future Board-approved staffing plan contingent on approval — not funded today.</w:t>
@@ -39235,6 +40007,7 @@
     <w:p>
       <w:pPr>
         <w:pStyle w:val="BodyText"/>
+        <w:jc w:val="both"/>
       </w:pPr>
       <w:r>
         <w:rPr>
@@ -39251,6 +40024,7 @@
     <w:p>
       <w:pPr>
         <w:pStyle w:val="BodyText"/>
+        <w:jc w:val="both"/>
       </w:pPr>
       <w:r>
         <w:t xml:space="preserve">Funded exclusively from the</w:t>
@@ -39294,6 +40068,7 @@
         </w:pBdr>
         <w:ind w:left="300"/>
         <w:spacing w:after="0"/>
+        <w:jc w:val="both"/>
       </w:pPr>
       <w:r>
         <w:rPr>
@@ -39316,6 +40091,7 @@
         </w:pBdr>
         <w:ind w:left="300"/>
         <w:spacing w:before="0"/>
+        <w:jc w:val="both"/>
       </w:pPr>
       <w:r>
         <w:t xml:space="preserve">Feasibility study completed (Year 3); CAC entity registered (Year 5); ≥3 documented NUC pre-consultation meetings (by Year 8); site option agreement(s) signed (Year 8); charter application formally submitted (Year 10); Reserve balance tracked against $333,383 cumulative target.</w:t>
@@ -39330,6 +40106,7 @@
         </w:pBdr>
         <w:ind w:left="300"/>
         <w:spacing w:after="0"/>
+        <w:jc w:val="both"/>
       </w:pPr>
       <w:r>
         <w:rPr>
@@ -39352,6 +40129,7 @@
         </w:pBdr>
         <w:ind w:left="300"/>
         <w:spacing w:before="0"/>
+        <w:jc w:val="both"/>
       </w:pPr>
       <w:r>
         <w:t xml:space="preserve">Per the adopted risk register:</w:t>
@@ -39378,6 +40156,7 @@
     <w:p>
       <w:pPr>
         <w:pStyle w:val="BodyText"/>
+        <w:jc w:val="both"/>
       </w:pPr>
       <w:r>
         <w:rPr>
@@ -39394,6 +40173,7 @@
     <w:p>
       <w:pPr>
         <w:pStyle w:val="BodyText"/>
+        <w:jc w:val="both"/>
       </w:pPr>
       <w:r>
         <w:t xml:space="preserve">2028–2030 groundwork → 2031–2033 feasibility → 2034–2036 statutory sequencing →</w:t>
@@ -39418,6 +40198,7 @@
     <w:p>
       <w:pPr>
         <w:pStyle w:val="BodyText"/>
+        <w:jc w:val="both"/>
       </w:pPr>
       <w:r>
         <w:rPr>
@@ -39438,6 +40219,7 @@
           <w:numId w:val="1021"/>
         </w:numPr>
         <w:pStyle w:val="Compact"/>
+        <w:jc w:val="both"/>
       </w:pPr>
       <w:r>
         <w:rPr>
@@ -39461,6 +40243,7 @@
           <w:numId w:val="1021"/>
         </w:numPr>
         <w:pStyle w:val="Compact"/>
+        <w:jc w:val="both"/>
       </w:pPr>
       <w:r>
         <w:rPr>
@@ -39484,6 +40267,7 @@
           <w:numId w:val="1021"/>
         </w:numPr>
         <w:pStyle w:val="Compact"/>
+        <w:jc w:val="both"/>
       </w:pPr>
       <w:r>
         <w:rPr>
@@ -39503,6 +40287,7 @@
     <w:p>
       <w:pPr>
         <w:pStyle w:val="FirstParagraph"/>
+        <w:jc w:val="both"/>
       </w:pPr>
       <w:r>
         <w:rPr>
@@ -39519,6 +40304,7 @@
     <w:p>
       <w:pPr>
         <w:pStyle w:val="BodyText"/>
+        <w:jc w:val="both"/>
       </w:pPr>
       <w:r>
         <w:t xml:space="preserve">Charter application submitted on schedule (Year 10); zero Reserve overdraw; feasibility and statutory milestones met without diverting funds from Texas operations; Reserve fully funded to $333,383 cumulative by 2037 regardless of political outcome.</w:t>
@@ -39545,6 +40331,7 @@
     <w:p>
       <w:pPr>
         <w:pStyle w:val="FirstParagraph"/>
+        <w:jc w:val="both"/>
       </w:pPr>
       <w:r>
         <w:rPr>
@@ -39561,6 +40348,7 @@
     <w:p>
       <w:pPr>
         <w:pStyle w:val="BodyText"/>
+        <w:jc w:val="both"/>
       </w:pPr>
       <w:r>
         <w:t xml:space="preserve">Gulf &amp; Middle East countries (Qatar, UAE, Saudi Arabia, Kuwait, Bahrain, Oman, Israel) occupy Tier 1</w:t>
@@ -39637,6 +40425,7 @@
     <w:p>
       <w:pPr>
         <w:pStyle w:val="BodyText"/>
+        <w:jc w:val="both"/>
       </w:pPr>
       <w:r>
         <w:rPr>
@@ -39653,6 +40442,7 @@
     <w:p>
       <w:pPr>
         <w:pStyle w:val="BodyText"/>
+        <w:jc w:val="both"/>
       </w:pPr>
       <w:r>
         <w:t xml:space="preserve">Successful diaspora/premium-market recruitment by distance-capable religious and professional universities relies on: Arabic/English bilingual digital content, mosque and Islamic-school network partnerships (not paid agents, which raise accreditation-recognition friction), ambassador/referral-based trust-building, and treating ministry recognition as a multi-year relationship built on demonstrated track record — never a first-contact ask.</w:t>
@@ -39661,6 +40451,7 @@
     <w:p>
       <w:pPr>
         <w:pStyle w:val="BodyText"/>
+        <w:jc w:val="both"/>
       </w:pPr>
       <w:r>
         <w:rPr>
@@ -39945,6 +40736,7 @@
     <w:p>
       <w:pPr>
         <w:pStyle w:val="BodyText"/>
+        <w:jc w:val="both"/>
       </w:pPr>
       <w:r>
         <w:rPr>
@@ -39961,6 +40753,7 @@
     <w:p>
       <w:pPr>
         <w:pStyle w:val="BodyText"/>
+        <w:jc w:val="both"/>
       </w:pPr>
       <w:r>
         <w:t xml:space="preserve">Years 1–9: no dedicated Gulf office; Gulf-market digital marketing handled by a contracted bilingual specialist funded from the fixed Marketing allocation; admissions processing folded into the Core Admin Staff sub-line. Years 10–12: specialist role scales to near-full-time as Gulf enrolment share grows. A dedicated Gulf Relations function (for ministry diplomacy) is a Year 13+ decision requiring explicit Board approval, not pre-funded.</w:t>
@@ -39969,6 +40762,7 @@
     <w:p>
       <w:pPr>
         <w:pStyle w:val="BodyText"/>
+        <w:jc w:val="both"/>
       </w:pPr>
       <w:r>
         <w:rPr>
@@ -39985,6 +40779,7 @@
     <w:p>
       <w:pPr>
         <w:pStyle w:val="BodyText"/>
+        <w:jc w:val="both"/>
       </w:pPr>
       <w:r>
         <w:t xml:space="preserve">Drawn from the fixed</w:t>
@@ -40031,6 +40826,7 @@
         </w:pBdr>
         <w:ind w:left="300"/>
         <w:spacing w:after="0"/>
+        <w:jc w:val="both"/>
       </w:pPr>
       <w:r>
         <w:rPr>
@@ -40053,6 +40849,7 @@
         </w:pBdr>
         <w:ind w:left="300"/>
         <w:spacing w:before="0"/>
+        <w:jc w:val="both"/>
       </w:pPr>
       <w:r>
         <w:t xml:space="preserve">Gulf-origin enrolment as % of Tier 1 total; Gulf revenue contribution to Tier 2–4 cross-subsidy pool; number of mosque/Islamic-school MOUs signed; count and value of Gulf-origin Sadaqah Jāriyah gifts; ministry engagement meetings logged; first recognition agreement secured Year 13.</w:t>
@@ -40067,6 +40864,7 @@
         </w:pBdr>
         <w:ind w:left="300"/>
         <w:spacing w:after="0"/>
+        <w:jc w:val="both"/>
       </w:pPr>
       <w:r>
         <w:rPr>
@@ -40089,6 +40887,7 @@
         </w:pBdr>
         <w:ind w:left="300"/>
         <w:spacing w:before="0"/>
+        <w:jc w:val="both"/>
       </w:pPr>
       <w:r>
         <w:t xml:space="preserve">Geopolitical/travel disruption in any single Gulf state — mitigated by targeting seven countries, not one. Competition from established Gulf-region universities — mitigated by AMIU’s stackable low-cost ladder as a differentiator. Recognition delay — mitigated identically to the Nigeria model: cross-subsidy tuition revenue and admissions operate independent of ministry recognition; delay does not threaten solvency.</w:t>
@@ -40097,6 +40896,7 @@
     <w:p>
       <w:pPr>
         <w:pStyle w:val="BodyText"/>
+        <w:jc w:val="both"/>
       </w:pPr>
       <w:r>
         <w:rPr>
@@ -40113,6 +40913,7 @@
     <w:p>
       <w:pPr>
         <w:pStyle w:val="BodyText"/>
+        <w:jc w:val="both"/>
       </w:pPr>
       <w:r>
         <w:t xml:space="preserve">2028–2031 digital presence → 2032–2035 relationship building → 2036–2039 pre-recognition groundwork (post Year-12 Texas secular accreditation) →</w:t>
@@ -40137,6 +40938,7 @@
     <w:p>
       <w:pPr>
         <w:pStyle w:val="BodyText"/>
+        <w:jc w:val="both"/>
       </w:pPr>
       <w:r>
         <w:rPr>
@@ -40157,6 +40959,7 @@
           <w:numId w:val="1022"/>
         </w:numPr>
         <w:pStyle w:val="Compact"/>
+        <w:jc w:val="both"/>
       </w:pPr>
       <w:r>
         <w:rPr>
@@ -40180,6 +40983,7 @@
           <w:numId w:val="1022"/>
         </w:numPr>
         <w:pStyle w:val="Compact"/>
+        <w:jc w:val="both"/>
       </w:pPr>
       <w:r>
         <w:rPr>
@@ -40203,6 +41007,7 @@
           <w:numId w:val="1022"/>
         </w:numPr>
         <w:pStyle w:val="Compact"/>
+        <w:jc w:val="both"/>
       </w:pPr>
       <w:r>
         <w:rPr>
@@ -40222,6 +41027,7 @@
     <w:p>
       <w:pPr>
         <w:pStyle w:val="FirstParagraph"/>
+        <w:jc w:val="both"/>
       </w:pPr>
       <w:r>
         <w:rPr>
@@ -40238,6 +41044,7 @@
     <w:p>
       <w:pPr>
         <w:pStyle w:val="BodyText"/>
+        <w:jc w:val="both"/>
       </w:pPr>
       <w:r>
         <w:t xml:space="preserve">Sustained or growing Tier 1 revenue share funding Tier 2–4 scholarships; first ministry recognition agreement by 2040; Gulf donor pipeline demonstrably additive to (not substituting for) the fixed Waqf allocation.</w:t>
@@ -40264,6 +41071,7 @@
     <w:p>
       <w:pPr>
         <w:pStyle w:val="FirstParagraph"/>
+        <w:jc w:val="both"/>
       </w:pPr>
       <w:r>
         <w:rPr>
@@ -40280,6 +41088,7 @@
     <w:p>
       <w:pPr>
         <w:pStyle w:val="BodyText"/>
+        <w:jc w:val="both"/>
       </w:pPr>
       <w:r>
         <w:t xml:space="preserve">AMIU’s mission demands access</w:t>
@@ -40322,6 +41131,7 @@
     <w:p>
       <w:pPr>
         <w:pStyle w:val="BodyText"/>
+        <w:jc w:val="both"/>
       </w:pPr>
       <w:r>
         <w:rPr>
@@ -40338,6 +41148,7 @@
     <w:p>
       <w:pPr>
         <w:pStyle w:val="BodyText"/>
+        <w:jc w:val="both"/>
       </w:pPr>
       <w:r>
         <w:t xml:space="preserve">Scalable distance/online universities (competency-based and open models) achieve high student-support ratios through tiered self-service: knowledge-base/LMS-embedded advising, peer-mentor networks, and async triage — reserving human staff time for genuine escalations. Seminary and religious-education institutions additionally draw on faculty-led pastoral care as a built-in, low-marginal-cost function.</w:t>
@@ -40346,6 +41157,7 @@
     <w:p>
       <w:pPr>
         <w:pStyle w:val="BodyText"/>
+        <w:jc w:val="both"/>
       </w:pPr>
       <w:r>
         <w:rPr>
@@ -40581,6 +41393,7 @@
     <w:p>
       <w:pPr>
         <w:pStyle w:val="BodyText"/>
+        <w:jc w:val="both"/>
       </w:pPr>
       <w:r>
         <w:rPr>
@@ -40597,6 +41410,7 @@
     <w:p>
       <w:pPr>
         <w:pStyle w:val="BodyText"/>
+        <w:jc w:val="both"/>
       </w:pPr>
       <w:r>
         <w:t xml:space="preserve">Years 1–5: zero dedicated headcount — folded into Core Admin Staff duties plus volunteer Da’wah &amp; Chaplaincy college faculty. Years 6–9: a fractional (e.g., 0.25–0.5 FTE) coordinator role emerges as the Admin sub-line grows. Year 10: Admin sub-line reaches $137,900 institution-wide, enabling a modest blended coordinator role alongside HR/Finance/IT/Admissions duties — still not a dedicated office. Year 11+: dedicated hire is an explicit future Board staffing decision, not automatic.</w:t>
@@ -40605,6 +41419,7 @@
     <w:p>
       <w:pPr>
         <w:pStyle w:val="BodyText"/>
+        <w:jc w:val="both"/>
       </w:pPr>
       <w:r>
         <w:rPr>
@@ -40621,6 +41436,7 @@
     <w:p>
       <w:pPr>
         <w:pStyle w:val="BodyText"/>
+        <w:jc w:val="both"/>
       </w:pPr>
       <w:r>
         <w:t xml:space="preserve">Entirely bounded by the</w:t>
@@ -40667,6 +41483,7 @@
         </w:pBdr>
         <w:ind w:left="300"/>
         <w:spacing w:after="0"/>
+        <w:jc w:val="both"/>
       </w:pPr>
       <w:r>
         <w:rPr>
@@ -40689,6 +41506,7 @@
         </w:pBdr>
         <w:ind w:left="300"/>
         <w:spacing w:before="0"/>
+        <w:jc w:val="both"/>
       </w:pPr>
       <w:r>
         <w:t xml:space="preserve">LMS advising-portal usage rate; email/ticket response-time SLA (target: under 72 hours); hardship referrals resolved within the Waqf Scholarship Block’s 14-day adjudication window; accommodation requests processed; periodic student-satisfaction pulse survey participation.</w:t>
@@ -40703,6 +41521,7 @@
         </w:pBdr>
         <w:ind w:left="300"/>
         <w:spacing w:after="0"/>
+        <w:jc w:val="both"/>
       </w:pPr>
       <w:r>
         <w:rPr>
@@ -40725,6 +41544,7 @@
         </w:pBdr>
         <w:ind w:left="300"/>
         <w:spacing w:before="0"/>
+        <w:jc w:val="both"/>
       </w:pPr>
       <w:r>
         <w:t xml:space="preserve">Understaffing/burnout on volunteer chaplaincy faculty — mitigated by rotation and cap on volunteer hours. Inequitable access for low-connectivity students — mitigated with offline/print-friendly LMS materials. Premature promises of full-service support — mitigated by publishing the phased roadmap transparently to students so expectations match actual capacity at each phase.</w:t>
@@ -40733,6 +41553,7 @@
     <w:p>
       <w:pPr>
         <w:pStyle w:val="BodyText"/>
+        <w:jc w:val="both"/>
       </w:pPr>
       <w:r>
         <w:rPr>
@@ -40749,6 +41570,7 @@
     <w:p>
       <w:pPr>
         <w:pStyle w:val="BodyText"/>
+        <w:jc w:val="both"/>
       </w:pPr>
       <w:r>
         <w:t xml:space="preserve">2028–2030 digital foundation → 2031–2033 peer support → 2034–2037 formalized escalation → 2038+ dedicated function (Board-contingent).</w:t>
@@ -40757,6 +41579,7 @@
     <w:p>
       <w:pPr>
         <w:pStyle w:val="BodyText"/>
+        <w:jc w:val="both"/>
       </w:pPr>
       <w:r>
         <w:rPr>
@@ -40777,6 +41600,7 @@
           <w:numId w:val="1023"/>
         </w:numPr>
         <w:pStyle w:val="Compact"/>
+        <w:jc w:val="both"/>
       </w:pPr>
       <w:r>
         <w:rPr>
@@ -40800,6 +41624,7 @@
           <w:numId w:val="1023"/>
         </w:numPr>
         <w:pStyle w:val="Compact"/>
+        <w:jc w:val="both"/>
       </w:pPr>
       <w:r>
         <w:rPr>
@@ -40823,6 +41648,7 @@
           <w:numId w:val="1023"/>
         </w:numPr>
         <w:pStyle w:val="Compact"/>
+        <w:jc w:val="both"/>
       </w:pPr>
       <w:r>
         <w:rPr>
@@ -40842,6 +41668,7 @@
     <w:p>
       <w:pPr>
         <w:pStyle w:val="FirstParagraph"/>
+        <w:jc w:val="both"/>
       </w:pPr>
       <w:r>
         <w:rPr>
@@ -40858,6 +41685,7 @@
     <w:p>
       <w:pPr>
         <w:pStyle w:val="BodyText"/>
+        <w:jc w:val="both"/>
       </w:pPr>
       <w:r>
         <w:t xml:space="preserve">100% of hardship escalations resolved within the 14-day standard; advising-portal adoption trending upward year-over-year; no Admin sub-line overrun; Year 10+ Board decision point reached with clear data to justify (or defer) dedicated staffing.</w:t>
@@ -40884,6 +41712,7 @@
     <w:p>
       <w:pPr>
         <w:pStyle w:val="FirstParagraph"/>
+        <w:jc w:val="both"/>
       </w:pPr>
       <w:r>
         <w:rPr>
@@ -40900,6 +41729,7 @@
     <w:p>
       <w:pPr>
         <w:pStyle w:val="BodyText"/>
+        <w:jc w:val="both"/>
       </w:pPr>
       <w:r>
         <w:t xml:space="preserve">Because Diploma and Associate credentials are single-cycle, AMIU produces its first graduating cohorts within Year 1–2 (2028–2029) — an unusually early opportunity to build alumni identity. Alumni matter structurally: they feed the Marketing referral funnel, the mosque-nomination pipeline for Community &amp; Institutional Scholarships (up to 3 fully-sponsored seats/year per partner), and long-run Waqf/Sadaqah Jāriyah giving — all without requiring dedicated staff in the founding decade.</w:t>
@@ -40908,6 +41738,7 @@
     <w:p>
       <w:pPr>
         <w:pStyle w:val="BodyText"/>
+        <w:jc w:val="both"/>
       </w:pPr>
       <w:r>
         <w:rPr>
@@ -40924,6 +41755,7 @@
     <w:p>
       <w:pPr>
         <w:pStyle w:val="BodyText"/>
+        <w:jc w:val="both"/>
       </w:pPr>
       <w:r>
         <w:t xml:space="preserve">Low-cost alumni engagement at scale (used by large distance-learning and diaspora-serving institutions) favors free/existing tools over dedicated CRM platforms: LMS-linked alumni spaces, WhatsApp broadcast/community groups, volunteer regional</w:t>
@@ -40950,6 +41782,7 @@
     <w:p>
       <w:pPr>
         <w:pStyle w:val="BodyText"/>
+        <w:jc w:val="both"/>
       </w:pPr>
       <w:r>
         <w:rPr>
@@ -41226,6 +42059,7 @@
     <w:p>
       <w:pPr>
         <w:pStyle w:val="BodyText"/>
+        <w:jc w:val="both"/>
       </w:pPr>
       <w:r>
         <w:rPr>
@@ -41242,6 +42076,7 @@
     <w:p>
       <w:pPr>
         <w:pStyle w:val="BodyText"/>
+        <w:jc w:val="both"/>
       </w:pPr>
       <w:r>
         <w:t xml:space="preserve">Years 1–9: entirely volunteer/community-led (class ambassadors, faculty coordination) — no incremental headcount. Year 10: first fractional paid Alumni Coordinator role, shared within the $137,900 Admin sub-line ceiling. Year 11+: a standalone office is a future Board decision, explicitly not funded today (no standalone Alumni Relations office exists in current fixed line items).</w:t>
@@ -41250,6 +42085,7 @@
     <w:p>
       <w:pPr>
         <w:pStyle w:val="BodyText"/>
+        <w:jc w:val="both"/>
       </w:pPr>
       <w:r>
         <w:rPr>
@@ -41266,6 +42102,7 @@
     <w:p>
       <w:pPr>
         <w:pStyle w:val="BodyText"/>
+        <w:jc w:val="both"/>
       </w:pPr>
       <w:r>
         <w:t xml:space="preserve">Near-zero incremental cost Years 1–5: LMS and WhatsApp are existing/free tools; staff time absorbed by Core Admin Staff and Marketing. Referral/ambassador incentives are drawn from the fixed</w:t>
@@ -41296,6 +42133,7 @@
         </w:pBdr>
         <w:ind w:left="300"/>
         <w:spacing w:after="0"/>
+        <w:jc w:val="both"/>
       </w:pPr>
       <w:r>
         <w:rPr>
@@ -41318,6 +42156,7 @@
         </w:pBdr>
         <w:ind w:left="300"/>
         <w:spacing w:before="0"/>
+        <w:jc w:val="both"/>
       </w:pPr>
       <w:r>
         <w:t xml:space="preserve">% of each graduating cohort joining the alumni community; alumni-referral-driven new enrolments; alumni giving participation rate; mosque nominations sourced through alumni ambassadors; number of active regional alumni chapters/reps.</w:t>
@@ -41332,6 +42171,7 @@
         </w:pBdr>
         <w:ind w:left="300"/>
         <w:spacing w:after="0"/>
+        <w:jc w:val="both"/>
       </w:pPr>
       <w:r>
         <w:rPr>
@@ -41354,6 +42194,7 @@
         </w:pBdr>
         <w:ind w:left="300"/>
         <w:spacing w:before="0"/>
+        <w:jc w:val="both"/>
       </w:pPr>
       <w:r>
         <w:t xml:space="preserve">Early-cohort disengagement (small numbers, no track record) — mitigated by automatic LMS/WhatsApp opt-in at graduation rather than opt-in recruitment. CRM/data sprawl — mitigated by a single lightweight tool integrated into the existing LMS rather than a separate platform. Volunteer-ambassador burnout — mitigated by modest referral incentives funded from Marketing.</w:t>
@@ -41362,6 +42203,7 @@
     <w:p>
       <w:pPr>
         <w:pStyle w:val="BodyText"/>
+        <w:jc w:val="both"/>
       </w:pPr>
       <w:r>
         <w:rPr>
@@ -41378,6 +42220,7 @@
     <w:p>
       <w:pPr>
         <w:pStyle w:val="BodyText"/>
+        <w:jc w:val="both"/>
       </w:pPr>
       <w:r>
         <w:t xml:space="preserve">2028–2029 identity formation → 2030–2032 ambassador network → 2033–2036 structured engagement → 2037–2040 first paid role → 2041+ dedicated function.</w:t>
@@ -41386,6 +42229,7 @@
     <w:p>
       <w:pPr>
         <w:pStyle w:val="BodyText"/>
+        <w:jc w:val="both"/>
       </w:pPr>
       <w:r>
         <w:rPr>
@@ -41406,6 +42250,7 @@
           <w:numId w:val="1024"/>
         </w:numPr>
         <w:pStyle w:val="Compact"/>
+        <w:jc w:val="both"/>
       </w:pPr>
       <w:r>
         <w:rPr>
@@ -41429,6 +42274,7 @@
           <w:numId w:val="1024"/>
         </w:numPr>
         <w:pStyle w:val="Compact"/>
+        <w:jc w:val="both"/>
       </w:pPr>
       <w:r>
         <w:rPr>
@@ -41452,6 +42298,7 @@
           <w:numId w:val="1024"/>
         </w:numPr>
         <w:pStyle w:val="Compact"/>
+        <w:jc w:val="both"/>
       </w:pPr>
       <w:r>
         <w:rPr>
@@ -41471,6 +42318,7 @@
     <w:p>
       <w:pPr>
         <w:pStyle w:val="FirstParagraph"/>
+        <w:jc w:val="both"/>
       </w:pPr>
       <w:r>
         <w:rPr>
@@ -41487,6 +42335,7 @@
     <w:p>
       <w:pPr>
         <w:pStyle w:val="BodyText"/>
+        <w:jc w:val="both"/>
       </w:pPr>
       <w:r>
         <w:t xml:space="preserve">Alumni community established from Cohort 1 (2028–2029) onward; measurable referral and mosque-nomination flow attributable to alumni by Year 5; first paid coordinator role justified by Year 10 engagement data, not assumption.</w:t>
@@ -41513,6 +42362,7 @@
     <w:p>
       <w:pPr>
         <w:pStyle w:val="FirstParagraph"/>
+        <w:jc w:val="both"/>
       </w:pPr>
       <w:r>
         <w:rPr>
@@ -41529,6 +42379,7 @@
     <w:p>
       <w:pPr>
         <w:pStyle w:val="BodyText"/>
+        <w:jc w:val="both"/>
       </w:pPr>
       <w:r>
         <w:t xml:space="preserve">AMIU’s founding-decade graduates are products of a religious-education curriculum; realistic placement pathways run through imam/chaplaincy roles, Islamic school teaching, mosque/da’wah organization employment, Islamic finance sector entry (via the Islamic Finance, Economics &amp; Waqf Administration college), and — centrally — further study up the stackable seven-tier credential ladder itself. This differs fundamentally from a corporate career-services model and must be resourced accordingly until the Year 11+ secular schools (Business, CS, Law, Health, Engineering, Education, Social Sciences) introduce mainstream-labor-market placement needs.</w:t>
@@ -41537,6 +42388,7 @@
     <w:p>
       <w:pPr>
         <w:pStyle w:val="BodyText"/>
+        <w:jc w:val="both"/>
       </w:pPr>
       <w:r>
         <w:rPr>
@@ -41553,6 +42405,7 @@
     <w:p>
       <w:pPr>
         <w:pStyle w:val="BodyText"/>
+        <w:jc w:val="both"/>
       </w:pPr>
       <w:r>
         <w:t xml:space="preserve">Seminaries and religious-education institutions place graduates primarily through mosque/employer-network referral and faculty relationships rather than corporate-style career centers; embedding career-readiness content directly into curriculum (rather than a separate service) is standard for lean distance-learning institutions.</w:t>
@@ -41561,6 +42414,7 @@
     <w:p>
       <w:pPr>
         <w:pStyle w:val="BodyText"/>
+        <w:jc w:val="both"/>
       </w:pPr>
       <w:r>
         <w:rPr>
@@ -41855,6 +42709,7 @@
     <w:p>
       <w:pPr>
         <w:pStyle w:val="BodyText"/>
+        <w:jc w:val="both"/>
       </w:pPr>
       <w:r>
         <w:rPr>
@@ -41871,6 +42726,7 @@
     <w:p>
       <w:pPr>
         <w:pStyle w:val="BodyText"/>
+        <w:jc w:val="both"/>
       </w:pPr>
       <w:r>
         <w:t xml:space="preserve">Years 1–9: zero dedicated headcount; embedded curriculum content plus faculty/Admin relationship-building. Year 10: fractional Career Liaison role, shared within the Admin sub-line. Year 11+: illustrative capacity grows with the payroll base — Year 11 Admin sub-line ≈ $301,000 (18% of $1.672M Payroll at $8.36M revenue), Year 20 ≈ $3.38M (18% of $18.78M Payroll at $93.9M revenue) — enabling real capacity, but each expansion step still requires explicit Board approval, not automatic scaling.</w:t>
@@ -41879,6 +42735,7 @@
     <w:p>
       <w:pPr>
         <w:pStyle w:val="BodyText"/>
+        <w:jc w:val="both"/>
       </w:pPr>
       <w:r>
         <w:rPr>
@@ -41895,6 +42752,7 @@
     <w:p>
       <w:pPr>
         <w:pStyle w:val="BodyText"/>
+        <w:jc w:val="both"/>
       </w:pPr>
       <w:r>
         <w:t xml:space="preserve">Bounded entirely by the</w:t>
@@ -41925,6 +42783,7 @@
         </w:pBdr>
         <w:ind w:left="300"/>
         <w:spacing w:after="0"/>
+        <w:jc w:val="both"/>
       </w:pPr>
       <w:r>
         <w:rPr>
@@ -41947,6 +42806,7 @@
         </w:pBdr>
         <w:ind w:left="300"/>
         <w:spacing w:before="0"/>
+        <w:jc w:val="both"/>
       </w:pPr>
       <w:r>
         <w:t xml:space="preserve">Placement rate within 6/12 months, tracked separately for religious-vocation vs. secular tracks; count of mosque/employer/Islamic-finance MOUs; further-study conversion rate up the credential ladder; Waqf Administration college graduate placements in Islamic finance; post-Year-11 secular placement rate as that data becomes available.</w:t>
@@ -41961,6 +42821,7 @@
         </w:pBdr>
         <w:ind w:left="300"/>
         <w:spacing w:after="0"/>
+        <w:jc w:val="both"/>
       </w:pPr>
       <w:r>
         <w:rPr>
@@ -41983,6 +42844,7 @@
         </w:pBdr>
         <w:ind w:left="300"/>
         <w:spacing w:before="0"/>
+        <w:jc w:val="both"/>
       </w:pPr>
       <w:r>
         <w:t xml:space="preserve">Limited labor-market data for religious-vocation roles — mitigated by direct outcome surveys of graduates rather than reliance on external labor statistics. Thin secular-market employer relationships at each new school’s launch — mitigated by beginning employer-partnership building</w:t>
@@ -42007,6 +42869,7 @@
     <w:p>
       <w:pPr>
         <w:pStyle w:val="BodyText"/>
+        <w:jc w:val="both"/>
       </w:pPr>
       <w:r>
         <w:rPr>
@@ -42023,6 +42886,7 @@
     <w:p>
       <w:pPr>
         <w:pStyle w:val="BodyText"/>
+        <w:jc w:val="both"/>
       </w:pPr>
       <w:r>
         <w:t xml:space="preserve">2028–2030 embedded/informal → 2031–2033 partnership formalization → 2034–2037 fractional liaison → 2038–2040 dual-track expansion → 2041+ dedicated dual office.</w:t>
@@ -42031,6 +42895,7 @@
     <w:p>
       <w:pPr>
         <w:pStyle w:val="BodyText"/>
+        <w:jc w:val="both"/>
       </w:pPr>
       <w:r>
         <w:rPr>
@@ -42051,6 +42916,7 @@
           <w:numId w:val="1025"/>
         </w:numPr>
         <w:pStyle w:val="Compact"/>
+        <w:jc w:val="both"/>
       </w:pPr>
       <w:r>
         <w:rPr>
@@ -42074,6 +42940,7 @@
           <w:numId w:val="1025"/>
         </w:numPr>
         <w:pStyle w:val="Compact"/>
+        <w:jc w:val="both"/>
       </w:pPr>
       <w:r>
         <w:rPr>
@@ -42097,6 +42964,7 @@
           <w:numId w:val="1025"/>
         </w:numPr>
         <w:pStyle w:val="Compact"/>
+        <w:jc w:val="both"/>
       </w:pPr>
       <w:r>
         <w:rPr>
@@ -42116,6 +42984,7 @@
     <w:p>
       <w:pPr>
         <w:pStyle w:val="FirstParagraph"/>
+        <w:jc w:val="both"/>
       </w:pPr>
       <w:r>
         <w:rPr>
@@ -42132,12 +43001,16 @@
     <w:p>
       <w:pPr>
         <w:pStyle w:val="BodyText"/>
+        <w:jc w:val="both"/>
       </w:pPr>
       <w:r>
         <w:t xml:space="preserve">Documented placement outcomes from Cohort 1 onward; MOU network growth year-over-year; further-study conversion demonstrably reinforcing the stackable-ladder mission; secular-track placement infrastructure stood up in step with, not ahead of, Year 11+ revenue realities.</w:t>
       </w:r>
     </w:p>
     <w:p>
+      <w:pPr>
+        <w:jc w:val="both"/>
+      </w:pPr>
       <w:r>
         <w:pict>
           <v:rect style="width:0;height:1.5pt" o:hralign="center" o:hrstd="t" o:hr="t"/>
@@ -42145,6 +43018,9 @@
       </w:r>
     </w:p>
     <w:p>
+      <w:pPr>
+        <w:jc w:val="both"/>
+      </w:pPr>
       <w:r>
         <w:br w:type="page"/>
       </w:r>
@@ -42419,6 +43295,9 @@
       </w:tr>
     </w:tbl>
     <w:p>
+      <w:pPr>
+        <w:jc w:val="both"/>
+      </w:pPr>
       <w:r>
         <w:br w:type="page"/>
       </w:r>
@@ -42444,6 +43323,7 @@
     <w:p>
       <w:pPr>
         <w:pStyle w:val="FirstParagraph"/>
+        <w:jc w:val="both"/>
       </w:pPr>
       <w:r>
         <w:rPr>
@@ -42460,6 +43340,7 @@
     <w:p>
       <w:pPr>
         <w:pStyle w:val="BodyText"/>
+        <w:jc w:val="both"/>
       </w:pPr>
       <w:r>
         <w:t xml:space="preserve">AMIU’s Ten-Year Master Plan (AMIU-MP-001) adopted a 14-risk register as a condition of its zero-deficit financial architecture: every fixed-percentage allocation line is only as credible as the institution’s ability to see trouble coming and respond before it becomes solvency-threatening. Because the University is contractually barred from ever using tuition revenue to backstop the separate Commercial Engine (AMIU Global Services LLC), and because payroll and program costs are variable percentages of actual receipts rather than fixed obligations, AMIU’s structural risk profile is unusually resilient for a founding-decade nonprofit — but that resilience is only real if the risk register is actively managed, not filed away. Section 36 establishes the operating model that keeps the 14 adopted risks under continuous review, defines how new risks are identified and added as the institution grows into secular accreditation, Nigeria, and the Gulf, and scopes staffing/budget realistically to what a bootstrapping religious-exempt university can actually afford in its first ten years.</w:t>
@@ -42468,6 +43349,7 @@
     <w:p>
       <w:pPr>
         <w:pStyle w:val="BodyText"/>
+        <w:jc w:val="both"/>
       </w:pPr>
       <w:r>
         <w:rPr>
@@ -42488,6 +43370,7 @@
           <w:numId w:val="1026"/>
         </w:numPr>
         <w:pStyle w:val="Compact"/>
+        <w:jc w:val="both"/>
       </w:pPr>
       <w:r>
         <w:t xml:space="preserve">COSO Enterprise Risk Management framework (risk appetite statements, likelihood/impact scoring, board-level ownership) adapted for a two-entity nonprofit/commercial firewall structure.</w:t>
@@ -42500,6 +43383,7 @@
           <w:numId w:val="1026"/>
         </w:numPr>
         <w:pStyle w:val="Compact"/>
+        <w:jc w:val="both"/>
       </w:pPr>
       <w:r>
         <w:t xml:space="preserve">Higher-education sector norms: risk registers owned by an Audit &amp; Risk Committee of the Board (not by Administration), with the internal-audit function reporting independently to the Board — already AMIU’s adopted governance design.</w:t>
@@ -42512,6 +43396,7 @@
           <w:numId w:val="1026"/>
         </w:numPr>
         <w:pStyle w:val="Compact"/>
+        <w:jc w:val="both"/>
       </w:pPr>
       <w:r>
         <w:t xml:space="preserve">Faith-based institutional practice: a standing Sharī’ah Advisory Board with veto/certification authority over any risk mitigation touching investment structures, consistent with AMIU’s Independent Sharī’ah Advisory Board.</w:t>
@@ -42524,6 +43409,7 @@
           <w:numId w:val="1026"/>
         </w:numPr>
         <w:pStyle w:val="Compact"/>
+        <w:jc w:val="both"/>
       </w:pPr>
       <w:r>
         <w:t xml:space="preserve">Proportionate risk resourcing: small institutions embed risk oversight in existing part-time trustee committees until revenue scale genuinely justifies dedicated staff — the model this section follows explicitly, rejecting premature C-suite risk roles.</w:t>
@@ -42532,6 +43418,7 @@
     <w:p>
       <w:pPr>
         <w:pStyle w:val="FirstParagraph"/>
+        <w:jc w:val="both"/>
       </w:pPr>
       <w:r>
         <w:rPr>
@@ -42767,6 +43654,7 @@
     <w:p>
       <w:pPr>
         <w:pStyle w:val="BodyText"/>
+        <w:jc w:val="both"/>
       </w:pPr>
       <w:r>
         <w:rPr>
@@ -42783,6 +43671,7 @@
     <w:p>
       <w:pPr>
         <w:pStyle w:val="BodyText"/>
+        <w:jc w:val="both"/>
       </w:pPr>
       <w:r>
         <w:t xml:space="preserve">No Chief Risk Officer exists in the founding decade. Risk ownership sits with the</w:t>
@@ -42855,6 +43744,7 @@
     <w:p>
       <w:pPr>
         <w:pStyle w:val="BodyText"/>
+        <w:jc w:val="both"/>
       </w:pPr>
       <w:r>
         <w:rPr>
@@ -42871,6 +43761,7 @@
     <w:p>
       <w:pPr>
         <w:pStyle w:val="BodyText"/>
+        <w:jc w:val="both"/>
       </w:pPr>
       <w:r>
         <w:t xml:space="preserve">Risk management draws from two existing lines, never a new one: the 5% Operating Expenses allocation (legal compliance/general overhead — $11,237 in Year 1, growing to $191,527 by Year 10) covers routine register maintenance, external audit fees, and coordinator time once embedded in Core Admin Staff (18% of the 20% Payroll line). One-off resilience costs — e.g., a legal opinion ahead of any firewall-adjacent decision, or crisis response — draw from the 35% Liquidity Reserve at Board Audit &amp; Risk Committee direction, consistent with that reserve’s stated purpose of funding resilience, expansion, and accreditation costs. No risk-management line item may exceed what its funding category can afford in the cited year.</w:t>
@@ -42879,6 +43770,7 @@
     <w:p>
       <w:pPr>
         <w:pStyle w:val="BodyText"/>
+        <w:jc w:val="both"/>
       </w:pPr>
       <w:r>
         <w:rPr>
@@ -43711,6 +44603,7 @@
         </w:pBdr>
         <w:ind w:left="300"/>
         <w:spacing w:after="0"/>
+        <w:jc w:val="both"/>
       </w:pPr>
       <w:r>
         <w:rPr>
@@ -43733,6 +44626,7 @@
         </w:pBdr>
         <w:ind w:left="300"/>
         <w:spacing w:before="0"/>
+        <w:jc w:val="both"/>
       </w:pPr>
       <w:r>
         <w:t xml:space="preserve">The register is not static. New risks are identified through quarterly Audit &amp; Risk Committee review, Senate academic-affairs escalation, and Sharī’ah Advisory Board flagging, then scored on the same likelihood/impact scale and added with a mitigation owner. As the Year-11 secular expansion (28 programs, 7 new schools — Section 40) and the Nigeria/Gulf footprint mature, expected additions include:</w:t>
@@ -43795,6 +44689,7 @@
         </w:pBdr>
         <w:ind w:left="300"/>
         <w:spacing w:after="0"/>
+        <w:jc w:val="both"/>
       </w:pPr>
       <w:r>
         <w:rPr>
@@ -43821,6 +44716,7 @@
         </w:pBdr>
         <w:ind w:left="300"/>
         <w:spacing w:before="0" w:after="0"/>
+        <w:jc w:val="both"/>
       </w:pPr>
       <w:r>
         <w:t xml:space="preserve">100% of the 14 (growing to 17+) risks reviewed at least quarterly by the Audit &amp; Risk Committee.</w:t>
@@ -43839,6 +44735,7 @@
         </w:pBdr>
         <w:ind w:left="300"/>
         <w:spacing w:before="0" w:after="0"/>
+        <w:jc w:val="both"/>
       </w:pPr>
       <w:r>
         <w:t xml:space="preserve">Zero unremediated</w:t>
@@ -43875,6 +44772,7 @@
         </w:pBdr>
         <w:ind w:left="300"/>
         <w:spacing w:before="0" w:after="0"/>
+        <w:jc w:val="both"/>
       </w:pPr>
       <w:r>
         <w:t xml:space="preserve">Annual external audit completed with no material findings.</w:t>
@@ -43893,6 +44791,7 @@
         </w:pBdr>
         <w:ind w:left="300"/>
         <w:spacing w:before="0"/>
+        <w:jc w:val="both"/>
       </w:pPr>
       <w:r>
         <w:t xml:space="preserve">Founder/Senate compensation disclosure published annually, on schedule, every year.</w:t>
@@ -43907,6 +44806,7 @@
         </w:pBdr>
         <w:ind w:left="300"/>
         <w:spacing w:after="0"/>
+        <w:jc w:val="both"/>
       </w:pPr>
       <w:r>
         <w:rPr>
@@ -43929,6 +44829,7 @@
         </w:pBdr>
         <w:ind w:left="300"/>
         <w:spacing w:before="0"/>
+        <w:jc w:val="both"/>
       </w:pPr>
       <w:r>
         <w:t xml:space="preserve">Covered exhaustively in the table above; the meta-risk is register atrophy (the register itself going stale as the institution scales) — mitigated by mandatory quarterly refresh and a standing Board agenda item.</w:t>
@@ -43937,6 +44838,7 @@
     <w:p>
       <w:pPr>
         <w:pStyle w:val="BodyText"/>
+        <w:jc w:val="both"/>
       </w:pPr>
       <w:r>
         <w:rPr>
@@ -43953,6 +44855,7 @@
     <w:p>
       <w:pPr>
         <w:pStyle w:val="BodyText"/>
+        <w:jc w:val="both"/>
       </w:pPr>
       <w:r>
         <w:t xml:space="preserve">2028: register formalized, Committee seated. 2029–2030: external audit cadence established. 2030 (Yr 3): succession plans documented (Risk 12 closes). 2033 (Yr 6): coordinator reaches 1.0 FTE. 2037 (Yr 10): founding-decade risk retrospective delivered to Board. 2038 (Yr 11): Risks 15–17 formally added.</w:t>
@@ -43961,6 +44864,7 @@
     <w:p>
       <w:pPr>
         <w:pStyle w:val="BodyText"/>
+        <w:jc w:val="both"/>
       </w:pPr>
       <w:r>
         <w:rPr>
@@ -44164,6 +45068,7 @@
     <w:p>
       <w:pPr>
         <w:pStyle w:val="BodyText"/>
+        <w:jc w:val="both"/>
       </w:pPr>
       <w:r>
         <w:rPr>
@@ -44180,6 +45085,7 @@
     <w:p>
       <w:pPr>
         <w:pStyle w:val="BodyText"/>
+        <w:jc w:val="both"/>
       </w:pPr>
       <w:r>
         <w:t xml:space="preserve">Ten consecutive years (2028–2037) of zero-deficit operation with a fully current risk register; zero firewall breaches; zero uncorrected IRS commingling findings; successor plans on file for all founder-linked Senate seats by 2030.</w:t>
@@ -44206,6 +45112,7 @@
     <w:p>
       <w:pPr>
         <w:pStyle w:val="FirstParagraph"/>
+        <w:jc w:val="both"/>
       </w:pPr>
       <w:r>
         <w:rPr>
@@ -44222,6 +45129,7 @@
     <w:p>
       <w:pPr>
         <w:pStyle w:val="BodyText"/>
+        <w:jc w:val="both"/>
       </w:pPr>
       <w:r>
         <w:t xml:space="preserve">AMIU operates — or will operate — under an unusually layered compliance stack for an institution its size: US federal tax-exempt law, Texas nonprofit corporate law, a state religious-education exemption, an emerging West African accreditation regime, a future Nigerian regulator, a future US secular accreditor, an international quality-management standard, a professional-development accreditation, a faith-based investment-structure certifier, and data-protection expectations from a genuinely global online student body spanning four pricing tiers. None of these obligations are optional, and several (IRS 501c3 status, TWC Chapter 132) are the legal foundation the entire Mission depends on. Section 37 sets the compliance operating model, jurisdiction by jurisdiction, and the recurring calendar that keeps AMIU current without over-resourcing a function the founding decade cannot yet justify staffing heavily.</w:t>
@@ -44230,6 +45138,7 @@
     <w:p>
       <w:pPr>
         <w:pStyle w:val="BodyText"/>
+        <w:jc w:val="both"/>
       </w:pPr>
       <w:r>
         <w:rPr>
@@ -44250,6 +45159,7 @@
           <w:numId w:val="1028"/>
         </w:numPr>
         <w:pStyle w:val="Compact"/>
+        <w:jc w:val="both"/>
       </w:pPr>
       <w:r>
         <w:t xml:space="preserve">Single compliance calendar maintained centrally (not per-department), reviewed by the Board Audit &amp; Risk Committee — standard nonprofit governance practice.</w:t>
@@ -44262,6 +45172,7 @@
           <w:numId w:val="1028"/>
         </w:numPr>
         <w:pStyle w:val="Compact"/>
+        <w:jc w:val="both"/>
       </w:pPr>
       <w:r>
         <w:t xml:space="preserve">“</w:t>
@@ -44286,6 +45197,7 @@
           <w:numId w:val="1028"/>
         </w:numPr>
         <w:pStyle w:val="Compact"/>
+        <w:jc w:val="both"/>
       </w:pPr>
       <w:r>
         <w:t xml:space="preserve">Accreditation bodies (ISO, CPD, NAQAA) expect a named institutional compliance contact and a document-of-record system — satisfied at AMIU’s scale by the Core Admin Staff function, not a separate department.</w:t>
@@ -44298,6 +45210,7 @@
           <w:numId w:val="1028"/>
         </w:numPr>
         <w:pStyle w:val="Compact"/>
+        <w:jc w:val="both"/>
       </w:pPr>
       <w:r>
         <w:t xml:space="preserve">Firewall-adjacent compliance (IRS commingling scrutiny) benefits from an annual independent legal-counsel letter, a light-touch practice common among nonprofit/for-profit sibling structures.</w:t>
@@ -44306,6 +45219,7 @@
     <w:p>
       <w:pPr>
         <w:pStyle w:val="FirstParagraph"/>
+        <w:jc w:val="both"/>
       </w:pPr>
       <w:r>
         <w:rPr>
@@ -44541,6 +45455,7 @@
     <w:p>
       <w:pPr>
         <w:pStyle w:val="BodyText"/>
+        <w:jc w:val="both"/>
       </w:pPr>
       <w:r>
         <w:rPr>
@@ -44557,6 +45472,7 @@
     <w:p>
       <w:pPr>
         <w:pStyle w:val="BodyText"/>
+        <w:jc w:val="both"/>
       </w:pPr>
       <w:r>
         <w:t xml:space="preserve">Formation-era compliance (2027–2028) is handled directly by the founding trustees and outside counsel engaged for the $1,015 formation pipeline. From Year 2, compliance calendar maintenance is added to the same fractional Risk &amp; Compliance Coordinator role described in Section 36 (Core Admin Staff, 18% of Payroll) — this is one shared role covering both risk and compliance, not two. Gambia-specific compliance (registered office, statutory trust administration, NAQAA liaison) is contracted locally through the $5,000 local-legal-counsel line within the $50,000 Gambia ceiling. A dedicated Compliance Officer is not created before Year 10+, mirroring Section 36’s staffing discipline.</w:t>
@@ -44565,6 +45481,7 @@
     <w:p>
       <w:pPr>
         <w:pStyle w:val="BodyText"/>
+        <w:jc w:val="both"/>
       </w:pPr>
       <w:r>
         <w:rPr>
@@ -44923,6 +45840,7 @@
     <w:p>
       <w:pPr>
         <w:pStyle w:val="BodyText"/>
+        <w:jc w:val="both"/>
       </w:pPr>
       <w:r>
         <w:t xml:space="preserve">Combined certification budget ($16,000 initial + $4,700/yr) fits comfortably inside the 5% OpEx line, which grows from $11,237 (Yr 1) to $191,527 (Yr 10) — by the CPD and ISO target years the OpEx line has already grown well past the initial certification costs.</w:t>
@@ -44931,6 +45849,7 @@
     <w:p>
       <w:pPr>
         <w:pStyle w:val="BodyText"/>
+        <w:jc w:val="both"/>
       </w:pPr>
       <w:r>
         <w:rPr>
@@ -45140,6 +46059,7 @@
         </w:pBdr>
         <w:ind w:left="300"/>
         <w:spacing w:after="0"/>
+        <w:jc w:val="both"/>
       </w:pPr>
       <w:r>
         <w:rPr>
@@ -45162,6 +46082,7 @@
         </w:pBdr>
         <w:ind w:left="300"/>
         <w:spacing w:before="0"/>
+        <w:jc w:val="both"/>
       </w:pPr>
       <w:r>
         <w:t xml:space="preserve">100% on-time regulatory filings across all active jurisdictions; zero lapses in 501c3 or TWC Ch.132 status; ISO 21001 and CPD certifications maintained without gap from their target years onward; zero data-protection incidents involving student records.</w:t>
@@ -45176,6 +46097,7 @@
         </w:pBdr>
         <w:ind w:left="300"/>
         <w:spacing w:after="0"/>
+        <w:jc w:val="both"/>
       </w:pPr>
       <w:r>
         <w:rPr>
@@ -45198,6 +46120,7 @@
         </w:pBdr>
         <w:ind w:left="300"/>
         <w:spacing w:before="0"/>
+        <w:jc w:val="both"/>
       </w:pPr>
       <w:r>
         <w:t xml:space="preserve">Directly overlaps Risk 8 (nonprofit/for-profit commingling scrutiny — mitigated by arm’s-length shared-services pricing and independent counsel before any firewall amendment) and Risk 11 (accreditation candidacy delay — mitigated by framing candidacy as reserve-funded, not survival-dependent). Data-protection risk (unlisted in the original 14 but material given a global online student body) is managed operationally under the LMS &amp; Technology Infrastructure line (5%) rather than treated as a freestanding institutional risk, since it is a technical-control matter, not a solvency matter.</w:t>
@@ -45206,6 +46129,7 @@
     <w:p>
       <w:pPr>
         <w:pStyle w:val="BodyText"/>
+        <w:jc w:val="both"/>
       </w:pPr>
       <w:r>
         <w:rPr>
@@ -45222,6 +46146,7 @@
     <w:p>
       <w:pPr>
         <w:pStyle w:val="BodyText"/>
+        <w:jc w:val="both"/>
       </w:pPr>
       <w:r>
         <w:t xml:space="preserve">2027: incorporation. 2028: full US formation stack complete. 2029: CPD achieved. 2030: ISO 21001 achieved. 2029–2031: Gambia NAQAA registration complete. 2037: ten-year clean compliance record marks founding-decade close. 2038–2039: US secular accreditor candidacy opens (targeted complete Yr 12/2039, per the adopted 20-year sequencing). 2040: first Gulf ministry recognition targeted.</w:t>
@@ -45230,6 +46155,7 @@
     <w:p>
       <w:pPr>
         <w:pStyle w:val="BodyText"/>
+        <w:jc w:val="both"/>
       </w:pPr>
       <w:r>
         <w:rPr>
@@ -45433,6 +46359,7 @@
     <w:p>
       <w:pPr>
         <w:pStyle w:val="BodyText"/>
+        <w:jc w:val="both"/>
       </w:pPr>
       <w:r>
         <w:rPr>
@@ -45449,6 +46376,7 @@
     <w:p>
       <w:pPr>
         <w:pStyle w:val="BodyText"/>
+        <w:jc w:val="both"/>
       </w:pPr>
       <w:r>
         <w:t xml:space="preserve">Unbroken federal/state compliance record 2028–2037; both target certifications (CPD, ISO 21001) achieved in their canon target years; Gambia campus operating under valid NAQAA registration by end of Stage 3 (2031); zero IRS commingling findings across the founding decade.</w:t>
@@ -45540,6 +46468,7 @@
     <w:p>
       <w:pPr>
         <w:pStyle w:val="BodyText"/>
+        <w:jc w:val="both"/>
       </w:pPr>
       <w:r>
         <w:rPr>
@@ -45552,6 +46481,7 @@
     <w:p>
       <w:pPr>
         <w:pStyle w:val="BodyText"/>
+        <w:jc w:val="both"/>
       </w:pPr>
       <w:r>
         <w:rPr>
@@ -45568,6 +46498,7 @@
     <w:p>
       <w:pPr>
         <w:pStyle w:val="BodyText"/>
+        <w:jc w:val="both"/>
       </w:pPr>
       <w:r>
         <w:t xml:space="preserve">AMIU’s Mission demands accessibility</w:t>
@@ -45612,6 +46543,7 @@
     <w:p>
       <w:pPr>
         <w:pStyle w:val="BodyText"/>
+        <w:jc w:val="both"/>
       </w:pPr>
       <w:r>
         <w:rPr>
@@ -45632,6 +46564,7 @@
           <w:numId w:val="1029"/>
         </w:numPr>
         <w:pStyle w:val="Compact"/>
+        <w:jc w:val="both"/>
       </w:pPr>
       <w:r>
         <w:t xml:space="preserve">Percentage-of-revenue budgeting (used by mission-driven organizations with volatile income) structurally eliminates deficit risk, unlike fixed-dollar-obligation budgeting common in traditional universities.</w:t>
@@ -45644,6 +46577,7 @@
           <w:numId w:val="1029"/>
         </w:numPr>
         <w:pStyle w:val="Compact"/>
+        <w:jc w:val="both"/>
       </w:pPr>
       <w:r>
         <w:t xml:space="preserve">Dual-reserve architecture — a short-horizon liquidity buffer plus a long-horizon, mission-restricted growth reserve — mirrors best practice in endowment management (spending-rate discipline paired with a separate corpus-preservation vehicle).</w:t>
@@ -45656,6 +46590,7 @@
           <w:numId w:val="1029"/>
         </w:numPr>
         <w:pStyle w:val="Compact"/>
+        <w:jc w:val="both"/>
       </w:pPr>
       <w:r>
         <w:t xml:space="preserve">Scenario planning (conservative/expected/growth bands around one structural model, not three different budgets) is standard in nonprofit financial resilience planning.</w:t>
@@ -45668,6 +46603,7 @@
           <w:numId w:val="1029"/>
         </w:numPr>
         <w:pStyle w:val="Compact"/>
+        <w:jc w:val="both"/>
       </w:pPr>
       <w:r>
         <w:t xml:space="preserve">Automatic-stabilizer compensation design (Faculty Honoraria scaling with revenue, no ceiling but also no fixed floor) is a recognized technique for aligning payroll cost with actual capacity to pay.</w:t>
@@ -45676,6 +46612,7 @@
     <w:p>
       <w:pPr>
         <w:pStyle w:val="FirstParagraph"/>
+        <w:jc w:val="both"/>
       </w:pPr>
       <w:r>
         <w:rPr>
@@ -45692,6 +46629,7 @@
     <w:p>
       <w:pPr>
         <w:pStyle w:val="BodyText"/>
+        <w:jc w:val="both"/>
       </w:pPr>
       <w:r>
         <w:t xml:space="preserve">Because Payroll (20%), Marketing (10%), OpEx (5%), LMS &amp; Technology (5%), Da’wah &amp; Outreach (5%), and Waqf &amp; Stakeholder (20%) are all percentages of</w:t>
@@ -45732,6 +46670,7 @@
     <w:p>
       <w:pPr>
         <w:pStyle w:val="BodyText"/>
+        <w:jc w:val="both"/>
       </w:pPr>
       <w:r>
         <w:rPr>
@@ -45752,6 +46691,7 @@
           <w:numId w:val="1030"/>
         </w:numPr>
         <w:pStyle w:val="Compact"/>
+        <w:jc w:val="both"/>
       </w:pPr>
       <w:r>
         <w:rPr>
@@ -45778,6 +46718,7 @@
           <w:numId w:val="1030"/>
         </w:numPr>
         <w:pStyle w:val="Compact"/>
+        <w:jc w:val="both"/>
       </w:pPr>
       <w:r>
         <w:rPr>
@@ -45800,6 +46741,7 @@
           <w:numId w:val="1030"/>
         </w:numPr>
         <w:pStyle w:val="Compact"/>
+        <w:jc w:val="both"/>
       </w:pPr>
       <w:r>
         <w:rPr>
@@ -45847,6 +46789,7 @@
     <w:p>
       <w:pPr>
         <w:pStyle w:val="FirstParagraph"/>
+        <w:jc w:val="both"/>
       </w:pPr>
       <w:r>
         <w:rPr>
@@ -46082,6 +47025,7 @@
     <w:p>
       <w:pPr>
         <w:pStyle w:val="BodyText"/>
+        <w:jc w:val="both"/>
       </w:pPr>
       <w:r>
         <w:rPr>
@@ -46098,6 +47042,7 @@
     <w:p>
       <w:pPr>
         <w:pStyle w:val="BodyText"/>
+        <w:jc w:val="both"/>
       </w:pPr>
       <w:r>
         <w:t xml:space="preserve">No dedicated CFO-level hire is warranted purely for sustainability modeling in the founding decade; financial oversight is a function of the Board (finance authority), the Audit &amp; Risk Committee (independent audit review), and Core Admin Staff (Finance sub-function within the 18% Core Admin Staff line), supported by the same external CPA engaged for annual audit (Section 36). Dedicated treasury/investment staff for the Strategic Business Reserve is a Waqf &amp; Endowment Board fiduciary responsibility, exercised through appointed Sharī’ah-compliant investment managers rather than in-house hires, funded from the Reserve’s own returns, not a new payroll line.</w:t>
@@ -46106,6 +47051,7 @@
     <w:p>
       <w:pPr>
         <w:pStyle w:val="BodyText"/>
+        <w:jc w:val="both"/>
       </w:pPr>
       <w:r>
         <w:rPr>
@@ -46122,6 +47068,7 @@
     <w:p>
       <w:pPr>
         <w:pStyle w:val="BodyText"/>
+        <w:jc w:val="both"/>
       </w:pPr>
       <w:r>
         <w:t xml:space="preserve">Sustainability monitoring itself is a governance activity, not a budget line — its cost is the marginal time of the Audit &amp; Risk Committee and the annual audit fee already counted under OpEx (Section 36/37). The substantive</w:t>
@@ -46154,6 +47101,7 @@
         </w:pBdr>
         <w:ind w:left="300"/>
         <w:spacing w:after="0"/>
+        <w:jc w:val="both"/>
       </w:pPr>
       <w:r>
         <w:rPr>
@@ -46180,6 +47128,7 @@
         </w:pBdr>
         <w:ind w:left="300"/>
         <w:spacing w:before="0" w:after="0"/>
+        <w:jc w:val="both"/>
       </w:pPr>
       <w:r>
         <w:t xml:space="preserve">Actual annual revenue vs. the Conservative/Expected/Growth trendlines (tracked quarterly).</w:t>
@@ -46198,6 +47147,7 @@
         </w:pBdr>
         <w:ind w:left="300"/>
         <w:spacing w:before="0" w:after="0"/>
+        <w:jc w:val="both"/>
       </w:pPr>
       <w:r>
         <w:t xml:space="preserve">Reserve balances vs. modeled targets ($4,341,842 Liquidity / $1,240,527 Strategic Business Reserve at Yr 10).</w:t>
@@ -46216,6 +47166,7 @@
         </w:pBdr>
         <w:ind w:left="300"/>
         <w:spacing w:before="0" w:after="0"/>
+        <w:jc w:val="both"/>
       </w:pPr>
       <w:r>
         <w:t xml:space="preserve">Allocation-reconciliation audit: 100% of revenue accounted for to the dollar, every year, in every scenario.</w:t>
@@ -46234,6 +47185,7 @@
         </w:pBdr>
         <w:ind w:left="300"/>
         <w:spacing w:before="0"/>
+        <w:jc w:val="both"/>
       </w:pPr>
       <w:r>
         <w:t xml:space="preserve">Zero deficit years, cumulative, 2028–2037 and beyond.</w:t>
@@ -46242,6 +47194,7 @@
     <w:p>
       <w:pPr>
         <w:pStyle w:val="FirstParagraph"/>
+        <w:jc w:val="both"/>
       </w:pPr>
       <w:r>
         <w:rPr>
@@ -46258,6 +47211,7 @@
     <w:p>
       <w:pPr>
         <w:pStyle w:val="BodyText"/>
+        <w:jc w:val="both"/>
       </w:pPr>
       <w:r>
         <w:t xml:space="preserve">The three scenarios are not three separate budgets but one structural model run at three enrollment-growth assumptions (+27%, +45%, +65% relative growth trajectories). Because allocation percentages are identical across all three, the</w:t>
@@ -46282,6 +47236,7 @@
     <w:p>
       <w:pPr>
         <w:pStyle w:val="BodyText"/>
+        <w:jc w:val="both"/>
       </w:pPr>
       <w:r>
         <w:rPr>
@@ -46298,6 +47253,7 @@
     <w:p>
       <w:pPr>
         <w:pStyle w:val="BodyText"/>
+        <w:jc w:val="both"/>
       </w:pPr>
       <w:r>
         <w:t xml:space="preserve">A genuine shock — enrollment growth falling even below the Conservative band — does not create deficit risk, because every major cost line contracts proportionally with actual revenue. What compresses under a downside shock is (a) the absolute dollar pace of reserve accumulation, and (b) the timing of discretionary, sequenceable spending (marketing campaign intensity, Da’wah outreach programming, pace of Gambia/Nigeria capital deployment — Section 39). The Board Audit &amp; Risk Committee’s trigger: if trailing-twelve-month revenue falls more than 15% below the Conservative-scenario trendline for two consecutive quarters, a formal Downside Review is convened, examining discretionary-spending sequencing and reserve-draw governance — not payroll or Waqf obligations, which remain proportionally self-adjusting by design.</w:t>
@@ -46312,6 +47268,7 @@
         </w:pBdr>
         <w:ind w:left="300"/>
         <w:spacing w:after="0"/>
+        <w:jc w:val="both"/>
       </w:pPr>
       <w:r>
         <w:rPr>
@@ -46334,6 +47291,7 @@
         </w:pBdr>
         <w:ind w:left="300"/>
         <w:spacing w:before="0"/>
+        <w:jc w:val="both"/>
       </w:pPr>
       <w:r>
         <w:t xml:space="preserve">Primarily Risk 6 (Nigeria delay — doesn’t affect solvency, only pace), Risk 9 (payment-gateway disruption — mitigated by redundancy), and Risk 13 (FX exposure — mitigated by rolling USD conversion). The meta-risk — model complacency — is mitigated by the annual Decade Audit checkpoint (Phase III) forcing re-validation against real results.</w:t>
@@ -46342,6 +47300,7 @@
     <w:p>
       <w:pPr>
         <w:pStyle w:val="BodyText"/>
+        <w:jc w:val="both"/>
       </w:pPr>
       <w:r>
         <w:rPr>
@@ -46358,6 +47317,7 @@
     <w:p>
       <w:pPr>
         <w:pStyle w:val="BodyText"/>
+        <w:jc w:val="both"/>
       </w:pPr>
       <w:r>
         <w:t xml:space="preserve">2028–2037: founding-decade model validation and reserve build. 2037: ten-year audited zero-deficit record complete — the explicit precondition (per the adopted 20-year sequencing rationale) for Year-11 secular accreditation. 2038–2047: model re-validated at scale through the $93.9M Year-20 revenue target.</w:t>
@@ -46366,6 +47326,7 @@
     <w:p>
       <w:pPr>
         <w:pStyle w:val="BodyText"/>
+        <w:jc w:val="both"/>
       </w:pPr>
       <w:r>
         <w:rPr>
@@ -46569,6 +47530,7 @@
     <w:p>
       <w:pPr>
         <w:pStyle w:val="BodyText"/>
+        <w:jc w:val="both"/>
       </w:pPr>
       <w:r>
         <w:rPr>
@@ -46585,6 +47547,7 @@
     <w:p>
       <w:pPr>
         <w:pStyle w:val="BodyText"/>
+        <w:jc w:val="both"/>
       </w:pPr>
       <w:r>
         <w:t xml:space="preserve">Zero deficit years 2028–2037 (audited); Year-10 combined retained position at or above $5,582,369; all three scenario bands remain within adopted ranges through the decade; Downside Review mechanism never triggered — or, if triggered, resolved without a deficit event.</w:t>
@@ -46676,6 +47639,7 @@
     <w:p>
       <w:pPr>
         <w:pStyle w:val="BodyText"/>
+        <w:jc w:val="both"/>
       </w:pPr>
       <w:r>
         <w:rPr>
@@ -46688,6 +47652,7 @@
     <w:p>
       <w:pPr>
         <w:pStyle w:val="BodyText"/>
+        <w:jc w:val="both"/>
       </w:pPr>
       <w:r>
         <w:rPr>
@@ -46704,6 +47669,7 @@
     <w:p>
       <w:pPr>
         <w:pStyle w:val="BodyText"/>
+        <w:jc w:val="both"/>
       </w:pPr>
       <w:r>
         <w:t xml:space="preserve">AMIU will need real, physical capital over its twenty-year arc: a Gambia branch campus, eventually residential colleges and a library for a Nigeria Mega-University, and possibly future facilities in Tier-1 regions. The Capital Firewall adopted in AMIU-MP-001 is described as</w:t>
@@ -46730,6 +47696,7 @@
     <w:p>
       <w:pPr>
         <w:pStyle w:val="BodyText"/>
+        <w:jc w:val="both"/>
       </w:pPr>
       <w:r>
         <w:rPr>
@@ -46750,6 +47717,7 @@
           <w:numId w:val="1032"/>
         </w:numPr>
         <w:pStyle w:val="Compact"/>
+        <w:jc w:val="both"/>
       </w:pPr>
       <w:r>
         <w:t xml:space="preserve">“</w:t>
@@ -46774,6 +47742,7 @@
           <w:numId w:val="1032"/>
         </w:numPr>
         <w:pStyle w:val="Compact"/>
+        <w:jc w:val="both"/>
       </w:pPr>
       <w:r>
         <w:t xml:space="preserve">Phased capital ceilings (a board-approved not-to-exceed figure before groundbreaking) rather than open-ended construction budgets — exactly the Gambia $50,000 model.</w:t>
@@ -46786,6 +47755,7 @@
           <w:numId w:val="1032"/>
         </w:numPr>
         <w:pStyle w:val="Compact"/>
+        <w:jc w:val="both"/>
       </w:pPr>
       <w:r>
         <w:t xml:space="preserve">Waqf-specific capital practice: physical assets built with Waqf capital are typically held for perpetual religious/educational use, never as investor-return-bearing collateral — consistent with the Nigeria Reserve’s design.</w:t>
@@ -46798,6 +47768,7 @@
           <w:numId w:val="1032"/>
         </w:numPr>
         <w:pStyle w:val="Compact"/>
+        <w:jc w:val="both"/>
       </w:pPr>
       <w:r>
         <w:t xml:space="preserve">Arm’s-length shared-services pricing for any facility that might serve both University and Commercial Engine functions, fair-market-value documented, to preserve firewall integrity (Risk 8 mitigation).</w:t>
@@ -46806,6 +47777,7 @@
     <w:p>
       <w:pPr>
         <w:pStyle w:val="FirstParagraph"/>
+        <w:jc w:val="both"/>
       </w:pPr>
       <w:r>
         <w:rPr>
@@ -47155,6 +48127,7 @@
     <w:p>
       <w:pPr>
         <w:pStyle w:val="BodyText"/>
+        <w:jc w:val="both"/>
       </w:pPr>
       <w:r>
         <w:rPr>
@@ -47171,6 +48144,7 @@
     <w:p>
       <w:pPr>
         <w:pStyle w:val="BodyText"/>
+        <w:jc w:val="both"/>
       </w:pPr>
       <w:r>
         <w:t xml:space="preserve">No Commercial Engine capital — however raised, under whatever offering document — may fund, guarantee, subsidize, or de-risk any University hard-capital project. No University Liquidity Reserve or Waqf capital may fund, guarantee, collateralize, or backstop any Commercial Engine investor return, dividend, buyback, or redemption. Where a facility might plausibly serve both (e.g., a shared administrative building near a Gate B property), the only permitted interaction is an arm’s-length, fair-market-value lease or services agreement, documented and available to the independent auditor. Any proposal to alter this requires a full Senate independent-seat-supermajority vote plus a prior written independent legal counsel opinion — the same threshold as any other firewall amendment.</w:t>
@@ -47179,6 +48153,7 @@
     <w:p>
       <w:pPr>
         <w:pStyle w:val="BodyText"/>
+        <w:jc w:val="both"/>
       </w:pPr>
       <w:r>
         <w:rPr>
@@ -47414,6 +48389,7 @@
     <w:p>
       <w:pPr>
         <w:pStyle w:val="BodyText"/>
+        <w:jc w:val="both"/>
       </w:pPr>
       <w:r>
         <w:rPr>
@@ -47430,6 +48406,7 @@
     <w:p>
       <w:pPr>
         <w:pStyle w:val="BodyText"/>
+        <w:jc w:val="both"/>
       </w:pPr>
       <w:r>
         <w:t xml:space="preserve">No dedicated capital-projects office exists before Year 10. Gambia build-out is managed by the founding trustees plus contracted local counsel ($5,000, within the $50,000 ceiling). Nigeria feasibility work is a Waqf &amp; Endowment Board-directed function, using the same fractional Core Admin Staff capacity described in Sections 36–37. A dedicated Capital Development Officer is appropriate only once Nigeria deployment moves from Reserve-accrual to active construction — realistically Year 11+, funded from the by-then-larger OpEx/Core Admin base, never invented as a founding-decade role.</w:t>
@@ -47438,6 +48415,7 @@
     <w:p>
       <w:pPr>
         <w:pStyle w:val="BodyText"/>
+        <w:jc w:val="both"/>
       </w:pPr>
       <w:r>
         <w:rPr>
@@ -47454,6 +48432,7 @@
     <w:p>
       <w:pPr>
         <w:pStyle w:val="BodyText"/>
+        <w:jc w:val="both"/>
       </w:pPr>
       <w:r>
         <w:t xml:space="preserve">Gambia: $50,000 total ceiling across Years 2–4, from Liquidity Reserve (which accrues far more than this — roughly $78,661 in Year 1 alone at 35% of $224,747 — comfortably affording the ceiling). Nigeria Reserve: accrues at 2% of gross revenue annually (Year 1 ≈ $4,495; Year 10 ≈ $76,611; ten-year cumulative ≈ $333,384) — explicitly a target-building sub-line, not a construction-ready budget on its own.</w:t>
@@ -47468,6 +48447,7 @@
         </w:pBdr>
         <w:ind w:left="300"/>
         <w:spacing w:after="0"/>
+        <w:jc w:val="both"/>
       </w:pPr>
       <w:r>
         <w:rPr>
@@ -47490,6 +48470,7 @@
         </w:pBdr>
         <w:ind w:left="300"/>
         <w:spacing w:before="0"/>
+        <w:jc w:val="both"/>
       </w:pPr>
       <w:r>
         <w:t xml:space="preserve">Gambia campus operational within the $50,000 ceiling and Year-2–4 window; Nigeria Reserve balance tracked against its own accrual model; zero firewall-crossing capital transactions (audited annually); any Commercial Engine co-location arrangement priced at documented fair market value.</w:t>
@@ -47504,6 +48485,7 @@
         </w:pBdr>
         <w:ind w:left="300"/>
         <w:spacing w:after="0"/>
+        <w:jc w:val="both"/>
       </w:pPr>
       <w:r>
         <w:rPr>
@@ -47526,6 +48508,7 @@
         </w:pBdr>
         <w:ind w:left="300"/>
         <w:spacing w:before="0"/>
+        <w:jc w:val="both"/>
       </w:pPr>
       <w:r>
         <w:t xml:space="preserve">Directly governed by Risk 6 (Nigeria delay/non-approval — doesn’t affect solvency), Risk 8 (commingling scrutiny — mitigated by strict source-of-funds tagging), and Risk 4 (Strategic Business Reserve deployment governance — 2/3 Senate vote + 2 independent seats above $250,000/yr, applicable if the Reserve is ever tapped for a capital co-investment).</w:t>
@@ -47534,6 +48517,7 @@
     <w:p>
       <w:pPr>
         <w:pStyle w:val="BodyText"/>
+        <w:jc w:val="both"/>
       </w:pPr>
       <w:r>
         <w:rPr>
@@ -47550,6 +48534,7 @@
     <w:p>
       <w:pPr>
         <w:pStyle w:val="BodyText"/>
+        <w:jc w:val="both"/>
       </w:pPr>
       <w:r>
         <w:t xml:space="preserve">2029–2031: Gambia built and accredited. 2033: Nigeria feasibility study initiated. 2037: founding-decade capital review (paired with Section 38’s Decade Audit). 2038+: Nigeria deployment phase begins, contingent on Reserve sufficiency and NUC approval (Section 37).</w:t>
@@ -47558,6 +48543,7 @@
     <w:p>
       <w:pPr>
         <w:pStyle w:val="BodyText"/>
+        <w:jc w:val="both"/>
       </w:pPr>
       <w:r>
         <w:rPr>
@@ -47761,6 +48747,7 @@
     <w:p>
       <w:pPr>
         <w:pStyle w:val="BodyText"/>
+        <w:jc w:val="both"/>
       </w:pPr>
       <w:r>
         <w:rPr>
@@ -47777,6 +48764,7 @@
     <w:p>
       <w:pPr>
         <w:pStyle w:val="BodyText"/>
+        <w:jc w:val="both"/>
       </w:pPr>
       <w:r>
         <w:t xml:space="preserve">Gambia campus delivered within ceiling and accredited by NAQAA independently of the Texas parent (by 2031); Nigeria Reserve on its 2%-of-revenue accrual track through 2037; zero instances of cross-entity capital funding across the entire 2028–2050 horizon.</w:t>
@@ -47868,6 +48856,7 @@
     <w:p>
       <w:pPr>
         <w:pStyle w:val="BodyText"/>
+        <w:jc w:val="both"/>
       </w:pPr>
       <w:r>
         <w:rPr>
@@ -47880,6 +48869,7 @@
     <w:p>
       <w:pPr>
         <w:pStyle w:val="BodyText"/>
+        <w:jc w:val="both"/>
       </w:pPr>
       <w:r>
         <w:rPr>
@@ -47896,6 +48886,7 @@
     <w:p>
       <w:pPr>
         <w:pStyle w:val="BodyText"/>
+        <w:jc w:val="both"/>
       </w:pPr>
       <w:r>
         <w:t xml:space="preserve">This capstone section knits Sections 1–39 into a single chronological arc, 2028–2050. It introduces no new dollar figures beyond what AMIU-MP-001 and Sections 36–39 have already adopted; it exists to show</w:t>
@@ -47920,6 +48911,7 @@
     <w:p>
       <w:pPr>
         <w:pStyle w:val="BodyText"/>
+        <w:jc w:val="both"/>
       </w:pPr>
       <w:r>
         <w:rPr>
@@ -47936,6 +48928,7 @@
     <w:p>
       <w:pPr>
         <w:pStyle w:val="BodyText"/>
+        <w:jc w:val="both"/>
       </w:pPr>
       <w:r>
         <w:t xml:space="preserve">Twenty-year institutional roadmaps in higher education typically sequence in decade-scale eras rather than uniform annual detail — dense near-term milestones, coarser long-range bands — which is the structure AMIU-MP-001 itself already adopted for its Year 11–20 revenue trajectory and which this roadmap follows.</w:t>
@@ -47944,6 +48937,7 @@
     <w:p>
       <w:pPr>
         <w:pStyle w:val="BodyText"/>
+        <w:jc w:val="both"/>
       </w:pPr>
       <w:r>
         <w:rPr>
@@ -48712,6 +49706,7 @@
     <w:p>
       <w:pPr>
         <w:pStyle w:val="BodyText"/>
+        <w:jc w:val="both"/>
       </w:pPr>
       <w:r>
         <w:rPr>
@@ -48728,6 +49723,7 @@
     <w:p>
       <w:pPr>
         <w:pStyle w:val="BodyText"/>
+        <w:jc w:val="both"/>
       </w:pPr>
       <w:r>
         <w:t xml:space="preserve">Era I — Founding Solvency Proof (2028–2037): every structural claim in Sections 36–39 is tested against real audited results. Era II — Secular Expansion (2038–2047): the reward for a clean decade — new schools, new geographies, new regulators — funded entirely from the same fixed-percentage model, now operating at ten to forty times its founding scale. Era III — Mature Institutional Economy (2048–2050): consolidation, not new invention; the roadmap deliberately declines to project beyond the adopted $90–150M Year-20 band.</w:t>
@@ -48736,6 +49732,7 @@
     <w:p>
       <w:pPr>
         <w:pStyle w:val="BodyText"/>
+        <w:jc w:val="both"/>
       </w:pPr>
       <w:r>
         <w:rPr>
@@ -48752,6 +49749,7 @@
     <w:p>
       <w:pPr>
         <w:pStyle w:val="BodyText"/>
+        <w:jc w:val="both"/>
       </w:pPr>
       <w:r>
         <w:t xml:space="preserve">Staffing scales in lockstep with the phases already specified throughout this Blueprint: part-time trustee oversight and fractional Core Admin roles through Year 9; first full-time Risk/Compliance and eventually Capital Development roles from Year 10–11; no premature C-suite creation at any point in the twenty-year arc, consistent with the realism constraint governing this entire document.</w:t>
@@ -48760,6 +49758,7 @@
     <w:p>
       <w:pPr>
         <w:pStyle w:val="BodyText"/>
+        <w:jc w:val="both"/>
       </w:pPr>
       <w:r>
         <w:rPr>
@@ -48776,6 +49775,7 @@
     <w:p>
       <w:pPr>
         <w:pStyle w:val="BodyText"/>
+        <w:jc w:val="both"/>
       </w:pPr>
       <w:r>
         <w:t xml:space="preserve">No new budget figures are introduced in this section; it is a chronological index over the allocation framework, Liquidity Reserve, and Strategic Business Reserve figures established in Sections 38–39 and AMIU-MP-001.</w:t>
@@ -48790,6 +49790,7 @@
         </w:pBdr>
         <w:ind w:left="300"/>
         <w:spacing w:after="0"/>
+        <w:jc w:val="both"/>
       </w:pPr>
       <w:r>
         <w:rPr>
@@ -48812,6 +49813,7 @@
         </w:pBdr>
         <w:ind w:left="300"/>
         <w:spacing w:before="0"/>
+        <w:jc w:val="both"/>
       </w:pPr>
       <w:r>
         <w:t xml:space="preserve">Ten-year and twenty-year audited zero-deficit records achieved on schedule; all accreditation/recognition targets (CPD 2029, ISO 2030, NAQAA 2031, Nigeria charter 2037, Texas secular 2039, Gulf ministry 2040) hit within their canon target years or transparently re-forecast without altering the underlying financial model; register (Section 36) never allowed to lapse across the full horizon.</w:t>
@@ -48826,6 +49828,7 @@
         </w:pBdr>
         <w:ind w:left="300"/>
         <w:spacing w:after="0"/>
+        <w:jc w:val="both"/>
       </w:pPr>
       <w:r>
         <w:rPr>
@@ -48848,6 +49851,7 @@
         </w:pBdr>
         <w:ind w:left="300"/>
         <w:spacing w:before="0"/>
+        <w:jc w:val="both"/>
       </w:pPr>
       <w:r>
         <w:t xml:space="preserve">The roadmap’s central risk is sequencing risk — any era-II milestone arriving before its era-I precondition (e.g., secular accreditation attempted before the ten-year audited record) would violate the adopted rationale. Mitigation is structural: Year-11 secular accreditation is gated explicitly on the Year-10 audit (Section 38), not on calendar date alone.</w:t>
@@ -48856,6 +49860,7 @@
     <w:p>
       <w:pPr>
         <w:pStyle w:val="BodyText"/>
+        <w:jc w:val="both"/>
       </w:pPr>
       <w:r>
         <w:rPr>
@@ -48872,6 +49877,7 @@
     <w:p>
       <w:pPr>
         <w:pStyle w:val="BodyText"/>
+        <w:jc w:val="both"/>
       </w:pPr>
       <w:r>
         <w:t xml:space="preserve">As tabulated above — the single consolidated table is this section’s timeline.</w:t>
@@ -48880,6 +49886,7 @@
     <w:p>
       <w:pPr>
         <w:pStyle w:val="BodyText"/>
+        <w:jc w:val="both"/>
       </w:pPr>
       <w:r>
         <w:rPr>
@@ -48896,6 +49903,7 @@
     <w:p>
       <w:pPr>
         <w:pStyle w:val="BodyText"/>
+        <w:jc w:val="both"/>
       </w:pPr>
       <w:r>
         <w:t xml:space="preserve">All five governance bodies (Board, Senate, Audit &amp; Risk Committee, Waqf &amp; Endowment Board, Sharī’ah Advisory Board) hold standing responsibility for the milestones tagged to their domains throughout; the Board of Trustees holds overall roadmap stewardship, reviewing progress against this table annually.</w:t>
@@ -48904,6 +49912,7 @@
     <w:p>
       <w:pPr>
         <w:pStyle w:val="BodyText"/>
+        <w:jc w:val="both"/>
       </w:pPr>
       <w:r>
         <w:rPr>
@@ -48920,6 +49929,7 @@
     <w:p>
       <w:pPr>
         <w:pStyle w:val="BodyText"/>
+        <w:jc w:val="both"/>
       </w:pPr>
       <w:r>
         <w:t xml:space="preserve">Twenty consecutive audited zero-deficit years (2028–2047); founding-decade retained position of $5,582,369 achieved on schedule; Year-20 revenue landing within the adopted $90–150M institutional-economy target; unbroken Capital Firewall across the entire 2028–2050 horizon, with zero instances of tuition revenue funding an investor return at any point in the twenty-three-year arc.</w:t>
@@ -48946,6 +49956,7 @@
     <w:p>
       <w:pPr>
         <w:pStyle w:val="FirstParagraph"/>
+        <w:jc w:val="both"/>
       </w:pPr>
       <w:r>
         <w:rPr>
@@ -48962,6 +49973,7 @@
     <w:p>
       <w:pPr>
         <w:pStyle w:val="BodyText"/>
+        <w:jc w:val="both"/>
       </w:pPr>
       <w:r>
         <w:t xml:space="preserve">Forty sections of this Blueprint operationalize discipline — fixed allocation percentages, a 14-risk register, a zero-deficit doctrine tested against three scenarios. This closing section returns, deliberately, to the reason that discipline exists. AMIU’s own Mission Statement commits it to</w:t>
@@ -49019,6 +50031,7 @@
     <w:p>
       <w:pPr>
         <w:pStyle w:val="BodyText"/>
+        <w:jc w:val="both"/>
       </w:pPr>
       <w:r>
         <w:rPr>
@@ -49035,6 +50048,7 @@
     <w:p>
       <w:pPr>
         <w:pStyle w:val="BodyText"/>
+        <w:jc w:val="both"/>
       </w:pPr>
       <w:r>
         <w:t xml:space="preserve">Classical waqf-funded madrasah education — free tuition financed by endowment income committed in advance, never by hoped-for future giving — is the direct historical model for what follows. Modern cash-waqf certificate programs (Malaysia, Turkey, Indonesia) show the same principle at institutional scale: small, perpetual endowment contributions fund guaranteed seats, not promotional discounts. Mission-driven founding institutions generally build enrollment and community trust before they build brand recognition or revenue scale —</w:t>
@@ -49061,6 +50075,7 @@
     <w:p>
       <w:pPr>
         <w:pStyle w:val="BodyText"/>
+        <w:jc w:val="both"/>
       </w:pPr>
       <w:r>
         <w:rPr>
@@ -49499,6 +50514,7 @@
     <w:p>
       <w:pPr>
         <w:pStyle w:val="BodyText"/>
+        <w:jc w:val="both"/>
       </w:pPr>
       <w:r>
         <w:t xml:space="preserve">These are investment years, described in language a Board, a donor, and an accreditation reviewer can all trust: every dollar spent in Years 1–2 is spent against a plan that already assumed those years would be the leanest, not against a plan that failed to anticipate them.</w:t>
@@ -49507,6 +50523,7 @@
     <w:p>
       <w:pPr>
         <w:pStyle w:val="BodyText"/>
+        <w:jc w:val="both"/>
       </w:pPr>
       <w:r>
         <w:rPr>
@@ -49523,6 +50540,7 @@
     <w:p>
       <w:pPr>
         <w:pStyle w:val="BodyText"/>
+        <w:jc w:val="both"/>
       </w:pPr>
       <w:r>
         <w:rPr>
@@ -49846,6 +50864,7 @@
     <w:p>
       <w:pPr>
         <w:pStyle w:val="BodyText"/>
+        <w:jc w:val="both"/>
       </w:pPr>
       <w:r>
         <w:t xml:space="preserve">The Founding Registration phase carries no revenue and no cost by design — a genuinely free, RED-status, pre-revenue window. Its true cost is not zero in an accounting sense but close to it: a landing page, a mailing list, and Founding Committee volunteer time, well within what the eventual Year-1 Marketing allocation (10% of revenue, Section 28) would in any case need to spend on pre-launch brand-building. It requires no new dollar figure and no change to any adopted percentage. The bridge-phase fee is illustrative only, offered for Board consideration in the same spirit as the External Waqf Donor Contributions in §6.3, and would need to be reconciled into the Section 5 revenue waterfall — not treated as a founding-decade side fund — if ever adopted.</w:t>
@@ -49854,6 +50873,7 @@
     <w:p>
       <w:pPr>
         <w:pStyle w:val="BodyText"/>
+        <w:jc w:val="both"/>
       </w:pPr>
       <w:r>
         <w:rPr>
@@ -49870,6 +50890,7 @@
     <w:p>
       <w:pPr>
         <w:pStyle w:val="BodyText"/>
+        <w:jc w:val="both"/>
       </w:pPr>
       <w:r>
         <w:t xml:space="preserve">The Founding Council asked what happens if no investor, donor, grant, or government intervention arrives. AMIU-MP-001 already models exactly this as its default, not as a downside case: the Capital Firewall (Section 39) means University operations carry zero dependency on Commercial Engine investor capital; External Waqf Donor Contributions (§6.3) are illustrative, additive, and assumed at $0 in Years 1–3; and because every cost category in Section 38’s Financial Sustainability Framework is a percentage of</w:t>
@@ -49894,6 +50915,7 @@
     <w:p>
       <w:pPr>
         <w:pStyle w:val="BodyText"/>
+        <w:jc w:val="both"/>
       </w:pPr>
       <w:r>
         <w:rPr>
@@ -49910,6 +50932,7 @@
     <w:p>
       <w:pPr>
         <w:pStyle w:val="BodyText"/>
+        <w:jc w:val="both"/>
       </w:pPr>
       <w:r>
         <w:t xml:space="preserve">The Founding Scholarship Reweighting Model below is the evidence the Founding Council asked for — not a refusal, and not an invented percentage, but a model built entirely from dollars AMIU-MP-001 has already adopted.</w:t>
@@ -49918,6 +50941,7 @@
     <w:p>
       <w:pPr>
         <w:pStyle w:val="BodyText"/>
+        <w:jc w:val="both"/>
       </w:pPr>
       <w:r>
         <w:t xml:space="preserve">The Waqf Reserve’s Distributed Half divides across five categories (§6.2): Physical Schools &amp; Mosque Support 25%, Widows &amp; Orphans Sponsorship 25%, Waqf Scholarship Block 20%, Nigeria Mega-University Reserve 20%, Emergency Relief &amp; Contingency 10%. Two of these five have no near-term funding need in Years 1–2: the Nigeria Reserve’s target milestone is Year 10 (§6.2.1), and the Emergency Relief sub-line’s Year 1–2 balance is trivial in absolute terms ($2,248–$4,514) either way, while the University-side Liquidity Reserve — 35% of gross revenue, $78,661 in Year 1 alone — already exists as the institution’s primary resilience buffer (Section 38). Temporarily folding both sub-lines’ shares (20% + 10% = 30%) into the Waqf Scholarship Block for Years 1–2 only, then reverting to the standard split from Year 3 onward, is a governance-level reweighting within the Waqf &amp; Endowment Board’s ordinary fiduciary discretion (§6.1) — it is well under the $250,000/yr threshold that would require a two-thirds Senate supermajority (§6, §14.2 Risk 4), and it changes no adopted percentage of gross revenue.</w:t>
@@ -50100,6 +51124,7 @@
     <w:p>
       <w:pPr>
         <w:pStyle w:val="BodyText"/>
+        <w:jc w:val="both"/>
       </w:pPr>
       <w:r>
         <w:t xml:space="preserve">Applied to representative Year-1/2 entry-tier pricing — the Diploma and Associate tiers a needy, first-generation, or refugee applicant is most likely to enter (Sections 2.4, 3.1) — Tier 3/4 Grand Totals range from $80 (Tier 4 Diploma) to $340 (Tier 3 Associate, full price). At a blended $150–$200 estimated cost per sponsored seat:</w:t>
@@ -50278,6 +51303,7 @@
     <w:p>
       <w:pPr>
         <w:pStyle w:val="BodyText"/>
+        <w:jc w:val="both"/>
       </w:pPr>
       <w:r>
         <w:rPr>
@@ -50347,6 +51373,7 @@
     <w:p>
       <w:pPr>
         <w:pStyle w:val="BodyText"/>
+        <w:jc w:val="both"/>
       </w:pPr>
       <w:r>
         <w:rPr>
@@ -50363,6 +51390,7 @@
     <w:p>
       <w:pPr>
         <w:pStyle w:val="BodyText"/>
+        <w:jc w:val="both"/>
       </w:pPr>
       <w:r>
         <w:t xml:space="preserve">On scholarship bands: the Founding Council’s originally proposed bands (Founding 100%; Merit, Need-Based, Community Leadership, Qur’an Excellence, and Imam Development scholarships each 50–100%) remain more generous than the architecture funded in AMIU-MP-001 §3 and operationalized in Section 26: a flat 50% Merit discount for the top 5% of any graduating cohort, and a lifetime 25% Hifz discount. Raising those bands into a 50–100% range would change the Waqf Reserve draw-down rate modeled in Sections 6 and 38 in a way the reweighting model above does not — it would require raising the percentage itself, not reallocating within it, and is exactly the kind of proposal the Financial Sustainability Framework’s Downside Review trigger (Section 38) exists to test</w:t>
@@ -50387,6 +51415,7 @@
     <w:p>
       <w:pPr>
         <w:pStyle w:val="BodyText"/>
+        <w:jc w:val="both"/>
       </w:pPr>
       <w:r>
         <w:rPr>
@@ -50403,6 +51432,7 @@
     <w:p>
       <w:pPr>
         <w:pStyle w:val="BodyText"/>
+        <w:jc w:val="both"/>
       </w:pPr>
       <w:r>
         <w:t xml:space="preserve">No dedicated staff role is created for the Founding Registration phase — it runs on Founding Committee volunteer capacity, the same trustees-designate who staff every other pre-incorporation formation activity (Section 9). From 1 January 2028, Founding Scholarship administration is absorbed into the existing Registrar/Admissions function (Section 14) and the Waqf &amp; Endowment Board’s existing Scholarship Block adjudication process (Section 26, 14-day SLA), consistent with this Blueprint’s staffing discipline of never creating a role ahead of the revenue year that funds it.</w:t>
@@ -50411,6 +51441,7 @@
     <w:p>
       <w:pPr>
         <w:pStyle w:val="BodyText"/>
+        <w:jc w:val="both"/>
       </w:pPr>
       <w:r>
         <w:rPr>
@@ -50427,6 +51458,7 @@
     <w:p>
       <w:pPr>
         <w:pStyle w:val="BodyText"/>
+        <w:jc w:val="both"/>
       </w:pPr>
       <w:r>
         <w:t xml:space="preserve">No new budget line. The Founding Registration phase costs approximately $0 in direct outlay. The Founding Scholarship reweighting draws exclusively from the already-adopted 20%-of-revenue Waqf &amp; Stakeholder Reserve (Section 6, Appendix C); the illustrative bridge-phase application fee, if adopted by the Board, would be sized at Board discretion and reconciled into the Section 5 revenue waterfall rather than budgeted here.</w:t>
@@ -50441,6 +51473,7 @@
         </w:pBdr>
         <w:ind w:left="300"/>
         <w:spacing w:after="0"/>
+        <w:jc w:val="both"/>
       </w:pPr>
       <w:r>
         <w:rPr>
@@ -50463,6 +51496,7 @@
         </w:pBdr>
         <w:ind w:left="300"/>
         <w:spacing w:before="0"/>
+        <w:jc w:val="both"/>
       </w:pPr>
       <w:r>
         <w:t xml:space="preserve">Qualified Founding Registration pipeline size and geographic reach (pre-incorporation, not revenue-measured); Founding Scholarship seats funded vs. the 60–70 (Yr 1) / 125–135 (Yr 2) modeled range; conversion rate from Founding Registration to formal Year-1 application; Waqf Scholarship Block reweighting reverted to the standard 20% split on schedule from Year 3.</w:t>
@@ -50471,6 +51505,7 @@
     <w:p>
       <w:pPr>
         <w:pStyle w:val="BodyText"/>
+        <w:jc w:val="both"/>
       </w:pPr>
       <w:r>
         <w:rPr>
@@ -50681,6 +51716,7 @@
     <w:p>
       <w:pPr>
         <w:pStyle w:val="BodyText"/>
+        <w:jc w:val="both"/>
       </w:pPr>
       <w:r>
         <w:rPr>
@@ -50697,6 +51733,7 @@
     <w:p>
       <w:pPr>
         <w:pStyle w:val="BodyText"/>
+        <w:jc w:val="both"/>
       </w:pPr>
       <w:r>
         <w:t xml:space="preserve">~Mid-2027: Founding Registration opens. 6 Dec 2027: incorporation; Incorporation-to-Launch Bridge opens if Board-ratified. 1 Jan 2028: Founding Academic Year begins; Waqf Scholarship Block reweighting takes effect. 2029 (Yr 2): reweighting continues at 50% of Distributed Half. 2030 (Yr 3): reweighting reverts to the standard 20%/20%/10% split; Nigeria and Emergency sub-lines resume standard accrual.</w:t>
@@ -50705,6 +51742,7 @@
     <w:p>
       <w:pPr>
         <w:pStyle w:val="BodyText"/>
+        <w:jc w:val="both"/>
       </w:pPr>
       <w:r>
         <w:rPr>
@@ -50879,6 +51917,7 @@
     <w:p>
       <w:pPr>
         <w:pStyle w:val="BodyText"/>
+        <w:jc w:val="both"/>
       </w:pPr>
       <w:r>
         <w:rPr>
@@ -50895,12 +51934,16 @@
     <w:p>
       <w:pPr>
         <w:pStyle w:val="BodyText"/>
+        <w:jc w:val="both"/>
       </w:pPr>
       <w:r>
         <w:t xml:space="preserve">A documented Founding Registration pipeline ahead of 1 January 2028; the Waqf Scholarship Block reweighting formally approved by the Waqf &amp; Endowment Board before Year 1 begins; Founding Scholarship seats funded within the modeled 60–140 seat range across Years 1–2; standard Waqf sub-line allocation resumed on schedule at Year 3; zero change to any adopted percentage in Sections 2, 3, 5, or 6.</w:t>
       </w:r>
     </w:p>
     <w:p>
+      <w:pPr>
+        <w:jc w:val="both"/>
+      </w:pPr>
       <w:r>
         <w:pict>
           <v:rect style="width:0;height:1.5pt" o:hralign="center" o:hrstd="t" o:hr="t"/>
@@ -50908,6 +51951,9 @@
       </w:r>
     </w:p>
     <w:p>
+      <w:pPr>
+        <w:jc w:val="both"/>
+      </w:pPr>
       <w:r>
         <w:br w:type="page"/>
       </w:r>
@@ -50990,6 +52036,9 @@
       </w:tr>
     </w:tbl>
     <w:p>
+      <w:pPr>
+        <w:jc w:val="both"/>
+      </w:pPr>
       <w:r>
         <w:br w:type="page"/>
       </w:r>
@@ -51017,6 +52066,7 @@
     <w:p>
       <w:pPr>
         <w:pStyle w:val="FirstParagraph"/>
+        <w:jc w:val="both"/>
       </w:pPr>
       <w:r>
         <w:t xml:space="preserve">This Blueprint (AMIU-SB-002) is a companion volume, not a replacement, for the adopted Ten-Year Master Plan &amp; Strategic Charter (AMIU-MP-001). The table below maps each Part of this Blueprint to the Master Plan section(s) that established the canon figures, governance seats, and program counts it operationalizes.</w:t>
@@ -51530,6 +52580,7 @@
     <w:p>
       <w:pPr>
         <w:pStyle w:val="FirstParagraph"/>
+        <w:jc w:val="both"/>
       </w:pPr>
       <w:r>
         <w:t xml:space="preserve">The following exhibits are constitutional and legal instruments referenced throughout both AMIU-MP-001 and this Blueprint. They are attached separately to the Master Plan and are not reproduced in this volume.</w:t>
@@ -52586,12 +53637,16 @@
     <w:p>
       <w:pPr>
         <w:pStyle w:val="FirstParagraph"/>
+        <w:jc w:val="both"/>
       </w:pPr>
       <w:r>
         <w:t xml:space="preserve">The complete 71-program founding-decade catalog (Programs 1–71, Undergraduate Diploma through Post-Doctoral Research Fellowship) and the 28-program secular catalog (Programs 72–99, Year 11+) are codified in AMIU-MP-001 §1 and §16.3 respectively, and are not reprinted in full in this Blueprint. Section 11 (Programme Portfolio) of this Blueprint governs the lifecycle management — review cycle, sunset policy, balance guardrails — under which that catalog operates, and Section 7 (Academic Master Plan) governs its rollout sequencing.</w:t>
       </w:r>
     </w:p>
     <w:p>
+      <w:pPr>
+        <w:jc w:val="both"/>
+      </w:pPr>
       <w:r>
         <w:pict>
           <v:rect style="width:0;height:1.5pt" o:hralign="center" o:hrstd="t" o:hr="t"/>
@@ -52599,6 +53654,9 @@
       </w:r>
     </w:p>
     <w:p>
+      <w:pPr>
+        <w:jc w:val="both"/>
+      </w:pPr>
       <w:r>
         <w:br w:type="page"/>
       </w:r>
@@ -52617,6 +53675,7 @@
     <w:p>
       <w:pPr>
         <w:pStyle w:val="FirstParagraph"/>
+        <w:jc w:val="both"/>
       </w:pPr>
       <w:r>
         <w:t xml:space="preserve">This Blueprint draws on the following publicly recognized frameworks, standards, and bodies of practice as its global-best-practice benchmarks. Citation here indicates the framework informed the relevant section’s design; it does not indicate AMIU holds certification against any standard not explicitly named as adopted (ISO 21001, CPD) in AMIU-MP-001.</w:t>
@@ -52629,6 +53688,7 @@
           <w:numId w:val="1033"/>
         </w:numPr>
         <w:pStyle w:val="Compact"/>
+        <w:jc w:val="both"/>
       </w:pPr>
       <w:r>
         <w:t xml:space="preserve">Association of Governing Boards of Universities and Colleges (AGB).</w:t>
@@ -52657,6 +53717,7 @@
           <w:numId w:val="1033"/>
         </w:numPr>
         <w:pStyle w:val="Compact"/>
+        <w:jc w:val="both"/>
       </w:pPr>
       <w:r>
         <w:t xml:space="preserve">BoardSource.</w:t>
@@ -52685,6 +53746,7 @@
           <w:numId w:val="1033"/>
         </w:numPr>
         <w:pStyle w:val="Compact"/>
+        <w:jc w:val="both"/>
       </w:pPr>
       <w:r>
         <w:t xml:space="preserve">Committee of Sponsoring Organizations of the Treadway Commission (COSO).</w:t>
@@ -52713,6 +53775,7 @@
           <w:numId w:val="1033"/>
         </w:numPr>
         <w:pStyle w:val="Compact"/>
+        <w:jc w:val="both"/>
       </w:pPr>
       <w:r>
         <w:t xml:space="preserve">International Network for Quality Assurance Agencies in Higher Education (INQAAHE).</w:t>
@@ -52741,6 +53804,7 @@
           <w:numId w:val="1033"/>
         </w:numPr>
         <w:pStyle w:val="Compact"/>
+        <w:jc w:val="both"/>
       </w:pPr>
       <w:r>
         <w:t xml:space="preserve">International Organization for Standardization.</w:t>
@@ -52769,6 +53833,7 @@
           <w:numId w:val="1033"/>
         </w:numPr>
         <w:pStyle w:val="Compact"/>
+        <w:jc w:val="both"/>
       </w:pPr>
       <w:r>
         <w:t xml:space="preserve">International Accreditation Forum (IAF).</w:t>
@@ -52797,6 +53862,7 @@
           <w:numId w:val="1033"/>
         </w:numPr>
         <w:pStyle w:val="Compact"/>
+        <w:jc w:val="both"/>
       </w:pPr>
       <w:r>
         <w:t xml:space="preserve">Directory of Open Access Journals (DOAJ).</w:t>
@@ -52825,6 +53891,7 @@
           <w:numId w:val="1033"/>
         </w:numPr>
         <w:pStyle w:val="Compact"/>
+        <w:jc w:val="both"/>
       </w:pPr>
       <w:r>
         <w:t xml:space="preserve">Open Journal Systems (OJS) / Public Knowledge Project.</w:t>
@@ -52853,6 +53920,7 @@
           <w:numId w:val="1033"/>
         </w:numPr>
         <w:pStyle w:val="Compact"/>
+        <w:jc w:val="both"/>
       </w:pPr>
       <w:r>
         <w:t xml:space="preserve">Moodle Pty Ltd / IOMAD.</w:t>
@@ -52881,6 +53949,7 @@
           <w:numId w:val="1033"/>
         </w:numPr>
         <w:pStyle w:val="Compact"/>
+        <w:jc w:val="both"/>
       </w:pPr>
       <w:r>
         <w:t xml:space="preserve">Southern Association of Colleges and Schools Commission on Colleges (SACSCOC) and comparable US regional accreditors.</w:t>
@@ -52906,6 +53975,7 @@
           <w:numId w:val="1033"/>
         </w:numPr>
         <w:pStyle w:val="Compact"/>
+        <w:jc w:val="both"/>
       </w:pPr>
       <w:r>
         <w:t xml:space="preserve">Carnegie Foundation for the Advancement of Teaching.</w:t>
@@ -52931,6 +54001,7 @@
           <w:numId w:val="1033"/>
         </w:numPr>
         <w:pStyle w:val="Compact"/>
+        <w:jc w:val="both"/>
       </w:pPr>
       <w:r>
         <w:t xml:space="preserve">Common European Framework of Reference for Languages (CEFR).</w:t>
@@ -52959,6 +54030,7 @@
           <w:numId w:val="1033"/>
         </w:numPr>
         <w:pStyle w:val="Compact"/>
+        <w:jc w:val="both"/>
       </w:pPr>
       <w:r>
         <w:t xml:space="preserve">Payment Card Industry Security Standards Council.</w:t>
@@ -52987,6 +54059,7 @@
           <w:numId w:val="1033"/>
         </w:numPr>
         <w:pStyle w:val="Compact"/>
+        <w:jc w:val="both"/>
       </w:pPr>
       <w:r>
         <w:t xml:space="preserve">European Union.</w:t>
@@ -53012,6 +54085,7 @@
           <w:numId w:val="1033"/>
         </w:numPr>
         <w:pStyle w:val="Compact"/>
+        <w:jc w:val="both"/>
       </w:pPr>
       <w:r>
         <w:t xml:space="preserve">AAOIFI (Accounting and Auditing Organization for Islamic Financial Institutions).</w:t>
@@ -53037,6 +54111,7 @@
           <w:numId w:val="1033"/>
         </w:numPr>
         <w:pStyle w:val="Compact"/>
+        <w:jc w:val="both"/>
       </w:pPr>
       <w:r>
         <w:t xml:space="preserve">Al-Mulk International University.</w:t>
@@ -53059,6 +54134,9 @@
       </w:r>
     </w:p>
     <w:p>
+      <w:pPr>
+        <w:jc w:val="both"/>
+      </w:pPr>
       <w:r>
         <w:pict>
           <v:rect style="width:0;height:1.5pt" o:hralign="center" o:hrstd="t" o:hr="t"/>
@@ -53066,6 +54144,9 @@
       </w:r>
     </w:p>
     <w:p>
+      <w:pPr>
+        <w:jc w:val="both"/>
+      </w:pPr>
       <w:r>
         <w:br w:type="page"/>
       </w:r>
@@ -53083,6 +54164,7 @@
     <w:p>
       <w:pPr>
         <w:pStyle w:val="FirstParagraph"/>
+        <w:jc w:val="both"/>
       </w:pPr>
       <w:r>
         <w:rPr>
@@ -53095,6 +54177,7 @@
     <w:p>
       <w:pPr>
         <w:pStyle w:val="BodyText"/>
+        <w:jc w:val="both"/>
       </w:pPr>
       <w:r>
         <w:rPr>
@@ -53113,6 +54196,7 @@
     <w:p>
       <w:pPr>
         <w:pStyle w:val="BodyText"/>
+        <w:jc w:val="both"/>
       </w:pPr>
       <w:r>
         <w:rPr>
@@ -53131,6 +54215,7 @@
     <w:p>
       <w:pPr>
         <w:pStyle w:val="BodyText"/>
+        <w:jc w:val="both"/>
       </w:pPr>
       <w:r>
         <w:rPr>
@@ -53149,6 +54234,7 @@
     <w:p>
       <w:pPr>
         <w:pStyle w:val="BodyText"/>
+        <w:jc w:val="both"/>
       </w:pPr>
       <w:r>
         <w:rPr>
@@ -53167,6 +54253,7 @@
     <w:p>
       <w:pPr>
         <w:pStyle w:val="BodyText"/>
+        <w:jc w:val="both"/>
       </w:pPr>
       <w:r>
         <w:rPr>
@@ -53185,6 +54272,7 @@
     <w:p>
       <w:pPr>
         <w:pStyle w:val="BodyText"/>
+        <w:jc w:val="both"/>
       </w:pPr>
       <w:r>
         <w:rPr>
@@ -53203,6 +54291,7 @@
     <w:p>
       <w:pPr>
         <w:pStyle w:val="BodyText"/>
+        <w:jc w:val="both"/>
       </w:pPr>
       <w:r>
         <w:rPr>
@@ -53221,6 +54310,7 @@
     <w:p>
       <w:pPr>
         <w:pStyle w:val="BodyText"/>
+        <w:jc w:val="both"/>
       </w:pPr>
       <w:r>
         <w:rPr>
@@ -53239,6 +54329,7 @@
     <w:p>
       <w:pPr>
         <w:pStyle w:val="BodyText"/>
+        <w:jc w:val="both"/>
       </w:pPr>
       <w:r>
         <w:rPr>
@@ -53257,6 +54348,7 @@
     <w:p>
       <w:pPr>
         <w:pStyle w:val="BodyText"/>
+        <w:jc w:val="both"/>
       </w:pPr>
       <w:r>
         <w:rPr>
@@ -53275,6 +54367,7 @@
     <w:p>
       <w:pPr>
         <w:pStyle w:val="BodyText"/>
+        <w:jc w:val="both"/>
       </w:pPr>
       <w:r>
         <w:rPr>
@@ -53293,6 +54386,7 @@
     <w:p>
       <w:pPr>
         <w:pStyle w:val="BodyText"/>
+        <w:jc w:val="both"/>
       </w:pPr>
       <w:r>
         <w:rPr>
@@ -53311,6 +54405,7 @@
     <w:p>
       <w:pPr>
         <w:pStyle w:val="BodyText"/>
+        <w:jc w:val="both"/>
       </w:pPr>
       <w:r>
         <w:rPr>
@@ -53329,6 +54424,7 @@
     <w:p>
       <w:pPr>
         <w:pStyle w:val="BodyText"/>
+        <w:jc w:val="both"/>
       </w:pPr>
       <w:r>
         <w:rPr>
@@ -53347,6 +54443,7 @@
     <w:p>
       <w:pPr>
         <w:pStyle w:val="BodyText"/>
+        <w:jc w:val="both"/>
       </w:pPr>
       <w:r>
         <w:rPr>
@@ -53365,6 +54462,7 @@
     <w:p>
       <w:pPr>
         <w:pStyle w:val="BodyText"/>
+        <w:jc w:val="both"/>
       </w:pPr>
       <w:r>
         <w:rPr>
@@ -53383,6 +54481,7 @@
     <w:p>
       <w:pPr>
         <w:pStyle w:val="BodyText"/>
+        <w:jc w:val="both"/>
       </w:pPr>
       <w:r>
         <w:rPr>
@@ -53401,6 +54500,7 @@
     <w:p>
       <w:pPr>
         <w:pStyle w:val="BodyText"/>
+        <w:jc w:val="both"/>
       </w:pPr>
       <w:r>
         <w:rPr>
@@ -53419,6 +54519,7 @@
     <w:p>
       <w:pPr>
         <w:pStyle w:val="BodyText"/>
+        <w:jc w:val="both"/>
       </w:pPr>
       <w:r>
         <w:rPr>
@@ -53435,6 +54536,9 @@
       </w:r>
     </w:p>
     <w:p>
+      <w:pPr>
+        <w:jc w:val="both"/>
+      </w:pPr>
       <w:r>
         <w:pict>
           <v:rect style="width:0;height:1.5pt" o:hralign="center" o:hrstd="t" o:hr="t"/>
@@ -53442,6 +54546,9 @@
       </w:r>
     </w:p>
     <w:p>
+      <w:pPr>
+        <w:jc w:val="both"/>
+      </w:pPr>
       <w:r>
         <w:br w:type="page"/>
       </w:r>
@@ -53459,6 +54566,7 @@
     <w:p>
       <w:pPr>
         <w:pStyle w:val="FirstParagraph"/>
+        <w:jc w:val="both"/>
       </w:pPr>
       <w:r>
         <w:t xml:space="preserve">This Blueprint (AMIU-SB-002) does not supersede the Ten-Year Master Plan &amp; Strategic Charter (AMIU-MP-001); it operationalizes it. Every dollar figure, program count, governance seat, and accreditation date cited across its forty-one sections traces back to a canon figure already adopted in the Master Plan, or to an explicitly-labelled illustrative extension of it. Where this Blueprint identifies a gap the current fixed allocation framework does not yet fund — a dedicated Research line, a standalone Student Support office, a Capital Development Officer — it says so plainly and names the governance pathway required to close that gap, rather than quietly assuming resources the model does not yet generate.</w:t>
@@ -53467,12 +54575,16 @@
     <w:p>
       <w:pPr>
         <w:pStyle w:val="BodyText"/>
+        <w:jc w:val="both"/>
       </w:pPr>
       <w:r>
         <w:t xml:space="preserve">Presented for review by the Board of Trustees, the University Senate, and the Supreme Strategic Planning Council in accordance with the constitutional provisions of the AMIU Constitution.</w:t>
       </w:r>
     </w:p>
     <w:p>
+      <w:pPr>
+        <w:jc w:val="both"/>
+      </w:pPr>
       <w:r>
         <w:br w:type="page"/>
       </w:r>
@@ -53615,46 +54727,36 @@
   <w:p>
     <w:pPr>
       <w:pStyle w:val="Footer"/>
-      <w:spacing w:before="80"/>
-      <w:jc w:val="center"/>
+      <w:tabs>
+        <w:tab w:pos="4536" w:val="center"/>
+        <w:tab w:pos="9072" w:val="right"/>
+      </w:tabs>
+      <w:spacing w:before="120"/>
     </w:pPr>
     <w:r/>
     <w:r>
       <w:rPr>
-        <w:rFonts w:ascii="Liberation Sans" w:hAnsi="Liberation Sans"/>
+        <w:rFonts w:ascii="Cinzel" w:hAnsi="Cinzel"/>
+        <w:smallCaps/>
         <w:color w:val="5B6372"/>
-        <w:sz w:val="16"/>
+        <w:sz w:val="15"/>
+        <w:spacing w:val="10"/>
       </w:rPr>
-      <w:t xml:space="preserve">AMIU-SB-002  ·  </w:t>
+      <w:t>AMIU-SB-002</w:t>
+    </w:r>
+    <w:r>
+      <w:tab/>
+      <w:tab/>
     </w:r>
     <w:r>
       <w:rPr>
-        <w:rFonts w:ascii="Liberation Sans" w:hAnsi="Liberation Sans"/>
-        <w:b/>
+        <w:rFonts w:ascii="Bitstream Charter" w:hAnsi="Bitstream Charter"/>
+        <w:b w:val="0"/>
         <w:color w:val="122A4E"/>
-        <w:sz w:val="17"/>
+        <w:sz w:val="20"/>
       </w:rPr>
       <w:fldChar w:fldCharType="begin"/>
       <w:instrText xml:space="preserve">PAGE</w:instrText>
-      <w:fldChar w:fldCharType="end"/>
-    </w:r>
-    <w:r>
-      <w:rPr>
-        <w:rFonts w:ascii="Liberation Sans" w:hAnsi="Liberation Sans"/>
-        <w:color w:val="5B6372"/>
-        <w:sz w:val="16"/>
-      </w:rPr>
-      <w:t xml:space="preserve">  of  </w:t>
-    </w:r>
-    <w:r>
-      <w:rPr>
-        <w:rFonts w:ascii="Liberation Sans" w:hAnsi="Liberation Sans"/>
-        <w:b/>
-        <w:color w:val="122A4E"/>
-        <w:sz w:val="17"/>
-      </w:rPr>
-      <w:fldChar w:fldCharType="begin"/>
-      <w:instrText xml:space="preserve">NUMPAGES</w:instrText>
       <w:fldChar w:fldCharType="end"/>
     </w:r>
   </w:p>
@@ -53701,7 +54803,7 @@
       </w:tabs>
       <w:spacing w:after="0"/>
       <w:pBdr>
-        <w:bottom w:val="single" w:sz="4" w:space="4" w:color="D8DCE5"/>
+        <w:bottom w:val="single" w:sz="3" w:space="6" w:color="B08625"/>
       </w:pBdr>
     </w:pPr>
     <w:r/>
@@ -54138,6 +55240,7 @@
     <w:qFormat/>
     <w:pPr>
       <w:keepNext w:val="0"/>
+      <w:widowControl/>
       <w:spacing w:after="160" w:before="0" w:line="283" w:lineRule="auto"/>
     </w:pPr>
     <w:rPr>
@@ -54148,6 +55251,7 @@
       <w:smallCaps w:val="0"/>
       <w:color w:val="1A1F2B"/>
       <w:sz w:val="21"/>
+      <w:lang w:val="en-US"/>
     </w:rPr>
   </w:style>
   <w:style w:styleId="BodyText" w:type="paragraph">
@@ -54156,6 +55260,7 @@
     <w:link w:val="BodyTextChar"/>
     <w:pPr>
       <w:keepNext w:val="0"/>
+      <w:widowControl/>
       <w:spacing w:after="120" w:before="0" w:line="283" w:lineRule="auto"/>
     </w:pPr>
     <w:qFormat/>
@@ -54167,6 +55272,7 @@
       <w:smallCaps w:val="0"/>
       <w:color w:val="1A1F2B"/>
       <w:sz w:val="21"/>
+      <w:lang w:val="en-US"/>
     </w:rPr>
   </w:style>
   <w:style w:customStyle="1" w:styleId="FirstParagraph" w:type="paragraph">
@@ -54176,6 +55282,7 @@
     <w:qFormat/>
     <w:pPr>
       <w:keepNext w:val="0"/>
+      <w:widowControl/>
       <w:spacing w:after="120" w:before="0" w:line="283" w:lineRule="auto"/>
     </w:pPr>
     <w:rPr>
@@ -54186,6 +55293,7 @@
       <w:smallCaps w:val="0"/>
       <w:color w:val="1A1F2B"/>
       <w:sz w:val="21"/>
+      <w:lang w:val="en-US"/>
     </w:rPr>
   </w:style>
   <w:style w:customStyle="1" w:styleId="Compact" w:type="paragraph">
@@ -54194,6 +55302,7 @@
     <w:qFormat/>
     <w:pPr>
       <w:keepNext w:val="0"/>
+      <w:widowControl/>
       <w:spacing w:after="120" w:before="0" w:line="283" w:lineRule="auto"/>
     </w:pPr>
     <w:rPr>
@@ -54204,6 +55313,7 @@
       <w:smallCaps w:val="0"/>
       <w:color w:val="1A1F2B"/>
       <w:sz w:val="21"/>
+      <w:lang w:val="en-US"/>
     </w:rPr>
   </w:style>
   <w:style w:styleId="Title" w:type="paragraph">
@@ -54227,6 +55337,7 @@
       <w:color w:val="122A4E"/>
       <w:sz w:val="68"/>
       <w:szCs w:val="36"/>
+      <w:lang w:val="en-US"/>
       <w:spacing w:val="6"/>
     </w:rPr>
   </w:style>
@@ -54250,6 +55361,7 @@
       <w:color w:val="B08625"/>
       <w:sz w:val="34"/>
       <w:szCs w:val="30"/>
+      <w:lang w:val="en-US"/>
     </w:rPr>
   </w:style>
   <w:style w:customStyle="1" w:styleId="Author" w:type="paragraph">
@@ -54339,6 +55451,7 @@
       <w:color w:val="122A4E"/>
       <w:sz w:val="64"/>
       <w:szCs w:val="32"/>
+      <w:lang w:val="en-US"/>
       <w:spacing w:val="4"/>
     </w:rPr>
   </w:style>
@@ -54368,6 +55481,7 @@
       <w:color w:val="122A4E"/>
       <w:sz w:val="38"/>
       <w:szCs w:val="28"/>
+      <w:lang w:val="en-US"/>
     </w:rPr>
   </w:style>
   <w:style w:styleId="Heading3" w:type="paragraph">
@@ -54393,6 +55507,7 @@
       <w:color w:val="B08625"/>
       <w:sz w:val="24"/>
       <w:szCs w:val="24"/>
+      <w:lang w:val="en-US"/>
     </w:rPr>
   </w:style>
   <w:style w:styleId="Heading4" w:type="paragraph">
@@ -54418,6 +55533,7 @@
       <w:color w:val="122A4E"/>
       <w:sz w:val="21"/>
       <w:szCs w:val="24"/>
+      <w:lang w:val="en-US"/>
     </w:rPr>
   </w:style>
   <w:style w:styleId="Heading5" w:type="paragraph">
@@ -54541,6 +55657,7 @@
       <w:smallCaps w:val="0"/>
       <w:color w:val="122A4E"/>
       <w:sz w:val="32"/>
+      <w:lang w:val="en-US"/>
     </w:rPr>
   </w:style>
   <w:style w:styleId="FootnoteText" w:type="paragraph">
@@ -54643,6 +55760,7 @@
       <w:smallCaps/>
       <w:color w:val="B08625"/>
       <w:sz w:val="20"/>
+      <w:lang w:val="en-US"/>
       <w:spacing w:val="6"/>
     </w:rPr>
   </w:style>
@@ -54720,6 +55838,7 @@
       <w:smallCaps w:val="0"/>
       <w:color w:val="122A4E"/>
       <w:sz w:val="52"/>
+      <w:lang w:val="en-US"/>
       <w:spacing w:val="3"/>
     </w:rPr>
   </w:style>
@@ -54738,6 +55857,7 @@
       <w:smallCaps w:val="0"/>
       <w:color w:val="B08625"/>
       <w:sz w:val="19"/>
+      <w:lang w:val="en-US"/>
       <w:spacing w:val="22"/>
     </w:rPr>
   </w:style>
@@ -54756,6 +55876,7 @@
       <w:smallCaps w:val="0"/>
       <w:color w:val="B08625"/>
       <w:sz w:val="22"/>
+      <w:lang w:val="en-US"/>
       <w:spacing w:val="30"/>
     </w:rPr>
   </w:style>
@@ -54774,6 +55895,7 @@
       <w:smallCaps w:val="0"/>
       <w:color w:val="122A4E"/>
       <w:sz w:val="33"/>
+      <w:lang w:val="en-US"/>
     </w:rPr>
   </w:style>
   <w:style w:type="paragraph" w:customStyle="1" w:styleId="SourceCode">

--- a/AMIU_Strategic_Blueprint_2028-2050_Publication_Edition.docx
+++ b/AMIU_Strategic_Blueprint_2028-2050_Publication_Edition.docx
@@ -487,7 +487,7 @@
         <w:t xml:space="preserve"> </w:t>
       </w:r>
       <w:r>
-        <w:t xml:space="preserve">Prepared in-house by the AMIU Office of Institutional Planning, using the AMIU institutional style system (Cinzel monumental display, Cormorant Garamond editorial headings, Bitstream Charter body serif, navy/gold institutional palette).</w:t>
+        <w:t xml:space="preserve">Prepared in-house by the AMIU Office of Institutional Planning, using the AMIU institutional style system — a single Garamond-family type system throughout (Cinzel monumental numerals, Cormorant Garamond editorial headings, EB Garamond body serif), navy/gold institutional palette.</w:t>
       </w:r>
     </w:p>
     <w:p>
@@ -2055,7 +2055,7 @@
                 <w:bCs/>
                 <w:b/>
               </w:rPr>
-              <w:t xml:space="preserve">8</w:t>
+              <w:t xml:space="preserve">9</w:t>
             </w:r>
           </w:p>
         </w:tc>
@@ -2095,8 +2095,12 @@
               <w:rPr>
                 <w:bCs/>
                 <w:b/>
+                <w:color w:val="B08625"/>
+                <w:sz w:val="20"/>
+                <w:caps/>
+                <w:spacing w:val="14"/>
               </w:rPr>
-              <w:t xml:space="preserve">9</w:t>
+              <w:t xml:space="preserve">10</w:t>
             </w:r>
           </w:p>
         </w:tc>
@@ -2141,7 +2145,7 @@
                 <w:caps/>
                 <w:spacing w:val="14"/>
               </w:rPr>
-              <w:t xml:space="preserve">10</w:t>
+              <w:t xml:space="preserve">11</w:t>
             </w:r>
           </w:p>
         </w:tc>
@@ -2186,7 +2190,7 @@
                 <w:caps/>
                 <w:spacing w:val="14"/>
               </w:rPr>
-              <w:t xml:space="preserve">11</w:t>
+              <w:t xml:space="preserve">12</w:t>
             </w:r>
           </w:p>
         </w:tc>
@@ -2231,7 +2235,7 @@
                 <w:caps/>
                 <w:spacing w:val="14"/>
               </w:rPr>
-              <w:t xml:space="preserve">13</w:t>
+              <w:t xml:space="preserve">14</w:t>
             </w:r>
           </w:p>
         </w:tc>
@@ -2276,7 +2280,7 @@
                 <w:caps/>
                 <w:spacing w:val="14"/>
               </w:rPr>
-              <w:t xml:space="preserve">19</w:t>
+              <w:t xml:space="preserve">21</w:t>
             </w:r>
           </w:p>
         </w:tc>
@@ -2321,7 +2325,7 @@
                 <w:caps/>
                 <w:spacing w:val="14"/>
               </w:rPr>
-              <w:t xml:space="preserve">19</w:t>
+              <w:t xml:space="preserve">22</w:t>
             </w:r>
           </w:p>
         </w:tc>
@@ -2366,7 +2370,7 @@
                 <w:caps/>
                 <w:spacing w:val="14"/>
               </w:rPr>
-              <w:t xml:space="preserve">20</w:t>
+              <w:t xml:space="preserve">22</w:t>
             </w:r>
           </w:p>
         </w:tc>
@@ -2411,7 +2415,7 @@
                 <w:caps/>
                 <w:spacing w:val="14"/>
               </w:rPr>
-              <w:t xml:space="preserve">20</w:t>
+              <w:t xml:space="preserve">23</w:t>
             </w:r>
           </w:p>
         </w:tc>
@@ -2456,7 +2460,7 @@
                 <w:caps/>
                 <w:spacing w:val="14"/>
               </w:rPr>
-              <w:t xml:space="preserve">21</w:t>
+              <w:t xml:space="preserve">23</w:t>
             </w:r>
           </w:p>
         </w:tc>
@@ -2501,7 +2505,7 @@
                 <w:caps/>
                 <w:spacing w:val="14"/>
               </w:rPr>
-              <w:t xml:space="preserve">24</w:t>
+              <w:t xml:space="preserve">27</w:t>
             </w:r>
           </w:p>
         </w:tc>
@@ -2546,7 +2550,7 @@
                 <w:caps/>
                 <w:spacing w:val="14"/>
               </w:rPr>
-              <w:t xml:space="preserve">27</w:t>
+              <w:t xml:space="preserve">31</w:t>
             </w:r>
           </w:p>
         </w:tc>
@@ -2591,7 +2595,7 @@
                 <w:caps/>
                 <w:spacing w:val="14"/>
               </w:rPr>
-              <w:t xml:space="preserve">32</w:t>
+              <w:t xml:space="preserve">36</w:t>
             </w:r>
           </w:p>
         </w:tc>
@@ -2620,7 +2624,7 @@
               <w:jc w:val="right"/>
             </w:pPr>
             <w:r>
-              <w:t xml:space="preserve">33</w:t>
+              <w:t xml:space="preserve">37</w:t>
             </w:r>
           </w:p>
         </w:tc>
@@ -2649,7 +2653,7 @@
               <w:jc w:val="right"/>
             </w:pPr>
             <w:r>
-              <w:t xml:space="preserve">37</w:t>
+              <w:t xml:space="preserve">41</w:t>
             </w:r>
           </w:p>
         </w:tc>
@@ -2678,7 +2682,7 @@
               <w:jc w:val="right"/>
             </w:pPr>
             <w:r>
-              <w:t xml:space="preserve">39</w:t>
+              <w:t xml:space="preserve">44</w:t>
             </w:r>
           </w:p>
         </w:tc>
@@ -2707,7 +2711,7 @@
               <w:jc w:val="right"/>
             </w:pPr>
             <w:r>
-              <w:t xml:space="preserve">42</w:t>
+              <w:t xml:space="preserve">47</w:t>
             </w:r>
           </w:p>
         </w:tc>
@@ -2736,7 +2740,7 @@
               <w:jc w:val="right"/>
             </w:pPr>
             <w:r>
-              <w:t xml:space="preserve">45</w:t>
+              <w:t xml:space="preserve">50</w:t>
             </w:r>
           </w:p>
         </w:tc>
@@ -2781,7 +2785,7 @@
                 <w:caps/>
                 <w:spacing w:val="14"/>
               </w:rPr>
-              <w:t xml:space="preserve">49</w:t>
+              <w:t xml:space="preserve">55</w:t>
             </w:r>
           </w:p>
         </w:tc>
@@ -2810,7 +2814,7 @@
               <w:jc w:val="right"/>
             </w:pPr>
             <w:r>
-              <w:t xml:space="preserve">50</w:t>
+              <w:t xml:space="preserve">56</w:t>
             </w:r>
           </w:p>
         </w:tc>
@@ -2839,7 +2843,7 @@
               <w:jc w:val="right"/>
             </w:pPr>
             <w:r>
-              <w:t xml:space="preserve">54</w:t>
+              <w:t xml:space="preserve">60</w:t>
             </w:r>
           </w:p>
         </w:tc>
@@ -2868,7 +2872,7 @@
               <w:jc w:val="right"/>
             </w:pPr>
             <w:r>
-              <w:t xml:space="preserve">57</w:t>
+              <w:t xml:space="preserve">63</w:t>
             </w:r>
           </w:p>
         </w:tc>
@@ -2897,7 +2901,7 @@
               <w:jc w:val="right"/>
             </w:pPr>
             <w:r>
-              <w:t xml:space="preserve">60</w:t>
+              <w:t xml:space="preserve">66</w:t>
             </w:r>
           </w:p>
         </w:tc>
@@ -2926,7 +2930,7 @@
               <w:jc w:val="right"/>
             </w:pPr>
             <w:r>
-              <w:t xml:space="preserve">62</w:t>
+              <w:t xml:space="preserve">69</w:t>
             </w:r>
           </w:p>
         </w:tc>
@@ -2971,7 +2975,7 @@
                 <w:caps/>
                 <w:spacing w:val="14"/>
               </w:rPr>
-              <w:t xml:space="preserve">65</w:t>
+              <w:t xml:space="preserve">73</w:t>
             </w:r>
           </w:p>
         </w:tc>
@@ -3000,7 +3004,7 @@
               <w:jc w:val="right"/>
             </w:pPr>
             <w:r>
-              <w:t xml:space="preserve">66</w:t>
+              <w:t xml:space="preserve">74</w:t>
             </w:r>
           </w:p>
         </w:tc>
@@ -3029,7 +3033,7 @@
               <w:jc w:val="right"/>
             </w:pPr>
             <w:r>
-              <w:t xml:space="preserve">68</w:t>
+              <w:t xml:space="preserve">77</w:t>
             </w:r>
           </w:p>
         </w:tc>
@@ -3058,7 +3062,7 @@
               <w:jc w:val="right"/>
             </w:pPr>
             <w:r>
-              <w:t xml:space="preserve">72</w:t>
+              <w:t xml:space="preserve">81</w:t>
             </w:r>
           </w:p>
         </w:tc>
@@ -3087,7 +3091,7 @@
               <w:jc w:val="right"/>
             </w:pPr>
             <w:r>
-              <w:t xml:space="preserve">75</w:t>
+              <w:t xml:space="preserve">85</w:t>
             </w:r>
           </w:p>
         </w:tc>
@@ -3116,7 +3120,7 @@
               <w:jc w:val="right"/>
             </w:pPr>
             <w:r>
-              <w:t xml:space="preserve">78</w:t>
+              <w:t xml:space="preserve">88</w:t>
             </w:r>
           </w:p>
         </w:tc>
@@ -3157,7 +3161,7 @@
                 <w:caps/>
                 <w:spacing w:val="14"/>
               </w:rPr>
-              <w:t xml:space="preserve">82</w:t>
+              <w:t xml:space="preserve">93</w:t>
             </w:r>
           </w:p>
         </w:tc>
@@ -3186,7 +3190,7 @@
               <w:jc w:val="right"/>
             </w:pPr>
             <w:r>
-              <w:t xml:space="preserve">83</w:t>
+              <w:t xml:space="preserve">94</w:t>
             </w:r>
           </w:p>
         </w:tc>
@@ -3215,7 +3219,7 @@
               <w:jc w:val="right"/>
             </w:pPr>
             <w:r>
-              <w:t xml:space="preserve">85</w:t>
+              <w:t xml:space="preserve">97</w:t>
             </w:r>
           </w:p>
         </w:tc>
@@ -3244,7 +3248,7 @@
               <w:jc w:val="right"/>
             </w:pPr>
             <w:r>
-              <w:t xml:space="preserve">88</w:t>
+              <w:t xml:space="preserve">100</w:t>
             </w:r>
           </w:p>
         </w:tc>
@@ -3273,7 +3277,7 @@
               <w:jc w:val="right"/>
             </w:pPr>
             <w:r>
-              <w:t xml:space="preserve">91</w:t>
+              <w:t xml:space="preserve">103</w:t>
             </w:r>
           </w:p>
         </w:tc>
@@ -3302,7 +3306,7 @@
               <w:jc w:val="right"/>
             </w:pPr>
             <w:r>
-              <w:t xml:space="preserve">93</w:t>
+              <w:t xml:space="preserve">106</w:t>
             </w:r>
           </w:p>
         </w:tc>
@@ -3347,7 +3351,7 @@
                 <w:caps/>
                 <w:spacing w:val="14"/>
               </w:rPr>
-              <w:t xml:space="preserve">98</w:t>
+              <w:t xml:space="preserve">111</w:t>
             </w:r>
           </w:p>
         </w:tc>
@@ -3376,7 +3380,7 @@
               <w:jc w:val="right"/>
             </w:pPr>
             <w:r>
-              <w:t xml:space="preserve">99</w:t>
+              <w:t xml:space="preserve">112</w:t>
             </w:r>
           </w:p>
         </w:tc>
@@ -3405,7 +3409,7 @@
               <w:jc w:val="right"/>
             </w:pPr>
             <w:r>
-              <w:t xml:space="preserve">101</w:t>
+              <w:t xml:space="preserve">115</w:t>
             </w:r>
           </w:p>
         </w:tc>
@@ -3434,7 +3438,7 @@
               <w:jc w:val="right"/>
             </w:pPr>
             <w:r>
-              <w:t xml:space="preserve">104</w:t>
+              <w:t xml:space="preserve">118</w:t>
             </w:r>
           </w:p>
         </w:tc>
@@ -3463,7 +3467,7 @@
               <w:jc w:val="right"/>
             </w:pPr>
             <w:r>
-              <w:t xml:space="preserve">106</w:t>
+              <w:t xml:space="preserve">120</w:t>
             </w:r>
           </w:p>
         </w:tc>
@@ -3492,7 +3496,7 @@
               <w:jc w:val="right"/>
             </w:pPr>
             <w:r>
-              <w:t xml:space="preserve">109</w:t>
+              <w:t xml:space="preserve">123</w:t>
             </w:r>
           </w:p>
         </w:tc>
@@ -3537,7 +3541,7 @@
                 <w:caps/>
                 <w:spacing w:val="14"/>
               </w:rPr>
-              <w:t xml:space="preserve">114</w:t>
+              <w:t xml:space="preserve">128</w:t>
             </w:r>
           </w:p>
         </w:tc>
@@ -3566,7 +3570,7 @@
               <w:jc w:val="right"/>
             </w:pPr>
             <w:r>
-              <w:t xml:space="preserve">115</w:t>
+              <w:t xml:space="preserve">129</w:t>
             </w:r>
           </w:p>
         </w:tc>
@@ -3595,7 +3599,7 @@
               <w:jc w:val="right"/>
             </w:pPr>
             <w:r>
-              <w:t xml:space="preserve">117</w:t>
+              <w:t xml:space="preserve">132</w:t>
             </w:r>
           </w:p>
         </w:tc>
@@ -3624,7 +3628,7 @@
               <w:jc w:val="right"/>
             </w:pPr>
             <w:r>
-              <w:t xml:space="preserve">119</w:t>
+              <w:t xml:space="preserve">134</w:t>
             </w:r>
           </w:p>
         </w:tc>
@@ -3653,7 +3657,7 @@
               <w:jc w:val="right"/>
             </w:pPr>
             <w:r>
-              <w:t xml:space="preserve">122</w:t>
+              <w:t xml:space="preserve">137</w:t>
             </w:r>
           </w:p>
         </w:tc>
@@ -3682,7 +3686,7 @@
               <w:jc w:val="right"/>
             </w:pPr>
             <w:r>
-              <w:t xml:space="preserve">124</w:t>
+              <w:t xml:space="preserve">140</w:t>
             </w:r>
           </w:p>
         </w:tc>
@@ -3727,7 +3731,7 @@
                 <w:caps/>
                 <w:spacing w:val="14"/>
               </w:rPr>
-              <w:t xml:space="preserve">128</w:t>
+              <w:t xml:space="preserve">144</w:t>
             </w:r>
           </w:p>
         </w:tc>
@@ -3756,7 +3760,7 @@
               <w:jc w:val="right"/>
             </w:pPr>
             <w:r>
-              <w:t xml:space="preserve">129</w:t>
+              <w:t xml:space="preserve">145</w:t>
             </w:r>
           </w:p>
         </w:tc>
@@ -3785,7 +3789,7 @@
               <w:jc w:val="right"/>
             </w:pPr>
             <w:r>
-              <w:t xml:space="preserve">131</w:t>
+              <w:t xml:space="preserve">148</w:t>
             </w:r>
           </w:p>
         </w:tc>
@@ -3814,7 +3818,7 @@
               <w:jc w:val="right"/>
             </w:pPr>
             <w:r>
-              <w:t xml:space="preserve">134</w:t>
+              <w:t xml:space="preserve">151</w:t>
             </w:r>
           </w:p>
         </w:tc>
@@ -3843,7 +3847,7 @@
               <w:jc w:val="right"/>
             </w:pPr>
             <w:r>
-              <w:t xml:space="preserve">136</w:t>
+              <w:t xml:space="preserve">154</w:t>
             </w:r>
           </w:p>
         </w:tc>
@@ -3872,7 +3876,7 @@
               <w:jc w:val="right"/>
             </w:pPr>
             <w:r>
-              <w:t xml:space="preserve">138</w:t>
+              <w:t xml:space="preserve">156</w:t>
             </w:r>
           </w:p>
         </w:tc>
@@ -3913,7 +3917,7 @@
                 <w:caps/>
                 <w:spacing w:val="14"/>
               </w:rPr>
-              <w:t xml:space="preserve">142</w:t>
+              <w:t xml:space="preserve">160</w:t>
             </w:r>
           </w:p>
         </w:tc>
@@ -3942,7 +3946,7 @@
               <w:jc w:val="right"/>
             </w:pPr>
             <w:r>
-              <w:t xml:space="preserve">143</w:t>
+              <w:t xml:space="preserve">161</w:t>
             </w:r>
           </w:p>
         </w:tc>
@@ -3971,7 +3975,7 @@
               <w:jc w:val="right"/>
             </w:pPr>
             <w:r>
-              <w:t xml:space="preserve">148</w:t>
+              <w:t xml:space="preserve">166</w:t>
             </w:r>
           </w:p>
         </w:tc>
@@ -4000,7 +4004,7 @@
               <w:jc w:val="right"/>
             </w:pPr>
             <w:r>
-              <w:t xml:space="preserve">152</w:t>
+              <w:t xml:space="preserve">172</w:t>
             </w:r>
           </w:p>
         </w:tc>
@@ -4029,7 +4033,7 @@
               <w:jc w:val="right"/>
             </w:pPr>
             <w:r>
-              <w:t xml:space="preserve">157</w:t>
+              <w:t xml:space="preserve">177</w:t>
             </w:r>
           </w:p>
         </w:tc>
@@ -4058,7 +4062,7 @@
               <w:jc w:val="right"/>
             </w:pPr>
             <w:r>
-              <w:t xml:space="preserve">162</w:t>
+              <w:t xml:space="preserve">182</w:t>
             </w:r>
           </w:p>
         </w:tc>
@@ -4087,7 +4091,7 @@
               <w:jc w:val="right"/>
             </w:pPr>
             <w:r>
-              <w:t xml:space="preserve">167</w:t>
+              <w:t xml:space="preserve">188</w:t>
             </w:r>
           </w:p>
         </w:tc>
@@ -4128,7 +4132,7 @@
                 <w:caps/>
                 <w:spacing w:val="14"/>
               </w:rPr>
-              <w:t xml:space="preserve">178</w:t>
+              <w:t xml:space="preserve">199</w:t>
             </w:r>
           </w:p>
         </w:tc>
@@ -4173,7 +4177,7 @@
                 <w:caps/>
                 <w:spacing w:val="14"/>
               </w:rPr>
-              <w:t xml:space="preserve">179</w:t>
+              <w:t xml:space="preserve">200</w:t>
             </w:r>
           </w:p>
         </w:tc>
@@ -4214,7 +4218,7 @@
                 <w:caps/>
                 <w:spacing w:val="14"/>
               </w:rPr>
-              <w:t xml:space="preserve">180</w:t>
+              <w:t xml:space="preserve">202</w:t>
             </w:r>
           </w:p>
         </w:tc>
@@ -4259,7 +4263,7 @@
                 <w:caps/>
                 <w:spacing w:val="14"/>
               </w:rPr>
-              <w:t xml:space="preserve">181</w:t>
+              <w:t xml:space="preserve">203</w:t>
             </w:r>
           </w:p>
         </w:tc>
@@ -4304,7 +4308,7 @@
                 <w:caps/>
                 <w:spacing w:val="14"/>
               </w:rPr>
-              <w:t xml:space="preserve">182</w:t>
+              <w:t xml:space="preserve">204</w:t>
             </w:r>
           </w:p>
         </w:tc>
@@ -4349,7 +4353,7 @@
                 <w:caps/>
                 <w:spacing w:val="14"/>
               </w:rPr>
-              <w:t xml:space="preserve">184</w:t>
+              <w:t xml:space="preserve">206</w:t>
             </w:r>
           </w:p>
         </w:tc>
@@ -54750,7 +54754,7 @@
     </w:r>
     <w:r>
       <w:rPr>
-        <w:rFonts w:ascii="Bitstream Charter" w:hAnsi="Bitstream Charter"/>
+        <w:rFonts w:ascii="EB Garamond" w:hAnsi="EB Garamond"/>
         <w:b w:val="0"/>
         <w:color w:val="122A4E"/>
         <w:sz w:val="20"/>
@@ -55241,16 +55245,16 @@
     <w:pPr>
       <w:keepNext w:val="0"/>
       <w:widowControl/>
-      <w:spacing w:after="160" w:before="0" w:line="283" w:lineRule="auto"/>
+      <w:spacing w:after="180" w:before="0" w:line="324" w:lineRule="auto"/>
     </w:pPr>
     <w:rPr>
-      <w:rFonts w:ascii="Bitstream Charter" w:cs="Bitstream Charter" w:eastAsia="Bitstream Charter" w:hAnsi="Bitstream Charter"/>
+      <w:rFonts w:ascii="EB Garamond" w:cs="EB Garamond" w:eastAsia="EB Garamond" w:hAnsi="EB Garamond"/>
       <w:b w:val="0"/>
       <w:i w:val="0"/>
       <w:caps w:val="0"/>
       <w:smallCaps w:val="0"/>
       <w:color w:val="1A1F2B"/>
-      <w:sz w:val="21"/>
+      <w:sz w:val="23"/>
       <w:lang w:val="en-US"/>
     </w:rPr>
   </w:style>
@@ -55261,17 +55265,17 @@
     <w:pPr>
       <w:keepNext w:val="0"/>
       <w:widowControl/>
-      <w:spacing w:after="120" w:before="0" w:line="283" w:lineRule="auto"/>
+      <w:spacing w:after="140" w:before="0" w:line="317" w:lineRule="auto"/>
     </w:pPr>
     <w:qFormat/>
     <w:rPr>
-      <w:rFonts w:ascii="Bitstream Charter" w:cs="Bitstream Charter" w:eastAsia="Bitstream Charter" w:hAnsi="Bitstream Charter"/>
+      <w:rFonts w:ascii="EB Garamond" w:cs="EB Garamond" w:eastAsia="EB Garamond" w:hAnsi="EB Garamond"/>
       <w:b w:val="0"/>
       <w:i w:val="0"/>
       <w:caps w:val="0"/>
       <w:smallCaps w:val="0"/>
       <w:color w:val="1A1F2B"/>
-      <w:sz w:val="21"/>
+      <w:sz w:val="23"/>
       <w:lang w:val="en-US"/>
     </w:rPr>
   </w:style>
@@ -55283,16 +55287,16 @@
     <w:pPr>
       <w:keepNext w:val="0"/>
       <w:widowControl/>
-      <w:spacing w:after="120" w:before="0" w:line="283" w:lineRule="auto"/>
+      <w:spacing w:after="140" w:before="0" w:line="317" w:lineRule="auto"/>
     </w:pPr>
     <w:rPr>
-      <w:rFonts w:ascii="Bitstream Charter" w:cs="Bitstream Charter" w:eastAsia="Bitstream Charter" w:hAnsi="Bitstream Charter"/>
+      <w:rFonts w:ascii="EB Garamond" w:cs="EB Garamond" w:eastAsia="EB Garamond" w:hAnsi="EB Garamond"/>
       <w:b w:val="0"/>
       <w:i w:val="0"/>
       <w:caps w:val="0"/>
       <w:smallCaps w:val="0"/>
       <w:color w:val="1A1F2B"/>
-      <w:sz w:val="21"/>
+      <w:sz w:val="23"/>
       <w:lang w:val="en-US"/>
     </w:rPr>
   </w:style>
@@ -55303,16 +55307,16 @@
     <w:pPr>
       <w:keepNext w:val="0"/>
       <w:widowControl/>
-      <w:spacing w:after="120" w:before="0" w:line="283" w:lineRule="auto"/>
+      <w:spacing w:after="140" w:before="0" w:line="317" w:lineRule="auto"/>
     </w:pPr>
     <w:rPr>
-      <w:rFonts w:ascii="Bitstream Charter" w:cs="Bitstream Charter" w:eastAsia="Bitstream Charter" w:hAnsi="Bitstream Charter"/>
+      <w:rFonts w:ascii="EB Garamond" w:cs="EB Garamond" w:eastAsia="EB Garamond" w:hAnsi="EB Garamond"/>
       <w:b w:val="0"/>
       <w:i w:val="0"/>
       <w:caps w:val="0"/>
       <w:smallCaps w:val="0"/>
       <w:color w:val="1A1F2B"/>
-      <w:sz w:val="21"/>
+      <w:sz w:val="23"/>
       <w:lang w:val="en-US"/>
     </w:rPr>
   </w:style>

--- a/AMIU_Strategic_Blueprint_2028-2050_Publication_Edition.docx
+++ b/AMIU_Strategic_Blueprint_2028-2050_Publication_Edition.docx
@@ -51,9 +51,9 @@
               <w:rPr>
                 <w:rFonts w:ascii="Liberation Sans" w:hAnsi="Liberation Sans"/>
                 <w:b/>
-                <w:sz w:val="20"/>
+                <w:sz w:val="22"/>
                 <w:color w:val="B08625"/>
-                <w:spacing w:val="14"/>
+                <w:spacing w:val="18"/>
                 <w:caps/>
               </w:rPr>
               <w:t>STRATEGIC IMPLEMENTATION BLUEPRINT · 2028–2050</w:t>
@@ -69,9 +69,9 @@
                 <w:rFonts w:ascii="Cinzel" w:hAnsi="Cinzel"/>
                 <w:b/>
                 <w:color w:val="B08625"/>
-                <w:sz w:val="20"/>
+                <w:sz w:val="22"/>
                 <w:caps/>
-                <w:spacing w:val="14"/>
+                <w:spacing w:val="18"/>
               </w:rPr>
               <w:t>AL-MULK</w:t>
             </w:r>
@@ -86,9 +86,9 @@
                 <w:rFonts w:ascii="Cinzel" w:hAnsi="Cinzel"/>
                 <w:b/>
                 <w:color w:val="B08625"/>
-                <w:sz w:val="20"/>
+                <w:sz w:val="22"/>
                 <w:caps/>
-                <w:spacing w:val="14"/>
+                <w:spacing w:val="18"/>
               </w:rPr>
               <w:t>INTERNATIONAL UNIVERSITY</w:t>
             </w:r>
@@ -146,9 +146,9 @@
                 <w:rFonts w:ascii="Liberation Sans" w:hAnsi="Liberation Sans"/>
                 <w:b/>
                 <w:color w:val="B08625"/>
-                <w:sz w:val="20"/>
+                <w:sz w:val="22"/>
                 <w:caps/>
-                <w:spacing w:val="14"/>
+                <w:spacing w:val="18"/>
               </w:rPr>
               <w:t>DOCUMENT REFERENCE  AMIU-SB-002</w:t>
             </w:r>
@@ -249,9 +249,9 @@
           <w:bCs/>
           <w:b/>
           <w:color w:val="B08625"/>
-          <w:sz w:val="20"/>
+          <w:sz w:val="22"/>
           <w:caps/>
-          <w:spacing w:val="14"/>
+          <w:spacing w:val="18"/>
         </w:rPr>
         <w:t xml:space="preserve">Prepared by the Supreme Strategic Planning Council</w:t>
       </w:r>
@@ -269,9 +269,9 @@
           <w:bCs/>
           <w:b/>
           <w:color w:val="B08625"/>
-          <w:sz w:val="20"/>
+          <w:sz w:val="22"/>
           <w:caps/>
-          <w:spacing w:val="14"/>
+          <w:spacing w:val="18"/>
         </w:rPr>
         <w:t xml:space="preserve">Document Reference:</w:t>
       </w:r>
@@ -477,9 +477,9 @@
           <w:bCs/>
           <w:b/>
           <w:color w:val="B08625"/>
-          <w:sz w:val="20"/>
+          <w:sz w:val="22"/>
           <w:caps/>
-          <w:spacing w:val="14"/>
+          <w:spacing w:val="18"/>
         </w:rPr>
         <w:t xml:space="preserve">Typesetting &amp; Publication Design:</w:t>
       </w:r>
@@ -500,9 +500,9 @@
           <w:bCs/>
           <w:b/>
           <w:color w:val="B08625"/>
-          <w:sz w:val="20"/>
+          <w:sz w:val="22"/>
           <w:caps/>
-          <w:spacing w:val="14"/>
+          <w:spacing w:val="18"/>
         </w:rPr>
         <w:t xml:space="preserve">Document control:</w:t>
       </w:r>
@@ -916,14 +916,9 @@
     </w:p>
     <w:p>
       <w:pPr>
-        <w:pStyle w:val="FirstParagraph"/>
-        <w:jc w:val="both"/>
-      </w:pPr>
-      <w:r>
-        <w:rPr>
-          <w:iCs/>
-          <w:i/>
-        </w:rPr>
+        <w:pStyle w:val="MessageByline"/>
+      </w:pPr>
+      <w:r>
         <w:t xml:space="preserve">By the Supreme Strategic Planning Council</w:t>
       </w:r>
     </w:p>
@@ -1069,14 +1064,9 @@
     </w:p>
     <w:p>
       <w:pPr>
-        <w:pStyle w:val="BodyText"/>
-        <w:jc w:val="both"/>
-      </w:pPr>
-      <w:r>
-        <w:rPr>
-          <w:iCs/>
-          <w:i/>
-        </w:rPr>
+        <w:pStyle w:val="MessageByline"/>
+      </w:pPr>
+      <w:r>
         <w:t xml:space="preserve">Founder &amp; Vision Architect, Al-Mulk International University</w:t>
       </w:r>
     </w:p>
@@ -1100,14 +1090,9 @@
     </w:p>
     <w:p>
       <w:pPr>
-        <w:pStyle w:val="FirstParagraph"/>
-        <w:jc w:val="both"/>
-      </w:pPr>
-      <w:r>
-        <w:rPr>
-          <w:iCs/>
-          <w:i/>
-        </w:rPr>
+        <w:pStyle w:val="MessageByline"/>
+      </w:pPr>
+      <w:r>
         <w:t xml:space="preserve">From the Chairman, Board of Trustees</w:t>
       </w:r>
     </w:p>
@@ -1156,14 +1141,9 @@
     </w:p>
     <w:p>
       <w:pPr>
-        <w:pStyle w:val="BodyText"/>
-        <w:jc w:val="both"/>
-      </w:pPr>
-      <w:r>
-        <w:rPr>
-          <w:iCs/>
-          <w:i/>
-        </w:rPr>
+        <w:pStyle w:val="MessageByline"/>
+      </w:pPr>
+      <w:r>
         <w:t xml:space="preserve">Chairman, Board of Trustees</w:t>
       </w:r>
     </w:p>
@@ -1187,14 +1167,9 @@
     </w:p>
     <w:p>
       <w:pPr>
-        <w:pStyle w:val="FirstParagraph"/>
-        <w:jc w:val="both"/>
-      </w:pPr>
-      <w:r>
-        <w:rPr>
-          <w:iCs/>
-          <w:i/>
-        </w:rPr>
+        <w:pStyle w:val="MessageByline"/>
+      </w:pPr>
+      <w:r>
         <w:t xml:space="preserve">From the President &amp; Vice-Chancellor</w:t>
       </w:r>
     </w:p>
@@ -1258,14 +1233,9 @@
     </w:p>
     <w:p>
       <w:pPr>
-        <w:pStyle w:val="BodyText"/>
-        <w:jc w:val="both"/>
-      </w:pPr>
-      <w:r>
-        <w:rPr>
-          <w:iCs/>
-          <w:i/>
-        </w:rPr>
+        <w:pStyle w:val="MessageByline"/>
+      </w:pPr>
+      <w:r>
         <w:t xml:space="preserve">President &amp; Vice-Chancellor, Al-Mulk International University</w:t>
       </w:r>
     </w:p>
@@ -1315,9 +1285,9 @@
           <w:bCs/>
           <w:b/>
           <w:color w:val="B08625"/>
-          <w:sz w:val="20"/>
+          <w:sz w:val="22"/>
           <w:caps/>
-          <w:spacing w:val="14"/>
+          <w:spacing w:val="18"/>
         </w:rPr>
         <w:t xml:space="preserve">The founding-decade numbers, unchanged from AMIU-MP-001:</w:t>
       </w:r>
@@ -1572,9 +1542,9 @@
                 <w:rFonts w:ascii="Cinzel" w:hAnsi="Cinzel"/>
                 <w:b/>
                 <w:color w:val="B08625"/>
-                <w:sz w:val="20"/>
+                <w:sz w:val="22"/>
                 <w:caps/>
-                <w:spacing w:val="14"/>
+                <w:spacing w:val="18"/>
               </w:rPr>
               <w:t>11,021</w:t>
             </w:r>
@@ -1621,9 +1591,9 @@
                 <w:rFonts w:ascii="Cinzel" w:hAnsi="Cinzel"/>
                 <w:b/>
                 <w:color w:val="B08625"/>
-                <w:sz w:val="20"/>
+                <w:sz w:val="22"/>
                 <w:caps/>
-                <w:spacing w:val="14"/>
+                <w:spacing w:val="18"/>
               </w:rPr>
               <w:t>$16.7M</w:t>
             </w:r>
@@ -1675,9 +1645,9 @@
                 <w:rFonts w:ascii="Cinzel" w:hAnsi="Cinzel"/>
                 <w:b/>
                 <w:color w:val="B08625"/>
-                <w:sz w:val="20"/>
+                <w:sz w:val="22"/>
                 <w:caps/>
-                <w:spacing w:val="14"/>
+                <w:spacing w:val="18"/>
               </w:rPr>
               <w:t>$0</w:t>
             </w:r>
@@ -1724,9 +1694,9 @@
                 <w:rFonts w:ascii="Cinzel" w:hAnsi="Cinzel"/>
                 <w:b/>
                 <w:color w:val="B08625"/>
-                <w:sz w:val="20"/>
+                <w:sz w:val="22"/>
                 <w:caps/>
-                <w:spacing w:val="14"/>
+                <w:spacing w:val="18"/>
               </w:rPr>
               <w:t>71</w:t>
             </w:r>
@@ -1778,9 +1748,9 @@
                 <w:rFonts w:ascii="Cinzel" w:hAnsi="Cinzel"/>
                 <w:b/>
                 <w:color w:val="B08625"/>
-                <w:sz w:val="20"/>
+                <w:sz w:val="22"/>
                 <w:caps/>
-                <w:spacing w:val="14"/>
+                <w:spacing w:val="18"/>
               </w:rPr>
               <w:t>$5.8M</w:t>
             </w:r>
@@ -1827,9 +1797,9 @@
                 <w:rFonts w:ascii="Cinzel" w:hAnsi="Cinzel"/>
                 <w:b/>
                 <w:color w:val="B08625"/>
-                <w:sz w:val="20"/>
+                <w:sz w:val="22"/>
                 <w:caps/>
-                <w:spacing w:val="14"/>
+                <w:spacing w:val="18"/>
               </w:rPr>
               <w:t>$3.3M</w:t>
             </w:r>
@@ -1938,9 +1908,9 @@
               <w:rPr>
                 <w:rFonts w:ascii="Liberation Sans" w:hAnsi="Liberation Sans"/>
                 <w:b/>
-                <w:sz w:val="20"/>
+                <w:sz w:val="22"/>
                 <w:color w:val="B08625"/>
-                <w:spacing w:val="14"/>
+                <w:spacing w:val="18"/>
                 <w:caps/>
               </w:rPr>
               <w:t>AMIU MISSION PRINCIPLE · AMIU-MP-001 § 3</w:t>
@@ -1994,9 +1964,9 @@
                 <w:bCs/>
                 <w:b/>
                 <w:color w:val="B08625"/>
-                <w:sz w:val="20"/>
+                <w:sz w:val="22"/>
                 <w:caps/>
-                <w:spacing w:val="14"/>
+                <w:spacing w:val="18"/>
               </w:rPr>
               <w:t xml:space="preserve">Foreword</w:t>
             </w:r>
@@ -2035,9 +2005,9 @@
                 <w:bCs/>
                 <w:b/>
                 <w:color w:val="B08625"/>
-                <w:sz w:val="20"/>
+                <w:sz w:val="22"/>
                 <w:caps/>
-                <w:spacing w:val="14"/>
+                <w:spacing w:val="18"/>
               </w:rPr>
               <w:t xml:space="preserve">Founder’s Message</w:t>
             </w:r>
@@ -2076,9 +2046,9 @@
                 <w:bCs/>
                 <w:b/>
                 <w:color w:val="B08625"/>
-                <w:sz w:val="20"/>
+                <w:sz w:val="22"/>
                 <w:caps/>
-                <w:spacing w:val="14"/>
+                <w:spacing w:val="18"/>
               </w:rPr>
               <w:t xml:space="preserve">Chairman’s Message</w:t>
             </w:r>
@@ -2096,9 +2066,9 @@
                 <w:bCs/>
                 <w:b/>
                 <w:color w:val="B08625"/>
-                <w:sz w:val="20"/>
+                <w:sz w:val="22"/>
                 <w:caps/>
-                <w:spacing w:val="14"/>
+                <w:spacing w:val="18"/>
               </w:rPr>
               <w:t xml:space="preserve">10</w:t>
             </w:r>
@@ -2121,9 +2091,9 @@
                 <w:bCs/>
                 <w:b/>
                 <w:color w:val="B08625"/>
-                <w:sz w:val="20"/>
+                <w:sz w:val="22"/>
                 <w:caps/>
-                <w:spacing w:val="14"/>
+                <w:spacing w:val="18"/>
               </w:rPr>
               <w:t xml:space="preserve">President’s Message</w:t>
             </w:r>
@@ -2141,9 +2111,9 @@
                 <w:bCs/>
                 <w:b/>
                 <w:color w:val="B08625"/>
-                <w:sz w:val="20"/>
+                <w:sz w:val="22"/>
                 <w:caps/>
-                <w:spacing w:val="14"/>
+                <w:spacing w:val="18"/>
               </w:rPr>
               <w:t xml:space="preserve">11</w:t>
             </w:r>
@@ -2166,9 +2136,9 @@
                 <w:bCs/>
                 <w:b/>
                 <w:color w:val="B08625"/>
-                <w:sz w:val="20"/>
+                <w:sz w:val="22"/>
                 <w:caps/>
-                <w:spacing w:val="14"/>
+                <w:spacing w:val="18"/>
               </w:rPr>
               <w:t xml:space="preserve">Executive Summary</w:t>
             </w:r>
@@ -2186,9 +2156,9 @@
                 <w:bCs/>
                 <w:b/>
                 <w:color w:val="B08625"/>
-                <w:sz w:val="20"/>
+                <w:sz w:val="22"/>
                 <w:caps/>
-                <w:spacing w:val="14"/>
+                <w:spacing w:val="18"/>
               </w:rPr>
               <w:t xml:space="preserve">12</w:t>
             </w:r>
@@ -2211,9 +2181,9 @@
                 <w:bCs/>
                 <w:b/>
                 <w:color w:val="B08625"/>
-                <w:sz w:val="20"/>
+                <w:sz w:val="22"/>
                 <w:caps/>
-                <w:spacing w:val="14"/>
+                <w:spacing w:val="18"/>
               </w:rPr>
               <w:t xml:space="preserve">AMIU at a Glance</w:t>
             </w:r>
@@ -2231,9 +2201,9 @@
                 <w:bCs/>
                 <w:b/>
                 <w:color w:val="B08625"/>
-                <w:sz w:val="20"/>
+                <w:sz w:val="22"/>
                 <w:caps/>
-                <w:spacing w:val="14"/>
+                <w:spacing w:val="18"/>
               </w:rPr>
               <w:t xml:space="preserve">14</w:t>
             </w:r>
@@ -2256,9 +2226,9 @@
                 <w:bCs/>
                 <w:b/>
                 <w:color w:val="B08625"/>
-                <w:sz w:val="20"/>
+                <w:sz w:val="22"/>
                 <w:caps/>
-                <w:spacing w:val="14"/>
+                <w:spacing w:val="18"/>
               </w:rPr>
               <w:t xml:space="preserve">List of Figures</w:t>
             </w:r>
@@ -2276,9 +2246,9 @@
                 <w:bCs/>
                 <w:b/>
                 <w:color w:val="B08625"/>
-                <w:sz w:val="20"/>
+                <w:sz w:val="22"/>
                 <w:caps/>
-                <w:spacing w:val="14"/>
+                <w:spacing w:val="18"/>
               </w:rPr>
               <w:t xml:space="preserve">21</w:t>
             </w:r>
@@ -2301,9 +2271,9 @@
                 <w:bCs/>
                 <w:b/>
                 <w:color w:val="B08625"/>
-                <w:sz w:val="20"/>
+                <w:sz w:val="22"/>
                 <w:caps/>
-                <w:spacing w:val="14"/>
+                <w:spacing w:val="18"/>
               </w:rPr>
               <w:t xml:space="preserve">List of Charts</w:t>
             </w:r>
@@ -2321,9 +2291,9 @@
                 <w:bCs/>
                 <w:b/>
                 <w:color w:val="B08625"/>
-                <w:sz w:val="20"/>
+                <w:sz w:val="22"/>
                 <w:caps/>
-                <w:spacing w:val="14"/>
+                <w:spacing w:val="18"/>
               </w:rPr>
               <w:t xml:space="preserve">22</w:t>
             </w:r>
@@ -2346,9 +2316,9 @@
                 <w:bCs/>
                 <w:b/>
                 <w:color w:val="B08625"/>
-                <w:sz w:val="20"/>
+                <w:sz w:val="22"/>
                 <w:caps/>
-                <w:spacing w:val="14"/>
+                <w:spacing w:val="18"/>
               </w:rPr>
               <w:t xml:space="preserve">List of Diagrams</w:t>
             </w:r>
@@ -2366,9 +2336,9 @@
                 <w:bCs/>
                 <w:b/>
                 <w:color w:val="B08625"/>
-                <w:sz w:val="20"/>
+                <w:sz w:val="22"/>
                 <w:caps/>
-                <w:spacing w:val="14"/>
+                <w:spacing w:val="18"/>
               </w:rPr>
               <w:t xml:space="preserve">22</w:t>
             </w:r>
@@ -2391,9 +2361,9 @@
                 <w:bCs/>
                 <w:b/>
                 <w:color w:val="B08625"/>
-                <w:sz w:val="20"/>
+                <w:sz w:val="22"/>
                 <w:caps/>
-                <w:spacing w:val="14"/>
+                <w:spacing w:val="18"/>
               </w:rPr>
               <w:t xml:space="preserve">List of Flowcharts</w:t>
             </w:r>
@@ -2411,9 +2381,9 @@
                 <w:bCs/>
                 <w:b/>
                 <w:color w:val="B08625"/>
-                <w:sz w:val="20"/>
+                <w:sz w:val="22"/>
                 <w:caps/>
-                <w:spacing w:val="14"/>
+                <w:spacing w:val="18"/>
               </w:rPr>
               <w:t xml:space="preserve">23</w:t>
             </w:r>
@@ -2436,9 +2406,9 @@
                 <w:bCs/>
                 <w:b/>
                 <w:color w:val="B08625"/>
-                <w:sz w:val="20"/>
+                <w:sz w:val="22"/>
                 <w:caps/>
-                <w:spacing w:val="14"/>
+                <w:spacing w:val="18"/>
               </w:rPr>
               <w:t xml:space="preserve">List of Tables</w:t>
             </w:r>
@@ -2456,9 +2426,9 @@
                 <w:bCs/>
                 <w:b/>
                 <w:color w:val="B08625"/>
-                <w:sz w:val="20"/>
+                <w:sz w:val="22"/>
                 <w:caps/>
-                <w:spacing w:val="14"/>
+                <w:spacing w:val="18"/>
               </w:rPr>
               <w:t xml:space="preserve">23</w:t>
             </w:r>
@@ -2481,9 +2451,9 @@
                 <w:bCs/>
                 <w:b/>
                 <w:color w:val="B08625"/>
-                <w:sz w:val="20"/>
+                <w:sz w:val="22"/>
                 <w:caps/>
-                <w:spacing w:val="14"/>
+                <w:spacing w:val="18"/>
               </w:rPr>
               <w:t xml:space="preserve">List of Abbreviations</w:t>
             </w:r>
@@ -2501,9 +2471,9 @@
                 <w:bCs/>
                 <w:b/>
                 <w:color w:val="B08625"/>
-                <w:sz w:val="20"/>
+                <w:sz w:val="22"/>
                 <w:caps/>
-                <w:spacing w:val="14"/>
+                <w:spacing w:val="18"/>
               </w:rPr>
               <w:t xml:space="preserve">27</w:t>
             </w:r>
@@ -2526,9 +2496,9 @@
                 <w:bCs/>
                 <w:b/>
                 <w:color w:val="B08625"/>
-                <w:sz w:val="20"/>
+                <w:sz w:val="22"/>
                 <w:caps/>
-                <w:spacing w:val="14"/>
+                <w:spacing w:val="18"/>
               </w:rPr>
               <w:t xml:space="preserve">Glossary</w:t>
             </w:r>
@@ -2546,9 +2516,9 @@
                 <w:bCs/>
                 <w:b/>
                 <w:color w:val="B08625"/>
-                <w:sz w:val="20"/>
+                <w:sz w:val="22"/>
                 <w:caps/>
-                <w:spacing w:val="14"/>
+                <w:spacing w:val="18"/>
               </w:rPr>
               <w:t xml:space="preserve">31</w:t>
             </w:r>
@@ -2571,9 +2541,9 @@
                 <w:bCs/>
                 <w:b/>
                 <w:color w:val="B08625"/>
-                <w:sz w:val="20"/>
+                <w:sz w:val="22"/>
                 <w:caps/>
-                <w:spacing w:val="14"/>
+                <w:spacing w:val="18"/>
               </w:rPr>
               <w:t xml:space="preserve">Part I — Governance &amp; Institutional Foundations</w:t>
             </w:r>
@@ -2591,9 +2561,9 @@
                 <w:bCs/>
                 <w:b/>
                 <w:color w:val="B08625"/>
-                <w:sz w:val="20"/>
+                <w:sz w:val="22"/>
                 <w:caps/>
-                <w:spacing w:val="14"/>
+                <w:spacing w:val="18"/>
               </w:rPr>
               <w:t xml:space="preserve">36</w:t>
             </w:r>
@@ -2740,7 +2710,7 @@
               <w:jc w:val="right"/>
             </w:pPr>
             <w:r>
-              <w:t xml:space="preserve">50</w:t>
+              <w:t xml:space="preserve">51</w:t>
             </w:r>
           </w:p>
         </w:tc>
@@ -2761,9 +2731,9 @@
                 <w:bCs/>
                 <w:b/>
                 <w:color w:val="B08625"/>
-                <w:sz w:val="20"/>
+                <w:sz w:val="22"/>
                 <w:caps/>
-                <w:spacing w:val="14"/>
+                <w:spacing w:val="18"/>
               </w:rPr>
               <w:t xml:space="preserve">Part II — Organizational &amp; Academic Structure</w:t>
             </w:r>
@@ -2781,9 +2751,9 @@
                 <w:bCs/>
                 <w:b/>
                 <w:color w:val="B08625"/>
-                <w:sz w:val="20"/>
+                <w:sz w:val="22"/>
                 <w:caps/>
-                <w:spacing w:val="14"/>
+                <w:spacing w:val="18"/>
               </w:rPr>
               <w:t xml:space="preserve">55</w:t>
             </w:r>
@@ -2901,7 +2871,7 @@
               <w:jc w:val="right"/>
             </w:pPr>
             <w:r>
-              <w:t xml:space="preserve">66</w:t>
+              <w:t xml:space="preserve">67</w:t>
             </w:r>
           </w:p>
         </w:tc>
@@ -2930,7 +2900,7 @@
               <w:jc w:val="right"/>
             </w:pPr>
             <w:r>
-              <w:t xml:space="preserve">69</w:t>
+              <w:t xml:space="preserve">70</w:t>
             </w:r>
           </w:p>
         </w:tc>
@@ -2951,9 +2921,9 @@
                 <w:bCs/>
                 <w:b/>
                 <w:color w:val="B08625"/>
-                <w:sz w:val="20"/>
+                <w:sz w:val="22"/>
                 <w:caps/>
-                <w:spacing w:val="14"/>
+                <w:spacing w:val="18"/>
               </w:rPr>
               <w:t xml:space="preserve">Part III — Curriculum &amp; Student Journey</w:t>
             </w:r>
@@ -2971,9 +2941,9 @@
                 <w:bCs/>
                 <w:b/>
                 <w:color w:val="B08625"/>
-                <w:sz w:val="20"/>
+                <w:sz w:val="22"/>
                 <w:caps/>
-                <w:spacing w:val="14"/>
+                <w:spacing w:val="18"/>
               </w:rPr>
               <w:t xml:space="preserve">73</w:t>
             </w:r>
@@ -3157,9 +3127,9 @@
                 <w:bCs/>
                 <w:b/>
                 <w:color w:val="B08625"/>
-                <w:sz w:val="20"/>
+                <w:sz w:val="22"/>
                 <w:caps/>
-                <w:spacing w:val="14"/>
+                <w:spacing w:val="18"/>
               </w:rPr>
               <w:t xml:space="preserve">93</w:t>
             </w:r>
@@ -3327,9 +3297,9 @@
                 <w:bCs/>
                 <w:b/>
                 <w:color w:val="B08625"/>
-                <w:sz w:val="20"/>
+                <w:sz w:val="22"/>
                 <w:caps/>
-                <w:spacing w:val="14"/>
+                <w:spacing w:val="18"/>
               </w:rPr>
               <w:t xml:space="preserve">Part V — Digital Infrastructure, AI &amp; Waqf Development</w:t>
             </w:r>
@@ -3347,11 +3317,11 @@
                 <w:bCs/>
                 <w:b/>
                 <w:color w:val="B08625"/>
-                <w:sz w:val="20"/>
+                <w:sz w:val="22"/>
                 <w:caps/>
-                <w:spacing w:val="14"/>
+                <w:spacing w:val="18"/>
               </w:rPr>
-              <w:t xml:space="preserve">111</w:t>
+              <w:t xml:space="preserve">112</w:t>
             </w:r>
           </w:p>
         </w:tc>
@@ -3380,7 +3350,7 @@
               <w:jc w:val="right"/>
             </w:pPr>
             <w:r>
-              <w:t xml:space="preserve">112</w:t>
+              <w:t xml:space="preserve">113</w:t>
             </w:r>
           </w:p>
         </w:tc>
@@ -3409,7 +3379,7 @@
               <w:jc w:val="right"/>
             </w:pPr>
             <w:r>
-              <w:t xml:space="preserve">115</w:t>
+              <w:t xml:space="preserve">116</w:t>
             </w:r>
           </w:p>
         </w:tc>
@@ -3438,7 +3408,7 @@
               <w:jc w:val="right"/>
             </w:pPr>
             <w:r>
-              <w:t xml:space="preserve">118</w:t>
+              <w:t xml:space="preserve">119</w:t>
             </w:r>
           </w:p>
         </w:tc>
@@ -3467,7 +3437,7 @@
               <w:jc w:val="right"/>
             </w:pPr>
             <w:r>
-              <w:t xml:space="preserve">120</w:t>
+              <w:t xml:space="preserve">121</w:t>
             </w:r>
           </w:p>
         </w:tc>
@@ -3496,7 +3466,7 @@
               <w:jc w:val="right"/>
             </w:pPr>
             <w:r>
-              <w:t xml:space="preserve">123</w:t>
+              <w:t xml:space="preserve">125</w:t>
             </w:r>
           </w:p>
         </w:tc>
@@ -3517,9 +3487,9 @@
                 <w:bCs/>
                 <w:b/>
                 <w:color w:val="B08625"/>
-                <w:sz w:val="20"/>
+                <w:sz w:val="22"/>
                 <w:caps/>
-                <w:spacing w:val="14"/>
+                <w:spacing w:val="18"/>
               </w:rPr>
               <w:t xml:space="preserve">Part VI — Financial Growth, Marketing &amp; Branding</w:t>
             </w:r>
@@ -3537,11 +3507,11 @@
                 <w:bCs/>
                 <w:b/>
                 <w:color w:val="B08625"/>
-                <w:sz w:val="20"/>
+                <w:sz w:val="22"/>
                 <w:caps/>
-                <w:spacing w:val="14"/>
+                <w:spacing w:val="18"/>
               </w:rPr>
-              <w:t xml:space="preserve">128</w:t>
+              <w:t xml:space="preserve">131</w:t>
             </w:r>
           </w:p>
         </w:tc>
@@ -3570,7 +3540,7 @@
               <w:jc w:val="right"/>
             </w:pPr>
             <w:r>
-              <w:t xml:space="preserve">129</w:t>
+              <w:t xml:space="preserve">132</w:t>
             </w:r>
           </w:p>
         </w:tc>
@@ -3599,7 +3569,7 @@
               <w:jc w:val="right"/>
             </w:pPr>
             <w:r>
-              <w:t xml:space="preserve">132</w:t>
+              <w:t xml:space="preserve">135</w:t>
             </w:r>
           </w:p>
         </w:tc>
@@ -3628,7 +3598,7 @@
               <w:jc w:val="right"/>
             </w:pPr>
             <w:r>
-              <w:t xml:space="preserve">134</w:t>
+              <w:t xml:space="preserve">138</w:t>
             </w:r>
           </w:p>
         </w:tc>
@@ -3657,7 +3627,7 @@
               <w:jc w:val="right"/>
             </w:pPr>
             <w:r>
-              <w:t xml:space="preserve">137</w:t>
+              <w:t xml:space="preserve">140</w:t>
             </w:r>
           </w:p>
         </w:tc>
@@ -3686,7 +3656,7 @@
               <w:jc w:val="right"/>
             </w:pPr>
             <w:r>
-              <w:t xml:space="preserve">140</w:t>
+              <w:t xml:space="preserve">143</w:t>
             </w:r>
           </w:p>
         </w:tc>
@@ -3707,9 +3677,9 @@
                 <w:bCs/>
                 <w:b/>
                 <w:color w:val="B08625"/>
-                <w:sz w:val="20"/>
+                <w:sz w:val="22"/>
                 <w:caps/>
-                <w:spacing w:val="14"/>
+                <w:spacing w:val="18"/>
               </w:rPr>
               <w:t xml:space="preserve">Part VII — Regional Campuses &amp; Student Lifecycle</w:t>
             </w:r>
@@ -3727,11 +3697,11 @@
                 <w:bCs/>
                 <w:b/>
                 <w:color w:val="B08625"/>
-                <w:sz w:val="20"/>
+                <w:sz w:val="22"/>
                 <w:caps/>
-                <w:spacing w:val="14"/>
+                <w:spacing w:val="18"/>
               </w:rPr>
-              <w:t xml:space="preserve">144</w:t>
+              <w:t xml:space="preserve">147</w:t>
             </w:r>
           </w:p>
         </w:tc>
@@ -3760,7 +3730,7 @@
               <w:jc w:val="right"/>
             </w:pPr>
             <w:r>
-              <w:t xml:space="preserve">145</w:t>
+              <w:t xml:space="preserve">148</w:t>
             </w:r>
           </w:p>
         </w:tc>
@@ -3789,7 +3759,7 @@
               <w:jc w:val="right"/>
             </w:pPr>
             <w:r>
-              <w:t xml:space="preserve">148</w:t>
+              <w:t xml:space="preserve">151</w:t>
             </w:r>
           </w:p>
         </w:tc>
@@ -3818,7 +3788,7 @@
               <w:jc w:val="right"/>
             </w:pPr>
             <w:r>
-              <w:t xml:space="preserve">151</w:t>
+              <w:t xml:space="preserve">154</w:t>
             </w:r>
           </w:p>
         </w:tc>
@@ -3847,7 +3817,7 @@
               <w:jc w:val="right"/>
             </w:pPr>
             <w:r>
-              <w:t xml:space="preserve">154</w:t>
+              <w:t xml:space="preserve">157</w:t>
             </w:r>
           </w:p>
         </w:tc>
@@ -3876,7 +3846,7 @@
               <w:jc w:val="right"/>
             </w:pPr>
             <w:r>
-              <w:t xml:space="preserve">156</w:t>
+              <w:t xml:space="preserve">159</w:t>
             </w:r>
           </w:p>
         </w:tc>
@@ -3913,11 +3883,11 @@
                 <w:bCs/>
                 <w:b/>
                 <w:color w:val="B08625"/>
-                <w:sz w:val="20"/>
+                <w:sz w:val="22"/>
                 <w:caps/>
-                <w:spacing w:val="14"/>
+                <w:spacing w:val="18"/>
               </w:rPr>
-              <w:t xml:space="preserve">160</w:t>
+              <w:t xml:space="preserve">163</w:t>
             </w:r>
           </w:p>
         </w:tc>
@@ -3946,7 +3916,7 @@
               <w:jc w:val="right"/>
             </w:pPr>
             <w:r>
-              <w:t xml:space="preserve">161</w:t>
+              <w:t xml:space="preserve">164</w:t>
             </w:r>
           </w:p>
         </w:tc>
@@ -3975,7 +3945,7 @@
               <w:jc w:val="right"/>
             </w:pPr>
             <w:r>
-              <w:t xml:space="preserve">166</w:t>
+              <w:t xml:space="preserve">169</w:t>
             </w:r>
           </w:p>
         </w:tc>
@@ -4004,7 +3974,7 @@
               <w:jc w:val="right"/>
             </w:pPr>
             <w:r>
-              <w:t xml:space="preserve">172</w:t>
+              <w:t xml:space="preserve">175</w:t>
             </w:r>
           </w:p>
         </w:tc>
@@ -4033,7 +4003,7 @@
               <w:jc w:val="right"/>
             </w:pPr>
             <w:r>
-              <w:t xml:space="preserve">177</w:t>
+              <w:t xml:space="preserve">180</w:t>
             </w:r>
           </w:p>
         </w:tc>
@@ -4062,7 +4032,7 @@
               <w:jc w:val="right"/>
             </w:pPr>
             <w:r>
-              <w:t xml:space="preserve">182</w:t>
+              <w:t xml:space="preserve">185</w:t>
             </w:r>
           </w:p>
         </w:tc>
@@ -4091,7 +4061,7 @@
               <w:jc w:val="right"/>
             </w:pPr>
             <w:r>
-              <w:t xml:space="preserve">188</w:t>
+              <w:t xml:space="preserve">192</w:t>
             </w:r>
           </w:p>
         </w:tc>
@@ -4128,11 +4098,11 @@
                 <w:bCs/>
                 <w:b/>
                 <w:color w:val="B08625"/>
-                <w:sz w:val="20"/>
+                <w:sz w:val="22"/>
                 <w:caps/>
-                <w:spacing w:val="14"/>
+                <w:spacing w:val="18"/>
               </w:rPr>
-              <w:t xml:space="preserve">199</w:t>
+              <w:t xml:space="preserve">203</w:t>
             </w:r>
           </w:p>
         </w:tc>
@@ -4153,9 +4123,9 @@
                 <w:bCs/>
                 <w:b/>
                 <w:color w:val="B08625"/>
-                <w:sz w:val="20"/>
+                <w:sz w:val="22"/>
                 <w:caps/>
-                <w:spacing w:val="14"/>
+                <w:spacing w:val="18"/>
               </w:rPr>
               <w:t xml:space="preserve">Appendix B — Master Plan Exhibit Checklist</w:t>
             </w:r>
@@ -4173,11 +4143,11 @@
                 <w:bCs/>
                 <w:b/>
                 <w:color w:val="B08625"/>
-                <w:sz w:val="20"/>
+                <w:sz w:val="22"/>
                 <w:caps/>
-                <w:spacing w:val="14"/>
+                <w:spacing w:val="18"/>
               </w:rPr>
-              <w:t xml:space="preserve">200</w:t>
+              <w:t xml:space="preserve">204</w:t>
             </w:r>
           </w:p>
         </w:tc>
@@ -4214,11 +4184,11 @@
                 <w:bCs/>
                 <w:b/>
                 <w:color w:val="B08625"/>
-                <w:sz w:val="20"/>
+                <w:sz w:val="22"/>
                 <w:caps/>
-                <w:spacing w:val="14"/>
+                <w:spacing w:val="18"/>
               </w:rPr>
-              <w:t xml:space="preserve">202</w:t>
+              <w:t xml:space="preserve">206</w:t>
             </w:r>
           </w:p>
         </w:tc>
@@ -4239,9 +4209,9 @@
                 <w:bCs/>
                 <w:b/>
                 <w:color w:val="B08625"/>
-                <w:sz w:val="20"/>
+                <w:sz w:val="22"/>
                 <w:caps/>
-                <w:spacing w:val="14"/>
+                <w:spacing w:val="18"/>
               </w:rPr>
               <w:t xml:space="preserve">Appendix D — Programme Catalog Reference</w:t>
             </w:r>
@@ -4259,11 +4229,11 @@
                 <w:bCs/>
                 <w:b/>
                 <w:color w:val="B08625"/>
-                <w:sz w:val="20"/>
+                <w:sz w:val="22"/>
                 <w:caps/>
-                <w:spacing w:val="14"/>
+                <w:spacing w:val="18"/>
               </w:rPr>
-              <w:t xml:space="preserve">203</w:t>
+              <w:t xml:space="preserve">207</w:t>
             </w:r>
           </w:p>
         </w:tc>
@@ -4284,9 +4254,9 @@
                 <w:bCs/>
                 <w:b/>
                 <w:color w:val="B08625"/>
-                <w:sz w:val="20"/>
+                <w:sz w:val="22"/>
                 <w:caps/>
-                <w:spacing w:val="14"/>
+                <w:spacing w:val="18"/>
               </w:rPr>
               <w:t xml:space="preserve">References</w:t>
             </w:r>
@@ -4304,11 +4274,11 @@
                 <w:bCs/>
                 <w:b/>
                 <w:color w:val="B08625"/>
-                <w:sz w:val="20"/>
+                <w:sz w:val="22"/>
                 <w:caps/>
-                <w:spacing w:val="14"/>
+                <w:spacing w:val="18"/>
               </w:rPr>
-              <w:t xml:space="preserve">204</w:t>
+              <w:t xml:space="preserve">208</w:t>
             </w:r>
           </w:p>
         </w:tc>
@@ -4329,9 +4299,9 @@
                 <w:bCs/>
                 <w:b/>
                 <w:color w:val="B08625"/>
-                <w:sz w:val="20"/>
+                <w:sz w:val="22"/>
                 <w:caps/>
-                <w:spacing w:val="14"/>
+                <w:spacing w:val="18"/>
               </w:rPr>
               <w:t xml:space="preserve">Index</w:t>
             </w:r>
@@ -4349,11 +4319,11 @@
                 <w:bCs/>
                 <w:b/>
                 <w:color w:val="B08625"/>
-                <w:sz w:val="20"/>
+                <w:sz w:val="22"/>
                 <w:caps/>
-                <w:spacing w:val="14"/>
+                <w:spacing w:val="18"/>
               </w:rPr>
-              <w:t xml:space="preserve">206</w:t>
+              <w:t xml:space="preserve">210</w:t>
             </w:r>
           </w:p>
         </w:tc>
@@ -9771,9 +9741,9 @@
                 <w:rFonts w:ascii="Cormorant Garamond" w:hAnsi="Cormorant Garamond"/>
                 <w:b/>
                 <w:color w:val="B08625"/>
-                <w:sz w:val="20"/>
+                <w:sz w:val="22"/>
                 <w:caps/>
-                <w:spacing w:val="14"/>
+                <w:spacing w:val="18"/>
               </w:rPr>
               <w:t>Governance &amp; Institutional Foundations</w:t>
             </w:r>
@@ -9818,9 +9788,9 @@
               <w:rPr>
                 <w:rFonts w:ascii="Liberation Sans" w:hAnsi="Liberation Sans"/>
                 <w:b/>
-                <w:sz w:val="20"/>
+                <w:sz w:val="22"/>
                 <w:color w:val="B08625"/>
-                <w:spacing w:val="14"/>
+                <w:spacing w:val="18"/>
                 <w:caps/>
               </w:rPr>
               <w:t>CONTENTS OF THIS PART</w:t>
@@ -9835,9 +9805,9 @@
                 <w:rFonts w:ascii="Cinzel" w:hAnsi="Cinzel"/>
                 <w:b/>
                 <w:color w:val="B08625"/>
-                <w:sz w:val="20"/>
+                <w:sz w:val="22"/>
                 <w:caps/>
-                <w:spacing w:val="14"/>
+                <w:spacing w:val="18"/>
               </w:rPr>
               <w:t>01 </w:t>
             </w:r>
@@ -9859,9 +9829,9 @@
                 <w:rFonts w:ascii="Cinzel" w:hAnsi="Cinzel"/>
                 <w:b/>
                 <w:color w:val="B08625"/>
-                <w:sz w:val="20"/>
+                <w:sz w:val="22"/>
                 <w:caps/>
-                <w:spacing w:val="14"/>
+                <w:spacing w:val="18"/>
               </w:rPr>
               <w:t>02 </w:t>
             </w:r>
@@ -9883,9 +9853,9 @@
                 <w:rFonts w:ascii="Cinzel" w:hAnsi="Cinzel"/>
                 <w:b/>
                 <w:color w:val="B08625"/>
-                <w:sz w:val="20"/>
+                <w:sz w:val="22"/>
                 <w:caps/>
-                <w:spacing w:val="14"/>
+                <w:spacing w:val="18"/>
               </w:rPr>
               <w:t>03 </w:t>
             </w:r>
@@ -9907,9 +9877,9 @@
                 <w:rFonts w:ascii="Cinzel" w:hAnsi="Cinzel"/>
                 <w:b/>
                 <w:color w:val="B08625"/>
-                <w:sz w:val="20"/>
+                <w:sz w:val="22"/>
                 <w:caps/>
-                <w:spacing w:val="14"/>
+                <w:spacing w:val="18"/>
               </w:rPr>
               <w:t>04 </w:t>
             </w:r>
@@ -9931,9 +9901,9 @@
                 <w:rFonts w:ascii="Cinzel" w:hAnsi="Cinzel"/>
                 <w:b/>
                 <w:color w:val="B08625"/>
-                <w:sz w:val="20"/>
+                <w:sz w:val="22"/>
                 <w:caps/>
-                <w:spacing w:val="14"/>
+                <w:spacing w:val="18"/>
               </w:rPr>
               <w:t>05 </w:t>
             </w:r>
@@ -10140,9 +10110,9 @@
           <w:bCs/>
           <w:b/>
           <w:color w:val="B08625"/>
-          <w:sz w:val="20"/>
+          <w:sz w:val="22"/>
           <w:caps/>
-          <w:spacing w:val="14"/>
+          <w:spacing w:val="18"/>
         </w:rPr>
         <w:t xml:space="preserve">Rationale</w:t>
       </w:r>
@@ -10166,9 +10136,9 @@
           <w:bCs/>
           <w:b/>
           <w:color w:val="B08625"/>
-          <w:sz w:val="20"/>
+          <w:sz w:val="22"/>
           <w:caps/>
-          <w:spacing w:val="14"/>
+          <w:spacing w:val="18"/>
         </w:rPr>
         <w:t xml:space="preserve">Global Best Practices</w:t>
       </w:r>
@@ -10192,9 +10162,9 @@
           <w:bCs/>
           <w:b/>
           <w:color w:val="B08625"/>
-          <w:sz w:val="20"/>
+          <w:sz w:val="22"/>
           <w:caps/>
-          <w:spacing w:val="14"/>
+          <w:spacing w:val="18"/>
         </w:rPr>
         <w:t xml:space="preserve">Implementation Phases (Target Years)</w:t>
       </w:r>
@@ -10387,9 +10357,9 @@
           <w:bCs/>
           <w:b/>
           <w:color w:val="B08625"/>
-          <w:sz w:val="20"/>
+          <w:sz w:val="22"/>
           <w:caps/>
-          <w:spacing w:val="14"/>
+          <w:spacing w:val="18"/>
         </w:rPr>
         <w:t xml:space="preserve">Staffing Requirements</w:t>
       </w:r>
@@ -10413,9 +10383,9 @@
           <w:bCs/>
           <w:b/>
           <w:color w:val="B08625"/>
-          <w:sz w:val="20"/>
+          <w:sz w:val="22"/>
           <w:caps/>
-          <w:spacing w:val="14"/>
+          <w:spacing w:val="18"/>
         </w:rPr>
         <w:t xml:space="preserve">Annual Budget</w:t>
       </w:r>
@@ -10463,9 +10433,9 @@
           <w:bCs/>
           <w:b/>
           <w:color w:val="B08625"/>
-          <w:sz w:val="20"/>
+          <w:sz w:val="22"/>
           <w:caps/>
-          <w:spacing w:val="14"/>
+          <w:spacing w:val="18"/>
         </w:rPr>
         <w:t xml:space="preserve">KPIs</w:t>
       </w:r>
@@ -10562,9 +10532,9 @@
           <w:bCs/>
           <w:b/>
           <w:color w:val="B08625"/>
-          <w:sz w:val="20"/>
+          <w:sz w:val="22"/>
           <w:caps/>
-          <w:spacing w:val="14"/>
+          <w:spacing w:val="18"/>
         </w:rPr>
         <w:t xml:space="preserve">Risks &amp; Mitigation</w:t>
       </w:r>
@@ -10612,9 +10582,9 @@
           <w:bCs/>
           <w:b/>
           <w:color w:val="B08625"/>
-          <w:sz w:val="20"/>
+          <w:sz w:val="22"/>
           <w:caps/>
-          <w:spacing w:val="14"/>
+          <w:spacing w:val="18"/>
         </w:rPr>
         <w:t xml:space="preserve">Timeline</w:t>
       </w:r>
@@ -10638,9 +10608,9 @@
           <w:bCs/>
           <w:b/>
           <w:color w:val="B08625"/>
-          <w:sz w:val="20"/>
+          <w:sz w:val="22"/>
           <w:caps/>
-          <w:spacing w:val="14"/>
+          <w:spacing w:val="18"/>
         </w:rPr>
         <w:t xml:space="preserve">Governance Responsibilities</w:t>
       </w:r>
@@ -10664,9 +10634,9 @@
           <w:bCs/>
           <w:b/>
           <w:color w:val="B08625"/>
-          <w:sz w:val="20"/>
+          <w:sz w:val="22"/>
           <w:caps/>
-          <w:spacing w:val="14"/>
+          <w:spacing w:val="18"/>
         </w:rPr>
         <w:t xml:space="preserve">Measurable Success Indicators</w:t>
       </w:r>
@@ -10708,9 +10678,9 @@
           <w:bCs/>
           <w:b/>
           <w:color w:val="B08625"/>
-          <w:sz w:val="20"/>
+          <w:sz w:val="22"/>
           <w:caps/>
-          <w:spacing w:val="14"/>
+          <w:spacing w:val="18"/>
         </w:rPr>
         <w:t xml:space="preserve">Rationale</w:t>
       </w:r>
@@ -10734,9 +10704,9 @@
           <w:bCs/>
           <w:b/>
           <w:color w:val="B08625"/>
-          <w:sz w:val="20"/>
+          <w:sz w:val="22"/>
           <w:caps/>
-          <w:spacing w:val="14"/>
+          <w:spacing w:val="18"/>
         </w:rPr>
         <w:t xml:space="preserve">Global Best Practices</w:t>
       </w:r>
@@ -10760,9 +10730,9 @@
           <w:bCs/>
           <w:b/>
           <w:color w:val="B08625"/>
-          <w:sz w:val="20"/>
+          <w:sz w:val="22"/>
           <w:caps/>
-          <w:spacing w:val="14"/>
+          <w:spacing w:val="18"/>
         </w:rPr>
         <w:t xml:space="preserve">Implementation Phases (Target Years)</w:t>
       </w:r>
@@ -10786,9 +10756,9 @@
           <w:bCs/>
           <w:b/>
           <w:color w:val="B08625"/>
-          <w:sz w:val="20"/>
+          <w:sz w:val="22"/>
           <w:caps/>
-          <w:spacing w:val="14"/>
+          <w:spacing w:val="18"/>
         </w:rPr>
         <w:t xml:space="preserve">Staffing Requirements</w:t>
       </w:r>
@@ -10830,9 +10800,9 @@
           <w:bCs/>
           <w:b/>
           <w:color w:val="B08625"/>
-          <w:sz w:val="20"/>
+          <w:sz w:val="22"/>
           <w:caps/>
-          <w:spacing w:val="14"/>
+          <w:spacing w:val="18"/>
         </w:rPr>
         <w:t xml:space="preserve">Annual Budget</w:t>
       </w:r>
@@ -10856,9 +10826,9 @@
           <w:bCs/>
           <w:b/>
           <w:color w:val="B08625"/>
-          <w:sz w:val="20"/>
+          <w:sz w:val="22"/>
           <w:caps/>
-          <w:spacing w:val="14"/>
+          <w:spacing w:val="18"/>
         </w:rPr>
         <w:t xml:space="preserve">Values-to-Practice Mapping</w:t>
       </w:r>
@@ -11221,9 +11191,9 @@
           <w:bCs/>
           <w:b/>
           <w:color w:val="B08625"/>
-          <w:sz w:val="20"/>
+          <w:sz w:val="22"/>
           <w:caps/>
-          <w:spacing w:val="14"/>
+          <w:spacing w:val="18"/>
         </w:rPr>
         <w:t xml:space="preserve">KPIs</w:t>
       </w:r>
@@ -11259,9 +11229,9 @@
           <w:bCs/>
           <w:b/>
           <w:color w:val="B08625"/>
-          <w:sz w:val="20"/>
+          <w:sz w:val="22"/>
           <w:caps/>
-          <w:spacing w:val="14"/>
+          <w:spacing w:val="18"/>
         </w:rPr>
         <w:t xml:space="preserve">Risks &amp; Mitigation</w:t>
       </w:r>
@@ -11309,9 +11279,9 @@
           <w:bCs/>
           <w:b/>
           <w:color w:val="B08625"/>
-          <w:sz w:val="20"/>
+          <w:sz w:val="22"/>
           <w:caps/>
-          <w:spacing w:val="14"/>
+          <w:spacing w:val="18"/>
         </w:rPr>
         <w:t xml:space="preserve">Timeline</w:t>
       </w:r>
@@ -11335,9 +11305,9 @@
           <w:bCs/>
           <w:b/>
           <w:color w:val="B08625"/>
-          <w:sz w:val="20"/>
+          <w:sz w:val="22"/>
           <w:caps/>
-          <w:spacing w:val="14"/>
+          <w:spacing w:val="18"/>
         </w:rPr>
         <w:t xml:space="preserve">Governance Responsibilities</w:t>
       </w:r>
@@ -11361,9 +11331,9 @@
           <w:bCs/>
           <w:b/>
           <w:color w:val="B08625"/>
-          <w:sz w:val="20"/>
+          <w:sz w:val="22"/>
           <w:caps/>
-          <w:spacing w:val="14"/>
+          <w:spacing w:val="18"/>
         </w:rPr>
         <w:t xml:space="preserve">Measurable Success Indicators</w:t>
       </w:r>
@@ -11405,9 +11375,9 @@
           <w:bCs/>
           <w:b/>
           <w:color w:val="B08625"/>
-          <w:sz w:val="20"/>
+          <w:sz w:val="22"/>
           <w:caps/>
-          <w:spacing w:val="14"/>
+          <w:spacing w:val="18"/>
         </w:rPr>
         <w:t xml:space="preserve">Rationale</w:t>
       </w:r>
@@ -11431,9 +11401,9 @@
           <w:bCs/>
           <w:b/>
           <w:color w:val="B08625"/>
-          <w:sz w:val="20"/>
+          <w:sz w:val="22"/>
           <w:caps/>
-          <w:spacing w:val="14"/>
+          <w:spacing w:val="18"/>
         </w:rPr>
         <w:t xml:space="preserve">Global Best Practices</w:t>
       </w:r>
@@ -11457,9 +11427,9 @@
           <w:bCs/>
           <w:b/>
           <w:color w:val="B08625"/>
-          <w:sz w:val="20"/>
+          <w:sz w:val="22"/>
           <w:caps/>
-          <w:spacing w:val="14"/>
+          <w:spacing w:val="18"/>
         </w:rPr>
         <w:t xml:space="preserve">Committee Structure Beneath the Two Chambers</w:t>
       </w:r>
@@ -11693,9 +11663,9 @@
           <w:bCs/>
           <w:b/>
           <w:color w:val="B08625"/>
-          <w:sz w:val="20"/>
+          <w:sz w:val="22"/>
           <w:caps/>
-          <w:spacing w:val="14"/>
+          <w:spacing w:val="18"/>
         </w:rPr>
         <w:t xml:space="preserve">Implementation Phases (Target Years)</w:t>
       </w:r>
@@ -11719,9 +11689,9 @@
           <w:bCs/>
           <w:b/>
           <w:color w:val="B08625"/>
-          <w:sz w:val="20"/>
+          <w:sz w:val="22"/>
           <w:caps/>
-          <w:spacing w:val="14"/>
+          <w:spacing w:val="18"/>
         </w:rPr>
         <w:t xml:space="preserve">Staffing Requirements</w:t>
       </w:r>
@@ -11745,9 +11715,9 @@
           <w:bCs/>
           <w:b/>
           <w:color w:val="B08625"/>
-          <w:sz w:val="20"/>
+          <w:sz w:val="22"/>
           <w:caps/>
-          <w:spacing w:val="14"/>
+          <w:spacing w:val="18"/>
         </w:rPr>
         <w:t xml:space="preserve">Annual Budget</w:t>
       </w:r>
@@ -11777,9 +11747,9 @@
           <w:bCs/>
           <w:b/>
           <w:color w:val="B08625"/>
-          <w:sz w:val="20"/>
+          <w:sz w:val="22"/>
           <w:caps/>
-          <w:spacing w:val="14"/>
+          <w:spacing w:val="18"/>
         </w:rPr>
         <w:t xml:space="preserve">KPIs</w:t>
       </w:r>
@@ -11815,9 +11785,9 @@
           <w:bCs/>
           <w:b/>
           <w:color w:val="B08625"/>
-          <w:sz w:val="20"/>
+          <w:sz w:val="22"/>
           <w:caps/>
-          <w:spacing w:val="14"/>
+          <w:spacing w:val="18"/>
         </w:rPr>
         <w:t xml:space="preserve">Risks &amp; Mitigation</w:t>
       </w:r>
@@ -11847,9 +11817,9 @@
           <w:bCs/>
           <w:b/>
           <w:color w:val="B08625"/>
-          <w:sz w:val="20"/>
+          <w:sz w:val="22"/>
           <w:caps/>
-          <w:spacing w:val="14"/>
+          <w:spacing w:val="18"/>
         </w:rPr>
         <w:t xml:space="preserve">Annual Governance Calendar</w:t>
       </w:r>
@@ -12083,9 +12053,9 @@
           <w:bCs/>
           <w:b/>
           <w:color w:val="B08625"/>
-          <w:sz w:val="20"/>
+          <w:sz w:val="22"/>
           <w:caps/>
-          <w:spacing w:val="14"/>
+          <w:spacing w:val="18"/>
         </w:rPr>
         <w:t xml:space="preserve">Governance Responsibilities</w:t>
       </w:r>
@@ -12109,9 +12079,9 @@
           <w:bCs/>
           <w:b/>
           <w:color w:val="B08625"/>
-          <w:sz w:val="20"/>
+          <w:sz w:val="22"/>
           <w:caps/>
-          <w:spacing w:val="14"/>
+          <w:spacing w:val="18"/>
         </w:rPr>
         <w:t xml:space="preserve">Measurable Success Indicators</w:t>
       </w:r>
@@ -12153,9 +12123,9 @@
           <w:bCs/>
           <w:b/>
           <w:color w:val="B08625"/>
-          <w:sz w:val="20"/>
+          <w:sz w:val="22"/>
           <w:caps/>
-          <w:spacing w:val="14"/>
+          <w:spacing w:val="18"/>
         </w:rPr>
         <w:t xml:space="preserve">Rationale</w:t>
       </w:r>
@@ -12179,9 +12149,9 @@
           <w:bCs/>
           <w:b/>
           <w:color w:val="B08625"/>
-          <w:sz w:val="20"/>
+          <w:sz w:val="22"/>
           <w:caps/>
-          <w:spacing w:val="14"/>
+          <w:spacing w:val="18"/>
         </w:rPr>
         <w:t xml:space="preserve">Global Best Practices</w:t>
       </w:r>
@@ -12205,9 +12175,9 @@
           <w:bCs/>
           <w:b/>
           <w:color w:val="B08625"/>
-          <w:sz w:val="20"/>
+          <w:sz w:val="22"/>
           <w:caps/>
-          <w:spacing w:val="14"/>
+          <w:spacing w:val="18"/>
         </w:rPr>
         <w:t xml:space="preserve">The 18-Seat Structure (Canon, Unaltered)</w:t>
       </w:r>
@@ -12441,9 +12411,9 @@
           <w:bCs/>
           <w:b/>
           <w:color w:val="B08625"/>
-          <w:sz w:val="20"/>
+          <w:sz w:val="22"/>
           <w:caps/>
-          <w:spacing w:val="14"/>
+          <w:spacing w:val="18"/>
         </w:rPr>
         <w:t xml:space="preserve">Election/Appointment Procedures</w:t>
       </w:r>
@@ -12485,9 +12455,9 @@
           <w:bCs/>
           <w:b/>
           <w:color w:val="B08625"/>
-          <w:sz w:val="20"/>
+          <w:sz w:val="22"/>
           <w:caps/>
-          <w:spacing w:val="14"/>
+          <w:spacing w:val="18"/>
         </w:rPr>
         <w:t xml:space="preserve">Terms</w:t>
       </w:r>
@@ -12511,9 +12481,9 @@
           <w:bCs/>
           <w:b/>
           <w:color w:val="B08625"/>
-          <w:sz w:val="20"/>
+          <w:sz w:val="22"/>
           <w:caps/>
-          <w:spacing w:val="14"/>
+          <w:spacing w:val="18"/>
         </w:rPr>
         <w:t xml:space="preserve">Quorum and Voting Thresholds</w:t>
       </w:r>
@@ -12686,9 +12656,9 @@
           <w:bCs/>
           <w:b/>
           <w:color w:val="B08625"/>
-          <w:sz w:val="20"/>
+          <w:sz w:val="22"/>
           <w:caps/>
-          <w:spacing w:val="14"/>
+          <w:spacing w:val="18"/>
         </w:rPr>
         <w:t xml:space="preserve">Implementation Phases (Target Years)</w:t>
       </w:r>
@@ -12712,9 +12682,9 @@
           <w:bCs/>
           <w:b/>
           <w:color w:val="B08625"/>
-          <w:sz w:val="20"/>
+          <w:sz w:val="22"/>
           <w:caps/>
-          <w:spacing w:val="14"/>
+          <w:spacing w:val="18"/>
         </w:rPr>
         <w:t xml:space="preserve">Staffing Requirements</w:t>
       </w:r>
@@ -12738,9 +12708,9 @@
           <w:bCs/>
           <w:b/>
           <w:color w:val="B08625"/>
-          <w:sz w:val="20"/>
+          <w:sz w:val="22"/>
           <w:caps/>
-          <w:spacing w:val="14"/>
+          <w:spacing w:val="18"/>
         </w:rPr>
         <w:t xml:space="preserve">Annual Budget</w:t>
       </w:r>
@@ -12770,9 +12740,9 @@
           <w:bCs/>
           <w:b/>
           <w:color w:val="B08625"/>
-          <w:sz w:val="20"/>
+          <w:sz w:val="22"/>
           <w:caps/>
-          <w:spacing w:val="14"/>
+          <w:spacing w:val="18"/>
         </w:rPr>
         <w:t xml:space="preserve">Risks &amp; Mitigation</w:t>
       </w:r>
@@ -12802,9 +12772,9 @@
           <w:bCs/>
           <w:b/>
           <w:color w:val="B08625"/>
-          <w:sz w:val="20"/>
+          <w:sz w:val="22"/>
           <w:caps/>
-          <w:spacing w:val="14"/>
+          <w:spacing w:val="18"/>
         </w:rPr>
         <w:t xml:space="preserve">Timeline</w:t>
       </w:r>
@@ -12828,9 +12798,9 @@
           <w:bCs/>
           <w:b/>
           <w:color w:val="B08625"/>
-          <w:sz w:val="20"/>
+          <w:sz w:val="22"/>
           <w:caps/>
-          <w:spacing w:val="14"/>
+          <w:spacing w:val="18"/>
         </w:rPr>
         <w:t xml:space="preserve">Governance Responsibilities</w:t>
       </w:r>
@@ -12854,9 +12824,9 @@
           <w:bCs/>
           <w:b/>
           <w:color w:val="B08625"/>
-          <w:sz w:val="20"/>
+          <w:sz w:val="22"/>
           <w:caps/>
-          <w:spacing w:val="14"/>
+          <w:spacing w:val="18"/>
         </w:rPr>
         <w:t xml:space="preserve">Measurable Success Indicators</w:t>
       </w:r>
@@ -12898,9 +12868,9 @@
           <w:bCs/>
           <w:b/>
           <w:color w:val="B08625"/>
-          <w:sz w:val="20"/>
+          <w:sz w:val="22"/>
           <w:caps/>
-          <w:spacing w:val="14"/>
+          <w:spacing w:val="18"/>
         </w:rPr>
         <w:t xml:space="preserve">Rationale</w:t>
       </w:r>
@@ -12924,9 +12894,9 @@
           <w:bCs/>
           <w:b/>
           <w:color w:val="B08625"/>
-          <w:sz w:val="20"/>
+          <w:sz w:val="22"/>
           <w:caps/>
-          <w:spacing w:val="14"/>
+          <w:spacing w:val="18"/>
         </w:rPr>
         <w:t xml:space="preserve">Global Best Practices</w:t>
       </w:r>
@@ -13179,9 +13149,9 @@
           <w:bCs/>
           <w:b/>
           <w:color w:val="B08625"/>
-          <w:sz w:val="20"/>
+          <w:sz w:val="22"/>
           <w:caps/>
-          <w:spacing w:val="14"/>
+          <w:spacing w:val="18"/>
         </w:rPr>
         <w:t xml:space="preserve">Exclusive Board Powers</w:t>
       </w:r>
@@ -13205,9 +13175,9 @@
           <w:bCs/>
           <w:b/>
           <w:color w:val="B08625"/>
-          <w:sz w:val="20"/>
+          <w:sz w:val="22"/>
           <w:caps/>
-          <w:spacing w:val="14"/>
+          <w:spacing w:val="18"/>
         </w:rPr>
         <w:t xml:space="preserve">Implementation Phases (Target Years)</w:t>
       </w:r>
@@ -13231,9 +13201,9 @@
           <w:bCs/>
           <w:b/>
           <w:color w:val="B08625"/>
-          <w:sz w:val="20"/>
+          <w:sz w:val="22"/>
           <w:caps/>
-          <w:spacing w:val="14"/>
+          <w:spacing w:val="18"/>
         </w:rPr>
         <w:t xml:space="preserve">Staffing Requirements</w:t>
       </w:r>
@@ -13257,9 +13227,9 @@
           <w:bCs/>
           <w:b/>
           <w:color w:val="B08625"/>
-          <w:sz w:val="20"/>
+          <w:sz w:val="22"/>
           <w:caps/>
-          <w:spacing w:val="14"/>
+          <w:spacing w:val="18"/>
         </w:rPr>
         <w:t xml:space="preserve">Annual Budget</w:t>
       </w:r>
@@ -13289,9 +13259,9 @@
           <w:bCs/>
           <w:b/>
           <w:color w:val="B08625"/>
-          <w:sz w:val="20"/>
+          <w:sz w:val="22"/>
           <w:caps/>
-          <w:spacing w:val="14"/>
+          <w:spacing w:val="18"/>
         </w:rPr>
         <w:t xml:space="preserve">KPIs</w:t>
       </w:r>
@@ -13327,9 +13297,9 @@
           <w:bCs/>
           <w:b/>
           <w:color w:val="B08625"/>
-          <w:sz w:val="20"/>
+          <w:sz w:val="22"/>
           <w:caps/>
-          <w:spacing w:val="14"/>
+          <w:spacing w:val="18"/>
         </w:rPr>
         <w:t xml:space="preserve">Risks &amp; Mitigation</w:t>
       </w:r>
@@ -13393,9 +13363,9 @@
           <w:bCs/>
           <w:b/>
           <w:color w:val="B08625"/>
-          <w:sz w:val="20"/>
+          <w:sz w:val="22"/>
           <w:caps/>
-          <w:spacing w:val="14"/>
+          <w:spacing w:val="18"/>
         </w:rPr>
         <w:t xml:space="preserve">Timeline</w:t>
       </w:r>
@@ -13419,9 +13389,9 @@
           <w:bCs/>
           <w:b/>
           <w:color w:val="B08625"/>
-          <w:sz w:val="20"/>
+          <w:sz w:val="22"/>
           <w:caps/>
-          <w:spacing w:val="14"/>
+          <w:spacing w:val="18"/>
         </w:rPr>
         <w:t xml:space="preserve">Governance Responsibilities</w:t>
       </w:r>
@@ -13445,9 +13415,9 @@
           <w:bCs/>
           <w:b/>
           <w:color w:val="B08625"/>
-          <w:sz w:val="20"/>
+          <w:sz w:val="22"/>
           <w:caps/>
-          <w:spacing w:val="14"/>
+          <w:spacing w:val="18"/>
         </w:rPr>
         <w:t xml:space="preserve">Measurable Success Indicators</w:t>
       </w:r>
@@ -13530,9 +13500,9 @@
                 <w:rFonts w:ascii="Cinzel" w:hAnsi="Cinzel"/>
                 <w:b/>
                 <w:color w:val="B08625"/>
-                <w:sz w:val="20"/>
+                <w:sz w:val="22"/>
                 <w:caps/>
-                <w:spacing w:val="14"/>
+                <w:spacing w:val="18"/>
               </w:rPr>
               <w:t>II</w:t>
             </w:r>
@@ -13546,9 +13516,9 @@
                 <w:rFonts w:ascii="Cormorant Garamond" w:hAnsi="Cormorant Garamond"/>
                 <w:b/>
                 <w:color w:val="B08625"/>
-                <w:sz w:val="20"/>
+                <w:sz w:val="22"/>
                 <w:caps/>
-                <w:spacing w:val="14"/>
+                <w:spacing w:val="18"/>
               </w:rPr>
               <w:t>Organizational &amp; Academic Structure</w:t>
             </w:r>
@@ -13593,9 +13563,9 @@
               <w:rPr>
                 <w:rFonts w:ascii="Liberation Sans" w:hAnsi="Liberation Sans"/>
                 <w:b/>
-                <w:sz w:val="20"/>
+                <w:sz w:val="22"/>
                 <w:color w:val="B08625"/>
-                <w:spacing w:val="14"/>
+                <w:spacing w:val="18"/>
                 <w:caps/>
               </w:rPr>
               <w:t>CONTENTS OF THIS PART</w:t>
@@ -13610,9 +13580,9 @@
                 <w:rFonts w:ascii="Cinzel" w:hAnsi="Cinzel"/>
                 <w:b/>
                 <w:color w:val="B08625"/>
-                <w:sz w:val="20"/>
+                <w:sz w:val="22"/>
                 <w:caps/>
-                <w:spacing w:val="14"/>
+                <w:spacing w:val="18"/>
               </w:rPr>
               <w:t>06 </w:t>
             </w:r>
@@ -13634,9 +13604,9 @@
                 <w:rFonts w:ascii="Cinzel" w:hAnsi="Cinzel"/>
                 <w:b/>
                 <w:color w:val="B08625"/>
-                <w:sz w:val="20"/>
+                <w:sz w:val="22"/>
                 <w:caps/>
-                <w:spacing w:val="14"/>
+                <w:spacing w:val="18"/>
               </w:rPr>
               <w:t>07 </w:t>
             </w:r>
@@ -13658,9 +13628,9 @@
                 <w:rFonts w:ascii="Cinzel" w:hAnsi="Cinzel"/>
                 <w:b/>
                 <w:color w:val="B08625"/>
-                <w:sz w:val="20"/>
+                <w:sz w:val="22"/>
                 <w:caps/>
-                <w:spacing w:val="14"/>
+                <w:spacing w:val="18"/>
               </w:rPr>
               <w:t>08 </w:t>
             </w:r>
@@ -13682,9 +13652,9 @@
                 <w:rFonts w:ascii="Cinzel" w:hAnsi="Cinzel"/>
                 <w:b/>
                 <w:color w:val="B08625"/>
-                <w:sz w:val="20"/>
+                <w:sz w:val="22"/>
                 <w:caps/>
-                <w:spacing w:val="14"/>
+                <w:spacing w:val="18"/>
               </w:rPr>
               <w:t>09 </w:t>
             </w:r>
@@ -13706,9 +13676,9 @@
                 <w:rFonts w:ascii="Cinzel" w:hAnsi="Cinzel"/>
                 <w:b/>
                 <w:color w:val="B08625"/>
-                <w:sz w:val="20"/>
+                <w:sz w:val="22"/>
                 <w:caps/>
-                <w:spacing w:val="14"/>
+                <w:spacing w:val="18"/>
               </w:rPr>
               <w:t>10 </w:t>
             </w:r>
@@ -13838,9 +13808,9 @@
           <w:bCs/>
           <w:b/>
           <w:color w:val="B08625"/>
-          <w:sz w:val="20"/>
+          <w:sz w:val="22"/>
           <w:caps/>
-          <w:spacing w:val="14"/>
+          <w:spacing w:val="18"/>
         </w:rPr>
         <w:t xml:space="preserve">Rationale</w:t>
       </w:r>
@@ -13893,9 +13863,9 @@
           <w:bCs/>
           <w:b/>
           <w:color w:val="B08625"/>
-          <w:sz w:val="20"/>
+          <w:sz w:val="22"/>
           <w:caps/>
-          <w:spacing w:val="14"/>
+          <w:spacing w:val="18"/>
         </w:rPr>
         <w:t xml:space="preserve">Global Best Practices</w:t>
       </w:r>
@@ -14369,9 +14339,9 @@
           <w:bCs/>
           <w:b/>
           <w:color w:val="B08625"/>
-          <w:sz w:val="20"/>
+          <w:sz w:val="22"/>
           <w:caps/>
-          <w:spacing w:val="14"/>
+          <w:spacing w:val="18"/>
         </w:rPr>
         <w:t xml:space="preserve">Staffing, Budget, KPIs</w:t>
       </w:r>
@@ -14668,9 +14638,9 @@
           <w:bCs/>
           <w:b/>
           <w:color w:val="B08625"/>
-          <w:sz w:val="20"/>
+          <w:sz w:val="22"/>
           <w:caps/>
-          <w:spacing w:val="14"/>
+          <w:spacing w:val="18"/>
         </w:rPr>
         <w:t xml:space="preserve">KPIs:</w:t>
       </w:r>
@@ -14697,9 +14667,9 @@
           <w:bCs/>
           <w:b/>
           <w:color w:val="B08625"/>
-          <w:sz w:val="20"/>
+          <w:sz w:val="22"/>
           <w:caps/>
-          <w:spacing w:val="14"/>
+          <w:spacing w:val="18"/>
         </w:rPr>
         <w:t xml:space="preserve">Risks &amp; Mitigation</w:t>
       </w:r>
@@ -14718,9 +14688,9 @@
           <w:bCs/>
           <w:b/>
           <w:color w:val="B08625"/>
-          <w:sz w:val="20"/>
+          <w:sz w:val="22"/>
           <w:caps/>
-          <w:spacing w:val="14"/>
+          <w:spacing w:val="18"/>
         </w:rPr>
         <w:t xml:space="preserve">Founder over-concentration</w:t>
       </w:r>
@@ -14745,9 +14715,9 @@
           <w:bCs/>
           <w:b/>
           <w:color w:val="B08625"/>
-          <w:sz w:val="20"/>
+          <w:sz w:val="22"/>
           <w:caps/>
-          <w:spacing w:val="14"/>
+          <w:spacing w:val="18"/>
         </w:rPr>
         <w:t xml:space="preserve">Bureaucratic creep as revenue scales</w:t>
       </w:r>
@@ -14772,9 +14742,9 @@
           <w:bCs/>
           <w:b/>
           <w:color w:val="B08625"/>
-          <w:sz w:val="20"/>
+          <w:sz w:val="22"/>
           <w:caps/>
-          <w:spacing w:val="14"/>
+          <w:spacing w:val="18"/>
         </w:rPr>
         <w:t xml:space="preserve">Secular-school authority ambiguity</w:t>
       </w:r>
@@ -14795,9 +14765,9 @@
           <w:bCs/>
           <w:b/>
           <w:color w:val="B08625"/>
-          <w:sz w:val="20"/>
+          <w:sz w:val="22"/>
           <w:caps/>
-          <w:spacing w:val="14"/>
+          <w:spacing w:val="18"/>
         </w:rPr>
         <w:t xml:space="preserve">Timeline &amp; Governance Mapping</w:t>
       </w:r>
@@ -14821,9 +14791,9 @@
           <w:bCs/>
           <w:b/>
           <w:color w:val="B08625"/>
-          <w:sz w:val="20"/>
+          <w:sz w:val="22"/>
           <w:caps/>
-          <w:spacing w:val="14"/>
+          <w:spacing w:val="18"/>
         </w:rPr>
         <w:t xml:space="preserve">Measurable Success Indicators</w:t>
       </w:r>
@@ -14943,9 +14913,9 @@
           <w:bCs/>
           <w:b/>
           <w:color w:val="B08625"/>
-          <w:sz w:val="20"/>
+          <w:sz w:val="22"/>
           <w:caps/>
-          <w:spacing w:val="14"/>
+          <w:spacing w:val="18"/>
         </w:rPr>
         <w:t xml:space="preserve">Rationale</w:t>
       </w:r>
@@ -15003,9 +14973,9 @@
           <w:bCs/>
           <w:b/>
           <w:color w:val="B08625"/>
-          <w:sz w:val="20"/>
+          <w:sz w:val="22"/>
           <w:caps/>
-          <w:spacing w:val="14"/>
+          <w:spacing w:val="18"/>
         </w:rPr>
         <w:t xml:space="preserve">Global Best Practices</w:t>
       </w:r>
@@ -15029,9 +14999,9 @@
           <w:bCs/>
           <w:b/>
           <w:color w:val="B08625"/>
-          <w:sz w:val="20"/>
+          <w:sz w:val="22"/>
           <w:caps/>
-          <w:spacing w:val="14"/>
+          <w:spacing w:val="18"/>
         </w:rPr>
         <w:t xml:space="preserve">Rollout Phases (target years)</w:t>
       </w:r>
@@ -15494,9 +15464,9 @@
           <w:bCs/>
           <w:b/>
           <w:color w:val="B08625"/>
-          <w:sz w:val="20"/>
+          <w:sz w:val="22"/>
           <w:caps/>
-          <w:spacing w:val="14"/>
+          <w:spacing w:val="18"/>
         </w:rPr>
         <w:t xml:space="preserve">Academic Calendar / Semester Model</w:t>
       </w:r>
@@ -15568,9 +15538,9 @@
           <w:bCs/>
           <w:b/>
           <w:color w:val="B08625"/>
-          <w:sz w:val="20"/>
+          <w:sz w:val="22"/>
           <w:caps/>
-          <w:spacing w:val="14"/>
+          <w:spacing w:val="18"/>
         </w:rPr>
         <w:t xml:space="preserve">Staffing Requirements</w:t>
       </w:r>
@@ -15865,9 +15835,9 @@
           <w:bCs/>
           <w:b/>
           <w:color w:val="B08625"/>
-          <w:sz w:val="20"/>
+          <w:sz w:val="22"/>
           <w:caps/>
-          <w:spacing w:val="14"/>
+          <w:spacing w:val="18"/>
         </w:rPr>
         <w:t xml:space="preserve">Annual Budget (fixed allocation ties)</w:t>
       </w:r>
@@ -15920,9 +15890,9 @@
           <w:bCs/>
           <w:b/>
           <w:color w:val="B08625"/>
-          <w:sz w:val="20"/>
+          <w:sz w:val="22"/>
           <w:caps/>
-          <w:spacing w:val="14"/>
+          <w:spacing w:val="18"/>
         </w:rPr>
         <w:t xml:space="preserve">Quality Assurance Cycle</w:t>
       </w:r>
@@ -15952,9 +15922,9 @@
           <w:bCs/>
           <w:b/>
           <w:color w:val="B08625"/>
-          <w:sz w:val="20"/>
+          <w:sz w:val="22"/>
           <w:caps/>
-          <w:spacing w:val="14"/>
+          <w:spacing w:val="18"/>
         </w:rPr>
         <w:t xml:space="preserve">KPIs &amp; Measurable Success Indicators</w:t>
       </w:r>
@@ -15990,9 +15960,9 @@
           <w:bCs/>
           <w:b/>
           <w:color w:val="B08625"/>
-          <w:sz w:val="20"/>
+          <w:sz w:val="22"/>
           <w:caps/>
-          <w:spacing w:val="14"/>
+          <w:spacing w:val="18"/>
         </w:rPr>
         <w:t xml:space="preserve">Risks &amp; Mitigation</w:t>
       </w:r>
@@ -16011,9 +15981,9 @@
           <w:bCs/>
           <w:b/>
           <w:color w:val="B08625"/>
-          <w:sz w:val="20"/>
+          <w:sz w:val="22"/>
           <w:caps/>
-          <w:spacing w:val="14"/>
+          <w:spacing w:val="18"/>
         </w:rPr>
         <w:t xml:space="preserve">Overexpansion before financial proof</w:t>
       </w:r>
@@ -16038,9 +16008,9 @@
           <w:bCs/>
           <w:b/>
           <w:color w:val="B08625"/>
-          <w:sz w:val="20"/>
+          <w:sz w:val="22"/>
           <w:caps/>
-          <w:spacing w:val="14"/>
+          <w:spacing w:val="18"/>
         </w:rPr>
         <w:t xml:space="preserve">Credit-loss disputes</w:t>
       </w:r>
@@ -16065,9 +16035,9 @@
           <w:bCs/>
           <w:b/>
           <w:color w:val="B08625"/>
-          <w:sz w:val="20"/>
+          <w:sz w:val="22"/>
           <w:caps/>
-          <w:spacing w:val="14"/>
+          <w:spacing w:val="18"/>
         </w:rPr>
         <w:t xml:space="preserve">QA understaffing at small scale</w:t>
       </w:r>
@@ -16088,9 +16058,9 @@
           <w:bCs/>
           <w:b/>
           <w:color w:val="B08625"/>
-          <w:sz w:val="20"/>
+          <w:sz w:val="22"/>
           <w:caps/>
-          <w:spacing w:val="14"/>
+          <w:spacing w:val="18"/>
         </w:rPr>
         <w:t xml:space="preserve">Governance Responsibilities</w:t>
       </w:r>
@@ -16114,9 +16084,9 @@
           <w:bCs/>
           <w:b/>
           <w:color w:val="B08625"/>
-          <w:sz w:val="20"/>
+          <w:sz w:val="22"/>
           <w:caps/>
-          <w:spacing w:val="14"/>
+          <w:spacing w:val="18"/>
         </w:rPr>
         <w:t xml:space="preserve">Timeline</w:t>
       </w:r>
@@ -16158,9 +16128,9 @@
           <w:bCs/>
           <w:b/>
           <w:color w:val="B08625"/>
-          <w:sz w:val="20"/>
+          <w:sz w:val="22"/>
           <w:caps/>
-          <w:spacing w:val="14"/>
+          <w:spacing w:val="18"/>
         </w:rPr>
         <w:t xml:space="preserve">Rationale</w:t>
       </w:r>
@@ -16184,9 +16154,9 @@
           <w:bCs/>
           <w:b/>
           <w:color w:val="B08625"/>
-          <w:sz w:val="20"/>
+          <w:sz w:val="22"/>
           <w:caps/>
-          <w:spacing w:val="14"/>
+          <w:spacing w:val="18"/>
         </w:rPr>
         <w:t xml:space="preserve">Global Best Practices</w:t>
       </w:r>
@@ -16624,9 +16594,9 @@
           <w:bCs/>
           <w:b/>
           <w:color w:val="B08625"/>
-          <w:sz w:val="20"/>
+          <w:sz w:val="22"/>
           <w:caps/>
-          <w:spacing w:val="14"/>
+          <w:spacing w:val="18"/>
         </w:rPr>
         <w:t xml:space="preserve">Inter-College Shared Services</w:t>
       </w:r>
@@ -16645,9 +16615,9 @@
           <w:bCs/>
           <w:b/>
           <w:color w:val="B08625"/>
-          <w:sz w:val="20"/>
+          <w:sz w:val="22"/>
           <w:caps/>
-          <w:spacing w:val="14"/>
+          <w:spacing w:val="18"/>
         </w:rPr>
         <w:t xml:space="preserve">Shared Arabic-Language Core</w:t>
       </w:r>
@@ -16672,9 +16642,9 @@
           <w:bCs/>
           <w:b/>
           <w:color w:val="B08625"/>
-          <w:sz w:val="20"/>
+          <w:sz w:val="22"/>
           <w:caps/>
-          <w:spacing w:val="14"/>
+          <w:spacing w:val="18"/>
         </w:rPr>
         <w:t xml:space="preserve">Shared Islamic Studies Gen-Ed Core (Year 11+)</w:t>
       </w:r>
@@ -17062,9 +17032,9 @@
           <w:bCs/>
           <w:b/>
           <w:color w:val="B08625"/>
-          <w:sz w:val="20"/>
+          <w:sz w:val="22"/>
           <w:caps/>
-          <w:spacing w:val="14"/>
+          <w:spacing w:val="18"/>
         </w:rPr>
         <w:t xml:space="preserve">Staffing Requirements</w:t>
       </w:r>
@@ -17088,9 +17058,9 @@
           <w:bCs/>
           <w:b/>
           <w:color w:val="B08625"/>
-          <w:sz w:val="20"/>
+          <w:sz w:val="22"/>
           <w:caps/>
-          <w:spacing w:val="14"/>
+          <w:spacing w:val="18"/>
         </w:rPr>
         <w:t xml:space="preserve">Annual Budget</w:t>
       </w:r>
@@ -17133,9 +17103,9 @@
           <w:bCs/>
           <w:b/>
           <w:color w:val="B08625"/>
-          <w:sz w:val="20"/>
+          <w:sz w:val="22"/>
           <w:caps/>
-          <w:spacing w:val="14"/>
+          <w:spacing w:val="18"/>
         </w:rPr>
         <w:t xml:space="preserve">KPIs</w:t>
       </w:r>
@@ -17171,9 +17141,9 @@
           <w:bCs/>
           <w:b/>
           <w:color w:val="B08625"/>
-          <w:sz w:val="20"/>
+          <w:sz w:val="22"/>
           <w:caps/>
-          <w:spacing w:val="14"/>
+          <w:spacing w:val="18"/>
         </w:rPr>
         <w:t xml:space="preserve">Risks &amp; Mitigation</w:t>
       </w:r>
@@ -17192,9 +17162,9 @@
           <w:bCs/>
           <w:b/>
           <w:color w:val="B08625"/>
-          <w:sz w:val="20"/>
+          <w:sz w:val="22"/>
           <w:caps/>
-          <w:spacing w:val="14"/>
+          <w:spacing w:val="18"/>
         </w:rPr>
         <w:t xml:space="preserve">Shared-core underfunding as a</w:t>
       </w:r>
@@ -17261,9 +17231,9 @@
           <w:bCs/>
           <w:b/>
           <w:color w:val="B08625"/>
-          <w:sz w:val="20"/>
+          <w:sz w:val="22"/>
           <w:caps/>
-          <w:spacing w:val="14"/>
+          <w:spacing w:val="18"/>
         </w:rPr>
         <w:t xml:space="preserve">Secular Schools diluting Islamic identity</w:t>
       </w:r>
@@ -17284,9 +17254,9 @@
           <w:bCs/>
           <w:b/>
           <w:color w:val="B08625"/>
-          <w:sz w:val="20"/>
+          <w:sz w:val="22"/>
           <w:caps/>
-          <w:spacing w:val="14"/>
+          <w:spacing w:val="18"/>
         </w:rPr>
         <w:t xml:space="preserve">Governance Responsibilities</w:t>
       </w:r>
@@ -17310,9 +17280,9 @@
           <w:bCs/>
           <w:b/>
           <w:color w:val="B08625"/>
-          <w:sz w:val="20"/>
+          <w:sz w:val="22"/>
           <w:caps/>
-          <w:spacing w:val="14"/>
+          <w:spacing w:val="18"/>
         </w:rPr>
         <w:t xml:space="preserve">Timeline &amp; Success Indicators</w:t>
       </w:r>
@@ -17354,9 +17324,9 @@
           <w:bCs/>
           <w:b/>
           <w:color w:val="B08625"/>
-          <w:sz w:val="20"/>
+          <w:sz w:val="22"/>
           <w:caps/>
-          <w:spacing w:val="14"/>
+          <w:spacing w:val="18"/>
         </w:rPr>
         <w:t xml:space="preserve">Rationale</w:t>
       </w:r>
@@ -17392,9 +17362,9 @@
           <w:bCs/>
           <w:b/>
           <w:color w:val="B08625"/>
-          <w:sz w:val="20"/>
+          <w:sz w:val="22"/>
           <w:caps/>
-          <w:spacing w:val="14"/>
+          <w:spacing w:val="18"/>
         </w:rPr>
         <w:t xml:space="preserve">Global Best Practices</w:t>
       </w:r>
@@ -17418,9 +17388,9 @@
           <w:bCs/>
           <w:b/>
           <w:color w:val="B08625"/>
-          <w:sz w:val="20"/>
+          <w:sz w:val="22"/>
           <w:caps/>
-          <w:spacing w:val="14"/>
+          <w:spacing w:val="18"/>
         </w:rPr>
         <w:t xml:space="preserve">Ranks &amp; Titles</w:t>
       </w:r>
@@ -17736,9 +17706,9 @@
           <w:bCs/>
           <w:b/>
           <w:color w:val="B08625"/>
-          <w:sz w:val="20"/>
+          <w:sz w:val="22"/>
           <w:caps/>
-          <w:spacing w:val="14"/>
+          <w:spacing w:val="18"/>
         </w:rPr>
         <w:t xml:space="preserve">Promotion Pathway</w:t>
       </w:r>
@@ -17778,9 +17748,9 @@
           <w:bCs/>
           <w:b/>
           <w:color w:val="B08625"/>
-          <w:sz w:val="20"/>
+          <w:sz w:val="22"/>
           <w:caps/>
-          <w:spacing w:val="14"/>
+          <w:spacing w:val="18"/>
         </w:rPr>
         <w:t xml:space="preserve">Credentialing Standards</w:t>
       </w:r>
@@ -17799,9 +17769,9 @@
           <w:bCs/>
           <w:b/>
           <w:color w:val="B08625"/>
-          <w:sz w:val="20"/>
+          <w:sz w:val="22"/>
           <w:caps/>
-          <w:spacing w:val="14"/>
+          <w:spacing w:val="18"/>
         </w:rPr>
         <w:t xml:space="preserve">Religious faculty</w:t>
       </w:r>
@@ -17838,9 +17808,9 @@
           <w:bCs/>
           <w:b/>
           <w:color w:val="B08625"/>
-          <w:sz w:val="20"/>
+          <w:sz w:val="22"/>
           <w:caps/>
-          <w:spacing w:val="14"/>
+          <w:spacing w:val="18"/>
         </w:rPr>
         <w:t xml:space="preserve">Arabic Language faculty</w:t>
       </w:r>
@@ -17865,9 +17835,9 @@
           <w:bCs/>
           <w:b/>
           <w:color w:val="B08625"/>
-          <w:sz w:val="20"/>
+          <w:sz w:val="22"/>
           <w:caps/>
-          <w:spacing w:val="14"/>
+          <w:spacing w:val="18"/>
         </w:rPr>
         <w:t xml:space="preserve">Islamic Finance faculty</w:t>
       </w:r>
@@ -17892,9 +17862,9 @@
           <w:bCs/>
           <w:b/>
           <w:color w:val="B08625"/>
-          <w:sz w:val="20"/>
+          <w:sz w:val="22"/>
           <w:caps/>
-          <w:spacing w:val="14"/>
+          <w:spacing w:val="18"/>
         </w:rPr>
         <w:t xml:space="preserve">Secular-school faculty</w:t>
       </w:r>
@@ -17915,9 +17885,9 @@
           <w:bCs/>
           <w:b/>
           <w:color w:val="B08625"/>
-          <w:sz w:val="20"/>
+          <w:sz w:val="22"/>
           <w:caps/>
-          <w:spacing w:val="14"/>
+          <w:spacing w:val="18"/>
         </w:rPr>
         <w:t xml:space="preserve">Workload Model</w:t>
       </w:r>
@@ -17941,9 +17911,9 @@
           <w:bCs/>
           <w:b/>
           <w:color w:val="B08625"/>
-          <w:sz w:val="20"/>
+          <w:sz w:val="22"/>
           <w:caps/>
-          <w:spacing w:val="14"/>
+          <w:spacing w:val="18"/>
         </w:rPr>
         <w:t xml:space="preserve">Staffing Requirements &amp; Annual Budget by Phase</w:t>
       </w:r>
@@ -18244,9 +18214,9 @@
           <w:bCs/>
           <w:b/>
           <w:color w:val="B08625"/>
-          <w:sz w:val="20"/>
+          <w:sz w:val="22"/>
           <w:caps/>
-          <w:spacing w:val="14"/>
+          <w:spacing w:val="18"/>
         </w:rPr>
         <w:t xml:space="preserve">KPIs</w:t>
       </w:r>
@@ -18282,9 +18252,9 @@
           <w:bCs/>
           <w:b/>
           <w:color w:val="B08625"/>
-          <w:sz w:val="20"/>
+          <w:sz w:val="22"/>
           <w:caps/>
-          <w:spacing w:val="14"/>
+          <w:spacing w:val="18"/>
         </w:rPr>
         <w:t xml:space="preserve">Risks &amp; Mitigation</w:t>
       </w:r>
@@ -18303,9 +18273,9 @@
           <w:bCs/>
           <w:b/>
           <w:color w:val="B08625"/>
-          <w:sz w:val="20"/>
+          <w:sz w:val="22"/>
           <w:caps/>
-          <w:spacing w:val="14"/>
+          <w:spacing w:val="18"/>
         </w:rPr>
         <w:t xml:space="preserve">Credential fraud in isnād verification</w:t>
       </w:r>
@@ -18390,9 +18360,9 @@
           <w:bCs/>
           <w:b/>
           <w:color w:val="B08625"/>
-          <w:sz w:val="20"/>
+          <w:sz w:val="22"/>
           <w:caps/>
-          <w:spacing w:val="14"/>
+          <w:spacing w:val="18"/>
         </w:rPr>
         <w:t xml:space="preserve">Governance Responsibilities &amp; Timeline</w:t>
       </w:r>
@@ -18416,9 +18386,9 @@
           <w:bCs/>
           <w:b/>
           <w:color w:val="B08625"/>
-          <w:sz w:val="20"/>
+          <w:sz w:val="22"/>
           <w:caps/>
-          <w:spacing w:val="14"/>
+          <w:spacing w:val="18"/>
         </w:rPr>
         <w:t xml:space="preserve">Measurable Success Indicators</w:t>
       </w:r>
@@ -18460,9 +18430,9 @@
           <w:bCs/>
           <w:b/>
           <w:color w:val="B08625"/>
-          <w:sz w:val="20"/>
+          <w:sz w:val="22"/>
           <w:caps/>
-          <w:spacing w:val="14"/>
+          <w:spacing w:val="18"/>
         </w:rPr>
         <w:t xml:space="preserve">Rationale</w:t>
       </w:r>
@@ -18486,9 +18456,9 @@
           <w:bCs/>
           <w:b/>
           <w:color w:val="B08625"/>
-          <w:sz w:val="20"/>
+          <w:sz w:val="22"/>
           <w:caps/>
-          <w:spacing w:val="14"/>
+          <w:spacing w:val="18"/>
         </w:rPr>
         <w:t xml:space="preserve">Global Best Practices</w:t>
       </w:r>
@@ -18512,9 +18482,9 @@
           <w:bCs/>
           <w:b/>
           <w:color w:val="B08625"/>
-          <w:sz w:val="20"/>
+          <w:sz w:val="22"/>
           <w:caps/>
-          <w:spacing w:val="14"/>
+          <w:spacing w:val="18"/>
         </w:rPr>
         <w:t xml:space="preserve">The Six Founding Departments (Group III, Year 1)</w:t>
       </w:r>
@@ -18839,9 +18809,9 @@
           <w:bCs/>
           <w:b/>
           <w:color w:val="B08625"/>
-          <w:sz w:val="20"/>
+          <w:sz w:val="22"/>
           <w:caps/>
-          <w:spacing w:val="14"/>
+          <w:spacing w:val="18"/>
         </w:rPr>
         <w:t xml:space="preserve">Department-Level Budget &amp; Staffing by Phase</w:t>
       </w:r>
@@ -19043,9 +19013,9 @@
           <w:bCs/>
           <w:b/>
           <w:color w:val="B08625"/>
-          <w:sz w:val="20"/>
+          <w:sz w:val="22"/>
           <w:caps/>
-          <w:spacing w:val="14"/>
+          <w:spacing w:val="18"/>
         </w:rPr>
         <w:t xml:space="preserve">New Departments Under the Year-11 Secular Schools</w:t>
       </w:r>
@@ -19085,9 +19055,9 @@
           <w:bCs/>
           <w:b/>
           <w:color w:val="B08625"/>
-          <w:sz w:val="20"/>
+          <w:sz w:val="22"/>
           <w:caps/>
-          <w:spacing w:val="14"/>
+          <w:spacing w:val="18"/>
         </w:rPr>
         <w:t xml:space="preserve">Reporting Line</w:t>
       </w:r>
@@ -19117,9 +19087,9 @@
           <w:bCs/>
           <w:b/>
           <w:color w:val="B08625"/>
-          <w:sz w:val="20"/>
+          <w:sz w:val="22"/>
           <w:caps/>
-          <w:spacing w:val="14"/>
+          <w:spacing w:val="18"/>
         </w:rPr>
         <w:t xml:space="preserve">KPIs</w:t>
       </w:r>
@@ -19155,9 +19125,9 @@
           <w:bCs/>
           <w:b/>
           <w:color w:val="B08625"/>
-          <w:sz w:val="20"/>
+          <w:sz w:val="22"/>
           <w:caps/>
-          <w:spacing w:val="14"/>
+          <w:spacing w:val="18"/>
         </w:rPr>
         <w:t xml:space="preserve">Risks &amp; Mitigation</w:t>
       </w:r>
@@ -19176,9 +19146,9 @@
           <w:bCs/>
           <w:b/>
           <w:color w:val="B08625"/>
-          <w:sz w:val="20"/>
+          <w:sz w:val="22"/>
           <w:caps/>
-          <w:spacing w:val="14"/>
+          <w:spacing w:val="18"/>
         </w:rPr>
         <w:t xml:space="preserve">HoD single-point-of-failure</w:t>
       </w:r>
@@ -19226,9 +19196,9 @@
           <w:bCs/>
           <w:b/>
           <w:color w:val="B08625"/>
-          <w:sz w:val="20"/>
+          <w:sz w:val="22"/>
           <w:caps/>
-          <w:spacing w:val="14"/>
+          <w:spacing w:val="18"/>
         </w:rPr>
         <w:t xml:space="preserve">Pro-rata funding starving small departments</w:t>
       </w:r>
@@ -19249,9 +19219,9 @@
           <w:bCs/>
           <w:b/>
           <w:color w:val="B08625"/>
-          <w:sz w:val="20"/>
+          <w:sz w:val="22"/>
           <w:caps/>
-          <w:spacing w:val="14"/>
+          <w:spacing w:val="18"/>
         </w:rPr>
         <w:t xml:space="preserve">Timeline &amp; Governance Responsibilities</w:t>
       </w:r>
@@ -19275,9 +19245,9 @@
           <w:bCs/>
           <w:b/>
           <w:color w:val="B08625"/>
-          <w:sz w:val="20"/>
+          <w:sz w:val="22"/>
           <w:caps/>
-          <w:spacing w:val="14"/>
+          <w:spacing w:val="18"/>
         </w:rPr>
         <w:t xml:space="preserve">Measurable Success Indicators</w:t>
       </w:r>
@@ -19360,9 +19330,9 @@
                 <w:rFonts w:ascii="Cinzel" w:hAnsi="Cinzel"/>
                 <w:b/>
                 <w:color w:val="B08625"/>
-                <w:sz w:val="20"/>
+                <w:sz w:val="22"/>
                 <w:caps/>
-                <w:spacing w:val="14"/>
+                <w:spacing w:val="18"/>
               </w:rPr>
               <w:t>III</w:t>
             </w:r>
@@ -19376,9 +19346,9 @@
                 <w:rFonts w:ascii="Cormorant Garamond" w:hAnsi="Cormorant Garamond"/>
                 <w:b/>
                 <w:color w:val="B08625"/>
-                <w:sz w:val="20"/>
+                <w:sz w:val="22"/>
                 <w:caps/>
-                <w:spacing w:val="14"/>
+                <w:spacing w:val="18"/>
               </w:rPr>
               <w:t>Curriculum &amp; Student Journey</w:t>
             </w:r>
@@ -19423,9 +19393,9 @@
               <w:rPr>
                 <w:rFonts w:ascii="Liberation Sans" w:hAnsi="Liberation Sans"/>
                 <w:b/>
-                <w:sz w:val="20"/>
+                <w:sz w:val="22"/>
                 <w:color w:val="B08625"/>
-                <w:spacing w:val="14"/>
+                <w:spacing w:val="18"/>
                 <w:caps/>
               </w:rPr>
               <w:t>CONTENTS OF THIS PART</w:t>
@@ -19440,9 +19410,9 @@
                 <w:rFonts w:ascii="Cinzel" w:hAnsi="Cinzel"/>
                 <w:b/>
                 <w:color w:val="B08625"/>
-                <w:sz w:val="20"/>
+                <w:sz w:val="22"/>
                 <w:caps/>
-                <w:spacing w:val="14"/>
+                <w:spacing w:val="18"/>
               </w:rPr>
               <w:t>11 </w:t>
             </w:r>
@@ -19464,9 +19434,9 @@
                 <w:rFonts w:ascii="Cinzel" w:hAnsi="Cinzel"/>
                 <w:b/>
                 <w:color w:val="B08625"/>
-                <w:sz w:val="20"/>
+                <w:sz w:val="22"/>
                 <w:caps/>
-                <w:spacing w:val="14"/>
+                <w:spacing w:val="18"/>
               </w:rPr>
               <w:t>12 </w:t>
             </w:r>
@@ -19488,9 +19458,9 @@
                 <w:rFonts w:ascii="Cinzel" w:hAnsi="Cinzel"/>
                 <w:b/>
                 <w:color w:val="B08625"/>
-                <w:sz w:val="20"/>
+                <w:sz w:val="22"/>
                 <w:caps/>
-                <w:spacing w:val="14"/>
+                <w:spacing w:val="18"/>
               </w:rPr>
               <w:t>13 </w:t>
             </w:r>
@@ -19512,9 +19482,9 @@
                 <w:rFonts w:ascii="Cinzel" w:hAnsi="Cinzel"/>
                 <w:b/>
                 <w:color w:val="B08625"/>
-                <w:sz w:val="20"/>
+                <w:sz w:val="22"/>
                 <w:caps/>
-                <w:spacing w:val="14"/>
+                <w:spacing w:val="18"/>
               </w:rPr>
               <w:t>14 </w:t>
             </w:r>
@@ -19536,9 +19506,9 @@
                 <w:rFonts w:ascii="Cinzel" w:hAnsi="Cinzel"/>
                 <w:b/>
                 <w:color w:val="B08625"/>
-                <w:sz w:val="20"/>
+                <w:sz w:val="22"/>
                 <w:caps/>
-                <w:spacing w:val="14"/>
+                <w:spacing w:val="18"/>
               </w:rPr>
               <w:t>15 </w:t>
             </w:r>
@@ -19590,9 +19560,9 @@
           <w:bCs/>
           <w:b/>
           <w:color w:val="B08625"/>
-          <w:sz w:val="20"/>
+          <w:sz w:val="22"/>
           <w:caps/>
-          <w:spacing w:val="14"/>
+          <w:spacing w:val="18"/>
         </w:rPr>
         <w:t xml:space="preserve">Rationale</w:t>
       </w:r>
@@ -19616,9 +19586,9 @@
           <w:bCs/>
           <w:b/>
           <w:color w:val="B08625"/>
-          <w:sz w:val="20"/>
+          <w:sz w:val="22"/>
           <w:caps/>
-          <w:spacing w:val="14"/>
+          <w:spacing w:val="18"/>
         </w:rPr>
         <w:t xml:space="preserve">Global Best Practices</w:t>
       </w:r>
@@ -19642,9 +19612,9 @@
           <w:bCs/>
           <w:b/>
           <w:color w:val="B08625"/>
-          <w:sz w:val="20"/>
+          <w:sz w:val="22"/>
           <w:caps/>
-          <w:spacing w:val="14"/>
+          <w:spacing w:val="18"/>
         </w:rPr>
         <w:t xml:space="preserve">Implementation Phases</w:t>
       </w:r>
@@ -19960,9 +19930,9 @@
           <w:bCs/>
           <w:b/>
           <w:color w:val="B08625"/>
-          <w:sz w:val="20"/>
+          <w:sz w:val="22"/>
           <w:caps/>
-          <w:spacing w:val="14"/>
+          <w:spacing w:val="18"/>
         </w:rPr>
         <w:t xml:space="preserve">Staffing Requirements</w:t>
       </w:r>
@@ -20170,9 +20140,9 @@
           <w:bCs/>
           <w:b/>
           <w:color w:val="B08625"/>
-          <w:sz w:val="20"/>
+          <w:sz w:val="22"/>
           <w:caps/>
-          <w:spacing w:val="14"/>
+          <w:spacing w:val="18"/>
         </w:rPr>
         <w:t xml:space="preserve">Annual Budget</w:t>
       </w:r>
@@ -20202,9 +20172,9 @@
           <w:bCs/>
           <w:b/>
           <w:color w:val="B08625"/>
-          <w:sz w:val="20"/>
+          <w:sz w:val="22"/>
           <w:caps/>
-          <w:spacing w:val="14"/>
+          <w:spacing w:val="18"/>
         </w:rPr>
         <w:t xml:space="preserve">KPIs</w:t>
       </w:r>
@@ -20295,9 +20265,9 @@
           <w:bCs/>
           <w:b/>
           <w:color w:val="B08625"/>
-          <w:sz w:val="20"/>
+          <w:sz w:val="22"/>
           <w:caps/>
-          <w:spacing w:val="14"/>
+          <w:spacing w:val="18"/>
         </w:rPr>
         <w:t xml:space="preserve">Risks &amp; Mitigation</w:t>
       </w:r>
@@ -20482,9 +20452,9 @@
           <w:bCs/>
           <w:b/>
           <w:color w:val="B08625"/>
-          <w:sz w:val="20"/>
+          <w:sz w:val="22"/>
           <w:caps/>
-          <w:spacing w:val="14"/>
+          <w:spacing w:val="18"/>
         </w:rPr>
         <w:t xml:space="preserve">Timeline</w:t>
       </w:r>
@@ -20508,9 +20478,9 @@
           <w:bCs/>
           <w:b/>
           <w:color w:val="B08625"/>
-          <w:sz w:val="20"/>
+          <w:sz w:val="22"/>
           <w:caps/>
-          <w:spacing w:val="14"/>
+          <w:spacing w:val="18"/>
         </w:rPr>
         <w:t xml:space="preserve">Governance Responsibilities</w:t>
       </w:r>
@@ -20712,9 +20682,9 @@
           <w:bCs/>
           <w:b/>
           <w:color w:val="B08625"/>
-          <w:sz w:val="20"/>
+          <w:sz w:val="22"/>
           <w:caps/>
-          <w:spacing w:val="14"/>
+          <w:spacing w:val="18"/>
         </w:rPr>
         <w:t xml:space="preserve">Measurable Success Indicators</w:t>
       </w:r>
@@ -20756,9 +20726,9 @@
           <w:bCs/>
           <w:b/>
           <w:color w:val="B08625"/>
-          <w:sz w:val="20"/>
+          <w:sz w:val="22"/>
           <w:caps/>
-          <w:spacing w:val="14"/>
+          <w:spacing w:val="18"/>
         </w:rPr>
         <w:t xml:space="preserve">Rationale</w:t>
       </w:r>
@@ -20798,9 +20768,9 @@
           <w:bCs/>
           <w:b/>
           <w:color w:val="B08625"/>
-          <w:sz w:val="20"/>
+          <w:sz w:val="22"/>
           <w:caps/>
-          <w:spacing w:val="14"/>
+          <w:spacing w:val="18"/>
         </w:rPr>
         <w:t xml:space="preserve">Global Best Practices</w:t>
       </w:r>
@@ -21382,9 +21352,9 @@
           <w:bCs/>
           <w:b/>
           <w:color w:val="B08625"/>
-          <w:sz w:val="20"/>
+          <w:sz w:val="22"/>
           <w:caps/>
-          <w:spacing w:val="14"/>
+          <w:spacing w:val="18"/>
         </w:rPr>
         <w:t xml:space="preserve">Sanad Verification Protocol</w:t>
       </w:r>
@@ -21408,9 +21378,9 @@
           <w:bCs/>
           <w:b/>
           <w:color w:val="B08625"/>
-          <w:sz w:val="20"/>
+          <w:sz w:val="22"/>
           <w:caps/>
-          <w:spacing w:val="14"/>
+          <w:spacing w:val="18"/>
         </w:rPr>
         <w:t xml:space="preserve">English-Medium Instruction Standards</w:t>
       </w:r>
@@ -21434,9 +21404,9 @@
           <w:bCs/>
           <w:b/>
           <w:color w:val="B08625"/>
-          <w:sz w:val="20"/>
+          <w:sz w:val="22"/>
           <w:caps/>
-          <w:spacing w:val="14"/>
+          <w:spacing w:val="18"/>
         </w:rPr>
         <w:t xml:space="preserve">Fast-Track (Competency-Based) Assessment Mechanics</w:t>
       </w:r>
@@ -21460,9 +21430,9 @@
           <w:bCs/>
           <w:b/>
           <w:color w:val="B08625"/>
-          <w:sz w:val="20"/>
+          <w:sz w:val="22"/>
           <w:caps/>
-          <w:spacing w:val="14"/>
+          <w:spacing w:val="18"/>
         </w:rPr>
         <w:t xml:space="preserve">Curriculum Mapping to Outcomes</w:t>
       </w:r>
@@ -21486,9 +21456,9 @@
           <w:bCs/>
           <w:b/>
           <w:color w:val="B08625"/>
-          <w:sz w:val="20"/>
+          <w:sz w:val="22"/>
           <w:caps/>
-          <w:spacing w:val="14"/>
+          <w:spacing w:val="18"/>
         </w:rPr>
         <w:t xml:space="preserve">Implementation Phases / Timeline</w:t>
       </w:r>
@@ -21763,9 +21733,9 @@
           <w:bCs/>
           <w:b/>
           <w:color w:val="B08625"/>
-          <w:sz w:val="20"/>
+          <w:sz w:val="22"/>
           <w:caps/>
-          <w:spacing w:val="14"/>
+          <w:spacing w:val="18"/>
         </w:rPr>
         <w:t xml:space="preserve">Staffing</w:t>
       </w:r>
@@ -21789,9 +21759,9 @@
           <w:bCs/>
           <w:b/>
           <w:color w:val="B08625"/>
-          <w:sz w:val="20"/>
+          <w:sz w:val="22"/>
           <w:caps/>
-          <w:spacing w:val="14"/>
+          <w:spacing w:val="18"/>
         </w:rPr>
         <w:t xml:space="preserve">Annual Budget</w:t>
       </w:r>
@@ -21821,9 +21791,9 @@
           <w:bCs/>
           <w:b/>
           <w:color w:val="B08625"/>
-          <w:sz w:val="20"/>
+          <w:sz w:val="22"/>
           <w:caps/>
-          <w:spacing w:val="14"/>
+          <w:spacing w:val="18"/>
         </w:rPr>
         <w:t xml:space="preserve">KPIs</w:t>
       </w:r>
@@ -21853,9 +21823,9 @@
           <w:bCs/>
           <w:b/>
           <w:color w:val="B08625"/>
-          <w:sz w:val="20"/>
+          <w:sz w:val="22"/>
           <w:caps/>
-          <w:spacing w:val="14"/>
+          <w:spacing w:val="18"/>
         </w:rPr>
         <w:t xml:space="preserve">Risks &amp; Mitigation</w:t>
       </w:r>
@@ -21999,9 +21969,9 @@
           <w:bCs/>
           <w:b/>
           <w:color w:val="B08625"/>
-          <w:sz w:val="20"/>
+          <w:sz w:val="22"/>
           <w:caps/>
-          <w:spacing w:val="14"/>
+          <w:spacing w:val="18"/>
         </w:rPr>
         <w:t xml:space="preserve">Governance Responsibilities:</w:t>
       </w:r>
@@ -22022,9 +21992,9 @@
           <w:bCs/>
           <w:b/>
           <w:color w:val="B08625"/>
-          <w:sz w:val="20"/>
+          <w:sz w:val="22"/>
           <w:caps/>
-          <w:spacing w:val="14"/>
+          <w:spacing w:val="18"/>
         </w:rPr>
         <w:t xml:space="preserve">Measurable Success Indicators</w:t>
       </w:r>
@@ -22144,9 +22114,9 @@
           <w:bCs/>
           <w:b/>
           <w:color w:val="B08625"/>
-          <w:sz w:val="20"/>
+          <w:sz w:val="22"/>
           <w:caps/>
-          <w:spacing w:val="14"/>
+          <w:spacing w:val="18"/>
         </w:rPr>
         <w:t xml:space="preserve">Rationale</w:t>
       </w:r>
@@ -22170,9 +22140,9 @@
           <w:bCs/>
           <w:b/>
           <w:color w:val="B08625"/>
-          <w:sz w:val="20"/>
+          <w:sz w:val="22"/>
           <w:caps/>
-          <w:spacing w:val="14"/>
+          <w:spacing w:val="18"/>
         </w:rPr>
         <w:t xml:space="preserve">Global Best Practices</w:t>
       </w:r>
@@ -22196,9 +22166,9 @@
           <w:bCs/>
           <w:b/>
           <w:color w:val="B08625"/>
-          <w:sz w:val="20"/>
+          <w:sz w:val="22"/>
           <w:caps/>
-          <w:spacing w:val="14"/>
+          <w:spacing w:val="18"/>
         </w:rPr>
         <w:t xml:space="preserve">Journey Stages &amp; Touchpoints</w:t>
       </w:r>
@@ -22614,9 +22584,9 @@
           <w:bCs/>
           <w:b/>
           <w:color w:val="B08625"/>
-          <w:sz w:val="20"/>
+          <w:sz w:val="22"/>
           <w:caps/>
-          <w:spacing w:val="14"/>
+          <w:spacing w:val="18"/>
         </w:rPr>
         <w:t xml:space="preserve">Key Decision Gates:</w:t>
       </w:r>
@@ -22637,9 +22607,9 @@
           <w:bCs/>
           <w:b/>
           <w:color w:val="B08625"/>
-          <w:sz w:val="20"/>
+          <w:sz w:val="22"/>
           <w:caps/>
-          <w:spacing w:val="14"/>
+          <w:spacing w:val="18"/>
         </w:rPr>
         <w:t xml:space="preserve">Implementation Phases</w:t>
       </w:r>
@@ -22914,9 +22884,9 @@
           <w:bCs/>
           <w:b/>
           <w:color w:val="B08625"/>
-          <w:sz w:val="20"/>
+          <w:sz w:val="22"/>
           <w:caps/>
-          <w:spacing w:val="14"/>
+          <w:spacing w:val="18"/>
         </w:rPr>
         <w:t xml:space="preserve">Staffing Requirements</w:t>
       </w:r>
@@ -23089,9 +23059,9 @@
           <w:bCs/>
           <w:b/>
           <w:color w:val="B08625"/>
-          <w:sz w:val="20"/>
+          <w:sz w:val="22"/>
           <w:caps/>
-          <w:spacing w:val="14"/>
+          <w:spacing w:val="18"/>
         </w:rPr>
         <w:t xml:space="preserve">Annual Budget</w:t>
       </w:r>
@@ -23121,9 +23091,9 @@
           <w:bCs/>
           <w:b/>
           <w:color w:val="B08625"/>
-          <w:sz w:val="20"/>
+          <w:sz w:val="22"/>
           <w:caps/>
-          <w:spacing w:val="14"/>
+          <w:spacing w:val="18"/>
         </w:rPr>
         <w:t xml:space="preserve">KPIs</w:t>
       </w:r>
@@ -23153,9 +23123,9 @@
           <w:bCs/>
           <w:b/>
           <w:color w:val="B08625"/>
-          <w:sz w:val="20"/>
+          <w:sz w:val="22"/>
           <w:caps/>
-          <w:spacing w:val="14"/>
+          <w:spacing w:val="18"/>
         </w:rPr>
         <w:t xml:space="preserve">Risks &amp; Mitigation</w:t>
       </w:r>
@@ -23299,9 +23269,9 @@
           <w:bCs/>
           <w:b/>
           <w:color w:val="B08625"/>
-          <w:sz w:val="20"/>
+          <w:sz w:val="22"/>
           <w:caps/>
-          <w:spacing w:val="14"/>
+          <w:spacing w:val="18"/>
         </w:rPr>
         <w:t xml:space="preserve">Timeline:</w:t>
       </w:r>
@@ -23322,9 +23292,9 @@
           <w:bCs/>
           <w:b/>
           <w:color w:val="B08625"/>
-          <w:sz w:val="20"/>
+          <w:sz w:val="22"/>
           <w:caps/>
-          <w:spacing w:val="14"/>
+          <w:spacing w:val="18"/>
         </w:rPr>
         <w:t xml:space="preserve">Governance Responsibilities:</w:t>
       </w:r>
@@ -23345,9 +23315,9 @@
           <w:bCs/>
           <w:b/>
           <w:color w:val="B08625"/>
-          <w:sz w:val="20"/>
+          <w:sz w:val="22"/>
           <w:caps/>
-          <w:spacing w:val="14"/>
+          <w:spacing w:val="18"/>
         </w:rPr>
         <w:t xml:space="preserve">Measurable Success Indicators</w:t>
       </w:r>
@@ -23389,9 +23359,9 @@
           <w:bCs/>
           <w:b/>
           <w:color w:val="B08625"/>
-          <w:sz w:val="20"/>
+          <w:sz w:val="22"/>
           <w:caps/>
-          <w:spacing w:val="14"/>
+          <w:spacing w:val="18"/>
         </w:rPr>
         <w:t xml:space="preserve">Rationale</w:t>
       </w:r>
@@ -23433,9 +23403,9 @@
           <w:bCs/>
           <w:b/>
           <w:color w:val="B08625"/>
-          <w:sz w:val="20"/>
+          <w:sz w:val="22"/>
           <w:caps/>
-          <w:spacing w:val="14"/>
+          <w:spacing w:val="18"/>
         </w:rPr>
         <w:t xml:space="preserve">Eligibility by Tier</w:t>
       </w:r>
@@ -23695,9 +23665,9 @@
           <w:bCs/>
           <w:b/>
           <w:color w:val="B08625"/>
-          <w:sz w:val="20"/>
+          <w:sz w:val="22"/>
           <w:caps/>
-          <w:spacing w:val="14"/>
+          <w:spacing w:val="18"/>
         </w:rPr>
         <w:t xml:space="preserve">English Proficiency &amp; Islamic-Studies Readiness</w:t>
       </w:r>
@@ -23739,9 +23709,9 @@
           <w:bCs/>
           <w:b/>
           <w:color w:val="B08625"/>
-          <w:sz w:val="20"/>
+          <w:sz w:val="22"/>
           <w:caps/>
-          <w:spacing w:val="14"/>
+          <w:spacing w:val="18"/>
         </w:rPr>
         <w:t xml:space="preserve">Country-Tier Verification &amp; Appeal Process</w:t>
       </w:r>
@@ -23781,9 +23751,9 @@
           <w:bCs/>
           <w:b/>
           <w:color w:val="B08625"/>
-          <w:sz w:val="20"/>
+          <w:sz w:val="22"/>
           <w:caps/>
-          <w:spacing w:val="14"/>
+          <w:spacing w:val="18"/>
         </w:rPr>
         <w:t xml:space="preserve">Admission Cycles</w:t>
       </w:r>
@@ -23927,9 +23897,9 @@
           <w:bCs/>
           <w:b/>
           <w:color w:val="B08625"/>
-          <w:sz w:val="20"/>
+          <w:sz w:val="22"/>
           <w:caps/>
-          <w:spacing w:val="14"/>
+          <w:spacing w:val="18"/>
         </w:rPr>
         <w:t xml:space="preserve">Transfer Credit Policy</w:t>
       </w:r>
@@ -23953,9 +23923,9 @@
           <w:bCs/>
           <w:b/>
           <w:color w:val="B08625"/>
-          <w:sz w:val="20"/>
+          <w:sz w:val="22"/>
           <w:caps/>
-          <w:spacing w:val="14"/>
+          <w:spacing w:val="18"/>
         </w:rPr>
         <w:t xml:space="preserve">Implementation Phases / Timeline</w:t>
       </w:r>
@@ -24230,9 +24200,9 @@
           <w:bCs/>
           <w:b/>
           <w:color w:val="B08625"/>
-          <w:sz w:val="20"/>
+          <w:sz w:val="22"/>
           <w:caps/>
-          <w:spacing w:val="14"/>
+          <w:spacing w:val="18"/>
         </w:rPr>
         <w:t xml:space="preserve">Staffing &amp; Budget</w:t>
       </w:r>
@@ -24262,9 +24232,9 @@
           <w:bCs/>
           <w:b/>
           <w:color w:val="B08625"/>
-          <w:sz w:val="20"/>
+          <w:sz w:val="22"/>
           <w:caps/>
-          <w:spacing w:val="14"/>
+          <w:spacing w:val="18"/>
         </w:rPr>
         <w:t xml:space="preserve">KPIs:</w:t>
       </w:r>
@@ -24285,9 +24255,9 @@
           <w:bCs/>
           <w:b/>
           <w:color w:val="B08625"/>
-          <w:sz w:val="20"/>
+          <w:sz w:val="22"/>
           <w:caps/>
-          <w:spacing w:val="14"/>
+          <w:spacing w:val="18"/>
         </w:rPr>
         <w:t xml:space="preserve">Risks &amp; Mitigation</w:t>
       </w:r>
@@ -24431,9 +24401,9 @@
           <w:bCs/>
           <w:b/>
           <w:color w:val="B08625"/>
-          <w:sz w:val="20"/>
+          <w:sz w:val="22"/>
           <w:caps/>
-          <w:spacing w:val="14"/>
+          <w:spacing w:val="18"/>
         </w:rPr>
         <w:t xml:space="preserve">Governance Responsibilities:</w:t>
       </w:r>
@@ -24454,9 +24424,9 @@
           <w:bCs/>
           <w:b/>
           <w:color w:val="B08625"/>
-          <w:sz w:val="20"/>
+          <w:sz w:val="22"/>
           <w:caps/>
-          <w:spacing w:val="14"/>
+          <w:spacing w:val="18"/>
         </w:rPr>
         <w:t xml:space="preserve">Measurable Success Indicators</w:t>
       </w:r>
@@ -24498,9 +24468,9 @@
           <w:bCs/>
           <w:b/>
           <w:color w:val="B08625"/>
-          <w:sz w:val="20"/>
+          <w:sz w:val="22"/>
           <w:caps/>
-          <w:spacing w:val="14"/>
+          <w:spacing w:val="18"/>
         </w:rPr>
         <w:t xml:space="preserve">Rationale</w:t>
       </w:r>
@@ -24524,9 +24494,9 @@
           <w:bCs/>
           <w:b/>
           <w:color w:val="B08625"/>
-          <w:sz w:val="20"/>
+          <w:sz w:val="22"/>
           <w:caps/>
-          <w:spacing w:val="14"/>
+          <w:spacing w:val="18"/>
         </w:rPr>
         <w:t xml:space="preserve">Global Best Practices</w:t>
       </w:r>
@@ -24550,9 +24520,9 @@
           <w:bCs/>
           <w:b/>
           <w:color w:val="B08625"/>
-          <w:sz w:val="20"/>
+          <w:sz w:val="22"/>
           <w:caps/>
-          <w:spacing w:val="14"/>
+          <w:spacing w:val="18"/>
         </w:rPr>
         <w:t xml:space="preserve">Sourcing</w:t>
       </w:r>
@@ -24704,9 +24674,9 @@
           <w:bCs/>
           <w:b/>
           <w:color w:val="B08625"/>
-          <w:sz w:val="20"/>
+          <w:sz w:val="22"/>
           <w:caps/>
-          <w:spacing w:val="14"/>
+          <w:spacing w:val="18"/>
         </w:rPr>
         <w:t xml:space="preserve">Honoraria-Based Compensation Model</w:t>
       </w:r>
@@ -24730,9 +24700,9 @@
           <w:bCs/>
           <w:b/>
           <w:color w:val="B08625"/>
-          <w:sz w:val="20"/>
+          <w:sz w:val="22"/>
           <w:caps/>
-          <w:spacing w:val="14"/>
+          <w:spacing w:val="18"/>
         </w:rPr>
         <w:t xml:space="preserve">Remote/Diaspora Scholar Engagement Model</w:t>
       </w:r>
@@ -24756,9 +24726,9 @@
           <w:bCs/>
           <w:b/>
           <w:color w:val="B08625"/>
-          <w:sz w:val="20"/>
+          <w:sz w:val="22"/>
           <w:caps/>
-          <w:spacing w:val="14"/>
+          <w:spacing w:val="18"/>
         </w:rPr>
         <w:t xml:space="preserve">Vetting/Credentialing Process</w:t>
       </w:r>
@@ -24782,9 +24752,9 @@
           <w:bCs/>
           <w:b/>
           <w:color w:val="B08625"/>
-          <w:sz w:val="20"/>
+          <w:sz w:val="22"/>
           <w:caps/>
-          <w:spacing w:val="14"/>
+          <w:spacing w:val="18"/>
         </w:rPr>
         <w:t xml:space="preserve">Madhhab &amp; Doctrinal Diversity</w:t>
       </w:r>
@@ -24826,9 +24796,9 @@
           <w:bCs/>
           <w:b/>
           <w:color w:val="B08625"/>
-          <w:sz w:val="20"/>
+          <w:sz w:val="22"/>
           <w:caps/>
-          <w:spacing w:val="14"/>
+          <w:spacing w:val="18"/>
         </w:rPr>
         <w:t xml:space="preserve">Implementation Phases / Timeline</w:t>
       </w:r>
@@ -25103,9 +25073,9 @@
           <w:bCs/>
           <w:b/>
           <w:color w:val="B08625"/>
-          <w:sz w:val="20"/>
+          <w:sz w:val="22"/>
           <w:caps/>
-          <w:spacing w:val="14"/>
+          <w:spacing w:val="18"/>
         </w:rPr>
         <w:t xml:space="preserve">Staffing Requirements</w:t>
       </w:r>
@@ -25284,9 +25254,9 @@
           <w:bCs/>
           <w:b/>
           <w:color w:val="B08625"/>
-          <w:sz w:val="20"/>
+          <w:sz w:val="22"/>
           <w:caps/>
-          <w:spacing w:val="14"/>
+          <w:spacing w:val="18"/>
         </w:rPr>
         <w:t xml:space="preserve">Annual Budget</w:t>
       </w:r>
@@ -25316,9 +25286,9 @@
           <w:bCs/>
           <w:b/>
           <w:color w:val="B08625"/>
-          <w:sz w:val="20"/>
+          <w:sz w:val="22"/>
           <w:caps/>
-          <w:spacing w:val="14"/>
+          <w:spacing w:val="18"/>
         </w:rPr>
         <w:t xml:space="preserve">KPIs</w:t>
       </w:r>
@@ -25348,9 +25318,9 @@
           <w:bCs/>
           <w:b/>
           <w:color w:val="B08625"/>
-          <w:sz w:val="20"/>
+          <w:sz w:val="22"/>
           <w:caps/>
-          <w:spacing w:val="14"/>
+          <w:spacing w:val="18"/>
         </w:rPr>
         <w:t xml:space="preserve">Risks &amp; Mitigation</w:t>
       </w:r>
@@ -25494,9 +25464,9 @@
           <w:bCs/>
           <w:b/>
           <w:color w:val="B08625"/>
-          <w:sz w:val="20"/>
+          <w:sz w:val="22"/>
           <w:caps/>
-          <w:spacing w:val="14"/>
+          <w:spacing w:val="18"/>
         </w:rPr>
         <w:t xml:space="preserve">Governance Responsibilities:</w:t>
       </w:r>
@@ -25517,9 +25487,9 @@
           <w:bCs/>
           <w:b/>
           <w:color w:val="B08625"/>
-          <w:sz w:val="20"/>
+          <w:sz w:val="22"/>
           <w:caps/>
-          <w:spacing w:val="14"/>
+          <w:spacing w:val="18"/>
         </w:rPr>
         <w:t xml:space="preserve">Measurable Success Indicators</w:t>
       </w:r>
@@ -25602,9 +25572,9 @@
                 <w:rFonts w:ascii="Cinzel" w:hAnsi="Cinzel"/>
                 <w:b/>
                 <w:color w:val="B08625"/>
-                <w:sz w:val="20"/>
+                <w:sz w:val="22"/>
                 <w:caps/>
-                <w:spacing w:val="14"/>
+                <w:spacing w:val="18"/>
               </w:rPr>
               <w:t>IV</w:t>
             </w:r>
@@ -25618,9 +25588,9 @@
                 <w:rFonts w:ascii="Cormorant Garamond" w:hAnsi="Cormorant Garamond"/>
                 <w:b/>
                 <w:color w:val="B08625"/>
-                <w:sz w:val="20"/>
+                <w:sz w:val="22"/>
                 <w:caps/>
-                <w:spacing w:val="14"/>
+                <w:spacing w:val="18"/>
               </w:rPr>
               <w:t>Research, Publishing, Partnerships &amp; Accreditation</w:t>
             </w:r>
@@ -25665,9 +25635,9 @@
               <w:rPr>
                 <w:rFonts w:ascii="Liberation Sans" w:hAnsi="Liberation Sans"/>
                 <w:b/>
-                <w:sz w:val="20"/>
+                <w:sz w:val="22"/>
                 <w:color w:val="B08625"/>
-                <w:spacing w:val="14"/>
+                <w:spacing w:val="18"/>
                 <w:caps/>
               </w:rPr>
               <w:t>CONTENTS OF THIS PART</w:t>
@@ -25682,9 +25652,9 @@
                 <w:rFonts w:ascii="Cinzel" w:hAnsi="Cinzel"/>
                 <w:b/>
                 <w:color w:val="B08625"/>
-                <w:sz w:val="20"/>
+                <w:sz w:val="22"/>
                 <w:caps/>
-                <w:spacing w:val="14"/>
+                <w:spacing w:val="18"/>
               </w:rPr>
               <w:t>16 </w:t>
             </w:r>
@@ -25706,9 +25676,9 @@
                 <w:rFonts w:ascii="Cinzel" w:hAnsi="Cinzel"/>
                 <w:b/>
                 <w:color w:val="B08625"/>
-                <w:sz w:val="20"/>
+                <w:sz w:val="22"/>
                 <w:caps/>
-                <w:spacing w:val="14"/>
+                <w:spacing w:val="18"/>
               </w:rPr>
               <w:t>17 </w:t>
             </w:r>
@@ -25730,9 +25700,9 @@
                 <w:rFonts w:ascii="Cinzel" w:hAnsi="Cinzel"/>
                 <w:b/>
                 <w:color w:val="B08625"/>
-                <w:sz w:val="20"/>
+                <w:sz w:val="22"/>
                 <w:caps/>
-                <w:spacing w:val="14"/>
+                <w:spacing w:val="18"/>
               </w:rPr>
               <w:t>18 </w:t>
             </w:r>
@@ -25754,9 +25724,9 @@
                 <w:rFonts w:ascii="Cinzel" w:hAnsi="Cinzel"/>
                 <w:b/>
                 <w:color w:val="B08625"/>
-                <w:sz w:val="20"/>
+                <w:sz w:val="22"/>
                 <w:caps/>
-                <w:spacing w:val="14"/>
+                <w:spacing w:val="18"/>
               </w:rPr>
               <w:t>19 </w:t>
             </w:r>
@@ -25778,9 +25748,9 @@
                 <w:rFonts w:ascii="Cinzel" w:hAnsi="Cinzel"/>
                 <w:b/>
                 <w:color w:val="B08625"/>
-                <w:sz w:val="20"/>
+                <w:sz w:val="22"/>
                 <w:caps/>
-                <w:spacing w:val="14"/>
+                <w:spacing w:val="18"/>
               </w:rPr>
               <w:t>20 </w:t>
             </w:r>
@@ -25832,9 +25802,9 @@
           <w:bCs/>
           <w:b/>
           <w:color w:val="B08625"/>
-          <w:sz w:val="20"/>
+          <w:sz w:val="22"/>
           <w:caps/>
-          <w:spacing w:val="14"/>
+          <w:spacing w:val="18"/>
         </w:rPr>
         <w:t xml:space="preserve">Rationale</w:t>
       </w:r>
@@ -25887,9 +25857,9 @@
           <w:bCs/>
           <w:b/>
           <w:color w:val="B08625"/>
-          <w:sz w:val="20"/>
+          <w:sz w:val="22"/>
           <w:caps/>
-          <w:spacing w:val="14"/>
+          <w:spacing w:val="18"/>
         </w:rPr>
         <w:t xml:space="preserve">Global Best Practices</w:t>
       </w:r>
@@ -25943,9 +25913,9 @@
           <w:bCs/>
           <w:b/>
           <w:color w:val="B08625"/>
-          <w:sz w:val="20"/>
+          <w:sz w:val="22"/>
           <w:caps/>
-          <w:spacing w:val="14"/>
+          <w:spacing w:val="18"/>
         </w:rPr>
         <w:t xml:space="preserve">Implementation Phases</w:t>
       </w:r>
@@ -26179,9 +26149,9 @@
           <w:bCs/>
           <w:b/>
           <w:color w:val="B08625"/>
-          <w:sz w:val="20"/>
+          <w:sz w:val="22"/>
           <w:caps/>
-          <w:spacing w:val="14"/>
+          <w:spacing w:val="18"/>
         </w:rPr>
         <w:t xml:space="preserve">Staffing Requirements</w:t>
       </w:r>
@@ -26205,9 +26175,9 @@
           <w:bCs/>
           <w:b/>
           <w:color w:val="B08625"/>
-          <w:sz w:val="20"/>
+          <w:sz w:val="22"/>
           <w:caps/>
-          <w:spacing w:val="14"/>
+          <w:spacing w:val="18"/>
         </w:rPr>
         <w:t xml:space="preserve">Annual Budget (tied to fixed allocation)</w:t>
       </w:r>
@@ -26451,9 +26421,9 @@
           <w:bCs/>
           <w:b/>
           <w:color w:val="B08625"/>
-          <w:sz w:val="20"/>
+          <w:sz w:val="22"/>
           <w:caps/>
-          <w:spacing w:val="14"/>
+          <w:spacing w:val="18"/>
         </w:rPr>
         <w:t xml:space="preserve">KPIs</w:t>
       </w:r>
@@ -26471,9 +26441,9 @@
           <w:bCs/>
           <w:b/>
           <w:color w:val="B08625"/>
-          <w:sz w:val="20"/>
+          <w:sz w:val="22"/>
           <w:caps/>
-          <w:spacing w:val="14"/>
+          <w:spacing w:val="18"/>
         </w:rPr>
         <w:t xml:space="preserve">Risks &amp; Mitigation</w:t>
       </w:r>
@@ -26617,9 +26587,9 @@
           <w:bCs/>
           <w:b/>
           <w:color w:val="B08625"/>
-          <w:sz w:val="20"/>
+          <w:sz w:val="22"/>
           <w:caps/>
-          <w:spacing w:val="14"/>
+          <w:spacing w:val="18"/>
         </w:rPr>
         <w:t xml:space="preserve">Timeline</w:t>
       </w:r>
@@ -26637,9 +26607,9 @@
           <w:bCs/>
           <w:b/>
           <w:color w:val="B08625"/>
-          <w:sz w:val="20"/>
+          <w:sz w:val="22"/>
           <w:caps/>
-          <w:spacing w:val="14"/>
+          <w:spacing w:val="18"/>
         </w:rPr>
         <w:t xml:space="preserve">Governance Responsibilities</w:t>
       </w:r>
@@ -26660,9 +26630,9 @@
           <w:bCs/>
           <w:b/>
           <w:color w:val="B08625"/>
-          <w:sz w:val="20"/>
+          <w:sz w:val="22"/>
           <w:caps/>
-          <w:spacing w:val="14"/>
+          <w:spacing w:val="18"/>
         </w:rPr>
         <w:t xml:space="preserve">Measurable Success Indicators</w:t>
       </w:r>
@@ -26698,9 +26668,9 @@
           <w:bCs/>
           <w:b/>
           <w:color w:val="B08625"/>
-          <w:sz w:val="20"/>
+          <w:sz w:val="22"/>
           <w:caps/>
-          <w:spacing w:val="14"/>
+          <w:spacing w:val="18"/>
         </w:rPr>
         <w:t xml:space="preserve">Rationale</w:t>
       </w:r>
@@ -26724,9 +26694,9 @@
           <w:bCs/>
           <w:b/>
           <w:color w:val="B08625"/>
-          <w:sz w:val="20"/>
+          <w:sz w:val="22"/>
           <w:caps/>
-          <w:spacing w:val="14"/>
+          <w:spacing w:val="18"/>
         </w:rPr>
         <w:t xml:space="preserve">Global Best Practices</w:t>
       </w:r>
@@ -26780,9 +26750,9 @@
           <w:bCs/>
           <w:b/>
           <w:color w:val="B08625"/>
-          <w:sz w:val="20"/>
+          <w:sz w:val="22"/>
           <w:caps/>
-          <w:spacing w:val="14"/>
+          <w:spacing w:val="18"/>
         </w:rPr>
         <w:t xml:space="preserve">Implementation Phases</w:t>
       </w:r>
@@ -27093,9 +27063,9 @@
           <w:bCs/>
           <w:b/>
           <w:color w:val="B08625"/>
-          <w:sz w:val="20"/>
+          <w:sz w:val="22"/>
           <w:caps/>
-          <w:spacing w:val="14"/>
+          <w:spacing w:val="18"/>
         </w:rPr>
         <w:t xml:space="preserve">Staffing Requirements</w:t>
       </w:r>
@@ -27113,9 +27083,9 @@
           <w:bCs/>
           <w:b/>
           <w:color w:val="B08625"/>
-          <w:sz w:val="20"/>
+          <w:sz w:val="22"/>
           <w:caps/>
-          <w:spacing w:val="14"/>
+          <w:spacing w:val="18"/>
         </w:rPr>
         <w:t xml:space="preserve">Annual Budget</w:t>
       </w:r>
@@ -27355,9 +27325,9 @@
           <w:bCs/>
           <w:b/>
           <w:color w:val="B08625"/>
-          <w:sz w:val="20"/>
+          <w:sz w:val="22"/>
           <w:caps/>
-          <w:spacing w:val="14"/>
+          <w:spacing w:val="18"/>
         </w:rPr>
         <w:t xml:space="preserve">KPIs</w:t>
       </w:r>
@@ -27375,9 +27345,9 @@
           <w:bCs/>
           <w:b/>
           <w:color w:val="B08625"/>
-          <w:sz w:val="20"/>
+          <w:sz w:val="22"/>
           <w:caps/>
-          <w:spacing w:val="14"/>
+          <w:spacing w:val="18"/>
         </w:rPr>
         <w:t xml:space="preserve">Risks &amp; Mitigation</w:t>
       </w:r>
@@ -27521,9 +27491,9 @@
           <w:bCs/>
           <w:b/>
           <w:color w:val="B08625"/>
-          <w:sz w:val="20"/>
+          <w:sz w:val="22"/>
           <w:caps/>
-          <w:spacing w:val="14"/>
+          <w:spacing w:val="18"/>
         </w:rPr>
         <w:t xml:space="preserve">Timeline</w:t>
       </w:r>
@@ -27541,9 +27511,9 @@
           <w:bCs/>
           <w:b/>
           <w:color w:val="B08625"/>
-          <w:sz w:val="20"/>
+          <w:sz w:val="22"/>
           <w:caps/>
-          <w:spacing w:val="14"/>
+          <w:spacing w:val="18"/>
         </w:rPr>
         <w:t xml:space="preserve">Governance Responsibilities</w:t>
       </w:r>
@@ -27564,9 +27534,9 @@
           <w:bCs/>
           <w:b/>
           <w:color w:val="B08625"/>
-          <w:sz w:val="20"/>
+          <w:sz w:val="22"/>
           <w:caps/>
-          <w:spacing w:val="14"/>
+          <w:spacing w:val="18"/>
         </w:rPr>
         <w:t xml:space="preserve">Measurable Success Indicators</w:t>
       </w:r>
@@ -27602,9 +27572,9 @@
           <w:bCs/>
           <w:b/>
           <w:color w:val="B08625"/>
-          <w:sz w:val="20"/>
+          <w:sz w:val="22"/>
           <w:caps/>
-          <w:spacing w:val="14"/>
+          <w:spacing w:val="18"/>
         </w:rPr>
         <w:t xml:space="preserve">Rationale</w:t>
       </w:r>
@@ -27628,9 +27598,9 @@
           <w:bCs/>
           <w:b/>
           <w:color w:val="B08625"/>
-          <w:sz w:val="20"/>
+          <w:sz w:val="22"/>
           <w:caps/>
-          <w:spacing w:val="14"/>
+          <w:spacing w:val="18"/>
         </w:rPr>
         <w:t xml:space="preserve">Global Best Practices</w:t>
       </w:r>
@@ -27696,9 +27666,9 @@
           <w:bCs/>
           <w:b/>
           <w:color w:val="B08625"/>
-          <w:sz w:val="20"/>
+          <w:sz w:val="22"/>
           <w:caps/>
-          <w:spacing w:val="14"/>
+          <w:spacing w:val="18"/>
         </w:rPr>
         <w:t xml:space="preserve">Implementation Phases</w:t>
       </w:r>
@@ -27973,9 +27943,9 @@
           <w:bCs/>
           <w:b/>
           <w:color w:val="B08625"/>
-          <w:sz w:val="20"/>
+          <w:sz w:val="22"/>
           <w:caps/>
-          <w:spacing w:val="14"/>
+          <w:spacing w:val="18"/>
         </w:rPr>
         <w:t xml:space="preserve">Staffing Requirements</w:t>
       </w:r>
@@ -27993,9 +27963,9 @@
           <w:bCs/>
           <w:b/>
           <w:color w:val="B08625"/>
-          <w:sz w:val="20"/>
+          <w:sz w:val="22"/>
           <w:caps/>
-          <w:spacing w:val="14"/>
+          <w:spacing w:val="18"/>
         </w:rPr>
         <w:t xml:space="preserve">Annual Budget</w:t>
       </w:r>
@@ -28203,9 +28173,9 @@
           <w:bCs/>
           <w:b/>
           <w:color w:val="B08625"/>
-          <w:sz w:val="20"/>
+          <w:sz w:val="22"/>
           <w:caps/>
-          <w:spacing w:val="14"/>
+          <w:spacing w:val="18"/>
         </w:rPr>
         <w:t xml:space="preserve">KPIs</w:t>
       </w:r>
@@ -28223,9 +28193,9 @@
           <w:bCs/>
           <w:b/>
           <w:color w:val="B08625"/>
-          <w:sz w:val="20"/>
+          <w:sz w:val="22"/>
           <w:caps/>
-          <w:spacing w:val="14"/>
+          <w:spacing w:val="18"/>
         </w:rPr>
         <w:t xml:space="preserve">Risks &amp; Mitigation</w:t>
       </w:r>
@@ -28369,9 +28339,9 @@
           <w:bCs/>
           <w:b/>
           <w:color w:val="B08625"/>
-          <w:sz w:val="20"/>
+          <w:sz w:val="22"/>
           <w:caps/>
-          <w:spacing w:val="14"/>
+          <w:spacing w:val="18"/>
         </w:rPr>
         <w:t xml:space="preserve">Timeline</w:t>
       </w:r>
@@ -28389,9 +28359,9 @@
           <w:bCs/>
           <w:b/>
           <w:color w:val="B08625"/>
-          <w:sz w:val="20"/>
+          <w:sz w:val="22"/>
           <w:caps/>
-          <w:spacing w:val="14"/>
+          <w:spacing w:val="18"/>
         </w:rPr>
         <w:t xml:space="preserve">Governance Responsibilities</w:t>
       </w:r>
@@ -28412,9 +28382,9 @@
           <w:bCs/>
           <w:b/>
           <w:color w:val="B08625"/>
-          <w:sz w:val="20"/>
+          <w:sz w:val="22"/>
           <w:caps/>
-          <w:spacing w:val="14"/>
+          <w:spacing w:val="18"/>
         </w:rPr>
         <w:t xml:space="preserve">Measurable Success Indicators</w:t>
       </w:r>
@@ -28528,9 +28498,9 @@
           <w:bCs/>
           <w:b/>
           <w:color w:val="B08625"/>
-          <w:sz w:val="20"/>
+          <w:sz w:val="22"/>
           <w:caps/>
-          <w:spacing w:val="14"/>
+          <w:spacing w:val="18"/>
         </w:rPr>
         <w:t xml:space="preserve">Rationale</w:t>
       </w:r>
@@ -28554,9 +28524,9 @@
           <w:bCs/>
           <w:b/>
           <w:color w:val="B08625"/>
-          <w:sz w:val="20"/>
+          <w:sz w:val="22"/>
           <w:caps/>
-          <w:spacing w:val="14"/>
+          <w:spacing w:val="18"/>
         </w:rPr>
         <w:t xml:space="preserve">Global Best Practices</w:t>
       </w:r>
@@ -28574,9 +28544,9 @@
           <w:bCs/>
           <w:b/>
           <w:color w:val="B08625"/>
-          <w:sz w:val="20"/>
+          <w:sz w:val="22"/>
           <w:caps/>
-          <w:spacing w:val="14"/>
+          <w:spacing w:val="18"/>
         </w:rPr>
         <w:t xml:space="preserve">Full Accreditation Timeline</w:t>
       </w:r>
@@ -29062,9 +29032,9 @@
           <w:bCs/>
           <w:b/>
           <w:color w:val="B08625"/>
-          <w:sz w:val="20"/>
+          <w:sz w:val="22"/>
           <w:caps/>
-          <w:spacing w:val="14"/>
+          <w:spacing w:val="18"/>
         </w:rPr>
         <w:t xml:space="preserve">Staffing Requirements</w:t>
       </w:r>
@@ -29082,9 +29052,9 @@
           <w:bCs/>
           <w:b/>
           <w:color w:val="B08625"/>
-          <w:sz w:val="20"/>
+          <w:sz w:val="22"/>
           <w:caps/>
-          <w:spacing w:val="14"/>
+          <w:spacing w:val="18"/>
         </w:rPr>
         <w:t xml:space="preserve">Annual Budget Summary</w:t>
       </w:r>
@@ -29108,9 +29078,9 @@
           <w:bCs/>
           <w:b/>
           <w:color w:val="B08625"/>
-          <w:sz w:val="20"/>
+          <w:sz w:val="22"/>
           <w:caps/>
-          <w:spacing w:val="14"/>
+          <w:spacing w:val="18"/>
         </w:rPr>
         <w:t xml:space="preserve">KPIs</w:t>
       </w:r>
@@ -29134,9 +29104,9 @@
           <w:bCs/>
           <w:b/>
           <w:color w:val="B08625"/>
-          <w:sz w:val="20"/>
+          <w:sz w:val="22"/>
           <w:caps/>
-          <w:spacing w:val="14"/>
+          <w:spacing w:val="18"/>
         </w:rPr>
         <w:t xml:space="preserve">Risks &amp; Mitigation</w:t>
       </w:r>
@@ -29193,9 +29163,9 @@
           <w:bCs/>
           <w:b/>
           <w:color w:val="B08625"/>
-          <w:sz w:val="20"/>
+          <w:sz w:val="22"/>
           <w:caps/>
-          <w:spacing w:val="14"/>
+          <w:spacing w:val="18"/>
         </w:rPr>
         <w:t xml:space="preserve">Timeline (condensed)</w:t>
       </w:r>
@@ -29213,9 +29183,9 @@
           <w:bCs/>
           <w:b/>
           <w:color w:val="B08625"/>
-          <w:sz w:val="20"/>
+          <w:sz w:val="22"/>
           <w:caps/>
-          <w:spacing w:val="14"/>
+          <w:spacing w:val="18"/>
         </w:rPr>
         <w:t xml:space="preserve">Governance Responsibilities</w:t>
       </w:r>
@@ -29236,9 +29206,9 @@
           <w:bCs/>
           <w:b/>
           <w:color w:val="B08625"/>
-          <w:sz w:val="20"/>
+          <w:sz w:val="22"/>
           <w:caps/>
-          <w:spacing w:val="14"/>
+          <w:spacing w:val="18"/>
         </w:rPr>
         <w:t xml:space="preserve">Measurable Success Indicators</w:t>
       </w:r>
@@ -29274,9 +29244,9 @@
           <w:bCs/>
           <w:b/>
           <w:color w:val="B08625"/>
-          <w:sz w:val="20"/>
+          <w:sz w:val="22"/>
           <w:caps/>
-          <w:spacing w:val="14"/>
+          <w:spacing w:val="18"/>
         </w:rPr>
         <w:t xml:space="preserve">Rationale</w:t>
       </w:r>
@@ -29316,9 +29286,9 @@
           <w:bCs/>
           <w:b/>
           <w:color w:val="B08625"/>
-          <w:sz w:val="20"/>
+          <w:sz w:val="22"/>
           <w:caps/>
-          <w:spacing w:val="14"/>
+          <w:spacing w:val="18"/>
         </w:rPr>
         <w:t xml:space="preserve">Global Best Practices</w:t>
       </w:r>
@@ -29336,9 +29306,9 @@
           <w:bCs/>
           <w:b/>
           <w:color w:val="B08625"/>
-          <w:sz w:val="20"/>
+          <w:sz w:val="22"/>
           <w:caps/>
-          <w:spacing w:val="14"/>
+          <w:spacing w:val="18"/>
         </w:rPr>
         <w:t xml:space="preserve">Implementation Phases</w:t>
       </w:r>
@@ -29613,9 +29583,9 @@
           <w:bCs/>
           <w:b/>
           <w:color w:val="B08625"/>
-          <w:sz w:val="20"/>
+          <w:sz w:val="22"/>
           <w:caps/>
-          <w:spacing w:val="14"/>
+          <w:spacing w:val="18"/>
         </w:rPr>
         <w:t xml:space="preserve">Staffing Requirements</w:t>
       </w:r>
@@ -29633,9 +29603,9 @@
           <w:bCs/>
           <w:b/>
           <w:color w:val="B08625"/>
-          <w:sz w:val="20"/>
+          <w:sz w:val="22"/>
           <w:caps/>
-          <w:spacing w:val="14"/>
+          <w:spacing w:val="18"/>
         </w:rPr>
         <w:t xml:space="preserve">Annual Budget</w:t>
       </w:r>
@@ -29945,9 +29915,9 @@
           <w:bCs/>
           <w:b/>
           <w:color w:val="B08625"/>
-          <w:sz w:val="20"/>
+          <w:sz w:val="22"/>
           <w:caps/>
-          <w:spacing w:val="14"/>
+          <w:spacing w:val="18"/>
         </w:rPr>
         <w:t xml:space="preserve">KPIs</w:t>
       </w:r>
@@ -29965,9 +29935,9 @@
           <w:bCs/>
           <w:b/>
           <w:color w:val="B08625"/>
-          <w:sz w:val="20"/>
+          <w:sz w:val="22"/>
           <w:caps/>
-          <w:spacing w:val="14"/>
+          <w:spacing w:val="18"/>
         </w:rPr>
         <w:t xml:space="preserve">Risks &amp; Mitigation</w:t>
       </w:r>
@@ -30140,9 +30110,9 @@
           <w:bCs/>
           <w:b/>
           <w:color w:val="B08625"/>
-          <w:sz w:val="20"/>
+          <w:sz w:val="22"/>
           <w:caps/>
-          <w:spacing w:val="14"/>
+          <w:spacing w:val="18"/>
         </w:rPr>
         <w:t xml:space="preserve">Timeline</w:t>
       </w:r>
@@ -30160,9 +30130,9 @@
           <w:bCs/>
           <w:b/>
           <w:color w:val="B08625"/>
-          <w:sz w:val="20"/>
+          <w:sz w:val="22"/>
           <w:caps/>
-          <w:spacing w:val="14"/>
+          <w:spacing w:val="18"/>
         </w:rPr>
         <w:t xml:space="preserve">Governance Responsibilities</w:t>
       </w:r>
@@ -30183,9 +30153,9 @@
           <w:bCs/>
           <w:b/>
           <w:color w:val="B08625"/>
-          <w:sz w:val="20"/>
+          <w:sz w:val="22"/>
           <w:caps/>
-          <w:spacing w:val="14"/>
+          <w:spacing w:val="18"/>
         </w:rPr>
         <w:t xml:space="preserve">Measurable Success Indicators</w:t>
       </w:r>
@@ -30245,9 +30215,9 @@
         <w:rPr>
           <w:rFonts w:ascii="Liberation Sans" w:hAnsi="Liberation Sans"/>
           <w:b/>
-          <w:sz w:val="20"/>
+          <w:sz w:val="22"/>
           <w:color w:val="B08625"/>
-          <w:spacing w:val="14"/>
+          <w:spacing w:val="18"/>
           <w:caps/>
         </w:rPr>
         <w:t>THE SUPREME STRATEGIC PLANNING COUNCIL · FOREWORD</w:t>
@@ -30335,9 +30305,9 @@
                 <w:rFonts w:ascii="Cormorant Garamond" w:hAnsi="Cormorant Garamond"/>
                 <w:b/>
                 <w:color w:val="B08625"/>
-                <w:sz w:val="20"/>
+                <w:sz w:val="22"/>
                 <w:caps/>
-                <w:spacing w:val="14"/>
+                <w:spacing w:val="18"/>
               </w:rPr>
               <w:t>Digital Infrastructure, AI &amp; Waqf Development</w:t>
             </w:r>
@@ -30382,9 +30352,9 @@
               <w:rPr>
                 <w:rFonts w:ascii="Liberation Sans" w:hAnsi="Liberation Sans"/>
                 <w:b/>
-                <w:sz w:val="20"/>
+                <w:sz w:val="22"/>
                 <w:color w:val="B08625"/>
-                <w:spacing w:val="14"/>
+                <w:spacing w:val="18"/>
                 <w:caps/>
               </w:rPr>
               <w:t>CONTENTS OF THIS PART</w:t>
@@ -30399,9 +30369,9 @@
                 <w:rFonts w:ascii="Cinzel" w:hAnsi="Cinzel"/>
                 <w:b/>
                 <w:color w:val="B08625"/>
-                <w:sz w:val="20"/>
+                <w:sz w:val="22"/>
                 <w:caps/>
-                <w:spacing w:val="14"/>
+                <w:spacing w:val="18"/>
               </w:rPr>
               <w:t>21 </w:t>
             </w:r>
@@ -30423,9 +30393,9 @@
                 <w:rFonts w:ascii="Cinzel" w:hAnsi="Cinzel"/>
                 <w:b/>
                 <w:color w:val="B08625"/>
-                <w:sz w:val="20"/>
+                <w:sz w:val="22"/>
                 <w:caps/>
-                <w:spacing w:val="14"/>
+                <w:spacing w:val="18"/>
               </w:rPr>
               <w:t>22 </w:t>
             </w:r>
@@ -30447,9 +30417,9 @@
                 <w:rFonts w:ascii="Cinzel" w:hAnsi="Cinzel"/>
                 <w:b/>
                 <w:color w:val="B08625"/>
-                <w:sz w:val="20"/>
+                <w:sz w:val="22"/>
                 <w:caps/>
-                <w:spacing w:val="14"/>
+                <w:spacing w:val="18"/>
               </w:rPr>
               <w:t>23 </w:t>
             </w:r>
@@ -30471,9 +30441,9 @@
                 <w:rFonts w:ascii="Cinzel" w:hAnsi="Cinzel"/>
                 <w:b/>
                 <w:color w:val="B08625"/>
-                <w:sz w:val="20"/>
+                <w:sz w:val="22"/>
                 <w:caps/>
-                <w:spacing w:val="14"/>
+                <w:spacing w:val="18"/>
               </w:rPr>
               <w:t>24 </w:t>
             </w:r>
@@ -30495,9 +30465,9 @@
                 <w:rFonts w:ascii="Cinzel" w:hAnsi="Cinzel"/>
                 <w:b/>
                 <w:color w:val="B08625"/>
-                <w:sz w:val="20"/>
+                <w:sz w:val="22"/>
                 <w:caps/>
-                <w:spacing w:val="14"/>
+                <w:spacing w:val="18"/>
               </w:rPr>
               <w:t>25 </w:t>
             </w:r>
@@ -30549,9 +30519,9 @@
           <w:bCs/>
           <w:b/>
           <w:color w:val="B08625"/>
-          <w:sz w:val="20"/>
+          <w:sz w:val="22"/>
           <w:caps/>
-          <w:spacing w:val="14"/>
+          <w:spacing w:val="18"/>
         </w:rPr>
         <w:t xml:space="preserve">Rationale</w:t>
       </w:r>
@@ -30593,9 +30563,9 @@
           <w:bCs/>
           <w:b/>
           <w:color w:val="B08625"/>
-          <w:sz w:val="20"/>
+          <w:sz w:val="22"/>
           <w:caps/>
-          <w:spacing w:val="14"/>
+          <w:spacing w:val="18"/>
         </w:rPr>
         <w:t xml:space="preserve">Global Best Practices</w:t>
       </w:r>
@@ -30619,9 +30589,9 @@
           <w:bCs/>
           <w:b/>
           <w:color w:val="B08625"/>
-          <w:sz w:val="20"/>
+          <w:sz w:val="22"/>
           <w:caps/>
-          <w:spacing w:val="14"/>
+          <w:spacing w:val="18"/>
         </w:rPr>
         <w:t xml:space="preserve">Implementation Phases</w:t>
       </w:r>
@@ -30855,9 +30825,9 @@
           <w:bCs/>
           <w:b/>
           <w:color w:val="B08625"/>
-          <w:sz w:val="20"/>
+          <w:sz w:val="22"/>
           <w:caps/>
-          <w:spacing w:val="14"/>
+          <w:spacing w:val="18"/>
         </w:rPr>
         <w:t xml:space="preserve">Staffing Requirements</w:t>
       </w:r>
@@ -30942,9 +30912,9 @@
           <w:bCs/>
           <w:b/>
           <w:color w:val="B08625"/>
-          <w:sz w:val="20"/>
+          <w:sz w:val="22"/>
           <w:caps/>
-          <w:spacing w:val="14"/>
+          <w:spacing w:val="18"/>
         </w:rPr>
         <w:t xml:space="preserve">Annual Budget</w:t>
       </w:r>
@@ -31199,9 +31169,9 @@
           <w:bCs/>
           <w:b/>
           <w:color w:val="B08625"/>
-          <w:sz w:val="20"/>
+          <w:sz w:val="22"/>
           <w:caps/>
-          <w:spacing w:val="14"/>
+          <w:spacing w:val="18"/>
         </w:rPr>
         <w:t xml:space="preserve">KPIs</w:t>
       </w:r>
@@ -31237,9 +31207,9 @@
           <w:bCs/>
           <w:b/>
           <w:color w:val="B08625"/>
-          <w:sz w:val="20"/>
+          <w:sz w:val="22"/>
           <w:caps/>
-          <w:spacing w:val="14"/>
+          <w:spacing w:val="18"/>
         </w:rPr>
         <w:t xml:space="preserve">Risks &amp; Mitigation</w:t>
       </w:r>
@@ -31269,9 +31239,9 @@
           <w:bCs/>
           <w:b/>
           <w:color w:val="B08625"/>
-          <w:sz w:val="20"/>
+          <w:sz w:val="22"/>
           <w:caps/>
-          <w:spacing w:val="14"/>
+          <w:spacing w:val="18"/>
         </w:rPr>
         <w:t xml:space="preserve">Timeline</w:t>
       </w:r>
@@ -31295,9 +31265,9 @@
           <w:bCs/>
           <w:b/>
           <w:color w:val="B08625"/>
-          <w:sz w:val="20"/>
+          <w:sz w:val="22"/>
           <w:caps/>
-          <w:spacing w:val="14"/>
+          <w:spacing w:val="18"/>
         </w:rPr>
         <w:t xml:space="preserve">Governance Responsibilities</w:t>
       </w:r>
@@ -31353,9 +31323,9 @@
           <w:bCs/>
           <w:b/>
           <w:color w:val="B08625"/>
-          <w:sz w:val="20"/>
+          <w:sz w:val="22"/>
           <w:caps/>
-          <w:spacing w:val="14"/>
+          <w:spacing w:val="18"/>
         </w:rPr>
         <w:t xml:space="preserve">Measurable Success Indicators</w:t>
       </w:r>
@@ -31397,9 +31367,9 @@
           <w:bCs/>
           <w:b/>
           <w:color w:val="B08625"/>
-          <w:sz w:val="20"/>
+          <w:sz w:val="22"/>
           <w:caps/>
-          <w:spacing w:val="14"/>
+          <w:spacing w:val="18"/>
         </w:rPr>
         <w:t xml:space="preserve">Rationale</w:t>
       </w:r>
@@ -31423,9 +31393,9 @@
           <w:bCs/>
           <w:b/>
           <w:color w:val="B08625"/>
-          <w:sz w:val="20"/>
+          <w:sz w:val="22"/>
           <w:caps/>
-          <w:spacing w:val="14"/>
+          <w:spacing w:val="18"/>
         </w:rPr>
         <w:t xml:space="preserve">Global Best Practices</w:t>
       </w:r>
@@ -31449,9 +31419,9 @@
           <w:bCs/>
           <w:b/>
           <w:color w:val="B08625"/>
-          <w:sz w:val="20"/>
+          <w:sz w:val="22"/>
           <w:caps/>
-          <w:spacing w:val="14"/>
+          <w:spacing w:val="18"/>
         </w:rPr>
         <w:t xml:space="preserve">Use Cases &amp; Sharī’ah Gate</w:t>
       </w:r>
@@ -31726,9 +31696,9 @@
           <w:bCs/>
           <w:b/>
           <w:color w:val="B08625"/>
-          <w:sz w:val="20"/>
+          <w:sz w:val="22"/>
           <w:caps/>
-          <w:spacing w:val="14"/>
+          <w:spacing w:val="18"/>
         </w:rPr>
         <w:t xml:space="preserve">Implementation Phases</w:t>
       </w:r>
@@ -31747,9 +31717,9 @@
           <w:bCs/>
           <w:b/>
           <w:color w:val="B08625"/>
-          <w:sz w:val="20"/>
+          <w:sz w:val="22"/>
           <w:caps/>
-          <w:spacing w:val="14"/>
+          <w:spacing w:val="18"/>
         </w:rPr>
         <w:t xml:space="preserve">Y1–2 (2028–29):</w:t>
       </w:r>
@@ -31774,9 +31744,9 @@
           <w:bCs/>
           <w:b/>
           <w:color w:val="B08625"/>
-          <w:sz w:val="20"/>
+          <w:sz w:val="22"/>
           <w:caps/>
-          <w:spacing w:val="14"/>
+          <w:spacing w:val="18"/>
         </w:rPr>
         <w:t xml:space="preserve">Y3–5 (2030–32):</w:t>
       </w:r>
@@ -31801,9 +31771,9 @@
           <w:bCs/>
           <w:b/>
           <w:color w:val="B08625"/>
-          <w:sz w:val="20"/>
+          <w:sz w:val="22"/>
           <w:caps/>
-          <w:spacing w:val="14"/>
+          <w:spacing w:val="18"/>
         </w:rPr>
         <w:t xml:space="preserve">Y6–10 (2033–37):</w:t>
       </w:r>
@@ -31828,9 +31798,9 @@
           <w:bCs/>
           <w:b/>
           <w:color w:val="B08625"/>
-          <w:sz w:val="20"/>
+          <w:sz w:val="22"/>
           <w:caps/>
-          <w:spacing w:val="14"/>
+          <w:spacing w:val="18"/>
         </w:rPr>
         <w:t xml:space="preserve">Y11+ (2038+):</w:t>
       </w:r>
@@ -31851,9 +31821,9 @@
           <w:bCs/>
           <w:b/>
           <w:color w:val="B08625"/>
-          <w:sz w:val="20"/>
+          <w:sz w:val="22"/>
           <w:caps/>
-          <w:spacing w:val="14"/>
+          <w:spacing w:val="18"/>
         </w:rPr>
         <w:t xml:space="preserve">Staffing Requirements</w:t>
       </w:r>
@@ -31877,9 +31847,9 @@
           <w:bCs/>
           <w:b/>
           <w:color w:val="B08625"/>
-          <w:sz w:val="20"/>
+          <w:sz w:val="22"/>
           <w:caps/>
-          <w:spacing w:val="14"/>
+          <w:spacing w:val="18"/>
         </w:rPr>
         <w:t xml:space="preserve">Annual Budget</w:t>
       </w:r>
@@ -32111,9 +32081,9 @@
           <w:bCs/>
           <w:b/>
           <w:color w:val="B08625"/>
-          <w:sz w:val="20"/>
+          <w:sz w:val="22"/>
           <w:caps/>
-          <w:spacing w:val="14"/>
+          <w:spacing w:val="18"/>
         </w:rPr>
         <w:t xml:space="preserve">KPIs</w:t>
       </w:r>
@@ -32149,9 +32119,9 @@
           <w:bCs/>
           <w:b/>
           <w:color w:val="B08625"/>
-          <w:sz w:val="20"/>
+          <w:sz w:val="22"/>
           <w:caps/>
-          <w:spacing w:val="14"/>
+          <w:spacing w:val="18"/>
         </w:rPr>
         <w:t xml:space="preserve">Risks &amp; Mitigation</w:t>
       </w:r>
@@ -32181,9 +32151,9 @@
           <w:bCs/>
           <w:b/>
           <w:color w:val="B08625"/>
-          <w:sz w:val="20"/>
+          <w:sz w:val="22"/>
           <w:caps/>
-          <w:spacing w:val="14"/>
+          <w:spacing w:val="18"/>
         </w:rPr>
         <w:t xml:space="preserve">Governance Responsibilities</w:t>
       </w:r>
@@ -32198,9 +32168,9 @@
           <w:bCs/>
           <w:b/>
           <w:color w:val="B08625"/>
-          <w:sz w:val="20"/>
+          <w:sz w:val="22"/>
           <w:caps/>
-          <w:spacing w:val="14"/>
+          <w:spacing w:val="18"/>
         </w:rPr>
         <w:t xml:space="preserve">Group IV Senate</w:t>
       </w:r>
@@ -32253,9 +32223,9 @@
           <w:bCs/>
           <w:b/>
           <w:color w:val="B08625"/>
-          <w:sz w:val="20"/>
+          <w:sz w:val="22"/>
           <w:caps/>
-          <w:spacing w:val="14"/>
+          <w:spacing w:val="18"/>
         </w:rPr>
         <w:t xml:space="preserve">Timeline</w:t>
       </w:r>
@@ -32279,9 +32249,9 @@
           <w:bCs/>
           <w:b/>
           <w:color w:val="B08625"/>
-          <w:sz w:val="20"/>
+          <w:sz w:val="22"/>
           <w:caps/>
-          <w:spacing w:val="14"/>
+          <w:spacing w:val="18"/>
         </w:rPr>
         <w:t xml:space="preserve">Measurable Success Indicators</w:t>
       </w:r>
@@ -32323,9 +32293,9 @@
           <w:bCs/>
           <w:b/>
           <w:color w:val="B08625"/>
-          <w:sz w:val="20"/>
+          <w:sz w:val="22"/>
           <w:caps/>
-          <w:spacing w:val="14"/>
+          <w:spacing w:val="18"/>
         </w:rPr>
         <w:t xml:space="preserve">Rationale</w:t>
       </w:r>
@@ -32349,9 +32319,9 @@
           <w:bCs/>
           <w:b/>
           <w:color w:val="B08625"/>
-          <w:sz w:val="20"/>
+          <w:sz w:val="22"/>
           <w:caps/>
-          <w:spacing w:val="14"/>
+          <w:spacing w:val="18"/>
         </w:rPr>
         <w:t xml:space="preserve">Global Best Practices</w:t>
       </w:r>
@@ -32393,9 +32363,9 @@
           <w:bCs/>
           <w:b/>
           <w:color w:val="B08625"/>
-          <w:sz w:val="20"/>
+          <w:sz w:val="22"/>
           <w:caps/>
-          <w:spacing w:val="14"/>
+          <w:spacing w:val="18"/>
         </w:rPr>
         <w:t xml:space="preserve">Core Stack Components &amp; Phasing</w:t>
       </w:r>
@@ -32816,9 +32786,9 @@
           <w:bCs/>
           <w:b/>
           <w:color w:val="B08625"/>
-          <w:sz w:val="20"/>
+          <w:sz w:val="22"/>
           <w:caps/>
-          <w:spacing w:val="14"/>
+          <w:spacing w:val="18"/>
         </w:rPr>
         <w:t xml:space="preserve">Staffing Requirements</w:t>
       </w:r>
@@ -32842,9 +32812,9 @@
           <w:bCs/>
           <w:b/>
           <w:color w:val="B08625"/>
-          <w:sz w:val="20"/>
+          <w:sz w:val="22"/>
           <w:caps/>
-          <w:spacing w:val="14"/>
+          <w:spacing w:val="18"/>
         </w:rPr>
         <w:t xml:space="preserve">Annual Budget</w:t>
       </w:r>
@@ -32874,9 +32844,9 @@
           <w:bCs/>
           <w:b/>
           <w:color w:val="B08625"/>
-          <w:sz w:val="20"/>
+          <w:sz w:val="22"/>
           <w:caps/>
-          <w:spacing w:val="14"/>
+          <w:spacing w:val="18"/>
         </w:rPr>
         <w:t xml:space="preserve">KPIs</w:t>
       </w:r>
@@ -32912,9 +32882,9 @@
           <w:bCs/>
           <w:b/>
           <w:color w:val="B08625"/>
-          <w:sz w:val="20"/>
+          <w:sz w:val="22"/>
           <w:caps/>
-          <w:spacing w:val="14"/>
+          <w:spacing w:val="18"/>
         </w:rPr>
         <w:t xml:space="preserve">Risks &amp; Mitigation</w:t>
       </w:r>
@@ -32944,9 +32914,9 @@
           <w:bCs/>
           <w:b/>
           <w:color w:val="B08625"/>
-          <w:sz w:val="20"/>
+          <w:sz w:val="22"/>
           <w:caps/>
-          <w:spacing w:val="14"/>
+          <w:spacing w:val="18"/>
         </w:rPr>
         <w:t xml:space="preserve">Timeline</w:t>
       </w:r>
@@ -32970,9 +32940,9 @@
           <w:bCs/>
           <w:b/>
           <w:color w:val="B08625"/>
-          <w:sz w:val="20"/>
+          <w:sz w:val="22"/>
           <w:caps/>
-          <w:spacing w:val="14"/>
+          <w:spacing w:val="18"/>
         </w:rPr>
         <w:t xml:space="preserve">Governance Responsibilities</w:t>
       </w:r>
@@ -32987,9 +32957,9 @@
           <w:bCs/>
           <w:b/>
           <w:color w:val="B08625"/>
-          <w:sz w:val="20"/>
+          <w:sz w:val="22"/>
           <w:caps/>
-          <w:spacing w:val="14"/>
+          <w:spacing w:val="18"/>
         </w:rPr>
         <w:t xml:space="preserve">Group IV Senate</w:t>
       </w:r>
@@ -33042,9 +33012,9 @@
           <w:bCs/>
           <w:b/>
           <w:color w:val="B08625"/>
-          <w:sz w:val="20"/>
+          <w:sz w:val="22"/>
           <w:caps/>
-          <w:spacing w:val="14"/>
+          <w:spacing w:val="18"/>
         </w:rPr>
         <w:t xml:space="preserve">Measurable Success Indicators</w:t>
       </w:r>
@@ -33086,9 +33056,9 @@
           <w:bCs/>
           <w:b/>
           <w:color w:val="B08625"/>
-          <w:sz w:val="20"/>
+          <w:sz w:val="22"/>
           <w:caps/>
-          <w:spacing w:val="14"/>
+          <w:spacing w:val="18"/>
         </w:rPr>
         <w:t xml:space="preserve">Rationale</w:t>
       </w:r>
@@ -33130,9 +33100,9 @@
           <w:bCs/>
           <w:b/>
           <w:color w:val="B08625"/>
-          <w:sz w:val="20"/>
+          <w:sz w:val="22"/>
           <w:caps/>
-          <w:spacing w:val="14"/>
+          <w:spacing w:val="18"/>
         </w:rPr>
         <w:t xml:space="preserve">Global Best Practices</w:t>
       </w:r>
@@ -33156,9 +33126,9 @@
           <w:bCs/>
           <w:b/>
           <w:color w:val="B08625"/>
-          <w:sz w:val="20"/>
+          <w:sz w:val="22"/>
           <w:caps/>
-          <w:spacing w:val="14"/>
+          <w:spacing w:val="18"/>
         </w:rPr>
         <w:t xml:space="preserve">Implementation Phases</w:t>
       </w:r>
@@ -33392,9 +33362,9 @@
           <w:bCs/>
           <w:b/>
           <w:color w:val="B08625"/>
-          <w:sz w:val="20"/>
+          <w:sz w:val="22"/>
           <w:caps/>
-          <w:spacing w:val="14"/>
+          <w:spacing w:val="18"/>
         </w:rPr>
         <w:t xml:space="preserve">Staffing Requirements</w:t>
       </w:r>
@@ -33418,9 +33388,9 @@
           <w:bCs/>
           <w:b/>
           <w:color w:val="B08625"/>
-          <w:sz w:val="20"/>
+          <w:sz w:val="22"/>
           <w:caps/>
-          <w:spacing w:val="14"/>
+          <w:spacing w:val="18"/>
         </w:rPr>
         <w:t xml:space="preserve">Annual Budget</w:t>
       </w:r>
@@ -33653,9 +33623,9 @@
           <w:bCs/>
           <w:b/>
           <w:color w:val="B08625"/>
-          <w:sz w:val="20"/>
+          <w:sz w:val="22"/>
           <w:caps/>
-          <w:spacing w:val="14"/>
+          <w:spacing w:val="18"/>
         </w:rPr>
         <w:t xml:space="preserve">KPIs</w:t>
       </w:r>
@@ -33691,9 +33661,9 @@
           <w:bCs/>
           <w:b/>
           <w:color w:val="B08625"/>
-          <w:sz w:val="20"/>
+          <w:sz w:val="22"/>
           <w:caps/>
-          <w:spacing w:val="14"/>
+          <w:spacing w:val="18"/>
         </w:rPr>
         <w:t xml:space="preserve">Risks &amp; Mitigation</w:t>
       </w:r>
@@ -33723,9 +33693,9 @@
           <w:bCs/>
           <w:b/>
           <w:color w:val="B08625"/>
-          <w:sz w:val="20"/>
+          <w:sz w:val="22"/>
           <w:caps/>
-          <w:spacing w:val="14"/>
+          <w:spacing w:val="18"/>
         </w:rPr>
         <w:t xml:space="preserve">Timeline</w:t>
       </w:r>
@@ -33749,9 +33719,9 @@
           <w:bCs/>
           <w:b/>
           <w:color w:val="B08625"/>
-          <w:sz w:val="20"/>
+          <w:sz w:val="22"/>
           <w:caps/>
-          <w:spacing w:val="14"/>
+          <w:spacing w:val="18"/>
         </w:rPr>
         <w:t xml:space="preserve">Governance Responsibilities</w:t>
       </w:r>
@@ -33851,9 +33821,9 @@
           <w:bCs/>
           <w:b/>
           <w:color w:val="B08625"/>
-          <w:sz w:val="20"/>
+          <w:sz w:val="22"/>
           <w:caps/>
-          <w:spacing w:val="14"/>
+          <w:spacing w:val="18"/>
         </w:rPr>
         <w:t xml:space="preserve">Measurable Success Indicators</w:t>
       </w:r>
@@ -33973,9 +33943,9 @@
           <w:bCs/>
           <w:b/>
           <w:color w:val="B08625"/>
-          <w:sz w:val="20"/>
+          <w:sz w:val="22"/>
           <w:caps/>
-          <w:spacing w:val="14"/>
+          <w:spacing w:val="18"/>
         </w:rPr>
         <w:t xml:space="preserve">Rationale</w:t>
       </w:r>
@@ -34011,9 +33981,9 @@
           <w:bCs/>
           <w:b/>
           <w:color w:val="B08625"/>
-          <w:sz w:val="20"/>
+          <w:sz w:val="22"/>
           <w:caps/>
-          <w:spacing w:val="14"/>
+          <w:spacing w:val="18"/>
         </w:rPr>
         <w:t xml:space="preserve">Fixed Mechanics (recap, unchanged)</w:t>
       </w:r>
@@ -34273,9 +34243,9 @@
           <w:bCs/>
           <w:b/>
           <w:color w:val="B08625"/>
-          <w:sz w:val="20"/>
+          <w:sz w:val="22"/>
           <w:caps/>
-          <w:spacing w:val="14"/>
+          <w:spacing w:val="18"/>
         </w:rPr>
         <w:t xml:space="preserve">Global Best Practices</w:t>
       </w:r>
@@ -34299,9 +34269,9 @@
           <w:bCs/>
           <w:b/>
           <w:color w:val="B08625"/>
-          <w:sz w:val="20"/>
+          <w:sz w:val="22"/>
           <w:caps/>
-          <w:spacing w:val="14"/>
+          <w:spacing w:val="18"/>
         </w:rPr>
         <w:t xml:space="preserve">Implementation Phases (2028–2050)</w:t>
       </w:r>
@@ -34576,9 +34546,9 @@
           <w:bCs/>
           <w:b/>
           <w:color w:val="B08625"/>
-          <w:sz w:val="20"/>
+          <w:sz w:val="22"/>
           <w:caps/>
-          <w:spacing w:val="14"/>
+          <w:spacing w:val="18"/>
         </w:rPr>
         <w:t xml:space="preserve">Staffing Requirements</w:t>
       </w:r>
@@ -34602,9 +34572,9 @@
           <w:bCs/>
           <w:b/>
           <w:color w:val="B08625"/>
-          <w:sz w:val="20"/>
+          <w:sz w:val="22"/>
           <w:caps/>
-          <w:spacing w:val="14"/>
+          <w:spacing w:val="18"/>
         </w:rPr>
         <w:t xml:space="preserve">Annual Budget</w:t>
       </w:r>
@@ -34634,9 +34604,9 @@
           <w:bCs/>
           <w:b/>
           <w:color w:val="B08625"/>
-          <w:sz w:val="20"/>
+          <w:sz w:val="22"/>
           <w:caps/>
-          <w:spacing w:val="14"/>
+          <w:spacing w:val="18"/>
         </w:rPr>
         <w:t xml:space="preserve">KPIs</w:t>
       </w:r>
@@ -34672,9 +34642,9 @@
           <w:bCs/>
           <w:b/>
           <w:color w:val="B08625"/>
-          <w:sz w:val="20"/>
+          <w:sz w:val="22"/>
           <w:caps/>
-          <w:spacing w:val="14"/>
+          <w:spacing w:val="18"/>
         </w:rPr>
         <w:t xml:space="preserve">Risks &amp; Mitigation</w:t>
       </w:r>
@@ -34704,9 +34674,9 @@
           <w:bCs/>
           <w:b/>
           <w:color w:val="B08625"/>
-          <w:sz w:val="20"/>
+          <w:sz w:val="22"/>
           <w:caps/>
-          <w:spacing w:val="14"/>
+          <w:spacing w:val="18"/>
         </w:rPr>
         <w:t xml:space="preserve">Timeline</w:t>
       </w:r>
@@ -34730,9 +34700,9 @@
           <w:bCs/>
           <w:b/>
           <w:color w:val="B08625"/>
-          <w:sz w:val="20"/>
+          <w:sz w:val="22"/>
           <w:caps/>
-          <w:spacing w:val="14"/>
+          <w:spacing w:val="18"/>
         </w:rPr>
         <w:t xml:space="preserve">Governance Responsibilities</w:t>
       </w:r>
@@ -34747,9 +34717,9 @@
           <w:bCs/>
           <w:b/>
           <w:color w:val="B08625"/>
-          <w:sz w:val="20"/>
+          <w:sz w:val="22"/>
           <w:caps/>
-          <w:spacing w:val="14"/>
+          <w:spacing w:val="18"/>
         </w:rPr>
         <w:t xml:space="preserve">Waqf &amp; Endowment Board</w:t>
       </w:r>
@@ -34786,9 +34756,9 @@
           <w:bCs/>
           <w:b/>
           <w:color w:val="B08625"/>
-          <w:sz w:val="20"/>
+          <w:sz w:val="22"/>
           <w:caps/>
-          <w:spacing w:val="14"/>
+          <w:spacing w:val="18"/>
         </w:rPr>
         <w:t xml:space="preserve">Measurable Success Indicators</w:t>
       </w:r>
@@ -34871,9 +34841,9 @@
                 <w:rFonts w:ascii="Cinzel" w:hAnsi="Cinzel"/>
                 <w:b/>
                 <w:color w:val="B08625"/>
-                <w:sz w:val="20"/>
+                <w:sz w:val="22"/>
                 <w:caps/>
-                <w:spacing w:val="14"/>
+                <w:spacing w:val="18"/>
               </w:rPr>
               <w:t>VI</w:t>
             </w:r>
@@ -34887,9 +34857,9 @@
                 <w:rFonts w:ascii="Cormorant Garamond" w:hAnsi="Cormorant Garamond"/>
                 <w:b/>
                 <w:color w:val="B08625"/>
-                <w:sz w:val="20"/>
+                <w:sz w:val="22"/>
                 <w:caps/>
-                <w:spacing w:val="14"/>
+                <w:spacing w:val="18"/>
               </w:rPr>
               <w:t>Financial Growth, Marketing &amp; Branding</w:t>
             </w:r>
@@ -34934,9 +34904,9 @@
               <w:rPr>
                 <w:rFonts w:ascii="Liberation Sans" w:hAnsi="Liberation Sans"/>
                 <w:b/>
-                <w:sz w:val="20"/>
+                <w:sz w:val="22"/>
                 <w:color w:val="B08625"/>
-                <w:spacing w:val="14"/>
+                <w:spacing w:val="18"/>
                 <w:caps/>
               </w:rPr>
               <w:t>CONTENTS OF THIS PART</w:t>
@@ -34951,9 +34921,9 @@
                 <w:rFonts w:ascii="Cinzel" w:hAnsi="Cinzel"/>
                 <w:b/>
                 <w:color w:val="B08625"/>
-                <w:sz w:val="20"/>
+                <w:sz w:val="22"/>
                 <w:caps/>
-                <w:spacing w:val="14"/>
+                <w:spacing w:val="18"/>
               </w:rPr>
               <w:t>26 </w:t>
             </w:r>
@@ -34975,9 +34945,9 @@
                 <w:rFonts w:ascii="Cinzel" w:hAnsi="Cinzel"/>
                 <w:b/>
                 <w:color w:val="B08625"/>
-                <w:sz w:val="20"/>
+                <w:sz w:val="22"/>
                 <w:caps/>
-                <w:spacing w:val="14"/>
+                <w:spacing w:val="18"/>
               </w:rPr>
               <w:t>27 </w:t>
             </w:r>
@@ -34999,9 +34969,9 @@
                 <w:rFonts w:ascii="Cinzel" w:hAnsi="Cinzel"/>
                 <w:b/>
                 <w:color w:val="B08625"/>
-                <w:sz w:val="20"/>
+                <w:sz w:val="22"/>
                 <w:caps/>
-                <w:spacing w:val="14"/>
+                <w:spacing w:val="18"/>
               </w:rPr>
               <w:t>28 </w:t>
             </w:r>
@@ -35023,9 +34993,9 @@
                 <w:rFonts w:ascii="Cinzel" w:hAnsi="Cinzel"/>
                 <w:b/>
                 <w:color w:val="B08625"/>
-                <w:sz w:val="20"/>
+                <w:sz w:val="22"/>
                 <w:caps/>
-                <w:spacing w:val="14"/>
+                <w:spacing w:val="18"/>
               </w:rPr>
               <w:t>29 </w:t>
             </w:r>
@@ -35047,9 +35017,9 @@
                 <w:rFonts w:ascii="Cinzel" w:hAnsi="Cinzel"/>
                 <w:b/>
                 <w:color w:val="B08625"/>
-                <w:sz w:val="20"/>
+                <w:sz w:val="22"/>
                 <w:caps/>
-                <w:spacing w:val="14"/>
+                <w:spacing w:val="18"/>
               </w:rPr>
               <w:t>30 </w:t>
             </w:r>
@@ -35101,9 +35071,9 @@
           <w:bCs/>
           <w:b/>
           <w:color w:val="B08625"/>
-          <w:sz w:val="20"/>
+          <w:sz w:val="22"/>
           <w:caps/>
-          <w:spacing w:val="14"/>
+          <w:spacing w:val="18"/>
         </w:rPr>
         <w:t xml:space="preserve">Rationale</w:t>
       </w:r>
@@ -35181,9 +35151,9 @@
           <w:bCs/>
           <w:b/>
           <w:color w:val="B08625"/>
-          <w:sz w:val="20"/>
+          <w:sz w:val="22"/>
           <w:caps/>
-          <w:spacing w:val="14"/>
+          <w:spacing w:val="18"/>
         </w:rPr>
         <w:t xml:space="preserve">Global Best Practices</w:t>
       </w:r>
@@ -35207,9 +35177,9 @@
           <w:bCs/>
           <w:b/>
           <w:color w:val="B08625"/>
-          <w:sz w:val="20"/>
+          <w:sz w:val="22"/>
           <w:caps/>
-          <w:spacing w:val="14"/>
+          <w:spacing w:val="18"/>
         </w:rPr>
         <w:t xml:space="preserve">Architecture (Five Standing Instruments)</w:t>
       </w:r>
@@ -35484,9 +35454,9 @@
           <w:bCs/>
           <w:b/>
           <w:color w:val="B08625"/>
-          <w:sz w:val="20"/>
+          <w:sz w:val="22"/>
           <w:caps/>
-          <w:spacing w:val="14"/>
+          <w:spacing w:val="18"/>
         </w:rPr>
         <w:t xml:space="preserve">Implementation Phases</w:t>
       </w:r>
@@ -35505,9 +35475,9 @@
           <w:bCs/>
           <w:b/>
           <w:color w:val="B08625"/>
-          <w:sz w:val="20"/>
+          <w:sz w:val="22"/>
           <w:caps/>
-          <w:spacing w:val="14"/>
+          <w:spacing w:val="18"/>
         </w:rPr>
         <w:t xml:space="preserve">Phase 1 (2028–2029):</w:t>
       </w:r>
@@ -35532,9 +35502,9 @@
           <w:bCs/>
           <w:b/>
           <w:color w:val="B08625"/>
-          <w:sz w:val="20"/>
+          <w:sz w:val="22"/>
           <w:caps/>
-          <w:spacing w:val="14"/>
+          <w:spacing w:val="18"/>
         </w:rPr>
         <w:t xml:space="preserve">Phase 2 (2030–2032):</w:t>
       </w:r>
@@ -35559,9 +35529,9 @@
           <w:bCs/>
           <w:b/>
           <w:color w:val="B08625"/>
-          <w:sz w:val="20"/>
+          <w:sz w:val="22"/>
           <w:caps/>
-          <w:spacing w:val="14"/>
+          <w:spacing w:val="18"/>
         </w:rPr>
         <w:t xml:space="preserve">Phase 3 (2033–2037):</w:t>
       </w:r>
@@ -35586,9 +35556,9 @@
           <w:bCs/>
           <w:b/>
           <w:color w:val="B08625"/>
-          <w:sz w:val="20"/>
+          <w:sz w:val="22"/>
           <w:caps/>
-          <w:spacing w:val="14"/>
+          <w:spacing w:val="18"/>
         </w:rPr>
         <w:t xml:space="preserve">Phase 4 (2038–2050):</w:t>
       </w:r>
@@ -35609,9 +35579,9 @@
           <w:bCs/>
           <w:b/>
           <w:color w:val="B08625"/>
-          <w:sz w:val="20"/>
+          <w:sz w:val="22"/>
           <w:caps/>
-          <w:spacing w:val="14"/>
+          <w:spacing w:val="18"/>
         </w:rPr>
         <w:t xml:space="preserve">Staffing</w:t>
       </w:r>
@@ -35881,9 +35851,9 @@
           <w:bCs/>
           <w:b/>
           <w:color w:val="B08625"/>
-          <w:sz w:val="20"/>
+          <w:sz w:val="22"/>
           <w:caps/>
-          <w:spacing w:val="14"/>
+          <w:spacing w:val="18"/>
         </w:rPr>
         <w:t xml:space="preserve">KPIs:</w:t>
       </w:r>
@@ -35910,9 +35880,9 @@
           <w:bCs/>
           <w:b/>
           <w:color w:val="B08625"/>
-          <w:sz w:val="20"/>
+          <w:sz w:val="22"/>
           <w:caps/>
-          <w:spacing w:val="14"/>
+          <w:spacing w:val="18"/>
         </w:rPr>
         <w:t xml:space="preserve">Risks &amp; Mitigation:</w:t>
       </w:r>
@@ -35951,9 +35921,9 @@
           <w:bCs/>
           <w:b/>
           <w:color w:val="B08625"/>
-          <w:sz w:val="20"/>
+          <w:sz w:val="22"/>
           <w:caps/>
-          <w:spacing w:val="14"/>
+          <w:spacing w:val="18"/>
         </w:rPr>
         <w:t xml:space="preserve">Timeline:</w:t>
       </w:r>
@@ -35974,9 +35944,9 @@
           <w:bCs/>
           <w:b/>
           <w:color w:val="B08625"/>
-          <w:sz w:val="20"/>
+          <w:sz w:val="22"/>
           <w:caps/>
-          <w:spacing w:val="14"/>
+          <w:spacing w:val="18"/>
         </w:rPr>
         <w:t xml:space="preserve">Governance:</w:t>
       </w:r>
@@ -35997,9 +35967,9 @@
           <w:bCs/>
           <w:b/>
           <w:color w:val="B08625"/>
-          <w:sz w:val="20"/>
+          <w:sz w:val="22"/>
           <w:caps/>
-          <w:spacing w:val="14"/>
+          <w:spacing w:val="18"/>
         </w:rPr>
         <w:t xml:space="preserve">Measurable Success Indicators:</w:t>
       </w:r>
@@ -36038,9 +36008,9 @@
           <w:bCs/>
           <w:b/>
           <w:color w:val="B08625"/>
-          <w:sz w:val="20"/>
+          <w:sz w:val="22"/>
           <w:caps/>
-          <w:spacing w:val="14"/>
+          <w:spacing w:val="18"/>
         </w:rPr>
         <w:t xml:space="preserve">Rationale</w:t>
       </w:r>
@@ -36080,9 +36050,9 @@
           <w:bCs/>
           <w:b/>
           <w:color w:val="B08625"/>
-          <w:sz w:val="20"/>
+          <w:sz w:val="22"/>
           <w:caps/>
-          <w:spacing w:val="14"/>
+          <w:spacing w:val="18"/>
         </w:rPr>
         <w:t xml:space="preserve">Explicitly Out of Scope</w:t>
       </w:r>
@@ -36124,9 +36094,9 @@
           <w:bCs/>
           <w:b/>
           <w:color w:val="B08625"/>
-          <w:sz w:val="20"/>
+          <w:sz w:val="22"/>
           <w:caps/>
-          <w:spacing w:val="14"/>
+          <w:spacing w:val="18"/>
         </w:rPr>
         <w:t xml:space="preserve">Global Best Practices</w:t>
       </w:r>
@@ -36150,9 +36120,9 @@
           <w:bCs/>
           <w:b/>
           <w:color w:val="B08625"/>
-          <w:sz w:val="20"/>
+          <w:sz w:val="22"/>
           <w:caps/>
-          <w:spacing w:val="14"/>
+          <w:spacing w:val="18"/>
         </w:rPr>
         <w:t xml:space="preserve">Legitimate Diversification Avenues</w:t>
       </w:r>
@@ -36386,9 +36356,9 @@
           <w:bCs/>
           <w:b/>
           <w:color w:val="B08625"/>
-          <w:sz w:val="20"/>
+          <w:sz w:val="22"/>
           <w:caps/>
-          <w:spacing w:val="14"/>
+          <w:spacing w:val="18"/>
         </w:rPr>
         <w:t xml:space="preserve">Implementation Phases</w:t>
       </w:r>
@@ -36407,9 +36377,9 @@
           <w:bCs/>
           <w:b/>
           <w:color w:val="B08625"/>
-          <w:sz w:val="20"/>
+          <w:sz w:val="22"/>
           <w:caps/>
-          <w:spacing w:val="14"/>
+          <w:spacing w:val="18"/>
         </w:rPr>
         <w:t xml:space="preserve">Phase 1 (2028–2029):</w:t>
       </w:r>
@@ -36434,9 +36404,9 @@
           <w:bCs/>
           <w:b/>
           <w:color w:val="B08625"/>
-          <w:sz w:val="20"/>
+          <w:sz w:val="22"/>
           <w:caps/>
-          <w:spacing w:val="14"/>
+          <w:spacing w:val="18"/>
         </w:rPr>
         <w:t xml:space="preserve">Phase 2 (2030–2032):</w:t>
       </w:r>
@@ -36461,9 +36431,9 @@
           <w:bCs/>
           <w:b/>
           <w:color w:val="B08625"/>
-          <w:sz w:val="20"/>
+          <w:sz w:val="22"/>
           <w:caps/>
-          <w:spacing w:val="14"/>
+          <w:spacing w:val="18"/>
         </w:rPr>
         <w:t xml:space="preserve">Phase 3 (2033–2037):</w:t>
       </w:r>
@@ -36488,9 +36458,9 @@
           <w:bCs/>
           <w:b/>
           <w:color w:val="B08625"/>
-          <w:sz w:val="20"/>
+          <w:sz w:val="22"/>
           <w:caps/>
-          <w:spacing w:val="14"/>
+          <w:spacing w:val="18"/>
         </w:rPr>
         <w:t xml:space="preserve">Phase 4 (2038–2050):</w:t>
       </w:r>
@@ -36511,9 +36481,9 @@
           <w:bCs/>
           <w:b/>
           <w:color w:val="B08625"/>
-          <w:sz w:val="20"/>
+          <w:sz w:val="22"/>
           <w:caps/>
-          <w:spacing w:val="14"/>
+          <w:spacing w:val="18"/>
         </w:rPr>
         <w:t xml:space="preserve">Staffing</w:t>
       </w:r>
@@ -36537,9 +36507,9 @@
           <w:bCs/>
           <w:b/>
           <w:color w:val="B08625"/>
-          <w:sz w:val="20"/>
+          <w:sz w:val="22"/>
           <w:caps/>
-          <w:spacing w:val="14"/>
+          <w:spacing w:val="18"/>
         </w:rPr>
         <w:t xml:space="preserve">Annual Budget</w:t>
       </w:r>
@@ -36569,9 +36539,9 @@
           <w:bCs/>
           <w:b/>
           <w:color w:val="B08625"/>
-          <w:sz w:val="20"/>
+          <w:sz w:val="22"/>
           <w:caps/>
-          <w:spacing w:val="14"/>
+          <w:spacing w:val="18"/>
         </w:rPr>
         <w:t xml:space="preserve">KPIs:</w:t>
       </w:r>
@@ -36598,9 +36568,9 @@
           <w:bCs/>
           <w:b/>
           <w:color w:val="B08625"/>
-          <w:sz w:val="20"/>
+          <w:sz w:val="22"/>
           <w:caps/>
-          <w:spacing w:val="14"/>
+          <w:spacing w:val="18"/>
         </w:rPr>
         <w:t xml:space="preserve">Risks &amp; Mitigation:</w:t>
       </w:r>
@@ -36621,9 +36591,9 @@
           <w:bCs/>
           <w:b/>
           <w:color w:val="B08625"/>
-          <w:sz w:val="20"/>
+          <w:sz w:val="22"/>
           <w:caps/>
-          <w:spacing w:val="14"/>
+          <w:spacing w:val="18"/>
         </w:rPr>
         <w:t xml:space="preserve">Timeline:</w:t>
       </w:r>
@@ -36644,9 +36614,9 @@
           <w:bCs/>
           <w:b/>
           <w:color w:val="B08625"/>
-          <w:sz w:val="20"/>
+          <w:sz w:val="22"/>
           <w:caps/>
-          <w:spacing w:val="14"/>
+          <w:spacing w:val="18"/>
         </w:rPr>
         <w:t xml:space="preserve">Governance:</w:t>
       </w:r>
@@ -36667,9 +36637,9 @@
           <w:bCs/>
           <w:b/>
           <w:color w:val="B08625"/>
-          <w:sz w:val="20"/>
+          <w:sz w:val="22"/>
           <w:caps/>
-          <w:spacing w:val="14"/>
+          <w:spacing w:val="18"/>
         </w:rPr>
         <w:t xml:space="preserve">Measurable Success Indicators:</w:t>
       </w:r>
@@ -36708,9 +36678,9 @@
           <w:bCs/>
           <w:b/>
           <w:color w:val="B08625"/>
-          <w:sz w:val="20"/>
+          <w:sz w:val="22"/>
           <w:caps/>
-          <w:spacing w:val="14"/>
+          <w:spacing w:val="18"/>
         </w:rPr>
         <w:t xml:space="preserve">Rationale</w:t>
       </w:r>
@@ -36734,9 +36704,9 @@
           <w:bCs/>
           <w:b/>
           <w:color w:val="B08625"/>
-          <w:sz w:val="20"/>
+          <w:sz w:val="22"/>
           <w:caps/>
-          <w:spacing w:val="14"/>
+          <w:spacing w:val="18"/>
         </w:rPr>
         <w:t xml:space="preserve">Global Best Practices</w:t>
       </w:r>
@@ -36760,9 +36730,9 @@
           <w:bCs/>
           <w:b/>
           <w:color w:val="B08625"/>
-          <w:sz w:val="20"/>
+          <w:sz w:val="22"/>
           <w:caps/>
-          <w:spacing w:val="14"/>
+          <w:spacing w:val="18"/>
         </w:rPr>
         <w:t xml:space="preserve">Country-Tier Messaging &amp; Channels</w:t>
       </w:r>
@@ -36996,9 +36966,9 @@
           <w:bCs/>
           <w:b/>
           <w:color w:val="B08625"/>
-          <w:sz w:val="20"/>
+          <w:sz w:val="22"/>
           <w:caps/>
-          <w:spacing w:val="14"/>
+          <w:spacing w:val="18"/>
         </w:rPr>
         <w:t xml:space="preserve">Conversion Funnel:</w:t>
       </w:r>
@@ -37019,9 +36989,9 @@
           <w:bCs/>
           <w:b/>
           <w:color w:val="B08625"/>
-          <w:sz w:val="20"/>
+          <w:sz w:val="22"/>
           <w:caps/>
-          <w:spacing w:val="14"/>
+          <w:spacing w:val="18"/>
         </w:rPr>
         <w:t xml:space="preserve">Implementation Phases</w:t>
       </w:r>
@@ -37040,9 +37010,9 @@
           <w:bCs/>
           <w:b/>
           <w:color w:val="B08625"/>
-          <w:sz w:val="20"/>
+          <w:sz w:val="22"/>
           <w:caps/>
-          <w:spacing w:val="14"/>
+          <w:spacing w:val="18"/>
         </w:rPr>
         <w:t xml:space="preserve">Phase 1 (2028, $22,475):</w:t>
       </w:r>
@@ -37067,9 +37037,9 @@
           <w:bCs/>
           <w:b/>
           <w:color w:val="B08625"/>
-          <w:sz w:val="20"/>
+          <w:sz w:val="22"/>
           <w:caps/>
-          <w:spacing w:val="14"/>
+          <w:spacing w:val="18"/>
         </w:rPr>
         <w:t xml:space="preserve">Phase 2 (2029–2032, scaling to $129,078 by Yr5):</w:t>
       </w:r>
@@ -37094,9 +37064,9 @@
           <w:bCs/>
           <w:b/>
           <w:color w:val="B08625"/>
-          <w:sz w:val="20"/>
+          <w:sz w:val="22"/>
           <w:caps/>
-          <w:spacing w:val="14"/>
+          <w:spacing w:val="18"/>
         </w:rPr>
         <w:t xml:space="preserve">Phase 3 (2033–2037, scaling to $383,055 by Yr10):</w:t>
       </w:r>
@@ -37121,9 +37091,9 @@
           <w:bCs/>
           <w:b/>
           <w:color w:val="B08625"/>
-          <w:sz w:val="20"/>
+          <w:sz w:val="22"/>
           <w:caps/>
-          <w:spacing w:val="14"/>
+          <w:spacing w:val="18"/>
         </w:rPr>
         <w:t xml:space="preserve">Phase 4 (2038+):</w:t>
       </w:r>
@@ -37144,9 +37114,9 @@
           <w:bCs/>
           <w:b/>
           <w:color w:val="B08625"/>
-          <w:sz w:val="20"/>
+          <w:sz w:val="22"/>
           <w:caps/>
-          <w:spacing w:val="14"/>
+          <w:spacing w:val="18"/>
         </w:rPr>
         <w:t xml:space="preserve">Staffing</w:t>
       </w:r>
@@ -37397,9 +37367,9 @@
           <w:bCs/>
           <w:b/>
           <w:color w:val="B08625"/>
-          <w:sz w:val="20"/>
+          <w:sz w:val="22"/>
           <w:caps/>
-          <w:spacing w:val="14"/>
+          <w:spacing w:val="18"/>
         </w:rPr>
         <w:t xml:space="preserve">Annual Budget:</w:t>
       </w:r>
@@ -37426,9 +37396,9 @@
           <w:bCs/>
           <w:b/>
           <w:color w:val="B08625"/>
-          <w:sz w:val="20"/>
+          <w:sz w:val="22"/>
           <w:caps/>
-          <w:spacing w:val="14"/>
+          <w:spacing w:val="18"/>
         </w:rPr>
         <w:t xml:space="preserve">KPIs:</w:t>
       </w:r>
@@ -37455,9 +37425,9 @@
           <w:bCs/>
           <w:b/>
           <w:color w:val="B08625"/>
-          <w:sz w:val="20"/>
+          <w:sz w:val="22"/>
           <w:caps/>
-          <w:spacing w:val="14"/>
+          <w:spacing w:val="18"/>
         </w:rPr>
         <w:t xml:space="preserve">Risks &amp; Mitigation:</w:t>
       </w:r>
@@ -37478,9 +37448,9 @@
           <w:bCs/>
           <w:b/>
           <w:color w:val="B08625"/>
-          <w:sz w:val="20"/>
+          <w:sz w:val="22"/>
           <w:caps/>
-          <w:spacing w:val="14"/>
+          <w:spacing w:val="18"/>
         </w:rPr>
         <w:t xml:space="preserve">Timeline:</w:t>
       </w:r>
@@ -37501,9 +37471,9 @@
           <w:bCs/>
           <w:b/>
           <w:color w:val="B08625"/>
-          <w:sz w:val="20"/>
+          <w:sz w:val="22"/>
           <w:caps/>
-          <w:spacing w:val="14"/>
+          <w:spacing w:val="18"/>
         </w:rPr>
         <w:t xml:space="preserve">Governance:</w:t>
       </w:r>
@@ -37524,9 +37494,9 @@
           <w:bCs/>
           <w:b/>
           <w:color w:val="B08625"/>
-          <w:sz w:val="20"/>
+          <w:sz w:val="22"/>
           <w:caps/>
-          <w:spacing w:val="14"/>
+          <w:spacing w:val="18"/>
         </w:rPr>
         <w:t xml:space="preserve">Measurable Success Indicators:</w:t>
       </w:r>
@@ -37565,9 +37535,9 @@
           <w:bCs/>
           <w:b/>
           <w:color w:val="B08625"/>
-          <w:sz w:val="20"/>
+          <w:sz w:val="22"/>
           <w:caps/>
-          <w:spacing w:val="14"/>
+          <w:spacing w:val="18"/>
         </w:rPr>
         <w:t xml:space="preserve">Rationale</w:t>
       </w:r>
@@ -37603,9 +37573,9 @@
           <w:bCs/>
           <w:b/>
           <w:color w:val="B08625"/>
-          <w:sz w:val="20"/>
+          <w:sz w:val="22"/>
           <w:caps/>
-          <w:spacing w:val="14"/>
+          <w:spacing w:val="18"/>
         </w:rPr>
         <w:t xml:space="preserve">Global Best Practices</w:t>
       </w:r>
@@ -37647,9 +37617,9 @@
           <w:bCs/>
           <w:b/>
           <w:color w:val="B08625"/>
-          <w:sz w:val="20"/>
+          <w:sz w:val="22"/>
           <w:caps/>
-          <w:spacing w:val="14"/>
+          <w:spacing w:val="18"/>
         </w:rPr>
         <w:t xml:space="preserve">Visual Identity Guidelines</w:t>
       </w:r>
@@ -37668,9 +37638,9 @@
           <w:bCs/>
           <w:b/>
           <w:color w:val="B08625"/>
-          <w:sz w:val="20"/>
+          <w:sz w:val="22"/>
           <w:caps/>
-          <w:spacing w:val="14"/>
+          <w:spacing w:val="18"/>
         </w:rPr>
         <w:t xml:space="preserve">Architecture:</w:t>
       </w:r>
@@ -37734,9 +37704,9 @@
           <w:bCs/>
           <w:b/>
           <w:color w:val="B08625"/>
-          <w:sz w:val="20"/>
+          <w:sz w:val="22"/>
           <w:caps/>
-          <w:spacing w:val="14"/>
+          <w:spacing w:val="18"/>
         </w:rPr>
         <w:t xml:space="preserve">Core Elements:</w:t>
       </w:r>
@@ -37761,9 +37731,9 @@
           <w:bCs/>
           <w:b/>
           <w:color w:val="B08625"/>
-          <w:sz w:val="20"/>
+          <w:sz w:val="22"/>
           <w:caps/>
-          <w:spacing w:val="14"/>
+          <w:spacing w:val="18"/>
         </w:rPr>
         <w:t xml:space="preserve">Values Motif:</w:t>
       </w:r>
@@ -37836,9 +37806,9 @@
           <w:bCs/>
           <w:b/>
           <w:color w:val="B08625"/>
-          <w:sz w:val="20"/>
+          <w:sz w:val="22"/>
           <w:caps/>
-          <w:spacing w:val="14"/>
+          <w:spacing w:val="18"/>
         </w:rPr>
         <w:t xml:space="preserve">Implementation Phases</w:t>
       </w:r>
@@ -37857,9 +37827,9 @@
           <w:bCs/>
           <w:b/>
           <w:color w:val="B08625"/>
-          <w:sz w:val="20"/>
+          <w:sz w:val="22"/>
           <w:caps/>
-          <w:spacing w:val="14"/>
+          <w:spacing w:val="18"/>
         </w:rPr>
         <w:t xml:space="preserve">Phase 1 (2028):</w:t>
       </w:r>
@@ -37884,9 +37854,9 @@
           <w:bCs/>
           <w:b/>
           <w:color w:val="B08625"/>
-          <w:sz w:val="20"/>
+          <w:sz w:val="22"/>
           <w:caps/>
-          <w:spacing w:val="14"/>
+          <w:spacing w:val="18"/>
         </w:rPr>
         <w:t xml:space="preserve">Phase 2 (2029–2032):</w:t>
       </w:r>
@@ -37911,9 +37881,9 @@
           <w:bCs/>
           <w:b/>
           <w:color w:val="B08625"/>
-          <w:sz w:val="20"/>
+          <w:sz w:val="22"/>
           <w:caps/>
-          <w:spacing w:val="14"/>
+          <w:spacing w:val="18"/>
         </w:rPr>
         <w:t xml:space="preserve">Phase 3 (2033–2037):</w:t>
       </w:r>
@@ -37938,9 +37908,9 @@
           <w:bCs/>
           <w:b/>
           <w:color w:val="B08625"/>
-          <w:sz w:val="20"/>
+          <w:sz w:val="22"/>
           <w:caps/>
-          <w:spacing w:val="14"/>
+          <w:spacing w:val="18"/>
         </w:rPr>
         <w:t xml:space="preserve">Phase 4 (2038–2050):</w:t>
       </w:r>
@@ -37961,9 +37931,9 @@
           <w:bCs/>
           <w:b/>
           <w:color w:val="B08625"/>
-          <w:sz w:val="20"/>
+          <w:sz w:val="22"/>
           <w:caps/>
-          <w:spacing w:val="14"/>
+          <w:spacing w:val="18"/>
         </w:rPr>
         <w:t xml:space="preserve">Staffing</w:t>
       </w:r>
@@ -38205,9 +38175,9 @@
           <w:bCs/>
           <w:b/>
           <w:color w:val="B08625"/>
-          <w:sz w:val="20"/>
+          <w:sz w:val="22"/>
           <w:caps/>
-          <w:spacing w:val="14"/>
+          <w:spacing w:val="18"/>
         </w:rPr>
         <w:t xml:space="preserve">Annual Budget</w:t>
       </w:r>
@@ -38237,9 +38207,9 @@
           <w:bCs/>
           <w:b/>
           <w:color w:val="B08625"/>
-          <w:sz w:val="20"/>
+          <w:sz w:val="22"/>
           <w:caps/>
-          <w:spacing w:val="14"/>
+          <w:spacing w:val="18"/>
         </w:rPr>
         <w:t xml:space="preserve">KPIs:</w:t>
       </w:r>
@@ -38266,9 +38236,9 @@
           <w:bCs/>
           <w:b/>
           <w:color w:val="B08625"/>
-          <w:sz w:val="20"/>
+          <w:sz w:val="22"/>
           <w:caps/>
-          <w:spacing w:val="14"/>
+          <w:spacing w:val="18"/>
         </w:rPr>
         <w:t xml:space="preserve">Risks &amp; Mitigation:</w:t>
       </w:r>
@@ -38289,9 +38259,9 @@
           <w:bCs/>
           <w:b/>
           <w:color w:val="B08625"/>
-          <w:sz w:val="20"/>
+          <w:sz w:val="22"/>
           <w:caps/>
-          <w:spacing w:val="14"/>
+          <w:spacing w:val="18"/>
         </w:rPr>
         <w:t xml:space="preserve">Timeline:</w:t>
       </w:r>
@@ -38312,9 +38282,9 @@
           <w:bCs/>
           <w:b/>
           <w:color w:val="B08625"/>
-          <w:sz w:val="20"/>
+          <w:sz w:val="22"/>
           <w:caps/>
-          <w:spacing w:val="14"/>
+          <w:spacing w:val="18"/>
         </w:rPr>
         <w:t xml:space="preserve">Governance:</w:t>
       </w:r>
@@ -38335,9 +38305,9 @@
           <w:bCs/>
           <w:b/>
           <w:color w:val="B08625"/>
-          <w:sz w:val="20"/>
+          <w:sz w:val="22"/>
           <w:caps/>
-          <w:spacing w:val="14"/>
+          <w:spacing w:val="18"/>
         </w:rPr>
         <w:t xml:space="preserve">Measurable Success Indicators:</w:t>
       </w:r>
@@ -38376,9 +38346,9 @@
           <w:bCs/>
           <w:b/>
           <w:color w:val="B08625"/>
-          <w:sz w:val="20"/>
+          <w:sz w:val="22"/>
           <w:caps/>
-          <w:spacing w:val="14"/>
+          <w:spacing w:val="18"/>
         </w:rPr>
         <w:t xml:space="preserve">Rationale</w:t>
       </w:r>
@@ -38420,9 +38390,9 @@
           <w:bCs/>
           <w:b/>
           <w:color w:val="B08625"/>
-          <w:sz w:val="20"/>
+          <w:sz w:val="22"/>
           <w:caps/>
-          <w:spacing w:val="14"/>
+          <w:spacing w:val="18"/>
         </w:rPr>
         <w:t xml:space="preserve">Global Best Practices</w:t>
       </w:r>
@@ -38482,9 +38452,9 @@
           <w:bCs/>
           <w:b/>
           <w:color w:val="B08625"/>
-          <w:sz w:val="20"/>
+          <w:sz w:val="22"/>
           <w:caps/>
-          <w:spacing w:val="14"/>
+          <w:spacing w:val="18"/>
         </w:rPr>
         <w:t xml:space="preserve">Sequenced Geography (exact canon sequence)</w:t>
       </w:r>
@@ -38779,9 +38749,9 @@
           <w:bCs/>
           <w:b/>
           <w:color w:val="B08625"/>
-          <w:sz w:val="20"/>
+          <w:sz w:val="22"/>
           <w:caps/>
-          <w:spacing w:val="14"/>
+          <w:spacing w:val="18"/>
         </w:rPr>
         <w:t xml:space="preserve">Implementation Phases</w:t>
       </w:r>
@@ -38800,9 +38770,9 @@
           <w:bCs/>
           <w:b/>
           <w:color w:val="B08625"/>
-          <w:sz w:val="20"/>
+          <w:sz w:val="22"/>
           <w:caps/>
-          <w:spacing w:val="14"/>
+          <w:spacing w:val="18"/>
         </w:rPr>
         <w:t xml:space="preserve">Phase 1 (2028–2029):</w:t>
       </w:r>
@@ -38827,9 +38797,9 @@
           <w:bCs/>
           <w:b/>
           <w:color w:val="B08625"/>
-          <w:sz w:val="20"/>
+          <w:sz w:val="22"/>
           <w:caps/>
-          <w:spacing w:val="14"/>
+          <w:spacing w:val="18"/>
         </w:rPr>
         <w:t xml:space="preserve">Phase 2 (2029–2031, Stage 3):</w:t>
       </w:r>
@@ -38854,9 +38824,9 @@
           <w:bCs/>
           <w:b/>
           <w:color w:val="B08625"/>
-          <w:sz w:val="20"/>
+          <w:sz w:val="22"/>
           <w:caps/>
-          <w:spacing w:val="14"/>
+          <w:spacing w:val="18"/>
         </w:rPr>
         <w:t xml:space="preserve">Phase 3 (2032–2037):</w:t>
       </w:r>
@@ -38881,9 +38851,9 @@
           <w:bCs/>
           <w:b/>
           <w:color w:val="B08625"/>
-          <w:sz w:val="20"/>
+          <w:sz w:val="22"/>
           <w:caps/>
-          <w:spacing w:val="14"/>
+          <w:spacing w:val="18"/>
         </w:rPr>
         <w:t xml:space="preserve">Phase 4 (2038–2050):</w:t>
       </w:r>
@@ -38904,9 +38874,9 @@
           <w:bCs/>
           <w:b/>
           <w:color w:val="B08625"/>
-          <w:sz w:val="20"/>
+          <w:sz w:val="22"/>
           <w:caps/>
-          <w:spacing w:val="14"/>
+          <w:spacing w:val="18"/>
         </w:rPr>
         <w:t xml:space="preserve">Staffing</w:t>
       </w:r>
@@ -39148,9 +39118,9 @@
           <w:bCs/>
           <w:b/>
           <w:color w:val="B08625"/>
-          <w:sz w:val="20"/>
+          <w:sz w:val="22"/>
           <w:caps/>
-          <w:spacing w:val="14"/>
+          <w:spacing w:val="18"/>
         </w:rPr>
         <w:t xml:space="preserve">Annual Budget</w:t>
       </w:r>
@@ -39198,9 +39168,9 @@
           <w:bCs/>
           <w:b/>
           <w:color w:val="B08625"/>
-          <w:sz w:val="20"/>
+          <w:sz w:val="22"/>
           <w:caps/>
-          <w:spacing w:val="14"/>
+          <w:spacing w:val="18"/>
         </w:rPr>
         <w:t xml:space="preserve">KPIs:</w:t>
       </w:r>
@@ -39227,9 +39197,9 @@
           <w:bCs/>
           <w:b/>
           <w:color w:val="B08625"/>
-          <w:sz w:val="20"/>
+          <w:sz w:val="22"/>
           <w:caps/>
-          <w:spacing w:val="14"/>
+          <w:spacing w:val="18"/>
         </w:rPr>
         <w:t xml:space="preserve">Risks &amp; Mitigation:</w:t>
       </w:r>
@@ -39250,9 +39220,9 @@
           <w:bCs/>
           <w:b/>
           <w:color w:val="B08625"/>
-          <w:sz w:val="20"/>
+          <w:sz w:val="22"/>
           <w:caps/>
-          <w:spacing w:val="14"/>
+          <w:spacing w:val="18"/>
         </w:rPr>
         <w:t xml:space="preserve">Timeline:</w:t>
       </w:r>
@@ -39273,9 +39243,9 @@
           <w:bCs/>
           <w:b/>
           <w:color w:val="B08625"/>
-          <w:sz w:val="20"/>
+          <w:sz w:val="22"/>
           <w:caps/>
-          <w:spacing w:val="14"/>
+          <w:spacing w:val="18"/>
         </w:rPr>
         <w:t xml:space="preserve">Governance:</w:t>
       </w:r>
@@ -39296,9 +39266,9 @@
           <w:bCs/>
           <w:b/>
           <w:color w:val="B08625"/>
-          <w:sz w:val="20"/>
+          <w:sz w:val="22"/>
           <w:caps/>
-          <w:spacing w:val="14"/>
+          <w:spacing w:val="18"/>
         </w:rPr>
         <w:t xml:space="preserve">Measurable Success Indicators:</w:t>
       </w:r>
@@ -39378,9 +39348,9 @@
                 <w:rFonts w:ascii="Cinzel" w:hAnsi="Cinzel"/>
                 <w:b/>
                 <w:color w:val="B08625"/>
-                <w:sz w:val="20"/>
+                <w:sz w:val="22"/>
                 <w:caps/>
-                <w:spacing w:val="14"/>
+                <w:spacing w:val="18"/>
               </w:rPr>
               <w:t>VII</w:t>
             </w:r>
@@ -39394,9 +39364,9 @@
                 <w:rFonts w:ascii="Cormorant Garamond" w:hAnsi="Cormorant Garamond"/>
                 <w:b/>
                 <w:color w:val="B08625"/>
-                <w:sz w:val="20"/>
+                <w:sz w:val="22"/>
                 <w:caps/>
-                <w:spacing w:val="14"/>
+                <w:spacing w:val="18"/>
               </w:rPr>
               <w:t>Regional Campuses &amp; Student Lifecycle</w:t>
             </w:r>
@@ -39441,9 +39411,9 @@
               <w:rPr>
                 <w:rFonts w:ascii="Liberation Sans" w:hAnsi="Liberation Sans"/>
                 <w:b/>
-                <w:sz w:val="20"/>
+                <w:sz w:val="22"/>
                 <w:color w:val="B08625"/>
-                <w:spacing w:val="14"/>
+                <w:spacing w:val="18"/>
                 <w:caps/>
               </w:rPr>
               <w:t>CONTENTS OF THIS PART</w:t>
@@ -39458,9 +39428,9 @@
                 <w:rFonts w:ascii="Cinzel" w:hAnsi="Cinzel"/>
                 <w:b/>
                 <w:color w:val="B08625"/>
-                <w:sz w:val="20"/>
+                <w:sz w:val="22"/>
                 <w:caps/>
-                <w:spacing w:val="14"/>
+                <w:spacing w:val="18"/>
               </w:rPr>
               <w:t>31 </w:t>
             </w:r>
@@ -39482,9 +39452,9 @@
                 <w:rFonts w:ascii="Cinzel" w:hAnsi="Cinzel"/>
                 <w:b/>
                 <w:color w:val="B08625"/>
-                <w:sz w:val="20"/>
+                <w:sz w:val="22"/>
                 <w:caps/>
-                <w:spacing w:val="14"/>
+                <w:spacing w:val="18"/>
               </w:rPr>
               <w:t>32 </w:t>
             </w:r>
@@ -39506,9 +39476,9 @@
                 <w:rFonts w:ascii="Cinzel" w:hAnsi="Cinzel"/>
                 <w:b/>
                 <w:color w:val="B08625"/>
-                <w:sz w:val="20"/>
+                <w:sz w:val="22"/>
                 <w:caps/>
-                <w:spacing w:val="14"/>
+                <w:spacing w:val="18"/>
               </w:rPr>
               <w:t>33 </w:t>
             </w:r>
@@ -39530,9 +39500,9 @@
                 <w:rFonts w:ascii="Cinzel" w:hAnsi="Cinzel"/>
                 <w:b/>
                 <w:color w:val="B08625"/>
-                <w:sz w:val="20"/>
+                <w:sz w:val="22"/>
                 <w:caps/>
-                <w:spacing w:val="14"/>
+                <w:spacing w:val="18"/>
               </w:rPr>
               <w:t>34 </w:t>
             </w:r>
@@ -39554,9 +39524,9 @@
                 <w:rFonts w:ascii="Cinzel" w:hAnsi="Cinzel"/>
                 <w:b/>
                 <w:color w:val="B08625"/>
-                <w:sz w:val="20"/>
+                <w:sz w:val="22"/>
                 <w:caps/>
-                <w:spacing w:val="14"/>
+                <w:spacing w:val="18"/>
               </w:rPr>
               <w:t>35 </w:t>
             </w:r>
@@ -39608,9 +39578,9 @@
           <w:bCs/>
           <w:b/>
           <w:color w:val="B08625"/>
-          <w:sz w:val="20"/>
+          <w:sz w:val="22"/>
           <w:caps/>
-          <w:spacing w:val="14"/>
+          <w:spacing w:val="18"/>
         </w:rPr>
         <w:t xml:space="preserve">Rationale</w:t>
       </w:r>
@@ -39665,9 +39635,9 @@
           <w:bCs/>
           <w:b/>
           <w:color w:val="B08625"/>
-          <w:sz w:val="20"/>
+          <w:sz w:val="22"/>
           <w:caps/>
-          <w:spacing w:val="14"/>
+          <w:spacing w:val="18"/>
         </w:rPr>
         <w:t xml:space="preserve">Global Best Practices</w:t>
       </w:r>
@@ -39691,9 +39661,9 @@
           <w:bCs/>
           <w:b/>
           <w:color w:val="B08625"/>
-          <w:sz w:val="20"/>
+          <w:sz w:val="22"/>
           <w:caps/>
-          <w:spacing w:val="14"/>
+          <w:spacing w:val="18"/>
         </w:rPr>
         <w:t xml:space="preserve">Implementation Phases</w:t>
       </w:r>
@@ -39903,9 +39873,9 @@
                 <w:bCs/>
                 <w:b/>
                 <w:color w:val="B08625"/>
-                <w:sz w:val="20"/>
+                <w:sz w:val="22"/>
                 <w:caps/>
-                <w:spacing w:val="14"/>
+                <w:spacing w:val="18"/>
               </w:rPr>
               <w:t xml:space="preserve">Year 10 / 2037</w:t>
             </w:r>
@@ -39992,9 +39962,9 @@
           <w:bCs/>
           <w:b/>
           <w:color w:val="B08625"/>
-          <w:sz w:val="20"/>
+          <w:sz w:val="22"/>
           <w:caps/>
-          <w:spacing w:val="14"/>
+          <w:spacing w:val="18"/>
         </w:rPr>
         <w:t xml:space="preserve">Staffing Requirements</w:t>
       </w:r>
@@ -40018,9 +39988,9 @@
           <w:bCs/>
           <w:b/>
           <w:color w:val="B08625"/>
-          <w:sz w:val="20"/>
+          <w:sz w:val="22"/>
           <w:caps/>
-          <w:spacing w:val="14"/>
+          <w:spacing w:val="18"/>
         </w:rPr>
         <w:t xml:space="preserve">Annual Budget</w:t>
       </w:r>
@@ -40079,9 +40049,9 @@
           <w:bCs/>
           <w:b/>
           <w:color w:val="B08625"/>
-          <w:sz w:val="20"/>
+          <w:sz w:val="22"/>
           <w:caps/>
-          <w:spacing w:val="14"/>
+          <w:spacing w:val="18"/>
         </w:rPr>
         <w:t xml:space="preserve">KPIs</w:t>
       </w:r>
@@ -40117,9 +40087,9 @@
           <w:bCs/>
           <w:b/>
           <w:color w:val="B08625"/>
-          <w:sz w:val="20"/>
+          <w:sz w:val="22"/>
           <w:caps/>
-          <w:spacing w:val="14"/>
+          <w:spacing w:val="18"/>
         </w:rPr>
         <w:t xml:space="preserve">Risks &amp; Mitigation</w:t>
       </w:r>
@@ -40167,9 +40137,9 @@
           <w:bCs/>
           <w:b/>
           <w:color w:val="B08625"/>
-          <w:sz w:val="20"/>
+          <w:sz w:val="22"/>
           <w:caps/>
-          <w:spacing w:val="14"/>
+          <w:spacing w:val="18"/>
         </w:rPr>
         <w:t xml:space="preserve">Timeline</w:t>
       </w:r>
@@ -40209,9 +40179,9 @@
           <w:bCs/>
           <w:b/>
           <w:color w:val="B08625"/>
-          <w:sz w:val="20"/>
+          <w:sz w:val="22"/>
           <w:caps/>
-          <w:spacing w:val="14"/>
+          <w:spacing w:val="18"/>
         </w:rPr>
         <w:t xml:space="preserve">Governance Responsibilities</w:t>
       </w:r>
@@ -40230,9 +40200,9 @@
           <w:bCs/>
           <w:b/>
           <w:color w:val="B08625"/>
-          <w:sz w:val="20"/>
+          <w:sz w:val="22"/>
           <w:caps/>
-          <w:spacing w:val="14"/>
+          <w:spacing w:val="18"/>
         </w:rPr>
         <w:t xml:space="preserve">Board of Trustees</w:t>
       </w:r>
@@ -40254,9 +40224,9 @@
           <w:bCs/>
           <w:b/>
           <w:color w:val="B08625"/>
-          <w:sz w:val="20"/>
+          <w:sz w:val="22"/>
           <w:caps/>
-          <w:spacing w:val="14"/>
+          <w:spacing w:val="18"/>
         </w:rPr>
         <w:t xml:space="preserve">Waqf &amp; Endowment Board</w:t>
       </w:r>
@@ -40278,9 +40248,9 @@
           <w:bCs/>
           <w:b/>
           <w:color w:val="B08625"/>
-          <w:sz w:val="20"/>
+          <w:sz w:val="22"/>
           <w:caps/>
-          <w:spacing w:val="14"/>
+          <w:spacing w:val="18"/>
         </w:rPr>
         <w:t xml:space="preserve">University Senate</w:t>
       </w:r>
@@ -40298,9 +40268,9 @@
           <w:bCs/>
           <w:b/>
           <w:color w:val="B08625"/>
-          <w:sz w:val="20"/>
+          <w:sz w:val="22"/>
           <w:caps/>
-          <w:spacing w:val="14"/>
+          <w:spacing w:val="18"/>
         </w:rPr>
         <w:t xml:space="preserve">Measurable Success Indicators</w:t>
       </w:r>
@@ -40342,9 +40312,9 @@
           <w:bCs/>
           <w:b/>
           <w:color w:val="B08625"/>
-          <w:sz w:val="20"/>
+          <w:sz w:val="22"/>
           <w:caps/>
-          <w:spacing w:val="14"/>
+          <w:spacing w:val="18"/>
         </w:rPr>
         <w:t xml:space="preserve">Rationale</w:t>
       </w:r>
@@ -40436,9 +40406,9 @@
           <w:bCs/>
           <w:b/>
           <w:color w:val="B08625"/>
-          <w:sz w:val="20"/>
+          <w:sz w:val="22"/>
           <w:caps/>
-          <w:spacing w:val="14"/>
+          <w:spacing w:val="18"/>
         </w:rPr>
         <w:t xml:space="preserve">Global Best Practices</w:t>
       </w:r>
@@ -40462,9 +40432,9 @@
           <w:bCs/>
           <w:b/>
           <w:color w:val="B08625"/>
-          <w:sz w:val="20"/>
+          <w:sz w:val="22"/>
           <w:caps/>
-          <w:spacing w:val="14"/>
+          <w:spacing w:val="18"/>
         </w:rPr>
         <w:t xml:space="preserve">Implementation Phases</w:t>
       </w:r>
@@ -40674,9 +40644,9 @@
                 <w:bCs/>
                 <w:b/>
                 <w:color w:val="B08625"/>
-                <w:sz w:val="20"/>
+                <w:sz w:val="22"/>
                 <w:caps/>
-                <w:spacing w:val="14"/>
+                <w:spacing w:val="18"/>
               </w:rPr>
               <w:t xml:space="preserve">Year 13 / 2040</w:t>
             </w:r>
@@ -40747,9 +40717,9 @@
           <w:bCs/>
           <w:b/>
           <w:color w:val="B08625"/>
-          <w:sz w:val="20"/>
+          <w:sz w:val="22"/>
           <w:caps/>
-          <w:spacing w:val="14"/>
+          <w:spacing w:val="18"/>
         </w:rPr>
         <w:t xml:space="preserve">Staffing Requirements</w:t>
       </w:r>
@@ -40773,9 +40743,9 @@
           <w:bCs/>
           <w:b/>
           <w:color w:val="B08625"/>
-          <w:sz w:val="20"/>
+          <w:sz w:val="22"/>
           <w:caps/>
-          <w:spacing w:val="14"/>
+          <w:spacing w:val="18"/>
         </w:rPr>
         <w:t xml:space="preserve">Annual Budget</w:t>
       </w:r>
@@ -40837,9 +40807,9 @@
           <w:bCs/>
           <w:b/>
           <w:color w:val="B08625"/>
-          <w:sz w:val="20"/>
+          <w:sz w:val="22"/>
           <w:caps/>
-          <w:spacing w:val="14"/>
+          <w:spacing w:val="18"/>
         </w:rPr>
         <w:t xml:space="preserve">KPIs</w:t>
       </w:r>
@@ -40875,9 +40845,9 @@
           <w:bCs/>
           <w:b/>
           <w:color w:val="B08625"/>
-          <w:sz w:val="20"/>
+          <w:sz w:val="22"/>
           <w:caps/>
-          <w:spacing w:val="14"/>
+          <w:spacing w:val="18"/>
         </w:rPr>
         <w:t xml:space="preserve">Risks &amp; Mitigation</w:t>
       </w:r>
@@ -40907,9 +40877,9 @@
           <w:bCs/>
           <w:b/>
           <w:color w:val="B08625"/>
-          <w:sz w:val="20"/>
+          <w:sz w:val="22"/>
           <w:caps/>
-          <w:spacing w:val="14"/>
+          <w:spacing w:val="18"/>
         </w:rPr>
         <w:t xml:space="preserve">Timeline</w:t>
       </w:r>
@@ -40949,9 +40919,9 @@
           <w:bCs/>
           <w:b/>
           <w:color w:val="B08625"/>
-          <w:sz w:val="20"/>
+          <w:sz w:val="22"/>
           <w:caps/>
-          <w:spacing w:val="14"/>
+          <w:spacing w:val="18"/>
         </w:rPr>
         <w:t xml:space="preserve">Governance Responsibilities</w:t>
       </w:r>
@@ -40970,9 +40940,9 @@
           <w:bCs/>
           <w:b/>
           <w:color w:val="B08625"/>
-          <w:sz w:val="20"/>
+          <w:sz w:val="22"/>
           <w:caps/>
-          <w:spacing w:val="14"/>
+          <w:spacing w:val="18"/>
         </w:rPr>
         <w:t xml:space="preserve">Board of Trustees</w:t>
       </w:r>
@@ -40994,9 +40964,9 @@
           <w:bCs/>
           <w:b/>
           <w:color w:val="B08625"/>
-          <w:sz w:val="20"/>
+          <w:sz w:val="22"/>
           <w:caps/>
-          <w:spacing w:val="14"/>
+          <w:spacing w:val="18"/>
         </w:rPr>
         <w:t xml:space="preserve">Waqf &amp; Endowment Board</w:t>
       </w:r>
@@ -41018,9 +40988,9 @@
           <w:bCs/>
           <w:b/>
           <w:color w:val="B08625"/>
-          <w:sz w:val="20"/>
+          <w:sz w:val="22"/>
           <w:caps/>
-          <w:spacing w:val="14"/>
+          <w:spacing w:val="18"/>
         </w:rPr>
         <w:t xml:space="preserve">University Senate</w:t>
       </w:r>
@@ -41038,9 +41008,9 @@
           <w:bCs/>
           <w:b/>
           <w:color w:val="B08625"/>
-          <w:sz w:val="20"/>
+          <w:sz w:val="22"/>
           <w:caps/>
-          <w:spacing w:val="14"/>
+          <w:spacing w:val="18"/>
         </w:rPr>
         <w:t xml:space="preserve">Measurable Success Indicators</w:t>
       </w:r>
@@ -41082,9 +41052,9 @@
           <w:bCs/>
           <w:b/>
           <w:color w:val="B08625"/>
-          <w:sz w:val="20"/>
+          <w:sz w:val="22"/>
           <w:caps/>
-          <w:spacing w:val="14"/>
+          <w:spacing w:val="18"/>
         </w:rPr>
         <w:t xml:space="preserve">Rationale</w:t>
       </w:r>
@@ -41142,9 +41112,9 @@
           <w:bCs/>
           <w:b/>
           <w:color w:val="B08625"/>
-          <w:sz w:val="20"/>
+          <w:sz w:val="22"/>
           <w:caps/>
-          <w:spacing w:val="14"/>
+          <w:spacing w:val="18"/>
         </w:rPr>
         <w:t xml:space="preserve">Global Best Practices</w:t>
       </w:r>
@@ -41168,9 +41138,9 @@
           <w:bCs/>
           <w:b/>
           <w:color w:val="B08625"/>
-          <w:sz w:val="20"/>
+          <w:sz w:val="22"/>
           <w:caps/>
-          <w:spacing w:val="14"/>
+          <w:spacing w:val="18"/>
         </w:rPr>
         <w:t xml:space="preserve">Implementation Phases</w:t>
       </w:r>
@@ -41404,9 +41374,9 @@
           <w:bCs/>
           <w:b/>
           <w:color w:val="B08625"/>
-          <w:sz w:val="20"/>
+          <w:sz w:val="22"/>
           <w:caps/>
-          <w:spacing w:val="14"/>
+          <w:spacing w:val="18"/>
         </w:rPr>
         <w:t xml:space="preserve">Staffing Requirements</w:t>
       </w:r>
@@ -41430,9 +41400,9 @@
           <w:bCs/>
           <w:b/>
           <w:color w:val="B08625"/>
-          <w:sz w:val="20"/>
+          <w:sz w:val="22"/>
           <w:caps/>
-          <w:spacing w:val="14"/>
+          <w:spacing w:val="18"/>
         </w:rPr>
         <w:t xml:space="preserve">Annual Budget</w:t>
       </w:r>
@@ -41494,9 +41464,9 @@
           <w:bCs/>
           <w:b/>
           <w:color w:val="B08625"/>
-          <w:sz w:val="20"/>
+          <w:sz w:val="22"/>
           <w:caps/>
-          <w:spacing w:val="14"/>
+          <w:spacing w:val="18"/>
         </w:rPr>
         <w:t xml:space="preserve">KPIs</w:t>
       </w:r>
@@ -41532,9 +41502,9 @@
           <w:bCs/>
           <w:b/>
           <w:color w:val="B08625"/>
-          <w:sz w:val="20"/>
+          <w:sz w:val="22"/>
           <w:caps/>
-          <w:spacing w:val="14"/>
+          <w:spacing w:val="18"/>
         </w:rPr>
         <w:t xml:space="preserve">Risks &amp; Mitigation</w:t>
       </w:r>
@@ -41564,9 +41534,9 @@
           <w:bCs/>
           <w:b/>
           <w:color w:val="B08625"/>
-          <w:sz w:val="20"/>
+          <w:sz w:val="22"/>
           <w:caps/>
-          <w:spacing w:val="14"/>
+          <w:spacing w:val="18"/>
         </w:rPr>
         <w:t xml:space="preserve">Timeline</w:t>
       </w:r>
@@ -41590,9 +41560,9 @@
           <w:bCs/>
           <w:b/>
           <w:color w:val="B08625"/>
-          <w:sz w:val="20"/>
+          <w:sz w:val="22"/>
           <w:caps/>
-          <w:spacing w:val="14"/>
+          <w:spacing w:val="18"/>
         </w:rPr>
         <w:t xml:space="preserve">Governance Responsibilities</w:t>
       </w:r>
@@ -41611,9 +41581,9 @@
           <w:bCs/>
           <w:b/>
           <w:color w:val="B08625"/>
-          <w:sz w:val="20"/>
+          <w:sz w:val="22"/>
           <w:caps/>
-          <w:spacing w:val="14"/>
+          <w:spacing w:val="18"/>
         </w:rPr>
         <w:t xml:space="preserve">University Senate</w:t>
       </w:r>
@@ -41635,9 +41605,9 @@
           <w:bCs/>
           <w:b/>
           <w:color w:val="B08625"/>
-          <w:sz w:val="20"/>
+          <w:sz w:val="22"/>
           <w:caps/>
-          <w:spacing w:val="14"/>
+          <w:spacing w:val="18"/>
         </w:rPr>
         <w:t xml:space="preserve">Waqf &amp; Endowment Board</w:t>
       </w:r>
@@ -41659,9 +41629,9 @@
           <w:bCs/>
           <w:b/>
           <w:color w:val="B08625"/>
-          <w:sz w:val="20"/>
+          <w:sz w:val="22"/>
           <w:caps/>
-          <w:spacing w:val="14"/>
+          <w:spacing w:val="18"/>
         </w:rPr>
         <w:t xml:space="preserve">Board of Trustees</w:t>
       </w:r>
@@ -41679,9 +41649,9 @@
           <w:bCs/>
           <w:b/>
           <w:color w:val="B08625"/>
-          <w:sz w:val="20"/>
+          <w:sz w:val="22"/>
           <w:caps/>
-          <w:spacing w:val="14"/>
+          <w:spacing w:val="18"/>
         </w:rPr>
         <w:t xml:space="preserve">Measurable Success Indicators</w:t>
       </w:r>
@@ -41723,9 +41693,9 @@
           <w:bCs/>
           <w:b/>
           <w:color w:val="B08625"/>
-          <w:sz w:val="20"/>
+          <w:sz w:val="22"/>
           <w:caps/>
-          <w:spacing w:val="14"/>
+          <w:spacing w:val="18"/>
         </w:rPr>
         <w:t xml:space="preserve">Rationale</w:t>
       </w:r>
@@ -41749,9 +41719,9 @@
           <w:bCs/>
           <w:b/>
           <w:color w:val="B08625"/>
-          <w:sz w:val="20"/>
+          <w:sz w:val="22"/>
           <w:caps/>
-          <w:spacing w:val="14"/>
+          <w:spacing w:val="18"/>
         </w:rPr>
         <w:t xml:space="preserve">Global Best Practices</w:t>
       </w:r>
@@ -41793,9 +41763,9 @@
           <w:bCs/>
           <w:b/>
           <w:color w:val="B08625"/>
-          <w:sz w:val="20"/>
+          <w:sz w:val="22"/>
           <w:caps/>
-          <w:spacing w:val="14"/>
+          <w:spacing w:val="18"/>
         </w:rPr>
         <w:t xml:space="preserve">Implementation Phases</w:t>
       </w:r>
@@ -42070,9 +42040,9 @@
           <w:bCs/>
           <w:b/>
           <w:color w:val="B08625"/>
-          <w:sz w:val="20"/>
+          <w:sz w:val="22"/>
           <w:caps/>
-          <w:spacing w:val="14"/>
+          <w:spacing w:val="18"/>
         </w:rPr>
         <w:t xml:space="preserve">Staffing Requirements</w:t>
       </w:r>
@@ -42096,9 +42066,9 @@
           <w:bCs/>
           <w:b/>
           <w:color w:val="B08625"/>
-          <w:sz w:val="20"/>
+          <w:sz w:val="22"/>
           <w:caps/>
-          <w:spacing w:val="14"/>
+          <w:spacing w:val="18"/>
         </w:rPr>
         <w:t xml:space="preserve">Annual Budget</w:t>
       </w:r>
@@ -42144,9 +42114,9 @@
           <w:bCs/>
           <w:b/>
           <w:color w:val="B08625"/>
-          <w:sz w:val="20"/>
+          <w:sz w:val="22"/>
           <w:caps/>
-          <w:spacing w:val="14"/>
+          <w:spacing w:val="18"/>
         </w:rPr>
         <w:t xml:space="preserve">KPIs</w:t>
       </w:r>
@@ -42182,9 +42152,9 @@
           <w:bCs/>
           <w:b/>
           <w:color w:val="B08625"/>
-          <w:sz w:val="20"/>
+          <w:sz w:val="22"/>
           <w:caps/>
-          <w:spacing w:val="14"/>
+          <w:spacing w:val="18"/>
         </w:rPr>
         <w:t xml:space="preserve">Risks &amp; Mitigation</w:t>
       </w:r>
@@ -42214,9 +42184,9 @@
           <w:bCs/>
           <w:b/>
           <w:color w:val="B08625"/>
-          <w:sz w:val="20"/>
+          <w:sz w:val="22"/>
           <w:caps/>
-          <w:spacing w:val="14"/>
+          <w:spacing w:val="18"/>
         </w:rPr>
         <w:t xml:space="preserve">Timeline</w:t>
       </w:r>
@@ -42240,9 +42210,9 @@
           <w:bCs/>
           <w:b/>
           <w:color w:val="B08625"/>
-          <w:sz w:val="20"/>
+          <w:sz w:val="22"/>
           <w:caps/>
-          <w:spacing w:val="14"/>
+          <w:spacing w:val="18"/>
         </w:rPr>
         <w:t xml:space="preserve">Governance Responsibilities</w:t>
       </w:r>
@@ -42261,9 +42231,9 @@
           <w:bCs/>
           <w:b/>
           <w:color w:val="B08625"/>
-          <w:sz w:val="20"/>
+          <w:sz w:val="22"/>
           <w:caps/>
-          <w:spacing w:val="14"/>
+          <w:spacing w:val="18"/>
         </w:rPr>
         <w:t xml:space="preserve">Board of Trustees</w:t>
       </w:r>
@@ -42285,9 +42255,9 @@
           <w:bCs/>
           <w:b/>
           <w:color w:val="B08625"/>
-          <w:sz w:val="20"/>
+          <w:sz w:val="22"/>
           <w:caps/>
-          <w:spacing w:val="14"/>
+          <w:spacing w:val="18"/>
         </w:rPr>
         <w:t xml:space="preserve">Waqf &amp; Endowment Board</w:t>
       </w:r>
@@ -42309,9 +42279,9 @@
           <w:bCs/>
           <w:b/>
           <w:color w:val="B08625"/>
-          <w:sz w:val="20"/>
+          <w:sz w:val="22"/>
           <w:caps/>
-          <w:spacing w:val="14"/>
+          <w:spacing w:val="18"/>
         </w:rPr>
         <w:t xml:space="preserve">University Senate</w:t>
       </w:r>
@@ -42329,9 +42299,9 @@
           <w:bCs/>
           <w:b/>
           <w:color w:val="B08625"/>
-          <w:sz w:val="20"/>
+          <w:sz w:val="22"/>
           <w:caps/>
-          <w:spacing w:val="14"/>
+          <w:spacing w:val="18"/>
         </w:rPr>
         <w:t xml:space="preserve">Measurable Success Indicators</w:t>
       </w:r>
@@ -42373,9 +42343,9 @@
           <w:bCs/>
           <w:b/>
           <w:color w:val="B08625"/>
-          <w:sz w:val="20"/>
+          <w:sz w:val="22"/>
           <w:caps/>
-          <w:spacing w:val="14"/>
+          <w:spacing w:val="18"/>
         </w:rPr>
         <w:t xml:space="preserve">Rationale</w:t>
       </w:r>
@@ -42399,9 +42369,9 @@
           <w:bCs/>
           <w:b/>
           <w:color w:val="B08625"/>
-          <w:sz w:val="20"/>
+          <w:sz w:val="22"/>
           <w:caps/>
-          <w:spacing w:val="14"/>
+          <w:spacing w:val="18"/>
         </w:rPr>
         <w:t xml:space="preserve">Global Best Practices</w:t>
       </w:r>
@@ -42425,9 +42395,9 @@
           <w:bCs/>
           <w:b/>
           <w:color w:val="B08625"/>
-          <w:sz w:val="20"/>
+          <w:sz w:val="22"/>
           <w:caps/>
-          <w:spacing w:val="14"/>
+          <w:spacing w:val="18"/>
         </w:rPr>
         <w:t xml:space="preserve">Implementation Phases</w:t>
       </w:r>
@@ -42720,9 +42690,9 @@
           <w:bCs/>
           <w:b/>
           <w:color w:val="B08625"/>
-          <w:sz w:val="20"/>
+          <w:sz w:val="22"/>
           <w:caps/>
-          <w:spacing w:val="14"/>
+          <w:spacing w:val="18"/>
         </w:rPr>
         <w:t xml:space="preserve">Staffing Requirements</w:t>
       </w:r>
@@ -42746,9 +42716,9 @@
           <w:bCs/>
           <w:b/>
           <w:color w:val="B08625"/>
-          <w:sz w:val="20"/>
+          <w:sz w:val="22"/>
           <w:caps/>
-          <w:spacing w:val="14"/>
+          <w:spacing w:val="18"/>
         </w:rPr>
         <w:t xml:space="preserve">Annual Budget</w:t>
       </w:r>
@@ -42794,9 +42764,9 @@
           <w:bCs/>
           <w:b/>
           <w:color w:val="B08625"/>
-          <w:sz w:val="20"/>
+          <w:sz w:val="22"/>
           <w:caps/>
-          <w:spacing w:val="14"/>
+          <w:spacing w:val="18"/>
         </w:rPr>
         <w:t xml:space="preserve">KPIs</w:t>
       </w:r>
@@ -42832,9 +42802,9 @@
           <w:bCs/>
           <w:b/>
           <w:color w:val="B08625"/>
-          <w:sz w:val="20"/>
+          <w:sz w:val="22"/>
           <w:caps/>
-          <w:spacing w:val="14"/>
+          <w:spacing w:val="18"/>
         </w:rPr>
         <w:t xml:space="preserve">Risks &amp; Mitigation</w:t>
       </w:r>
@@ -42880,9 +42850,9 @@
           <w:bCs/>
           <w:b/>
           <w:color w:val="B08625"/>
-          <w:sz w:val="20"/>
+          <w:sz w:val="22"/>
           <w:caps/>
-          <w:spacing w:val="14"/>
+          <w:spacing w:val="18"/>
         </w:rPr>
         <w:t xml:space="preserve">Timeline</w:t>
       </w:r>
@@ -42906,9 +42876,9 @@
           <w:bCs/>
           <w:b/>
           <w:color w:val="B08625"/>
-          <w:sz w:val="20"/>
+          <w:sz w:val="22"/>
           <w:caps/>
-          <w:spacing w:val="14"/>
+          <w:spacing w:val="18"/>
         </w:rPr>
         <w:t xml:space="preserve">Governance Responsibilities</w:t>
       </w:r>
@@ -42927,9 +42897,9 @@
           <w:bCs/>
           <w:b/>
           <w:color w:val="B08625"/>
-          <w:sz w:val="20"/>
+          <w:sz w:val="22"/>
           <w:caps/>
-          <w:spacing w:val="14"/>
+          <w:spacing w:val="18"/>
         </w:rPr>
         <w:t xml:space="preserve">University Senate</w:t>
       </w:r>
@@ -42951,9 +42921,9 @@
           <w:bCs/>
           <w:b/>
           <w:color w:val="B08625"/>
-          <w:sz w:val="20"/>
+          <w:sz w:val="22"/>
           <w:caps/>
-          <w:spacing w:val="14"/>
+          <w:spacing w:val="18"/>
         </w:rPr>
         <w:t xml:space="preserve">Board of Trustees</w:t>
       </w:r>
@@ -42975,9 +42945,9 @@
           <w:bCs/>
           <w:b/>
           <w:color w:val="B08625"/>
-          <w:sz w:val="20"/>
+          <w:sz w:val="22"/>
           <w:caps/>
-          <w:spacing w:val="14"/>
+          <w:spacing w:val="18"/>
         </w:rPr>
         <w:t xml:space="preserve">Waqf &amp; Endowment Board</w:t>
       </w:r>
@@ -42995,9 +42965,9 @@
           <w:bCs/>
           <w:b/>
           <w:color w:val="B08625"/>
-          <w:sz w:val="20"/>
+          <w:sz w:val="22"/>
           <w:caps/>
-          <w:spacing w:val="14"/>
+          <w:spacing w:val="18"/>
         </w:rPr>
         <w:t xml:space="preserve">Measurable Success Indicators</w:t>
       </w:r>
@@ -43080,9 +43050,9 @@
                 <w:rFonts w:ascii="Cinzel" w:hAnsi="Cinzel"/>
                 <w:b/>
                 <w:color w:val="B08625"/>
-                <w:sz w:val="20"/>
+                <w:sz w:val="22"/>
                 <w:caps/>
-                <w:spacing w:val="14"/>
+                <w:spacing w:val="18"/>
               </w:rPr>
               <w:t>VIII</w:t>
             </w:r>
@@ -43096,9 +43066,9 @@
                 <w:rFonts w:ascii="Cormorant Garamond" w:hAnsi="Cormorant Garamond"/>
                 <w:b/>
                 <w:color w:val="B08625"/>
-                <w:sz w:val="20"/>
+                <w:sz w:val="22"/>
                 <w:caps/>
-                <w:spacing w:val="14"/>
+                <w:spacing w:val="18"/>
               </w:rPr>
               <w:t>Risk, Compliance, Sustainability &amp; the 20-Year Roadmap</w:t>
             </w:r>
@@ -43143,9 +43113,9 @@
               <w:rPr>
                 <w:rFonts w:ascii="Liberation Sans" w:hAnsi="Liberation Sans"/>
                 <w:b/>
-                <w:sz w:val="20"/>
+                <w:sz w:val="22"/>
                 <w:color w:val="B08625"/>
-                <w:spacing w:val="14"/>
+                <w:spacing w:val="18"/>
                 <w:caps/>
               </w:rPr>
               <w:t>CONTENTS OF THIS PART</w:t>
@@ -43160,9 +43130,9 @@
                 <w:rFonts w:ascii="Cinzel" w:hAnsi="Cinzel"/>
                 <w:b/>
                 <w:color w:val="B08625"/>
-                <w:sz w:val="20"/>
+                <w:sz w:val="22"/>
                 <w:caps/>
-                <w:spacing w:val="14"/>
+                <w:spacing w:val="18"/>
               </w:rPr>
               <w:t>36 </w:t>
             </w:r>
@@ -43184,9 +43154,9 @@
                 <w:rFonts w:ascii="Cinzel" w:hAnsi="Cinzel"/>
                 <w:b/>
                 <w:color w:val="B08625"/>
-                <w:sz w:val="20"/>
+                <w:sz w:val="22"/>
                 <w:caps/>
-                <w:spacing w:val="14"/>
+                <w:spacing w:val="18"/>
               </w:rPr>
               <w:t>37 </w:t>
             </w:r>
@@ -43208,9 +43178,9 @@
                 <w:rFonts w:ascii="Cinzel" w:hAnsi="Cinzel"/>
                 <w:b/>
                 <w:color w:val="B08625"/>
-                <w:sz w:val="20"/>
+                <w:sz w:val="22"/>
                 <w:caps/>
-                <w:spacing w:val="14"/>
+                <w:spacing w:val="18"/>
               </w:rPr>
               <w:t>38 </w:t>
             </w:r>
@@ -43232,9 +43202,9 @@
                 <w:rFonts w:ascii="Cinzel" w:hAnsi="Cinzel"/>
                 <w:b/>
                 <w:color w:val="B08625"/>
-                <w:sz w:val="20"/>
+                <w:sz w:val="22"/>
                 <w:caps/>
-                <w:spacing w:val="14"/>
+                <w:spacing w:val="18"/>
               </w:rPr>
               <w:t>39 </w:t>
             </w:r>
@@ -43256,9 +43226,9 @@
                 <w:rFonts w:ascii="Cinzel" w:hAnsi="Cinzel"/>
                 <w:b/>
                 <w:color w:val="B08625"/>
-                <w:sz w:val="20"/>
+                <w:sz w:val="22"/>
                 <w:caps/>
-                <w:spacing w:val="14"/>
+                <w:spacing w:val="18"/>
               </w:rPr>
               <w:t>40 </w:t>
             </w:r>
@@ -43280,9 +43250,9 @@
                 <w:rFonts w:ascii="Cinzel" w:hAnsi="Cinzel"/>
                 <w:b/>
                 <w:color w:val="B08625"/>
-                <w:sz w:val="20"/>
+                <w:sz w:val="22"/>
                 <w:caps/>
-                <w:spacing w:val="14"/>
+                <w:spacing w:val="18"/>
               </w:rPr>
               <w:t>41 </w:t>
             </w:r>
@@ -43334,9 +43304,9 @@
           <w:bCs/>
           <w:b/>
           <w:color w:val="B08625"/>
-          <w:sz w:val="20"/>
+          <w:sz w:val="22"/>
           <w:caps/>
-          <w:spacing w:val="14"/>
+          <w:spacing w:val="18"/>
         </w:rPr>
         <w:t xml:space="preserve">Rationale</w:t>
       </w:r>
@@ -43360,9 +43330,9 @@
           <w:bCs/>
           <w:b/>
           <w:color w:val="B08625"/>
-          <w:sz w:val="20"/>
+          <w:sz w:val="22"/>
           <w:caps/>
-          <w:spacing w:val="14"/>
+          <w:spacing w:val="18"/>
         </w:rPr>
         <w:t xml:space="preserve">Global Best Practices</w:t>
       </w:r>
@@ -43429,9 +43399,9 @@
           <w:bCs/>
           <w:b/>
           <w:color w:val="B08625"/>
-          <w:sz w:val="20"/>
+          <w:sz w:val="22"/>
           <w:caps/>
-          <w:spacing w:val="14"/>
+          <w:spacing w:val="18"/>
         </w:rPr>
         <w:t xml:space="preserve">Implementation Phases</w:t>
       </w:r>
@@ -43665,9 +43635,9 @@
           <w:bCs/>
           <w:b/>
           <w:color w:val="B08625"/>
-          <w:sz w:val="20"/>
+          <w:sz w:val="22"/>
           <w:caps/>
-          <w:spacing w:val="14"/>
+          <w:spacing w:val="18"/>
         </w:rPr>
         <w:t xml:space="preserve">Staffing Requirements</w:t>
       </w:r>
@@ -43755,9 +43725,9 @@
           <w:bCs/>
           <w:b/>
           <w:color w:val="B08625"/>
-          <w:sz w:val="20"/>
+          <w:sz w:val="22"/>
           <w:caps/>
-          <w:spacing w:val="14"/>
+          <w:spacing w:val="18"/>
         </w:rPr>
         <w:t xml:space="preserve">Annual Budget</w:t>
       </w:r>
@@ -43781,9 +43751,9 @@
           <w:bCs/>
           <w:b/>
           <w:color w:val="B08625"/>
-          <w:sz w:val="20"/>
+          <w:sz w:val="22"/>
           <w:caps/>
-          <w:spacing w:val="14"/>
+          <w:spacing w:val="18"/>
         </w:rPr>
         <w:t xml:space="preserve">Risk Register — 14 Adopted Risks (from AMIU-MP-001)</w:t>
       </w:r>
@@ -44614,9 +44584,9 @@
           <w:bCs/>
           <w:b/>
           <w:color w:val="B08625"/>
-          <w:sz w:val="20"/>
+          <w:sz w:val="22"/>
           <w:caps/>
-          <w:spacing w:val="14"/>
+          <w:spacing w:val="18"/>
         </w:rPr>
         <w:t xml:space="preserve">Register Evolution &amp; New Risk Categories (Year 11+)</w:t>
       </w:r>
@@ -44700,9 +44670,9 @@
           <w:bCs/>
           <w:b/>
           <w:color w:val="B08625"/>
-          <w:sz w:val="20"/>
+          <w:sz w:val="22"/>
           <w:caps/>
-          <w:spacing w:val="14"/>
+          <w:spacing w:val="18"/>
         </w:rPr>
         <w:t xml:space="preserve">KPIs</w:t>
       </w:r>
@@ -44817,9 +44787,9 @@
           <w:bCs/>
           <w:b/>
           <w:color w:val="B08625"/>
-          <w:sz w:val="20"/>
+          <w:sz w:val="22"/>
           <w:caps/>
-          <w:spacing w:val="14"/>
+          <w:spacing w:val="18"/>
         </w:rPr>
         <w:t xml:space="preserve">Risks &amp; Mitigation</w:t>
       </w:r>
@@ -44849,9 +44819,9 @@
           <w:bCs/>
           <w:b/>
           <w:color w:val="B08625"/>
-          <w:sz w:val="20"/>
+          <w:sz w:val="22"/>
           <w:caps/>
-          <w:spacing w:val="14"/>
+          <w:spacing w:val="18"/>
         </w:rPr>
         <w:t xml:space="preserve">Timeline</w:t>
       </w:r>
@@ -44875,9 +44845,9 @@
           <w:bCs/>
           <w:b/>
           <w:color w:val="B08625"/>
-          <w:sz w:val="20"/>
+          <w:sz w:val="22"/>
           <w:caps/>
-          <w:spacing w:val="14"/>
+          <w:spacing w:val="18"/>
         </w:rPr>
         <w:t xml:space="preserve">Governance Responsibilities</w:t>
       </w:r>
@@ -45079,9 +45049,9 @@
           <w:bCs/>
           <w:b/>
           <w:color w:val="B08625"/>
-          <w:sz w:val="20"/>
+          <w:sz w:val="22"/>
           <w:caps/>
-          <w:spacing w:val="14"/>
+          <w:spacing w:val="18"/>
         </w:rPr>
         <w:t xml:space="preserve">Measurable Success Indicators</w:t>
       </w:r>
@@ -45123,9 +45093,9 @@
           <w:bCs/>
           <w:b/>
           <w:color w:val="B08625"/>
-          <w:sz w:val="20"/>
+          <w:sz w:val="22"/>
           <w:caps/>
-          <w:spacing w:val="14"/>
+          <w:spacing w:val="18"/>
         </w:rPr>
         <w:t xml:space="preserve">Rationale</w:t>
       </w:r>
@@ -45149,9 +45119,9 @@
           <w:bCs/>
           <w:b/>
           <w:color w:val="B08625"/>
-          <w:sz w:val="20"/>
+          <w:sz w:val="22"/>
           <w:caps/>
-          <w:spacing w:val="14"/>
+          <w:spacing w:val="18"/>
         </w:rPr>
         <w:t xml:space="preserve">Global Best Practices</w:t>
       </w:r>
@@ -45230,9 +45200,9 @@
           <w:bCs/>
           <w:b/>
           <w:color w:val="B08625"/>
-          <w:sz w:val="20"/>
+          <w:sz w:val="22"/>
           <w:caps/>
-          <w:spacing w:val="14"/>
+          <w:spacing w:val="18"/>
         </w:rPr>
         <w:t xml:space="preserve">Implementation Phases</w:t>
       </w:r>
@@ -45466,9 +45436,9 @@
           <w:bCs/>
           <w:b/>
           <w:color w:val="B08625"/>
-          <w:sz w:val="20"/>
+          <w:sz w:val="22"/>
           <w:caps/>
-          <w:spacing w:val="14"/>
+          <w:spacing w:val="18"/>
         </w:rPr>
         <w:t xml:space="preserve">Staffing Requirements</w:t>
       </w:r>
@@ -45492,9 +45462,9 @@
           <w:bCs/>
           <w:b/>
           <w:color w:val="B08625"/>
-          <w:sz w:val="20"/>
+          <w:sz w:val="22"/>
           <w:caps/>
-          <w:spacing w:val="14"/>
+          <w:spacing w:val="18"/>
         </w:rPr>
         <w:t xml:space="preserve">Annual Budget</w:t>
       </w:r>
@@ -45860,9 +45830,9 @@
           <w:bCs/>
           <w:b/>
           <w:color w:val="B08625"/>
-          <w:sz w:val="20"/>
+          <w:sz w:val="22"/>
           <w:caps/>
-          <w:spacing w:val="14"/>
+          <w:spacing w:val="18"/>
         </w:rPr>
         <w:t xml:space="preserve">Annual Compliance Calendar (steady-state, recurring)</w:t>
       </w:r>
@@ -46070,9 +46040,9 @@
           <w:bCs/>
           <w:b/>
           <w:color w:val="B08625"/>
-          <w:sz w:val="20"/>
+          <w:sz w:val="22"/>
           <w:caps/>
-          <w:spacing w:val="14"/>
+          <w:spacing w:val="18"/>
         </w:rPr>
         <w:t xml:space="preserve">KPIs</w:t>
       </w:r>
@@ -46108,9 +46078,9 @@
           <w:bCs/>
           <w:b/>
           <w:color w:val="B08625"/>
-          <w:sz w:val="20"/>
+          <w:sz w:val="22"/>
           <w:caps/>
-          <w:spacing w:val="14"/>
+          <w:spacing w:val="18"/>
         </w:rPr>
         <w:t xml:space="preserve">Risks &amp; Mitigation</w:t>
       </w:r>
@@ -46140,9 +46110,9 @@
           <w:bCs/>
           <w:b/>
           <w:color w:val="B08625"/>
-          <w:sz w:val="20"/>
+          <w:sz w:val="22"/>
           <w:caps/>
-          <w:spacing w:val="14"/>
+          <w:spacing w:val="18"/>
         </w:rPr>
         <w:t xml:space="preserve">Timeline</w:t>
       </w:r>
@@ -46166,9 +46136,9 @@
           <w:bCs/>
           <w:b/>
           <w:color w:val="B08625"/>
-          <w:sz w:val="20"/>
+          <w:sz w:val="22"/>
           <w:caps/>
-          <w:spacing w:val="14"/>
+          <w:spacing w:val="18"/>
         </w:rPr>
         <w:t xml:space="preserve">Governance Responsibilities</w:t>
       </w:r>
@@ -46370,9 +46340,9 @@
           <w:bCs/>
           <w:b/>
           <w:color w:val="B08625"/>
-          <w:sz w:val="20"/>
+          <w:sz w:val="22"/>
           <w:caps/>
-          <w:spacing w:val="14"/>
+          <w:spacing w:val="18"/>
         </w:rPr>
         <w:t xml:space="preserve">Measurable Success Indicators</w:t>
       </w:r>
@@ -46492,9 +46462,9 @@
           <w:bCs/>
           <w:b/>
           <w:color w:val="B08625"/>
-          <w:sz w:val="20"/>
+          <w:sz w:val="22"/>
           <w:caps/>
-          <w:spacing w:val="14"/>
+          <w:spacing w:val="18"/>
         </w:rPr>
         <w:t xml:space="preserve">Rationale</w:t>
       </w:r>
@@ -46554,9 +46524,9 @@
           <w:bCs/>
           <w:b/>
           <w:color w:val="B08625"/>
-          <w:sz w:val="20"/>
+          <w:sz w:val="22"/>
           <w:caps/>
-          <w:spacing w:val="14"/>
+          <w:spacing w:val="18"/>
         </w:rPr>
         <w:t xml:space="preserve">Global Best Practices</w:t>
       </w:r>
@@ -46623,9 +46593,9 @@
           <w:bCs/>
           <w:b/>
           <w:color w:val="B08625"/>
-          <w:sz w:val="20"/>
+          <w:sz w:val="22"/>
           <w:caps/>
-          <w:spacing w:val="14"/>
+          <w:spacing w:val="18"/>
         </w:rPr>
         <w:t xml:space="preserve">The Doctrine, Stated Plainly</w:t>
       </w:r>
@@ -46681,9 +46651,9 @@
           <w:bCs/>
           <w:b/>
           <w:color w:val="B08625"/>
-          <w:sz w:val="20"/>
+          <w:sz w:val="22"/>
           <w:caps/>
-          <w:spacing w:val="14"/>
+          <w:spacing w:val="18"/>
         </w:rPr>
         <w:t xml:space="preserve">The Two-Reserve Architecture</w:t>
       </w:r>
@@ -46702,9 +46672,9 @@
           <w:bCs/>
           <w:b/>
           <w:color w:val="B08625"/>
-          <w:sz w:val="20"/>
+          <w:sz w:val="22"/>
           <w:caps/>
-          <w:spacing w:val="14"/>
+          <w:spacing w:val="18"/>
         </w:rPr>
         <w:t xml:space="preserve">Liquidity Reserve (35% of gross revenue):</w:t>
       </w:r>
@@ -46752,9 +46722,9 @@
           <w:bCs/>
           <w:b/>
           <w:color w:val="B08625"/>
-          <w:sz w:val="20"/>
+          <w:sz w:val="22"/>
           <w:caps/>
-          <w:spacing w:val="14"/>
+          <w:spacing w:val="18"/>
         </w:rPr>
         <w:t xml:space="preserve">Combined Year-10 Retained Institutional Position:</w:t>
       </w:r>
@@ -46800,9 +46770,9 @@
           <w:bCs/>
           <w:b/>
           <w:color w:val="B08625"/>
-          <w:sz w:val="20"/>
+          <w:sz w:val="22"/>
           <w:caps/>
-          <w:spacing w:val="14"/>
+          <w:spacing w:val="18"/>
         </w:rPr>
         <w:t xml:space="preserve">Implementation Phases</w:t>
       </w:r>
@@ -47036,9 +47006,9 @@
           <w:bCs/>
           <w:b/>
           <w:color w:val="B08625"/>
-          <w:sz w:val="20"/>
+          <w:sz w:val="22"/>
           <w:caps/>
-          <w:spacing w:val="14"/>
+          <w:spacing w:val="18"/>
         </w:rPr>
         <w:t xml:space="preserve">Staffing Requirements</w:t>
       </w:r>
@@ -47062,9 +47032,9 @@
           <w:bCs/>
           <w:b/>
           <w:color w:val="B08625"/>
-          <w:sz w:val="20"/>
+          <w:sz w:val="22"/>
           <w:caps/>
-          <w:spacing w:val="14"/>
+          <w:spacing w:val="18"/>
         </w:rPr>
         <w:t xml:space="preserve">Annual Budget</w:t>
       </w:r>
@@ -47112,9 +47082,9 @@
           <w:bCs/>
           <w:b/>
           <w:color w:val="B08625"/>
-          <w:sz w:val="20"/>
+          <w:sz w:val="22"/>
           <w:caps/>
-          <w:spacing w:val="14"/>
+          <w:spacing w:val="18"/>
         </w:rPr>
         <w:t xml:space="preserve">KPIs</w:t>
       </w:r>
@@ -47205,9 +47175,9 @@
           <w:bCs/>
           <w:b/>
           <w:color w:val="B08625"/>
-          <w:sz w:val="20"/>
+          <w:sz w:val="22"/>
           <w:caps/>
-          <w:spacing w:val="14"/>
+          <w:spacing w:val="18"/>
         </w:rPr>
         <w:t xml:space="preserve">Sensitivity Analysis Logic</w:t>
       </w:r>
@@ -47247,9 +47217,9 @@
           <w:bCs/>
           <w:b/>
           <w:color w:val="B08625"/>
-          <w:sz w:val="20"/>
+          <w:sz w:val="22"/>
           <w:caps/>
-          <w:spacing w:val="14"/>
+          <w:spacing w:val="18"/>
         </w:rPr>
         <w:t xml:space="preserve">Downside Shock Response</w:t>
       </w:r>
@@ -47279,9 +47249,9 @@
           <w:bCs/>
           <w:b/>
           <w:color w:val="B08625"/>
-          <w:sz w:val="20"/>
+          <w:sz w:val="22"/>
           <w:caps/>
-          <w:spacing w:val="14"/>
+          <w:spacing w:val="18"/>
         </w:rPr>
         <w:t xml:space="preserve">Risks &amp; Mitigation</w:t>
       </w:r>
@@ -47311,9 +47281,9 @@
           <w:bCs/>
           <w:b/>
           <w:color w:val="B08625"/>
-          <w:sz w:val="20"/>
+          <w:sz w:val="22"/>
           <w:caps/>
-          <w:spacing w:val="14"/>
+          <w:spacing w:val="18"/>
         </w:rPr>
         <w:t xml:space="preserve">Timeline</w:t>
       </w:r>
@@ -47337,9 +47307,9 @@
           <w:bCs/>
           <w:b/>
           <w:color w:val="B08625"/>
-          <w:sz w:val="20"/>
+          <w:sz w:val="22"/>
           <w:caps/>
-          <w:spacing w:val="14"/>
+          <w:spacing w:val="18"/>
         </w:rPr>
         <w:t xml:space="preserve">Governance Responsibilities</w:t>
       </w:r>
@@ -47541,9 +47511,9 @@
           <w:bCs/>
           <w:b/>
           <w:color w:val="B08625"/>
-          <w:sz w:val="20"/>
+          <w:sz w:val="22"/>
           <w:caps/>
-          <w:spacing w:val="14"/>
+          <w:spacing w:val="18"/>
         </w:rPr>
         <w:t xml:space="preserve">Measurable Success Indicators</w:t>
       </w:r>
@@ -47663,9 +47633,9 @@
           <w:bCs/>
           <w:b/>
           <w:color w:val="B08625"/>
-          <w:sz w:val="20"/>
+          <w:sz w:val="22"/>
           <w:caps/>
-          <w:spacing w:val="14"/>
+          <w:spacing w:val="18"/>
         </w:rPr>
         <w:t xml:space="preserve">Rationale</w:t>
       </w:r>
@@ -47707,9 +47677,9 @@
           <w:bCs/>
           <w:b/>
           <w:color w:val="B08625"/>
-          <w:sz w:val="20"/>
+          <w:sz w:val="22"/>
           <w:caps/>
-          <w:spacing w:val="14"/>
+          <w:spacing w:val="18"/>
         </w:rPr>
         <w:t xml:space="preserve">Global Best Practices</w:t>
       </w:r>
@@ -47788,9 +47758,9 @@
           <w:bCs/>
           <w:b/>
           <w:color w:val="B08625"/>
-          <w:sz w:val="20"/>
+          <w:sz w:val="22"/>
           <w:caps/>
-          <w:spacing w:val="14"/>
+          <w:spacing w:val="18"/>
         </w:rPr>
         <w:t xml:space="preserve">Capital Projects and Their Funding Sources</w:t>
       </w:r>
@@ -48138,9 +48108,9 @@
           <w:bCs/>
           <w:b/>
           <w:color w:val="B08625"/>
-          <w:sz w:val="20"/>
+          <w:sz w:val="22"/>
           <w:caps/>
-          <w:spacing w:val="14"/>
+          <w:spacing w:val="18"/>
         </w:rPr>
         <w:t xml:space="preserve">The Firewall, Restated for Capital</w:t>
       </w:r>
@@ -48164,9 +48134,9 @@
           <w:bCs/>
           <w:b/>
           <w:color w:val="B08625"/>
-          <w:sz w:val="20"/>
+          <w:sz w:val="22"/>
           <w:caps/>
-          <w:spacing w:val="14"/>
+          <w:spacing w:val="18"/>
         </w:rPr>
         <w:t xml:space="preserve">Implementation Phases</w:t>
       </w:r>
@@ -48400,9 +48370,9 @@
           <w:bCs/>
           <w:b/>
           <w:color w:val="B08625"/>
-          <w:sz w:val="20"/>
+          <w:sz w:val="22"/>
           <w:caps/>
-          <w:spacing w:val="14"/>
+          <w:spacing w:val="18"/>
         </w:rPr>
         <w:t xml:space="preserve">Staffing Requirements</w:t>
       </w:r>
@@ -48426,9 +48396,9 @@
           <w:bCs/>
           <w:b/>
           <w:color w:val="B08625"/>
-          <w:sz w:val="20"/>
+          <w:sz w:val="22"/>
           <w:caps/>
-          <w:spacing w:val="14"/>
+          <w:spacing w:val="18"/>
         </w:rPr>
         <w:t xml:space="preserve">Annual Budget</w:t>
       </w:r>
@@ -48458,9 +48428,9 @@
           <w:bCs/>
           <w:b/>
           <w:color w:val="B08625"/>
-          <w:sz w:val="20"/>
+          <w:sz w:val="22"/>
           <w:caps/>
-          <w:spacing w:val="14"/>
+          <w:spacing w:val="18"/>
         </w:rPr>
         <w:t xml:space="preserve">KPIs</w:t>
       </w:r>
@@ -48496,9 +48466,9 @@
           <w:bCs/>
           <w:b/>
           <w:color w:val="B08625"/>
-          <w:sz w:val="20"/>
+          <w:sz w:val="22"/>
           <w:caps/>
-          <w:spacing w:val="14"/>
+          <w:spacing w:val="18"/>
         </w:rPr>
         <w:t xml:space="preserve">Risks &amp; Mitigation</w:t>
       </w:r>
@@ -48528,9 +48498,9 @@
           <w:bCs/>
           <w:b/>
           <w:color w:val="B08625"/>
-          <w:sz w:val="20"/>
+          <w:sz w:val="22"/>
           <w:caps/>
-          <w:spacing w:val="14"/>
+          <w:spacing w:val="18"/>
         </w:rPr>
         <w:t xml:space="preserve">Timeline</w:t>
       </w:r>
@@ -48554,9 +48524,9 @@
           <w:bCs/>
           <w:b/>
           <w:color w:val="B08625"/>
-          <w:sz w:val="20"/>
+          <w:sz w:val="22"/>
           <w:caps/>
-          <w:spacing w:val="14"/>
+          <w:spacing w:val="18"/>
         </w:rPr>
         <w:t xml:space="preserve">Governance Responsibilities</w:t>
       </w:r>
@@ -48758,9 +48728,9 @@
           <w:bCs/>
           <w:b/>
           <w:color w:val="B08625"/>
-          <w:sz w:val="20"/>
+          <w:sz w:val="22"/>
           <w:caps/>
-          <w:spacing w:val="14"/>
+          <w:spacing w:val="18"/>
         </w:rPr>
         <w:t xml:space="preserve">Measurable Success Indicators</w:t>
       </w:r>
@@ -48880,9 +48850,9 @@
           <w:bCs/>
           <w:b/>
           <w:color w:val="B08625"/>
-          <w:sz w:val="20"/>
+          <w:sz w:val="22"/>
           <w:caps/>
-          <w:spacing w:val="14"/>
+          <w:spacing w:val="18"/>
         </w:rPr>
         <w:t xml:space="preserve">Rationale</w:t>
       </w:r>
@@ -48922,9 +48892,9 @@
           <w:bCs/>
           <w:b/>
           <w:color w:val="B08625"/>
-          <w:sz w:val="20"/>
+          <w:sz w:val="22"/>
           <w:caps/>
-          <w:spacing w:val="14"/>
+          <w:spacing w:val="18"/>
         </w:rPr>
         <w:t xml:space="preserve">Global Best Practices</w:t>
       </w:r>
@@ -48948,9 +48918,9 @@
           <w:bCs/>
           <w:b/>
           <w:color w:val="B08625"/>
-          <w:sz w:val="20"/>
+          <w:sz w:val="22"/>
           <w:caps/>
-          <w:spacing w:val="14"/>
+          <w:spacing w:val="18"/>
         </w:rPr>
         <w:t xml:space="preserve">Consolidated Milestone Table, 2028–2050</w:t>
       </w:r>
@@ -49717,9 +49687,9 @@
           <w:bCs/>
           <w:b/>
           <w:color w:val="B08625"/>
-          <w:sz w:val="20"/>
+          <w:sz w:val="22"/>
           <w:caps/>
-          <w:spacing w:val="14"/>
+          <w:spacing w:val="18"/>
         </w:rPr>
         <w:t xml:space="preserve">Implementation Phases</w:t>
       </w:r>
@@ -49743,9 +49713,9 @@
           <w:bCs/>
           <w:b/>
           <w:color w:val="B08625"/>
-          <w:sz w:val="20"/>
+          <w:sz w:val="22"/>
           <w:caps/>
-          <w:spacing w:val="14"/>
+          <w:spacing w:val="18"/>
         </w:rPr>
         <w:t xml:space="preserve">Staffing Requirements</w:t>
       </w:r>
@@ -49769,9 +49739,9 @@
           <w:bCs/>
           <w:b/>
           <w:color w:val="B08625"/>
-          <w:sz w:val="20"/>
+          <w:sz w:val="22"/>
           <w:caps/>
-          <w:spacing w:val="14"/>
+          <w:spacing w:val="18"/>
         </w:rPr>
         <w:t xml:space="preserve">Annual Budget</w:t>
       </w:r>
@@ -49801,9 +49771,9 @@
           <w:bCs/>
           <w:b/>
           <w:color w:val="B08625"/>
-          <w:sz w:val="20"/>
+          <w:sz w:val="22"/>
           <w:caps/>
-          <w:spacing w:val="14"/>
+          <w:spacing w:val="18"/>
         </w:rPr>
         <w:t xml:space="preserve">KPIs</w:t>
       </w:r>
@@ -49839,9 +49809,9 @@
           <w:bCs/>
           <w:b/>
           <w:color w:val="B08625"/>
-          <w:sz w:val="20"/>
+          <w:sz w:val="22"/>
           <w:caps/>
-          <w:spacing w:val="14"/>
+          <w:spacing w:val="18"/>
         </w:rPr>
         <w:t xml:space="preserve">Risks &amp; Mitigation</w:t>
       </w:r>
@@ -49871,9 +49841,9 @@
           <w:bCs/>
           <w:b/>
           <w:color w:val="B08625"/>
-          <w:sz w:val="20"/>
+          <w:sz w:val="22"/>
           <w:caps/>
-          <w:spacing w:val="14"/>
+          <w:spacing w:val="18"/>
         </w:rPr>
         <w:t xml:space="preserve">Timeline</w:t>
       </w:r>
@@ -49897,9 +49867,9 @@
           <w:bCs/>
           <w:b/>
           <w:color w:val="B08625"/>
-          <w:sz w:val="20"/>
+          <w:sz w:val="22"/>
           <w:caps/>
-          <w:spacing w:val="14"/>
+          <w:spacing w:val="18"/>
         </w:rPr>
         <w:t xml:space="preserve">Governance Responsibilities</w:t>
       </w:r>
@@ -49923,9 +49893,9 @@
           <w:bCs/>
           <w:b/>
           <w:color w:val="B08625"/>
-          <w:sz w:val="20"/>
+          <w:sz w:val="22"/>
           <w:caps/>
-          <w:spacing w:val="14"/>
+          <w:spacing w:val="18"/>
         </w:rPr>
         <w:t xml:space="preserve">Measurable Success Indicators</w:t>
       </w:r>
@@ -49967,9 +49937,9 @@
           <w:bCs/>
           <w:b/>
           <w:color w:val="B08625"/>
-          <w:sz w:val="20"/>
+          <w:sz w:val="22"/>
           <w:caps/>
-          <w:spacing w:val="14"/>
+          <w:spacing w:val="18"/>
         </w:rPr>
         <w:t xml:space="preserve">Rationale</w:t>
       </w:r>
@@ -50042,9 +50012,9 @@
           <w:bCs/>
           <w:b/>
           <w:color w:val="B08625"/>
-          <w:sz w:val="20"/>
+          <w:sz w:val="22"/>
           <w:caps/>
-          <w:spacing w:val="14"/>
+          <w:spacing w:val="18"/>
         </w:rPr>
         <w:t xml:space="preserve">Global Best Practices</w:t>
       </w:r>
@@ -50086,9 +50056,9 @@
           <w:bCs/>
           <w:b/>
           <w:color w:val="B08625"/>
-          <w:sz w:val="20"/>
+          <w:sz w:val="22"/>
           <w:caps/>
-          <w:spacing w:val="14"/>
+          <w:spacing w:val="18"/>
         </w:rPr>
         <w:t xml:space="preserve">The Founding Years, Read Honestly: Investment, Not Failure</w:t>
       </w:r>
@@ -50534,9 +50504,9 @@
           <w:bCs/>
           <w:b/>
           <w:color w:val="B08625"/>
-          <w:sz w:val="20"/>
+          <w:sz w:val="22"/>
           <w:caps/>
-          <w:spacing w:val="14"/>
+          <w:spacing w:val="18"/>
         </w:rPr>
         <w:t xml:space="preserve">Implementation Phases — The Founding Registration Sequence</w:t>
       </w:r>
@@ -50884,9 +50854,9 @@
           <w:bCs/>
           <w:b/>
           <w:color w:val="B08625"/>
-          <w:sz w:val="20"/>
+          <w:sz w:val="22"/>
           <w:caps/>
-          <w:spacing w:val="14"/>
+          <w:spacing w:val="18"/>
         </w:rPr>
         <w:t xml:space="preserve">The No-Investment Baseline</w:t>
       </w:r>
@@ -50926,9 +50896,9 @@
           <w:bCs/>
           <w:b/>
           <w:color w:val="B08625"/>
-          <w:sz w:val="20"/>
+          <w:sz w:val="22"/>
           <w:caps/>
-          <w:spacing w:val="14"/>
+          <w:spacing w:val="18"/>
         </w:rPr>
         <w:t xml:space="preserve">Maximum Sustainable Generosity</w:t>
       </w:r>
@@ -51314,9 +51284,9 @@
           <w:bCs/>
           <w:b/>
           <w:color w:val="B08625"/>
-          <w:sz w:val="20"/>
+          <w:sz w:val="22"/>
           <w:caps/>
-          <w:spacing w:val="14"/>
+          <w:spacing w:val="18"/>
         </w:rPr>
         <w:t xml:space="preserve">Recommendation:</w:t>
       </w:r>
@@ -51384,9 +51354,9 @@
           <w:bCs/>
           <w:b/>
           <w:color w:val="B08625"/>
-          <w:sz w:val="20"/>
+          <w:sz w:val="22"/>
           <w:caps/>
-          <w:spacing w:val="14"/>
+          <w:spacing w:val="18"/>
         </w:rPr>
         <w:t xml:space="preserve">Where This Section Declines the Directive</w:t>
       </w:r>
@@ -51426,9 +51396,9 @@
           <w:bCs/>
           <w:b/>
           <w:color w:val="B08625"/>
-          <w:sz w:val="20"/>
+          <w:sz w:val="22"/>
           <w:caps/>
-          <w:spacing w:val="14"/>
+          <w:spacing w:val="18"/>
         </w:rPr>
         <w:t xml:space="preserve">Staffing</w:t>
       </w:r>
@@ -51452,9 +51422,9 @@
           <w:bCs/>
           <w:b/>
           <w:color w:val="B08625"/>
-          <w:sz w:val="20"/>
+          <w:sz w:val="22"/>
           <w:caps/>
-          <w:spacing w:val="14"/>
+          <w:spacing w:val="18"/>
         </w:rPr>
         <w:t xml:space="preserve">Annual Budget</w:t>
       </w:r>
@@ -51484,9 +51454,9 @@
           <w:bCs/>
           <w:b/>
           <w:color w:val="B08625"/>
-          <w:sz w:val="20"/>
+          <w:sz w:val="22"/>
           <w:caps/>
-          <w:spacing w:val="14"/>
+          <w:spacing w:val="18"/>
         </w:rPr>
         <w:t xml:space="preserve">KPIs</w:t>
       </w:r>
@@ -51516,9 +51486,9 @@
           <w:bCs/>
           <w:b/>
           <w:color w:val="B08625"/>
-          <w:sz w:val="20"/>
+          <w:sz w:val="22"/>
           <w:caps/>
-          <w:spacing w:val="14"/>
+          <w:spacing w:val="18"/>
         </w:rPr>
         <w:t xml:space="preserve">Risks &amp; Mitigation</w:t>
       </w:r>
@@ -51727,9 +51697,9 @@
           <w:bCs/>
           <w:b/>
           <w:color w:val="B08625"/>
-          <w:sz w:val="20"/>
+          <w:sz w:val="22"/>
           <w:caps/>
-          <w:spacing w:val="14"/>
+          <w:spacing w:val="18"/>
         </w:rPr>
         <w:t xml:space="preserve">Timeline</w:t>
       </w:r>
@@ -51753,9 +51723,9 @@
           <w:bCs/>
           <w:b/>
           <w:color w:val="B08625"/>
-          <w:sz w:val="20"/>
+          <w:sz w:val="22"/>
           <w:caps/>
-          <w:spacing w:val="14"/>
+          <w:spacing w:val="18"/>
         </w:rPr>
         <w:t xml:space="preserve">Governance Responsibilities</w:t>
       </w:r>
@@ -51928,9 +51898,9 @@
           <w:bCs/>
           <w:b/>
           <w:color w:val="B08625"/>
-          <w:sz w:val="20"/>
+          <w:sz w:val="22"/>
           <w:caps/>
-          <w:spacing w:val="14"/>
+          <w:spacing w:val="18"/>
         </w:rPr>
         <w:t xml:space="preserve">Measurable Success Indicators</w:t>
       </w:r>
@@ -52028,9 +51998,9 @@
               <w:rPr>
                 <w:rFonts w:ascii="Liberation Sans" w:hAnsi="Liberation Sans"/>
                 <w:b/>
-                <w:sz w:val="20"/>
+                <w:sz w:val="22"/>
                 <w:color w:val="B08625"/>
-                <w:spacing w:val="14"/>
+                <w:spacing w:val="18"/>
                 <w:caps/>
               </w:rPr>
               <w:t>FOREWORD · THE SUPREME STRATEGIC PLANNING COUNCIL</w:t>
@@ -52146,9 +52116,9 @@
                 <w:bCs/>
                 <w:b/>
                 <w:color w:val="B08625"/>
-                <w:sz w:val="20"/>
+                <w:sz w:val="22"/>
                 <w:caps/>
-                <w:spacing w:val="14"/>
+                <w:spacing w:val="18"/>
               </w:rPr>
               <w:t xml:space="preserve">Part I</w:t>
             </w:r>
@@ -52201,9 +52171,9 @@
                 <w:bCs/>
                 <w:b/>
                 <w:color w:val="B08625"/>
-                <w:sz w:val="20"/>
+                <w:sz w:val="22"/>
                 <w:caps/>
-                <w:spacing w:val="14"/>
+                <w:spacing w:val="18"/>
               </w:rPr>
               <w:t xml:space="preserve">Part II</w:t>
             </w:r>
@@ -52256,9 +52226,9 @@
                 <w:bCs/>
                 <w:b/>
                 <w:color w:val="B08625"/>
-                <w:sz w:val="20"/>
+                <w:sz w:val="22"/>
                 <w:caps/>
-                <w:spacing w:val="14"/>
+                <w:spacing w:val="18"/>
               </w:rPr>
               <w:t xml:space="preserve">Part III</w:t>
             </w:r>
@@ -52311,9 +52281,9 @@
                 <w:bCs/>
                 <w:b/>
                 <w:color w:val="B08625"/>
-                <w:sz w:val="20"/>
+                <w:sz w:val="22"/>
                 <w:caps/>
-                <w:spacing w:val="14"/>
+                <w:spacing w:val="18"/>
               </w:rPr>
               <w:t xml:space="preserve">Part IV</w:t>
             </w:r>
@@ -52366,9 +52336,9 @@
                 <w:bCs/>
                 <w:b/>
                 <w:color w:val="B08625"/>
-                <w:sz w:val="20"/>
+                <w:sz w:val="22"/>
                 <w:caps/>
-                <w:spacing w:val="14"/>
+                <w:spacing w:val="18"/>
               </w:rPr>
               <w:t xml:space="preserve">Part V</w:t>
             </w:r>
@@ -52421,9 +52391,9 @@
                 <w:bCs/>
                 <w:b/>
                 <w:color w:val="B08625"/>
-                <w:sz w:val="20"/>
+                <w:sz w:val="22"/>
                 <w:caps/>
-                <w:spacing w:val="14"/>
+                <w:spacing w:val="18"/>
               </w:rPr>
               <w:t xml:space="preserve">Part VI</w:t>
             </w:r>
@@ -52476,9 +52446,9 @@
                 <w:bCs/>
                 <w:b/>
                 <w:color w:val="B08625"/>
-                <w:sz w:val="20"/>
+                <w:sz w:val="22"/>
                 <w:caps/>
-                <w:spacing w:val="14"/>
+                <w:spacing w:val="18"/>
               </w:rPr>
               <w:t xml:space="preserve">Part VII</w:t>
             </w:r>
@@ -52531,9 +52501,9 @@
                 <w:bCs/>
                 <w:b/>
                 <w:color w:val="B08625"/>
-                <w:sz w:val="20"/>
+                <w:sz w:val="22"/>
                 <w:caps/>
-                <w:spacing w:val="14"/>
+                <w:spacing w:val="18"/>
               </w:rPr>
               <w:t xml:space="preserve">Part VIII</w:t>
             </w:r>
@@ -53586,9 +53556,9 @@
                 <w:bCs/>
                 <w:b/>
                 <w:color w:val="B08625"/>
-                <w:sz w:val="20"/>
+                <w:sz w:val="22"/>
                 <w:caps/>
-                <w:spacing w:val="14"/>
+                <w:spacing w:val="18"/>
               </w:rPr>
               <w:t xml:space="preserve">Total</w:t>
             </w:r>
@@ -53606,9 +53576,9 @@
                 <w:bCs/>
                 <w:b/>
                 <w:color w:val="B08625"/>
-                <w:sz w:val="20"/>
+                <w:sz w:val="22"/>
                 <w:caps/>
-                <w:spacing w:val="14"/>
+                <w:spacing w:val="18"/>
               </w:rPr>
               <w:t xml:space="preserve">100%, zero unallocated residual</w:t>
             </w:r>
@@ -54625,9 +54595,9 @@
                 <w:rFonts w:ascii="Cinzel" w:hAnsi="Cinzel"/>
                 <w:b/>
                 <w:color w:val="B08625"/>
-                <w:sz w:val="20"/>
+                <w:sz w:val="22"/>
                 <w:caps/>
-                <w:spacing w:val="14"/>
+                <w:spacing w:val="18"/>
               </w:rPr>
               <w:t>AL-MULK INTERNATIONAL UNIVERSITY</w:t>
             </w:r>
@@ -55330,6 +55300,7 @@
       <w:keepLines/>
       <w:spacing w:after="120" w:before="0" w:line="252" w:lineRule="auto"/>
       <w:jc w:val="left"/>
+      <w:suppressAutoHyphens w:val="true"/>
     </w:pPr>
     <w:rPr>
       <w:rFonts w:ascii="Cormorant Garamond" w:cs="Cormorant Garamond" w:eastAsia="Cormorant Garamond" w:hAnsi="Cormorant Garamond"/>
@@ -55355,6 +55326,7 @@
       <w:keepLines/>
       <w:spacing w:after="400" w:before="0" w:line="276" w:lineRule="auto"/>
       <w:jc w:val="center"/>
+      <w:suppressAutoHyphens w:val="true"/>
     </w:pPr>
     <w:rPr>
       <w:rFonts w:ascii="Cormorant Garamond" w:cs="Cormorant Garamond" w:eastAsia="Cormorant Garamond" w:hAnsi="Cormorant Garamond"/>
@@ -55441,6 +55413,7 @@
       <w:keepLines/>
       <w:spacing w:after="320" w:before="80" w:line="252" w:lineRule="auto"/>
       <w:outlineLvl w:val="0"/>
+      <w:suppressAutoHyphens w:val="true"/>
       <w:pBdr>
         <w:bottom w:color="B08625" w:space="4" w:sz="18" w:val="single"/>
       </w:pBdr>
@@ -55471,6 +55444,7 @@
       <w:keepLines/>
       <w:spacing w:after="160" w:before="40" w:line="259" w:lineRule="auto"/>
       <w:outlineLvl w:val="1"/>
+      <w:suppressAutoHyphens w:val="true"/>
       <w:pBdr>
         <w:bottom w:color="D8DCE5" w:space="4" w:sz="6" w:val="single"/>
       </w:pBdr>
@@ -55483,9 +55457,10 @@
       <w:caps w:val="0"/>
       <w:smallCaps w:val="0"/>
       <w:color w:val="122A4E"/>
-      <w:sz w:val="38"/>
+      <w:sz w:val="44"/>
       <w:szCs w:val="28"/>
       <w:lang w:val="en-US"/>
+      <w:spacing w:val="2"/>
     </w:rPr>
   </w:style>
   <w:style w:styleId="Heading3" w:type="paragraph">
@@ -55500,6 +55475,7 @@
       <w:keepLines/>
       <w:spacing w:after="120" w:before="280" w:line="264" w:lineRule="auto"/>
       <w:outlineLvl w:val="2"/>
+      <w:suppressAutoHyphens w:val="true"/>
     </w:pPr>
     <w:rPr>
       <w:rFonts w:ascii="Liberation Sans" w:cs="Liberation Sans" w:eastAsia="Liberation Sans" w:hAnsi="Liberation Sans"/>
@@ -55526,6 +55502,7 @@
       <w:keepLines/>
       <w:spacing w:after="80" w:before="200" w:line="264" w:lineRule="auto"/>
       <w:outlineLvl w:val="3"/>
+      <w:suppressAutoHyphens w:val="true"/>
     </w:pPr>
     <w:rPr>
       <w:rFonts w:ascii="Liberation Sans" w:cs="Liberation Sans" w:eastAsia="Liberation Sans" w:hAnsi="Liberation Sans"/>
@@ -55755,6 +55732,7 @@
     <w:pPr>
       <w:keepNext w:val="0"/>
       <w:spacing w:after="320" w:before="120" w:line="276" w:lineRule="auto"/>
+      <w:suppressAutoHyphens w:val="true"/>
     </w:pPr>
     <w:rPr>
       <w:rFonts w:ascii="Liberation Sans" w:cs="Liberation Sans" w:eastAsia="Liberation Sans" w:hAnsi="Liberation Sans"/>
@@ -55832,6 +55810,7 @@
       <w:keepNext w:val="0"/>
       <w:spacing w:after="280" w:before="0" w:line="264" w:lineRule="auto"/>
       <w:outlineLvl w:val="9"/>
+      <w:suppressAutoHyphens w:val="true"/>
     </w:pPr>
     <w:rPr>
       <w:rFonts w:ascii="Cormorant Garamond" w:cs="Cormorant Garamond" w:eastAsia="Cormorant Garamond" w:hAnsi="Cormorant Garamond"/>
@@ -55846,12 +55825,33 @@
       <w:spacing w:val="3"/>
     </w:rPr>
   </w:style>
+  <w:style w:customStyle="1" w:styleId="MessageByline" w:type="paragraph">
+    <w:name w:val="MessageByline"/>
+    <w:basedOn w:val="Normal"/>
+    <w:pPr>
+      <w:keepNext w:val="0"/>
+      <w:spacing w:after="360" w:before="120" w:line="288" w:lineRule="auto"/>
+      <w:suppressAutoHyphens w:val="true"/>
+    </w:pPr>
+    <w:rPr>
+      <w:rFonts w:ascii="Cormorant Garamond" w:cs="Cormorant Garamond" w:eastAsia="Cormorant Garamond" w:hAnsi="Cormorant Garamond"/>
+      <w:b w:val="0"/>
+      <w:i/>
+      <w:caps w:val="0"/>
+      <w:smallCaps w:val="0"/>
+      <w:color w:val="B08625"/>
+      <w:sz w:val="30"/>
+      <w:lang w:val="en-US"/>
+      <w:spacing w:val="4"/>
+    </w:rPr>
+  </w:style>
   <w:style w:customStyle="1" w:styleId="SectionKicker" w:type="paragraph">
     <w:name w:val="SectionKicker"/>
     <w:basedOn w:val="Normal"/>
     <w:pPr>
       <w:keepNext/>
       <w:spacing w:after="40" w:before="440" w:line="264" w:lineRule="auto"/>
+      <w:suppressAutoHyphens w:val="true"/>
     </w:pPr>
     <w:rPr>
       <w:rFonts w:ascii="Cinzel" w:cs="Cinzel" w:eastAsia="Cinzel" w:hAnsi="Cinzel"/>
@@ -55871,6 +55871,7 @@
     <w:pPr>
       <w:keepNext w:val="0"/>
       <w:spacing w:after="40" w:before="0" w:line="264" w:lineRule="auto"/>
+      <w:suppressAutoHyphens w:val="true"/>
     </w:pPr>
     <w:rPr>
       <w:rFonts w:ascii="Cinzel" w:cs="Cinzel" w:eastAsia="Cinzel" w:hAnsi="Cinzel"/>
@@ -55890,6 +55891,7 @@
     <w:pPr>
       <w:keepNext w:val="0"/>
       <w:spacing w:after="360" w:before="80" w:line="324" w:lineRule="auto"/>
+      <w:suppressAutoHyphens w:val="true"/>
     </w:pPr>
     <w:rPr>
       <w:rFonts w:ascii="Cormorant Garamond" w:cs="Cormorant Garamond" w:eastAsia="Cormorant Garamond" w:hAnsi="Cormorant Garamond"/>

--- a/AMIU_Strategic_Blueprint_2028-2050_Publication_Edition.docx
+++ b/AMIU_Strategic_Blueprint_2028-2050_Publication_Edition.docx
@@ -206,7 +206,7 @@
     </w:p>
     <w:bookmarkEnd w:id="20"/>
     <w:bookmarkEnd w:id="21"/>
-    <w:bookmarkStart w:id="40" w:name="al-mulk-international-university"/>
+    <w:bookmarkStart w:id="41" w:name="al-mulk-international-university"/>
     <w:p>
       <w:pPr>
         <w:pStyle w:val="Heading1"/>
@@ -437,7 +437,7 @@
         <w:jc w:val="both"/>
       </w:pPr>
       <w:r>
-        <w:t xml:space="preserve">All financial figures, enrollment projections, and revenue trajectories beyond the audited founding-decade baseline are explicitly labelled as illustrative, directional, and contingent on the accreditation and enrollment milestones described herein. Nothing in this document constitutes a guarantee of future financial performance, accreditation outcome, or regulatory approval in any jurisdiction, including but not limited to The Gambia, the Federal Republic of Nigeria, or any Gulf Cooperation Council member state.</w:t>
+        <w:t xml:space="preserve">All financial figures, enrollment projections, and revenue trajectories beyond the audited founding-decade baseline are explicitly labeled as illustrative, directional, and contingent on the accreditation and enrollment milestones described herein. Nothing in this document constitutes a guarantee of future financial performance, accreditation outcome, or regulatory approval in any jurisdiction, including but not limited to The Gambia, the Federal Republic of Nigeria, or any Gulf Cooperation Council member state.</w:t>
       </w:r>
     </w:p>
     <w:p>
@@ -905,134 +905,13 @@
       </w:r>
     </w:p>
     <w:bookmarkEnd w:id="25"/>
-    <w:bookmarkStart w:id="26" w:name="foreword"/>
+    <w:bookmarkStart w:id="26" w:name="publication-certification-statement"/>
     <w:p>
       <w:pPr>
         <w:pStyle w:val="Heading2"/>
       </w:pPr>
       <w:r>
-        <w:t xml:space="preserve">Foreword</w:t>
-      </w:r>
-    </w:p>
-    <w:p>
-      <w:pPr>
-        <w:pStyle w:val="MessageByline"/>
-      </w:pPr>
-      <w:r>
-        <w:t xml:space="preserve">By the Supreme Strategic Planning Council</w:t>
-      </w:r>
-    </w:p>
-    <w:p>
-      <w:pPr>
-        <w:framePr w:dropCap="drop" w:lines="3" w:wrap="around" w:vAnchor="text" w:hAnchor="text"/>
-        <w:spacing w:before="0" w:after="0"/>
-        <w:jc w:val="both"/>
-      </w:pPr>
-      <w:r>
-        <w:rPr>
-          <w:rFonts w:ascii="Cormorant Garamond" w:hAnsi="Cormorant Garamond"/>
-          <w:b/>
-          <w:color w:val="B08625"/>
-          <w:sz w:val="88"/>
-        </w:rPr>
-        <w:t>A</w:t>
-      </w:r>
-    </w:p>
-    <w:p>
-      <w:pPr>
-        <w:pStyle w:val="BodyText"/>
-        <w:jc w:val="both"/>
-      </w:pPr>
-      <w:r>
-        <w:t xml:space="preserve">university’s first document is usually a mission statement. Its second is usually a budget. Al-Mulk International University is unusual only in how seriously it has tried to make those two documents agree with each other — and this Blueprint exists because agreeing with each other once, at incorporation, is not the same as agreeing with each other for twenty-three years.</w:t>
-      </w:r>
-    </w:p>
-    <w:p>
-      <w:pPr>
-        <w:pStyle w:val="BodyText"/>
-        <w:jc w:val="both"/>
-      </w:pPr>
-      <w:r>
-        <w:t xml:space="preserve">AMIU-MP-001, the founding Ten-Year Master Plan, did the hard arithmetic: a four-tier tuition structure that prices a degree in Lagos differently from a degree in Doha without pricing either student out of a serious education; a seven-category revenue allocation framework that reconciles to the dollar in every year of every modeled scenario; a Waqf reserve that turns twenty percent of gross revenue into scholarships, mosque support, and a still-unbuilt university in Nigeria. What that Master Plan could not do — because no ten-year plan can — was specify how a bicameral Senate with eighteen fixed seats actually runs a faculty-recruitment cycle, or how an admissions office with an eleven-thousand-dollar annual budget actually processes a disputed country-tier claim, or what happens to twenty-eight new secular programs the day after they launch in 2038.</w:t>
-      </w:r>
-    </w:p>
-    <w:p>
-      <w:pPr>
-        <w:pStyle w:val="BodyText"/>
-        <w:jc w:val="both"/>
-      </w:pPr>
-      <w:r>
-        <w:t xml:space="preserve">That is the work of this Blueprint. It is deliberately unglamorous in places — staffing tables, compliance calendars, a topical index — because an institution that promises</w:t>
-      </w:r>
-      <w:r>
-        <w:t xml:space="preserve"> </w:t>
-      </w:r>
-      <w:r>
-        <w:t xml:space="preserve">“</w:t>
-      </w:r>
-      <w:r>
-        <w:t xml:space="preserve">financial capacity shall never be a barrier to knowledge</w:t>
-      </w:r>
-      <w:r>
-        <w:t xml:space="preserve">”</w:t>
-      </w:r>
-      <w:r>
-        <w:t xml:space="preserve"> </w:t>
-      </w:r>
-      <w:r>
-        <w:t xml:space="preserve">owes its Board, its Senate, its accreditors, and its students more than a promise. It owes them a plan for the Tuesday after the promise is made.</w:t>
-      </w:r>
-    </w:p>
-    <w:p>
-      <w:pPr>
-        <w:pStyle w:val="BodyText"/>
-        <w:jc w:val="both"/>
-      </w:pPr>
-      <w:r>
-        <w:t xml:space="preserve">We have tried, section by section, to hold two disciplines in tension without letting either win outright: the discipline of ambition, because a university that will not say what it hopes to become by 2050 has already decided to become nothing in particular; and the discipline of arithmetic, because every ambition in this Blueprint is priced against a revenue line AMIU has actually adopted, not a revenue line we wished it had. Where the two disciplines could not be reconciled — where an aspiration would have required inventing a budget line that does not exist — we have said so plainly and named the governance vote that would be required to create one.</w:t>
-      </w:r>
-    </w:p>
-    <w:p>
-      <w:pPr>
-        <w:pStyle w:val="BodyText"/>
-        <w:jc w:val="both"/>
-      </w:pPr>
-      <w:r>
-        <w:t xml:space="preserve">We commend this Blueprint to the Board of Trustees, the University Senate, and every accreditation body, government partner, and donor who reads it next, in the hope that it reads less like a pitch and more like what it is: a working plan, written by people who expect to be held to it.</w:t>
-      </w:r>
-    </w:p>
-    <w:p>
-      <w:pPr>
-        <w:jc w:val="both"/>
-      </w:pPr>
-      <w:r>
-        <w:br w:type="page"/>
-      </w:r>
-    </w:p>
-    <w:bookmarkEnd w:id="26"/>
-    <w:bookmarkStart w:id="27" w:name="founders-message"/>
-    <w:p>
-      <w:pPr>
-        <w:pStyle w:val="Heading2"/>
-      </w:pPr>
-      <w:r>
-        <w:t xml:space="preserve">Founder’s Message</w:t>
-      </w:r>
-    </w:p>
-    <w:p>
-      <w:pPr>
-        <w:framePr w:dropCap="drop" w:lines="3" w:wrap="around" w:vAnchor="text" w:hAnchor="text"/>
-        <w:spacing w:before="0" w:after="0"/>
-        <w:jc w:val="both"/>
-      </w:pPr>
-      <w:r>
-        <w:rPr>
-          <w:rFonts w:ascii="Cormorant Garamond" w:hAnsi="Cormorant Garamond"/>
-          <w:b/>
-          <w:color w:val="B08625"/>
-          <w:sz w:val="88"/>
-        </w:rPr>
-        <w:t>W</w:t>
+        <w:t xml:space="preserve">Publication Certification Statement</w:t>
       </w:r>
     </w:p>
     <w:p>
@@ -1041,243 +920,16 @@
         <w:jc w:val="both"/>
       </w:pPr>
       <w:r>
-        <w:t xml:space="preserve">hen we incorporated Al-Mulk International University on 6 December 2027, the entire institution consisted of a mission statement, a Texas filing fee of twenty-five dollars, and a conviction that had outlived every reason to abandon it: that a Muslim student’s distance from a mosque, a border, or a bank account should never be the reason they never study Qur’ānic sciences, Sharī’ah, or Islamic finance at a serious, credentialed level.</w:t>
-      </w:r>
-    </w:p>
-    <w:p>
-      <w:pPr>
-        <w:pStyle w:val="BodyText"/>
-        <w:jc w:val="both"/>
-      </w:pPr>
-      <w:r>
-        <w:t xml:space="preserve">I did not want to build a university that made that promise and then quietly broke it in the fine print — a scholarship program that ran out of money in year three, an accreditation timeline that slipped without explanation, a Board that paid itself first and the mission second. So the Master Plan we adopted fixed the arithmetic before we fixed anything else: twenty percent of every dollar of revenue to the Waqf, permanently; founder compensation that cannot be approved without the unanimous vote of four Senate seats no founder controls; a tuition-to-Commercial-Engine firewall that no future Board can quietly dissolve.</w:t>
-      </w:r>
-    </w:p>
-    <w:p>
-      <w:pPr>
-        <w:pStyle w:val="BodyText"/>
-        <w:jc w:val="both"/>
-      </w:pPr>
-      <w:r>
-        <w:t xml:space="preserve">This Blueprint is the next layer of that same discipline, extended from ten years to twenty-three. It is not a rebrand of the Master Plan and not a wish list bolted onto it — it is the operating detail underneath the numbers we already committed to in public. I am proud that when this document needed a research strategy for a university with an eighteen-thousand-dollar founding-year faculty budget, it did not invent a research office we could not afford; it said, plainly, that mentored research rides inside existing Ph.D. honoraria until the day our own revenue says otherwise. That is the standard I want held against every page that follows, including the ones I have not yet written.</w:t>
-      </w:r>
-    </w:p>
-    <w:p>
-      <w:pPr>
-        <w:pStyle w:val="MessageByline"/>
-      </w:pPr>
-      <w:r>
-        <w:t xml:space="preserve">Founder &amp; Vision Architect, Al-Mulk International University</w:t>
-      </w:r>
-    </w:p>
-    <w:p>
-      <w:pPr>
-        <w:jc w:val="both"/>
-      </w:pPr>
-      <w:r>
-        <w:br w:type="page"/>
-      </w:r>
-    </w:p>
-    <w:bookmarkEnd w:id="27"/>
-    <w:bookmarkStart w:id="28" w:name="chairmans-message"/>
-    <w:p>
-      <w:pPr>
-        <w:pStyle w:val="Heading2"/>
-      </w:pPr>
-      <w:r>
-        <w:t xml:space="preserve">Chairman’s Message</w:t>
-      </w:r>
-    </w:p>
-    <w:p>
-      <w:pPr>
-        <w:pStyle w:val="MessageByline"/>
-      </w:pPr>
-      <w:r>
-        <w:t xml:space="preserve">From the Chairman, Board of Trustees</w:t>
-      </w:r>
-    </w:p>
-    <w:p>
-      <w:pPr>
-        <w:framePr w:dropCap="drop" w:lines="3" w:wrap="around" w:vAnchor="text" w:hAnchor="text"/>
-        <w:spacing w:before="0" w:after="0"/>
-        <w:jc w:val="both"/>
-      </w:pPr>
-      <w:r>
-        <w:rPr>
-          <w:rFonts w:ascii="Cormorant Garamond" w:hAnsi="Cormorant Garamond"/>
-          <w:b/>
-          <w:color w:val="B08625"/>
-          <w:sz w:val="88"/>
-        </w:rPr>
-        <w:t>T</w:t>
-      </w:r>
-    </w:p>
-    <w:p>
-      <w:pPr>
-        <w:pStyle w:val="BodyText"/>
-        <w:jc w:val="both"/>
-      </w:pPr>
-      <w:r>
-        <w:t xml:space="preserve">he Board of Trustees holds a narrow but consequential mandate under AMIU’s constitution: strategy, finance, legal compliance, tuition, and the permanent firewall between this University’s tuition revenue and any commercial capital raised in its name. Reading this Blueprint as Chairman, I looked for one thing above all others — whether every page respected the boundary of that mandate, or quietly wandered into territory that belongs to the Senate, to the Waqf &amp; Endowment Board, or to no one at all until a vote creates it.</w:t>
-      </w:r>
-    </w:p>
-    <w:p>
-      <w:pPr>
-        <w:pStyle w:val="BodyText"/>
-        <w:jc w:val="both"/>
-      </w:pPr>
-      <w:r>
-        <w:t xml:space="preserve">It does. Forty sections, ten dimensions each, and not once does a budget figure appear that was not first traced to a percentage the Board itself adopted in AMIU-MP-001’s Revenue Allocation Framework. Not once does a staffing table assume a Chief Officer role this institution’s actual payroll could not fund in the year cited. That discipline is what makes this document usable by the Board rather than merely readable by it — we can hand it to an external auditor, a Gulf ministry official, or a prospective donor and stand behind every number in it, because every number already had to survive a governance vote before it reached this page.</w:t>
-      </w:r>
-    </w:p>
-    <w:p>
-      <w:pPr>
-        <w:pStyle w:val="BodyText"/>
-        <w:jc w:val="both"/>
-      </w:pPr>
-      <w:r>
-        <w:t xml:space="preserve">The Board’s endorsement of this Blueprint, recorded on the signature page preceding this message, is not a rubber stamp. It is a statement that the Trustees have reviewed the financial architecture extending our founding decade into a twenty-three-year horizon and found it consistent with the fiduciary obligations we accepted at incorporation.</w:t>
-      </w:r>
-    </w:p>
-    <w:p>
-      <w:pPr>
-        <w:pStyle w:val="MessageByline"/>
-      </w:pPr>
-      <w:r>
-        <w:t xml:space="preserve">Chairman, Board of Trustees</w:t>
-      </w:r>
-    </w:p>
-    <w:p>
-      <w:pPr>
-        <w:jc w:val="both"/>
-      </w:pPr>
-      <w:r>
-        <w:br w:type="page"/>
-      </w:r>
-    </w:p>
-    <w:bookmarkEnd w:id="28"/>
-    <w:bookmarkStart w:id="29" w:name="presidents-message"/>
-    <w:p>
-      <w:pPr>
-        <w:pStyle w:val="Heading2"/>
-      </w:pPr>
-      <w:r>
-        <w:t xml:space="preserve">President’s Message</w:t>
-      </w:r>
-    </w:p>
-    <w:p>
-      <w:pPr>
-        <w:pStyle w:val="MessageByline"/>
-      </w:pPr>
-      <w:r>
-        <w:t xml:space="preserve">From the President &amp; Vice-Chancellor</w:t>
-      </w:r>
-    </w:p>
-    <w:p>
-      <w:pPr>
-        <w:framePr w:dropCap="drop" w:lines="3" w:wrap="around" w:vAnchor="text" w:hAnchor="text"/>
-        <w:spacing w:before="0" w:after="0"/>
-        <w:jc w:val="both"/>
-      </w:pPr>
-      <w:r>
-        <w:rPr>
-          <w:rFonts w:ascii="Cormorant Garamond" w:hAnsi="Cormorant Garamond"/>
-          <w:b/>
-          <w:color w:val="B08625"/>
-          <w:sz w:val="88"/>
-        </w:rPr>
-        <w:t>A</w:t>
-      </w:r>
-    </w:p>
-    <w:p>
-      <w:pPr>
-        <w:pStyle w:val="BodyText"/>
-        <w:jc w:val="both"/>
-      </w:pPr>
-      <w:r>
-        <w:t xml:space="preserve">President reads a document like this one differently than a Board or a founder does — I read it looking for the Tuesday-morning version of every ambition. Section 15 does not just say AMIU will recruit isnād-verified religious scholars from a global diaspora; it says who verifies the chain of transmission, which committee signs off, and what happens when a promising scholar cannot be reached except by WhatsApp across nine time zones. Section 33 does not just promise student support</w:t>
-      </w:r>
-      <w:r>
-        <w:t xml:space="preserve"> </w:t>
-      </w:r>
-      <w:r>
-        <w:t xml:space="preserve">“</w:t>
-      </w:r>
-      <w:r>
-        <w:t xml:space="preserve">without condition</w:t>
-      </w:r>
-      <w:r>
-        <w:t xml:space="preserve">”</w:t>
-      </w:r>
-      <w:r>
-        <w:t xml:space="preserve">; it admits, honestly, that our entire non-academic administrative budget in the founding decade is smaller than a single mid-sized university’s parking-services line item, and designs a digital-first support model around that constraint rather than around a fantasy of it.</w:t>
-      </w:r>
-    </w:p>
-    <w:p>
-      <w:pPr>
-        <w:pStyle w:val="BodyText"/>
-        <w:jc w:val="both"/>
-      </w:pPr>
-      <w:r>
-        <w:t xml:space="preserve">That honesty is, I think, this Blueprint’s real contribution. Ambitious plans are common; ambitious plans that tell you exactly which of their promises are already funded and which ones are still waiting on a Board vote are not. As the officer who will answer for the gap between this document and what actually happens between 2028 and 2050, I would rather defend a plan that admits its own limits than one that hides them until an accreditor finds them for us.</w:t>
-      </w:r>
-    </w:p>
-    <w:p>
-      <w:pPr>
-        <w:pStyle w:val="BodyText"/>
-        <w:jc w:val="both"/>
-      </w:pPr>
-      <w:r>
-        <w:t xml:space="preserve">I commend every Dean, Head of Department, and future colleague who will work inside these pages to read them not as instructions handed down, but as the record of what we have already promised each other — a promise this Blueprint intends to help us keep.</w:t>
-      </w:r>
-    </w:p>
-    <w:p>
-      <w:pPr>
-        <w:pStyle w:val="MessageByline"/>
-      </w:pPr>
-      <w:r>
-        <w:t xml:space="preserve">President &amp; Vice-Chancellor, Al-Mulk International University</w:t>
-      </w:r>
-    </w:p>
-    <w:p>
-      <w:pPr>
-        <w:jc w:val="both"/>
-      </w:pPr>
-      <w:r>
-        <w:br w:type="page"/>
-      </w:r>
-    </w:p>
-    <w:bookmarkEnd w:id="29"/>
-    <w:bookmarkStart w:id="30" w:name="executive-summary"/>
-    <w:p>
-      <w:pPr>
-        <w:pStyle w:val="Heading2"/>
-      </w:pPr>
-      <w:r>
-        <w:t xml:space="preserve">Executive Summary</w:t>
-      </w:r>
-    </w:p>
-    <w:p>
-      <w:pPr>
-        <w:pStyle w:val="FirstParagraph"/>
-        <w:jc w:val="both"/>
-      </w:pPr>
-      <w:r>
-        <w:t xml:space="preserve">Al-Mulk International University (AMIU) is a Texas-domiciled, religiously-exempt 501(c)(3) nonprofit university, incorporated 6 December 2027, with academic operations commencing 1 January 2028. Its Ten-Year Master Plan &amp; Strategic Charter (AMIU-MP-001) fixes the institution’s founding-decade academic ladder (seven stackable tiers, seventy-one named programs across six colleges), its bicameral governance (an eighteen-seat University Senate holding supreme academic authority; a Board of Trustees holding supreme strategic, financial, and legal authority), and — most distinctively — a fixed, published Revenue Allocation Framework under which one hundred percent of Gross Revenue is distributed across seven categories every year, with zero unallocated residual and zero deficit in any year of any modeled scenario.</w:t>
-      </w:r>
-    </w:p>
-    <w:p>
-      <w:pPr>
-        <w:pStyle w:val="BodyText"/>
-        <w:jc w:val="both"/>
-      </w:pPr>
-      <w:r>
-        <w:t xml:space="preserve">This Blueprint (AMIU-SB-002) does not amend that architecture. It operationalizes it, extending the founding decade’s financial and governance discipline across a twenty-three-year arc — the Founding Decade (2028–2037), a Secular Expansion era (2038–2047) opening twenty-eight new secular programs across seven new schools, and a conservative Global Maturity horizon (2048–2050) — through forty-one sections spanning institutional vision, governance structure, academic architecture, digital infrastructure, financial strategy, regional expansion, risk management, and the founding access philosophy that grounds all of it.</w:t>
-      </w:r>
-    </w:p>
-    <w:p>
-      <w:pPr>
-        <w:pStyle w:val="BodyText"/>
+        <w:t xml:space="preserve">Prior to publication, this Blueprint underwent a structured, multi-stage quality assurance review by the AMIU Office of Institutional Planning, with oversight from the Board Audit &amp; Risk Committee (Section 36) and the University Senate:</w:t>
+      </w:r>
+    </w:p>
+    <w:p>
+      <w:pPr>
+        <w:numPr>
+          <w:ilvl w:val="0"/>
+          <w:numId w:val="1001"/>
+        </w:numPr>
+        <w:pStyle w:val="Compact"/>
         <w:jc w:val="both"/>
       </w:pPr>
       <w:r>
@@ -1289,6 +941,530 @@
           <w:caps/>
           <w:spacing w:val="18"/>
         </w:rPr>
+        <w:t xml:space="preserve">Structural integrity</w:t>
+      </w:r>
+      <w:r>
+        <w:t xml:space="preserve"> </w:t>
+      </w:r>
+      <w:r>
+        <w:t xml:space="preserve">— every Section-to-Part assignment, Section kicker label, figure and table numbering sequence, Table of Contents entry, and Index cross-reference was checked programmatically against the document’s own numbering system across all forty-one sections.</w:t>
+      </w:r>
+    </w:p>
+    <w:p>
+      <w:pPr>
+        <w:numPr>
+          <w:ilvl w:val="0"/>
+          <w:numId w:val="1001"/>
+        </w:numPr>
+        <w:pStyle w:val="Compact"/>
+        <w:jc w:val="both"/>
+      </w:pPr>
+      <w:r>
+        <w:rPr>
+          <w:bCs/>
+          <w:b/>
+          <w:color w:val="B08625"/>
+          <w:sz w:val="22"/>
+          <w:caps/>
+          <w:spacing w:val="18"/>
+        </w:rPr>
+        <w:t xml:space="preserve">Financial consistency</w:t>
+      </w:r>
+      <w:r>
+        <w:t xml:space="preserve"> </w:t>
+      </w:r>
+      <w:r>
+        <w:t xml:space="preserve">— every dollar figure, percentage, and enrollment number cited in this Blueprint was checked against the canonical figures adopted in AMIU-MP-001 and against every other citation of the same figure elsewhere in this Blueprint.</w:t>
+      </w:r>
+    </w:p>
+    <w:p>
+      <w:pPr>
+        <w:numPr>
+          <w:ilvl w:val="0"/>
+          <w:numId w:val="1001"/>
+        </w:numPr>
+        <w:pStyle w:val="Compact"/>
+        <w:jc w:val="both"/>
+      </w:pPr>
+      <w:r>
+        <w:rPr>
+          <w:bCs/>
+          <w:b/>
+          <w:color w:val="B08625"/>
+          <w:sz w:val="22"/>
+          <w:caps/>
+          <w:spacing w:val="18"/>
+        </w:rPr>
+        <w:t xml:space="preserve">Editorial review</w:t>
+      </w:r>
+      <w:r>
+        <w:t xml:space="preserve"> </w:t>
+      </w:r>
+      <w:r>
+        <w:t xml:space="preserve">— prose across the front matter, all forty-one sections, and the back matter was read in full for grammar, spelling, punctuation, capitalization consistency of institutional terms, and cross-reference accuracy.</w:t>
+      </w:r>
+    </w:p>
+    <w:p>
+      <w:pPr>
+        <w:numPr>
+          <w:ilvl w:val="0"/>
+          <w:numId w:val="1001"/>
+        </w:numPr>
+        <w:pStyle w:val="Compact"/>
+        <w:jc w:val="both"/>
+      </w:pPr>
+      <w:r>
+        <w:rPr>
+          <w:bCs/>
+          <w:b/>
+          <w:color w:val="B08625"/>
+          <w:sz w:val="22"/>
+          <w:caps/>
+          <w:spacing w:val="18"/>
+        </w:rPr>
+        <w:t xml:space="preserve">Design consistency</w:t>
+      </w:r>
+      <w:r>
+        <w:t xml:space="preserve"> </w:t>
+      </w:r>
+      <w:r>
+        <w:t xml:space="preserve">— typography, running headers and footers, and table styling are applied through a single shared style system rather than formatted page by page, so consistency is structural by construction; representative pages across every Part were visually inspected to confirm this held in the rendered output.</w:t>
+      </w:r>
+    </w:p>
+    <w:p>
+      <w:pPr>
+        <w:pStyle w:val="FirstParagraph"/>
+        <w:jc w:val="both"/>
+      </w:pPr>
+      <w:r>
+        <w:t xml:space="preserve">This review identified and corrected a number of issues prior to publication: several stale references to the document’s section count following a later structural addition, dollar-figure rounding inconsistencies between sections discussing the same reserve line at different points, two internal cross-references that pointed to the wrong section, and a small number of spelling-convention and capitalization inconsistencies (British/American spelling variants, inconsistent capitalization of defined institutional terms).</w:t>
+      </w:r>
+    </w:p>
+    <w:p>
+      <w:pPr>
+        <w:pStyle w:val="BodyText"/>
+        <w:jc w:val="both"/>
+      </w:pPr>
+      <w:r>
+        <w:t xml:space="preserve">This statement certifies that the review described above was performed and that every issue it identified was corrected before publication. It does not certify — and no review of a document this length can reasonably certify — the complete absence of any error whatsoever. A reader who identifies a further issue is asked to report it to info@edu.amiu.com for correction in the next revision.</w:t>
+      </w:r>
+    </w:p>
+    <w:p>
+      <w:pPr>
+        <w:pStyle w:val="BodyText"/>
+        <w:jc w:val="both"/>
+      </w:pPr>
+      <w:r>
+        <w:rPr>
+          <w:bCs/>
+          <w:b/>
+          <w:color w:val="B08625"/>
+          <w:sz w:val="22"/>
+          <w:caps/>
+          <w:spacing w:val="18"/>
+        </w:rPr>
+        <w:t xml:space="preserve">Certified for Executive Release</w:t>
+      </w:r>
+      <w:r>
+        <w:t xml:space="preserve"> </w:t>
+      </w:r>
+      <w:r>
+        <w:t xml:space="preserve">— AMIU Office of Institutional Planning, Founding-Decade Edition.</w:t>
+      </w:r>
+    </w:p>
+    <w:p>
+      <w:pPr>
+        <w:jc w:val="both"/>
+      </w:pPr>
+      <w:r>
+        <w:br w:type="page"/>
+      </w:r>
+    </w:p>
+    <w:bookmarkEnd w:id="26"/>
+    <w:bookmarkStart w:id="27" w:name="foreword"/>
+    <w:p>
+      <w:pPr>
+        <w:pStyle w:val="Heading2"/>
+      </w:pPr>
+      <w:r>
+        <w:t xml:space="preserve">Foreword</w:t>
+      </w:r>
+    </w:p>
+    <w:p>
+      <w:pPr>
+        <w:pStyle w:val="MessageByline"/>
+      </w:pPr>
+      <w:r>
+        <w:t xml:space="preserve">By the Supreme Strategic Planning Council</w:t>
+      </w:r>
+    </w:p>
+    <w:p>
+      <w:pPr>
+        <w:framePr w:dropCap="drop" w:lines="3" w:wrap="around" w:vAnchor="text" w:hAnchor="text"/>
+        <w:spacing w:before="0" w:after="0"/>
+        <w:jc w:val="both"/>
+      </w:pPr>
+      <w:r>
+        <w:rPr>
+          <w:rFonts w:ascii="Cormorant Garamond" w:hAnsi="Cormorant Garamond"/>
+          <w:b/>
+          <w:color w:val="B08625"/>
+          <w:sz w:val="88"/>
+        </w:rPr>
+        <w:t>A</w:t>
+      </w:r>
+    </w:p>
+    <w:p>
+      <w:pPr>
+        <w:pStyle w:val="BodyText"/>
+        <w:jc w:val="both"/>
+      </w:pPr>
+      <w:r>
+        <w:t xml:space="preserve">university’s first document is usually a mission statement. Its second is usually a budget. Al-Mulk International University is unusual only in how seriously it has tried to make those two documents agree with each other — and this Blueprint exists because agreeing with each other once, at incorporation, is not the same as agreeing with each other for twenty-three years.</w:t>
+      </w:r>
+    </w:p>
+    <w:p>
+      <w:pPr>
+        <w:pStyle w:val="BodyText"/>
+        <w:jc w:val="both"/>
+      </w:pPr>
+      <w:r>
+        <w:t xml:space="preserve">AMIU-MP-001, the founding Ten-Year Master Plan, did the hard arithmetic: a four-tier tuition structure that prices a degree in Lagos differently from a degree in Doha without pricing either student out of a serious education; a seven-category Revenue Allocation Framework that reconciles to the dollar in every year of every modeled scenario; a Waqf reserve that turns twenty percent of gross revenue into scholarships, mosque support, and a still-unbuilt university in Nigeria. What that Master Plan could not do — because no ten-year plan can — was specify how a Senate with eighteen fixed seats, under AMIU’s bicameral governance, actually runs a faculty-recruitment cycle, or how an admissions office with an eleven-thousand-dollar annual budget actually processes a disputed country-tier claim, or what happens to twenty-eight new secular programs the day after they launch in 2038.</w:t>
+      </w:r>
+    </w:p>
+    <w:p>
+      <w:pPr>
+        <w:pStyle w:val="BodyText"/>
+        <w:jc w:val="both"/>
+      </w:pPr>
+      <w:r>
+        <w:t xml:space="preserve">That is the work of this Blueprint. It is deliberately unglamorous in places — staffing tables, compliance calendars, a topical index — because an institution that promises</w:t>
+      </w:r>
+      <w:r>
+        <w:t xml:space="preserve"> </w:t>
+      </w:r>
+      <w:r>
+        <w:t xml:space="preserve">“</w:t>
+      </w:r>
+      <w:r>
+        <w:t xml:space="preserve">financial capacity shall never be a barrier to knowledge</w:t>
+      </w:r>
+      <w:r>
+        <w:t xml:space="preserve">”</w:t>
+      </w:r>
+      <w:r>
+        <w:t xml:space="preserve"> </w:t>
+      </w:r>
+      <w:r>
+        <w:t xml:space="preserve">owes its Board, its Senate, its accreditors, and its students more than a promise. It owes them a plan for the Tuesday after the promise is made.</w:t>
+      </w:r>
+    </w:p>
+    <w:p>
+      <w:pPr>
+        <w:pStyle w:val="BodyText"/>
+        <w:jc w:val="both"/>
+      </w:pPr>
+      <w:r>
+        <w:t xml:space="preserve">We have tried, section by section, to hold two disciplines in tension without letting either win outright: the discipline of ambition, because a university that will not say what it hopes to become by 2050 has already decided to become nothing in particular; and the discipline of arithmetic, because every ambition in this Blueprint is priced against a revenue line AMIU has actually adopted, not a revenue line we wished it had. Where the two disciplines could not be reconciled — where an aspiration would have required inventing a budget line that does not exist — we have said so plainly and named the governance vote that would be required to create one.</w:t>
+      </w:r>
+    </w:p>
+    <w:p>
+      <w:pPr>
+        <w:pStyle w:val="BodyText"/>
+        <w:jc w:val="both"/>
+      </w:pPr>
+      <w:r>
+        <w:t xml:space="preserve">We commend this Blueprint to the Board of Trustees, the University Senate, and every accreditation body, government partner, and donor who reads it next, in the hope that it reads less like a pitch and more like what it is: a working plan, written by people who expect to be held to it.</w:t>
+      </w:r>
+    </w:p>
+    <w:p>
+      <w:pPr>
+        <w:jc w:val="both"/>
+      </w:pPr>
+      <w:r>
+        <w:br w:type="page"/>
+      </w:r>
+    </w:p>
+    <w:bookmarkEnd w:id="27"/>
+    <w:bookmarkStart w:id="28" w:name="founders-message"/>
+    <w:p>
+      <w:pPr>
+        <w:pStyle w:val="Heading2"/>
+      </w:pPr>
+      <w:r>
+        <w:t xml:space="preserve">Founder’s Message</w:t>
+      </w:r>
+    </w:p>
+    <w:p>
+      <w:pPr>
+        <w:framePr w:dropCap="drop" w:lines="3" w:wrap="around" w:vAnchor="text" w:hAnchor="text"/>
+        <w:spacing w:before="0" w:after="0"/>
+        <w:jc w:val="both"/>
+      </w:pPr>
+      <w:r>
+        <w:rPr>
+          <w:rFonts w:ascii="Cormorant Garamond" w:hAnsi="Cormorant Garamond"/>
+          <w:b/>
+          <w:color w:val="B08625"/>
+          <w:sz w:val="88"/>
+        </w:rPr>
+        <w:t>W</w:t>
+      </w:r>
+    </w:p>
+    <w:p>
+      <w:pPr>
+        <w:pStyle w:val="FirstParagraph"/>
+        <w:jc w:val="both"/>
+      </w:pPr>
+      <w:r>
+        <w:t xml:space="preserve">hen we incorporated Al-Mulk International University on 6 December 2027, the entire institution consisted of a mission statement, a Texas filing fee of twenty-five dollars, and a conviction that had outlived every reason to abandon it: that a Muslim student’s distance from a mosque, a border, or a bank account should never be the reason they never study Qur’ānic sciences, Sharī’ah, or Islamic finance at a serious, credentialed level.</w:t>
+      </w:r>
+    </w:p>
+    <w:p>
+      <w:pPr>
+        <w:pStyle w:val="BodyText"/>
+        <w:jc w:val="both"/>
+      </w:pPr>
+      <w:r>
+        <w:t xml:space="preserve">I did not want to build a university that made that promise and then quietly broke it in the fine print — a scholarship program that ran out of money in year three, an accreditation timeline that slipped without explanation, a Board that paid itself first and the mission second. So the Master Plan we adopted fixed the arithmetic before we fixed anything else: twenty percent of every dollar of revenue to the Waqf, permanently; founder compensation that cannot be approved without the unanimous vote of four Senate seats no founder controls; a tuition-to-Commercial-Engine firewall that no future Board can quietly dissolve.</w:t>
+      </w:r>
+    </w:p>
+    <w:p>
+      <w:pPr>
+        <w:pStyle w:val="BodyText"/>
+        <w:jc w:val="both"/>
+      </w:pPr>
+      <w:r>
+        <w:t xml:space="preserve">This Blueprint is the next layer of that same discipline, extended from ten years to twenty-three. It is not a rebrand of the Master Plan and not a wish list bolted onto it — it is the operating detail underneath the numbers we already committed to in public. I am proud that when this document needed a research strategy for a university with an eighteen-thousand-dollar founding-year faculty budget, it did not invent a research office we could not afford; it said, plainly, that mentored research rides inside existing Ph.D. honoraria until the day our own revenue says otherwise. That is the standard I want held against every page that follows, including the ones I have not yet written.</w:t>
+      </w:r>
+    </w:p>
+    <w:p>
+      <w:pPr>
+        <w:pStyle w:val="MessageByline"/>
+      </w:pPr>
+      <w:r>
+        <w:t xml:space="preserve">Founder &amp; Vision Architect, Al-Mulk International University</w:t>
+      </w:r>
+    </w:p>
+    <w:p>
+      <w:pPr>
+        <w:jc w:val="both"/>
+      </w:pPr>
+      <w:r>
+        <w:br w:type="page"/>
+      </w:r>
+    </w:p>
+    <w:bookmarkEnd w:id="28"/>
+    <w:bookmarkStart w:id="29" w:name="chairmans-message"/>
+    <w:p>
+      <w:pPr>
+        <w:pStyle w:val="Heading2"/>
+      </w:pPr>
+      <w:r>
+        <w:t xml:space="preserve">Chairman’s Message</w:t>
+      </w:r>
+    </w:p>
+    <w:p>
+      <w:pPr>
+        <w:pStyle w:val="MessageByline"/>
+      </w:pPr>
+      <w:r>
+        <w:t xml:space="preserve">From the Chairman, Board of Trustees</w:t>
+      </w:r>
+    </w:p>
+    <w:p>
+      <w:pPr>
+        <w:framePr w:dropCap="drop" w:lines="3" w:wrap="around" w:vAnchor="text" w:hAnchor="text"/>
+        <w:spacing w:before="0" w:after="0"/>
+        <w:jc w:val="both"/>
+      </w:pPr>
+      <w:r>
+        <w:rPr>
+          <w:rFonts w:ascii="Cormorant Garamond" w:hAnsi="Cormorant Garamond"/>
+          <w:b/>
+          <w:color w:val="B08625"/>
+          <w:sz w:val="88"/>
+        </w:rPr>
+        <w:t>T</w:t>
+      </w:r>
+    </w:p>
+    <w:p>
+      <w:pPr>
+        <w:pStyle w:val="BodyText"/>
+        <w:jc w:val="both"/>
+      </w:pPr>
+      <w:r>
+        <w:t xml:space="preserve">he Board of Trustees holds a narrow but consequential mandate under the AMIU Constitution: strategy, finance, legal compliance, tuition, and the permanent firewall between this University’s tuition revenue and any commercial capital raised in its name. Reading this Blueprint as Chairman, I looked for one thing above all others — whether every page respected the boundary of that mandate, or quietly wandered into territory that belongs to the Senate, to the Waqf &amp; Endowment Board, or to no one at all until a vote creates it.</w:t>
+      </w:r>
+    </w:p>
+    <w:p>
+      <w:pPr>
+        <w:pStyle w:val="BodyText"/>
+        <w:jc w:val="both"/>
+      </w:pPr>
+      <w:r>
+        <w:t xml:space="preserve">It does. Forty-one sections, ten dimensions each, and not once does a budget figure appear that was not first traced to a percentage the Board itself adopted in AMIU-MP-001’s Revenue Allocation Framework. Not once does a staffing table assume a Chief Officer role this institution’s actual payroll could not fund in the year cited. That discipline is what makes this document usable by the Board rather than merely readable by it — we can hand it to an external auditor, a Gulf ministry official, or a prospective donor and stand behind every number in it, because every number already had to survive a governance vote before it reached this page.</w:t>
+      </w:r>
+    </w:p>
+    <w:p>
+      <w:pPr>
+        <w:pStyle w:val="BodyText"/>
+        <w:jc w:val="both"/>
+      </w:pPr>
+      <w:r>
+        <w:t xml:space="preserve">The Board’s endorsement of this Blueprint, recorded on the signature page preceding this message, is not a rubber stamp. It is a statement that the Trustees have reviewed the financial architecture extending our founding decade into a twenty-three-year horizon and found it consistent with the fiduciary obligations we accepted at incorporation.</w:t>
+      </w:r>
+    </w:p>
+    <w:p>
+      <w:pPr>
+        <w:pStyle w:val="MessageByline"/>
+      </w:pPr>
+      <w:r>
+        <w:t xml:space="preserve">Chairman, Board of Trustees</w:t>
+      </w:r>
+    </w:p>
+    <w:p>
+      <w:pPr>
+        <w:jc w:val="both"/>
+      </w:pPr>
+      <w:r>
+        <w:br w:type="page"/>
+      </w:r>
+    </w:p>
+    <w:bookmarkEnd w:id="29"/>
+    <w:bookmarkStart w:id="30" w:name="presidents-message"/>
+    <w:p>
+      <w:pPr>
+        <w:pStyle w:val="Heading2"/>
+      </w:pPr>
+      <w:r>
+        <w:t xml:space="preserve">President’s Message</w:t>
+      </w:r>
+    </w:p>
+    <w:p>
+      <w:pPr>
+        <w:pStyle w:val="MessageByline"/>
+      </w:pPr>
+      <w:r>
+        <w:t xml:space="preserve">From the President &amp; Vice-Chancellor</w:t>
+      </w:r>
+    </w:p>
+    <w:p>
+      <w:pPr>
+        <w:framePr w:dropCap="drop" w:lines="3" w:wrap="around" w:vAnchor="text" w:hAnchor="text"/>
+        <w:spacing w:before="0" w:after="0"/>
+        <w:jc w:val="both"/>
+      </w:pPr>
+      <w:r>
+        <w:rPr>
+          <w:rFonts w:ascii="Cormorant Garamond" w:hAnsi="Cormorant Garamond"/>
+          <w:b/>
+          <w:color w:val="B08625"/>
+          <w:sz w:val="88"/>
+        </w:rPr>
+        <w:t>A</w:t>
+      </w:r>
+    </w:p>
+    <w:p>
+      <w:pPr>
+        <w:pStyle w:val="BodyText"/>
+        <w:jc w:val="both"/>
+      </w:pPr>
+      <w:r>
+        <w:t xml:space="preserve">President reads a document like this one differently than a Board or a founder does — I read it looking for the Tuesday-morning version of every ambition. Section 15 does not just say AMIU will recruit isnād-verified religious scholars from a global diaspora; it says who verifies the chain of transmission, which committee signs off, and what happens when a promising scholar cannot be reached except by WhatsApp across nine time zones. Section 33 does not just promise student support</w:t>
+      </w:r>
+      <w:r>
+        <w:t xml:space="preserve"> </w:t>
+      </w:r>
+      <w:r>
+        <w:t xml:space="preserve">“</w:t>
+      </w:r>
+      <w:r>
+        <w:t xml:space="preserve">without condition</w:t>
+      </w:r>
+      <w:r>
+        <w:t xml:space="preserve">”</w:t>
+      </w:r>
+      <w:r>
+        <w:t xml:space="preserve">; it admits, honestly, that our entire non-academic administrative budget in the founding decade is smaller than a single mid-sized university’s parking-services line item, and designs a digital-first support model around that constraint rather than around a fantasy of it.</w:t>
+      </w:r>
+    </w:p>
+    <w:p>
+      <w:pPr>
+        <w:pStyle w:val="BodyText"/>
+        <w:jc w:val="both"/>
+      </w:pPr>
+      <w:r>
+        <w:t xml:space="preserve">That honesty is, I think, this Blueprint’s real contribution. Ambitious plans are common; ambitious plans that tell you exactly which of their promises are already funded and which ones are still waiting on a Board vote are not. As the officer who will answer for the gap between this document and what actually happens between 2028 and 2050, I would rather defend a plan that admits its own limits than one that hides them until an accreditor finds them for us.</w:t>
+      </w:r>
+    </w:p>
+    <w:p>
+      <w:pPr>
+        <w:pStyle w:val="BodyText"/>
+        <w:jc w:val="both"/>
+      </w:pPr>
+      <w:r>
+        <w:t xml:space="preserve">I commend every Dean, Head of Department, and future colleague who will work inside these pages to read them not as instructions handed down, but as the record of what we have already promised each other — a promise this Blueprint intends to help us keep.</w:t>
+      </w:r>
+    </w:p>
+    <w:p>
+      <w:pPr>
+        <w:pStyle w:val="MessageByline"/>
+      </w:pPr>
+      <w:r>
+        <w:t xml:space="preserve">President &amp; Vice-Chancellor, Al-Mulk International University</w:t>
+      </w:r>
+    </w:p>
+    <w:p>
+      <w:pPr>
+        <w:jc w:val="both"/>
+      </w:pPr>
+      <w:r>
+        <w:br w:type="page"/>
+      </w:r>
+    </w:p>
+    <w:bookmarkEnd w:id="30"/>
+    <w:bookmarkStart w:id="31" w:name="executive-summary"/>
+    <w:p>
+      <w:pPr>
+        <w:pStyle w:val="Heading2"/>
+      </w:pPr>
+      <w:r>
+        <w:t xml:space="preserve">Executive Summary</w:t>
+      </w:r>
+    </w:p>
+    <w:p>
+      <w:pPr>
+        <w:pStyle w:val="FirstParagraph"/>
+        <w:jc w:val="both"/>
+      </w:pPr>
+      <w:r>
+        <w:t xml:space="preserve">Al-Mulk International University (AMIU) is a Texas-domiciled, religiously-exempt 501(c)(3) nonprofit university, incorporated 6 December 2027, with academic operations commencing 1 January 2028. Its Ten-Year Master Plan &amp; Strategic Charter (AMIU-MP-001) fixes the institution’s founding-decade academic ladder (seven stackable tiers, seventy-one named programs across six colleges), its bicameral governance (an eighteen-seat University Senate holding supreme academic authority; a Board of Trustees holding supreme strategic, financial, and legal authority), and — most distinctively — a fixed, published Revenue Allocation Framework under which one hundred percent of Gross Revenue is distributed across seven categories every year, with zero unallocated residual and zero deficit in any year of any modeled scenario.</w:t>
+      </w:r>
+    </w:p>
+    <w:p>
+      <w:pPr>
+        <w:pStyle w:val="BodyText"/>
+        <w:jc w:val="both"/>
+      </w:pPr>
+      <w:r>
+        <w:t xml:space="preserve">This Blueprint (AMIU-SB-002) does not amend that architecture. It operationalizes it, extending the founding decade’s financial and governance discipline across a twenty-three-year arc — the Founding Decade (2028–2037), a Secular Expansion era (2038–2047) opening twenty-eight new secular programs across seven new schools, and a conservative Global Maturity horizon (2048–2050) — through forty-one sections spanning institutional vision, governance structure, academic architecture, digital infrastructure, financial strategy, regional expansion, risk management, and the founding access philosophy that grounds all of it.</w:t>
+      </w:r>
+    </w:p>
+    <w:p>
+      <w:pPr>
+        <w:pStyle w:val="BodyText"/>
+        <w:jc w:val="both"/>
+      </w:pPr>
+      <w:r>
+        <w:rPr>
+          <w:bCs/>
+          <w:b/>
+          <w:color w:val="B08625"/>
+          <w:sz w:val="22"/>
+          <w:caps/>
+          <w:spacing w:val="18"/>
+        </w:rPr>
         <w:t xml:space="preserve">The founding-decade numbers, unchanged from AMIU-MP-001:</w:t>
       </w:r>
       <w:r>
@@ -1472,8 +1648,8 @@
         <w:br w:type="page"/>
       </w:r>
     </w:p>
-    <w:bookmarkEnd w:id="30"/>
-    <w:bookmarkStart w:id="31" w:name="amiu-at-a-glance"/>
+    <w:bookmarkEnd w:id="31"/>
+    <w:bookmarkStart w:id="32" w:name="amiu-at-a-glance"/>
     <w:p>
       <w:pPr>
         <w:pStyle w:val="Heading2"/>
@@ -1927,8 +2103,8 @@
         <w:br w:type="page"/>
       </w:r>
     </w:p>
-    <w:bookmarkEnd w:id="31"/>
-    <w:bookmarkStart w:id="32" w:name="table-of-contents"/>
+    <w:bookmarkEnd w:id="32"/>
+    <w:bookmarkStart w:id="33" w:name="table-of-contents"/>
     <w:p>
       <w:pPr>
         <w:pStyle w:val="Heading2"/>
@@ -1984,7 +2160,7 @@
                 <w:bCs/>
                 <w:b/>
               </w:rPr>
-              <w:t xml:space="preserve">7</w:t>
+              <w:t xml:space="preserve">9</w:t>
             </w:r>
           </w:p>
         </w:tc>
@@ -2024,8 +2200,12 @@
               <w:rPr>
                 <w:bCs/>
                 <w:b/>
+                <w:color w:val="B08625"/>
+                <w:sz w:val="22"/>
+                <w:caps/>
+                <w:spacing w:val="18"/>
               </w:rPr>
-              <w:t xml:space="preserve">9</w:t>
+              <w:t xml:space="preserve">11</w:t>
             </w:r>
           </w:p>
         </w:tc>
@@ -2070,7 +2250,7 @@
                 <w:caps/>
                 <w:spacing w:val="18"/>
               </w:rPr>
-              <w:t xml:space="preserve">10</w:t>
+              <w:t xml:space="preserve">12</w:t>
             </w:r>
           </w:p>
         </w:tc>
@@ -2115,7 +2295,7 @@
                 <w:caps/>
                 <w:spacing w:val="18"/>
               </w:rPr>
-              <w:t xml:space="preserve">11</w:t>
+              <w:t xml:space="preserve">13</w:t>
             </w:r>
           </w:p>
         </w:tc>
@@ -2160,7 +2340,7 @@
                 <w:caps/>
                 <w:spacing w:val="18"/>
               </w:rPr>
-              <w:t xml:space="preserve">12</w:t>
+              <w:t xml:space="preserve">14</w:t>
             </w:r>
           </w:p>
         </w:tc>
@@ -2205,7 +2385,7 @@
                 <w:caps/>
                 <w:spacing w:val="18"/>
               </w:rPr>
-              <w:t xml:space="preserve">14</w:t>
+              <w:t xml:space="preserve">16</w:t>
             </w:r>
           </w:p>
         </w:tc>
@@ -2250,7 +2430,7 @@
                 <w:caps/>
                 <w:spacing w:val="18"/>
               </w:rPr>
-              <w:t xml:space="preserve">21</w:t>
+              <w:t xml:space="preserve">23</w:t>
             </w:r>
           </w:p>
         </w:tc>
@@ -2295,7 +2475,7 @@
                 <w:caps/>
                 <w:spacing w:val="18"/>
               </w:rPr>
-              <w:t xml:space="preserve">22</w:t>
+              <w:t xml:space="preserve">24</w:t>
             </w:r>
           </w:p>
         </w:tc>
@@ -2340,7 +2520,7 @@
                 <w:caps/>
                 <w:spacing w:val="18"/>
               </w:rPr>
-              <w:t xml:space="preserve">22</w:t>
+              <w:t xml:space="preserve">24</w:t>
             </w:r>
           </w:p>
         </w:tc>
@@ -2385,7 +2565,7 @@
                 <w:caps/>
                 <w:spacing w:val="18"/>
               </w:rPr>
-              <w:t xml:space="preserve">23</w:t>
+              <w:t xml:space="preserve">25</w:t>
             </w:r>
           </w:p>
         </w:tc>
@@ -2430,7 +2610,7 @@
                 <w:caps/>
                 <w:spacing w:val="18"/>
               </w:rPr>
-              <w:t xml:space="preserve">23</w:t>
+              <w:t xml:space="preserve">25</w:t>
             </w:r>
           </w:p>
         </w:tc>
@@ -2475,7 +2655,7 @@
                 <w:caps/>
                 <w:spacing w:val="18"/>
               </w:rPr>
-              <w:t xml:space="preserve">27</w:t>
+              <w:t xml:space="preserve">29</w:t>
             </w:r>
           </w:p>
         </w:tc>
@@ -2520,7 +2700,7 @@
                 <w:caps/>
                 <w:spacing w:val="18"/>
               </w:rPr>
-              <w:t xml:space="preserve">31</w:t>
+              <w:t xml:space="preserve">33</w:t>
             </w:r>
           </w:p>
         </w:tc>
@@ -2565,7 +2745,7 @@
                 <w:caps/>
                 <w:spacing w:val="18"/>
               </w:rPr>
-              <w:t xml:space="preserve">36</w:t>
+              <w:t xml:space="preserve">38</w:t>
             </w:r>
           </w:p>
         </w:tc>
@@ -2594,7 +2774,7 @@
               <w:jc w:val="right"/>
             </w:pPr>
             <w:r>
-              <w:t xml:space="preserve">37</w:t>
+              <w:t xml:space="preserve">39</w:t>
             </w:r>
           </w:p>
         </w:tc>
@@ -2623,7 +2803,7 @@
               <w:jc w:val="right"/>
             </w:pPr>
             <w:r>
-              <w:t xml:space="preserve">41</w:t>
+              <w:t xml:space="preserve">43</w:t>
             </w:r>
           </w:p>
         </w:tc>
@@ -2652,7 +2832,7 @@
               <w:jc w:val="right"/>
             </w:pPr>
             <w:r>
-              <w:t xml:space="preserve">44</w:t>
+              <w:t xml:space="preserve">46</w:t>
             </w:r>
           </w:p>
         </w:tc>
@@ -2681,7 +2861,7 @@
               <w:jc w:val="right"/>
             </w:pPr>
             <w:r>
-              <w:t xml:space="preserve">47</w:t>
+              <w:t xml:space="preserve">49</w:t>
             </w:r>
           </w:p>
         </w:tc>
@@ -2710,7 +2890,7 @@
               <w:jc w:val="right"/>
             </w:pPr>
             <w:r>
-              <w:t xml:space="preserve">51</w:t>
+              <w:t xml:space="preserve">53</w:t>
             </w:r>
           </w:p>
         </w:tc>
@@ -2755,7 +2935,7 @@
                 <w:caps/>
                 <w:spacing w:val="18"/>
               </w:rPr>
-              <w:t xml:space="preserve">55</w:t>
+              <w:t xml:space="preserve">57</w:t>
             </w:r>
           </w:p>
         </w:tc>
@@ -2784,7 +2964,7 @@
               <w:jc w:val="right"/>
             </w:pPr>
             <w:r>
-              <w:t xml:space="preserve">56</w:t>
+              <w:t xml:space="preserve">58</w:t>
             </w:r>
           </w:p>
         </w:tc>
@@ -2813,7 +2993,7 @@
               <w:jc w:val="right"/>
             </w:pPr>
             <w:r>
-              <w:t xml:space="preserve">60</w:t>
+              <w:t xml:space="preserve">62</w:t>
             </w:r>
           </w:p>
         </w:tc>
@@ -2842,7 +3022,7 @@
               <w:jc w:val="right"/>
             </w:pPr>
             <w:r>
-              <w:t xml:space="preserve">63</w:t>
+              <w:t xml:space="preserve">65</w:t>
             </w:r>
           </w:p>
         </w:tc>
@@ -2871,7 +3051,7 @@
               <w:jc w:val="right"/>
             </w:pPr>
             <w:r>
-              <w:t xml:space="preserve">67</w:t>
+              <w:t xml:space="preserve">69</w:t>
             </w:r>
           </w:p>
         </w:tc>
@@ -2900,7 +3080,7 @@
               <w:jc w:val="right"/>
             </w:pPr>
             <w:r>
-              <w:t xml:space="preserve">70</w:t>
+              <w:t xml:space="preserve">72</w:t>
             </w:r>
           </w:p>
         </w:tc>
@@ -2945,24 +3125,24 @@
                 <w:caps/>
                 <w:spacing w:val="18"/>
               </w:rPr>
-              <w:t xml:space="preserve">73</w:t>
-            </w:r>
-          </w:p>
-        </w:tc>
-      </w:tr>
-      <w:tr>
-        <w:trPr>
-          <w:cantSplit/>
-        </w:trPr>
-        <w:tc>
-          <w:tcPr/>
-          <w:p>
-            <w:pPr>
-              <w:pStyle w:val="Compact"/>
-              <w:jc w:val="left"/>
-            </w:pPr>
-            <w:r>
-              <w:t xml:space="preserve">    Section 11: Programme Portfolio</w:t>
+              <w:t xml:space="preserve">75</w:t>
+            </w:r>
+          </w:p>
+        </w:tc>
+      </w:tr>
+      <w:tr>
+        <w:trPr>
+          <w:cantSplit/>
+        </w:trPr>
+        <w:tc>
+          <w:tcPr/>
+          <w:p>
+            <w:pPr>
+              <w:pStyle w:val="Compact"/>
+              <w:jc w:val="left"/>
+            </w:pPr>
+            <w:r>
+              <w:t xml:space="preserve">    Section 11: Program Portfolio</w:t>
             </w:r>
           </w:p>
         </w:tc>
@@ -2974,7 +3154,7 @@
               <w:jc w:val="right"/>
             </w:pPr>
             <w:r>
-              <w:t xml:space="preserve">74</w:t>
+              <w:t xml:space="preserve">76</w:t>
             </w:r>
           </w:p>
         </w:tc>
@@ -3003,7 +3183,7 @@
               <w:jc w:val="right"/>
             </w:pPr>
             <w:r>
-              <w:t xml:space="preserve">77</w:t>
+              <w:t xml:space="preserve">79</w:t>
             </w:r>
           </w:p>
         </w:tc>
@@ -3032,7 +3212,7 @@
               <w:jc w:val="right"/>
             </w:pPr>
             <w:r>
-              <w:t xml:space="preserve">81</w:t>
+              <w:t xml:space="preserve">83</w:t>
             </w:r>
           </w:p>
         </w:tc>
@@ -3061,7 +3241,7 @@
               <w:jc w:val="right"/>
             </w:pPr>
             <w:r>
-              <w:t xml:space="preserve">85</w:t>
+              <w:t xml:space="preserve">87</w:t>
             </w:r>
           </w:p>
         </w:tc>
@@ -3090,7 +3270,7 @@
               <w:jc w:val="right"/>
             </w:pPr>
             <w:r>
-              <w:t xml:space="preserve">88</w:t>
+              <w:t xml:space="preserve">90</w:t>
             </w:r>
           </w:p>
         </w:tc>
@@ -3131,7 +3311,7 @@
                 <w:caps/>
                 <w:spacing w:val="18"/>
               </w:rPr>
-              <w:t xml:space="preserve">93</w:t>
+              <w:t xml:space="preserve">95</w:t>
             </w:r>
           </w:p>
         </w:tc>
@@ -3160,7 +3340,7 @@
               <w:jc w:val="right"/>
             </w:pPr>
             <w:r>
-              <w:t xml:space="preserve">94</w:t>
+              <w:t xml:space="preserve">96</w:t>
             </w:r>
           </w:p>
         </w:tc>
@@ -3189,7 +3369,7 @@
               <w:jc w:val="right"/>
             </w:pPr>
             <w:r>
-              <w:t xml:space="preserve">97</w:t>
+              <w:t xml:space="preserve">99</w:t>
             </w:r>
           </w:p>
         </w:tc>
@@ -3218,7 +3398,7 @@
               <w:jc w:val="right"/>
             </w:pPr>
             <w:r>
-              <w:t xml:space="preserve">100</w:t>
+              <w:t xml:space="preserve">102</w:t>
             </w:r>
           </w:p>
         </w:tc>
@@ -3247,7 +3427,7 @@
               <w:jc w:val="right"/>
             </w:pPr>
             <w:r>
-              <w:t xml:space="preserve">103</w:t>
+              <w:t xml:space="preserve">105</w:t>
             </w:r>
           </w:p>
         </w:tc>
@@ -3276,7 +3456,7 @@
               <w:jc w:val="right"/>
             </w:pPr>
             <w:r>
-              <w:t xml:space="preserve">106</w:t>
+              <w:t xml:space="preserve">108</w:t>
             </w:r>
           </w:p>
         </w:tc>
@@ -3321,7 +3501,7 @@
                 <w:caps/>
                 <w:spacing w:val="18"/>
               </w:rPr>
-              <w:t xml:space="preserve">112</w:t>
+              <w:t xml:space="preserve">114</w:t>
             </w:r>
           </w:p>
         </w:tc>
@@ -3350,7 +3530,7 @@
               <w:jc w:val="right"/>
             </w:pPr>
             <w:r>
-              <w:t xml:space="preserve">113</w:t>
+              <w:t xml:space="preserve">115</w:t>
             </w:r>
           </w:p>
         </w:tc>
@@ -3379,7 +3559,7 @@
               <w:jc w:val="right"/>
             </w:pPr>
             <w:r>
-              <w:t xml:space="preserve">116</w:t>
+              <w:t xml:space="preserve">118</w:t>
             </w:r>
           </w:p>
         </w:tc>
@@ -3408,7 +3588,7 @@
               <w:jc w:val="right"/>
             </w:pPr>
             <w:r>
-              <w:t xml:space="preserve">119</w:t>
+              <w:t xml:space="preserve">121</w:t>
             </w:r>
           </w:p>
         </w:tc>
@@ -3437,7 +3617,7 @@
               <w:jc w:val="right"/>
             </w:pPr>
             <w:r>
-              <w:t xml:space="preserve">121</w:t>
+              <w:t xml:space="preserve">123</w:t>
             </w:r>
           </w:p>
         </w:tc>
@@ -3466,7 +3646,7 @@
               <w:jc w:val="right"/>
             </w:pPr>
             <w:r>
-              <w:t xml:space="preserve">125</w:t>
+              <w:t xml:space="preserve">127</w:t>
             </w:r>
           </w:p>
         </w:tc>
@@ -3511,7 +3691,7 @@
                 <w:caps/>
                 <w:spacing w:val="18"/>
               </w:rPr>
-              <w:t xml:space="preserve">131</w:t>
+              <w:t xml:space="preserve">133</w:t>
             </w:r>
           </w:p>
         </w:tc>
@@ -3540,7 +3720,7 @@
               <w:jc w:val="right"/>
             </w:pPr>
             <w:r>
-              <w:t xml:space="preserve">132</w:t>
+              <w:t xml:space="preserve">134</w:t>
             </w:r>
           </w:p>
         </w:tc>
@@ -3569,7 +3749,7 @@
               <w:jc w:val="right"/>
             </w:pPr>
             <w:r>
-              <w:t xml:space="preserve">135</w:t>
+              <w:t xml:space="preserve">137</w:t>
             </w:r>
           </w:p>
         </w:tc>
@@ -3598,7 +3778,7 @@
               <w:jc w:val="right"/>
             </w:pPr>
             <w:r>
-              <w:t xml:space="preserve">138</w:t>
+              <w:t xml:space="preserve">140</w:t>
             </w:r>
           </w:p>
         </w:tc>
@@ -3627,7 +3807,7 @@
               <w:jc w:val="right"/>
             </w:pPr>
             <w:r>
-              <w:t xml:space="preserve">140</w:t>
+              <w:t xml:space="preserve">142</w:t>
             </w:r>
           </w:p>
         </w:tc>
@@ -3656,7 +3836,7 @@
               <w:jc w:val="right"/>
             </w:pPr>
             <w:r>
-              <w:t xml:space="preserve">143</w:t>
+              <w:t xml:space="preserve">145</w:t>
             </w:r>
           </w:p>
         </w:tc>
@@ -3701,7 +3881,7 @@
                 <w:caps/>
                 <w:spacing w:val="18"/>
               </w:rPr>
-              <w:t xml:space="preserve">147</w:t>
+              <w:t xml:space="preserve">149</w:t>
             </w:r>
           </w:p>
         </w:tc>
@@ -3730,7 +3910,7 @@
               <w:jc w:val="right"/>
             </w:pPr>
             <w:r>
-              <w:t xml:space="preserve">148</w:t>
+              <w:t xml:space="preserve">150</w:t>
             </w:r>
           </w:p>
         </w:tc>
@@ -3759,7 +3939,7 @@
               <w:jc w:val="right"/>
             </w:pPr>
             <w:r>
-              <w:t xml:space="preserve">151</w:t>
+              <w:t xml:space="preserve">153</w:t>
             </w:r>
           </w:p>
         </w:tc>
@@ -3788,7 +3968,7 @@
               <w:jc w:val="right"/>
             </w:pPr>
             <w:r>
-              <w:t xml:space="preserve">154</w:t>
+              <w:t xml:space="preserve">156</w:t>
             </w:r>
           </w:p>
         </w:tc>
@@ -3817,7 +3997,7 @@
               <w:jc w:val="right"/>
             </w:pPr>
             <w:r>
-              <w:t xml:space="preserve">157</w:t>
+              <w:t xml:space="preserve">159</w:t>
             </w:r>
           </w:p>
         </w:tc>
@@ -3846,7 +4026,7 @@
               <w:jc w:val="right"/>
             </w:pPr>
             <w:r>
-              <w:t xml:space="preserve">159</w:t>
+              <w:t xml:space="preserve">161</w:t>
             </w:r>
           </w:p>
         </w:tc>
@@ -3887,7 +4067,7 @@
                 <w:caps/>
                 <w:spacing w:val="18"/>
               </w:rPr>
-              <w:t xml:space="preserve">163</w:t>
+              <w:t xml:space="preserve">165</w:t>
             </w:r>
           </w:p>
         </w:tc>
@@ -3916,7 +4096,7 @@
               <w:jc w:val="right"/>
             </w:pPr>
             <w:r>
-              <w:t xml:space="preserve">164</w:t>
+              <w:t xml:space="preserve">166</w:t>
             </w:r>
           </w:p>
         </w:tc>
@@ -3945,7 +4125,7 @@
               <w:jc w:val="right"/>
             </w:pPr>
             <w:r>
-              <w:t xml:space="preserve">169</w:t>
+              <w:t xml:space="preserve">171</w:t>
             </w:r>
           </w:p>
         </w:tc>
@@ -3974,7 +4154,7 @@
               <w:jc w:val="right"/>
             </w:pPr>
             <w:r>
-              <w:t xml:space="preserve">175</w:t>
+              <w:t xml:space="preserve">177</w:t>
             </w:r>
           </w:p>
         </w:tc>
@@ -4003,7 +4183,7 @@
               <w:jc w:val="right"/>
             </w:pPr>
             <w:r>
-              <w:t xml:space="preserve">180</w:t>
+              <w:t xml:space="preserve">182</w:t>
             </w:r>
           </w:p>
         </w:tc>
@@ -4032,7 +4212,7 @@
               <w:jc w:val="right"/>
             </w:pPr>
             <w:r>
-              <w:t xml:space="preserve">185</w:t>
+              <w:t xml:space="preserve">187</w:t>
             </w:r>
           </w:p>
         </w:tc>
@@ -4061,7 +4241,7 @@
               <w:jc w:val="right"/>
             </w:pPr>
             <w:r>
-              <w:t xml:space="preserve">192</w:t>
+              <w:t xml:space="preserve">194</w:t>
             </w:r>
           </w:p>
         </w:tc>
@@ -4102,7 +4282,7 @@
                 <w:caps/>
                 <w:spacing w:val="18"/>
               </w:rPr>
-              <w:t xml:space="preserve">203</w:t>
+              <w:t xml:space="preserve">205</w:t>
             </w:r>
           </w:p>
         </w:tc>
@@ -4147,7 +4327,7 @@
                 <w:caps/>
                 <w:spacing w:val="18"/>
               </w:rPr>
-              <w:t xml:space="preserve">204</w:t>
+              <w:t xml:space="preserve">206</w:t>
             </w:r>
           </w:p>
         </w:tc>
@@ -4188,7 +4368,7 @@
                 <w:caps/>
                 <w:spacing w:val="18"/>
               </w:rPr>
-              <w:t xml:space="preserve">206</w:t>
+              <w:t xml:space="preserve">208</w:t>
             </w:r>
           </w:p>
         </w:tc>
@@ -4213,7 +4393,7 @@
                 <w:caps/>
                 <w:spacing w:val="18"/>
               </w:rPr>
-              <w:t xml:space="preserve">Appendix D — Programme Catalog Reference</w:t>
+              <w:t xml:space="preserve">Appendix D — Program Catalog Reference</w:t>
             </w:r>
           </w:p>
         </w:tc>
@@ -4233,7 +4413,7 @@
                 <w:caps/>
                 <w:spacing w:val="18"/>
               </w:rPr>
-              <w:t xml:space="preserve">207</w:t>
+              <w:t xml:space="preserve">209</w:t>
             </w:r>
           </w:p>
         </w:tc>
@@ -4278,7 +4458,7 @@
                 <w:caps/>
                 <w:spacing w:val="18"/>
               </w:rPr>
-              <w:t xml:space="preserve">208</w:t>
+              <w:t xml:space="preserve">210</w:t>
             </w:r>
           </w:p>
         </w:tc>
@@ -4323,7 +4503,7 @@
                 <w:caps/>
                 <w:spacing w:val="18"/>
               </w:rPr>
-              <w:t xml:space="preserve">210</w:t>
+              <w:t xml:space="preserve">212</w:t>
             </w:r>
           </w:p>
         </w:tc>
@@ -4337,8 +4517,8 @@
         <w:br w:type="page"/>
       </w:r>
     </w:p>
-    <w:bookmarkEnd w:id="32"/>
-    <w:bookmarkStart w:id="33" w:name="list-of-figures"/>
+    <w:bookmarkEnd w:id="33"/>
+    <w:bookmarkStart w:id="34" w:name="list-of-figures"/>
     <w:p>
       <w:pPr>
         <w:pStyle w:val="Heading2"/>
@@ -4507,7 +4687,7 @@
               <w:jc w:val="left"/>
             </w:pPr>
             <w:r>
-              <w:t xml:space="preserve">AMIU Governance &amp; Organisational Structure</w:t>
+              <w:t xml:space="preserve">AMIU Governance &amp; Organizational Structure</w:t>
             </w:r>
           </w:p>
         </w:tc>
@@ -4812,8 +4992,8 @@
         </w:tc>
       </w:tr>
     </w:tbl>
-    <w:bookmarkEnd w:id="33"/>
-    <w:bookmarkStart w:id="34" w:name="list-of-charts"/>
+    <w:bookmarkEnd w:id="34"/>
+    <w:bookmarkStart w:id="35" w:name="list-of-charts"/>
     <w:p>
       <w:pPr>
         <w:pStyle w:val="Heading2"/>
@@ -5095,8 +5275,8 @@
         </w:tc>
       </w:tr>
     </w:tbl>
-    <w:bookmarkEnd w:id="34"/>
-    <w:bookmarkStart w:id="35" w:name="list-of-diagrams"/>
+    <w:bookmarkEnd w:id="35"/>
+    <w:bookmarkStart w:id="36" w:name="list-of-diagrams"/>
     <w:p>
       <w:pPr>
         <w:pStyle w:val="Heading2"/>
@@ -5196,7 +5376,7 @@
               <w:jc w:val="left"/>
             </w:pPr>
             <w:r>
-              <w:t xml:space="preserve">AMIU Governance &amp; Organisational Structure</w:t>
+              <w:t xml:space="preserve">AMIU Governance &amp; Organizational Structure</w:t>
             </w:r>
           </w:p>
         </w:tc>
@@ -5296,8 +5476,8 @@
         </w:tc>
       </w:tr>
     </w:tbl>
-    <w:bookmarkEnd w:id="35"/>
-    <w:bookmarkStart w:id="36" w:name="list-of-flowcharts"/>
+    <w:bookmarkEnd w:id="36"/>
+    <w:bookmarkStart w:id="37" w:name="list-of-flowcharts"/>
     <w:p>
       <w:pPr>
         <w:pStyle w:val="Heading2"/>
@@ -5456,8 +5636,8 @@
         </w:tc>
       </w:tr>
     </w:tbl>
-    <w:bookmarkEnd w:id="36"/>
-    <w:bookmarkStart w:id="37" w:name="list-of-tables"/>
+    <w:bookmarkEnd w:id="37"/>
+    <w:bookmarkStart w:id="38" w:name="list-of-tables"/>
     <w:p>
       <w:pPr>
         <w:pStyle w:val="Heading2"/>
@@ -5472,7 +5652,7 @@
         <w:jc w:val="both"/>
       </w:pPr>
       <w:r>
-        <w:t xml:space="preserve">This Blueprint contains 89 tables across its forty-one sections. The thirty tables below carry distinctive institutional content — structures, registers, and named schedules — and are indexed individually. Recurring structural tables that appear once per section under a standard heading (</w:t>
+        <w:t xml:space="preserve">This Blueprint contains 101 tables across its forty-one sections. The thirty tables below carry distinctive institutional content — structures, registers, and named schedules — and are indexed individually. Recurring structural tables that appear once per section under a standard heading (</w:t>
       </w:r>
       <w:r>
         <w:rPr>
@@ -6830,8 +7010,8 @@
         <w:br w:type="page"/>
       </w:r>
     </w:p>
-    <w:bookmarkEnd w:id="37"/>
-    <w:bookmarkStart w:id="38" w:name="list-of-abbreviations"/>
+    <w:bookmarkEnd w:id="38"/>
+    <w:bookmarkStart w:id="39" w:name="list-of-abbreviations"/>
     <w:p>
       <w:pPr>
         <w:pStyle w:val="Heading2"/>
@@ -8384,7 +8564,7 @@
               <w:jc w:val="left"/>
             </w:pPr>
             <w:r>
-              <w:t xml:space="preserve">Programme Portfolio Committee</w:t>
+              <w:t xml:space="preserve">Program Portfolio Committee</w:t>
             </w:r>
           </w:p>
         </w:tc>
@@ -8709,8 +8889,8 @@
         </w:tc>
       </w:tr>
     </w:tbl>
-    <w:bookmarkEnd w:id="38"/>
-    <w:bookmarkStart w:id="39" w:name="glossary"/>
+    <w:bookmarkEnd w:id="39"/>
+    <w:bookmarkStart w:id="40" w:name="glossary"/>
     <w:p>
       <w:pPr>
         <w:pStyle w:val="Heading2"/>
@@ -9657,9 +9837,9 @@
         <w:br w:type="page"/>
       </w:r>
     </w:p>
-    <w:bookmarkEnd w:id="39"/>
     <w:bookmarkEnd w:id="40"/>
-    <w:bookmarkStart w:id="112" w:name="main-contents"/>
+    <w:bookmarkEnd w:id="41"/>
+    <w:bookmarkStart w:id="113" w:name="main-contents"/>
     <w:p>
       <w:pPr>
         <w:pStyle w:val="Heading1"/>
@@ -9935,7 +10115,7 @@
         <w:t xml:space="preserve">PART I · SECTION 01</w:t>
       </w:r>
     </w:p>
-    <w:bookmarkStart w:id="47" w:name="section-1-institutional-vision-20282050"/>
+    <w:bookmarkStart w:id="48" w:name="section-1-institutional-vision-20282050"/>
     <w:p>
       <w:pPr>
         <w:pStyle w:val="Heading2"/>
@@ -9953,18 +10133,18 @@
           <wp:inline>
             <wp:extent cx="5292852" cy="3085199"/>
             <wp:effectExtent b="0" l="0" r="0" t="0"/>
-            <wp:docPr descr="Figure 1. Ten-Year Enrollment Growth, Founding Decade (Adopted Growth Scenario)" title="" id="42" name="Picture"/>
+            <wp:docPr descr="Figure 1. Ten-Year Enrollment Growth, Founding Decade (Adopted Growth Scenario)" title="" id="43" name="Picture"/>
             <a:graphic>
               <a:graphicData uri="http://schemas.openxmlformats.org/drawingml/2006/picture">
                 <pic:pic>
                   <pic:nvPicPr>
-                    <pic:cNvPr descr="assets/figures/fig02_enrollment_growth.png" id="43" name="Picture"/>
+                    <pic:cNvPr descr="assets/figures/fig02_enrollment_growth.png" id="44" name="Picture"/>
                     <pic:cNvPicPr>
                       <a:picLocks noChangeArrowheads="1" noChangeAspect="1"/>
                     </pic:cNvPicPr>
                   </pic:nvPicPr>
                   <pic:blipFill>
-                    <a:blip r:embed="rId41"/>
+                    <a:blip r:embed="rId42"/>
                     <a:stretch>
                       <a:fillRect/>
                     </a:stretch>
@@ -10031,18 +10211,18 @@
           <wp:inline>
             <wp:extent cx="5292852" cy="3181684"/>
             <wp:effectExtent b="0" l="0" r="0" t="0"/>
-            <wp:docPr descr="Figure 2. Ten-Year Gross Revenue Trajectory, Founding Decade (2028–2037)" title="" id="45" name="Picture"/>
+            <wp:docPr descr="Figure 2. Ten-Year Gross Revenue Trajectory, Founding Decade (2028–2037)" title="" id="46" name="Picture"/>
             <a:graphic>
               <a:graphicData uri="http://schemas.openxmlformats.org/drawingml/2006/picture">
                 <pic:pic>
                   <pic:nvPicPr>
-                    <pic:cNvPr descr="assets/figures/fig03_revenue_growth.png" id="46" name="Picture"/>
+                    <pic:cNvPr descr="assets/figures/fig03_revenue_growth.png" id="47" name="Picture"/>
                     <pic:cNvPicPr>
                       <a:picLocks noChangeArrowheads="1" noChangeAspect="1"/>
                     </pic:cNvPicPr>
                   </pic:nvPicPr>
                   <pic:blipFill>
-                    <a:blip r:embed="rId44"/>
+                    <a:blip r:embed="rId45"/>
                     <a:stretch>
                       <a:fillRect/>
                     </a:stretch>
@@ -10444,7 +10624,7 @@
       <w:pPr>
         <w:numPr>
           <w:ilvl w:val="0"/>
-          <w:numId w:val="1001"/>
+          <w:numId w:val="1002"/>
         </w:numPr>
         <w:pStyle w:val="Compact"/>
         <w:shd w:val="clear" w:color="auto" w:fill="F7F3E8"/>
@@ -10456,14 +10636,14 @@
         <w:jc w:val="both"/>
       </w:pPr>
       <w:r>
-        <w:t xml:space="preserve">Active enrolment vs. Master Plan targets (347 / 3,493 / 11,021 at Years 1/5/10)</w:t>
+        <w:t xml:space="preserve">Active enrollment vs. Master Plan targets (347 / 3,493 / 11,021 at Years 1/5/10)</w:t>
       </w:r>
     </w:p>
     <w:p>
       <w:pPr>
         <w:numPr>
           <w:ilvl w:val="0"/>
-          <w:numId w:val="1001"/>
+          <w:numId w:val="1002"/>
         </w:numPr>
         <w:pStyle w:val="Compact"/>
         <w:shd w:val="clear" w:color="auto" w:fill="F7F3E8"/>
@@ -10482,7 +10662,7 @@
       <w:pPr>
         <w:numPr>
           <w:ilvl w:val="0"/>
-          <w:numId w:val="1001"/>
+          <w:numId w:val="1002"/>
         </w:numPr>
         <w:pStyle w:val="Compact"/>
         <w:shd w:val="clear" w:color="auto" w:fill="F7F3E8"/>
@@ -10501,7 +10681,7 @@
       <w:pPr>
         <w:numPr>
           <w:ilvl w:val="0"/>
-          <w:numId w:val="1001"/>
+          <w:numId w:val="1002"/>
         </w:numPr>
         <w:pStyle w:val="Compact"/>
         <w:shd w:val="clear" w:color="auto" w:fill="F7F3E8"/>
@@ -10658,8 +10838,8 @@
         <w:t xml:space="preserve">PART I · SECTION 02</w:t>
       </w:r>
     </w:p>
-    <w:bookmarkEnd w:id="47"/>
-    <w:bookmarkStart w:id="48" w:name="section-2-mission-values-and-identity"/>
+    <w:bookmarkEnd w:id="48"/>
+    <w:bookmarkStart w:id="49" w:name="section-2-mission-values-and-identity"/>
     <w:p>
       <w:pPr>
         <w:pStyle w:val="Heading2"/>
@@ -11344,7 +11524,7 @@
         <w:jc w:val="both"/>
       </w:pPr>
       <w:r>
-        <w:t xml:space="preserve">By Year 5: documented mission-audit with no unresolved Sharī’ah-compliance exceptions. By Year 10: Tier-4/sponsored enrolment share sustained without breaching the $0-deficit rule. By 2038: secular-program revenue observably funding the same 5% Da’wah and 20% Waqf ratios as religious-program revenue, evidencing the mission survived diversification.</w:t>
+        <w:t xml:space="preserve">By Year 5: documented mission-audit with no unresolved Sharī’ah-compliance exceptions. By Year 10: Tier-4/sponsored enrollment share sustained without breaching the $0-deficit rule. By 2038: secular-program revenue observably funding the same 5% Da’wah and 20% Waqf ratios as religious-program revenue, evidencing the mission survived diversification.</w:t>
       </w:r>
     </w:p>
     <w:p>
@@ -11355,8 +11535,8 @@
         <w:t xml:space="preserve">PART I · SECTION 03</w:t>
       </w:r>
     </w:p>
-    <w:bookmarkEnd w:id="48"/>
-    <w:bookmarkStart w:id="49" w:name="section-3-governance-framework"/>
+    <w:bookmarkEnd w:id="49"/>
+    <w:bookmarkStart w:id="50" w:name="section-3-governance-framework"/>
     <w:p>
       <w:pPr>
         <w:pStyle w:val="Heading2"/>
@@ -12103,8 +12283,8 @@
         <w:t xml:space="preserve">PART I · SECTION 04</w:t>
       </w:r>
     </w:p>
-    <w:bookmarkEnd w:id="49"/>
-    <w:bookmarkStart w:id="50" w:name="section-4-senate-structure"/>
+    <w:bookmarkEnd w:id="50"/>
+    <w:bookmarkStart w:id="51" w:name="section-4-senate-structure"/>
     <w:p>
       <w:pPr>
         <w:pStyle w:val="Heading2"/>
@@ -12848,8 +13028,8 @@
         <w:t xml:space="preserve">PART I · SECTION 05</w:t>
       </w:r>
     </w:p>
-    <w:bookmarkEnd w:id="50"/>
-    <w:bookmarkStart w:id="51" w:name="section-5-board-structure"/>
+    <w:bookmarkEnd w:id="51"/>
+    <w:bookmarkStart w:id="52" w:name="section-5-board-structure"/>
     <w:p>
       <w:pPr>
         <w:pStyle w:val="Heading2"/>
@@ -13710,8 +13890,8 @@
         <w:t xml:space="preserve">PART II · SECTION 06</w:t>
       </w:r>
     </w:p>
-    <w:bookmarkEnd w:id="51"/>
-    <w:bookmarkStart w:id="55" w:name="section-6-organizational-chart"/>
+    <w:bookmarkEnd w:id="52"/>
+    <w:bookmarkStart w:id="56" w:name="section-6-organizational-chart"/>
     <w:p>
       <w:pPr>
         <w:pStyle w:val="Heading2"/>
@@ -13729,18 +13909,18 @@
           <wp:inline>
             <wp:extent cx="5292852" cy="4349279"/>
             <wp:effectExtent b="0" l="0" r="0" t="0"/>
-            <wp:docPr descr="Figure 3. AMIU Governance &amp; Organisational Structure" title="" id="53" name="Picture"/>
+            <wp:docPr descr="Figure 3. AMIU Governance &amp; Organizational Structure" title="" id="54" name="Picture"/>
             <a:graphic>
               <a:graphicData uri="http://schemas.openxmlformats.org/drawingml/2006/picture">
                 <pic:pic>
                   <pic:nvPicPr>
-                    <pic:cNvPr descr="assets/figures/fig06_governance_orgchart.png" id="54" name="Picture"/>
+                    <pic:cNvPr descr="assets/figures/fig06_governance_orgchart.png" id="55" name="Picture"/>
                     <pic:cNvPicPr>
                       <a:picLocks noChangeArrowheads="1" noChangeAspect="1"/>
                     </pic:cNvPicPr>
                   </pic:nvPicPr>
                   <pic:blipFill>
-                    <a:blip r:embed="rId52"/>
+                    <a:blip r:embed="rId53"/>
                     <a:stretch>
                       <a:fillRect/>
                     </a:stretch>
@@ -13782,7 +13962,7 @@
         <w:t xml:space="preserve"> </w:t>
       </w:r>
       <w:r>
-        <w:t xml:space="preserve">AMIU Governance &amp; Organisational Structure</w:t>
+        <w:t xml:space="preserve">AMIU Governance &amp; Organizational Structure</w:t>
       </w:r>
     </w:p>
     <w:p>
@@ -13821,7 +14001,7 @@
         <w:jc w:val="both"/>
       </w:pPr>
       <w:r>
-        <w:t xml:space="preserve">AMIU’s mission demands governance that stays credible at $224,747 in annual revenue and still scales to $93.9M without re-engineering its constitution. A single fixed bicameral structure — Board of Trustees for money/law, 18-seat Senate for academic authority — is designed to absorb 30x enrolment growth by adding</w:t>
+        <w:t xml:space="preserve">AMIU’s mission demands governance that stays credible at $224,747 in annual revenue and still scales to $93.9M without re-engineering its constitution. A single fixed bicameral structure — Board of Trustees for money/law, 18-seat Senate for academic authority — is designed to absorb 30x enrollment growth by adding</w:t>
       </w:r>
       <w:r>
         <w:t xml:space="preserve"> </w:t>
@@ -14678,7 +14858,7 @@
       <w:pPr>
         <w:numPr>
           <w:ilvl w:val="0"/>
-          <w:numId w:val="1002"/>
+          <w:numId w:val="1003"/>
         </w:numPr>
         <w:pStyle w:val="Compact"/>
         <w:jc w:val="both"/>
@@ -14705,7 +14885,7 @@
       <w:pPr>
         <w:numPr>
           <w:ilvl w:val="0"/>
-          <w:numId w:val="1002"/>
+          <w:numId w:val="1003"/>
         </w:numPr>
         <w:pStyle w:val="Compact"/>
         <w:jc w:val="both"/>
@@ -14732,7 +14912,7 @@
       <w:pPr>
         <w:numPr>
           <w:ilvl w:val="0"/>
-          <w:numId w:val="1002"/>
+          <w:numId w:val="1003"/>
         </w:numPr>
         <w:pStyle w:val="Compact"/>
         <w:jc w:val="both"/>
@@ -14815,8 +14995,8 @@
         <w:t xml:space="preserve">PART II · SECTION 07</w:t>
       </w:r>
     </w:p>
-    <w:bookmarkEnd w:id="55"/>
-    <w:bookmarkStart w:id="59" w:name="section-7-academic-master-plan"/>
+    <w:bookmarkEnd w:id="56"/>
+    <w:bookmarkStart w:id="60" w:name="section-7-academic-master-plan"/>
     <w:p>
       <w:pPr>
         <w:pStyle w:val="Heading2"/>
@@ -14834,18 +15014,18 @@
           <wp:inline>
             <wp:extent cx="5292852" cy="4350289"/>
             <wp:effectExtent b="0" l="0" r="0" t="0"/>
-            <wp:docPr descr="Figure 4. The Seven-Tier Stackable Academic Ladder" title="" id="57" name="Picture"/>
+            <wp:docPr descr="Figure 4. The Seven-Tier Stackable Academic Ladder" title="" id="58" name="Picture"/>
             <a:graphic>
               <a:graphicData uri="http://schemas.openxmlformats.org/drawingml/2006/picture">
                 <pic:pic>
                   <pic:nvPicPr>
-                    <pic:cNvPr descr="assets/figures/fig07_seven_tier_ladder.png" id="58" name="Picture"/>
+                    <pic:cNvPr descr="assets/figures/fig07_seven_tier_ladder.png" id="59" name="Picture"/>
                     <pic:cNvPicPr>
                       <a:picLocks noChangeArrowheads="1" noChangeAspect="1"/>
                     </pic:cNvPicPr>
                   </pic:nvPicPr>
                   <pic:blipFill>
-                    <a:blip r:embed="rId56"/>
+                    <a:blip r:embed="rId57"/>
                     <a:stretch>
                       <a:fillRect/>
                     </a:stretch>
@@ -15941,7 +16121,7 @@
         <w:jc w:val="both"/>
       </w:pPr>
       <w:r>
-        <w:t xml:space="preserve">Program completion rate by track; Fast-Track utilization rate; zero-credit-loss audit pass rate (target 100%); cumulative enrolments vs. 18,333 ten-year target; secular-program enrolment share post-2038; 5-year external review completion rate per college.</w:t>
+        <w:t xml:space="preserve">Program completion rate by track; Fast-Track utilization rate; zero-credit-loss audit pass rate (target 100%); cumulative enrollments vs. 18,333 ten-year target; secular-program enrollment share post-2038; 5-year external review completion rate per college.</w:t>
       </w:r>
     </w:p>
     <w:p>
@@ -15971,7 +16151,7 @@
       <w:pPr>
         <w:numPr>
           <w:ilvl w:val="0"/>
-          <w:numId w:val="1003"/>
+          <w:numId w:val="1004"/>
         </w:numPr>
         <w:pStyle w:val="Compact"/>
         <w:jc w:val="both"/>
@@ -15998,7 +16178,7 @@
       <w:pPr>
         <w:numPr>
           <w:ilvl w:val="0"/>
-          <w:numId w:val="1003"/>
+          <w:numId w:val="1004"/>
         </w:numPr>
         <w:pStyle w:val="Compact"/>
         <w:jc w:val="both"/>
@@ -16025,7 +16205,7 @@
       <w:pPr>
         <w:numPr>
           <w:ilvl w:val="0"/>
-          <w:numId w:val="1003"/>
+          <w:numId w:val="1004"/>
         </w:numPr>
         <w:pStyle w:val="Compact"/>
         <w:jc w:val="both"/>
@@ -16108,8 +16288,8 @@
         <w:t xml:space="preserve">PART II · SECTION 08</w:t>
       </w:r>
     </w:p>
-    <w:bookmarkEnd w:id="59"/>
-    <w:bookmarkStart w:id="60" w:name="section-8-college-structure"/>
+    <w:bookmarkEnd w:id="60"/>
+    <w:bookmarkStart w:id="61" w:name="section-8-college-structure"/>
     <w:p>
       <w:pPr>
         <w:pStyle w:val="Heading2"/>
@@ -16605,7 +16785,7 @@
       <w:pPr>
         <w:numPr>
           <w:ilvl w:val="0"/>
-          <w:numId w:val="1004"/>
+          <w:numId w:val="1005"/>
         </w:numPr>
         <w:pStyle w:val="Compact"/>
         <w:jc w:val="both"/>
@@ -16632,7 +16812,7 @@
       <w:pPr>
         <w:numPr>
           <w:ilvl w:val="0"/>
-          <w:numId w:val="1004"/>
+          <w:numId w:val="1005"/>
         </w:numPr>
         <w:pStyle w:val="Compact"/>
         <w:jc w:val="both"/>
@@ -17122,7 +17302,7 @@
         <w:jc w:val="both"/>
       </w:pPr>
       <w:r>
-        <w:t xml:space="preserve">Cost-per-credit-hour by college; shared-core utilization rate (% of eligible students enrolled); secular-school gen-ed completion rate; college-level enrolment share vs. Master Plan targets.</w:t>
+        <w:t xml:space="preserve">Cost-per-credit-hour by college; shared-core utilization rate (% of eligible students enrolled); secular-school gen-ed completion rate; college-level enrollment share vs. Master Plan targets.</w:t>
       </w:r>
     </w:p>
     <w:p>
@@ -17152,7 +17332,7 @@
       <w:pPr>
         <w:numPr>
           <w:ilvl w:val="0"/>
-          <w:numId w:val="1005"/>
+          <w:numId w:val="1006"/>
         </w:numPr>
         <w:pStyle w:val="Compact"/>
         <w:jc w:val="both"/>
@@ -17221,7 +17401,7 @@
       <w:pPr>
         <w:numPr>
           <w:ilvl w:val="0"/>
-          <w:numId w:val="1005"/>
+          <w:numId w:val="1006"/>
         </w:numPr>
         <w:pStyle w:val="Compact"/>
         <w:jc w:val="both"/>
@@ -17293,7 +17473,7 @@
         <w:jc w:val="both"/>
       </w:pPr>
       <w:r>
-        <w:t xml:space="preserve">2028: 6 colleges operational. 2038: 7 Schools operational with shared gen-ed live. 2042: all colleges/schools carry dedicated Associate Dean/Head tier. Success: 100% secular-student gen-ed core completion; shared Arabic core cost-per-student declining year over year as enrolment scales.</w:t>
+        <w:t xml:space="preserve">2028: 6 colleges operational. 2038: 7 Schools operational with shared gen-ed live. 2042: all colleges/schools carry dedicated Associate Dean/Head tier. Success: 100% secular-student gen-ed core completion; shared Arabic core cost-per-student declining year over year as enrollment scales.</w:t>
       </w:r>
     </w:p>
     <w:p>
@@ -17304,8 +17484,8 @@
         <w:t xml:space="preserve">PART II · SECTION 09</w:t>
       </w:r>
     </w:p>
-    <w:bookmarkEnd w:id="60"/>
-    <w:bookmarkStart w:id="61" w:name="section-9-faculty-structure"/>
+    <w:bookmarkEnd w:id="61"/>
+    <w:bookmarkStart w:id="62" w:name="section-9-faculty-structure"/>
     <w:p>
       <w:pPr>
         <w:pStyle w:val="Heading2"/>
@@ -17759,7 +17939,7 @@
       <w:pPr>
         <w:numPr>
           <w:ilvl w:val="0"/>
-          <w:numId w:val="1006"/>
+          <w:numId w:val="1007"/>
         </w:numPr>
         <w:pStyle w:val="Compact"/>
         <w:jc w:val="both"/>
@@ -17798,7 +17978,7 @@
       <w:pPr>
         <w:numPr>
           <w:ilvl w:val="0"/>
-          <w:numId w:val="1006"/>
+          <w:numId w:val="1007"/>
         </w:numPr>
         <w:pStyle w:val="Compact"/>
         <w:jc w:val="both"/>
@@ -17825,7 +18005,7 @@
       <w:pPr>
         <w:numPr>
           <w:ilvl w:val="0"/>
-          <w:numId w:val="1006"/>
+          <w:numId w:val="1007"/>
         </w:numPr>
         <w:pStyle w:val="Compact"/>
         <w:jc w:val="both"/>
@@ -17852,7 +18032,7 @@
       <w:pPr>
         <w:numPr>
           <w:ilvl w:val="0"/>
-          <w:numId w:val="1006"/>
+          <w:numId w:val="1007"/>
         </w:numPr>
         <w:pStyle w:val="Compact"/>
         <w:jc w:val="both"/>
@@ -18263,7 +18443,7 @@
       <w:pPr>
         <w:numPr>
           <w:ilvl w:val="0"/>
-          <w:numId w:val="1007"/>
+          <w:numId w:val="1008"/>
         </w:numPr>
         <w:pStyle w:val="Compact"/>
         <w:jc w:val="both"/>
@@ -18290,7 +18470,7 @@
       <w:pPr>
         <w:numPr>
           <w:ilvl w:val="0"/>
-          <w:numId w:val="1007"/>
+          <w:numId w:val="1008"/>
         </w:numPr>
         <w:pStyle w:val="Compact"/>
         <w:jc w:val="both"/>
@@ -18331,7 +18511,7 @@
       <w:pPr>
         <w:numPr>
           <w:ilvl w:val="0"/>
-          <w:numId w:val="1007"/>
+          <w:numId w:val="1008"/>
         </w:numPr>
         <w:pStyle w:val="Compact"/>
         <w:jc w:val="both"/>
@@ -18410,8 +18590,8 @@
         <w:t xml:space="preserve">PART II · SECTION 10</w:t>
       </w:r>
     </w:p>
-    <w:bookmarkEnd w:id="61"/>
-    <w:bookmarkStart w:id="62" w:name="section-10-department-structure"/>
+    <w:bookmarkEnd w:id="62"/>
+    <w:bookmarkStart w:id="63" w:name="section-10-department-structure"/>
     <w:p>
       <w:pPr>
         <w:pStyle w:val="Heading2"/>
@@ -18796,7 +18976,7 @@
         <w:jc w:val="both"/>
       </w:pPr>
       <w:r>
-        <w:t xml:space="preserve">Each HoD is simultaneously a teaching scholar and the department’s sole administrator in Years 1–5 — there is no department office beyond the HoD until enrolment/revenue justifies one.</w:t>
+        <w:t xml:space="preserve">Each HoD is simultaneously a teaching scholar and the department’s sole administrator in Years 1–5 — there is no department office beyond the HoD until enrollment/revenue justifies one.</w:t>
       </w:r>
     </w:p>
     <w:p>
@@ -19000,7 +19180,7 @@
         <w:jc w:val="both"/>
       </w:pPr>
       <w:r>
-        <w:t xml:space="preserve">Apportionment is not equal-split in practice — it follows enrolled CH per department’s subject spine (e.g., Sharī’ah &amp; Fiqh and Qur’ānic Studies typically carry higher enrolment share and thus larger pro-rata pools).</w:t>
+        <w:t xml:space="preserve">Apportionment is not equal-split in practice — it follows enrolled CH per department’s subject spine (e.g., Sharī’ah &amp; Fiqh and Qur’ānic Studies typically carry higher enrollment share and thus larger pro-rata pools).</w:t>
       </w:r>
     </w:p>
     <w:p>
@@ -19136,7 +19316,7 @@
       <w:pPr>
         <w:numPr>
           <w:ilvl w:val="0"/>
-          <w:numId w:val="1008"/>
+          <w:numId w:val="1009"/>
         </w:numPr>
         <w:pStyle w:val="Compact"/>
         <w:jc w:val="both"/>
@@ -19163,7 +19343,7 @@
       <w:pPr>
         <w:numPr>
           <w:ilvl w:val="0"/>
-          <w:numId w:val="1008"/>
+          <w:numId w:val="1009"/>
         </w:numPr>
         <w:pStyle w:val="Compact"/>
         <w:jc w:val="both"/>
@@ -19186,7 +19366,7 @@
       <w:pPr>
         <w:numPr>
           <w:ilvl w:val="0"/>
-          <w:numId w:val="1008"/>
+          <w:numId w:val="1009"/>
         </w:numPr>
         <w:pStyle w:val="Compact"/>
         <w:jc w:val="both"/>
@@ -19422,7 +19602,7 @@
                 <w:color w:val="FFFFFF"/>
                 <w:sz w:val="20"/>
               </w:rPr>
-              <w:t>Programme Portfolio</w:t>
+              <w:t>Program Portfolio</w:t>
             </w:r>
           </w:p>
           <w:p>
@@ -19540,14 +19720,14 @@
         <w:t xml:space="preserve">PART III · SECTION 11</w:t>
       </w:r>
     </w:p>
-    <w:bookmarkEnd w:id="62"/>
-    <w:bookmarkStart w:id="63" w:name="section-11-programme-portfolio"/>
+    <w:bookmarkEnd w:id="63"/>
+    <w:bookmarkStart w:id="64" w:name="section-11-program-portfolio"/>
     <w:p>
       <w:pPr>
         <w:pStyle w:val="Heading2"/>
       </w:pPr>
       <w:r>
-        <w:t xml:space="preserve">Section 11: Programme Portfolio</w:t>
+        <w:t xml:space="preserve">Section 11: Program Portfolio</w:t>
       </w:r>
     </w:p>
     <w:p>
@@ -20037,7 +20217,7 @@
               <w:jc w:val="left"/>
             </w:pPr>
             <w:r>
-              <w:t xml:space="preserve">Programme Portfolio Analyst, 0.5 FTE</w:t>
+              <w:t xml:space="preserve">Program Portfolio Analyst, 0.5 FTE</w:t>
             </w:r>
           </w:p>
         </w:tc>
@@ -20095,7 +20275,7 @@
               <w:jc w:val="left"/>
             </w:pPr>
             <w:r>
-              <w:t xml:space="preserve">Programme Portfolio Office, 2 FTE, incl. secular-schools liaison</w:t>
+              <w:t xml:space="preserve">Program Portfolio Office, 2 FTE, incl. secular-schools liaison</w:t>
             </w:r>
           </w:p>
         </w:tc>
@@ -20183,7 +20363,7 @@
       <w:pPr>
         <w:numPr>
           <w:ilvl w:val="0"/>
-          <w:numId w:val="1009"/>
+          <w:numId w:val="1010"/>
         </w:numPr>
         <w:pStyle w:val="Compact"/>
         <w:shd w:val="clear" w:color="auto" w:fill="F7F3E8"/>
@@ -20202,7 +20382,7 @@
       <w:pPr>
         <w:numPr>
           <w:ilvl w:val="0"/>
-          <w:numId w:val="1009"/>
+          <w:numId w:val="1010"/>
         </w:numPr>
         <w:pStyle w:val="Compact"/>
         <w:shd w:val="clear" w:color="auto" w:fill="F7F3E8"/>
@@ -20221,7 +20401,7 @@
       <w:pPr>
         <w:numPr>
           <w:ilvl w:val="0"/>
-          <w:numId w:val="1009"/>
+          <w:numId w:val="1010"/>
         </w:numPr>
         <w:pStyle w:val="Compact"/>
         <w:shd w:val="clear" w:color="auto" w:fill="F7F3E8"/>
@@ -20240,7 +20420,7 @@
       <w:pPr>
         <w:numPr>
           <w:ilvl w:val="0"/>
-          <w:numId w:val="1009"/>
+          <w:numId w:val="1010"/>
         </w:numPr>
         <w:pStyle w:val="Compact"/>
         <w:shd w:val="clear" w:color="auto" w:fill="F7F3E8"/>
@@ -20395,7 +20575,7 @@
               <w:jc w:val="left"/>
             </w:pPr>
             <w:r>
-              <w:t xml:space="preserve">Programme Portfolio Committee pre-screens and batches routine reviews; only substantive changes go to full Senate</w:t>
+              <w:t xml:space="preserve">Program Portfolio Committee pre-screens and batches routine reviews; only substantive changes go to full Senate</w:t>
             </w:r>
           </w:p>
         </w:tc>
@@ -20596,7 +20776,7 @@
               <w:jc w:val="left"/>
             </w:pPr>
             <w:r>
-              <w:t xml:space="preserve">Programme Portfolio Committee (PPC, Senate subcommittee)</w:t>
+              <w:t xml:space="preserve">Program Portfolio Committee (PPC, Senate subcommittee)</w:t>
             </w:r>
           </w:p>
         </w:tc>
@@ -20706,8 +20886,8 @@
         <w:t xml:space="preserve">PART III · SECTION 12</w:t>
       </w:r>
     </w:p>
-    <w:bookmarkEnd w:id="63"/>
-    <w:bookmarkStart w:id="64" w:name="section-12-curriculum-architecture"/>
+    <w:bookmarkEnd w:id="64"/>
+    <w:bookmarkStart w:id="65" w:name="section-12-curriculum-architecture"/>
     <w:p>
       <w:pPr>
         <w:pStyle w:val="Heading2"/>
@@ -22016,8 +22196,8 @@
         <w:t xml:space="preserve">PART III · SECTION 13</w:t>
       </w:r>
     </w:p>
-    <w:bookmarkEnd w:id="64"/>
-    <w:bookmarkStart w:id="68" w:name="section-13-student-journey-map"/>
+    <w:bookmarkEnd w:id="65"/>
+    <w:bookmarkStart w:id="69" w:name="section-13-student-journey-map"/>
     <w:p>
       <w:pPr>
         <w:pStyle w:val="Heading2"/>
@@ -22035,18 +22215,18 @@
           <wp:inline>
             <wp:extent cx="5292852" cy="2199197"/>
             <wp:effectExtent b="0" l="0" r="0" t="0"/>
-            <wp:docPr descr="Figure 5. Student Journey Map: Inquiry to Alumni" title="" id="66" name="Picture"/>
+            <wp:docPr descr="Figure 5. Student Journey Map: Inquiry to Alumni" title="" id="67" name="Picture"/>
             <a:graphic>
               <a:graphicData uri="http://schemas.openxmlformats.org/drawingml/2006/picture">
                 <pic:pic>
                   <pic:nvPicPr>
-                    <pic:cNvPr descr="assets/figures/fig09_student_journey.png" id="67" name="Picture"/>
+                    <pic:cNvPr descr="assets/figures/fig09_student_journey.png" id="68" name="Picture"/>
                     <pic:cNvPicPr>
                       <a:picLocks noChangeArrowheads="1" noChangeAspect="1"/>
                     </pic:cNvPicPr>
                   </pic:nvPicPr>
                   <pic:blipFill>
-                    <a:blip r:embed="rId65"/>
+                    <a:blip r:embed="rId66"/>
                     <a:stretch>
                       <a:fillRect/>
                     </a:stretch>
@@ -23339,8 +23519,8 @@
         <w:t xml:space="preserve">PART III · SECTION 14</w:t>
       </w:r>
     </w:p>
-    <w:bookmarkEnd w:id="68"/>
-    <w:bookmarkStart w:id="69" w:name="section-14-admission-policies"/>
+    <w:bookmarkEnd w:id="69"/>
+    <w:bookmarkStart w:id="70" w:name="section-14-admission-policies"/>
     <w:p>
       <w:pPr>
         <w:pStyle w:val="Heading2"/>
@@ -24448,8 +24628,8 @@
         <w:t xml:space="preserve">PART III · SECTION 15</w:t>
       </w:r>
     </w:p>
-    <w:bookmarkEnd w:id="69"/>
-    <w:bookmarkStart w:id="70" w:name="section-15-faculty-recruitment-strategy"/>
+    <w:bookmarkEnd w:id="70"/>
+    <w:bookmarkStart w:id="71" w:name="section-15-faculty-recruitment-strategy"/>
     <w:p>
       <w:pPr>
         <w:pStyle w:val="Heading2"/>
@@ -25782,8 +25962,8 @@
         <w:t xml:space="preserve">PART IV · SECTION 16</w:t>
       </w:r>
     </w:p>
-    <w:bookmarkEnd w:id="70"/>
-    <w:bookmarkStart w:id="71" w:name="section-16-research-strategy"/>
+    <w:bookmarkEnd w:id="71"/>
+    <w:bookmarkStart w:id="72" w:name="section-16-research-strategy"/>
     <w:p>
       <w:pPr>
         <w:pStyle w:val="Heading2"/>
@@ -25868,7 +26048,7 @@
       <w:pPr>
         <w:numPr>
           <w:ilvl w:val="0"/>
-          <w:numId w:val="1010"/>
+          <w:numId w:val="1011"/>
         </w:numPr>
         <w:pStyle w:val="Compact"/>
         <w:jc w:val="both"/>
@@ -25881,7 +26061,7 @@
       <w:pPr>
         <w:numPr>
           <w:ilvl w:val="0"/>
-          <w:numId w:val="1010"/>
+          <w:numId w:val="1011"/>
         </w:numPr>
         <w:pStyle w:val="Compact"/>
         <w:jc w:val="both"/>
@@ -25894,7 +26074,7 @@
       <w:pPr>
         <w:numPr>
           <w:ilvl w:val="0"/>
-          <w:numId w:val="1010"/>
+          <w:numId w:val="1011"/>
         </w:numPr>
         <w:pStyle w:val="Compact"/>
         <w:jc w:val="both"/>
@@ -26648,8 +26828,8 @@
         <w:t xml:space="preserve">PART IV · SECTION 17</w:t>
       </w:r>
     </w:p>
-    <w:bookmarkEnd w:id="71"/>
-    <w:bookmarkStart w:id="72" w:name="section-17-publishing-strategy"/>
+    <w:bookmarkEnd w:id="72"/>
+    <w:bookmarkStart w:id="73" w:name="section-17-publishing-strategy"/>
     <w:p>
       <w:pPr>
         <w:pStyle w:val="Heading2"/>
@@ -26705,7 +26885,7 @@
       <w:pPr>
         <w:numPr>
           <w:ilvl w:val="0"/>
-          <w:numId w:val="1011"/>
+          <w:numId w:val="1012"/>
         </w:numPr>
         <w:pStyle w:val="Compact"/>
         <w:jc w:val="both"/>
@@ -26718,7 +26898,7 @@
       <w:pPr>
         <w:numPr>
           <w:ilvl w:val="0"/>
-          <w:numId w:val="1011"/>
+          <w:numId w:val="1012"/>
         </w:numPr>
         <w:pStyle w:val="Compact"/>
         <w:jc w:val="both"/>
@@ -26731,7 +26911,7 @@
       <w:pPr>
         <w:numPr>
           <w:ilvl w:val="0"/>
-          <w:numId w:val="1011"/>
+          <w:numId w:val="1012"/>
         </w:numPr>
         <w:pStyle w:val="Compact"/>
         <w:jc w:val="both"/>
@@ -27552,8 +27732,8 @@
         <w:t xml:space="preserve">PART IV · SECTION 18</w:t>
       </w:r>
     </w:p>
-    <w:bookmarkEnd w:id="72"/>
-    <w:bookmarkStart w:id="73" w:name="section-18-global-partnerships-strategy"/>
+    <w:bookmarkEnd w:id="73"/>
+    <w:bookmarkStart w:id="74" w:name="section-18-global-partnerships-strategy"/>
     <w:p>
       <w:pPr>
         <w:pStyle w:val="Heading2"/>
@@ -27609,7 +27789,7 @@
       <w:pPr>
         <w:numPr>
           <w:ilvl w:val="0"/>
-          <w:numId w:val="1012"/>
+          <w:numId w:val="1013"/>
         </w:numPr>
         <w:pStyle w:val="Compact"/>
         <w:jc w:val="both"/>
@@ -27622,7 +27802,7 @@
       <w:pPr>
         <w:numPr>
           <w:ilvl w:val="0"/>
-          <w:numId w:val="1012"/>
+          <w:numId w:val="1013"/>
         </w:numPr>
         <w:pStyle w:val="Compact"/>
         <w:jc w:val="both"/>
@@ -27647,7 +27827,7 @@
       <w:pPr>
         <w:numPr>
           <w:ilvl w:val="0"/>
-          <w:numId w:val="1012"/>
+          <w:numId w:val="1013"/>
         </w:numPr>
         <w:pStyle w:val="Compact"/>
         <w:jc w:val="both"/>
@@ -28400,8 +28580,8 @@
         <w:t xml:space="preserve">PART IV · SECTION 19</w:t>
       </w:r>
     </w:p>
-    <w:bookmarkEnd w:id="73"/>
-    <w:bookmarkStart w:id="77" w:name="section-19-accreditation-roadmap"/>
+    <w:bookmarkEnd w:id="74"/>
+    <w:bookmarkStart w:id="78" w:name="section-19-accreditation-roadmap"/>
     <w:p>
       <w:pPr>
         <w:pStyle w:val="Heading2"/>
@@ -28419,18 +28599,18 @@
           <wp:inline>
             <wp:extent cx="5292852" cy="2536328"/>
             <wp:effectExtent b="0" l="0" r="0" t="0"/>
-            <wp:docPr descr="Figure 6. Accreditation &amp; International Expansion Roadmap, 2028–2047" title="" id="75" name="Picture"/>
+            <wp:docPr descr="Figure 6. Accreditation &amp; International Expansion Roadmap, 2028–2047" title="" id="76" name="Picture"/>
             <a:graphic>
               <a:graphicData uri="http://schemas.openxmlformats.org/drawingml/2006/picture">
                 <pic:pic>
                   <pic:nvPicPr>
-                    <pic:cNvPr descr="assets/figures/fig10_accreditation_roadmap.png" id="76" name="Picture"/>
+                    <pic:cNvPr descr="assets/figures/fig10_accreditation_roadmap.png" id="77" name="Picture"/>
                     <pic:cNvPicPr>
                       <a:picLocks noChangeArrowheads="1" noChangeAspect="1"/>
                     </pic:cNvPicPr>
                   </pic:nvPicPr>
                   <pic:blipFill>
-                    <a:blip r:embed="rId74"/>
+                    <a:blip r:embed="rId75"/>
                     <a:stretch>
                       <a:fillRect/>
                     </a:stretch>
@@ -29224,8 +29404,8 @@
         <w:t xml:space="preserve">PART IV · SECTION 20</w:t>
       </w:r>
     </w:p>
-    <w:bookmarkEnd w:id="77"/>
-    <w:bookmarkStart w:id="78" w:name="section-20-iso-21001-roadmap"/>
+    <w:bookmarkEnd w:id="78"/>
+    <w:bookmarkStart w:id="79" w:name="section-20-iso-21001-roadmap"/>
     <w:p>
       <w:pPr>
         <w:pStyle w:val="Heading2"/>
@@ -30499,8 +30679,8 @@
         <w:t xml:space="preserve">PART V · SECTION 21</w:t>
       </w:r>
     </w:p>
-    <w:bookmarkEnd w:id="78"/>
-    <w:bookmarkStart w:id="79" w:name="section-21-lms-ecosystem"/>
+    <w:bookmarkEnd w:id="79"/>
+    <w:bookmarkStart w:id="80" w:name="section-21-lms-ecosystem"/>
     <w:p>
       <w:pPr>
         <w:pStyle w:val="Heading2"/>
@@ -30836,7 +31016,7 @@
       <w:pPr>
         <w:numPr>
           <w:ilvl w:val="0"/>
-          <w:numId w:val="1013"/>
+          <w:numId w:val="1014"/>
         </w:numPr>
         <w:pStyle w:val="Compact"/>
         <w:jc w:val="both"/>
@@ -30849,7 +31029,7 @@
       <w:pPr>
         <w:numPr>
           <w:ilvl w:val="0"/>
-          <w:numId w:val="1013"/>
+          <w:numId w:val="1014"/>
         </w:numPr>
         <w:pStyle w:val="Compact"/>
         <w:jc w:val="both"/>
@@ -30862,7 +31042,7 @@
       <w:pPr>
         <w:numPr>
           <w:ilvl w:val="0"/>
-          <w:numId w:val="1013"/>
+          <w:numId w:val="1014"/>
         </w:numPr>
         <w:pStyle w:val="Compact"/>
         <w:jc w:val="both"/>
@@ -30875,7 +31055,7 @@
       <w:pPr>
         <w:numPr>
           <w:ilvl w:val="0"/>
-          <w:numId w:val="1013"/>
+          <w:numId w:val="1014"/>
         </w:numPr>
         <w:pStyle w:val="Compact"/>
         <w:jc w:val="both"/>
@@ -31347,8 +31527,8 @@
         <w:t xml:space="preserve">PART V · SECTION 22</w:t>
       </w:r>
     </w:p>
-    <w:bookmarkEnd w:id="79"/>
-    <w:bookmarkStart w:id="80" w:name="section-22-ai-strategy"/>
+    <w:bookmarkEnd w:id="80"/>
+    <w:bookmarkStart w:id="81" w:name="section-22-ai-strategy"/>
     <w:p>
       <w:pPr>
         <w:pStyle w:val="Heading2"/>
@@ -31707,7 +31887,7 @@
       <w:pPr>
         <w:numPr>
           <w:ilvl w:val="0"/>
-          <w:numId w:val="1014"/>
+          <w:numId w:val="1015"/>
         </w:numPr>
         <w:pStyle w:val="Compact"/>
         <w:jc w:val="both"/>
@@ -31734,7 +31914,7 @@
       <w:pPr>
         <w:numPr>
           <w:ilvl w:val="0"/>
-          <w:numId w:val="1014"/>
+          <w:numId w:val="1015"/>
         </w:numPr>
         <w:pStyle w:val="Compact"/>
         <w:jc w:val="both"/>
@@ -31761,7 +31941,7 @@
       <w:pPr>
         <w:numPr>
           <w:ilvl w:val="0"/>
-          <w:numId w:val="1014"/>
+          <w:numId w:val="1015"/>
         </w:numPr>
         <w:pStyle w:val="Compact"/>
         <w:jc w:val="both"/>
@@ -31788,7 +31968,7 @@
       <w:pPr>
         <w:numPr>
           <w:ilvl w:val="0"/>
-          <w:numId w:val="1014"/>
+          <w:numId w:val="1015"/>
         </w:numPr>
         <w:pStyle w:val="Compact"/>
         <w:jc w:val="both"/>
@@ -32273,8 +32453,8 @@
         <w:t xml:space="preserve">PART V · SECTION 23</w:t>
       </w:r>
     </w:p>
-    <w:bookmarkEnd w:id="80"/>
-    <w:bookmarkStart w:id="81" w:name="Xf675fcb79f16e04f81c21d8bd6336305f8330d6"/>
+    <w:bookmarkEnd w:id="81"/>
+    <w:bookmarkStart w:id="82" w:name="Xf675fcb79f16e04f81c21d8bd6336305f8330d6"/>
     <w:p>
       <w:pPr>
         <w:pStyle w:val="Heading2"/>
@@ -33036,8 +33216,8 @@
         <w:t xml:space="preserve">PART V · SECTION 24</w:t>
       </w:r>
     </w:p>
-    <w:bookmarkEnd w:id="81"/>
-    <w:bookmarkStart w:id="82" w:name="section-24-library-strategy"/>
+    <w:bookmarkEnd w:id="82"/>
+    <w:bookmarkStart w:id="83" w:name="section-24-library-strategy"/>
     <w:p>
       <w:pPr>
         <w:pStyle w:val="Heading2"/>
@@ -33845,8 +34025,8 @@
         <w:t xml:space="preserve">PART V · SECTION 25</w:t>
       </w:r>
     </w:p>
-    <w:bookmarkEnd w:id="82"/>
-    <w:bookmarkStart w:id="86" w:name="section-25-waqf-development-strategy"/>
+    <w:bookmarkEnd w:id="83"/>
+    <w:bookmarkStart w:id="87" w:name="section-25-waqf-development-strategy"/>
     <w:p>
       <w:pPr>
         <w:pStyle w:val="Heading2"/>
@@ -33864,18 +34044,18 @@
           <wp:inline>
             <wp:extent cx="5292852" cy="3256597"/>
             <wp:effectExtent b="0" l="0" r="0" t="0"/>
-            <wp:docPr descr="Figure 7. Waqf &amp; Stakeholder Reserve: Distributed-Fund Allocation" title="" id="84" name="Picture"/>
+            <wp:docPr descr="Figure 7. Waqf &amp; Stakeholder Reserve: Distributed-Fund Allocation" title="" id="85" name="Picture"/>
             <a:graphic>
               <a:graphicData uri="http://schemas.openxmlformats.org/drawingml/2006/picture">
                 <pic:pic>
                   <pic:nvPicPr>
-                    <pic:cNvPr descr="assets/figures/fig05_waqf_distribution.png" id="85" name="Picture"/>
+                    <pic:cNvPr descr="assets/figures/fig05_waqf_distribution.png" id="86" name="Picture"/>
                     <pic:cNvPicPr>
                       <a:picLocks noChangeArrowheads="1" noChangeAspect="1"/>
                     </pic:cNvPicPr>
                   </pic:nvPicPr>
                   <pic:blipFill>
-                    <a:blip r:embed="rId83"/>
+                    <a:blip r:embed="rId84"/>
                     <a:stretch>
                       <a:fillRect/>
                     </a:stretch>
@@ -34585,7 +34765,7 @@
         <w:jc w:val="both"/>
       </w:pPr>
       <w:r>
-        <w:t xml:space="preserve">The Waqf line is 20% of Gross Revenue: approximately $44,951 in Year 1 (2028), ~$258,157 in Year 5, ~$766,110 in Year 10 — consistent with the Master Plan’s ten-year cumulative Waqf flow of roughly $3.33M (20% of $16,669,190), reconciling with the stated distributed sub-line total (~$1.67M) plus the reported $1,240,527 Strategic Business Reserve cumulative balance. Administrative cost of running the Waqf &amp; Endowment Board itself is funded from the Payroll/OpEx lines, never from the Waqf corpus, preserving the full 20% for mission distribution and investment and avoiding the commingling concerns already flagged in the risk register.</w:t>
+        <w:t xml:space="preserve">The Waqf line is 20% of Gross Revenue: $44,951 in Year 1 (2028), $258,158 in Year 5, $766,111 in Year 10 — consistent with the Master Plan’s ten-year cumulative Waqf flow of roughly $3.33M (20% of $16,669,190), reconciling with the stated distributed sub-line total (~$1.67M) plus the reported $1,240,527 Strategic Business Reserve cumulative balance. Administrative cost of running the Waqf &amp; Endowment Board itself is funded from the Payroll/OpEx lines, never from the Waqf corpus, preserving the full 20% for mission distribution and investment and avoiding the commingling concerns already flagged in the risk register.</w:t>
       </w:r>
     </w:p>
     <w:p>
@@ -35051,8 +35231,8 @@
         <w:t xml:space="preserve">PART VI · SECTION 26</w:t>
       </w:r>
     </w:p>
-    <w:bookmarkEnd w:id="86"/>
-    <w:bookmarkStart w:id="87" w:name="section-26-scholarship-strategy"/>
+    <w:bookmarkEnd w:id="87"/>
+    <w:bookmarkStart w:id="88" w:name="section-26-scholarship-strategy"/>
     <w:p>
       <w:pPr>
         <w:pStyle w:val="Heading2"/>
@@ -35303,7 +35483,7 @@
               <w:jc w:val="left"/>
             </w:pPr>
             <w:r>
-              <w:t xml:space="preserve">Published academic and Qur’an-memorization criteria, Senate-approved</w:t>
+              <w:t xml:space="preserve">Published academic and Qur’ān-memorization criteria, Senate-approved</w:t>
             </w:r>
           </w:p>
         </w:tc>
@@ -35465,7 +35645,7 @@
       <w:pPr>
         <w:numPr>
           <w:ilvl w:val="0"/>
-          <w:numId w:val="1015"/>
+          <w:numId w:val="1016"/>
         </w:numPr>
         <w:pStyle w:val="Compact"/>
         <w:jc w:val="both"/>
@@ -35492,7 +35672,7 @@
       <w:pPr>
         <w:numPr>
           <w:ilvl w:val="0"/>
-          <w:numId w:val="1015"/>
+          <w:numId w:val="1016"/>
         </w:numPr>
         <w:pStyle w:val="Compact"/>
         <w:jc w:val="both"/>
@@ -35519,7 +35699,7 @@
       <w:pPr>
         <w:numPr>
           <w:ilvl w:val="0"/>
-          <w:numId w:val="1015"/>
+          <w:numId w:val="1016"/>
         </w:numPr>
         <w:pStyle w:val="Compact"/>
         <w:jc w:val="both"/>
@@ -35546,7 +35726,7 @@
       <w:pPr>
         <w:numPr>
           <w:ilvl w:val="0"/>
-          <w:numId w:val="1015"/>
+          <w:numId w:val="1016"/>
         </w:numPr>
         <w:pStyle w:val="Compact"/>
         <w:jc w:val="both"/>
@@ -35832,7 +36012,7 @@
         <w:jc w:val="both"/>
       </w:pPr>
       <w:r>
-        <w:t xml:space="preserve">Year 1: $44,949 · Year 5: $258,157 · Year 10: $766,110 (10-year cumulative $3,333,838). The Waqf &amp; Endowment Board designates a Board-approved share of this pool to the Scholarship Block each year (illustratively 15–25%, rising as named-endowment income supplements distribution); the remainder funds the Nigeria Reserve sub-line and general endowment growth. Tier-4 waivers are not a cash line at all — they are structural revenue reductions already priced into the Growth Scenario figures.</w:t>
+        <w:t xml:space="preserve">Year 1: $44,951 · Year 5: $258,158 · Year 10: $766,111 (10-year cumulative $3,333,838). The Waqf &amp; Endowment Board designates a Board-approved share of this pool to the Scholarship Block each year (illustratively 15–25%, rising as named-endowment income supplements distribution); the remainder funds the Nigeria Reserve sub-line and general endowment growth. Tier-4 waivers are not a cash line at all — they are structural revenue reductions already priced into the Growth Scenario figures.</w:t>
       </w:r>
     </w:p>
     <w:p>
@@ -35988,8 +36168,8 @@
         <w:t xml:space="preserve">PART VI · SECTION 27</w:t>
       </w:r>
     </w:p>
-    <w:bookmarkEnd w:id="87"/>
-    <w:bookmarkStart w:id="88" w:name="Xc358c59d7c43ef7226959388f99f4c9db570d9e"/>
+    <w:bookmarkEnd w:id="88"/>
+    <w:bookmarkStart w:id="89" w:name="Xc358c59d7c43ef7226959388f99f4c9db570d9e"/>
     <w:p>
       <w:pPr>
         <w:pStyle w:val="Heading2"/>
@@ -36367,7 +36547,7 @@
       <w:pPr>
         <w:numPr>
           <w:ilvl w:val="0"/>
-          <w:numId w:val="1016"/>
+          <w:numId w:val="1017"/>
         </w:numPr>
         <w:pStyle w:val="Compact"/>
         <w:jc w:val="both"/>
@@ -36394,7 +36574,7 @@
       <w:pPr>
         <w:numPr>
           <w:ilvl w:val="0"/>
-          <w:numId w:val="1016"/>
+          <w:numId w:val="1017"/>
         </w:numPr>
         <w:pStyle w:val="Compact"/>
         <w:jc w:val="both"/>
@@ -36421,7 +36601,7 @@
       <w:pPr>
         <w:numPr>
           <w:ilvl w:val="0"/>
-          <w:numId w:val="1016"/>
+          <w:numId w:val="1017"/>
         </w:numPr>
         <w:pStyle w:val="Compact"/>
         <w:jc w:val="both"/>
@@ -36448,7 +36628,7 @@
       <w:pPr>
         <w:numPr>
           <w:ilvl w:val="0"/>
-          <w:numId w:val="1016"/>
+          <w:numId w:val="1017"/>
         </w:numPr>
         <w:pStyle w:val="Compact"/>
         <w:jc w:val="both"/>
@@ -36658,8 +36838,8 @@
         <w:t xml:space="preserve">PART VI · SECTION 28</w:t>
       </w:r>
     </w:p>
-    <w:bookmarkEnd w:id="88"/>
-    <w:bookmarkStart w:id="89" w:name="section-28-marketing-strategy"/>
+    <w:bookmarkEnd w:id="89"/>
+    <w:bookmarkStart w:id="90" w:name="section-28-marketing-strategy"/>
     <w:p>
       <w:pPr>
         <w:pStyle w:val="Heading2"/>
@@ -37000,7 +37180,7 @@
       <w:pPr>
         <w:numPr>
           <w:ilvl w:val="0"/>
-          <w:numId w:val="1017"/>
+          <w:numId w:val="1018"/>
         </w:numPr>
         <w:pStyle w:val="Compact"/>
         <w:jc w:val="both"/>
@@ -37027,7 +37207,7 @@
       <w:pPr>
         <w:numPr>
           <w:ilvl w:val="0"/>
-          <w:numId w:val="1017"/>
+          <w:numId w:val="1018"/>
         </w:numPr>
         <w:pStyle w:val="Compact"/>
         <w:jc w:val="both"/>
@@ -37054,7 +37234,7 @@
       <w:pPr>
         <w:numPr>
           <w:ilvl w:val="0"/>
-          <w:numId w:val="1017"/>
+          <w:numId w:val="1018"/>
         </w:numPr>
         <w:pStyle w:val="Compact"/>
         <w:jc w:val="both"/>
@@ -37081,7 +37261,7 @@
       <w:pPr>
         <w:numPr>
           <w:ilvl w:val="0"/>
-          <w:numId w:val="1017"/>
+          <w:numId w:val="1018"/>
         </w:numPr>
         <w:pStyle w:val="Compact"/>
         <w:jc w:val="both"/>
@@ -37515,8 +37695,8 @@
         <w:t xml:space="preserve">PART VI · SECTION 29</w:t>
       </w:r>
     </w:p>
-    <w:bookmarkEnd w:id="89"/>
-    <w:bookmarkStart w:id="90" w:name="section-29-branding-strategy"/>
+    <w:bookmarkEnd w:id="90"/>
+    <w:bookmarkStart w:id="91" w:name="section-29-branding-strategy"/>
     <w:p>
       <w:pPr>
         <w:pStyle w:val="Heading2"/>
@@ -37622,195 +37802,6 @@
           <w:spacing w:val="18"/>
         </w:rPr>
         <w:t xml:space="preserve">Visual Identity Guidelines</w:t>
-      </w:r>
-    </w:p>
-    <w:p>
-      <w:pPr>
-        <w:numPr>
-          <w:ilvl w:val="0"/>
-          <w:numId w:val="1018"/>
-        </w:numPr>
-        <w:pStyle w:val="Compact"/>
-        <w:jc w:val="both"/>
-      </w:pPr>
-      <w:r>
-        <w:rPr>
-          <w:bCs/>
-          <w:b/>
-          <w:color w:val="B08625"/>
-          <w:sz w:val="22"/>
-          <w:caps/>
-          <w:spacing w:val="18"/>
-        </w:rPr>
-        <w:t xml:space="preserve">Architecture:</w:t>
-      </w:r>
-      <w:r>
-        <w:t xml:space="preserve"> </w:t>
-      </w:r>
-      <w:r>
-        <w:t xml:space="preserve">AMIU as master brand; regional entities use disciplined sub-brand lockups (e.g.,</w:t>
-      </w:r>
-      <w:r>
-        <w:t xml:space="preserve"> </w:t>
-      </w:r>
-      <w:r>
-        <w:t xml:space="preserve">“</w:t>
-      </w:r>
-      <w:r>
-        <w:t xml:space="preserve">AMIU – Gambia Branch Campus,</w:t>
-      </w:r>
-      <w:r>
-        <w:t xml:space="preserve">”</w:t>
-      </w:r>
-      <w:r>
-        <w:t xml:space="preserve"> </w:t>
-      </w:r>
-      <w:r>
-        <w:t xml:space="preserve">“</w:t>
-      </w:r>
-      <w:r>
-        <w:t xml:space="preserve">AMIU – Nigeria,</w:t>
-      </w:r>
-      <w:r>
-        <w:t xml:space="preserve">”</w:t>
-      </w:r>
-      <w:r>
-        <w:t xml:space="preserve"> </w:t>
-      </w:r>
-      <w:r>
-        <w:t xml:space="preserve">“</w:t>
-      </w:r>
-      <w:r>
-        <w:t xml:space="preserve">AMIU – Gulf Programs</w:t>
-      </w:r>
-      <w:r>
-        <w:t xml:space="preserve">”</w:t>
-      </w:r>
-      <w:r>
-        <w:t xml:space="preserve">) — never independent branding.</w:t>
-      </w:r>
-    </w:p>
-    <w:p>
-      <w:pPr>
-        <w:numPr>
-          <w:ilvl w:val="0"/>
-          <w:numId w:val="1018"/>
-        </w:numPr>
-        <w:pStyle w:val="Compact"/>
-        <w:jc w:val="both"/>
-      </w:pPr>
-      <w:r>
-        <w:rPr>
-          <w:bCs/>
-          <w:b/>
-          <w:color w:val="B08625"/>
-          <w:sz w:val="22"/>
-          <w:caps/>
-          <w:spacing w:val="18"/>
-        </w:rPr>
-        <w:t xml:space="preserve">Core Elements:</w:t>
-      </w:r>
-      <w:r>
-        <w:t xml:space="preserve"> </w:t>
-      </w:r>
-      <w:r>
-        <w:t xml:space="preserve">Wordmark + tagline lockup; a palette and typography system finalized in the Phase 1 style guide, paired for both Latin and Arabic-script legibility.</w:t>
-      </w:r>
-    </w:p>
-    <w:p>
-      <w:pPr>
-        <w:numPr>
-          <w:ilvl w:val="0"/>
-          <w:numId w:val="1018"/>
-        </w:numPr>
-        <w:pStyle w:val="Compact"/>
-        <w:jc w:val="both"/>
-      </w:pPr>
-      <w:r>
-        <w:rPr>
-          <w:bCs/>
-          <w:b/>
-          <w:color w:val="B08625"/>
-          <w:sz w:val="22"/>
-          <w:caps/>
-          <w:spacing w:val="18"/>
-        </w:rPr>
-        <w:t xml:space="preserve">Values Motif:</w:t>
-      </w:r>
-      <w:r>
-        <w:t xml:space="preserve"> </w:t>
-      </w:r>
-      <w:r>
-        <w:t xml:space="preserve">The seven ISLAMIC values (Illumination, Sanad, Love, Access, Morality, Inquiry, Calling) recur as a visual/icon system across scholarship materials, marketing collateral, and campus signage — reinforcing mission over geography.</w:t>
-      </w:r>
-    </w:p>
-    <w:p>
-      <w:pPr>
-        <w:pStyle w:val="FirstParagraph"/>
-        <w:jc w:val="both"/>
-      </w:pPr>
-      <w:r>
-        <w:rPr>
-          <w:bCs/>
-          <w:b/>
-        </w:rPr>
-        <w:t xml:space="preserve">Tier Differentiation Without Appearing to Price-Discriminate</w:t>
-      </w:r>
-    </w:p>
-    <w:p>
-      <w:pPr>
-        <w:pStyle w:val="BodyText"/>
-        <w:jc w:val="both"/>
-      </w:pPr>
-      <w:r>
-        <w:t xml:space="preserve">All tiers receive identical academic quality, credentials, and brand presentation — the only visible difference is transparently named as a</w:t>
-      </w:r>
-      <w:r>
-        <w:t xml:space="preserve"> </w:t>
-      </w:r>
-      <w:r>
-        <w:t xml:space="preserve">“</w:t>
-      </w:r>
-      <w:r>
-        <w:t xml:space="preserve">Partial Regional Scholarship,</w:t>
-      </w:r>
-      <w:r>
-        <w:t xml:space="preserve">”</w:t>
-      </w:r>
-      <w:r>
-        <w:t xml:space="preserve"> </w:t>
-      </w:r>
-      <w:r>
-        <w:t xml:space="preserve">never as a lesser product. Marketing messaging (Section 28) is uniform in academic-standard language across tiers, varying only in channel and tone, so the brand communicates</w:t>
-      </w:r>
-      <w:r>
-        <w:t xml:space="preserve"> </w:t>
-      </w:r>
-      <w:r>
-        <w:t xml:space="preserve">“</w:t>
-      </w:r>
-      <w:r>
-        <w:t xml:space="preserve">one university, one credential ladder, adaptive pricing.</w:t>
-      </w:r>
-      <w:r>
-        <w:t xml:space="preserve">”</w:t>
-      </w:r>
-    </w:p>
-    <w:p>
-      <w:pPr>
-        <w:pStyle w:val="BodyText"/>
-        <w:jc w:val="both"/>
-      </w:pPr>
-      <w:r>
-        <w:rPr>
-          <w:bCs/>
-          <w:b/>
-          <w:color w:val="B08625"/>
-          <w:sz w:val="22"/>
-          <w:caps/>
-          <w:spacing w:val="18"/>
-        </w:rPr>
-        <w:t xml:space="preserve">Implementation Phases</w:t>
       </w:r>
     </w:p>
     <w:p>
@@ -37831,13 +37822,52 @@
           <w:caps/>
           <w:spacing w:val="18"/>
         </w:rPr>
-        <w:t xml:space="preserve">Phase 1 (2028):</w:t>
+        <w:t xml:space="preserve">Architecture:</w:t>
       </w:r>
       <w:r>
         <w:t xml:space="preserve"> </w:t>
       </w:r>
       <w:r>
-        <w:t xml:space="preserve">Formalize Brand Style Guide v1 and an ambassador/marketing toolkit building on already-adopted core assets.</w:t>
+        <w:t xml:space="preserve">AMIU as master brand; regional entities use disciplined sub-brand lockups (e.g.,</w:t>
+      </w:r>
+      <w:r>
+        <w:t xml:space="preserve"> </w:t>
+      </w:r>
+      <w:r>
+        <w:t xml:space="preserve">“</w:t>
+      </w:r>
+      <w:r>
+        <w:t xml:space="preserve">AMIU – Gambia Branch Campus,</w:t>
+      </w:r>
+      <w:r>
+        <w:t xml:space="preserve">”</w:t>
+      </w:r>
+      <w:r>
+        <w:t xml:space="preserve"> </w:t>
+      </w:r>
+      <w:r>
+        <w:t xml:space="preserve">“</w:t>
+      </w:r>
+      <w:r>
+        <w:t xml:space="preserve">AMIU – Nigeria,</w:t>
+      </w:r>
+      <w:r>
+        <w:t xml:space="preserve">”</w:t>
+      </w:r>
+      <w:r>
+        <w:t xml:space="preserve"> </w:t>
+      </w:r>
+      <w:r>
+        <w:t xml:space="preserve">“</w:t>
+      </w:r>
+      <w:r>
+        <w:t xml:space="preserve">AMIU – Gulf Programs</w:t>
+      </w:r>
+      <w:r>
+        <w:t xml:space="preserve">”</w:t>
+      </w:r>
+      <w:r>
+        <w:t xml:space="preserve">) — never independent branding.</w:t>
       </w:r>
     </w:p>
     <w:p>
@@ -37858,13 +37888,13 @@
           <w:caps/>
           <w:spacing w:val="18"/>
         </w:rPr>
-        <w:t xml:space="preserve">Phase 2 (2029–2032):</w:t>
+        <w:t xml:space="preserve">Core Elements:</w:t>
       </w:r>
       <w:r>
         <w:t xml:space="preserve"> </w:t>
       </w:r>
       <w:r>
-        <w:t xml:space="preserve">Develop the Gambia Branch Campus sub-brand lockup.</w:t>
+        <w:t xml:space="preserve">Wordmark + tagline lockup; a palette and typography system finalized in the Phase 1 style guide, paired for both Latin and Arabic-script legibility.</w:t>
       </w:r>
     </w:p>
     <w:p>
@@ -37885,20 +37915,170 @@
           <w:caps/>
           <w:spacing w:val="18"/>
         </w:rPr>
-        <w:t xml:space="preserve">Phase 3 (2033–2037):</w:t>
+        <w:t xml:space="preserve">Values Motif:</w:t>
       </w:r>
       <w:r>
         <w:t xml:space="preserve"> </w:t>
       </w:r>
       <w:r>
-        <w:t xml:space="preserve">Nigeria Mega-University sub-brand; multilingual adaptation (Hausa, French for West Africa; Arabic for Gulf-facing outreach).</w:t>
+        <w:t xml:space="preserve">The seven ISLAMIC values (Illumination, Sanad, Love, Access, Morality, Inquiry, Calling) recur as a visual/icon system across scholarship materials, marketing collateral, and campus signage — reinforcing mission over geography.</w:t>
+      </w:r>
+    </w:p>
+    <w:p>
+      <w:pPr>
+        <w:pStyle w:val="FirstParagraph"/>
+        <w:jc w:val="both"/>
+      </w:pPr>
+      <w:r>
+        <w:rPr>
+          <w:bCs/>
+          <w:b/>
+        </w:rPr>
+        <w:t xml:space="preserve">Tier Differentiation Without Appearing to Price-Discriminate</w:t>
+      </w:r>
+    </w:p>
+    <w:p>
+      <w:pPr>
+        <w:pStyle w:val="BodyText"/>
+        <w:jc w:val="both"/>
+      </w:pPr>
+      <w:r>
+        <w:t xml:space="preserve">All tiers receive identical academic quality, credentials, and brand presentation — the only visible difference is transparently named as a</w:t>
+      </w:r>
+      <w:r>
+        <w:t xml:space="preserve"> </w:t>
+      </w:r>
+      <w:r>
+        <w:t xml:space="preserve">“</w:t>
+      </w:r>
+      <w:r>
+        <w:t xml:space="preserve">Partial Regional Scholarship,</w:t>
+      </w:r>
+      <w:r>
+        <w:t xml:space="preserve">”</w:t>
+      </w:r>
+      <w:r>
+        <w:t xml:space="preserve"> </w:t>
+      </w:r>
+      <w:r>
+        <w:t xml:space="preserve">never as a lesser product. Marketing messaging (Section 28) is uniform in academic-standard language across tiers, varying only in channel and tone, so the brand communicates</w:t>
+      </w:r>
+      <w:r>
+        <w:t xml:space="preserve"> </w:t>
+      </w:r>
+      <w:r>
+        <w:t xml:space="preserve">“</w:t>
+      </w:r>
+      <w:r>
+        <w:t xml:space="preserve">one university, one credential ladder, adaptive pricing.</w:t>
+      </w:r>
+      <w:r>
+        <w:t xml:space="preserve">”</w:t>
+      </w:r>
+    </w:p>
+    <w:p>
+      <w:pPr>
+        <w:pStyle w:val="BodyText"/>
+        <w:jc w:val="both"/>
+      </w:pPr>
+      <w:r>
+        <w:rPr>
+          <w:bCs/>
+          <w:b/>
+          <w:color w:val="B08625"/>
+          <w:sz w:val="22"/>
+          <w:caps/>
+          <w:spacing w:val="18"/>
+        </w:rPr>
+        <w:t xml:space="preserve">Implementation Phases</w:t>
       </w:r>
     </w:p>
     <w:p>
       <w:pPr>
         <w:numPr>
           <w:ilvl w:val="0"/>
-          <w:numId w:val="1019"/>
+          <w:numId w:val="1020"/>
+        </w:numPr>
+        <w:pStyle w:val="Compact"/>
+        <w:jc w:val="both"/>
+      </w:pPr>
+      <w:r>
+        <w:rPr>
+          <w:bCs/>
+          <w:b/>
+          <w:color w:val="B08625"/>
+          <w:sz w:val="22"/>
+          <w:caps/>
+          <w:spacing w:val="18"/>
+        </w:rPr>
+        <w:t xml:space="preserve">Phase 1 (2028):</w:t>
+      </w:r>
+      <w:r>
+        <w:t xml:space="preserve"> </w:t>
+      </w:r>
+      <w:r>
+        <w:t xml:space="preserve">Formalize Brand Style Guide v1 and an ambassador/marketing toolkit building on already-adopted core assets.</w:t>
+      </w:r>
+    </w:p>
+    <w:p>
+      <w:pPr>
+        <w:numPr>
+          <w:ilvl w:val="0"/>
+          <w:numId w:val="1020"/>
+        </w:numPr>
+        <w:pStyle w:val="Compact"/>
+        <w:jc w:val="both"/>
+      </w:pPr>
+      <w:r>
+        <w:rPr>
+          <w:bCs/>
+          <w:b/>
+          <w:color w:val="B08625"/>
+          <w:sz w:val="22"/>
+          <w:caps/>
+          <w:spacing w:val="18"/>
+        </w:rPr>
+        <w:t xml:space="preserve">Phase 2 (2029–2032):</w:t>
+      </w:r>
+      <w:r>
+        <w:t xml:space="preserve"> </w:t>
+      </w:r>
+      <w:r>
+        <w:t xml:space="preserve">Develop the Gambia Branch Campus sub-brand lockup.</w:t>
+      </w:r>
+    </w:p>
+    <w:p>
+      <w:pPr>
+        <w:numPr>
+          <w:ilvl w:val="0"/>
+          <w:numId w:val="1020"/>
+        </w:numPr>
+        <w:pStyle w:val="Compact"/>
+        <w:jc w:val="both"/>
+      </w:pPr>
+      <w:r>
+        <w:rPr>
+          <w:bCs/>
+          <w:b/>
+          <w:color w:val="B08625"/>
+          <w:sz w:val="22"/>
+          <w:caps/>
+          <w:spacing w:val="18"/>
+        </w:rPr>
+        <w:t xml:space="preserve">Phase 3 (2033–2037):</w:t>
+      </w:r>
+      <w:r>
+        <w:t xml:space="preserve"> </w:t>
+      </w:r>
+      <w:r>
+        <w:t xml:space="preserve">Nigeria Mega-University sub-brand; multilingual adaptation (Hausa, French for West Africa; Arabic for Gulf-facing outreach).</w:t>
+      </w:r>
+    </w:p>
+    <w:p>
+      <w:pPr>
+        <w:numPr>
+          <w:ilvl w:val="0"/>
+          <w:numId w:val="1020"/>
         </w:numPr>
         <w:pStyle w:val="Compact"/>
         <w:jc w:val="both"/>
@@ -38326,8 +38506,8 @@
         <w:t xml:space="preserve">PART VI · SECTION 30</w:t>
       </w:r>
     </w:p>
-    <w:bookmarkEnd w:id="90"/>
-    <w:bookmarkStart w:id="91" w:name="Xc71a5d8b17f477b0394a8d7d7a1ca970b989841"/>
+    <w:bookmarkEnd w:id="91"/>
+    <w:bookmarkStart w:id="92" w:name="Xc71a5d8b17f477b0394a8d7d7a1ca970b989841"/>
     <w:p>
       <w:pPr>
         <w:pStyle w:val="Heading2"/>
@@ -38760,7 +38940,7 @@
       <w:pPr>
         <w:numPr>
           <w:ilvl w:val="0"/>
-          <w:numId w:val="1020"/>
+          <w:numId w:val="1021"/>
         </w:numPr>
         <w:pStyle w:val="Compact"/>
         <w:jc w:val="both"/>
@@ -38787,7 +38967,7 @@
       <w:pPr>
         <w:numPr>
           <w:ilvl w:val="0"/>
-          <w:numId w:val="1020"/>
+          <w:numId w:val="1021"/>
         </w:numPr>
         <w:pStyle w:val="Compact"/>
         <w:jc w:val="both"/>
@@ -38814,7 +38994,7 @@
       <w:pPr>
         <w:numPr>
           <w:ilvl w:val="0"/>
-          <w:numId w:val="1020"/>
+          <w:numId w:val="1021"/>
         </w:numPr>
         <w:pStyle w:val="Compact"/>
         <w:jc w:val="both"/>
@@ -38841,7 +39021,7 @@
       <w:pPr>
         <w:numPr>
           <w:ilvl w:val="0"/>
-          <w:numId w:val="1020"/>
+          <w:numId w:val="1021"/>
         </w:numPr>
         <w:pStyle w:val="Compact"/>
         <w:jc w:val="both"/>
@@ -39558,8 +39738,8 @@
         <w:t xml:space="preserve">PART VII · SECTION 31</w:t>
       </w:r>
     </w:p>
-    <w:bookmarkEnd w:id="91"/>
-    <w:bookmarkStart w:id="92" w:name="section-31-nigeria-campus-strategy"/>
+    <w:bookmarkEnd w:id="92"/>
+    <w:bookmarkStart w:id="93" w:name="section-31-nigeria-campus-strategy"/>
     <w:p>
       <w:pPr>
         <w:pStyle w:val="Heading2"/>
@@ -40190,7 +40370,7 @@
       <w:pPr>
         <w:numPr>
           <w:ilvl w:val="0"/>
-          <w:numId w:val="1021"/>
+          <w:numId w:val="1022"/>
         </w:numPr>
         <w:pStyle w:val="Compact"/>
         <w:jc w:val="both"/>
@@ -40214,7 +40394,7 @@
       <w:pPr>
         <w:numPr>
           <w:ilvl w:val="0"/>
-          <w:numId w:val="1021"/>
+          <w:numId w:val="1022"/>
         </w:numPr>
         <w:pStyle w:val="Compact"/>
         <w:jc w:val="both"/>
@@ -40238,7 +40418,7 @@
       <w:pPr>
         <w:numPr>
           <w:ilvl w:val="0"/>
-          <w:numId w:val="1021"/>
+          <w:numId w:val="1022"/>
         </w:numPr>
         <w:pStyle w:val="Compact"/>
         <w:jc w:val="both"/>
@@ -40292,8 +40472,8 @@
         <w:t xml:space="preserve">PART VII · SECTION 32</w:t>
       </w:r>
     </w:p>
-    <w:bookmarkEnd w:id="92"/>
-    <w:bookmarkStart w:id="93" w:name="section-32-gulf-cooperation-strategy"/>
+    <w:bookmarkEnd w:id="93"/>
+    <w:bookmarkStart w:id="94" w:name="section-32-gulf-cooperation-strategy"/>
     <w:p>
       <w:pPr>
         <w:pStyle w:val="Heading2"/>
@@ -40361,7 +40541,7 @@
         <w:t xml:space="preserve"> </w:t>
       </w:r>
       <w:r>
-        <w:t xml:space="preserve">Growing Gulf enrolment and Gulf-origin philanthropy directly expands the pool available for need-based access elsewhere — the strategy is therefore a</w:t>
+        <w:t xml:space="preserve">Growing Gulf enrollment and Gulf-origin philanthropy directly expands the pool available for need-based access elsewhere — the strategy is therefore a</w:t>
       </w:r>
       <w:r>
         <w:t xml:space="preserve"> </w:t>
@@ -40701,7 +40881,7 @@
               <w:jc w:val="left"/>
             </w:pPr>
             <w:r>
-              <w:t xml:space="preserve">Deepen Gulf enrolment share and recognition-enabled pathways as track record compounds</w:t>
+              <w:t xml:space="preserve">Deepen Gulf enrollment share and recognition-enabled pathways as track record compounds</w:t>
             </w:r>
           </w:p>
         </w:tc>
@@ -40730,7 +40910,7 @@
         <w:jc w:val="both"/>
       </w:pPr>
       <w:r>
-        <w:t xml:space="preserve">Years 1–9: no dedicated Gulf office; Gulf-market digital marketing handled by a contracted bilingual specialist funded from the fixed Marketing allocation; admissions processing folded into the Core Admin Staff sub-line. Years 10–12: specialist role scales to near-full-time as Gulf enrolment share grows. A dedicated Gulf Relations function (for ministry diplomacy) is a Year 13+ decision requiring explicit Board approval, not pre-funded.</w:t>
+        <w:t xml:space="preserve">Years 1–9: no dedicated Gulf office; Gulf-market digital marketing handled by a contracted bilingual specialist funded from the fixed Marketing allocation; admissions processing folded into the Core Admin Staff sub-line. Years 10–12: specialist role scales to near-full-time as Gulf enrollment share grows. A dedicated Gulf Relations function (for ministry diplomacy) is a Year 13+ decision requiring explicit Board approval, not pre-funded.</w:t>
       </w:r>
     </w:p>
     <w:p>
@@ -40826,7 +41006,7 @@
         <w:jc w:val="both"/>
       </w:pPr>
       <w:r>
-        <w:t xml:space="preserve">Gulf-origin enrolment as % of Tier 1 total; Gulf revenue contribution to Tier 2–4 cross-subsidy pool; number of mosque/Islamic-school MOUs signed; count and value of Gulf-origin Sadaqah Jāriyah gifts; ministry engagement meetings logged; first recognition agreement secured Year 13.</w:t>
+        <w:t xml:space="preserve">Gulf-origin enrollment as % of Tier 1 total; Gulf revenue contribution to Tier 2–4 cross-subsidy pool; number of mosque/Islamic-school MOUs signed; count and value of Gulf-origin Sadaqah Jāriyah gifts; ministry engagement meetings logged; first recognition agreement secured Year 13.</w:t>
       </w:r>
     </w:p>
     <w:p>
@@ -40930,7 +41110,7 @@
       <w:pPr>
         <w:numPr>
           <w:ilvl w:val="0"/>
-          <w:numId w:val="1022"/>
+          <w:numId w:val="1023"/>
         </w:numPr>
         <w:pStyle w:val="Compact"/>
         <w:jc w:val="both"/>
@@ -40954,7 +41134,7 @@
       <w:pPr>
         <w:numPr>
           <w:ilvl w:val="0"/>
-          <w:numId w:val="1022"/>
+          <w:numId w:val="1023"/>
         </w:numPr>
         <w:pStyle w:val="Compact"/>
         <w:jc w:val="both"/>
@@ -40978,7 +41158,7 @@
       <w:pPr>
         <w:numPr>
           <w:ilvl w:val="0"/>
-          <w:numId w:val="1022"/>
+          <w:numId w:val="1023"/>
         </w:numPr>
         <w:pStyle w:val="Compact"/>
         <w:jc w:val="both"/>
@@ -41032,8 +41212,8 @@
         <w:t xml:space="preserve">PART VII · SECTION 33</w:t>
       </w:r>
     </w:p>
-    <w:bookmarkEnd w:id="93"/>
-    <w:bookmarkStart w:id="94" w:name="section-33-student-support-framework"/>
+    <w:bookmarkEnd w:id="94"/>
+    <w:bookmarkStart w:id="95" w:name="section-33-student-support-framework"/>
     <w:p>
       <w:pPr>
         <w:pStyle w:val="Heading2"/>
@@ -41429,7 +41609,7 @@
         <w:t xml:space="preserve"> </w:t>
       </w:r>
       <w:r>
-        <w:t xml:space="preserve">(18% of the 20% Payroll allocation): Year 1 ≈ $8,090; Year 5 ≈ $46,468; Year 10 ≈ $137,900 — shared across HR, Finance, IT, Admissions,</w:t>
+        <w:t xml:space="preserve">(18% of the 20% Payroll allocation): Year 1 ≈ $8,091; Year 5 ≈ $46,468; Year 10 ≈ $137,900 — shared across HR, Finance, IT, Admissions,</w:t>
       </w:r>
       <w:r>
         <w:t xml:space="preserve"> </w:t>
@@ -41571,7 +41751,7 @@
       <w:pPr>
         <w:numPr>
           <w:ilvl w:val="0"/>
-          <w:numId w:val="1023"/>
+          <w:numId w:val="1024"/>
         </w:numPr>
         <w:pStyle w:val="Compact"/>
         <w:jc w:val="both"/>
@@ -41595,7 +41775,7 @@
       <w:pPr>
         <w:numPr>
           <w:ilvl w:val="0"/>
-          <w:numId w:val="1023"/>
+          <w:numId w:val="1024"/>
         </w:numPr>
         <w:pStyle w:val="Compact"/>
         <w:jc w:val="both"/>
@@ -41619,7 +41799,7 @@
       <w:pPr>
         <w:numPr>
           <w:ilvl w:val="0"/>
-          <w:numId w:val="1023"/>
+          <w:numId w:val="1024"/>
         </w:numPr>
         <w:pStyle w:val="Compact"/>
         <w:jc w:val="both"/>
@@ -41673,8 +41853,8 @@
         <w:t xml:space="preserve">PART VII · SECTION 34</w:t>
       </w:r>
     </w:p>
-    <w:bookmarkEnd w:id="94"/>
-    <w:bookmarkStart w:id="95" w:name="section-34-alumni-framework"/>
+    <w:bookmarkEnd w:id="95"/>
+    <w:bookmarkStart w:id="96" w:name="section-34-alumni-framework"/>
     <w:p>
       <w:pPr>
         <w:pStyle w:val="Heading2"/>
@@ -42133,7 +42313,7 @@
         <w:jc w:val="both"/>
       </w:pPr>
       <w:r>
-        <w:t xml:space="preserve">% of each graduating cohort joining the alumni community; alumni-referral-driven new enrolments; alumni giving participation rate; mosque nominations sourced through alumni ambassadors; number of active regional alumni chapters/reps.</w:t>
+        <w:t xml:space="preserve">% of each graduating cohort joining the alumni community; alumni-referral-driven new enrollments; alumni giving participation rate; mosque nominations sourced through alumni ambassadors; number of active regional alumni chapters/reps.</w:t>
       </w:r>
     </w:p>
     <w:p>
@@ -42221,7 +42401,7 @@
       <w:pPr>
         <w:numPr>
           <w:ilvl w:val="0"/>
-          <w:numId w:val="1024"/>
+          <w:numId w:val="1025"/>
         </w:numPr>
         <w:pStyle w:val="Compact"/>
         <w:jc w:val="both"/>
@@ -42245,7 +42425,7 @@
       <w:pPr>
         <w:numPr>
           <w:ilvl w:val="0"/>
-          <w:numId w:val="1024"/>
+          <w:numId w:val="1025"/>
         </w:numPr>
         <w:pStyle w:val="Compact"/>
         <w:jc w:val="both"/>
@@ -42269,7 +42449,7 @@
       <w:pPr>
         <w:numPr>
           <w:ilvl w:val="0"/>
-          <w:numId w:val="1024"/>
+          <w:numId w:val="1025"/>
         </w:numPr>
         <w:pStyle w:val="Compact"/>
         <w:jc w:val="both"/>
@@ -42323,8 +42503,8 @@
         <w:t xml:space="preserve">PART VII · SECTION 35</w:t>
       </w:r>
     </w:p>
-    <w:bookmarkEnd w:id="95"/>
-    <w:bookmarkStart w:id="96" w:name="section-35-career-development-framework"/>
+    <w:bookmarkEnd w:id="96"/>
+    <w:bookmarkStart w:id="97" w:name="section-35-career-development-framework"/>
     <w:p>
       <w:pPr>
         <w:pStyle w:val="Heading2"/>
@@ -42887,7 +43067,7 @@
       <w:pPr>
         <w:numPr>
           <w:ilvl w:val="0"/>
-          <w:numId w:val="1025"/>
+          <w:numId w:val="1026"/>
         </w:numPr>
         <w:pStyle w:val="Compact"/>
         <w:jc w:val="both"/>
@@ -42911,7 +43091,7 @@
       <w:pPr>
         <w:numPr>
           <w:ilvl w:val="0"/>
-          <w:numId w:val="1025"/>
+          <w:numId w:val="1026"/>
         </w:numPr>
         <w:pStyle w:val="Compact"/>
         <w:jc w:val="both"/>
@@ -42935,7 +43115,7 @@
       <w:pPr>
         <w:numPr>
           <w:ilvl w:val="0"/>
-          <w:numId w:val="1025"/>
+          <w:numId w:val="1026"/>
         </w:numPr>
         <w:pStyle w:val="Compact"/>
         <w:jc w:val="both"/>
@@ -43284,8 +43464,8 @@
         <w:t xml:space="preserve">PART VIII · SECTION 36</w:t>
       </w:r>
     </w:p>
-    <w:bookmarkEnd w:id="96"/>
-    <w:bookmarkStart w:id="97" w:name="section-36-risk-management-framework"/>
+    <w:bookmarkEnd w:id="97"/>
+    <w:bookmarkStart w:id="98" w:name="section-36-risk-management-framework"/>
     <w:p>
       <w:pPr>
         <w:pStyle w:val="Heading2"/>
@@ -43341,7 +43521,7 @@
       <w:pPr>
         <w:numPr>
           <w:ilvl w:val="0"/>
-          <w:numId w:val="1026"/>
+          <w:numId w:val="1027"/>
         </w:numPr>
         <w:pStyle w:val="Compact"/>
         <w:jc w:val="both"/>
@@ -43354,7 +43534,7 @@
       <w:pPr>
         <w:numPr>
           <w:ilvl w:val="0"/>
-          <w:numId w:val="1026"/>
+          <w:numId w:val="1027"/>
         </w:numPr>
         <w:pStyle w:val="Compact"/>
         <w:jc w:val="both"/>
@@ -43367,7 +43547,7 @@
       <w:pPr>
         <w:numPr>
           <w:ilvl w:val="0"/>
-          <w:numId w:val="1026"/>
+          <w:numId w:val="1027"/>
         </w:numPr>
         <w:pStyle w:val="Compact"/>
         <w:jc w:val="both"/>
@@ -43380,7 +43560,7 @@
       <w:pPr>
         <w:numPr>
           <w:ilvl w:val="0"/>
-          <w:numId w:val="1026"/>
+          <w:numId w:val="1027"/>
         </w:numPr>
         <w:pStyle w:val="Compact"/>
         <w:jc w:val="both"/>
@@ -44681,7 +44861,7 @@
       <w:pPr>
         <w:numPr>
           <w:ilvl w:val="0"/>
-          <w:numId w:val="1027"/>
+          <w:numId w:val="1028"/>
         </w:numPr>
         <w:pStyle w:val="Compact"/>
         <w:shd w:val="clear" w:color="auto" w:fill="F7F3E8"/>
@@ -44700,7 +44880,7 @@
       <w:pPr>
         <w:numPr>
           <w:ilvl w:val="0"/>
-          <w:numId w:val="1027"/>
+          <w:numId w:val="1028"/>
         </w:numPr>
         <w:pStyle w:val="Compact"/>
         <w:shd w:val="clear" w:color="auto" w:fill="F7F3E8"/>
@@ -44737,7 +44917,7 @@
       <w:pPr>
         <w:numPr>
           <w:ilvl w:val="0"/>
-          <w:numId w:val="1027"/>
+          <w:numId w:val="1028"/>
         </w:numPr>
         <w:pStyle w:val="Compact"/>
         <w:shd w:val="clear" w:color="auto" w:fill="F7F3E8"/>
@@ -44756,7 +44936,7 @@
       <w:pPr>
         <w:numPr>
           <w:ilvl w:val="0"/>
-          <w:numId w:val="1027"/>
+          <w:numId w:val="1028"/>
         </w:numPr>
         <w:pStyle w:val="Compact"/>
         <w:shd w:val="clear" w:color="auto" w:fill="F7F3E8"/>
@@ -45073,8 +45253,8 @@
         <w:t xml:space="preserve">PART VIII · SECTION 37</w:t>
       </w:r>
     </w:p>
-    <w:bookmarkEnd w:id="97"/>
-    <w:bookmarkStart w:id="98" w:name="section-37-compliance-framework"/>
+    <w:bookmarkEnd w:id="98"/>
+    <w:bookmarkStart w:id="99" w:name="section-37-compliance-framework"/>
     <w:p>
       <w:pPr>
         <w:pStyle w:val="Heading2"/>
@@ -45130,7 +45310,7 @@
       <w:pPr>
         <w:numPr>
           <w:ilvl w:val="0"/>
-          <w:numId w:val="1028"/>
+          <w:numId w:val="1029"/>
         </w:numPr>
         <w:pStyle w:val="Compact"/>
         <w:jc w:val="both"/>
@@ -45143,7 +45323,7 @@
       <w:pPr>
         <w:numPr>
           <w:ilvl w:val="0"/>
-          <w:numId w:val="1028"/>
+          <w:numId w:val="1029"/>
         </w:numPr>
         <w:pStyle w:val="Compact"/>
         <w:jc w:val="both"/>
@@ -45168,7 +45348,7 @@
       <w:pPr>
         <w:numPr>
           <w:ilvl w:val="0"/>
-          <w:numId w:val="1028"/>
+          <w:numId w:val="1029"/>
         </w:numPr>
         <w:pStyle w:val="Compact"/>
         <w:jc w:val="both"/>
@@ -45181,7 +45361,7 @@
       <w:pPr>
         <w:numPr>
           <w:ilvl w:val="0"/>
-          <w:numId w:val="1028"/>
+          <w:numId w:val="1029"/>
         </w:numPr>
         <w:pStyle w:val="Compact"/>
         <w:jc w:val="both"/>
@@ -46364,8 +46544,8 @@
         <w:t xml:space="preserve">PART VIII · SECTION 38</w:t>
       </w:r>
     </w:p>
-    <w:bookmarkEnd w:id="98"/>
-    <w:bookmarkStart w:id="102" w:name="Xf79d756fd0b3e4e3e63a4bac5c102915244732a"/>
+    <w:bookmarkEnd w:id="99"/>
+    <w:bookmarkStart w:id="103" w:name="Xf79d756fd0b3e4e3e63a4bac5c102915244732a"/>
     <w:p>
       <w:pPr>
         <w:pStyle w:val="Heading2"/>
@@ -46383,18 +46563,18 @@
           <wp:inline>
             <wp:extent cx="5292852" cy="3670321"/>
             <wp:effectExtent b="0" l="0" r="0" t="0"/>
-            <wp:docPr descr="Figure 8. Revenue Allocation Framework — Fixed Annual Percentage of Gross Revenue" title="" id="100" name="Picture"/>
+            <wp:docPr descr="Figure 8. Revenue Allocation Framework — Fixed Annual Percentage of Gross Revenue" title="" id="101" name="Picture"/>
             <a:graphic>
               <a:graphicData uri="http://schemas.openxmlformats.org/drawingml/2006/picture">
                 <pic:pic>
                   <pic:nvPicPr>
-                    <pic:cNvPr descr="assets/figures/fig01_revenue_allocation.png" id="101" name="Picture"/>
+                    <pic:cNvPr descr="assets/figures/fig01_revenue_allocation.png" id="102" name="Picture"/>
                     <pic:cNvPicPr>
                       <a:picLocks noChangeArrowheads="1" noChangeAspect="1"/>
                     </pic:cNvPicPr>
                   </pic:nvPicPr>
                   <pic:blipFill>
-                    <a:blip r:embed="rId99"/>
+                    <a:blip r:embed="rId100"/>
                     <a:stretch>
                       <a:fillRect/>
                     </a:stretch>
@@ -46535,127 +46715,13 @@
       <w:pPr>
         <w:numPr>
           <w:ilvl w:val="0"/>
-          <w:numId w:val="1029"/>
+          <w:numId w:val="1030"/>
         </w:numPr>
         <w:pStyle w:val="Compact"/>
         <w:jc w:val="both"/>
       </w:pPr>
       <w:r>
         <w:t xml:space="preserve">Percentage-of-revenue budgeting (used by mission-driven organizations with volatile income) structurally eliminates deficit risk, unlike fixed-dollar-obligation budgeting common in traditional universities.</w:t>
-      </w:r>
-    </w:p>
-    <w:p>
-      <w:pPr>
-        <w:numPr>
-          <w:ilvl w:val="0"/>
-          <w:numId w:val="1029"/>
-        </w:numPr>
-        <w:pStyle w:val="Compact"/>
-        <w:jc w:val="both"/>
-      </w:pPr>
-      <w:r>
-        <w:t xml:space="preserve">Dual-reserve architecture — a short-horizon liquidity buffer plus a long-horizon, mission-restricted growth reserve — mirrors best practice in endowment management (spending-rate discipline paired with a separate corpus-preservation vehicle).</w:t>
-      </w:r>
-    </w:p>
-    <w:p>
-      <w:pPr>
-        <w:numPr>
-          <w:ilvl w:val="0"/>
-          <w:numId w:val="1029"/>
-        </w:numPr>
-        <w:pStyle w:val="Compact"/>
-        <w:jc w:val="both"/>
-      </w:pPr>
-      <w:r>
-        <w:t xml:space="preserve">Scenario planning (conservative/expected/growth bands around one structural model, not three different budgets) is standard in nonprofit financial resilience planning.</w:t>
-      </w:r>
-    </w:p>
-    <w:p>
-      <w:pPr>
-        <w:numPr>
-          <w:ilvl w:val="0"/>
-          <w:numId w:val="1029"/>
-        </w:numPr>
-        <w:pStyle w:val="Compact"/>
-        <w:jc w:val="both"/>
-      </w:pPr>
-      <w:r>
-        <w:t xml:space="preserve">Automatic-stabilizer compensation design (Faculty Honoraria scaling with revenue, no ceiling but also no fixed floor) is a recognized technique for aligning payroll cost with actual capacity to pay.</w:t>
-      </w:r>
-    </w:p>
-    <w:p>
-      <w:pPr>
-        <w:pStyle w:val="FirstParagraph"/>
-        <w:jc w:val="both"/>
-      </w:pPr>
-      <w:r>
-        <w:rPr>
-          <w:bCs/>
-          <w:b/>
-          <w:color w:val="B08625"/>
-          <w:sz w:val="22"/>
-          <w:caps/>
-          <w:spacing w:val="18"/>
-        </w:rPr>
-        <w:t xml:space="preserve">The Doctrine, Stated Plainly</w:t>
-      </w:r>
-    </w:p>
-    <w:p>
-      <w:pPr>
-        <w:pStyle w:val="BodyText"/>
-        <w:jc w:val="both"/>
-      </w:pPr>
-      <w:r>
-        <w:t xml:space="preserve">Because Payroll (20%), Marketing (10%), OpEx (5%), LMS &amp; Technology (5%), Da’wah &amp; Outreach (5%), and Waqf &amp; Stakeholder (20%) are all percentages of</w:t>
-      </w:r>
-      <w:r>
-        <w:t xml:space="preserve"> </w:t>
-      </w:r>
-      <w:r>
-        <w:rPr>
-          <w:iCs/>
-          <w:i/>
-        </w:rPr>
-        <w:t xml:space="preserve">actual received</w:t>
-      </w:r>
-      <w:r>
-        <w:t xml:space="preserve"> </w:t>
-      </w:r>
-      <w:r>
-        <w:t xml:space="preserve">revenue, AMIU cannot structurally run a deficit in any scenario — a slower year produces smaller absolute payments in every category, not unpaid obligations. This is why the adopted model shows $0 deficit in any year of any of the three scenarios (Conservative +27% = $14.25M ten-year cumulative; Expected +45% = $15.41M; Growth/adopted +65% = $16.67M). The only variable across scenarios is the</w:t>
-      </w:r>
-      <w:r>
-        <w:t xml:space="preserve"> </w:t>
-      </w:r>
-      <w:r>
-        <w:rPr>
-          <w:iCs/>
-          <w:i/>
-        </w:rPr>
-        <w:t xml:space="preserve">pace</w:t>
-      </w:r>
-      <w:r>
-        <w:t xml:space="preserve"> </w:t>
-      </w:r>
-      <w:r>
-        <w:t xml:space="preserve">of absolute reserve accumulation and expansion — never solvency.</w:t>
-      </w:r>
-    </w:p>
-    <w:p>
-      <w:pPr>
-        <w:pStyle w:val="BodyText"/>
-        <w:jc w:val="both"/>
-      </w:pPr>
-      <w:r>
-        <w:rPr>
-          <w:bCs/>
-          <w:b/>
-          <w:color w:val="B08625"/>
-          <w:sz w:val="22"/>
-          <w:caps/>
-          <w:spacing w:val="18"/>
-        </w:rPr>
-        <w:t xml:space="preserve">The Two-Reserve Architecture</w:t>
       </w:r>
     </w:p>
     <w:p>
@@ -46668,21 +46734,7 @@
         <w:jc w:val="both"/>
       </w:pPr>
       <w:r>
-        <w:rPr>
-          <w:bCs/>
-          <w:b/>
-          <w:color w:val="B08625"/>
-          <w:sz w:val="22"/>
-          <w:caps/>
-          <w:spacing w:val="18"/>
-        </w:rPr>
-        <w:t xml:space="preserve">Liquidity Reserve (35% of gross revenue):</w:t>
-      </w:r>
-      <w:r>
-        <w:t xml:space="preserve"> </w:t>
-      </w:r>
-      <w:r>
-        <w:t xml:space="preserve">the University’s short-to-medium-horizon solvency and expansion buffer, explicitly available for resilience, campus expansion, and accreditation costs. Ten-year cumulative inflow: $5,834,215. After funding items such as the Gambia $50,000 ceiling and accreditation candidacy costs across the decade, the retained Year-10 balance is $4,341,842.</w:t>
+        <w:t xml:space="preserve">Dual-reserve architecture — a short-horizon liquidity buffer plus a long-horizon, mission-restricted growth reserve — mirrors best practice in endowment management (spending-rate discipline paired with a separate corpus-preservation vehicle).</w:t>
       </w:r>
     </w:p>
     <w:p>
@@ -46695,17 +46747,7 @@
         <w:jc w:val="both"/>
       </w:pPr>
       <w:r>
-        <w:rPr>
-          <w:bCs/>
-          <w:b/>
-        </w:rPr>
-        <w:t xml:space="preserve">AMIU Strategic Business Reserve (50% of the Waqf &amp; Stakeholder Reserve, i.e. 10% of gross revenue):</w:t>
-      </w:r>
-      <w:r>
-        <w:t xml:space="preserve"> </w:t>
-      </w:r>
-      <w:r>
-        <w:t xml:space="preserve">the long-horizon, Sharī’ah-compliant-investment-only growth vehicle, Year-10 balance $1,240,527, fiduciary-managed by the Waqf &amp; Endowment Board.</w:t>
+        <w:t xml:space="preserve">Scenario planning (conservative/expected/growth bands around one structural model, not three different budgets) is standard in nonprofit financial resilience planning.</w:t>
       </w:r>
     </w:p>
     <w:p>
@@ -46713,6 +46755,144 @@
         <w:numPr>
           <w:ilvl w:val="0"/>
           <w:numId w:val="1030"/>
+        </w:numPr>
+        <w:pStyle w:val="Compact"/>
+        <w:jc w:val="both"/>
+      </w:pPr>
+      <w:r>
+        <w:t xml:space="preserve">Automatic-stabilizer compensation design (Faculty Honoraria scaling with revenue, no ceiling but also no fixed floor) is a recognized technique for aligning payroll cost with actual capacity to pay.</w:t>
+      </w:r>
+    </w:p>
+    <w:p>
+      <w:pPr>
+        <w:pStyle w:val="FirstParagraph"/>
+        <w:jc w:val="both"/>
+      </w:pPr>
+      <w:r>
+        <w:rPr>
+          <w:bCs/>
+          <w:b/>
+          <w:color w:val="B08625"/>
+          <w:sz w:val="22"/>
+          <w:caps/>
+          <w:spacing w:val="18"/>
+        </w:rPr>
+        <w:t xml:space="preserve">The Doctrine, Stated Plainly</w:t>
+      </w:r>
+    </w:p>
+    <w:p>
+      <w:pPr>
+        <w:pStyle w:val="BodyText"/>
+        <w:jc w:val="both"/>
+      </w:pPr>
+      <w:r>
+        <w:t xml:space="preserve">Because Payroll (20%), Marketing (10%), OpEx (5%), LMS &amp; Technology (5%), Da’wah &amp; Outreach (5%), and Waqf &amp; Stakeholder (20%) are all percentages of</w:t>
+      </w:r>
+      <w:r>
+        <w:t xml:space="preserve"> </w:t>
+      </w:r>
+      <w:r>
+        <w:rPr>
+          <w:iCs/>
+          <w:i/>
+        </w:rPr>
+        <w:t xml:space="preserve">actual received</w:t>
+      </w:r>
+      <w:r>
+        <w:t xml:space="preserve"> </w:t>
+      </w:r>
+      <w:r>
+        <w:t xml:space="preserve">revenue, AMIU cannot structurally run a deficit in any scenario — a slower year produces smaller absolute payments in every category, not unpaid obligations. This is why the adopted model shows $0 deficit in any year of any of the three scenarios (Conservative +27% = $14.25M ten-year cumulative; Expected +45% = $15.41M; Growth/adopted +65% = $16.67M). The only variable across scenarios is the</w:t>
+      </w:r>
+      <w:r>
+        <w:t xml:space="preserve"> </w:t>
+      </w:r>
+      <w:r>
+        <w:rPr>
+          <w:iCs/>
+          <w:i/>
+        </w:rPr>
+        <w:t xml:space="preserve">pace</w:t>
+      </w:r>
+      <w:r>
+        <w:t xml:space="preserve"> </w:t>
+      </w:r>
+      <w:r>
+        <w:t xml:space="preserve">of absolute reserve accumulation and expansion — never solvency.</w:t>
+      </w:r>
+    </w:p>
+    <w:p>
+      <w:pPr>
+        <w:pStyle w:val="BodyText"/>
+        <w:jc w:val="both"/>
+      </w:pPr>
+      <w:r>
+        <w:rPr>
+          <w:bCs/>
+          <w:b/>
+          <w:color w:val="B08625"/>
+          <w:sz w:val="22"/>
+          <w:caps/>
+          <w:spacing w:val="18"/>
+        </w:rPr>
+        <w:t xml:space="preserve">The Two-Reserve Architecture</w:t>
+      </w:r>
+    </w:p>
+    <w:p>
+      <w:pPr>
+        <w:numPr>
+          <w:ilvl w:val="0"/>
+          <w:numId w:val="1031"/>
+        </w:numPr>
+        <w:pStyle w:val="Compact"/>
+        <w:jc w:val="both"/>
+      </w:pPr>
+      <w:r>
+        <w:rPr>
+          <w:bCs/>
+          <w:b/>
+          <w:color w:val="B08625"/>
+          <w:sz w:val="22"/>
+          <w:caps/>
+          <w:spacing w:val="18"/>
+        </w:rPr>
+        <w:t xml:space="preserve">Liquidity Reserve (35% of gross revenue):</w:t>
+      </w:r>
+      <w:r>
+        <w:t xml:space="preserve"> </w:t>
+      </w:r>
+      <w:r>
+        <w:t xml:space="preserve">the University’s short-to-medium-horizon solvency and expansion buffer, explicitly available for resilience, campus expansion, and accreditation costs. Ten-year cumulative inflow: $5,834,215. After funding items such as the Gambia $50,000 ceiling and accreditation candidacy costs across the decade, the retained Year-10 balance is $4,341,842.</w:t>
+      </w:r>
+    </w:p>
+    <w:p>
+      <w:pPr>
+        <w:numPr>
+          <w:ilvl w:val="0"/>
+          <w:numId w:val="1031"/>
+        </w:numPr>
+        <w:pStyle w:val="Compact"/>
+        <w:jc w:val="both"/>
+      </w:pPr>
+      <w:r>
+        <w:rPr>
+          <w:bCs/>
+          <w:b/>
+        </w:rPr>
+        <w:t xml:space="preserve">AMIU Strategic Business Reserve (50% of the Waqf &amp; Stakeholder Reserve, i.e. 10% of gross revenue):</w:t>
+      </w:r>
+      <w:r>
+        <w:t xml:space="preserve"> </w:t>
+      </w:r>
+      <w:r>
+        <w:t xml:space="preserve">the long-horizon, Sharī’ah-compliant-investment-only growth vehicle, Year-10 balance $1,240,527, fiduciary-managed by the Waqf &amp; Endowment Board.</w:t>
+      </w:r>
+    </w:p>
+    <w:p>
+      <w:pPr>
+        <w:numPr>
+          <w:ilvl w:val="0"/>
+          <w:numId w:val="1031"/>
         </w:numPr>
         <w:pStyle w:val="Compact"/>
         <w:jc w:val="both"/>
@@ -47093,7 +47273,7 @@
       <w:pPr>
         <w:numPr>
           <w:ilvl w:val="0"/>
-          <w:numId w:val="1031"/>
+          <w:numId w:val="1032"/>
         </w:numPr>
         <w:pStyle w:val="Compact"/>
         <w:shd w:val="clear" w:color="auto" w:fill="F7F3E8"/>
@@ -47112,7 +47292,7 @@
       <w:pPr>
         <w:numPr>
           <w:ilvl w:val="0"/>
-          <w:numId w:val="1031"/>
+          <w:numId w:val="1032"/>
         </w:numPr>
         <w:pStyle w:val="Compact"/>
         <w:shd w:val="clear" w:color="auto" w:fill="F7F3E8"/>
@@ -47131,7 +47311,7 @@
       <w:pPr>
         <w:numPr>
           <w:ilvl w:val="0"/>
-          <w:numId w:val="1031"/>
+          <w:numId w:val="1032"/>
         </w:numPr>
         <w:pStyle w:val="Compact"/>
         <w:shd w:val="clear" w:color="auto" w:fill="F7F3E8"/>
@@ -47150,7 +47330,7 @@
       <w:pPr>
         <w:numPr>
           <w:ilvl w:val="0"/>
-          <w:numId w:val="1031"/>
+          <w:numId w:val="1032"/>
         </w:numPr>
         <w:pStyle w:val="Compact"/>
         <w:shd w:val="clear" w:color="auto" w:fill="F7F3E8"/>
@@ -47535,8 +47715,8 @@
         <w:t xml:space="preserve">PART VIII · SECTION 39</w:t>
       </w:r>
     </w:p>
-    <w:bookmarkEnd w:id="102"/>
-    <w:bookmarkStart w:id="106" w:name="section-39-capital-development-framework"/>
+    <w:bookmarkEnd w:id="103"/>
+    <w:bookmarkStart w:id="107" w:name="section-39-capital-development-framework"/>
     <w:p>
       <w:pPr>
         <w:pStyle w:val="Heading2"/>
@@ -47554,18 +47734,18 @@
           <wp:inline>
             <wp:extent cx="5292852" cy="3697745"/>
             <wp:effectExtent b="0" l="0" r="0" t="0"/>
-            <wp:docPr descr="Figure 9. Capital Architecture: The Tuition Firewall" title="" id="104" name="Picture"/>
+            <wp:docPr descr="Figure 9. Capital Architecture: The Tuition Firewall" title="" id="105" name="Picture"/>
             <a:graphic>
               <a:graphicData uri="http://schemas.openxmlformats.org/drawingml/2006/picture">
                 <pic:pic>
                   <pic:nvPicPr>
-                    <pic:cNvPr descr="assets/figures/fig08_capital_firewall.png" id="105" name="Picture"/>
+                    <pic:cNvPr descr="assets/figures/fig08_capital_firewall.png" id="106" name="Picture"/>
                     <pic:cNvPicPr>
                       <a:picLocks noChangeArrowheads="1" noChangeAspect="1"/>
                     </pic:cNvPicPr>
                   </pic:nvPicPr>
                   <pic:blipFill>
-                    <a:blip r:embed="rId103"/>
+                    <a:blip r:embed="rId104"/>
                     <a:stretch>
                       <a:fillRect/>
                     </a:stretch>
@@ -47688,7 +47868,7 @@
       <w:pPr>
         <w:numPr>
           <w:ilvl w:val="0"/>
-          <w:numId w:val="1032"/>
+          <w:numId w:val="1033"/>
         </w:numPr>
         <w:pStyle w:val="Compact"/>
         <w:jc w:val="both"/>
@@ -47713,7 +47893,7 @@
       <w:pPr>
         <w:numPr>
           <w:ilvl w:val="0"/>
-          <w:numId w:val="1032"/>
+          <w:numId w:val="1033"/>
         </w:numPr>
         <w:pStyle w:val="Compact"/>
         <w:jc w:val="both"/>
@@ -47726,7 +47906,7 @@
       <w:pPr>
         <w:numPr>
           <w:ilvl w:val="0"/>
-          <w:numId w:val="1032"/>
+          <w:numId w:val="1033"/>
         </w:numPr>
         <w:pStyle w:val="Compact"/>
         <w:jc w:val="both"/>
@@ -47739,7 +47919,7 @@
       <w:pPr>
         <w:numPr>
           <w:ilvl w:val="0"/>
-          <w:numId w:val="1032"/>
+          <w:numId w:val="1033"/>
         </w:numPr>
         <w:pStyle w:val="Compact"/>
         <w:jc w:val="both"/>
@@ -47921,7 +48101,7 @@
               <w:jc w:val="left"/>
             </w:pPr>
             <w:r>
-              <w:t xml:space="preserve">Waqf Nigeria Mega-University Reserve sub-line (20% of the 50% distributed Waqf pool = 2% of gross revenue; 10-yr cumulative ≈ $333,384)</w:t>
+              <w:t xml:space="preserve">Waqf Nigeria Mega-University Reserve sub-line (20% of the 50% distributed Waqf pool = 2% of gross revenue; 10-yr cumulative ≈ $333,383)</w:t>
             </w:r>
           </w:p>
         </w:tc>
@@ -48409,7 +48589,7 @@
         <w:jc w:val="both"/>
       </w:pPr>
       <w:r>
-        <w:t xml:space="preserve">Gambia: $50,000 total ceiling across Years 2–4, from Liquidity Reserve (which accrues far more than this — roughly $78,661 in Year 1 alone at 35% of $224,747 — comfortably affording the ceiling). Nigeria Reserve: accrues at 2% of gross revenue annually (Year 1 ≈ $4,495; Year 10 ≈ $76,611; ten-year cumulative ≈ $333,384) — explicitly a target-building sub-line, not a construction-ready budget on its own.</w:t>
+        <w:t xml:space="preserve">Gambia: $50,000 total ceiling across Years 2–4, from Liquidity Reserve (which accrues far more than this — roughly $78,661 in Year 1 alone at 35% of $224,747 — comfortably affording the ceiling). Nigeria Reserve: accrues at 2% of gross revenue annually (Year 1 ≈ $4,495; Year 10 ≈ $76,611; ten-year cumulative ≈ $333,383) — explicitly a target-building sub-line, not a construction-ready budget on its own.</w:t>
       </w:r>
     </w:p>
     <w:p>
@@ -48752,8 +48932,8 @@
         <w:t xml:space="preserve">PART VIII · SECTION 40</w:t>
       </w:r>
     </w:p>
-    <w:bookmarkEnd w:id="106"/>
-    <w:bookmarkStart w:id="110" w:name="section-40-twenty-year-strategic-roadmap"/>
+    <w:bookmarkEnd w:id="107"/>
+    <w:bookmarkStart w:id="111" w:name="section-40-twenty-year-strategic-roadmap"/>
     <w:p>
       <w:pPr>
         <w:pStyle w:val="Heading2"/>
@@ -48771,18 +48951,18 @@
           <wp:inline>
             <wp:extent cx="5292852" cy="3043005"/>
             <wp:effectExtent b="0" l="0" r="0" t="0"/>
-            <wp:docPr descr="Figure 10. Twenty-Year Illustrative Revenue Trajectory, 2028–2047" title="" id="108" name="Picture"/>
+            <wp:docPr descr="Figure 10. Twenty-Year Illustrative Revenue Trajectory, 2028–2047" title="" id="109" name="Picture"/>
             <a:graphic>
               <a:graphicData uri="http://schemas.openxmlformats.org/drawingml/2006/picture">
                 <pic:pic>
                   <pic:nvPicPr>
-                    <pic:cNvPr descr="assets/figures/fig04_twenty_year_trajectory.png" id="109" name="Picture"/>
+                    <pic:cNvPr descr="assets/figures/fig04_twenty_year_trajectory.png" id="110" name="Picture"/>
                     <pic:cNvPicPr>
                       <a:picLocks noChangeArrowheads="1" noChangeAspect="1"/>
                     </pic:cNvPicPr>
                   </pic:nvPicPr>
                   <pic:blipFill>
-                    <a:blip r:embed="rId107"/>
+                    <a:blip r:embed="rId108"/>
                     <a:stretch>
                       <a:fillRect/>
                     </a:stretch>
@@ -49917,8 +50097,8 @@
         <w:t xml:space="preserve">PART VIII · SECTION 41</w:t>
       </w:r>
     </w:p>
-    <w:bookmarkEnd w:id="110"/>
-    <w:bookmarkStart w:id="111" w:name="X8b8cf297de2f77fa6413774a8514840e8d88cb7"/>
+    <w:bookmarkEnd w:id="111"/>
+    <w:bookmarkStart w:id="112" w:name="X8b8cf297de2f77fa6413774a8514840e8d88cb7"/>
     <w:p>
       <w:pPr>
         <w:pStyle w:val="Heading2"/>
@@ -50817,7 +50997,7 @@
               <w:jc w:val="left"/>
             </w:pPr>
             <w:r>
-              <w:t xml:space="preserve">Full Section 2 tuition architecture; Section 15 Founding Cohort incentive stack (15% upfront discount, 10%→15% affiliate commission in the first 90 days)</w:t>
+              <w:t xml:space="preserve">Full Section 2 tuition architecture; the Founding Cohort incentive stack of AMIU-MP-001 §15 (15% upfront discount, 10%→15% affiliate commission in the first 90 days)</w:t>
             </w:r>
           </w:p>
         </w:tc>
@@ -51367,7 +51547,7 @@
         <w:jc w:val="both"/>
       </w:pPr>
       <w:r>
-        <w:t xml:space="preserve">On scholarship bands: the Founding Council’s originally proposed bands (Founding 100%; Merit, Need-Based, Community Leadership, Qur’an Excellence, and Imam Development scholarships each 50–100%) remain more generous than the architecture funded in AMIU-MP-001 §3 and operationalized in Section 26: a flat 50% Merit discount for the top 5% of any graduating cohort, and a lifetime 25% Hifz discount. Raising those bands into a 50–100% range would change the Waqf Reserve draw-down rate modeled in Sections 6 and 38 in a way the reweighting model above does not — it would require raising the percentage itself, not reallocating within it, and is exactly the kind of proposal the Financial Sustainability Framework’s Downside Review trigger (Section 38) exists to test</w:t>
+        <w:t xml:space="preserve">On scholarship bands: the Founding Council’s originally proposed bands (Founding 100%; Merit, Need-Based, Community Leadership, Qur’ān Excellence, and Imam Development scholarships each 50–100%) remain more generous than the architecture funded in AMIU-MP-001 §3 and operationalized in Section 26: a flat 50% Merit discount for the top 5% of any graduating cohort, and a lifetime 25% Hifz discount. Raising those bands into a 50–100% range would change the Waqf Reserve draw-down rate modeled in Sections 6 and 38 in a way the reweighting model above does not — it would require raising the percentage itself, not reallocating within it, and is exactly the kind of proposal the Financial Sustainability Framework’s Downside Review trigger (Section 38) exists to test</w:t>
       </w:r>
       <w:r>
         <w:t xml:space="preserve"> </w:t>
@@ -51409,7 +51589,7 @@
         <w:jc w:val="both"/>
       </w:pPr>
       <w:r>
-        <w:t xml:space="preserve">No dedicated staff role is created for the Founding Registration phase — it runs on Founding Committee volunteer capacity, the same trustees-designate who staff every other pre-incorporation formation activity (Section 9). From 1 January 2028, Founding Scholarship administration is absorbed into the existing Registrar/Admissions function (Section 14) and the Waqf &amp; Endowment Board’s existing Scholarship Block adjudication process (Section 26, 14-day SLA), consistent with this Blueprint’s staffing discipline of never creating a role ahead of the revenue year that funds it.</w:t>
+        <w:t xml:space="preserve">No dedicated staff role is created for the Founding Registration phase — it runs on Founding Committee volunteer capacity, the same trustees-designate who staff every other pre-incorporation formation activity (Section 37). From 1 January 2028, Founding Scholarship administration is absorbed into the existing Registrar/Admissions function (Section 14) and the Waqf &amp; Endowment Board’s existing Scholarship Block adjudication process (Section 26, 14-day SLA), consistent with this Blueprint’s staffing discipline of never creating a role ahead of the revenue year that funds it.</w:t>
       </w:r>
     </w:p>
     <w:p>
@@ -52017,9 +52197,9 @@
         <w:br w:type="page"/>
       </w:r>
     </w:p>
-    <w:bookmarkEnd w:id="111"/>
     <w:bookmarkEnd w:id="112"/>
-    <w:bookmarkStart w:id="117" w:name="appendices"/>
+    <w:bookmarkEnd w:id="113"/>
+    <w:bookmarkStart w:id="118" w:name="appendices"/>
     <w:p>
       <w:pPr>
         <w:pStyle w:val="Heading1"/>
@@ -52028,7 +52208,7 @@
         <w:t xml:space="preserve">Appendices</w:t>
       </w:r>
     </w:p>
-    <w:bookmarkStart w:id="113" w:name="Xcc6a4e6a798d0801eefb1a2c9f1a0cc841d8045"/>
+    <w:bookmarkStart w:id="114" w:name="Xcc6a4e6a798d0801eefb1a2c9f1a0cc841d8045"/>
     <w:p>
       <w:pPr>
         <w:pStyle w:val="Heading2"/>
@@ -52480,7 +52660,7 @@
               <w:jc w:val="left"/>
             </w:pPr>
             <w:r>
-              <w:t xml:space="preserve">Operationalizes regional expansion within Waqf Reserve sub-lines and Board-approved ceilings</w:t>
+              <w:t xml:space="preserve">Operationalizes regional expansion within Waqf &amp; Stakeholder Reserve sub-lines and Board-approved ceilings</w:t>
             </w:r>
           </w:p>
         </w:tc>
@@ -52541,8 +52721,8 @@
         </w:tc>
       </w:tr>
     </w:tbl>
-    <w:bookmarkEnd w:id="113"/>
-    <w:bookmarkStart w:id="114" w:name="X813fab9930c613e0f060a2240fac221b0eb2572"/>
+    <w:bookmarkEnd w:id="114"/>
+    <w:bookmarkStart w:id="115" w:name="X813fab9930c613e0f060a2240fac221b0eb2572"/>
     <w:p>
       <w:pPr>
         <w:pStyle w:val="Heading2"/>
@@ -53189,8 +53369,8 @@
         </w:tc>
       </w:tr>
     </w:tbl>
-    <w:bookmarkEnd w:id="114"/>
-    <w:bookmarkStart w:id="115" w:name="Xc2475011ae326c2e9b3a85bd79974f7cfb0c5b3"/>
+    <w:bookmarkEnd w:id="115"/>
+    <w:bookmarkStart w:id="116" w:name="Xc2475011ae326c2e9b3a85bd79974f7cfb0c5b3"/>
     <w:p>
       <w:pPr>
         <w:pStyle w:val="Heading2"/>
@@ -53412,7 +53592,7 @@
               <w:jc w:val="left"/>
             </w:pPr>
             <w:r>
-              <w:t xml:space="preserve">DVC Administration &amp; Finance</w:t>
+              <w:t xml:space="preserve">DVC Admin &amp; Finance</w:t>
             </w:r>
           </w:p>
         </w:tc>
@@ -53453,7 +53633,7 @@
               <w:jc w:val="left"/>
             </w:pPr>
             <w:r>
-              <w:t xml:space="preserve">DVC Administration &amp; Finance</w:t>
+              <w:t xml:space="preserve">DVC Admin &amp; Finance</w:t>
             </w:r>
           </w:p>
         </w:tc>
@@ -53535,7 +53715,7 @@
               <w:jc w:val="left"/>
             </w:pPr>
             <w:r>
-              <w:t xml:space="preserve">DVC Administration &amp; Finance</w:t>
+              <w:t xml:space="preserve">DVC Admin &amp; Finance</w:t>
             </w:r>
           </w:p>
         </w:tc>
@@ -53598,14 +53778,14 @@
         </w:tc>
       </w:tr>
     </w:tbl>
-    <w:bookmarkEnd w:id="115"/>
-    <w:bookmarkStart w:id="116" w:name="appendix-d-programme-catalog-reference"/>
+    <w:bookmarkEnd w:id="116"/>
+    <w:bookmarkStart w:id="117" w:name="appendix-d-program-catalog-reference"/>
     <w:p>
       <w:pPr>
         <w:pStyle w:val="Heading2"/>
       </w:pPr>
       <w:r>
-        <w:t xml:space="preserve">Appendix D — Programme Catalog Reference</w:t>
+        <w:t xml:space="preserve">Appendix D — Program Catalog Reference</w:t>
       </w:r>
     </w:p>
     <w:p>
@@ -53614,7 +53794,7 @@
         <w:jc w:val="both"/>
       </w:pPr>
       <w:r>
-        <w:t xml:space="preserve">The complete 71-program founding-decade catalog (Programs 1–71, Undergraduate Diploma through Post-Doctoral Research Fellowship) and the 28-program secular catalog (Programs 72–99, Year 11+) are codified in AMIU-MP-001 §1 and §16.3 respectively, and are not reprinted in full in this Blueprint. Section 11 (Programme Portfolio) of this Blueprint governs the lifecycle management — review cycle, sunset policy, balance guardrails — under which that catalog operates, and Section 7 (Academic Master Plan) governs its rollout sequencing.</w:t>
+        <w:t xml:space="preserve">The complete 71-program founding-decade catalog (Programs 1–71, Undergraduate Diploma through Post-Doctoral Research Fellowship) and the 28-program secular catalog (Programs 72–99, Year 11+) are codified in AMIU-MP-001 §1 and §16.3 respectively, and are not reprinted in full in this Blueprint. Section 11 (Program Portfolio) of this Blueprint governs the lifecycle management — review cycle, sunset policy, balance guardrails — under which that catalog operates, and Section 7 (Academic Master Plan) governs its rollout sequencing.</w:t>
       </w:r>
     </w:p>
     <w:p>
@@ -53635,9 +53815,9 @@
         <w:br w:type="page"/>
       </w:r>
     </w:p>
-    <w:bookmarkEnd w:id="116"/>
     <w:bookmarkEnd w:id="117"/>
-    <w:bookmarkStart w:id="118" w:name="references"/>
+    <w:bookmarkEnd w:id="118"/>
+    <w:bookmarkStart w:id="119" w:name="references"/>
     <w:p>
       <w:pPr>
         <w:pStyle w:val="Heading1"/>
@@ -53659,7 +53839,7 @@
       <w:pPr>
         <w:numPr>
           <w:ilvl w:val="0"/>
-          <w:numId w:val="1033"/>
+          <w:numId w:val="1034"/>
         </w:numPr>
         <w:pStyle w:val="Compact"/>
         <w:jc w:val="both"/>
@@ -53688,7 +53868,7 @@
       <w:pPr>
         <w:numPr>
           <w:ilvl w:val="0"/>
-          <w:numId w:val="1033"/>
+          <w:numId w:val="1034"/>
         </w:numPr>
         <w:pStyle w:val="Compact"/>
         <w:jc w:val="both"/>
@@ -53717,7 +53897,7 @@
       <w:pPr>
         <w:numPr>
           <w:ilvl w:val="0"/>
-          <w:numId w:val="1033"/>
+          <w:numId w:val="1034"/>
         </w:numPr>
         <w:pStyle w:val="Compact"/>
         <w:jc w:val="both"/>
@@ -53746,7 +53926,7 @@
       <w:pPr>
         <w:numPr>
           <w:ilvl w:val="0"/>
-          <w:numId w:val="1033"/>
+          <w:numId w:val="1034"/>
         </w:numPr>
         <w:pStyle w:val="Compact"/>
         <w:jc w:val="both"/>
@@ -53775,7 +53955,7 @@
       <w:pPr>
         <w:numPr>
           <w:ilvl w:val="0"/>
-          <w:numId w:val="1033"/>
+          <w:numId w:val="1034"/>
         </w:numPr>
         <w:pStyle w:val="Compact"/>
         <w:jc w:val="both"/>
@@ -53804,7 +53984,7 @@
       <w:pPr>
         <w:numPr>
           <w:ilvl w:val="0"/>
-          <w:numId w:val="1033"/>
+          <w:numId w:val="1034"/>
         </w:numPr>
         <w:pStyle w:val="Compact"/>
         <w:jc w:val="both"/>
@@ -53833,7 +54013,7 @@
       <w:pPr>
         <w:numPr>
           <w:ilvl w:val="0"/>
-          <w:numId w:val="1033"/>
+          <w:numId w:val="1034"/>
         </w:numPr>
         <w:pStyle w:val="Compact"/>
         <w:jc w:val="both"/>
@@ -53862,7 +54042,7 @@
       <w:pPr>
         <w:numPr>
           <w:ilvl w:val="0"/>
-          <w:numId w:val="1033"/>
+          <w:numId w:val="1034"/>
         </w:numPr>
         <w:pStyle w:val="Compact"/>
         <w:jc w:val="both"/>
@@ -53891,7 +54071,7 @@
       <w:pPr>
         <w:numPr>
           <w:ilvl w:val="0"/>
-          <w:numId w:val="1033"/>
+          <w:numId w:val="1034"/>
         </w:numPr>
         <w:pStyle w:val="Compact"/>
         <w:jc w:val="both"/>
@@ -53920,7 +54100,7 @@
       <w:pPr>
         <w:numPr>
           <w:ilvl w:val="0"/>
-          <w:numId w:val="1033"/>
+          <w:numId w:val="1034"/>
         </w:numPr>
         <w:pStyle w:val="Compact"/>
         <w:jc w:val="both"/>
@@ -53946,7 +54126,7 @@
       <w:pPr>
         <w:numPr>
           <w:ilvl w:val="0"/>
-          <w:numId w:val="1033"/>
+          <w:numId w:val="1034"/>
         </w:numPr>
         <w:pStyle w:val="Compact"/>
         <w:jc w:val="both"/>
@@ -53972,7 +54152,7 @@
       <w:pPr>
         <w:numPr>
           <w:ilvl w:val="0"/>
-          <w:numId w:val="1033"/>
+          <w:numId w:val="1034"/>
         </w:numPr>
         <w:pStyle w:val="Compact"/>
         <w:jc w:val="both"/>
@@ -54001,7 +54181,7 @@
       <w:pPr>
         <w:numPr>
           <w:ilvl w:val="0"/>
-          <w:numId w:val="1033"/>
+          <w:numId w:val="1034"/>
         </w:numPr>
         <w:pStyle w:val="Compact"/>
         <w:jc w:val="both"/>
@@ -54030,7 +54210,7 @@
       <w:pPr>
         <w:numPr>
           <w:ilvl w:val="0"/>
-          <w:numId w:val="1033"/>
+          <w:numId w:val="1034"/>
         </w:numPr>
         <w:pStyle w:val="Compact"/>
         <w:jc w:val="both"/>
@@ -54056,7 +54236,7 @@
       <w:pPr>
         <w:numPr>
           <w:ilvl w:val="0"/>
-          <w:numId w:val="1033"/>
+          <w:numId w:val="1034"/>
         </w:numPr>
         <w:pStyle w:val="Compact"/>
         <w:jc w:val="both"/>
@@ -54082,7 +54262,7 @@
       <w:pPr>
         <w:numPr>
           <w:ilvl w:val="0"/>
-          <w:numId w:val="1033"/>
+          <w:numId w:val="1034"/>
         </w:numPr>
         <w:pStyle w:val="Compact"/>
         <w:jc w:val="both"/>
@@ -54125,8 +54305,8 @@
         <w:br w:type="page"/>
       </w:r>
     </w:p>
-    <w:bookmarkEnd w:id="118"/>
-    <w:bookmarkStart w:id="119" w:name="index"/>
+    <w:bookmarkEnd w:id="119"/>
+    <w:bookmarkStart w:id="120" w:name="index"/>
     <w:p>
       <w:pPr>
         <w:pStyle w:val="Heading1"/>
@@ -54316,7 +54496,7 @@
         <w:t xml:space="preserve"> </w:t>
       </w:r>
       <w:r>
-        <w:t xml:space="preserve">Independent Sharī’ah Advisory Board, Sections 2–3, 16–17, 22, 25 · International Expansion Strategy, Section 30 · ISO 21001 Roadmap, Section 20 · ISLAMIC values framework, Section 2</w:t>
+        <w:t xml:space="preserve">Independent Sharī’ah Advisory Board, Sections 2–3, 16–17, 22, 25 · International Expansion Strategy, Section 30 · Islamic Values Framework, Section 2 · ISO 21001 Roadmap, Section 20</w:t>
       </w:r>
     </w:p>
     <w:p>
@@ -54430,7 +54610,7 @@
         <w:t xml:space="preserve"> </w:t>
       </w:r>
       <w:r>
-        <w:t xml:space="preserve">Payroll allocation (sub-splits), Sections 5, 9, 15 · Post-Doctoral Research Fellowship (Tier VII), Sections 7, 16 · Programme Portfolio, Section 11 · Publishing Strategy, Section 17</w:t>
+        <w:t xml:space="preserve">Payroll allocation (sub-splits), Sections 5, 9, 15 · Post-Doctoral Research Fellowship (Tier VII), Sections 7, 16 · Program Portfolio, Section 11 · Publishing Strategy, Section 17</w:t>
       </w:r>
     </w:p>
     <w:p>
@@ -54449,7 +54629,7 @@
         <w:t xml:space="preserve"> </w:t>
       </w:r>
       <w:r>
-        <w:t xml:space="preserve">Research Strategy, Section 16 · Revenue Allocation Framework, Appendix C; Figure 8 · Revenue Diversification Strategy, Section 27 · Risk Management Framework &amp; 14-risk register, Section 36 · Risk register (Years 11+ additions), Section 36 · Risk Phase Classification (Years 1–10, RAG), Section 41</w:t>
+        <w:t xml:space="preserve">Research Strategy, Section 16 · Revenue Allocation Framework, Appendix C; Figure 8 · Revenue Diversification Strategy, Section 27 · Risk Management Framework &amp; 14-risk register, Section 36 · Risk Phase Classification (Years 1–10, RAG), Section 41 · Risk register (Years 11+ additions), Section 36</w:t>
       </w:r>
     </w:p>
     <w:p>
@@ -54527,8 +54707,8 @@
         <w:br w:type="page"/>
       </w:r>
     </w:p>
-    <w:bookmarkEnd w:id="119"/>
-    <w:bookmarkStart w:id="120" w:name="closing-statement"/>
+    <w:bookmarkEnd w:id="120"/>
+    <w:bookmarkStart w:id="121" w:name="closing-statement"/>
     <w:p>
       <w:pPr>
         <w:pStyle w:val="Heading1"/>
@@ -54543,7 +54723,7 @@
         <w:jc w:val="both"/>
       </w:pPr>
       <w:r>
-        <w:t xml:space="preserve">This Blueprint (AMIU-SB-002) does not supersede the Ten-Year Master Plan &amp; Strategic Charter (AMIU-MP-001); it operationalizes it. Every dollar figure, program count, governance seat, and accreditation date cited across its forty-one sections traces back to a canon figure already adopted in the Master Plan, or to an explicitly-labelled illustrative extension of it. Where this Blueprint identifies a gap the current fixed allocation framework does not yet fund — a dedicated Research line, a standalone Student Support office, a Capital Development Officer — it says so plainly and names the governance pathway required to close that gap, rather than quietly assuming resources the model does not yet generate.</w:t>
+        <w:t xml:space="preserve">This Blueprint (AMIU-SB-002) does not supersede the Ten-Year Master Plan &amp; Strategic Charter (AMIU-MP-001); it operationalizes it. Every dollar figure, program count, governance seat, and accreditation date cited across its forty-one sections traces back to a canon figure already adopted in the Master Plan, or to an explicitly labeled illustrative extension of it. Where this Blueprint identifies a gap the current fixed allocation framework does not yet fund — a dedicated Research line, a standalone Student Support office, a Capital Development Officer — it says so plainly and names the governance pathway required to close that gap, rather than quietly assuming resources the model does not yet generate.</w:t>
       </w:r>
     </w:p>
     <w:p>
@@ -54678,7 +54858,7 @@
         </w:tc>
       </w:tr>
     </w:tbl>
-    <w:bookmarkEnd w:id="120"/>
+    <w:bookmarkEnd w:id="121"/>
     <w:sectPr>
       <w:headerReference r:id="rId9" w:type="default"/>
       <w:footerReference r:id="rId11" w:type="default"/>
@@ -55072,6 +55252,9 @@
     <w:abstractNumId w:val="991"/>
   </w:num>
   <w:num w:numId="1004">
+    <w:abstractNumId w:val="991"/>
+  </w:num>
+  <w:num w:numId="1005">
     <w:abstractNumId w:val="99411"/>
     <w:lvlOverride w:ilvl="0">
       <w:startOverride w:val="1"/>
@@ -55100,9 +55283,6 @@
     <w:lvlOverride w:ilvl="8">
       <w:startOverride w:val="1"/>
     </w:lvlOverride>
-  </w:num>
-  <w:num w:numId="1005">
-    <w:abstractNumId w:val="991"/>
   </w:num>
   <w:num w:numId="1006">
     <w:abstractNumId w:val="991"/>
@@ -55186,6 +55366,9 @@
     <w:abstractNumId w:val="991"/>
   </w:num>
   <w:num w:numId="1033">
+    <w:abstractNumId w:val="991"/>
+  </w:num>
+  <w:num w:numId="1034">
     <w:abstractNumId w:val="991"/>
   </w:num>
 </w:numbering>

--- a/AMIU_Strategic_Blueprint_2028-2050_Publication_Edition.docx
+++ b/AMIU_Strategic_Blueprint_2028-2050_Publication_Edition.docx
@@ -2038,6 +2038,113 @@
           </w:p>
         </w:tc>
       </w:tr>
+      <w:tr>
+        <w:trPr>
+          <w:cantSplit/>
+        </w:trPr>
+        <w:tc>
+          <w:tcPr>
+            <w:tcW w:w="4675" w:type="dxa"/>
+            <w:tcBorders>
+              <w:top w:val="single" w:sz="16" w:space="0" w:color="B08625"/>
+              <w:left w:val="single" w:sz="2" w:space="0" w:color="D8DCE5"/>
+              <w:bottom w:val="single" w:sz="2" w:space="0" w:color="D8DCE5"/>
+              <w:right w:val="single" w:sz="2" w:space="0" w:color="D8DCE5"/>
+            </w:tcBorders>
+            <w:shd w:val="clear" w:color="auto" w:fill="F6F7FA"/>
+            <w:tcMar>
+              <w:top w:w="380" w:type="dxa"/>
+              <w:left w:w="380" w:type="dxa"/>
+              <w:bottom w:w="380" w:type="dxa"/>
+              <w:right w:w="380" w:type="dxa"/>
+            </w:tcMar>
+            <w:vAlign w:val="center"/>
+          </w:tcPr>
+          <w:p>
+            <w:pPr>
+              <w:spacing w:before="0" w:after="90"/>
+              <w:suppressAutoHyphens/>
+            </w:pPr>
+            <w:r>
+              <w:rPr>
+                <w:rFonts w:ascii="Cinzel" w:hAnsi="Cinzel"/>
+                <w:b/>
+                <w:color w:val="B08625"/>
+                <w:sz w:val="22"/>
+                <w:caps/>
+                <w:spacing w:val="18"/>
+              </w:rPr>
+              <w:t>18</w:t>
+            </w:r>
+          </w:p>
+          <w:p>
+            <w:pPr>
+              <w:spacing w:before="0" w:after="0"/>
+              <w:suppressAutoHyphens/>
+            </w:pPr>
+            <w:r>
+              <w:rPr>
+                <w:rFonts w:ascii="Liberation Sans" w:hAnsi="Liberation Sans"/>
+                <w:color w:val="5B6372"/>
+                <w:sz w:val="15"/>
+                <w:spacing w:val="8"/>
+              </w:rPr>
+              <w:t>FIXED SENATE SEATS, UNALTERED SINCE INCORPORATION</w:t>
+            </w:r>
+          </w:p>
+        </w:tc>
+        <w:tc>
+          <w:tcPr>
+            <w:tcW w:w="4675" w:type="dxa"/>
+            <w:tcBorders>
+              <w:top w:val="single" w:sz="16" w:space="0" w:color="B08625"/>
+              <w:left w:val="single" w:sz="2" w:space="0" w:color="D8DCE5"/>
+              <w:bottom w:val="single" w:sz="2" w:space="0" w:color="D8DCE5"/>
+              <w:right w:val="single" w:sz="2" w:space="0" w:color="D8DCE5"/>
+            </w:tcBorders>
+            <w:shd w:val="clear" w:color="auto" w:fill="F6F7FA"/>
+            <w:tcMar>
+              <w:top w:w="380" w:type="dxa"/>
+              <w:left w:w="380" w:type="dxa"/>
+              <w:bottom w:w="380" w:type="dxa"/>
+              <w:right w:w="380" w:type="dxa"/>
+            </w:tcMar>
+            <w:vAlign w:val="center"/>
+          </w:tcPr>
+          <w:p>
+            <w:pPr>
+              <w:spacing w:before="0" w:after="90"/>
+              <w:suppressAutoHyphens/>
+            </w:pPr>
+            <w:r>
+              <w:rPr>
+                <w:rFonts w:ascii="Cinzel" w:hAnsi="Cinzel"/>
+                <w:b/>
+                <w:color w:val="B08625"/>
+                <w:sz w:val="22"/>
+                <w:caps/>
+                <w:spacing w:val="18"/>
+              </w:rPr>
+              <w:t>$90–150M</w:t>
+            </w:r>
+          </w:p>
+          <w:p>
+            <w:pPr>
+              <w:spacing w:before="0" w:after="0"/>
+              <w:suppressAutoHyphens/>
+            </w:pPr>
+            <w:r>
+              <w:rPr>
+                <w:rFonts w:ascii="Liberation Sans" w:hAnsi="Liberation Sans"/>
+                <w:color w:val="5B6372"/>
+                <w:sz w:val="15"/>
+                <w:spacing w:val="8"/>
+              </w:rPr>
+              <w:t>DIRECTIONAL TWENTY-YEAR REVENUE TARGET (2047)</w:t>
+            </w:r>
+          </w:p>
+        </w:tc>
+      </w:tr>
     </w:tbl>
     <w:p>
       <w:pPr>
@@ -10401,7 +10508,7 @@
       </w:tblGrid>
       <w:tr>
         <w:trPr>
-          <w:trHeight w:val="11100" w:hRule="atLeast"/>
+          <w:trHeight w:val="12200" w:hRule="atLeast"/>
           <w:cantSplit/>
         </w:trPr>
         <w:tc>
@@ -14290,7 +14397,7 @@
       </w:tblGrid>
       <w:tr>
         <w:trPr>
-          <w:trHeight w:val="11100" w:hRule="atLeast"/>
+          <w:trHeight w:val="12200" w:hRule="atLeast"/>
           <w:cantSplit/>
         </w:trPr>
         <w:tc>
@@ -20311,7 +20418,7 @@
       </w:tblGrid>
       <w:tr>
         <w:trPr>
-          <w:trHeight w:val="11100" w:hRule="atLeast"/>
+          <w:trHeight w:val="12200" w:hRule="atLeast"/>
           <w:cantSplit/>
         </w:trPr>
         <w:tc>
@@ -26843,7 +26950,7 @@
       </w:tblGrid>
       <w:tr>
         <w:trPr>
-          <w:trHeight w:val="11100" w:hRule="atLeast"/>
+          <w:trHeight w:val="12200" w:hRule="atLeast"/>
           <w:cantSplit/>
         </w:trPr>
         <w:tc>
@@ -31773,7 +31880,7 @@
       </w:tblGrid>
       <w:tr>
         <w:trPr>
-          <w:trHeight w:val="11100" w:hRule="atLeast"/>
+          <w:trHeight w:val="12200" w:hRule="atLeast"/>
           <w:cantSplit/>
         </w:trPr>
         <w:tc>
@@ -36485,7 +36592,7 @@
       </w:tblGrid>
       <w:tr>
         <w:trPr>
-          <w:trHeight w:val="11100" w:hRule="atLeast"/>
+          <w:trHeight w:val="12200" w:hRule="atLeast"/>
           <w:cantSplit/>
         </w:trPr>
         <w:tc>
@@ -41135,7 +41242,7 @@
       </w:tblGrid>
       <w:tr>
         <w:trPr>
-          <w:trHeight w:val="11100" w:hRule="atLeast"/>
+          <w:trHeight w:val="12200" w:hRule="atLeast"/>
           <w:cantSplit/>
         </w:trPr>
         <w:tc>
@@ -44959,7 +45066,7 @@
       </w:tblGrid>
       <w:tr>
         <w:trPr>
-          <w:trHeight w:val="11100" w:hRule="atLeast"/>
+          <w:trHeight w:val="12200" w:hRule="atLeast"/>
           <w:cantSplit/>
         </w:trPr>
         <w:tc>

--- a/AMIU_Strategic_Blueprint_2028-2050_Publication_Edition.docx
+++ b/AMIU_Strategic_Blueprint_2028-2050_Publication_Edition.docx
@@ -31,14 +31,15 @@
           <w:p>
             <w:pPr>
               <w:jc w:val="center"/>
-              <w:spacing w:before="0" w:after="120"/>
+              <w:spacing w:before="0" w:after="900"/>
               <w:suppressAutoHyphens/>
             </w:pPr>
             <w:r>
               <w:rPr>
-                <w:rFonts w:ascii="Liberation Sans" w:hAnsi="Liberation Sans"/>
+                <w:rFonts w:ascii="Archivo" w:hAnsi="Archivo"/>
                 <w:color w:val="8C97AB"/>
-                <w:sz w:val="18"/>
+                <w:sz w:val="16"/>
+                <w:spacing w:val="30"/>
               </w:rPr>
               <w:t>SUPREME STRATEGIC PLANNING COUNCIL · FOUNDING-DECADE EDITION</w:t>
             </w:r>
@@ -46,119 +47,110 @@
           <w:p>
             <w:pPr>
               <w:jc w:val="center"/>
-              <w:spacing w:before="200" w:after="120"/>
+              <w:spacing w:before="0" w:after="60"/>
               <w:suppressAutoHyphens/>
             </w:pPr>
             <w:r>
               <w:rPr>
-                <w:rFonts w:ascii="Liberation Sans" w:hAnsi="Liberation Sans"/>
-                <w:b/>
-                <w:sz w:val="22"/>
-                <w:color w:val="B08625"/>
-                <w:spacing w:val="18"/>
-                <w:caps/>
-              </w:rPr>
-              <w:t>STRATEGIC IMPLEMENTATION BLUEPRINT · 2028–2050</w:t>
-            </w:r>
-          </w:p>
-          <w:p>
-            <w:pPr>
-              <w:jc w:val="center"/>
-              <w:spacing w:before="500" w:after="0"/>
-              <w:suppressAutoHyphens/>
-            </w:pPr>
-            <w:r>
-              <w:rPr>
-                <w:rFonts w:ascii="Cinzel" w:hAnsi="Cinzel"/>
+                <w:rFonts w:ascii="Archivo" w:hAnsi="Archivo"/>
                 <w:b/>
                 <w:color w:val="B08625"/>
-                <w:sz w:val="22"/>
-                <w:caps/>
-                <w:spacing w:val="18"/>
+                <w:sz w:val="24"/>
+                <w:spacing w:val="20"/>
               </w:rPr>
-              <w:t>AL-MULK</w:t>
+              <w:t>AL-MULK INTERNATIONAL UNIVERSITY</w:t>
             </w:r>
           </w:p>
           <w:p>
             <w:pPr>
               <w:jc w:val="center"/>
-              <w:spacing w:before="0" w:after="500"/>
+              <w:spacing w:before="0" w:after="80"/>
               <w:suppressAutoHyphens/>
             </w:pPr>
             <w:r>
               <w:rPr>
-                <w:rFonts w:ascii="Cinzel" w:hAnsi="Cinzel"/>
+                <w:rFonts w:ascii="Archivo SemiBold" w:hAnsi="Archivo SemiBold"/>
+                <w:color w:val="DCE3F0"/>
+                <w:sz w:val="19"/>
+                <w:spacing w:val="14"/>
+              </w:rPr>
+              <w:t>STRATEGIC IMPLEMENTATION</w:t>
+            </w:r>
+          </w:p>
+          <w:p>
+            <w:pPr>
+              <w:jc w:val="center"/>
+              <w:spacing w:before="0" w:after="200"/>
+              <w:pBdr>
+                <w:top w:val="single" w:sz="4" w:space="20" w:color="B08625"/>
+                <w:bottom w:val="single" w:sz="4" w:space="20" w:color="B08625"/>
+              </w:pBdr>
+              <w:suppressAutoHyphens/>
+            </w:pPr>
+            <w:r>
+              <w:rPr>
+                <w:rFonts w:ascii="Fraunces Black" w:hAnsi="Fraunces Black"/>
+                <w:b/>
+                <w:color w:val="FFFFFF"/>
+                <w:sz w:val="76"/>
+              </w:rPr>
+              <w:t>BLUEPRINT</w:t>
+            </w:r>
+          </w:p>
+          <w:p>
+            <w:pPr>
+              <w:jc w:val="center"/>
+              <w:spacing w:before="500" w:after="60"/>
+              <w:suppressAutoHyphens/>
+            </w:pPr>
+            <w:r>
+              <w:rPr>
+                <w:rFonts w:ascii="Fraunces" w:hAnsi="Fraunces"/>
+                <w:i/>
+                <w:color w:val="DCE3F0"/>
+                <w:sz w:val="27"/>
+              </w:rPr>
+              <w:t>2028–2050</w:t>
+            </w:r>
+          </w:p>
+          <w:p>
+            <w:pPr>
+              <w:jc w:val="center"/>
+              <w:spacing w:before="0" w:after="900"/>
+              <w:suppressAutoHyphens/>
+            </w:pPr>
+            <w:r>
+              <w:rPr>
+                <w:rFonts w:ascii="Fraunces" w:hAnsi="Fraunces"/>
+                <w:i/>
+                <w:color w:val="8C97AB"/>
+                <w:sz w:val="19"/>
+              </w:rPr>
+              <w:t>“Spreading Islamic Education Worldwide, at Every Pace”</w:t>
+            </w:r>
+          </w:p>
+          <w:p>
+            <w:pPr>
+              <w:jc w:val="center"/>
+              <w:spacing w:before="0" w:after="60"/>
+              <w:suppressAutoHyphens/>
+            </w:pPr>
+            <w:r>
+              <w:rPr>
+                <w:rFonts w:ascii="Archivo" w:hAnsi="Archivo"/>
+                <w:color w:val="8C97AB"/>
+                <w:sz w:val="16"/>
+              </w:rPr>
+              <w:t xml:space="preserve">DOCUMENT REFERENCE  </w:t>
+            </w:r>
+            <w:r>
+              <w:rPr>
+                <w:rFonts w:ascii="Archivo" w:hAnsi="Archivo"/>
                 <w:b/>
                 <w:color w:val="B08625"/>
-                <w:sz w:val="22"/>
-                <w:caps/>
-                <w:spacing w:val="18"/>
+                <w:sz w:val="16"/>
               </w:rPr>
-              <w:t>INTERNATIONAL UNIVERSITY</w:t>
-            </w:r>
-          </w:p>
-          <w:p>
-            <w:pPr>
-              <w:jc w:val="center"/>
-              <w:spacing w:before="300" w:after="100"/>
-              <w:suppressAutoHyphens/>
-            </w:pPr>
-            <w:r>
-              <w:rPr>
-                <w:rFonts w:ascii="Cormorant Garamond" w:hAnsi="Cormorant Garamond"/>
-                <w:i/>
-                <w:color w:val="DCE3F0"/>
-                <w:sz w:val="26"/>
-              </w:rPr>
-              <w:t>“Spreading Islamic Education Worldwide, at Every Pace”</w:t>
-            </w:r>
-          </w:p>
-          <w:p>
-            <w:pPr>
-              <w:jc w:val="center"/>
-              <w:spacing w:before="900" w:after="80"/>
-              <w:suppressAutoHyphens/>
-            </w:pPr>
-            <w:r>
-              <w:rPr>
-                <w:rFonts w:ascii="Liberation Sans" w:hAnsi="Liberation Sans"/>
-                <w:color w:val="8C97AB"/>
-                <w:sz w:val="18"/>
-              </w:rPr>
-              <w:t>A COMPANION IMPLEMENTATION VOLUME TO</w:t>
-            </w:r>
-          </w:p>
-          <w:p>
-            <w:pPr>
-              <w:jc w:val="center"/>
-              <w:spacing w:before="0" w:after="700"/>
-              <w:suppressAutoHyphens/>
-            </w:pPr>
-            <w:r>
-              <w:rPr>
-                <w:rFonts w:ascii="Liberation Sans" w:hAnsi="Liberation Sans"/>
-                <w:color w:val="DCE3F0"/>
-                <w:sz w:val="19"/>
-              </w:rPr>
-              <w:t>the Ten-Year Master Plan &amp; Strategic Charter (AMIU-MP-001, 2028–2037)</w:t>
-            </w:r>
-          </w:p>
-          <w:p>
-            <w:pPr>
-              <w:jc w:val="center"/>
-              <w:spacing w:before="0" w:after="60"/>
-              <w:suppressAutoHyphens/>
-            </w:pPr>
-            <w:r>
-              <w:rPr>
-                <w:rFonts w:ascii="Liberation Sans" w:hAnsi="Liberation Sans"/>
-                <w:b/>
-                <w:color w:val="B08625"/>
-                <w:sz w:val="22"/>
-                <w:caps/>
-                <w:spacing w:val="18"/>
-              </w:rPr>
-              <w:t>DOCUMENT REFERENCE  AMIU-SB-002</w:t>
+              <w:t>AMIU-SB-002</w:t>
             </w:r>
           </w:p>
           <w:p>
@@ -169,9 +161,9 @@
             </w:pPr>
             <w:r>
               <w:rPr>
-                <w:rFonts w:ascii="Liberation Sans" w:hAnsi="Liberation Sans"/>
+                <w:rFonts w:ascii="Archivo" w:hAnsi="Archivo"/>
                 <w:color w:val="8C97AB"/>
-                <w:sz w:val="16"/>
+                <w:sz w:val="15"/>
               </w:rPr>
               <w:t>edu.amiu.com  ·  Texas-Domiciled, Religiously Exempt  ·  Incorporated 6 December 2027</w:t>
             </w:r>
@@ -496,7 +488,7 @@
         <w:t xml:space="preserve"> </w:t>
       </w:r>
       <w:r>
-        <w:t xml:space="preserve">Prepared in-house by the AMIU Office of Institutional Planning, using the AMIU institutional style system — a single Garamond-family type system throughout (Cinzel monumental numerals, Cormorant Garamond editorial headings, EB Garamond body serif), navy/gold institutional palette.</w:t>
+        <w:t xml:space="preserve">Prepared in-house by the AMIU Office of Institutional Planning, using the AMIU institutional style system — a three-role editorial type system (Fraunces display, Source Serif 4 reading, Archivo structural), navy/gold institutional palette.</w:t>
       </w:r>
     </w:p>
     <w:p>
@@ -1136,7 +1128,7 @@
       </w:pPr>
       <w:r>
         <w:rPr>
-          <w:rFonts w:ascii="Cormorant Garamond" w:hAnsi="Cormorant Garamond"/>
+          <w:rFonts w:ascii="Fraunces" w:hAnsi="Fraunces"/>
           <w:b/>
           <w:color w:val="B08625"/>
           <w:sz w:val="88"/>
@@ -1233,7 +1225,7 @@
       </w:pPr>
       <w:r>
         <w:rPr>
-          <w:rFonts w:ascii="Cormorant Garamond" w:hAnsi="Cormorant Garamond"/>
+          <w:rFonts w:ascii="Fraunces" w:hAnsi="Fraunces"/>
           <w:b/>
           <w:color w:val="B08625"/>
           <w:sz w:val="88"/>
@@ -1310,7 +1302,7 @@
       </w:pPr>
       <w:r>
         <w:rPr>
-          <w:rFonts w:ascii="Cormorant Garamond" w:hAnsi="Cormorant Garamond"/>
+          <w:rFonts w:ascii="Fraunces" w:hAnsi="Fraunces"/>
           <w:b/>
           <w:color w:val="B08625"/>
           <w:sz w:val="88"/>
@@ -1387,7 +1379,7 @@
       </w:pPr>
       <w:r>
         <w:rPr>
-          <w:rFonts w:ascii="Cormorant Garamond" w:hAnsi="Cormorant Garamond"/>
+          <w:rFonts w:ascii="Fraunces" w:hAnsi="Fraunces"/>
           <w:b/>
           <w:color w:val="B08625"/>
           <w:sz w:val="88"/>
@@ -1746,7 +1738,7 @@
             </w:pPr>
             <w:r>
               <w:rPr>
-                <w:rFonts w:ascii="Cinzel" w:hAnsi="Cinzel"/>
+                <w:rFonts w:ascii="Fraunces Black" w:hAnsi="Fraunces Black"/>
                 <w:b/>
                 <w:color w:val="B08625"/>
                 <w:sz w:val="22"/>
@@ -1763,7 +1755,7 @@
             </w:pPr>
             <w:r>
               <w:rPr>
-                <w:rFonts w:ascii="Liberation Sans" w:hAnsi="Liberation Sans"/>
+                <w:rFonts w:ascii="Archivo" w:hAnsi="Archivo"/>
                 <w:color w:val="5B6372"/>
                 <w:sz w:val="15"/>
                 <w:spacing w:val="8"/>
@@ -1797,7 +1789,7 @@
             </w:pPr>
             <w:r>
               <w:rPr>
-                <w:rFonts w:ascii="Cinzel" w:hAnsi="Cinzel"/>
+                <w:rFonts w:ascii="Fraunces Black" w:hAnsi="Fraunces Black"/>
                 <w:b/>
                 <w:color w:val="B08625"/>
                 <w:sz w:val="22"/>
@@ -1814,7 +1806,7 @@
             </w:pPr>
             <w:r>
               <w:rPr>
-                <w:rFonts w:ascii="Liberation Sans" w:hAnsi="Liberation Sans"/>
+                <w:rFonts w:ascii="Archivo" w:hAnsi="Archivo"/>
                 <w:color w:val="5B6372"/>
                 <w:sz w:val="15"/>
                 <w:spacing w:val="8"/>
@@ -1853,7 +1845,7 @@
             </w:pPr>
             <w:r>
               <w:rPr>
-                <w:rFonts w:ascii="Cinzel" w:hAnsi="Cinzel"/>
+                <w:rFonts w:ascii="Fraunces Black" w:hAnsi="Fraunces Black"/>
                 <w:b/>
                 <w:color w:val="B08625"/>
                 <w:sz w:val="22"/>
@@ -1870,7 +1862,7 @@
             </w:pPr>
             <w:r>
               <w:rPr>
-                <w:rFonts w:ascii="Liberation Sans" w:hAnsi="Liberation Sans"/>
+                <w:rFonts w:ascii="Archivo" w:hAnsi="Archivo"/>
                 <w:color w:val="5B6372"/>
                 <w:sz w:val="15"/>
                 <w:spacing w:val="8"/>
@@ -1904,7 +1896,7 @@
             </w:pPr>
             <w:r>
               <w:rPr>
-                <w:rFonts w:ascii="Cinzel" w:hAnsi="Cinzel"/>
+                <w:rFonts w:ascii="Fraunces Black" w:hAnsi="Fraunces Black"/>
                 <w:b/>
                 <w:color w:val="B08625"/>
                 <w:sz w:val="22"/>
@@ -1921,7 +1913,7 @@
             </w:pPr>
             <w:r>
               <w:rPr>
-                <w:rFonts w:ascii="Liberation Sans" w:hAnsi="Liberation Sans"/>
+                <w:rFonts w:ascii="Archivo" w:hAnsi="Archivo"/>
                 <w:color w:val="5B6372"/>
                 <w:sz w:val="15"/>
                 <w:spacing w:val="8"/>
@@ -1960,7 +1952,7 @@
             </w:pPr>
             <w:r>
               <w:rPr>
-                <w:rFonts w:ascii="Cinzel" w:hAnsi="Cinzel"/>
+                <w:rFonts w:ascii="Fraunces Black" w:hAnsi="Fraunces Black"/>
                 <w:b/>
                 <w:color w:val="B08625"/>
                 <w:sz w:val="22"/>
@@ -1977,7 +1969,7 @@
             </w:pPr>
             <w:r>
               <w:rPr>
-                <w:rFonts w:ascii="Liberation Sans" w:hAnsi="Liberation Sans"/>
+                <w:rFonts w:ascii="Archivo" w:hAnsi="Archivo"/>
                 <w:color w:val="5B6372"/>
                 <w:sz w:val="15"/>
                 <w:spacing w:val="8"/>
@@ -2011,7 +2003,7 @@
             </w:pPr>
             <w:r>
               <w:rPr>
-                <w:rFonts w:ascii="Cinzel" w:hAnsi="Cinzel"/>
+                <w:rFonts w:ascii="Fraunces Black" w:hAnsi="Fraunces Black"/>
                 <w:b/>
                 <w:color w:val="B08625"/>
                 <w:sz w:val="22"/>
@@ -2028,7 +2020,7 @@
             </w:pPr>
             <w:r>
               <w:rPr>
-                <w:rFonts w:ascii="Liberation Sans" w:hAnsi="Liberation Sans"/>
+                <w:rFonts w:ascii="Archivo" w:hAnsi="Archivo"/>
                 <w:color w:val="5B6372"/>
                 <w:sz w:val="15"/>
                 <w:spacing w:val="8"/>
@@ -2067,7 +2059,7 @@
             </w:pPr>
             <w:r>
               <w:rPr>
-                <w:rFonts w:ascii="Cinzel" w:hAnsi="Cinzel"/>
+                <w:rFonts w:ascii="Fraunces Black" w:hAnsi="Fraunces Black"/>
                 <w:b/>
                 <w:color w:val="B08625"/>
                 <w:sz w:val="22"/>
@@ -2084,7 +2076,7 @@
             </w:pPr>
             <w:r>
               <w:rPr>
-                <w:rFonts w:ascii="Liberation Sans" w:hAnsi="Liberation Sans"/>
+                <w:rFonts w:ascii="Archivo" w:hAnsi="Archivo"/>
                 <w:color w:val="5B6372"/>
                 <w:sz w:val="15"/>
                 <w:spacing w:val="8"/>
@@ -2118,7 +2110,7 @@
             </w:pPr>
             <w:r>
               <w:rPr>
-                <w:rFonts w:ascii="Cinzel" w:hAnsi="Cinzel"/>
+                <w:rFonts w:ascii="Fraunces Black" w:hAnsi="Fraunces Black"/>
                 <w:b/>
                 <w:color w:val="B08625"/>
                 <w:sz w:val="22"/>
@@ -2135,7 +2127,7 @@
             </w:pPr>
             <w:r>
               <w:rPr>
-                <w:rFonts w:ascii="Liberation Sans" w:hAnsi="Liberation Sans"/>
+                <w:rFonts w:ascii="Archivo" w:hAnsi="Archivo"/>
                 <w:color w:val="5B6372"/>
                 <w:sz w:val="15"/>
                 <w:spacing w:val="8"/>
@@ -2203,7 +2195,7 @@
             </w:pPr>
             <w:r>
               <w:rPr>
-                <w:rFonts w:ascii="Cormorant Garamond" w:hAnsi="Cormorant Garamond"/>
+                <w:rFonts w:ascii="Fraunces" w:hAnsi="Fraunces"/>
                 <w:color w:val="B08625"/>
                 <w:sz w:val="64"/>
               </w:rPr>
@@ -2218,7 +2210,7 @@
             </w:pPr>
             <w:r>
               <w:rPr>
-                <w:rFonts w:ascii="Cormorant Garamond" w:hAnsi="Cormorant Garamond"/>
+                <w:rFonts w:ascii="Fraunces" w:hAnsi="Fraunces"/>
                 <w:i/>
                 <w:color w:val="FFFFFF"/>
                 <w:sz w:val="34"/>
@@ -2234,12 +2226,11 @@
             </w:pPr>
             <w:r>
               <w:rPr>
-                <w:rFonts w:ascii="Liberation Sans" w:hAnsi="Liberation Sans"/>
+                <w:rFonts w:ascii="Archivo" w:hAnsi="Archivo"/>
+                <w:color w:val="B08625"/>
                 <w:b/>
-                <w:sz w:val="22"/>
-                <w:color w:val="B08625"/>
-                <w:spacing w:val="18"/>
-                <w:caps/>
+                <w:sz w:val="16"/>
+                <w:spacing w:val="16"/>
               </w:rPr>
               <w:t>AMIU MISSION PRINCIPLE · AMIU-MP-001 § 3</w:t>
             </w:r>
@@ -2313,8 +2304,12 @@
               <w:rPr>
                 <w:bCs/>
                 <w:b/>
+                <w:color w:val="B08625"/>
+                <w:sz w:val="22"/>
+                <w:caps/>
+                <w:spacing w:val="18"/>
               </w:rPr>
-              <w:t xml:space="preserve">9</w:t>
+              <w:t xml:space="preserve">10</w:t>
             </w:r>
           </w:p>
         </w:tc>
@@ -2361,7 +2356,7 @@
                 <w:caps/>
                 <w:spacing w:val="18"/>
               </w:rPr>
-              <w:t xml:space="preserve">11</w:t>
+              <w:t xml:space="preserve">12</w:t>
             </w:r>
           </w:p>
         </w:tc>
@@ -2408,7 +2403,7 @@
                 <w:caps/>
                 <w:spacing w:val="18"/>
               </w:rPr>
-              <w:t xml:space="preserve">12</w:t>
+              <w:t xml:space="preserve">13</w:t>
             </w:r>
           </w:p>
         </w:tc>
@@ -2455,7 +2450,7 @@
                 <w:caps/>
                 <w:spacing w:val="18"/>
               </w:rPr>
-              <w:t xml:space="preserve">13</w:t>
+              <w:t xml:space="preserve">14</w:t>
             </w:r>
           </w:p>
         </w:tc>
@@ -2502,7 +2497,7 @@
                 <w:caps/>
                 <w:spacing w:val="18"/>
               </w:rPr>
-              <w:t xml:space="preserve">14</w:t>
+              <w:t xml:space="preserve">15</w:t>
             </w:r>
           </w:p>
         </w:tc>
@@ -2549,7 +2544,7 @@
                 <w:caps/>
                 <w:spacing w:val="18"/>
               </w:rPr>
-              <w:t xml:space="preserve">16</w:t>
+              <w:t xml:space="preserve">17</w:t>
             </w:r>
           </w:p>
         </w:tc>
@@ -2596,7 +2591,7 @@
                 <w:caps/>
                 <w:spacing w:val="18"/>
               </w:rPr>
-              <w:t xml:space="preserve">23</w:t>
+              <w:t xml:space="preserve">24</w:t>
             </w:r>
           </w:p>
         </w:tc>
@@ -2643,7 +2638,7 @@
                 <w:caps/>
                 <w:spacing w:val="18"/>
               </w:rPr>
-              <w:t xml:space="preserve">24</w:t>
+              <w:t xml:space="preserve">25</w:t>
             </w:r>
           </w:p>
         </w:tc>
@@ -2690,7 +2685,7 @@
                 <w:caps/>
                 <w:spacing w:val="18"/>
               </w:rPr>
-              <w:t xml:space="preserve">24</w:t>
+              <w:t xml:space="preserve">25</w:t>
             </w:r>
           </w:p>
         </w:tc>
@@ -2737,7 +2732,7 @@
                 <w:caps/>
                 <w:spacing w:val="18"/>
               </w:rPr>
-              <w:t xml:space="preserve">25</w:t>
+              <w:t xml:space="preserve">26</w:t>
             </w:r>
           </w:p>
         </w:tc>
@@ -2784,7 +2779,7 @@
                 <w:caps/>
                 <w:spacing w:val="18"/>
               </w:rPr>
-              <w:t xml:space="preserve">25</w:t>
+              <w:t xml:space="preserve">26</w:t>
             </w:r>
           </w:p>
         </w:tc>
@@ -2831,7 +2826,7 @@
                 <w:caps/>
                 <w:spacing w:val="18"/>
               </w:rPr>
-              <w:t xml:space="preserve">29</w:t>
+              <w:t xml:space="preserve">30</w:t>
             </w:r>
           </w:p>
         </w:tc>
@@ -2878,7 +2873,7 @@
                 <w:caps/>
                 <w:spacing w:val="18"/>
               </w:rPr>
-              <w:t xml:space="preserve">33</w:t>
+              <w:t xml:space="preserve">34</w:t>
             </w:r>
           </w:p>
         </w:tc>
@@ -2925,7 +2920,7 @@
                 <w:caps/>
                 <w:spacing w:val="18"/>
               </w:rPr>
-              <w:t xml:space="preserve">38</w:t>
+              <w:t xml:space="preserve">39</w:t>
             </w:r>
           </w:p>
         </w:tc>
@@ -2956,7 +2951,7 @@
               <w:suppressAutoHyphens/>
             </w:pPr>
             <w:r>
-              <w:t xml:space="preserve">39</w:t>
+              <w:t xml:space="preserve">40</w:t>
             </w:r>
           </w:p>
         </w:tc>
@@ -2987,7 +2982,7 @@
               <w:suppressAutoHyphens/>
             </w:pPr>
             <w:r>
-              <w:t xml:space="preserve">43</w:t>
+              <w:t xml:space="preserve">44</w:t>
             </w:r>
           </w:p>
         </w:tc>
@@ -3018,7 +3013,7 @@
               <w:suppressAutoHyphens/>
             </w:pPr>
             <w:r>
-              <w:t xml:space="preserve">46</w:t>
+              <w:t xml:space="preserve">47</w:t>
             </w:r>
           </w:p>
         </w:tc>
@@ -3049,7 +3044,7 @@
               <w:suppressAutoHyphens/>
             </w:pPr>
             <w:r>
-              <w:t xml:space="preserve">49</w:t>
+              <w:t xml:space="preserve">50</w:t>
             </w:r>
           </w:p>
         </w:tc>
@@ -3080,7 +3075,7 @@
               <w:suppressAutoHyphens/>
             </w:pPr>
             <w:r>
-              <w:t xml:space="preserve">53</w:t>
+              <w:t xml:space="preserve">54</w:t>
             </w:r>
           </w:p>
         </w:tc>
@@ -3127,7 +3122,7 @@
                 <w:caps/>
                 <w:spacing w:val="18"/>
               </w:rPr>
-              <w:t xml:space="preserve">58</w:t>
+              <w:t xml:space="preserve">59</w:t>
             </w:r>
           </w:p>
         </w:tc>
@@ -3158,7 +3153,7 @@
               <w:suppressAutoHyphens/>
             </w:pPr>
             <w:r>
-              <w:t xml:space="preserve">59</w:t>
+              <w:t xml:space="preserve">60</w:t>
             </w:r>
           </w:p>
         </w:tc>
@@ -3189,7 +3184,7 @@
               <w:suppressAutoHyphens/>
             </w:pPr>
             <w:r>
-              <w:t xml:space="preserve">63</w:t>
+              <w:t xml:space="preserve">64</w:t>
             </w:r>
           </w:p>
         </w:tc>
@@ -3220,7 +3215,7 @@
               <w:suppressAutoHyphens/>
             </w:pPr>
             <w:r>
-              <w:t xml:space="preserve">67</w:t>
+              <w:t xml:space="preserve">68</w:t>
             </w:r>
           </w:p>
         </w:tc>
@@ -3251,7 +3246,7 @@
               <w:suppressAutoHyphens/>
             </w:pPr>
             <w:r>
-              <w:t xml:space="preserve">70</w:t>
+              <w:t xml:space="preserve">71</w:t>
             </w:r>
           </w:p>
         </w:tc>
@@ -3282,7 +3277,7 @@
               <w:suppressAutoHyphens/>
             </w:pPr>
             <w:r>
-              <w:t xml:space="preserve">73</w:t>
+              <w:t xml:space="preserve">74</w:t>
             </w:r>
           </w:p>
         </w:tc>
@@ -3329,7 +3324,7 @@
                 <w:caps/>
                 <w:spacing w:val="18"/>
               </w:rPr>
-              <w:t xml:space="preserve">77</w:t>
+              <w:t xml:space="preserve">78</w:t>
             </w:r>
           </w:p>
         </w:tc>
@@ -3360,7 +3355,7 @@
               <w:suppressAutoHyphens/>
             </w:pPr>
             <w:r>
-              <w:t xml:space="preserve">78</w:t>
+              <w:t xml:space="preserve">79</w:t>
             </w:r>
           </w:p>
         </w:tc>
@@ -3391,7 +3386,7 @@
               <w:suppressAutoHyphens/>
             </w:pPr>
             <w:r>
-              <w:t xml:space="preserve">81</w:t>
+              <w:t xml:space="preserve">82</w:t>
             </w:r>
           </w:p>
         </w:tc>
@@ -3422,7 +3417,7 @@
               <w:suppressAutoHyphens/>
             </w:pPr>
             <w:r>
-              <w:t xml:space="preserve">85</w:t>
+              <w:t xml:space="preserve">86</w:t>
             </w:r>
           </w:p>
         </w:tc>
@@ -3453,7 +3448,7 @@
               <w:suppressAutoHyphens/>
             </w:pPr>
             <w:r>
-              <w:t xml:space="preserve">89</w:t>
+              <w:t xml:space="preserve">90</w:t>
             </w:r>
           </w:p>
         </w:tc>
@@ -3484,7 +3479,7 @@
               <w:suppressAutoHyphens/>
             </w:pPr>
             <w:r>
-              <w:t xml:space="preserve">92</w:t>
+              <w:t xml:space="preserve">94</w:t>
             </w:r>
           </w:p>
         </w:tc>
@@ -3527,7 +3522,7 @@
                 <w:caps/>
                 <w:spacing w:val="18"/>
               </w:rPr>
-              <w:t xml:space="preserve">97</w:t>
+              <w:t xml:space="preserve">98</w:t>
             </w:r>
           </w:p>
         </w:tc>
@@ -3558,7 +3553,7 @@
               <w:suppressAutoHyphens/>
             </w:pPr>
             <w:r>
-              <w:t xml:space="preserve">98</w:t>
+              <w:t xml:space="preserve">99</w:t>
             </w:r>
           </w:p>
         </w:tc>
@@ -3589,7 +3584,7 @@
               <w:suppressAutoHyphens/>
             </w:pPr>
             <w:r>
-              <w:t xml:space="preserve">101</w:t>
+              <w:t xml:space="preserve">102</w:t>
             </w:r>
           </w:p>
         </w:tc>
@@ -3620,7 +3615,7 @@
               <w:suppressAutoHyphens/>
             </w:pPr>
             <w:r>
-              <w:t xml:space="preserve">104</w:t>
+              <w:t xml:space="preserve">105</w:t>
             </w:r>
           </w:p>
         </w:tc>
@@ -3651,7 +3646,7 @@
               <w:suppressAutoHyphens/>
             </w:pPr>
             <w:r>
-              <w:t xml:space="preserve">107</w:t>
+              <w:t xml:space="preserve">108</w:t>
             </w:r>
           </w:p>
         </w:tc>
@@ -3682,7 +3677,7 @@
               <w:suppressAutoHyphens/>
             </w:pPr>
             <w:r>
-              <w:t xml:space="preserve">110</w:t>
+              <w:t xml:space="preserve">111</w:t>
             </w:r>
           </w:p>
         </w:tc>
@@ -3729,7 +3724,7 @@
                 <w:caps/>
                 <w:spacing w:val="18"/>
               </w:rPr>
-              <w:t xml:space="preserve">116</w:t>
+              <w:t xml:space="preserve">117</w:t>
             </w:r>
           </w:p>
         </w:tc>
@@ -3760,7 +3755,7 @@
               <w:suppressAutoHyphens/>
             </w:pPr>
             <w:r>
-              <w:t xml:space="preserve">117</w:t>
+              <w:t xml:space="preserve">118</w:t>
             </w:r>
           </w:p>
         </w:tc>
@@ -3791,7 +3786,7 @@
               <w:suppressAutoHyphens/>
             </w:pPr>
             <w:r>
-              <w:t xml:space="preserve">120</w:t>
+              <w:t xml:space="preserve">121</w:t>
             </w:r>
           </w:p>
         </w:tc>
@@ -3822,7 +3817,7 @@
               <w:suppressAutoHyphens/>
             </w:pPr>
             <w:r>
-              <w:t xml:space="preserve">123</w:t>
+              <w:t xml:space="preserve">124</w:t>
             </w:r>
           </w:p>
         </w:tc>
@@ -3853,7 +3848,7 @@
               <w:suppressAutoHyphens/>
             </w:pPr>
             <w:r>
-              <w:t xml:space="preserve">126</w:t>
+              <w:t xml:space="preserve">127</w:t>
             </w:r>
           </w:p>
         </w:tc>
@@ -3884,7 +3879,7 @@
               <w:suppressAutoHyphens/>
             </w:pPr>
             <w:r>
-              <w:t xml:space="preserve">129</w:t>
+              <w:t xml:space="preserve">130</w:t>
             </w:r>
           </w:p>
         </w:tc>
@@ -3931,7 +3926,7 @@
                 <w:caps/>
                 <w:spacing w:val="18"/>
               </w:rPr>
-              <w:t xml:space="preserve">135</w:t>
+              <w:t xml:space="preserve">136</w:t>
             </w:r>
           </w:p>
         </w:tc>
@@ -3962,7 +3957,7 @@
               <w:suppressAutoHyphens/>
             </w:pPr>
             <w:r>
-              <w:t xml:space="preserve">136</w:t>
+              <w:t xml:space="preserve">137</w:t>
             </w:r>
           </w:p>
         </w:tc>
@@ -3993,7 +3988,7 @@
               <w:suppressAutoHyphens/>
             </w:pPr>
             <w:r>
-              <w:t xml:space="preserve">139</w:t>
+              <w:t xml:space="preserve">140</w:t>
             </w:r>
           </w:p>
         </w:tc>
@@ -4024,7 +4019,7 @@
               <w:suppressAutoHyphens/>
             </w:pPr>
             <w:r>
-              <w:t xml:space="preserve">142</w:t>
+              <w:t xml:space="preserve">143</w:t>
             </w:r>
           </w:p>
         </w:tc>
@@ -4055,7 +4050,7 @@
               <w:suppressAutoHyphens/>
             </w:pPr>
             <w:r>
-              <w:t xml:space="preserve">144</w:t>
+              <w:t xml:space="preserve">146</w:t>
             </w:r>
           </w:p>
         </w:tc>
@@ -4086,7 +4081,7 @@
               <w:suppressAutoHyphens/>
             </w:pPr>
             <w:r>
-              <w:t xml:space="preserve">147</w:t>
+              <w:t xml:space="preserve">148</w:t>
             </w:r>
           </w:p>
         </w:tc>
@@ -4133,7 +4128,7 @@
                 <w:caps/>
                 <w:spacing w:val="18"/>
               </w:rPr>
-              <w:t xml:space="preserve">151</w:t>
+              <w:t xml:space="preserve">153</w:t>
             </w:r>
           </w:p>
         </w:tc>
@@ -4164,7 +4159,7 @@
               <w:suppressAutoHyphens/>
             </w:pPr>
             <w:r>
-              <w:t xml:space="preserve">152</w:t>
+              <w:t xml:space="preserve">154</w:t>
             </w:r>
           </w:p>
         </w:tc>
@@ -4195,7 +4190,7 @@
               <w:suppressAutoHyphens/>
             </w:pPr>
             <w:r>
-              <w:t xml:space="preserve">155</w:t>
+              <w:t xml:space="preserve">157</w:t>
             </w:r>
           </w:p>
         </w:tc>
@@ -4226,7 +4221,7 @@
               <w:suppressAutoHyphens/>
             </w:pPr>
             <w:r>
-              <w:t xml:space="preserve">158</w:t>
+              <w:t xml:space="preserve">160</w:t>
             </w:r>
           </w:p>
         </w:tc>
@@ -4257,7 +4252,7 @@
               <w:suppressAutoHyphens/>
             </w:pPr>
             <w:r>
-              <w:t xml:space="preserve">161</w:t>
+              <w:t xml:space="preserve">163</w:t>
             </w:r>
           </w:p>
         </w:tc>
@@ -4288,7 +4283,7 @@
               <w:suppressAutoHyphens/>
             </w:pPr>
             <w:r>
-              <w:t xml:space="preserve">164</w:t>
+              <w:t xml:space="preserve">166</w:t>
             </w:r>
           </w:p>
         </w:tc>
@@ -4331,7 +4326,7 @@
                 <w:caps/>
                 <w:spacing w:val="18"/>
               </w:rPr>
-              <w:t xml:space="preserve">167</w:t>
+              <w:t xml:space="preserve">170</w:t>
             </w:r>
           </w:p>
         </w:tc>
@@ -4362,7 +4357,7 @@
               <w:suppressAutoHyphens/>
             </w:pPr>
             <w:r>
-              <w:t xml:space="preserve">168</w:t>
+              <w:t xml:space="preserve">171</w:t>
             </w:r>
           </w:p>
         </w:tc>
@@ -4393,7 +4388,7 @@
               <w:suppressAutoHyphens/>
             </w:pPr>
             <w:r>
-              <w:t xml:space="preserve">174</w:t>
+              <w:t xml:space="preserve">177</w:t>
             </w:r>
           </w:p>
         </w:tc>
@@ -4424,7 +4419,7 @@
               <w:suppressAutoHyphens/>
             </w:pPr>
             <w:r>
-              <w:t xml:space="preserve">179</w:t>
+              <w:t xml:space="preserve">182</w:t>
             </w:r>
           </w:p>
         </w:tc>
@@ -4455,7 +4450,7 @@
               <w:suppressAutoHyphens/>
             </w:pPr>
             <w:r>
-              <w:t xml:space="preserve">184</w:t>
+              <w:t xml:space="preserve">187</w:t>
             </w:r>
           </w:p>
         </w:tc>
@@ -4486,7 +4481,7 @@
               <w:suppressAutoHyphens/>
             </w:pPr>
             <w:r>
-              <w:t xml:space="preserve">190</w:t>
+              <w:t xml:space="preserve">193</w:t>
             </w:r>
           </w:p>
         </w:tc>
@@ -4517,7 +4512,7 @@
               <w:suppressAutoHyphens/>
             </w:pPr>
             <w:r>
-              <w:t xml:space="preserve">196</w:t>
+              <w:t xml:space="preserve">200</w:t>
             </w:r>
           </w:p>
         </w:tc>
@@ -4560,7 +4555,7 @@
                 <w:caps/>
                 <w:spacing w:val="18"/>
               </w:rPr>
-              <w:t xml:space="preserve">207</w:t>
+              <w:t xml:space="preserve">212</w:t>
             </w:r>
           </w:p>
         </w:tc>
@@ -4607,7 +4602,7 @@
                 <w:caps/>
                 <w:spacing w:val="18"/>
               </w:rPr>
-              <w:t xml:space="preserve">208</w:t>
+              <w:t xml:space="preserve">213</w:t>
             </w:r>
           </w:p>
         </w:tc>
@@ -4650,7 +4645,7 @@
                 <w:caps/>
                 <w:spacing w:val="18"/>
               </w:rPr>
-              <w:t xml:space="preserve">210</w:t>
+              <w:t xml:space="preserve">215</w:t>
             </w:r>
           </w:p>
         </w:tc>
@@ -4697,7 +4692,7 @@
                 <w:caps/>
                 <w:spacing w:val="18"/>
               </w:rPr>
-              <w:t xml:space="preserve">211</w:t>
+              <w:t xml:space="preserve">216</w:t>
             </w:r>
           </w:p>
         </w:tc>
@@ -4744,7 +4739,7 @@
                 <w:caps/>
                 <w:spacing w:val="18"/>
               </w:rPr>
-              <w:t xml:space="preserve">212</w:t>
+              <w:t xml:space="preserve">217</w:t>
             </w:r>
           </w:p>
         </w:tc>
@@ -4791,7 +4786,7 @@
                 <w:caps/>
                 <w:spacing w:val="18"/>
               </w:rPr>
-              <w:t xml:space="preserve">214</w:t>
+              <w:t xml:space="preserve">219</w:t>
             </w:r>
           </w:p>
         </w:tc>
@@ -10530,7 +10525,7 @@
             </w:pPr>
             <w:r>
               <w:rPr>
-                <w:rFonts w:ascii="Liberation Sans" w:hAnsi="Liberation Sans"/>
+                <w:rFonts w:ascii="Archivo" w:hAnsi="Archivo"/>
                 <w:color w:val="8C97AB"/>
                 <w:sz w:val="17"/>
                 <w:spacing w:val="26"/>
@@ -10545,7 +10540,7 @@
             </w:pPr>
             <w:r>
               <w:rPr>
-                <w:rFonts w:ascii="Cinzel" w:hAnsi="Cinzel"/>
+                <w:rFonts w:ascii="Fraunces Black" w:hAnsi="Fraunces Black"/>
                 <w:color w:val="B08625"/>
                 <w:b/>
                 <w:sz w:val="108"/>
@@ -10560,12 +10555,10 @@
             </w:pPr>
             <w:r>
               <w:rPr>
-                <w:rFonts w:ascii="Cormorant Garamond" w:hAnsi="Cormorant Garamond"/>
+                <w:rFonts w:ascii="Fraunces" w:hAnsi="Fraunces"/>
+                <w:color w:val="FFFFFF"/>
                 <w:b/>
-                <w:color w:val="B08625"/>
-                <w:sz w:val="22"/>
-                <w:caps/>
-                <w:spacing w:val="18"/>
+                <w:sz w:val="60"/>
               </w:rPr>
               <w:t>Governance &amp; Institutional Foundations</w:t>
             </w:r>
@@ -10580,7 +10573,7 @@
             </w:pPr>
             <w:r>
               <w:rPr>
-                <w:rFonts w:ascii="Liberation Sans" w:hAnsi="Liberation Sans"/>
+                <w:rFonts w:ascii="Archivo" w:hAnsi="Archivo"/>
                 <w:color w:val="8C97AB"/>
                 <w:sz w:val="17"/>
                 <w:spacing w:val="14"/>
@@ -10596,7 +10589,7 @@
             </w:pPr>
             <w:r>
               <w:rPr>
-                <w:rFonts w:ascii="Cormorant Garamond" w:hAnsi="Cormorant Garamond"/>
+                <w:rFonts w:ascii="Fraunces" w:hAnsi="Fraunces"/>
                 <w:i/>
                 <w:color w:val="DCE3F0"/>
                 <w:sz w:val="25"/>
@@ -10611,12 +10604,11 @@
             </w:pPr>
             <w:r>
               <w:rPr>
-                <w:rFonts w:ascii="Liberation Sans" w:hAnsi="Liberation Sans"/>
+                <w:rFonts w:ascii="Archivo" w:hAnsi="Archivo"/>
+                <w:color w:val="B08625"/>
                 <w:b/>
-                <w:sz w:val="22"/>
-                <w:color w:val="B08625"/>
-                <w:spacing w:val="18"/>
-                <w:caps/>
+                <w:sz w:val="16"/>
+                <w:spacing w:val="20"/>
               </w:rPr>
               <w:t>CONTENTS OF THIS PART</w:t>
             </w:r>
@@ -10628,18 +10620,16 @@
             </w:pPr>
             <w:r>
               <w:rPr>
-                <w:rFonts w:ascii="Cinzel" w:hAnsi="Cinzel"/>
+                <w:rFonts w:ascii="Archivo SemiBold" w:hAnsi="Archivo SemiBold"/>
+                <w:color w:val="B08625"/>
                 <w:b/>
-                <w:color w:val="B08625"/>
-                <w:sz w:val="22"/>
-                <w:caps/>
-                <w:spacing w:val="18"/>
+                <w:sz w:val="21"/>
               </w:rPr>
               <w:t>01 </w:t>
             </w:r>
             <w:r>
               <w:rPr>
-                <w:rFonts w:ascii="Liberation Sans" w:hAnsi="Liberation Sans"/>
+                <w:rFonts w:ascii="Archivo" w:hAnsi="Archivo"/>
                 <w:color w:val="FFFFFF"/>
                 <w:sz w:val="20"/>
               </w:rPr>
@@ -10653,18 +10643,16 @@
             </w:pPr>
             <w:r>
               <w:rPr>
-                <w:rFonts w:ascii="Cinzel" w:hAnsi="Cinzel"/>
+                <w:rFonts w:ascii="Archivo SemiBold" w:hAnsi="Archivo SemiBold"/>
+                <w:color w:val="B08625"/>
                 <w:b/>
-                <w:color w:val="B08625"/>
-                <w:sz w:val="22"/>
-                <w:caps/>
-                <w:spacing w:val="18"/>
+                <w:sz w:val="21"/>
               </w:rPr>
               <w:t>02 </w:t>
             </w:r>
             <w:r>
               <w:rPr>
-                <w:rFonts w:ascii="Liberation Sans" w:hAnsi="Liberation Sans"/>
+                <w:rFonts w:ascii="Archivo" w:hAnsi="Archivo"/>
                 <w:color w:val="FFFFFF"/>
                 <w:sz w:val="20"/>
               </w:rPr>
@@ -10678,18 +10666,16 @@
             </w:pPr>
             <w:r>
               <w:rPr>
-                <w:rFonts w:ascii="Cinzel" w:hAnsi="Cinzel"/>
+                <w:rFonts w:ascii="Archivo SemiBold" w:hAnsi="Archivo SemiBold"/>
+                <w:color w:val="B08625"/>
                 <w:b/>
-                <w:color w:val="B08625"/>
-                <w:sz w:val="22"/>
-                <w:caps/>
-                <w:spacing w:val="18"/>
+                <w:sz w:val="21"/>
               </w:rPr>
               <w:t>03 </w:t>
             </w:r>
             <w:r>
               <w:rPr>
-                <w:rFonts w:ascii="Liberation Sans" w:hAnsi="Liberation Sans"/>
+                <w:rFonts w:ascii="Archivo" w:hAnsi="Archivo"/>
                 <w:color w:val="FFFFFF"/>
                 <w:sz w:val="20"/>
               </w:rPr>
@@ -10703,18 +10689,16 @@
             </w:pPr>
             <w:r>
               <w:rPr>
-                <w:rFonts w:ascii="Cinzel" w:hAnsi="Cinzel"/>
+                <w:rFonts w:ascii="Archivo SemiBold" w:hAnsi="Archivo SemiBold"/>
+                <w:color w:val="B08625"/>
                 <w:b/>
-                <w:color w:val="B08625"/>
-                <w:sz w:val="22"/>
-                <w:caps/>
-                <w:spacing w:val="18"/>
+                <w:sz w:val="21"/>
               </w:rPr>
               <w:t>04 </w:t>
             </w:r>
             <w:r>
               <w:rPr>
-                <w:rFonts w:ascii="Liberation Sans" w:hAnsi="Liberation Sans"/>
+                <w:rFonts w:ascii="Archivo" w:hAnsi="Archivo"/>
                 <w:color w:val="FFFFFF"/>
                 <w:sz w:val="20"/>
               </w:rPr>
@@ -10728,18 +10712,16 @@
             </w:pPr>
             <w:r>
               <w:rPr>
-                <w:rFonts w:ascii="Cinzel" w:hAnsi="Cinzel"/>
+                <w:rFonts w:ascii="Archivo SemiBold" w:hAnsi="Archivo SemiBold"/>
+                <w:color w:val="B08625"/>
                 <w:b/>
-                <w:color w:val="B08625"/>
-                <w:sz w:val="22"/>
-                <w:caps/>
-                <w:spacing w:val="18"/>
+                <w:sz w:val="21"/>
               </w:rPr>
               <w:t>05 </w:t>
             </w:r>
             <w:r>
               <w:rPr>
-                <w:rFonts w:ascii="Liberation Sans" w:hAnsi="Liberation Sans"/>
+                <w:rFonts w:ascii="Archivo" w:hAnsi="Archivo"/>
                 <w:color w:val="FFFFFF"/>
                 <w:sz w:val="20"/>
               </w:rPr>
@@ -10781,7 +10763,7 @@
       <w:r>
         <w:drawing>
           <wp:inline>
-            <wp:extent cx="5292852" cy="3085199"/>
+            <wp:extent cx="5292852" cy="3101280"/>
             <wp:effectExtent b="0" l="0" r="0" t="0"/>
             <wp:docPr descr="Figure 1. Ten-Year Enrollment Growth, Founding Decade (Adopted Growth Scenario)" title="" id="43" name="Picture"/>
             <a:graphic>
@@ -10802,7 +10784,7 @@
                   <pic:spPr bwMode="auto">
                     <a:xfrm>
                       <a:off x="0" y="0"/>
-                      <a:ext cx="5292852" cy="3085199"/>
+                      <a:ext cx="5292852" cy="3101280"/>
                     </a:xfrm>
                     <a:prstGeom prst="rect">
                       <a:avLst/>
@@ -10859,7 +10841,7 @@
       <w:r>
         <w:drawing>
           <wp:inline>
-            <wp:extent cx="5292852" cy="3181684"/>
+            <wp:extent cx="5292852" cy="3197764"/>
             <wp:effectExtent b="0" l="0" r="0" t="0"/>
             <wp:docPr descr="Figure 2. Ten-Year Gross Revenue Trajectory, Founding Decade (2028–2037)" title="" id="46" name="Picture"/>
             <a:graphic>
@@ -10880,7 +10862,7 @@
                   <pic:spPr bwMode="auto">
                     <a:xfrm>
                       <a:off x="0" y="0"/>
-                      <a:ext cx="5292852" cy="3181684"/>
+                      <a:ext cx="5292852" cy="3197764"/>
                     </a:xfrm>
                     <a:prstGeom prst="rect">
                       <a:avLst/>
@@ -14419,7 +14401,7 @@
             </w:pPr>
             <w:r>
               <w:rPr>
-                <w:rFonts w:ascii="Liberation Sans" w:hAnsi="Liberation Sans"/>
+                <w:rFonts w:ascii="Archivo" w:hAnsi="Archivo"/>
                 <w:color w:val="8C97AB"/>
                 <w:sz w:val="17"/>
                 <w:spacing w:val="26"/>
@@ -14434,12 +14416,10 @@
             </w:pPr>
             <w:r>
               <w:rPr>
-                <w:rFonts w:ascii="Cinzel" w:hAnsi="Cinzel"/>
+                <w:rFonts w:ascii="Fraunces Black" w:hAnsi="Fraunces Black"/>
+                <w:color w:val="B08625"/>
                 <w:b/>
-                <w:color w:val="B08625"/>
-                <w:sz w:val="22"/>
-                <w:caps/>
-                <w:spacing w:val="18"/>
+                <w:sz w:val="108"/>
               </w:rPr>
               <w:t>II</w:t>
             </w:r>
@@ -14451,12 +14431,10 @@
             </w:pPr>
             <w:r>
               <w:rPr>
-                <w:rFonts w:ascii="Cormorant Garamond" w:hAnsi="Cormorant Garamond"/>
+                <w:rFonts w:ascii="Fraunces" w:hAnsi="Fraunces"/>
+                <w:color w:val="FFFFFF"/>
                 <w:b/>
-                <w:color w:val="B08625"/>
-                <w:sz w:val="22"/>
-                <w:caps/>
-                <w:spacing w:val="18"/>
+                <w:sz w:val="60"/>
               </w:rPr>
               <w:t>Organizational &amp; Academic Structure</w:t>
             </w:r>
@@ -14471,7 +14449,7 @@
             </w:pPr>
             <w:r>
               <w:rPr>
-                <w:rFonts w:ascii="Liberation Sans" w:hAnsi="Liberation Sans"/>
+                <w:rFonts w:ascii="Archivo" w:hAnsi="Archivo"/>
                 <w:color w:val="8C97AB"/>
                 <w:sz w:val="17"/>
                 <w:spacing w:val="14"/>
@@ -14487,7 +14465,7 @@
             </w:pPr>
             <w:r>
               <w:rPr>
-                <w:rFonts w:ascii="Cormorant Garamond" w:hAnsi="Cormorant Garamond"/>
+                <w:rFonts w:ascii="Fraunces" w:hAnsi="Fraunces"/>
                 <w:i/>
                 <w:color w:val="DCE3F0"/>
                 <w:sz w:val="25"/>
@@ -14502,12 +14480,11 @@
             </w:pPr>
             <w:r>
               <w:rPr>
-                <w:rFonts w:ascii="Liberation Sans" w:hAnsi="Liberation Sans"/>
+                <w:rFonts w:ascii="Archivo" w:hAnsi="Archivo"/>
+                <w:color w:val="B08625"/>
                 <w:b/>
-                <w:sz w:val="22"/>
-                <w:color w:val="B08625"/>
-                <w:spacing w:val="18"/>
-                <w:caps/>
+                <w:sz w:val="16"/>
+                <w:spacing w:val="20"/>
               </w:rPr>
               <w:t>CONTENTS OF THIS PART</w:t>
             </w:r>
@@ -14519,18 +14496,16 @@
             </w:pPr>
             <w:r>
               <w:rPr>
-                <w:rFonts w:ascii="Cinzel" w:hAnsi="Cinzel"/>
+                <w:rFonts w:ascii="Archivo SemiBold" w:hAnsi="Archivo SemiBold"/>
+                <w:color w:val="B08625"/>
                 <w:b/>
-                <w:color w:val="B08625"/>
-                <w:sz w:val="22"/>
-                <w:caps/>
-                <w:spacing w:val="18"/>
+                <w:sz w:val="21"/>
               </w:rPr>
               <w:t>06 </w:t>
             </w:r>
             <w:r>
               <w:rPr>
-                <w:rFonts w:ascii="Liberation Sans" w:hAnsi="Liberation Sans"/>
+                <w:rFonts w:ascii="Archivo" w:hAnsi="Archivo"/>
                 <w:color w:val="FFFFFF"/>
                 <w:sz w:val="20"/>
               </w:rPr>
@@ -14544,18 +14519,16 @@
             </w:pPr>
             <w:r>
               <w:rPr>
-                <w:rFonts w:ascii="Cinzel" w:hAnsi="Cinzel"/>
+                <w:rFonts w:ascii="Archivo SemiBold" w:hAnsi="Archivo SemiBold"/>
+                <w:color w:val="B08625"/>
                 <w:b/>
-                <w:color w:val="B08625"/>
-                <w:sz w:val="22"/>
-                <w:caps/>
-                <w:spacing w:val="18"/>
+                <w:sz w:val="21"/>
               </w:rPr>
               <w:t>07 </w:t>
             </w:r>
             <w:r>
               <w:rPr>
-                <w:rFonts w:ascii="Liberation Sans" w:hAnsi="Liberation Sans"/>
+                <w:rFonts w:ascii="Archivo" w:hAnsi="Archivo"/>
                 <w:color w:val="FFFFFF"/>
                 <w:sz w:val="20"/>
               </w:rPr>
@@ -14569,18 +14542,16 @@
             </w:pPr>
             <w:r>
               <w:rPr>
-                <w:rFonts w:ascii="Cinzel" w:hAnsi="Cinzel"/>
+                <w:rFonts w:ascii="Archivo SemiBold" w:hAnsi="Archivo SemiBold"/>
+                <w:color w:val="B08625"/>
                 <w:b/>
-                <w:color w:val="B08625"/>
-                <w:sz w:val="22"/>
-                <w:caps/>
-                <w:spacing w:val="18"/>
+                <w:sz w:val="21"/>
               </w:rPr>
               <w:t>08 </w:t>
             </w:r>
             <w:r>
               <w:rPr>
-                <w:rFonts w:ascii="Liberation Sans" w:hAnsi="Liberation Sans"/>
+                <w:rFonts w:ascii="Archivo" w:hAnsi="Archivo"/>
                 <w:color w:val="FFFFFF"/>
                 <w:sz w:val="20"/>
               </w:rPr>
@@ -14594,18 +14565,16 @@
             </w:pPr>
             <w:r>
               <w:rPr>
-                <w:rFonts w:ascii="Cinzel" w:hAnsi="Cinzel"/>
+                <w:rFonts w:ascii="Archivo SemiBold" w:hAnsi="Archivo SemiBold"/>
+                <w:color w:val="B08625"/>
                 <w:b/>
-                <w:color w:val="B08625"/>
-                <w:sz w:val="22"/>
-                <w:caps/>
-                <w:spacing w:val="18"/>
+                <w:sz w:val="21"/>
               </w:rPr>
               <w:t>09 </w:t>
             </w:r>
             <w:r>
               <w:rPr>
-                <w:rFonts w:ascii="Liberation Sans" w:hAnsi="Liberation Sans"/>
+                <w:rFonts w:ascii="Archivo" w:hAnsi="Archivo"/>
                 <w:color w:val="FFFFFF"/>
                 <w:sz w:val="20"/>
               </w:rPr>
@@ -14619,18 +14588,16 @@
             </w:pPr>
             <w:r>
               <w:rPr>
-                <w:rFonts w:ascii="Cinzel" w:hAnsi="Cinzel"/>
+                <w:rFonts w:ascii="Archivo SemiBold" w:hAnsi="Archivo SemiBold"/>
+                <w:color w:val="B08625"/>
                 <w:b/>
-                <w:color w:val="B08625"/>
-                <w:sz w:val="22"/>
-                <w:caps/>
-                <w:spacing w:val="18"/>
+                <w:sz w:val="21"/>
               </w:rPr>
               <w:t>10 </w:t>
             </w:r>
             <w:r>
               <w:rPr>
-                <w:rFonts w:ascii="Liberation Sans" w:hAnsi="Liberation Sans"/>
+                <w:rFonts w:ascii="Archivo" w:hAnsi="Archivo"/>
                 <w:color w:val="FFFFFF"/>
                 <w:sz w:val="20"/>
               </w:rPr>
@@ -14673,7 +14640,7 @@
       <w:r>
         <w:drawing>
           <wp:inline>
-            <wp:extent cx="5292852" cy="4349279"/>
+            <wp:extent cx="5292852" cy="4364022"/>
             <wp:effectExtent b="0" l="0" r="0" t="0"/>
             <wp:docPr descr="Figure 3. AMIU Governance &amp; Organizational Structure" title="" id="54" name="Picture"/>
             <a:graphic>
@@ -14694,7 +14661,7 @@
                   <pic:spPr bwMode="auto">
                     <a:xfrm>
                       <a:off x="0" y="0"/>
-                      <a:ext cx="5292852" cy="4349279"/>
+                      <a:ext cx="5292852" cy="4364022"/>
                     </a:xfrm>
                     <a:prstGeom prst="rect">
                       <a:avLst/>
@@ -15780,7 +15747,7 @@
       <w:r>
         <w:drawing>
           <wp:inline>
-            <wp:extent cx="5292852" cy="4350289"/>
+            <wp:extent cx="5292852" cy="4365669"/>
             <wp:effectExtent b="0" l="0" r="0" t="0"/>
             <wp:docPr descr="Figure 4. The Seven-Tier Stackable Academic Ladder" title="" id="58" name="Picture"/>
             <a:graphic>
@@ -15801,7 +15768,7 @@
                   <pic:spPr bwMode="auto">
                     <a:xfrm>
                       <a:off x="0" y="0"/>
-                      <a:ext cx="5292852" cy="4350289"/>
+                      <a:ext cx="5292852" cy="4365669"/>
                     </a:xfrm>
                     <a:prstGeom prst="rect">
                       <a:avLst/>
@@ -20440,7 +20407,7 @@
             </w:pPr>
             <w:r>
               <w:rPr>
-                <w:rFonts w:ascii="Liberation Sans" w:hAnsi="Liberation Sans"/>
+                <w:rFonts w:ascii="Archivo" w:hAnsi="Archivo"/>
                 <w:color w:val="8C97AB"/>
                 <w:sz w:val="17"/>
                 <w:spacing w:val="26"/>
@@ -20455,12 +20422,10 @@
             </w:pPr>
             <w:r>
               <w:rPr>
-                <w:rFonts w:ascii="Cinzel" w:hAnsi="Cinzel"/>
+                <w:rFonts w:ascii="Fraunces Black" w:hAnsi="Fraunces Black"/>
+                <w:color w:val="B08625"/>
                 <w:b/>
-                <w:color w:val="B08625"/>
-                <w:sz w:val="22"/>
-                <w:caps/>
-                <w:spacing w:val="18"/>
+                <w:sz w:val="108"/>
               </w:rPr>
               <w:t>III</w:t>
             </w:r>
@@ -20472,12 +20437,10 @@
             </w:pPr>
             <w:r>
               <w:rPr>
-                <w:rFonts w:ascii="Cormorant Garamond" w:hAnsi="Cormorant Garamond"/>
+                <w:rFonts w:ascii="Fraunces" w:hAnsi="Fraunces"/>
+                <w:color w:val="FFFFFF"/>
                 <w:b/>
-                <w:color w:val="B08625"/>
-                <w:sz w:val="22"/>
-                <w:caps/>
-                <w:spacing w:val="18"/>
+                <w:sz w:val="68"/>
               </w:rPr>
               <w:t>Curriculum &amp; Student Journey</w:t>
             </w:r>
@@ -20492,7 +20455,7 @@
             </w:pPr>
             <w:r>
               <w:rPr>
-                <w:rFonts w:ascii="Liberation Sans" w:hAnsi="Liberation Sans"/>
+                <w:rFonts w:ascii="Archivo" w:hAnsi="Archivo"/>
                 <w:color w:val="8C97AB"/>
                 <w:sz w:val="17"/>
                 <w:spacing w:val="14"/>
@@ -20508,7 +20471,7 @@
             </w:pPr>
             <w:r>
               <w:rPr>
-                <w:rFonts w:ascii="Cormorant Garamond" w:hAnsi="Cormorant Garamond"/>
+                <w:rFonts w:ascii="Fraunces" w:hAnsi="Fraunces"/>
                 <w:i/>
                 <w:color w:val="DCE3F0"/>
                 <w:sz w:val="25"/>
@@ -20523,12 +20486,11 @@
             </w:pPr>
             <w:r>
               <w:rPr>
-                <w:rFonts w:ascii="Liberation Sans" w:hAnsi="Liberation Sans"/>
+                <w:rFonts w:ascii="Archivo" w:hAnsi="Archivo"/>
+                <w:color w:val="B08625"/>
                 <w:b/>
-                <w:sz w:val="22"/>
-                <w:color w:val="B08625"/>
-                <w:spacing w:val="18"/>
-                <w:caps/>
+                <w:sz w:val="16"/>
+                <w:spacing w:val="20"/>
               </w:rPr>
               <w:t>CONTENTS OF THIS PART</w:t>
             </w:r>
@@ -20540,18 +20502,16 @@
             </w:pPr>
             <w:r>
               <w:rPr>
-                <w:rFonts w:ascii="Cinzel" w:hAnsi="Cinzel"/>
+                <w:rFonts w:ascii="Archivo SemiBold" w:hAnsi="Archivo SemiBold"/>
+                <w:color w:val="B08625"/>
                 <w:b/>
-                <w:color w:val="B08625"/>
-                <w:sz w:val="22"/>
-                <w:caps/>
-                <w:spacing w:val="18"/>
+                <w:sz w:val="21"/>
               </w:rPr>
               <w:t>11 </w:t>
             </w:r>
             <w:r>
               <w:rPr>
-                <w:rFonts w:ascii="Liberation Sans" w:hAnsi="Liberation Sans"/>
+                <w:rFonts w:ascii="Archivo" w:hAnsi="Archivo"/>
                 <w:color w:val="FFFFFF"/>
                 <w:sz w:val="20"/>
               </w:rPr>
@@ -20565,18 +20525,16 @@
             </w:pPr>
             <w:r>
               <w:rPr>
-                <w:rFonts w:ascii="Cinzel" w:hAnsi="Cinzel"/>
+                <w:rFonts w:ascii="Archivo SemiBold" w:hAnsi="Archivo SemiBold"/>
+                <w:color w:val="B08625"/>
                 <w:b/>
-                <w:color w:val="B08625"/>
-                <w:sz w:val="22"/>
-                <w:caps/>
-                <w:spacing w:val="18"/>
+                <w:sz w:val="21"/>
               </w:rPr>
               <w:t>12 </w:t>
             </w:r>
             <w:r>
               <w:rPr>
-                <w:rFonts w:ascii="Liberation Sans" w:hAnsi="Liberation Sans"/>
+                <w:rFonts w:ascii="Archivo" w:hAnsi="Archivo"/>
                 <w:color w:val="FFFFFF"/>
                 <w:sz w:val="20"/>
               </w:rPr>
@@ -20590,18 +20548,16 @@
             </w:pPr>
             <w:r>
               <w:rPr>
-                <w:rFonts w:ascii="Cinzel" w:hAnsi="Cinzel"/>
+                <w:rFonts w:ascii="Archivo SemiBold" w:hAnsi="Archivo SemiBold"/>
+                <w:color w:val="B08625"/>
                 <w:b/>
-                <w:color w:val="B08625"/>
-                <w:sz w:val="22"/>
-                <w:caps/>
-                <w:spacing w:val="18"/>
+                <w:sz w:val="21"/>
               </w:rPr>
               <w:t>13 </w:t>
             </w:r>
             <w:r>
               <w:rPr>
-                <w:rFonts w:ascii="Liberation Sans" w:hAnsi="Liberation Sans"/>
+                <w:rFonts w:ascii="Archivo" w:hAnsi="Archivo"/>
                 <w:color w:val="FFFFFF"/>
                 <w:sz w:val="20"/>
               </w:rPr>
@@ -20615,18 +20571,16 @@
             </w:pPr>
             <w:r>
               <w:rPr>
-                <w:rFonts w:ascii="Cinzel" w:hAnsi="Cinzel"/>
+                <w:rFonts w:ascii="Archivo SemiBold" w:hAnsi="Archivo SemiBold"/>
+                <w:color w:val="B08625"/>
                 <w:b/>
-                <w:color w:val="B08625"/>
-                <w:sz w:val="22"/>
-                <w:caps/>
-                <w:spacing w:val="18"/>
+                <w:sz w:val="21"/>
               </w:rPr>
               <w:t>14 </w:t>
             </w:r>
             <w:r>
               <w:rPr>
-                <w:rFonts w:ascii="Liberation Sans" w:hAnsi="Liberation Sans"/>
+                <w:rFonts w:ascii="Archivo" w:hAnsi="Archivo"/>
                 <w:color w:val="FFFFFF"/>
                 <w:sz w:val="20"/>
               </w:rPr>
@@ -20640,18 +20594,16 @@
             </w:pPr>
             <w:r>
               <w:rPr>
-                <w:rFonts w:ascii="Cinzel" w:hAnsi="Cinzel"/>
+                <w:rFonts w:ascii="Archivo SemiBold" w:hAnsi="Archivo SemiBold"/>
+                <w:color w:val="B08625"/>
                 <w:b/>
-                <w:color w:val="B08625"/>
-                <w:sz w:val="22"/>
-                <w:caps/>
-                <w:spacing w:val="18"/>
+                <w:sz w:val="21"/>
               </w:rPr>
               <w:t>15 </w:t>
             </w:r>
             <w:r>
               <w:rPr>
-                <w:rFonts w:ascii="Liberation Sans" w:hAnsi="Liberation Sans"/>
+                <w:rFonts w:ascii="Archivo" w:hAnsi="Archivo"/>
                 <w:color w:val="FFFFFF"/>
                 <w:sz w:val="20"/>
               </w:rPr>
@@ -23291,7 +23243,7 @@
       <w:r>
         <w:drawing>
           <wp:inline>
-            <wp:extent cx="5292852" cy="2199197"/>
+            <wp:extent cx="5292852" cy="2212808"/>
             <wp:effectExtent b="0" l="0" r="0" t="0"/>
             <wp:docPr descr="Figure 5. Student Journey Map: Inquiry to Alumni" title="" id="67" name="Picture"/>
             <a:graphic>
@@ -23312,7 +23264,7 @@
                   <pic:spPr bwMode="auto">
                     <a:xfrm>
                       <a:off x="0" y="0"/>
-                      <a:ext cx="5292852" cy="2199197"/>
+                      <a:ext cx="5292852" cy="2212808"/>
                     </a:xfrm>
                     <a:prstGeom prst="rect">
                       <a:avLst/>
@@ -26972,7 +26924,7 @@
             </w:pPr>
             <w:r>
               <w:rPr>
-                <w:rFonts w:ascii="Liberation Sans" w:hAnsi="Liberation Sans"/>
+                <w:rFonts w:ascii="Archivo" w:hAnsi="Archivo"/>
                 <w:color w:val="8C97AB"/>
                 <w:sz w:val="17"/>
                 <w:spacing w:val="26"/>
@@ -26987,12 +26939,10 @@
             </w:pPr>
             <w:r>
               <w:rPr>
-                <w:rFonts w:ascii="Cinzel" w:hAnsi="Cinzel"/>
+                <w:rFonts w:ascii="Fraunces Black" w:hAnsi="Fraunces Black"/>
+                <w:color w:val="B08625"/>
                 <w:b/>
-                <w:color w:val="B08625"/>
-                <w:sz w:val="22"/>
-                <w:caps/>
-                <w:spacing w:val="18"/>
+                <w:sz w:val="108"/>
               </w:rPr>
               <w:t>IV</w:t>
             </w:r>
@@ -27004,12 +26954,10 @@
             </w:pPr>
             <w:r>
               <w:rPr>
-                <w:rFonts w:ascii="Cormorant Garamond" w:hAnsi="Cormorant Garamond"/>
+                <w:rFonts w:ascii="Fraunces" w:hAnsi="Fraunces"/>
+                <w:color w:val="FFFFFF"/>
                 <w:b/>
-                <w:color w:val="B08625"/>
-                <w:sz w:val="22"/>
-                <w:caps/>
-                <w:spacing w:val="18"/>
+                <w:sz w:val="52"/>
               </w:rPr>
               <w:t>Research, Publishing, Partnerships &amp; Accreditation</w:t>
             </w:r>
@@ -27024,7 +26972,7 @@
             </w:pPr>
             <w:r>
               <w:rPr>
-                <w:rFonts w:ascii="Liberation Sans" w:hAnsi="Liberation Sans"/>
+                <w:rFonts w:ascii="Archivo" w:hAnsi="Archivo"/>
                 <w:color w:val="8C97AB"/>
                 <w:sz w:val="17"/>
                 <w:spacing w:val="14"/>
@@ -27040,7 +26988,7 @@
             </w:pPr>
             <w:r>
               <w:rPr>
-                <w:rFonts w:ascii="Cormorant Garamond" w:hAnsi="Cormorant Garamond"/>
+                <w:rFonts w:ascii="Fraunces" w:hAnsi="Fraunces"/>
                 <w:i/>
                 <w:color w:val="DCE3F0"/>
                 <w:sz w:val="25"/>
@@ -27055,12 +27003,11 @@
             </w:pPr>
             <w:r>
               <w:rPr>
-                <w:rFonts w:ascii="Liberation Sans" w:hAnsi="Liberation Sans"/>
+                <w:rFonts w:ascii="Archivo" w:hAnsi="Archivo"/>
+                <w:color w:val="B08625"/>
                 <w:b/>
-                <w:sz w:val="22"/>
-                <w:color w:val="B08625"/>
-                <w:spacing w:val="18"/>
-                <w:caps/>
+                <w:sz w:val="16"/>
+                <w:spacing w:val="20"/>
               </w:rPr>
               <w:t>CONTENTS OF THIS PART</w:t>
             </w:r>
@@ -27072,18 +27019,16 @@
             </w:pPr>
             <w:r>
               <w:rPr>
-                <w:rFonts w:ascii="Cinzel" w:hAnsi="Cinzel"/>
+                <w:rFonts w:ascii="Archivo SemiBold" w:hAnsi="Archivo SemiBold"/>
+                <w:color w:val="B08625"/>
                 <w:b/>
-                <w:color w:val="B08625"/>
-                <w:sz w:val="22"/>
-                <w:caps/>
-                <w:spacing w:val="18"/>
+                <w:sz w:val="21"/>
               </w:rPr>
               <w:t>16 </w:t>
             </w:r>
             <w:r>
               <w:rPr>
-                <w:rFonts w:ascii="Liberation Sans" w:hAnsi="Liberation Sans"/>
+                <w:rFonts w:ascii="Archivo" w:hAnsi="Archivo"/>
                 <w:color w:val="FFFFFF"/>
                 <w:sz w:val="20"/>
               </w:rPr>
@@ -27097,18 +27042,16 @@
             </w:pPr>
             <w:r>
               <w:rPr>
-                <w:rFonts w:ascii="Cinzel" w:hAnsi="Cinzel"/>
+                <w:rFonts w:ascii="Archivo SemiBold" w:hAnsi="Archivo SemiBold"/>
+                <w:color w:val="B08625"/>
                 <w:b/>
-                <w:color w:val="B08625"/>
-                <w:sz w:val="22"/>
-                <w:caps/>
-                <w:spacing w:val="18"/>
+                <w:sz w:val="21"/>
               </w:rPr>
               <w:t>17 </w:t>
             </w:r>
             <w:r>
               <w:rPr>
-                <w:rFonts w:ascii="Liberation Sans" w:hAnsi="Liberation Sans"/>
+                <w:rFonts w:ascii="Archivo" w:hAnsi="Archivo"/>
                 <w:color w:val="FFFFFF"/>
                 <w:sz w:val="20"/>
               </w:rPr>
@@ -27122,18 +27065,16 @@
             </w:pPr>
             <w:r>
               <w:rPr>
-                <w:rFonts w:ascii="Cinzel" w:hAnsi="Cinzel"/>
+                <w:rFonts w:ascii="Archivo SemiBold" w:hAnsi="Archivo SemiBold"/>
+                <w:color w:val="B08625"/>
                 <w:b/>
-                <w:color w:val="B08625"/>
-                <w:sz w:val="22"/>
-                <w:caps/>
-                <w:spacing w:val="18"/>
+                <w:sz w:val="21"/>
               </w:rPr>
               <w:t>18 </w:t>
             </w:r>
             <w:r>
               <w:rPr>
-                <w:rFonts w:ascii="Liberation Sans" w:hAnsi="Liberation Sans"/>
+                <w:rFonts w:ascii="Archivo" w:hAnsi="Archivo"/>
                 <w:color w:val="FFFFFF"/>
                 <w:sz w:val="20"/>
               </w:rPr>
@@ -27147,18 +27088,16 @@
             </w:pPr>
             <w:r>
               <w:rPr>
-                <w:rFonts w:ascii="Cinzel" w:hAnsi="Cinzel"/>
+                <w:rFonts w:ascii="Archivo SemiBold" w:hAnsi="Archivo SemiBold"/>
+                <w:color w:val="B08625"/>
                 <w:b/>
-                <w:color w:val="B08625"/>
-                <w:sz w:val="22"/>
-                <w:caps/>
-                <w:spacing w:val="18"/>
+                <w:sz w:val="21"/>
               </w:rPr>
               <w:t>19 </w:t>
             </w:r>
             <w:r>
               <w:rPr>
-                <w:rFonts w:ascii="Liberation Sans" w:hAnsi="Liberation Sans"/>
+                <w:rFonts w:ascii="Archivo" w:hAnsi="Archivo"/>
                 <w:color w:val="FFFFFF"/>
                 <w:sz w:val="20"/>
               </w:rPr>
@@ -27172,18 +27111,16 @@
             </w:pPr>
             <w:r>
               <w:rPr>
-                <w:rFonts w:ascii="Cinzel" w:hAnsi="Cinzel"/>
+                <w:rFonts w:ascii="Archivo SemiBold" w:hAnsi="Archivo SemiBold"/>
+                <w:color w:val="B08625"/>
                 <w:b/>
-                <w:color w:val="B08625"/>
-                <w:sz w:val="22"/>
-                <w:caps/>
-                <w:spacing w:val="18"/>
+                <w:sz w:val="21"/>
               </w:rPr>
               <w:t>20 </w:t>
             </w:r>
             <w:r>
               <w:rPr>
-                <w:rFonts w:ascii="Liberation Sans" w:hAnsi="Liberation Sans"/>
+                <w:rFonts w:ascii="Archivo" w:hAnsi="Archivo"/>
                 <w:color w:val="FFFFFF"/>
                 <w:sz w:val="20"/>
               </w:rPr>
@@ -29961,7 +29898,7 @@
       <w:r>
         <w:drawing>
           <wp:inline>
-            <wp:extent cx="5292852" cy="2536328"/>
+            <wp:extent cx="5292852" cy="2547745"/>
             <wp:effectExtent b="0" l="0" r="0" t="0"/>
             <wp:docPr descr="Figure 6. Accreditation &amp; International Expansion Roadmap, 2028–2047" title="" id="76" name="Picture"/>
             <a:graphic>
@@ -29982,7 +29919,7 @@
                   <pic:spPr bwMode="auto">
                     <a:xfrm>
                       <a:off x="0" y="0"/>
-                      <a:ext cx="5292852" cy="2536328"/>
+                      <a:ext cx="5292852" cy="2547745"/>
                     </a:xfrm>
                     <a:prstGeom prst="rect">
                       <a:avLst/>
@@ -31825,7 +31762,7 @@
       </w:pPr>
       <w:r>
         <w:rPr>
-          <w:rFonts w:ascii="Cormorant Garamond" w:hAnsi="Cormorant Garamond"/>
+          <w:rFonts w:ascii="Fraunces" w:hAnsi="Fraunces"/>
           <w:i/>
           <w:color w:val="122A4E"/>
           <w:sz w:val="30"/>
@@ -31840,7 +31777,7 @@
       </w:pPr>
       <w:r>
         <w:rPr>
-          <w:rFonts w:ascii="Liberation Sans" w:hAnsi="Liberation Sans"/>
+          <w:rFonts w:ascii="Archivo" w:hAnsi="Archivo"/>
           <w:b/>
           <w:sz w:val="22"/>
           <w:color w:val="B08625"/>
@@ -31902,7 +31839,7 @@
             </w:pPr>
             <w:r>
               <w:rPr>
-                <w:rFonts w:ascii="Liberation Sans" w:hAnsi="Liberation Sans"/>
+                <w:rFonts w:ascii="Archivo" w:hAnsi="Archivo"/>
                 <w:color w:val="8C97AB"/>
                 <w:sz w:val="17"/>
                 <w:spacing w:val="26"/>
@@ -31917,7 +31854,7 @@
             </w:pPr>
             <w:r>
               <w:rPr>
-                <w:rFonts w:ascii="Cinzel" w:hAnsi="Cinzel"/>
+                <w:rFonts w:ascii="Fraunces Black" w:hAnsi="Fraunces Black"/>
                 <w:color w:val="B08625"/>
                 <w:b/>
                 <w:sz w:val="108"/>
@@ -31932,12 +31869,10 @@
             </w:pPr>
             <w:r>
               <w:rPr>
-                <w:rFonts w:ascii="Cormorant Garamond" w:hAnsi="Cormorant Garamond"/>
+                <w:rFonts w:ascii="Fraunces" w:hAnsi="Fraunces"/>
+                <w:color w:val="FFFFFF"/>
                 <w:b/>
-                <w:color w:val="B08625"/>
-                <w:sz w:val="22"/>
-                <w:caps/>
-                <w:spacing w:val="18"/>
+                <w:sz w:val="60"/>
               </w:rPr>
               <w:t>Digital Infrastructure, AI &amp; Waqf Development</w:t>
             </w:r>
@@ -31952,7 +31887,7 @@
             </w:pPr>
             <w:r>
               <w:rPr>
-                <w:rFonts w:ascii="Liberation Sans" w:hAnsi="Liberation Sans"/>
+                <w:rFonts w:ascii="Archivo" w:hAnsi="Archivo"/>
                 <w:color w:val="8C97AB"/>
                 <w:sz w:val="17"/>
                 <w:spacing w:val="14"/>
@@ -31968,7 +31903,7 @@
             </w:pPr>
             <w:r>
               <w:rPr>
-                <w:rFonts w:ascii="Cormorant Garamond" w:hAnsi="Cormorant Garamond"/>
+                <w:rFonts w:ascii="Fraunces" w:hAnsi="Fraunces"/>
                 <w:i/>
                 <w:color w:val="DCE3F0"/>
                 <w:sz w:val="25"/>
@@ -31983,12 +31918,11 @@
             </w:pPr>
             <w:r>
               <w:rPr>
-                <w:rFonts w:ascii="Liberation Sans" w:hAnsi="Liberation Sans"/>
+                <w:rFonts w:ascii="Archivo" w:hAnsi="Archivo"/>
+                <w:color w:val="B08625"/>
                 <w:b/>
-                <w:sz w:val="22"/>
-                <w:color w:val="B08625"/>
-                <w:spacing w:val="18"/>
-                <w:caps/>
+                <w:sz w:val="16"/>
+                <w:spacing w:val="20"/>
               </w:rPr>
               <w:t>CONTENTS OF THIS PART</w:t>
             </w:r>
@@ -32000,18 +31934,16 @@
             </w:pPr>
             <w:r>
               <w:rPr>
-                <w:rFonts w:ascii="Cinzel" w:hAnsi="Cinzel"/>
+                <w:rFonts w:ascii="Archivo SemiBold" w:hAnsi="Archivo SemiBold"/>
+                <w:color w:val="B08625"/>
                 <w:b/>
-                <w:color w:val="B08625"/>
-                <w:sz w:val="22"/>
-                <w:caps/>
-                <w:spacing w:val="18"/>
+                <w:sz w:val="21"/>
               </w:rPr>
               <w:t>21 </w:t>
             </w:r>
             <w:r>
               <w:rPr>
-                <w:rFonts w:ascii="Liberation Sans" w:hAnsi="Liberation Sans"/>
+                <w:rFonts w:ascii="Archivo" w:hAnsi="Archivo"/>
                 <w:color w:val="FFFFFF"/>
                 <w:sz w:val="20"/>
               </w:rPr>
@@ -32025,18 +31957,16 @@
             </w:pPr>
             <w:r>
               <w:rPr>
-                <w:rFonts w:ascii="Cinzel" w:hAnsi="Cinzel"/>
+                <w:rFonts w:ascii="Archivo SemiBold" w:hAnsi="Archivo SemiBold"/>
+                <w:color w:val="B08625"/>
                 <w:b/>
-                <w:color w:val="B08625"/>
-                <w:sz w:val="22"/>
-                <w:caps/>
-                <w:spacing w:val="18"/>
+                <w:sz w:val="21"/>
               </w:rPr>
               <w:t>22 </w:t>
             </w:r>
             <w:r>
               <w:rPr>
-                <w:rFonts w:ascii="Liberation Sans" w:hAnsi="Liberation Sans"/>
+                <w:rFonts w:ascii="Archivo" w:hAnsi="Archivo"/>
                 <w:color w:val="FFFFFF"/>
                 <w:sz w:val="20"/>
               </w:rPr>
@@ -32050,18 +31980,16 @@
             </w:pPr>
             <w:r>
               <w:rPr>
-                <w:rFonts w:ascii="Cinzel" w:hAnsi="Cinzel"/>
+                <w:rFonts w:ascii="Archivo SemiBold" w:hAnsi="Archivo SemiBold"/>
+                <w:color w:val="B08625"/>
                 <w:b/>
-                <w:color w:val="B08625"/>
-                <w:sz w:val="22"/>
-                <w:caps/>
-                <w:spacing w:val="18"/>
+                <w:sz w:val="21"/>
               </w:rPr>
               <w:t>23 </w:t>
             </w:r>
             <w:r>
               <w:rPr>
-                <w:rFonts w:ascii="Liberation Sans" w:hAnsi="Liberation Sans"/>
+                <w:rFonts w:ascii="Archivo" w:hAnsi="Archivo"/>
                 <w:color w:val="FFFFFF"/>
                 <w:sz w:val="20"/>
               </w:rPr>
@@ -32075,18 +32003,16 @@
             </w:pPr>
             <w:r>
               <w:rPr>
-                <w:rFonts w:ascii="Cinzel" w:hAnsi="Cinzel"/>
+                <w:rFonts w:ascii="Archivo SemiBold" w:hAnsi="Archivo SemiBold"/>
+                <w:color w:val="B08625"/>
                 <w:b/>
-                <w:color w:val="B08625"/>
-                <w:sz w:val="22"/>
-                <w:caps/>
-                <w:spacing w:val="18"/>
+                <w:sz w:val="21"/>
               </w:rPr>
               <w:t>24 </w:t>
             </w:r>
             <w:r>
               <w:rPr>
-                <w:rFonts w:ascii="Liberation Sans" w:hAnsi="Liberation Sans"/>
+                <w:rFonts w:ascii="Archivo" w:hAnsi="Archivo"/>
                 <w:color w:val="FFFFFF"/>
                 <w:sz w:val="20"/>
               </w:rPr>
@@ -32100,18 +32026,16 @@
             </w:pPr>
             <w:r>
               <w:rPr>
-                <w:rFonts w:ascii="Cinzel" w:hAnsi="Cinzel"/>
+                <w:rFonts w:ascii="Archivo SemiBold" w:hAnsi="Archivo SemiBold"/>
+                <w:color w:val="B08625"/>
                 <w:b/>
-                <w:color w:val="B08625"/>
-                <w:sz w:val="22"/>
-                <w:caps/>
-                <w:spacing w:val="18"/>
+                <w:sz w:val="21"/>
               </w:rPr>
               <w:t>25 </w:t>
             </w:r>
             <w:r>
               <w:rPr>
-                <w:rFonts w:ascii="Liberation Sans" w:hAnsi="Liberation Sans"/>
+                <w:rFonts w:ascii="Archivo" w:hAnsi="Archivo"/>
                 <w:color w:val="FFFFFF"/>
                 <w:sz w:val="20"/>
               </w:rPr>
@@ -35617,7 +35541,7 @@
       <w:r>
         <w:drawing>
           <wp:inline>
-            <wp:extent cx="5292852" cy="3256597"/>
+            <wp:extent cx="5292852" cy="3273056"/>
             <wp:effectExtent b="0" l="0" r="0" t="0"/>
             <wp:docPr descr="Figure 7. Waqf &amp; Stakeholder Reserve: Distributed-Fund Allocation" title="" id="85" name="Picture"/>
             <a:graphic>
@@ -35638,7 +35562,7 @@
                   <pic:spPr bwMode="auto">
                     <a:xfrm>
                       <a:off x="0" y="0"/>
-                      <a:ext cx="5292852" cy="3256597"/>
+                      <a:ext cx="5292852" cy="3273056"/>
                     </a:xfrm>
                     <a:prstGeom prst="rect">
                       <a:avLst/>
@@ -36614,7 +36538,7 @@
             </w:pPr>
             <w:r>
               <w:rPr>
-                <w:rFonts w:ascii="Liberation Sans" w:hAnsi="Liberation Sans"/>
+                <w:rFonts w:ascii="Archivo" w:hAnsi="Archivo"/>
                 <w:color w:val="8C97AB"/>
                 <w:sz w:val="17"/>
                 <w:spacing w:val="26"/>
@@ -36629,12 +36553,10 @@
             </w:pPr>
             <w:r>
               <w:rPr>
-                <w:rFonts w:ascii="Cinzel" w:hAnsi="Cinzel"/>
+                <w:rFonts w:ascii="Fraunces Black" w:hAnsi="Fraunces Black"/>
+                <w:color w:val="B08625"/>
                 <w:b/>
-                <w:color w:val="B08625"/>
-                <w:sz w:val="22"/>
-                <w:caps/>
-                <w:spacing w:val="18"/>
+                <w:sz w:val="108"/>
               </w:rPr>
               <w:t>VI</w:t>
             </w:r>
@@ -36646,12 +36568,10 @@
             </w:pPr>
             <w:r>
               <w:rPr>
-                <w:rFonts w:ascii="Cormorant Garamond" w:hAnsi="Cormorant Garamond"/>
+                <w:rFonts w:ascii="Fraunces" w:hAnsi="Fraunces"/>
+                <w:color w:val="FFFFFF"/>
                 <w:b/>
-                <w:color w:val="B08625"/>
-                <w:sz w:val="22"/>
-                <w:caps/>
-                <w:spacing w:val="18"/>
+                <w:sz w:val="60"/>
               </w:rPr>
               <w:t>Financial Growth, Marketing &amp; Branding</w:t>
             </w:r>
@@ -36666,7 +36586,7 @@
             </w:pPr>
             <w:r>
               <w:rPr>
-                <w:rFonts w:ascii="Liberation Sans" w:hAnsi="Liberation Sans"/>
+                <w:rFonts w:ascii="Archivo" w:hAnsi="Archivo"/>
                 <w:color w:val="8C97AB"/>
                 <w:sz w:val="17"/>
                 <w:spacing w:val="14"/>
@@ -36682,7 +36602,7 @@
             </w:pPr>
             <w:r>
               <w:rPr>
-                <w:rFonts w:ascii="Cormorant Garamond" w:hAnsi="Cormorant Garamond"/>
+                <w:rFonts w:ascii="Fraunces" w:hAnsi="Fraunces"/>
                 <w:i/>
                 <w:color w:val="DCE3F0"/>
                 <w:sz w:val="25"/>
@@ -36697,12 +36617,11 @@
             </w:pPr>
             <w:r>
               <w:rPr>
-                <w:rFonts w:ascii="Liberation Sans" w:hAnsi="Liberation Sans"/>
+                <w:rFonts w:ascii="Archivo" w:hAnsi="Archivo"/>
+                <w:color w:val="B08625"/>
                 <w:b/>
-                <w:sz w:val="22"/>
-                <w:color w:val="B08625"/>
-                <w:spacing w:val="18"/>
-                <w:caps/>
+                <w:sz w:val="16"/>
+                <w:spacing w:val="20"/>
               </w:rPr>
               <w:t>CONTENTS OF THIS PART</w:t>
             </w:r>
@@ -36714,18 +36633,16 @@
             </w:pPr>
             <w:r>
               <w:rPr>
-                <w:rFonts w:ascii="Cinzel" w:hAnsi="Cinzel"/>
+                <w:rFonts w:ascii="Archivo SemiBold" w:hAnsi="Archivo SemiBold"/>
+                <w:color w:val="B08625"/>
                 <w:b/>
-                <w:color w:val="B08625"/>
-                <w:sz w:val="22"/>
-                <w:caps/>
-                <w:spacing w:val="18"/>
+                <w:sz w:val="21"/>
               </w:rPr>
               <w:t>26 </w:t>
             </w:r>
             <w:r>
               <w:rPr>
-                <w:rFonts w:ascii="Liberation Sans" w:hAnsi="Liberation Sans"/>
+                <w:rFonts w:ascii="Archivo" w:hAnsi="Archivo"/>
                 <w:color w:val="FFFFFF"/>
                 <w:sz w:val="20"/>
               </w:rPr>
@@ -36739,18 +36656,16 @@
             </w:pPr>
             <w:r>
               <w:rPr>
-                <w:rFonts w:ascii="Cinzel" w:hAnsi="Cinzel"/>
+                <w:rFonts w:ascii="Archivo SemiBold" w:hAnsi="Archivo SemiBold"/>
+                <w:color w:val="B08625"/>
                 <w:b/>
-                <w:color w:val="B08625"/>
-                <w:sz w:val="22"/>
-                <w:caps/>
-                <w:spacing w:val="18"/>
+                <w:sz w:val="21"/>
               </w:rPr>
               <w:t>27 </w:t>
             </w:r>
             <w:r>
               <w:rPr>
-                <w:rFonts w:ascii="Liberation Sans" w:hAnsi="Liberation Sans"/>
+                <w:rFonts w:ascii="Archivo" w:hAnsi="Archivo"/>
                 <w:color w:val="FFFFFF"/>
                 <w:sz w:val="20"/>
               </w:rPr>
@@ -36764,18 +36679,16 @@
             </w:pPr>
             <w:r>
               <w:rPr>
-                <w:rFonts w:ascii="Cinzel" w:hAnsi="Cinzel"/>
+                <w:rFonts w:ascii="Archivo SemiBold" w:hAnsi="Archivo SemiBold"/>
+                <w:color w:val="B08625"/>
                 <w:b/>
-                <w:color w:val="B08625"/>
-                <w:sz w:val="22"/>
-                <w:caps/>
-                <w:spacing w:val="18"/>
+                <w:sz w:val="21"/>
               </w:rPr>
               <w:t>28 </w:t>
             </w:r>
             <w:r>
               <w:rPr>
-                <w:rFonts w:ascii="Liberation Sans" w:hAnsi="Liberation Sans"/>
+                <w:rFonts w:ascii="Archivo" w:hAnsi="Archivo"/>
                 <w:color w:val="FFFFFF"/>
                 <w:sz w:val="20"/>
               </w:rPr>
@@ -36789,18 +36702,16 @@
             </w:pPr>
             <w:r>
               <w:rPr>
-                <w:rFonts w:ascii="Cinzel" w:hAnsi="Cinzel"/>
+                <w:rFonts w:ascii="Archivo SemiBold" w:hAnsi="Archivo SemiBold"/>
+                <w:color w:val="B08625"/>
                 <w:b/>
-                <w:color w:val="B08625"/>
-                <w:sz w:val="22"/>
-                <w:caps/>
-                <w:spacing w:val="18"/>
+                <w:sz w:val="21"/>
               </w:rPr>
               <w:t>29 </w:t>
             </w:r>
             <w:r>
               <w:rPr>
-                <w:rFonts w:ascii="Liberation Sans" w:hAnsi="Liberation Sans"/>
+                <w:rFonts w:ascii="Archivo" w:hAnsi="Archivo"/>
                 <w:color w:val="FFFFFF"/>
                 <w:sz w:val="20"/>
               </w:rPr>
@@ -36814,18 +36725,16 @@
             </w:pPr>
             <w:r>
               <w:rPr>
-                <w:rFonts w:ascii="Cinzel" w:hAnsi="Cinzel"/>
+                <w:rFonts w:ascii="Archivo SemiBold" w:hAnsi="Archivo SemiBold"/>
+                <w:color w:val="B08625"/>
                 <w:b/>
-                <w:color w:val="B08625"/>
-                <w:sz w:val="22"/>
-                <w:caps/>
-                <w:spacing w:val="18"/>
+                <w:sz w:val="21"/>
               </w:rPr>
               <w:t>30 </w:t>
             </w:r>
             <w:r>
               <w:rPr>
-                <w:rFonts w:ascii="Liberation Sans" w:hAnsi="Liberation Sans"/>
+                <w:rFonts w:ascii="Archivo" w:hAnsi="Archivo"/>
                 <w:color w:val="FFFFFF"/>
                 <w:sz w:val="20"/>
               </w:rPr>
@@ -41264,7 +41173,7 @@
             </w:pPr>
             <w:r>
               <w:rPr>
-                <w:rFonts w:ascii="Liberation Sans" w:hAnsi="Liberation Sans"/>
+                <w:rFonts w:ascii="Archivo" w:hAnsi="Archivo"/>
                 <w:color w:val="8C97AB"/>
                 <w:sz w:val="17"/>
                 <w:spacing w:val="26"/>
@@ -41279,12 +41188,10 @@
             </w:pPr>
             <w:r>
               <w:rPr>
-                <w:rFonts w:ascii="Cinzel" w:hAnsi="Cinzel"/>
+                <w:rFonts w:ascii="Fraunces Black" w:hAnsi="Fraunces Black"/>
+                <w:color w:val="B08625"/>
                 <w:b/>
-                <w:color w:val="B08625"/>
-                <w:sz w:val="22"/>
-                <w:caps/>
-                <w:spacing w:val="18"/>
+                <w:sz w:val="108"/>
               </w:rPr>
               <w:t>VII</w:t>
             </w:r>
@@ -41296,12 +41203,10 @@
             </w:pPr>
             <w:r>
               <w:rPr>
-                <w:rFonts w:ascii="Cormorant Garamond" w:hAnsi="Cormorant Garamond"/>
+                <w:rFonts w:ascii="Fraunces" w:hAnsi="Fraunces"/>
+                <w:color w:val="FFFFFF"/>
                 <w:b/>
-                <w:color w:val="B08625"/>
-                <w:sz w:val="22"/>
-                <w:caps/>
-                <w:spacing w:val="18"/>
+                <w:sz w:val="60"/>
               </w:rPr>
               <w:t>Regional Campuses &amp; Student Lifecycle</w:t>
             </w:r>
@@ -41316,7 +41221,7 @@
             </w:pPr>
             <w:r>
               <w:rPr>
-                <w:rFonts w:ascii="Liberation Sans" w:hAnsi="Liberation Sans"/>
+                <w:rFonts w:ascii="Archivo" w:hAnsi="Archivo"/>
                 <w:color w:val="8C97AB"/>
                 <w:sz w:val="17"/>
                 <w:spacing w:val="14"/>
@@ -41332,7 +41237,7 @@
             </w:pPr>
             <w:r>
               <w:rPr>
-                <w:rFonts w:ascii="Cormorant Garamond" w:hAnsi="Cormorant Garamond"/>
+                <w:rFonts w:ascii="Fraunces" w:hAnsi="Fraunces"/>
                 <w:i/>
                 <w:color w:val="DCE3F0"/>
                 <w:sz w:val="25"/>
@@ -41347,12 +41252,11 @@
             </w:pPr>
             <w:r>
               <w:rPr>
-                <w:rFonts w:ascii="Liberation Sans" w:hAnsi="Liberation Sans"/>
+                <w:rFonts w:ascii="Archivo" w:hAnsi="Archivo"/>
+                <w:color w:val="B08625"/>
                 <w:b/>
-                <w:sz w:val="22"/>
-                <w:color w:val="B08625"/>
-                <w:spacing w:val="18"/>
-                <w:caps/>
+                <w:sz w:val="16"/>
+                <w:spacing w:val="20"/>
               </w:rPr>
               <w:t>CONTENTS OF THIS PART</w:t>
             </w:r>
@@ -41364,18 +41268,16 @@
             </w:pPr>
             <w:r>
               <w:rPr>
-                <w:rFonts w:ascii="Cinzel" w:hAnsi="Cinzel"/>
+                <w:rFonts w:ascii="Archivo SemiBold" w:hAnsi="Archivo SemiBold"/>
+                <w:color w:val="B08625"/>
                 <w:b/>
-                <w:color w:val="B08625"/>
-                <w:sz w:val="22"/>
-                <w:caps/>
-                <w:spacing w:val="18"/>
+                <w:sz w:val="21"/>
               </w:rPr>
               <w:t>31 </w:t>
             </w:r>
             <w:r>
               <w:rPr>
-                <w:rFonts w:ascii="Liberation Sans" w:hAnsi="Liberation Sans"/>
+                <w:rFonts w:ascii="Archivo" w:hAnsi="Archivo"/>
                 <w:color w:val="FFFFFF"/>
                 <w:sz w:val="20"/>
               </w:rPr>
@@ -41389,18 +41291,16 @@
             </w:pPr>
             <w:r>
               <w:rPr>
-                <w:rFonts w:ascii="Cinzel" w:hAnsi="Cinzel"/>
+                <w:rFonts w:ascii="Archivo SemiBold" w:hAnsi="Archivo SemiBold"/>
+                <w:color w:val="B08625"/>
                 <w:b/>
-                <w:color w:val="B08625"/>
-                <w:sz w:val="22"/>
-                <w:caps/>
-                <w:spacing w:val="18"/>
+                <w:sz w:val="21"/>
               </w:rPr>
               <w:t>32 </w:t>
             </w:r>
             <w:r>
               <w:rPr>
-                <w:rFonts w:ascii="Liberation Sans" w:hAnsi="Liberation Sans"/>
+                <w:rFonts w:ascii="Archivo" w:hAnsi="Archivo"/>
                 <w:color w:val="FFFFFF"/>
                 <w:sz w:val="20"/>
               </w:rPr>
@@ -41414,18 +41314,16 @@
             </w:pPr>
             <w:r>
               <w:rPr>
-                <w:rFonts w:ascii="Cinzel" w:hAnsi="Cinzel"/>
+                <w:rFonts w:ascii="Archivo SemiBold" w:hAnsi="Archivo SemiBold"/>
+                <w:color w:val="B08625"/>
                 <w:b/>
-                <w:color w:val="B08625"/>
-                <w:sz w:val="22"/>
-                <w:caps/>
-                <w:spacing w:val="18"/>
+                <w:sz w:val="21"/>
               </w:rPr>
               <w:t>33 </w:t>
             </w:r>
             <w:r>
               <w:rPr>
-                <w:rFonts w:ascii="Liberation Sans" w:hAnsi="Liberation Sans"/>
+                <w:rFonts w:ascii="Archivo" w:hAnsi="Archivo"/>
                 <w:color w:val="FFFFFF"/>
                 <w:sz w:val="20"/>
               </w:rPr>
@@ -41439,18 +41337,16 @@
             </w:pPr>
             <w:r>
               <w:rPr>
-                <w:rFonts w:ascii="Cinzel" w:hAnsi="Cinzel"/>
+                <w:rFonts w:ascii="Archivo SemiBold" w:hAnsi="Archivo SemiBold"/>
+                <w:color w:val="B08625"/>
                 <w:b/>
-                <w:color w:val="B08625"/>
-                <w:sz w:val="22"/>
-                <w:caps/>
-                <w:spacing w:val="18"/>
+                <w:sz w:val="21"/>
               </w:rPr>
               <w:t>34 </w:t>
             </w:r>
             <w:r>
               <w:rPr>
-                <w:rFonts w:ascii="Liberation Sans" w:hAnsi="Liberation Sans"/>
+                <w:rFonts w:ascii="Archivo" w:hAnsi="Archivo"/>
                 <w:color w:val="FFFFFF"/>
                 <w:sz w:val="20"/>
               </w:rPr>
@@ -41464,18 +41360,16 @@
             </w:pPr>
             <w:r>
               <w:rPr>
-                <w:rFonts w:ascii="Cinzel" w:hAnsi="Cinzel"/>
+                <w:rFonts w:ascii="Archivo SemiBold" w:hAnsi="Archivo SemiBold"/>
+                <w:color w:val="B08625"/>
                 <w:b/>
-                <w:color w:val="B08625"/>
-                <w:sz w:val="22"/>
-                <w:caps/>
-                <w:spacing w:val="18"/>
+                <w:sz w:val="21"/>
               </w:rPr>
               <w:t>35 </w:t>
             </w:r>
             <w:r>
               <w:rPr>
-                <w:rFonts w:ascii="Liberation Sans" w:hAnsi="Liberation Sans"/>
+                <w:rFonts w:ascii="Archivo" w:hAnsi="Archivo"/>
                 <w:color w:val="FFFFFF"/>
                 <w:sz w:val="20"/>
               </w:rPr>
@@ -45088,7 +44982,7 @@
             </w:pPr>
             <w:r>
               <w:rPr>
-                <w:rFonts w:ascii="Liberation Sans" w:hAnsi="Liberation Sans"/>
+                <w:rFonts w:ascii="Archivo" w:hAnsi="Archivo"/>
                 <w:color w:val="8C97AB"/>
                 <w:sz w:val="17"/>
                 <w:spacing w:val="26"/>
@@ -45103,12 +44997,10 @@
             </w:pPr>
             <w:r>
               <w:rPr>
-                <w:rFonts w:ascii="Cinzel" w:hAnsi="Cinzel"/>
+                <w:rFonts w:ascii="Fraunces Black" w:hAnsi="Fraunces Black"/>
+                <w:color w:val="B08625"/>
                 <w:b/>
-                <w:color w:val="B08625"/>
-                <w:sz w:val="22"/>
-                <w:caps/>
-                <w:spacing w:val="18"/>
+                <w:sz w:val="108"/>
               </w:rPr>
               <w:t>VIII</w:t>
             </w:r>
@@ -45120,12 +45012,10 @@
             </w:pPr>
             <w:r>
               <w:rPr>
-                <w:rFonts w:ascii="Cormorant Garamond" w:hAnsi="Cormorant Garamond"/>
+                <w:rFonts w:ascii="Fraunces" w:hAnsi="Fraunces"/>
+                <w:color w:val="FFFFFF"/>
                 <w:b/>
-                <w:color w:val="B08625"/>
-                <w:sz w:val="22"/>
-                <w:caps/>
-                <w:spacing w:val="18"/>
+                <w:sz w:val="52"/>
               </w:rPr>
               <w:t>Risk, Compliance, Sustainability &amp; the 20-Year Roadmap</w:t>
             </w:r>
@@ -45140,7 +45030,7 @@
             </w:pPr>
             <w:r>
               <w:rPr>
-                <w:rFonts w:ascii="Liberation Sans" w:hAnsi="Liberation Sans"/>
+                <w:rFonts w:ascii="Archivo" w:hAnsi="Archivo"/>
                 <w:color w:val="8C97AB"/>
                 <w:sz w:val="17"/>
                 <w:spacing w:val="14"/>
@@ -45156,7 +45046,7 @@
             </w:pPr>
             <w:r>
               <w:rPr>
-                <w:rFonts w:ascii="Cormorant Garamond" w:hAnsi="Cormorant Garamond"/>
+                <w:rFonts w:ascii="Fraunces" w:hAnsi="Fraunces"/>
                 <w:i/>
                 <w:color w:val="DCE3F0"/>
                 <w:sz w:val="25"/>
@@ -45171,12 +45061,11 @@
             </w:pPr>
             <w:r>
               <w:rPr>
-                <w:rFonts w:ascii="Liberation Sans" w:hAnsi="Liberation Sans"/>
+                <w:rFonts w:ascii="Archivo" w:hAnsi="Archivo"/>
+                <w:color w:val="B08625"/>
                 <w:b/>
-                <w:sz w:val="22"/>
-                <w:color w:val="B08625"/>
-                <w:spacing w:val="18"/>
-                <w:caps/>
+                <w:sz w:val="16"/>
+                <w:spacing w:val="20"/>
               </w:rPr>
               <w:t>CONTENTS OF THIS PART</w:t>
             </w:r>
@@ -45188,18 +45077,16 @@
             </w:pPr>
             <w:r>
               <w:rPr>
-                <w:rFonts w:ascii="Cinzel" w:hAnsi="Cinzel"/>
+                <w:rFonts w:ascii="Archivo SemiBold" w:hAnsi="Archivo SemiBold"/>
+                <w:color w:val="B08625"/>
                 <w:b/>
-                <w:color w:val="B08625"/>
-                <w:sz w:val="22"/>
-                <w:caps/>
-                <w:spacing w:val="18"/>
+                <w:sz w:val="21"/>
               </w:rPr>
               <w:t>36 </w:t>
             </w:r>
             <w:r>
               <w:rPr>
-                <w:rFonts w:ascii="Liberation Sans" w:hAnsi="Liberation Sans"/>
+                <w:rFonts w:ascii="Archivo" w:hAnsi="Archivo"/>
                 <w:color w:val="FFFFFF"/>
                 <w:sz w:val="20"/>
               </w:rPr>
@@ -45213,18 +45100,16 @@
             </w:pPr>
             <w:r>
               <w:rPr>
-                <w:rFonts w:ascii="Cinzel" w:hAnsi="Cinzel"/>
+                <w:rFonts w:ascii="Archivo SemiBold" w:hAnsi="Archivo SemiBold"/>
+                <w:color w:val="B08625"/>
                 <w:b/>
-                <w:color w:val="B08625"/>
-                <w:sz w:val="22"/>
-                <w:caps/>
-                <w:spacing w:val="18"/>
+                <w:sz w:val="21"/>
               </w:rPr>
               <w:t>37 </w:t>
             </w:r>
             <w:r>
               <w:rPr>
-                <w:rFonts w:ascii="Liberation Sans" w:hAnsi="Liberation Sans"/>
+                <w:rFonts w:ascii="Archivo" w:hAnsi="Archivo"/>
                 <w:color w:val="FFFFFF"/>
                 <w:sz w:val="20"/>
               </w:rPr>
@@ -45238,18 +45123,16 @@
             </w:pPr>
             <w:r>
               <w:rPr>
-                <w:rFonts w:ascii="Cinzel" w:hAnsi="Cinzel"/>
+                <w:rFonts w:ascii="Archivo SemiBold" w:hAnsi="Archivo SemiBold"/>
+                <w:color w:val="B08625"/>
                 <w:b/>
-                <w:color w:val="B08625"/>
-                <w:sz w:val="22"/>
-                <w:caps/>
-                <w:spacing w:val="18"/>
+                <w:sz w:val="21"/>
               </w:rPr>
               <w:t>38 </w:t>
             </w:r>
             <w:r>
               <w:rPr>
-                <w:rFonts w:ascii="Liberation Sans" w:hAnsi="Liberation Sans"/>
+                <w:rFonts w:ascii="Archivo" w:hAnsi="Archivo"/>
                 <w:color w:val="FFFFFF"/>
                 <w:sz w:val="20"/>
               </w:rPr>
@@ -45263,18 +45146,16 @@
             </w:pPr>
             <w:r>
               <w:rPr>
-                <w:rFonts w:ascii="Cinzel" w:hAnsi="Cinzel"/>
+                <w:rFonts w:ascii="Archivo SemiBold" w:hAnsi="Archivo SemiBold"/>
+                <w:color w:val="B08625"/>
                 <w:b/>
-                <w:color w:val="B08625"/>
-                <w:sz w:val="22"/>
-                <w:caps/>
-                <w:spacing w:val="18"/>
+                <w:sz w:val="21"/>
               </w:rPr>
               <w:t>39 </w:t>
             </w:r>
             <w:r>
               <w:rPr>
-                <w:rFonts w:ascii="Liberation Sans" w:hAnsi="Liberation Sans"/>
+                <w:rFonts w:ascii="Archivo" w:hAnsi="Archivo"/>
                 <w:color w:val="FFFFFF"/>
                 <w:sz w:val="20"/>
               </w:rPr>
@@ -45288,18 +45169,16 @@
             </w:pPr>
             <w:r>
               <w:rPr>
-                <w:rFonts w:ascii="Cinzel" w:hAnsi="Cinzel"/>
+                <w:rFonts w:ascii="Archivo SemiBold" w:hAnsi="Archivo SemiBold"/>
+                <w:color w:val="B08625"/>
                 <w:b/>
-                <w:color w:val="B08625"/>
-                <w:sz w:val="22"/>
-                <w:caps/>
-                <w:spacing w:val="18"/>
+                <w:sz w:val="21"/>
               </w:rPr>
               <w:t>40 </w:t>
             </w:r>
             <w:r>
               <w:rPr>
-                <w:rFonts w:ascii="Liberation Sans" w:hAnsi="Liberation Sans"/>
+                <w:rFonts w:ascii="Archivo" w:hAnsi="Archivo"/>
                 <w:color w:val="FFFFFF"/>
                 <w:sz w:val="20"/>
               </w:rPr>
@@ -45313,18 +45192,16 @@
             </w:pPr>
             <w:r>
               <w:rPr>
-                <w:rFonts w:ascii="Cinzel" w:hAnsi="Cinzel"/>
+                <w:rFonts w:ascii="Archivo SemiBold" w:hAnsi="Archivo SemiBold"/>
+                <w:color w:val="B08625"/>
                 <w:b/>
-                <w:color w:val="B08625"/>
-                <w:sz w:val="22"/>
-                <w:caps/>
-                <w:spacing w:val="18"/>
+                <w:sz w:val="21"/>
               </w:rPr>
               <w:t>41 </w:t>
             </w:r>
             <w:r>
               <w:rPr>
-                <w:rFonts w:ascii="Liberation Sans" w:hAnsi="Liberation Sans"/>
+                <w:rFonts w:ascii="Archivo" w:hAnsi="Archivo"/>
                 <w:color w:val="FFFFFF"/>
                 <w:sz w:val="20"/>
               </w:rPr>
@@ -48597,7 +48474,7 @@
       <w:r>
         <w:drawing>
           <wp:inline>
-            <wp:extent cx="5292852" cy="3670321"/>
+            <wp:extent cx="5292852" cy="3702367"/>
             <wp:effectExtent b="0" l="0" r="0" t="0"/>
             <wp:docPr descr="Figure 8. Revenue Allocation Framework — Fixed Annual Percentage of Gross Revenue" title="" id="101" name="Picture"/>
             <a:graphic>
@@ -48618,7 +48495,7 @@
                   <pic:spPr bwMode="auto">
                     <a:xfrm>
                       <a:off x="0" y="0"/>
-                      <a:ext cx="5292852" cy="3670321"/>
+                      <a:ext cx="5292852" cy="3702367"/>
                     </a:xfrm>
                     <a:prstGeom prst="rect">
                       <a:avLst/>
@@ -49795,7 +49672,7 @@
       <w:r>
         <w:drawing>
           <wp:inline>
-            <wp:extent cx="5292852" cy="3697745"/>
+            <wp:extent cx="5292852" cy="3713125"/>
             <wp:effectExtent b="0" l="0" r="0" t="0"/>
             <wp:docPr descr="Figure 9. Capital Architecture: The Tuition Firewall" title="" id="105" name="Picture"/>
             <a:graphic>
@@ -49816,7 +49693,7 @@
                   <pic:spPr bwMode="auto">
                     <a:xfrm>
                       <a:off x="0" y="0"/>
-                      <a:ext cx="5292852" cy="3697745"/>
+                      <a:ext cx="5292852" cy="3713125"/>
                     </a:xfrm>
                     <a:prstGeom prst="rect">
                       <a:avLst/>
@@ -51063,7 +50940,7 @@
       <w:r>
         <w:drawing>
           <wp:inline>
-            <wp:extent cx="5292852" cy="3043005"/>
+            <wp:extent cx="5292852" cy="3058385"/>
             <wp:effectExtent b="0" l="0" r="0" t="0"/>
             <wp:docPr descr="Figure 10. Twenty-Year Illustrative Revenue Trajectory, 2028–2047" title="" id="109" name="Picture"/>
             <a:graphic>
@@ -51084,7 +50961,7 @@
                   <pic:spPr bwMode="auto">
                     <a:xfrm>
                       <a:off x="0" y="0"/>
-                      <a:ext cx="5292852" cy="3043005"/>
+                      <a:ext cx="5292852" cy="3058385"/>
                     </a:xfrm>
                     <a:prstGeom prst="rect">
                       <a:avLst/>
@@ -54410,7 +54287,7 @@
             </w:pPr>
             <w:r>
               <w:rPr>
-                <w:rFonts w:ascii="Cormorant Garamond" w:hAnsi="Cormorant Garamond"/>
+                <w:rFonts w:ascii="Fraunces" w:hAnsi="Fraunces"/>
                 <w:color w:val="B08625"/>
                 <w:sz w:val="64"/>
               </w:rPr>
@@ -54425,7 +54302,7 @@
             </w:pPr>
             <w:r>
               <w:rPr>
-                <w:rFonts w:ascii="Cormorant Garamond" w:hAnsi="Cormorant Garamond"/>
+                <w:rFonts w:ascii="Fraunces" w:hAnsi="Fraunces"/>
                 <w:i/>
                 <w:color w:val="FFFFFF"/>
                 <w:sz w:val="34"/>
@@ -54441,12 +54318,11 @@
             </w:pPr>
             <w:r>
               <w:rPr>
-                <w:rFonts w:ascii="Liberation Sans" w:hAnsi="Liberation Sans"/>
+                <w:rFonts w:ascii="Archivo" w:hAnsi="Archivo"/>
+                <w:color w:val="B08625"/>
                 <w:b/>
-                <w:sz w:val="22"/>
-                <w:color w:val="B08625"/>
-                <w:spacing w:val="18"/>
-                <w:caps/>
+                <w:sz w:val="16"/>
+                <w:spacing w:val="16"/>
               </w:rPr>
               <w:t>FOREWORD · THE SUPREME STRATEGIC PLANNING COUNCIL</w:t>
             </w:r>
@@ -57146,12 +57022,10 @@
             </w:pPr>
             <w:r>
               <w:rPr>
-                <w:rFonts w:ascii="Cinzel" w:hAnsi="Cinzel"/>
+                <w:rFonts w:ascii="Fraunces Black" w:hAnsi="Fraunces Black"/>
+                <w:color w:val="FFFFFF"/>
                 <w:b/>
-                <w:color w:val="B08625"/>
-                <w:sz w:val="22"/>
-                <w:caps/>
-                <w:spacing w:val="18"/>
+                <w:sz w:val="34"/>
               </w:rPr>
               <w:t>AL-MULK INTERNATIONAL UNIVERSITY</w:t>
             </w:r>
@@ -57164,7 +57038,7 @@
             </w:pPr>
             <w:r>
               <w:rPr>
-                <w:rFonts w:ascii="Cormorant Garamond" w:hAnsi="Cormorant Garamond"/>
+                <w:rFonts w:ascii="Fraunces" w:hAnsi="Fraunces"/>
                 <w:i/>
                 <w:color w:val="DCE3F0"/>
                 <w:sz w:val="22"/>
@@ -57180,7 +57054,7 @@
             </w:pPr>
             <w:r>
               <w:rPr>
-                <w:rFonts w:ascii="Liberation Sans" w:hAnsi="Liberation Sans"/>
+                <w:rFonts w:ascii="Archivo" w:hAnsi="Archivo"/>
                 <w:color w:val="B08625"/>
                 <w:sz w:val="18"/>
               </w:rPr>
@@ -57195,7 +57069,7 @@
             </w:pPr>
             <w:r>
               <w:rPr>
-                <w:rFonts w:ascii="Liberation Sans" w:hAnsi="Liberation Sans"/>
+                <w:rFonts w:ascii="Archivo" w:hAnsi="Archivo"/>
                 <w:color w:val="8C97AB"/>
                 <w:sz w:val="16"/>
               </w:rPr>
@@ -57210,7 +57084,7 @@
             </w:pPr>
             <w:r>
               <w:rPr>
-                <w:rFonts w:ascii="Liberation Sans" w:hAnsi="Liberation Sans"/>
+                <w:rFonts w:ascii="Archivo" w:hAnsi="Archivo"/>
                 <w:i/>
                 <w:color w:val="8C97AB"/>
                 <w:sz w:val="15"/>
@@ -57226,7 +57100,7 @@
             </w:pPr>
             <w:r>
               <w:rPr>
-                <w:rFonts w:ascii="Liberation Sans" w:hAnsi="Liberation Sans"/>
+                <w:rFonts w:ascii="Archivo" w:hAnsi="Archivo"/>
                 <w:i/>
                 <w:color w:val="8C97AB"/>
                 <w:sz w:val="15"/>
@@ -57728,16 +57602,16 @@
     <w:pPr>
       <w:keepNext w:val="0"/>
       <w:widowControl/>
-      <w:spacing w:after="180" w:before="0" w:line="324" w:lineRule="auto"/>
+      <w:spacing w:after="180" w:before="0" w:line="307" w:lineRule="auto"/>
     </w:pPr>
     <w:rPr>
-      <w:rFonts w:ascii="EB Garamond" w:cs="EB Garamond" w:eastAsia="EB Garamond" w:hAnsi="EB Garamond"/>
+      <w:rFonts w:ascii="Source Serif 4" w:cs="Source Serif 4" w:eastAsia="Source Serif 4" w:hAnsi="Source Serif 4"/>
       <w:b w:val="0"/>
       <w:i w:val="0"/>
       <w:caps w:val="0"/>
       <w:smallCaps w:val="0"/>
       <w:color w:val="1A1F2B"/>
-      <w:sz w:val="23"/>
+      <w:sz w:val="21"/>
       <w:lang w:val="en-US"/>
     </w:rPr>
   </w:style>
@@ -57748,17 +57622,17 @@
     <w:pPr>
       <w:keepNext w:val="0"/>
       <w:widowControl/>
-      <w:spacing w:after="140" w:before="0" w:line="317" w:lineRule="auto"/>
+      <w:spacing w:after="140" w:before="0" w:line="300" w:lineRule="auto"/>
     </w:pPr>
     <w:qFormat/>
     <w:rPr>
-      <w:rFonts w:ascii="EB Garamond" w:cs="EB Garamond" w:eastAsia="EB Garamond" w:hAnsi="EB Garamond"/>
+      <w:rFonts w:ascii="Source Serif 4" w:cs="Source Serif 4" w:eastAsia="Source Serif 4" w:hAnsi="Source Serif 4"/>
       <w:b w:val="0"/>
       <w:i w:val="0"/>
       <w:caps w:val="0"/>
       <w:smallCaps w:val="0"/>
       <w:color w:val="1A1F2B"/>
-      <w:sz w:val="23"/>
+      <w:sz w:val="21"/>
       <w:lang w:val="en-US"/>
     </w:rPr>
   </w:style>
@@ -57770,16 +57644,16 @@
     <w:pPr>
       <w:keepNext w:val="0"/>
       <w:widowControl/>
-      <w:spacing w:after="140" w:before="0" w:line="317" w:lineRule="auto"/>
+      <w:spacing w:after="140" w:before="0" w:line="300" w:lineRule="auto"/>
     </w:pPr>
     <w:rPr>
-      <w:rFonts w:ascii="EB Garamond" w:cs="EB Garamond" w:eastAsia="EB Garamond" w:hAnsi="EB Garamond"/>
+      <w:rFonts w:ascii="Source Serif 4" w:cs="Source Serif 4" w:eastAsia="Source Serif 4" w:hAnsi="Source Serif 4"/>
       <w:b w:val="0"/>
       <w:i w:val="0"/>
       <w:caps w:val="0"/>
       <w:smallCaps w:val="0"/>
       <w:color w:val="1A1F2B"/>
-      <w:sz w:val="23"/>
+      <w:sz w:val="21"/>
       <w:lang w:val="en-US"/>
     </w:rPr>
   </w:style>
@@ -57790,16 +57664,16 @@
     <w:pPr>
       <w:keepNext w:val="0"/>
       <w:widowControl/>
-      <w:spacing w:after="140" w:before="0" w:line="317" w:lineRule="auto"/>
+      <w:spacing w:after="140" w:before="0" w:line="300" w:lineRule="auto"/>
     </w:pPr>
     <w:rPr>
-      <w:rFonts w:ascii="EB Garamond" w:cs="EB Garamond" w:eastAsia="EB Garamond" w:hAnsi="EB Garamond"/>
+      <w:rFonts w:ascii="Source Serif 4" w:cs="Source Serif 4" w:eastAsia="Source Serif 4" w:hAnsi="Source Serif 4"/>
       <w:b w:val="0"/>
       <w:i w:val="0"/>
       <w:caps w:val="0"/>
       <w:smallCaps w:val="0"/>
       <w:color w:val="1A1F2B"/>
-      <w:sz w:val="23"/>
+      <w:sz w:val="21"/>
       <w:lang w:val="en-US"/>
     </w:rPr>
   </w:style>
@@ -57816,7 +57690,7 @@
       <w:suppressAutoHyphens w:val="true"/>
     </w:pPr>
     <w:rPr>
-      <w:rFonts w:ascii="Cormorant Garamond" w:cs="Cormorant Garamond" w:eastAsia="Cormorant Garamond" w:hAnsi="Cormorant Garamond"/>
+      <w:rFonts w:ascii="Fraunces" w:cs="Fraunces" w:eastAsia="Fraunces" w:hAnsi="Fraunces"/>
       <w:b/>
       <w:bCs/>
       <w:i w:val="0"/>
@@ -57842,7 +57716,7 @@
       <w:suppressAutoHyphens w:val="true"/>
     </w:pPr>
     <w:rPr>
-      <w:rFonts w:ascii="Cormorant Garamond" w:cs="Cormorant Garamond" w:eastAsia="Cormorant Garamond" w:hAnsi="Cormorant Garamond"/>
+      <w:rFonts w:ascii="Fraunces" w:cs="Fraunces" w:eastAsia="Fraunces" w:hAnsi="Fraunces"/>
       <w:b w:val="0"/>
       <w:i/>
       <w:caps w:val="0"/>
@@ -57932,7 +57806,7 @@
       </w:pBdr>
     </w:pPr>
     <w:rPr>
-      <w:rFonts w:ascii="Cormorant Garamond" w:cs="Cormorant Garamond" w:eastAsia="Cormorant Garamond" w:hAnsi="Cormorant Garamond"/>
+      <w:rFonts w:ascii="Fraunces" w:cs="Fraunces" w:eastAsia="Fraunces" w:hAnsi="Fraunces"/>
       <w:b/>
       <w:bCs/>
       <w:i w:val="0"/>
@@ -57963,7 +57837,7 @@
       </w:pBdr>
     </w:pPr>
     <w:rPr>
-      <w:rFonts w:ascii="Cormorant Garamond SemiBold" w:cs="Cormorant Garamond SemiBold" w:eastAsia="Cormorant Garamond SemiBold" w:hAnsi="Cormorant Garamond SemiBold"/>
+      <w:rFonts w:ascii="Fraunces SemiBold" w:cs="Fraunces SemiBold" w:eastAsia="Fraunces SemiBold" w:hAnsi="Fraunces SemiBold"/>
       <w:b/>
       <w:bCs/>
       <w:i w:val="0"/>
@@ -57991,7 +57865,7 @@
       <w:suppressAutoHyphens w:val="true"/>
     </w:pPr>
     <w:rPr>
-      <w:rFonts w:ascii="Liberation Sans" w:cs="Liberation Sans" w:eastAsia="Liberation Sans" w:hAnsi="Liberation Sans"/>
+      <w:rFonts w:ascii="Archivo" w:cs="Archivo" w:eastAsia="Archivo" w:hAnsi="Archivo"/>
       <w:b/>
       <w:bCs/>
       <w:i w:val="0"/>
@@ -58018,7 +57892,7 @@
       <w:suppressAutoHyphens w:val="true"/>
     </w:pPr>
     <w:rPr>
-      <w:rFonts w:ascii="Liberation Sans" w:cs="Liberation Sans" w:eastAsia="Liberation Sans" w:hAnsi="Liberation Sans"/>
+      <w:rFonts w:ascii="Archivo" w:cs="Archivo" w:eastAsia="Archivo" w:hAnsi="Archivo"/>
       <w:i/>
       <w:b/>
       <w:bCs/>
@@ -58144,7 +58018,7 @@
       <w:ind w:firstLine="0" w:left="480" w:right="480"/>
     </w:pPr>
     <w:rPr>
-      <w:rFonts w:ascii="Cormorant Garamond" w:cs="Cormorant Garamond" w:eastAsia="Cormorant Garamond" w:hAnsi="Cormorant Garamond"/>
+      <w:rFonts w:ascii="Fraunces" w:cs="Fraunces" w:eastAsia="Fraunces" w:hAnsi="Fraunces"/>
       <w:b w:val="0"/>
       <w:i/>
       <w:caps w:val="0"/>
@@ -58248,7 +58122,7 @@
       <w:suppressAutoHyphens w:val="true"/>
     </w:pPr>
     <w:rPr>
-      <w:rFonts w:ascii="Liberation Sans" w:cs="Liberation Sans" w:eastAsia="Liberation Sans" w:hAnsi="Liberation Sans"/>
+      <w:rFonts w:ascii="Archivo" w:cs="Archivo" w:eastAsia="Archivo" w:hAnsi="Archivo"/>
       <w:b/>
       <w:i w:val="0"/>
       <w:caps w:val="0"/>
@@ -58326,7 +58200,7 @@
       <w:suppressAutoHyphens w:val="true"/>
     </w:pPr>
     <w:rPr>
-      <w:rFonts w:ascii="Cormorant Garamond" w:cs="Cormorant Garamond" w:eastAsia="Cormorant Garamond" w:hAnsi="Cormorant Garamond"/>
+      <w:rFonts w:ascii="Fraunces" w:cs="Fraunces" w:eastAsia="Fraunces" w:hAnsi="Fraunces"/>
       <w:b/>
       <w:bCs w:val="0"/>
       <w:i w:val="0"/>
@@ -58347,7 +58221,7 @@
       <w:suppressAutoHyphens w:val="true"/>
     </w:pPr>
     <w:rPr>
-      <w:rFonts w:ascii="Cormorant Garamond" w:cs="Cormorant Garamond" w:eastAsia="Cormorant Garamond" w:hAnsi="Cormorant Garamond"/>
+      <w:rFonts w:ascii="Fraunces" w:cs="Fraunces" w:eastAsia="Fraunces" w:hAnsi="Fraunces"/>
       <w:b w:val="0"/>
       <w:i/>
       <w:caps w:val="0"/>
@@ -58367,7 +58241,7 @@
       <w:suppressAutoHyphens w:val="true"/>
     </w:pPr>
     <w:rPr>
-      <w:rFonts w:ascii="Cinzel" w:cs="Cinzel" w:eastAsia="Cinzel" w:hAnsi="Cinzel"/>
+      <w:rFonts w:ascii="Archivo SemiBold" w:cs="Archivo SemiBold" w:eastAsia="Archivo SemiBold" w:hAnsi="Archivo SemiBold"/>
       <w:b/>
       <w:i w:val="0"/>
       <w:caps/>
@@ -58387,7 +58261,7 @@
       <w:suppressAutoHyphens w:val="true"/>
     </w:pPr>
     <w:rPr>
-      <w:rFonts w:ascii="Cinzel" w:cs="Cinzel" w:eastAsia="Cinzel" w:hAnsi="Cinzel"/>
+      <w:rFonts w:ascii="Archivo SemiBold" w:cs="Archivo SemiBold" w:eastAsia="Archivo SemiBold" w:hAnsi="Archivo SemiBold"/>
       <w:b/>
       <w:i w:val="0"/>
       <w:caps/>
@@ -58407,7 +58281,7 @@
       <w:suppressAutoHyphens w:val="true"/>
     </w:pPr>
     <w:rPr>
-      <w:rFonts w:ascii="Cormorant Garamond" w:cs="Cormorant Garamond" w:eastAsia="Cormorant Garamond" w:hAnsi="Cormorant Garamond"/>
+      <w:rFonts w:ascii="Fraunces" w:cs="Fraunces" w:eastAsia="Fraunces" w:hAnsi="Fraunces"/>
       <w:b w:val="0"/>
       <w:i/>
       <w:caps w:val="0"/>

--- a/AMIU_Strategic_Blueprint_2028-2050_Publication_Edition.docx
+++ b/AMIU_Strategic_Blueprint_2028-2050_Publication_Edition.docx
@@ -28,6 +28,47 @@
             <w:shd w:val="clear" w:color="auto" w:fill="122A4E"/>
             <w:vAlign w:val="center"/>
           </w:tcPr>
+          <w:p>
+            <w:pPr>
+              <w:jc w:val="center"/>
+              <w:spacing w:before="0" w:after="280"/>
+              <w:suppressAutoHyphens/>
+            </w:pPr>
+            <w:r>
+              <w:drawing>
+                <wp:inline>
+                  <wp:extent cx="1051560" cy="1051560"/>
+                  <wp:docPr id="111" name="Picture 111"/>
+                  <wp:cNvGraphicFramePr>
+                    <a:graphicFrameLocks noChangeAspect="1"/>
+                  </wp:cNvGraphicFramePr>
+                  <a:graphic>
+                    <a:graphicData uri="http://schemas.openxmlformats.org/drawingml/2006/picture">
+                      <pic:pic>
+                        <pic:nvPicPr>
+                          <pic:cNvPr id="0" name="amiu_seal_medallion.png"/>
+                          <pic:cNvPicPr/>
+                        </pic:nvPicPr>
+                        <pic:blipFill>
+                          <a:blip r:embed="rId13"/>
+                          <a:stretch>
+                            <a:fillRect/>
+                          </a:stretch>
+                        </pic:blipFill>
+                        <pic:spPr>
+                          <a:xfrm>
+                            <a:off x="0" y="0"/>
+                            <a:ext cx="1051560" cy="1051560"/>
+                          </a:xfrm>
+                          <a:prstGeom prst="rect"/>
+                        </pic:spPr>
+                      </pic:pic>
+                    </a:graphicData>
+                  </a:graphic>
+                </wp:inline>
+              </w:drawing>
+            </w:r>
+          </w:p>
           <w:p>
             <w:pPr>
               <w:jc w:val="center"/>

--- a/AMIU_Strategic_Blueprint_2028-2050_Publication_Edition.docx
+++ b/AMIU_Strategic_Blueprint_2028-2050_Publication_Edition.docx
@@ -50,7 +50,7 @@
                           <pic:cNvPicPr/>
                         </pic:nvPicPr>
                         <pic:blipFill>
-                          <a:blip r:embed="rId13"/>
+                          <a:blip r:embed="rId15"/>
                           <a:stretch>
                             <a:fillRect/>
                           </a:stretch>
@@ -1299,6 +1299,14 @@
       </w:pPr>
       <w:r>
         <w:t xml:space="preserve">This Blueprint is the next layer of that same discipline, extended from ten years to twenty-three. It is not a rebrand of the Master Plan and not a wish list bolted onto it — it is the operating detail underneath the numbers we already committed to in public. I am proud that when this document needed a research strategy for a university with an eighteen-thousand-dollar founding-year faculty budget, it did not invent a research office we could not afford; it said, plainly, that mentored research rides inside existing Ph.D. honoraria until the day our own revenue says otherwise. That is the standard I want held against every page that follows, including the ones I have not yet written.</w:t>
+      </w:r>
+    </w:p>
+    <w:p>
+      <w:pPr>
+        <w:pStyle w:val="MessageByline"/>
+      </w:pPr>
+      <w:r>
+        <w:t xml:space="preserve">Ahmad Sulaimiy</w:t>
       </w:r>
     </w:p>
     <w:p>
@@ -57154,10 +57162,8 @@
     </w:tbl>
     <w:bookmarkEnd w:id="121"/>
     <w:sectPr>
-      <w:headerReference r:id="rId9" w:type="default"/>
-      <w:footerReference r:id="rId11" w:type="default"/>
-      <w:headerReference r:id="rId10" w:type="first"/>
-      <w:footerReference r:id="rId12" w:type="first"/>
+      <w:headerReference w:type="default" r:id="rId13"/>
+      <w:footerReference w:type="default" r:id="rId14"/>
       <w:pgSz w:h="15840" w:w="12240"/>
       <w:pgMar w:bottom="1440" w:footer="720" w:header="720" w:left="1584" w:right="1584" w:top="1440"/>
       <w:titlePg/>
@@ -57182,11 +57188,47 @@
       <w:spacing w:before="120"/>
     </w:pPr>
     <w:r/>
+    <w:r>
+      <w:rPr>
+        <w:rFonts w:ascii="Archivo SemiBold" w:hAnsi="Archivo SemiBold"/>
+        <w:smallCaps/>
+        <w:color w:val="5B6372"/>
+        <w:sz w:val="15"/>
+        <w:spacing w:val="10"/>
+      </w:rPr>
+      <w:t>AMIU-SB-002</w:t>
+    </w:r>
+    <w:r>
+      <w:tab/>
+      <w:tab/>
+    </w:r>
+    <w:r>
+      <w:rPr>
+        <w:rFonts w:ascii="Source Serif 4" w:hAnsi="Source Serif 4"/>
+        <w:b w:val="0"/>
+        <w:color w:val="122A4E"/>
+        <w:sz w:val="20"/>
+      </w:rPr>
+      <w:fldChar w:fldCharType="begin"/>
+      <w:instrText xml:space="preserve">PAGE</w:instrText>
+      <w:fldChar w:fldCharType="end"/>
+    </w:r>
   </w:p>
 </w:ftr>
 </file>
 
 <file path=word/footer2.xml><?xml version="1.0" encoding="utf-8"?>
+<w:ftr xmlns:m="http://schemas.openxmlformats.org/officeDocument/2006/math" xmlns:mc="http://schemas.openxmlformats.org/markup-compatibility/2006" xmlns:mo="http://schemas.microsoft.com/office/mac/office/2008/main" xmlns:mv="urn:schemas-microsoft-com:mac:vml" xmlns:o="urn:schemas-microsoft-com:office:office" xmlns:r="http://schemas.openxmlformats.org/officeDocument/2006/relationships" xmlns:v="urn:schemas-microsoft-com:vml" xmlns:w10="urn:schemas-microsoft-com:office:word" xmlns:w14="http://schemas.microsoft.com/office/word/2010/wordml" xmlns:w="http://schemas.openxmlformats.org/wordprocessingml/2006/main" xmlns:wne="http://schemas.microsoft.com/office/word/2006/wordml" xmlns:wp14="http://schemas.microsoft.com/office/word/2010/wordprocessingDrawing" xmlns:wp="http://schemas.openxmlformats.org/drawingml/2006/wordprocessingDrawing" xmlns:wpc="http://schemas.microsoft.com/office/word/2010/wordprocessingCanvas" xmlns:wpg="http://schemas.microsoft.com/office/word/2010/wordprocessingGroup" xmlns:wpi="http://schemas.microsoft.com/office/word/2010/wordprocessingInk" xmlns:wps="http://schemas.microsoft.com/office/word/2010/wordprocessingShape" mc:Ignorable="w14 wp14">
+  <w:p>
+    <w:pPr>
+      <w:pStyle w:val="Footer"/>
+    </w:pPr>
+    <w:r/>
+  </w:p>
+</w:ftr>
+</file>
+
+<file path=word/footer3.xml><?xml version="1.0" encoding="utf-8"?>
 <w:ftr xmlns:m="http://schemas.openxmlformats.org/officeDocument/2006/math" xmlns:mc="http://schemas.openxmlformats.org/markup-compatibility/2006" xmlns:mo="http://schemas.microsoft.com/office/mac/office/2008/main" xmlns:mv="urn:schemas-microsoft-com:mac:vml" xmlns:o="urn:schemas-microsoft-com:office:office" xmlns:r="http://schemas.openxmlformats.org/officeDocument/2006/relationships" xmlns:v="urn:schemas-microsoft-com:vml" xmlns:w10="urn:schemas-microsoft-com:office:word" xmlns:w14="http://schemas.microsoft.com/office/word/2010/wordml" xmlns:w="http://schemas.openxmlformats.org/wordprocessingml/2006/main" xmlns:wne="http://schemas.microsoft.com/office/word/2006/wordml" xmlns:wp14="http://schemas.microsoft.com/office/word/2010/wordprocessingDrawing" xmlns:wp="http://schemas.openxmlformats.org/drawingml/2006/wordprocessingDrawing" xmlns:wpc="http://schemas.microsoft.com/office/word/2010/wordprocessingCanvas" xmlns:wpg="http://schemas.microsoft.com/office/word/2010/wordprocessingGroup" xmlns:wpi="http://schemas.microsoft.com/office/word/2010/wordprocessingInk" xmlns:wps="http://schemas.microsoft.com/office/word/2010/wordprocessingShape" mc:Ignorable="w14 wp14">
   <w:p>
     <w:pPr>
@@ -57230,11 +57272,46 @@
       </w:pBdr>
     </w:pPr>
     <w:r/>
+    <w:r>
+      <w:rPr>
+        <w:rFonts w:ascii="Archivo SemiBold" w:hAnsi="Archivo SemiBold"/>
+        <w:b w:val="0"/>
+        <w:caps/>
+        <w:smallCaps/>
+        <w:color w:val="122A4E"/>
+        <w:sz w:val="17"/>
+        <w:spacing w:val="14"/>
+      </w:rPr>
+      <w:t>Al-Mulk International University</w:t>
+    </w:r>
+    <w:r>
+      <w:tab/>
+    </w:r>
+    <w:r>
+      <w:rPr>
+        <w:rFonts w:ascii="Fraunces" w:hAnsi="Fraunces"/>
+        <w:i/>
+        <w:color w:val="5B6372"/>
+        <w:sz w:val="19"/>
+      </w:rPr>
+      <w:t>Strategic Implementation Blueprint 2028–2050</w:t>
+    </w:r>
   </w:p>
 </w:hdr>
 </file>
 
 <file path=word/header2.xml><?xml version="1.0" encoding="utf-8"?>
+<w:hdr xmlns:m="http://schemas.openxmlformats.org/officeDocument/2006/math" xmlns:mc="http://schemas.openxmlformats.org/markup-compatibility/2006" xmlns:mo="http://schemas.microsoft.com/office/mac/office/2008/main" xmlns:mv="urn:schemas-microsoft-com:mac:vml" xmlns:o="urn:schemas-microsoft-com:office:office" xmlns:r="http://schemas.openxmlformats.org/officeDocument/2006/relationships" xmlns:v="urn:schemas-microsoft-com:vml" xmlns:w10="urn:schemas-microsoft-com:office:word" xmlns:w14="http://schemas.microsoft.com/office/word/2010/wordml" xmlns:w="http://schemas.openxmlformats.org/wordprocessingml/2006/main" xmlns:wne="http://schemas.microsoft.com/office/word/2006/wordml" xmlns:wp14="http://schemas.microsoft.com/office/word/2010/wordprocessingDrawing" xmlns:wp="http://schemas.openxmlformats.org/drawingml/2006/wordprocessingDrawing" xmlns:wpc="http://schemas.microsoft.com/office/word/2010/wordprocessingCanvas" xmlns:wpg="http://schemas.microsoft.com/office/word/2010/wordprocessingGroup" xmlns:wpi="http://schemas.microsoft.com/office/word/2010/wordprocessingInk" xmlns:wps="http://schemas.microsoft.com/office/word/2010/wordprocessingShape" mc:Ignorable="w14 wp14">
+  <w:p>
+    <w:pPr>
+      <w:pStyle w:val="Header"/>
+    </w:pPr>
+    <w:r/>
+  </w:p>
+</w:hdr>
+</file>
+
+<file path=word/header3.xml><?xml version="1.0" encoding="utf-8"?>
 <w:hdr xmlns:m="http://schemas.openxmlformats.org/officeDocument/2006/math" xmlns:mc="http://schemas.openxmlformats.org/markup-compatibility/2006" xmlns:mo="http://schemas.microsoft.com/office/mac/office/2008/main" xmlns:mv="urn:schemas-microsoft-com:mac:vml" xmlns:o="urn:schemas-microsoft-com:office:office" xmlns:r="http://schemas.openxmlformats.org/officeDocument/2006/relationships" xmlns:v="urn:schemas-microsoft-com:vml" xmlns:w10="urn:schemas-microsoft-com:office:word" xmlns:w14="http://schemas.microsoft.com/office/word/2010/wordml" xmlns:w="http://schemas.openxmlformats.org/wordprocessingml/2006/main" xmlns:wne="http://schemas.microsoft.com/office/word/2006/wordml" xmlns:wp14="http://schemas.microsoft.com/office/word/2010/wordprocessingDrawing" xmlns:wp="http://schemas.openxmlformats.org/drawingml/2006/wordprocessingDrawing" xmlns:wpc="http://schemas.microsoft.com/office/word/2010/wordprocessingCanvas" xmlns:wpg="http://schemas.microsoft.com/office/word/2010/wordprocessingGroup" xmlns:wpi="http://schemas.microsoft.com/office/word/2010/wordprocessingInk" xmlns:wps="http://schemas.microsoft.com/office/word/2010/wordprocessingShape" mc:Ignorable="w14 wp14">
   <w:p>
     <w:pPr>
